--- a/documentation.docx
+++ b/documentation.docx
@@ -1,6 +1,6 @@
 
 <file path=word/document.xml><?xml version="1.0" encoding="utf-8"?>
-<w:document xmlns:wpc="http://schemas.microsoft.com/office/word/2010/wordprocessingCanvas" xmlns:cx="http://schemas.microsoft.com/office/drawing/2014/chartex" xmlns:cx1="http://schemas.microsoft.com/office/drawing/2015/9/8/chartex" xmlns:cx2="http://schemas.microsoft.com/office/drawing/2015/10/21/chartex" xmlns:cx3="http://schemas.microsoft.com/office/drawing/2016/5/9/chartex" xmlns:cx4="http://schemas.microsoft.com/office/drawing/2016/5/10/chartex" xmlns:cx5="http://schemas.microsoft.com/office/drawing/2016/5/11/chartex" xmlns:cx6="http://schemas.microsoft.com/office/drawing/2016/5/12/chartex" xmlns:cx7="http://schemas.microsoft.com/office/drawing/2016/5/13/chartex" xmlns:cx8="http://schemas.microsoft.com/office/drawing/2016/5/14/chartex" xmlns:mc="http://schemas.openxmlformats.org/markup-compatibility/2006" xmlns:aink="http://schemas.microsoft.com/office/drawing/2016/ink" xmlns:am3d="http://schemas.microsoft.com/office/drawing/2017/model3d" xmlns:o="urn:schemas-microsoft-com:office:office" xmlns:oel="http://schemas.microsoft.com/office/2019/extlst" xmlns:r="http://schemas.openxmlformats.org/officeDocument/2006/relationships" xmlns:m="http://schemas.openxmlformats.org/officeDocument/2006/math" xmlns:v="urn:schemas-microsoft-com:vml" xmlns:wp14="http://schemas.microsoft.com/office/word/2010/wordprocessingDrawing" xmlns:wp="http://schemas.openxmlformats.org/drawingml/2006/wordprocessingDrawing" xmlns:w10="urn:schemas-microsoft-com:office:word" xmlns:w="http://schemas.openxmlformats.org/wordprocessingml/2006/main" xmlns:w14="http://schemas.microsoft.com/office/word/2010/wordml" xmlns:w15="http://schemas.microsoft.com/office/word/2012/wordml" xmlns:w16cex="http://schemas.microsoft.com/office/word/2018/wordml/cex" xmlns:w16cid="http://schemas.microsoft.com/office/word/2016/wordml/cid" xmlns:w16="http://schemas.microsoft.com/office/word/2018/wordml" xmlns:w16du="http://schemas.microsoft.com/office/word/2023/wordml/word16du" xmlns:w16sdtdh="http://schemas.microsoft.com/office/word/2020/wordml/sdtdatahash" xmlns:w16sdtfl="http://schemas.microsoft.com/office/word/2024/wordml/sdtformatlock" xmlns:w16se="http://schemas.microsoft.com/office/word/2015/wordml/symex" xmlns:wpg="http://schemas.microsoft.com/office/word/2010/wordprocessingGroup" xmlns:wpi="http://schemas.microsoft.com/office/word/2010/wordprocessingInk" xmlns:wne="http://schemas.microsoft.com/office/word/2006/wordml" xmlns:wps="http://schemas.microsoft.com/office/word/2010/wordprocessingShape" mc:Ignorable="w14 w15 w16se w16cid w16 w16cex w16sdtdh w16sdtfl w16du wp14">
+<w:document xmlns:wpc="http://schemas.microsoft.com/office/word/2010/wordprocessingCanvas" xmlns:mc="http://schemas.openxmlformats.org/markup-compatibility/2006" xmlns:o="urn:schemas-microsoft-com:office:office" xmlns:r="http://schemas.openxmlformats.org/officeDocument/2006/relationships" xmlns:m="http://schemas.openxmlformats.org/officeDocument/2006/math" xmlns:v="urn:schemas-microsoft-com:vml" xmlns:wp14="http://schemas.microsoft.com/office/word/2010/wordprocessingDrawing" xmlns:wp="http://schemas.openxmlformats.org/drawingml/2006/wordprocessingDrawing" xmlns:w10="urn:schemas-microsoft-com:office:word" xmlns:w="http://schemas.openxmlformats.org/wordprocessingml/2006/main" xmlns:w14="http://schemas.microsoft.com/office/word/2010/wordml" xmlns:wpg="http://schemas.microsoft.com/office/word/2010/wordprocessingGroup" xmlns:wpi="http://schemas.microsoft.com/office/word/2010/wordprocessingInk" xmlns:wne="http://schemas.microsoft.com/office/word/2006/wordml" xmlns:wps="http://schemas.microsoft.com/office/word/2010/wordprocessingShape" mc:Ignorable="w14 wp14">
   <w:body>
     <w:p>
       <w:pPr>
@@ -864,14 +864,9 @@
       </w:pPr>
       <w:bookmarkStart w:id="9" w:name="_Toc265989762"/>
       <w:r>
-        <w:t xml:space="preserve">4.10 Table and Figure </w:t>
-      </w:r>
-      <w:proofErr w:type="spellStart"/>
-      <w:r>
-        <w:t>labeling</w:t>
+        <w:t>4.10 Table and Figure labeling</w:t>
       </w:r>
       <w:bookmarkEnd w:id="9"/>
-      <w:proofErr w:type="spellEnd"/>
     </w:p>
     <w:p>
       <w:pPr>
@@ -887,39 +882,7 @@
           <w:rFonts w:cs="Times New Roman"/>
           <w:szCs w:val="24"/>
         </w:rPr>
-        <w:t xml:space="preserve">Table Section </w:t>
-      </w:r>
-      <w:proofErr w:type="spellStart"/>
-      <w:r>
-        <w:rPr>
-          <w:rFonts w:cs="Times New Roman"/>
-          <w:szCs w:val="24"/>
-        </w:rPr>
-        <w:t>No.Table</w:t>
-      </w:r>
-      <w:proofErr w:type="spellEnd"/>
-      <w:r>
-        <w:rPr>
-          <w:rFonts w:cs="Times New Roman"/>
-          <w:szCs w:val="24"/>
-        </w:rPr>
-        <w:t xml:space="preserve"> No – Table Name, Times New Roman, 10, Normal, </w:t>
-      </w:r>
-      <w:proofErr w:type="spellStart"/>
-      <w:r>
-        <w:rPr>
-          <w:rFonts w:cs="Times New Roman"/>
-          <w:szCs w:val="24"/>
-        </w:rPr>
-        <w:t>center</w:t>
-      </w:r>
-      <w:proofErr w:type="spellEnd"/>
-      <w:r>
-        <w:rPr>
-          <w:rFonts w:cs="Times New Roman"/>
-          <w:szCs w:val="24"/>
-        </w:rPr>
-        <w:t xml:space="preserve"> </w:t>
+        <w:t xml:space="preserve">Table Section No.Table No – Table Name, Times New Roman, 10, Normal, center </w:t>
       </w:r>
     </w:p>
     <w:p>
@@ -993,40 +956,15 @@
           <w:rFonts w:cs="Times New Roman"/>
           <w:szCs w:val="20"/>
         </w:rPr>
-        <w:t xml:space="preserve">Figure Section </w:t>
-      </w:r>
-      <w:proofErr w:type="spellStart"/>
+        <w:t>Figure Section No.Figure No – Figure Name, Times New Roman, 10, Normal</w:t>
+      </w:r>
       <w:r>
         <w:rPr>
           <w:rFonts w:cs="Times New Roman"/>
           <w:szCs w:val="20"/>
         </w:rPr>
-        <w:t>No.Figure</w:t>
-      </w:r>
-      <w:proofErr w:type="spellEnd"/>
-      <w:r>
-        <w:rPr>
-          <w:rFonts w:cs="Times New Roman"/>
-          <w:szCs w:val="20"/>
-        </w:rPr>
-        <w:t xml:space="preserve"> No – Figure Name, Times New Roman, 10, Normal</w:t>
-      </w:r>
-      <w:r>
-        <w:rPr>
-          <w:rFonts w:cs="Times New Roman"/>
-          <w:szCs w:val="20"/>
-        </w:rPr>
-        <w:t xml:space="preserve">, </w:t>
-      </w:r>
-      <w:proofErr w:type="spellStart"/>
-      <w:r>
-        <w:rPr>
-          <w:rFonts w:cs="Times New Roman"/>
-          <w:szCs w:val="20"/>
-        </w:rPr>
-        <w:t>center</w:t>
-      </w:r>
-      <w:proofErr w:type="spellEnd"/>
+        <w:t>, center</w:t>
+      </w:r>
     </w:p>
     <w:p>
       <w:pPr>
@@ -1084,7 +1022,6 @@
       </w:pPr>
       <w:bookmarkStart w:id="10" w:name="_Toc265989763"/>
       <w:r>
-        <w:lastRenderedPageBreak/>
         <w:t>4.11 Binding</w:t>
       </w:r>
       <w:bookmarkEnd w:id="10"/>
@@ -1103,39 +1040,7 @@
           <w:rFonts w:cs="Times New Roman"/>
           <w:szCs w:val="20"/>
         </w:rPr>
-        <w:t xml:space="preserve">Proposal: Tape Binding (1 Copy during </w:t>
-      </w:r>
-      <w:proofErr w:type="spellStart"/>
-      <w:r>
-        <w:rPr>
-          <w:rFonts w:cs="Times New Roman"/>
-          <w:szCs w:val="20"/>
-        </w:rPr>
-        <w:t>defense</w:t>
-      </w:r>
-      <w:proofErr w:type="spellEnd"/>
-      <w:r>
-        <w:rPr>
-          <w:rFonts w:cs="Times New Roman"/>
-          <w:szCs w:val="20"/>
-        </w:rPr>
-        <w:t xml:space="preserve"> and after </w:t>
-      </w:r>
-      <w:proofErr w:type="spellStart"/>
-      <w:r>
-        <w:rPr>
-          <w:rFonts w:cs="Times New Roman"/>
-          <w:szCs w:val="20"/>
-        </w:rPr>
-        <w:t>defense</w:t>
-      </w:r>
-      <w:proofErr w:type="spellEnd"/>
-      <w:r>
-        <w:rPr>
-          <w:rFonts w:cs="Times New Roman"/>
-          <w:szCs w:val="20"/>
-        </w:rPr>
-        <w:t>, 2 copies of finalized version of the proposal with correction need to be submitted to the college).</w:t>
+        <w:t>Proposal: Tape Binding (1 Copy during defense and after defense, 2 copies of finalized version of the proposal with correction need to be submitted to the college).</w:t>
       </w:r>
     </w:p>
     <w:p>
@@ -1355,7 +1260,6 @@
           <w:noProof/>
           <w:lang w:val="en-US"/>
         </w:rPr>
-        <w:lastRenderedPageBreak/>
         <w:drawing>
           <wp:inline distT="0" distB="0" distL="0" distR="0" wp14:anchorId="7ED736C8" wp14:editId="19800969">
             <wp:extent cx="2379345" cy="694055"/>
@@ -1372,11 +1276,11 @@
                     <pic:cNvPicPr/>
                   </pic:nvPicPr>
                   <pic:blipFill>
-                    <a:blip r:embed="rId10">
+                    <a:blip r:embed="rId12">
                       <a:extLst>
                         <a:ext uri="{BEBA8EAE-BF5A-486C-A8C5-ECC9F3942E4B}">
                           <a14:imgProps xmlns:a14="http://schemas.microsoft.com/office/drawing/2010/main">
-                            <a14:imgLayer r:embed="rId11">
+                            <a14:imgLayer r:embed="rId13">
                               <a14:imgEffect>
                                 <a14:saturation sat="0"/>
                               </a14:imgEffect>
@@ -1542,16 +1446,18 @@
           <w:placeholder>
             <w:docPart w:val="272C1A22B7244BE3AEDB1C3778ACA723"/>
           </w:placeholder>
-          <w:showingPlcHdr/>
           <w:dataBinding w:prefixMappings="xmlns:ns0='http://purl.org/dc/elements/1.1/' xmlns:ns1='http://schemas.openxmlformats.org/package/2006/metadata/core-properties' " w:xpath="/ns1:coreProperties[1]/ns0:title[1]" w:storeItemID="{6C3C8BC8-F283-45AE-878A-BAB7291924A1}"/>
           <w:text/>
         </w:sdtPr>
         <w:sdtContent>
           <w:r>
             <w:rPr>
-              <w:rStyle w:val="PlaceholderText"/>
+              <w:b/>
+              <w:bCs/>
+              <w:sz w:val="28"/>
+              <w:szCs w:val="28"/>
             </w:rPr>
-            <w:t>[Title]</w:t>
+            <w:t>Student Fine management system</w:t>
           </w:r>
         </w:sdtContent>
       </w:sdt>
@@ -1697,7 +1603,7 @@
               </wp:inline>
             </w:drawing>
           </mc:Choice>
-          <mc:Fallback>
+          <mc:Fallback xmlns:cx="http://schemas.microsoft.com/office/drawing/2014/chartex" xmlns:cx1="http://schemas.microsoft.com/office/drawing/2015/9/8/chartex" xmlns:cx2="http://schemas.microsoft.com/office/drawing/2015/10/21/chartex" xmlns:cx3="http://schemas.microsoft.com/office/drawing/2016/5/9/chartex" xmlns:cx4="http://schemas.microsoft.com/office/drawing/2016/5/10/chartex" xmlns:cx5="http://schemas.microsoft.com/office/drawing/2016/5/11/chartex" xmlns:cx6="http://schemas.microsoft.com/office/drawing/2016/5/12/chartex" xmlns:cx7="http://schemas.microsoft.com/office/drawing/2016/5/13/chartex" xmlns:cx8="http://schemas.microsoft.com/office/drawing/2016/5/14/chartex" xmlns:aink="http://schemas.microsoft.com/office/drawing/2016/ink" xmlns:am3d="http://schemas.microsoft.com/office/drawing/2017/model3d" xmlns:oel="http://schemas.microsoft.com/office/2019/extlst" xmlns:w15="http://schemas.microsoft.com/office/word/2012/wordml" xmlns:w16cex="http://schemas.microsoft.com/office/word/2018/wordml/cex" xmlns:w16cid="http://schemas.microsoft.com/office/word/2016/wordml/cid" xmlns:w16="http://schemas.microsoft.com/office/word/2018/wordml" xmlns:w16du="http://schemas.microsoft.com/office/word/2023/wordml/word16du" xmlns:w16sdtdh="http://schemas.microsoft.com/office/word/2020/wordml/sdtdatahash" xmlns:w16sdtfl="http://schemas.microsoft.com/office/word/2024/wordml/sdtformatlock" xmlns:w16se="http://schemas.microsoft.com/office/word/2015/wordml/symex">
             <w:pict>
               <v:group w14:anchorId="276D49EC" id="Group 5" o:spid="_x0000_s1026" style="width:68.5pt;height:110pt;mso-position-horizontal-relative:char;mso-position-vertical-relative:line" coordsize="6762,16097" o:gfxdata="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">
                 <v:line id="Straight Connector 2" o:spid="_x0000_s1027" style="position:absolute;visibility:visible;mso-wrap-style:square" from="3333,0" to="3333,16097" o:connectortype="straight" o:gfxdata="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" strokecolor="black [3200]" strokeweight="2.5pt">
@@ -2061,7 +1967,6 @@
           <w:p>
             <w:pPr>
               <w:spacing w:before="120" w:line="360" w:lineRule="auto"/>
-              <w:jc w:val="center"/>
               <w:rPr>
                 <w:rFonts w:cs="Times New Roman"/>
                 <w:b/>
@@ -2072,7 +1977,7 @@
               <w:rPr>
                 <w:rFonts w:cs="Times New Roman"/>
               </w:rPr>
-              <w:t>Generic Name</w:t>
+              <w:t xml:space="preserve">     Aastha GC</w:t>
             </w:r>
           </w:p>
         </w:tc>
@@ -2165,7 +2070,6 @@
           <w:p>
             <w:pPr>
               <w:spacing w:before="120" w:line="360" w:lineRule="auto"/>
-              <w:jc w:val="center"/>
               <w:rPr>
                 <w:rFonts w:cs="Times New Roman"/>
                 <w:b/>
@@ -2176,7 +2080,7 @@
               <w:rPr>
                 <w:rFonts w:cs="Times New Roman"/>
               </w:rPr>
-              <w:t>Generic Name</w:t>
+              <w:t xml:space="preserve">     Shital Thapa</w:t>
             </w:r>
           </w:p>
         </w:tc>
@@ -2276,12 +2180,6 @@
                 <w:bCs/>
               </w:rPr>
             </w:pPr>
-            <w:r>
-              <w:rPr>
-                <w:rFonts w:cs="Times New Roman"/>
-              </w:rPr>
-              <w:t>Generic Name</w:t>
-            </w:r>
           </w:p>
         </w:tc>
         <w:tc>
@@ -2299,12 +2197,6 @@
                 <w:bCs/>
               </w:rPr>
             </w:pPr>
-            <w:r>
-              <w:rPr>
-                <w:rFonts w:cs="Times New Roman"/>
-              </w:rPr>
-              <w:t>BCA</w:t>
-            </w:r>
           </w:p>
         </w:tc>
         <w:tc>
@@ -2322,19 +2214,6 @@
                 <w:bCs/>
               </w:rPr>
             </w:pPr>
-            <w:r>
-              <w:rPr>
-                <w:rFonts w:cs="Times New Roman"/>
-              </w:rPr>
-              <w:t>2</w:t>
-            </w:r>
-            <w:r>
-              <w:rPr>
-                <w:rFonts w:cs="Times New Roman"/>
-                <w:vertAlign w:val="superscript"/>
-              </w:rPr>
-              <w:t>nd</w:t>
-            </w:r>
           </w:p>
         </w:tc>
         <w:tc>
@@ -2352,12 +2231,6 @@
                 <w:bCs/>
               </w:rPr>
             </w:pPr>
-            <w:r>
-              <w:rPr>
-                <w:rFonts w:cs="Times New Roman"/>
-              </w:rPr>
-              <w:t>2019-00-00-0000</w:t>
-            </w:r>
           </w:p>
         </w:tc>
       </w:tr>
@@ -2417,7 +2290,7 @@
           <w:noProof/>
           <w:szCs w:val="24"/>
         </w:rPr>
-        <w:t>02/05/2026</w:t>
+        <w:t>12/05/2026</w:t>
       </w:r>
       <w:r>
         <w:rPr>
@@ -2471,7 +2344,6 @@
           <w:sz w:val="32"/>
           <w:szCs w:val="32"/>
         </w:rPr>
-        <w:lastRenderedPageBreak/>
         <w:t>Acknowledgement</w:t>
       </w:r>
     </w:p>
@@ -2544,7 +2416,7 @@
         <w:jc w:val="both"/>
       </w:pPr>
       <w:r>
-        <w:t>Generic Thapa</w:t>
+        <w:t>Aastha GC</w:t>
       </w:r>
     </w:p>
     <w:p>
@@ -2553,7 +2425,7 @@
         <w:jc w:val="both"/>
       </w:pPr>
       <w:r>
-        <w:t>Generic Sharma</w:t>
+        <w:t>Shital Thapa</w:t>
       </w:r>
     </w:p>
     <w:p>
@@ -2561,18 +2433,12 @@
         <w:spacing w:before="120" w:after="0" w:line="360" w:lineRule="auto"/>
         <w:jc w:val="both"/>
       </w:pPr>
-      <w:r>
-        <w:t>Generic Gurung</w:t>
-      </w:r>
     </w:p>
     <w:p>
       <w:pPr>
         <w:spacing w:before="120" w:after="0" w:line="360" w:lineRule="auto"/>
         <w:jc w:val="both"/>
       </w:pPr>
-      <w:r>
-        <w:t>Generic Nepali</w:t>
-      </w:r>
     </w:p>
     <w:p>
       <w:pPr>
@@ -2625,7 +2491,6 @@
           <w:sz w:val="32"/>
           <w:szCs w:val="32"/>
         </w:rPr>
-        <w:lastRenderedPageBreak/>
         <w:t>Declaration for</w:t>
       </w:r>
     </w:p>
@@ -2830,7 +2695,6 @@
           <w:sz w:val="28"/>
           <w:szCs w:val="24"/>
         </w:rPr>
-        <w:lastRenderedPageBreak/>
         <w:t>Supervisor</w:t>
       </w:r>
       <w:r>
@@ -2921,7 +2785,6 @@
         </w:rPr>
         <w:t>_</w:t>
       </w:r>
-      <w:proofErr w:type="spellStart"/>
       <w:r>
         <w:rPr>
           <w:rFonts w:cs="Times New Roman"/>
@@ -2929,7 +2792,6 @@
         </w:rPr>
         <w:t>th</w:t>
       </w:r>
-      <w:proofErr w:type="spellEnd"/>
       <w:r>
         <w:rPr>
           <w:rFonts w:cs="Times New Roman"/>
@@ -3088,7 +2950,6 @@
           <w:sz w:val="32"/>
           <w:szCs w:val="24"/>
         </w:rPr>
-        <w:lastRenderedPageBreak/>
         <w:t>Letter of Approval</w:t>
       </w:r>
     </w:p>
@@ -3563,7 +3424,6 @@
           <w:sz w:val="32"/>
           <w:szCs w:val="32"/>
         </w:rPr>
-        <w:lastRenderedPageBreak/>
         <w:t>TABLE OF CONTENT</w:t>
       </w:r>
     </w:p>
@@ -4541,7 +4401,6 @@
           <w:sz w:val="32"/>
           <w:szCs w:val="32"/>
         </w:rPr>
-        <w:lastRenderedPageBreak/>
         <w:t>LIST OF FIGURES</w:t>
       </w:r>
     </w:p>
@@ -4584,7 +4443,6 @@
           <w:sz w:val="32"/>
           <w:szCs w:val="32"/>
         </w:rPr>
-        <w:lastRenderedPageBreak/>
         <w:t>ABBREVIATIONS</w:t>
       </w:r>
     </w:p>
@@ -5277,188 +5135,108 @@
         <w:jc w:val="both"/>
       </w:pPr>
       <w:r>
-        <w:lastRenderedPageBreak/>
         <w:t>Introduction</w:t>
       </w:r>
     </w:p>
     <w:p>
       <w:pPr>
-        <w:spacing w:after="0" w:line="360" w:lineRule="auto"/>
-        <w:jc w:val="both"/>
-      </w:pPr>
-      <w:r>
-        <w:t>Movie Ticket Management System is a system process whereby customers can directly purchase or bo</w:t>
-      </w:r>
-      <w:r>
-        <w:t>ok the ticket which helps to kee</w:t>
-      </w:r>
-      <w:r>
-        <w:t>p the record</w:t>
-      </w:r>
-      <w:r>
-        <w:t>s and store the customer’s details</w:t>
+        <w:spacing w:before="120" w:after="0" w:line="360" w:lineRule="auto"/>
+        <w:jc w:val="both"/>
+      </w:pPr>
+      <w:r>
+        <w:t>Student Fine Management system is a software project used to manage student fines in school/colleges and other many educational institutions. It helps to keep records of fines , Payments and student details in an easy and organised way. The system reduces manual work, save times, and improve accuracy in maintain fine records. It is useful for tracking paid and unpaid fines efficiently. In many i</w:t>
+      </w:r>
+      <w:r>
+        <w:t xml:space="preserve">nstitutions fines are imposed on </w:t>
+      </w:r>
+      <w:r>
+        <w:t>students</w:t>
+      </w:r>
+      <w:r>
+        <w:t xml:space="preserve"> for various reasons such as late payment of fees, library book delays, breaking institutional rules, or failure to submit assignments on time. These fines records are maintained manually in registers or paper files which is a time consuming process. The student fine management system provides a digital platform where administrators can easily manage all fine related activities. The system allows the admin to store student information, add new fine record, update payment status, search student details, and generate reports whenever required. By using this system, educational institutions can reduce paper work and improve the accuracy and efficiency of fine management</w:t>
+      </w:r>
+      <w:r>
+        <w:t>.</w:t>
+      </w:r>
+    </w:p>
+    <w:p>
+      <w:pPr>
+        <w:spacing w:before="120" w:after="0" w:line="360" w:lineRule="auto"/>
+        <w:jc w:val="both"/>
+      </w:pPr>
+      <w:r>
+        <w:t xml:space="preserve">The system is designed in a simple and user friendly manner so that it can be easily used by administrative staff without requiring advance technical knowledge. Each student is assigned a unique identification number through which there fine details can be accessed quickly. The system also helps maintain transparency because students fines record can be stored systematically whenever necessary. The student fine management system generally consist of different modules such as student management, fine management, payment management. The student Management module stores basic student details such as name, roll no, class and contact information. The fine management module records the type of fine, amount, date and reason of the file. The payment management module keeps track of whether the fine has been paid or not. The report module helps generate summarizes of collected fines and pending dues. </w:t>
+      </w:r>
+    </w:p>
+    <w:p>
+      <w:pPr>
+        <w:spacing w:before="120" w:after="0" w:line="360" w:lineRule="auto"/>
+        <w:jc w:val="both"/>
+      </w:pPr>
+      <w:r>
+        <w:t xml:space="preserve">Traditionally, fine management systems in many institutions are handled manually by administrative staff. This manual process requires a lot of paper work and continuous effort to update records regularly. As the number of students increases, maintaining fine records becomes more complex. There may be problems such as loss of records, duplicate entries incorrect calculations, difficultly in searching student details and delays in updating a payments status. </w:t>
+      </w:r>
+      <w:r>
+        <w:t>In addition, generating reports about collectd fines and pending dues becomes challenging in a manual system. Therefore, there is a need for an automated and computerized system that can manage student fine records accurately and efficiently.</w:t>
+      </w:r>
+    </w:p>
+    <w:p>
+      <w:pPr>
+        <w:spacing w:before="120" w:after="0" w:line="360" w:lineRule="auto"/>
+        <w:jc w:val="both"/>
+      </w:pPr>
+      <w:r>
+        <w:t>The student fine management system is develop with the objective of simplifying the fine management process and improving administrative efficacy.  The system stores all information in a data base, which allows easy retrieval and modification of records. Each student is assigned a unique identification number or roll no, making it easier to access there fie details quickly. Administrators can also keep track of paid and unpaid fines, which helps maintain transparency and accountability with in a institution.</w:t>
+      </w:r>
+    </w:p>
+    <w:p>
+      <w:pPr>
+        <w:spacing w:before="120" w:after="0" w:line="360" w:lineRule="auto"/>
+        <w:jc w:val="both"/>
+      </w:pPr>
+      <w:r>
+        <w:t>For our project, we divided work between us from the beginning</w:t>
+      </w:r>
+      <w:r>
+        <w:t xml:space="preserve">. Documentations and coding was divided between all of us. Mainly, Gantt chart was sketched and requirement traceability matrix was done by Aastha G.C. similarly, Flowchart and DFD was graphically designed by Shital Thapa. Research about project related information and testing platform and was handled by Arpan Pokhrel. However, each member contributed to the coding and testing of each module and provided there variable inputs to improve the system. </w:t>
+      </w:r>
+    </w:p>
+    <w:p>
+      <w:pPr>
+        <w:spacing w:before="120" w:after="0" w:line="360" w:lineRule="auto"/>
+        <w:jc w:val="both"/>
+      </w:pPr>
+      <w:r>
+        <w:t>While doing research we knew that thee were  many difficulties regarding collection of data, multiple set booking, data was in accurate, adaptation in system according to government policy was difficult while changing. By keeping this difficulties we made this system and we were successful to minimize this difficulties using C++</w:t>
       </w:r>
       <w:r>
         <w:t xml:space="preserve">. </w:t>
       </w:r>
-      <w:r>
-        <w:t>The main purpose of this project is to provide a customer with an alternative and convenient manner to buy movie tickets as per their needs. In the existing system there are several drawbacks. So, to sort out all the existing problems this project was chosen because it provides customer</w:t>
-      </w:r>
-      <w:r>
-        <w:t xml:space="preserve"> with an alternative and convenient manner to buy movie tickets as per their needs. This system helps to generate the movie records to add and update it. Paper based or traditional system will be changed into computerized system which will be more helpful and reliable.</w:t>
-      </w:r>
-    </w:p>
-    <w:p>
-      <w:pPr>
-        <w:spacing w:after="0" w:line="360" w:lineRule="auto"/>
-        <w:jc w:val="both"/>
-      </w:pPr>
-    </w:p>
-    <w:p>
-      <w:pPr>
-        <w:spacing w:after="0" w:line="360" w:lineRule="auto"/>
-        <w:jc w:val="both"/>
-      </w:pPr>
-      <w:r>
-        <w:t>This system helps to minimize the number of staffs at the ticket counter and to increase the profit of organization. Currently, Ticket seller cannot handle all the customers at the same time if he/she is working manually. Hence, in order to reduce this proble</w:t>
-      </w:r>
-      <w:r>
-        <w:t>m a system is to be developed or</w:t>
-      </w:r>
-      <w:r>
-        <w:t xml:space="preserve"> required as per the today’s world scenario. So, for that we developed the system called Movie Ticket Management System.</w:t>
-      </w:r>
-    </w:p>
-    <w:p>
-      <w:pPr>
-        <w:spacing w:after="0" w:line="360" w:lineRule="auto"/>
-        <w:jc w:val="both"/>
-      </w:pPr>
-    </w:p>
-    <w:p>
-      <w:pPr>
-        <w:spacing w:after="0" w:line="360" w:lineRule="auto"/>
-        <w:jc w:val="both"/>
-      </w:pPr>
-      <w:r>
-        <w:t>For our project, we divided work between us from the beginning. Documentation and coding was divided between all of us. Mainly, G</w:t>
-      </w:r>
-      <w:r>
-        <w:t>antt chart was sketched and</w:t>
-      </w:r>
-      <w:r>
-        <w:t xml:space="preserve"> requirement traceability matrix</w:t>
-      </w:r>
-      <w:r>
-        <w:t xml:space="preserve"> </w:t>
-      </w:r>
-      <w:r>
-        <w:t>was done by Roshan Bhattarai. Similarly, flowchart was graphically designed</w:t>
-      </w:r>
-      <w:r>
-        <w:t xml:space="preserve"> </w:t>
-      </w:r>
-      <w:r>
-        <w:t xml:space="preserve">by </w:t>
-      </w:r>
-      <w:r>
-        <w:t>Suman Devkota. Sushmita Gurung designed DFD</w:t>
-      </w:r>
-      <w:r>
-        <w:t>. Research about project related information and testing platform and was handled by Arpan Pokhrel</w:t>
-      </w:r>
-      <w:r>
-        <w:t>.</w:t>
-      </w:r>
-      <w:r>
-        <w:t xml:space="preserve"> However, each member contributed to the coding and testing of each module and provided their valuable inputs to improve the system.</w:t>
-      </w:r>
-    </w:p>
-    <w:p>
-      <w:pPr>
-        <w:spacing w:after="0" w:line="360" w:lineRule="auto"/>
-        <w:jc w:val="both"/>
-      </w:pPr>
-    </w:p>
-    <w:p>
-      <w:pPr>
-        <w:spacing w:after="0" w:line="360" w:lineRule="auto"/>
-        <w:jc w:val="both"/>
-      </w:pPr>
-      <w:r>
-        <w:t>While doing research we knew that there were many difficulti</w:t>
-      </w:r>
-      <w:r>
-        <w:t>es regarding collection of data</w:t>
-      </w:r>
-      <w:r>
-        <w:t xml:space="preserve">, multiple seat </w:t>
-      </w:r>
-      <w:r>
-        <w:t>booking, data</w:t>
-      </w:r>
-      <w:r>
-        <w:t xml:space="preserve"> was </w:t>
-      </w:r>
-      <w:r>
-        <w:t>inaccurate, adaptation</w:t>
-      </w:r>
-      <w:r>
-        <w:t xml:space="preserve"> in system according to government policy was </w:t>
-      </w:r>
-      <w:r>
-        <w:t xml:space="preserve">difficult while </w:t>
-      </w:r>
-      <w:r>
-        <w:t>changing. By keeping these difficulties we made this system and we were successful to minimize these difficulties using C++.</w:t>
-      </w:r>
-    </w:p>
-    <w:p>
-      <w:pPr>
-        <w:spacing w:after="0" w:line="360" w:lineRule="auto"/>
-        <w:jc w:val="both"/>
-      </w:pPr>
-    </w:p>
-    <w:p>
-      <w:pPr>
-        <w:spacing w:after="0" w:line="360" w:lineRule="auto"/>
-        <w:jc w:val="both"/>
-      </w:pPr>
-      <w:r>
-        <w:t xml:space="preserve">Going digitally is one of the great idea in this time period because each and every thing has been digitalized and many of the work pressures will be overcome, work will be much faster and we will be able to find each and every thing in much more </w:t>
-      </w:r>
-      <w:r>
-        <w:lastRenderedPageBreak/>
-        <w:t>efficient way. We will be able to deliver a better experience for our customers.Analyzing of data wi</w:t>
-      </w:r>
-      <w:r>
-        <w:t>ll be much more easier, so going digitally is best method.</w:t>
-      </w:r>
-    </w:p>
-    <w:p>
-      <w:pPr>
-        <w:spacing w:after="0" w:line="360" w:lineRule="auto"/>
-        <w:jc w:val="both"/>
-      </w:pPr>
-    </w:p>
-    <w:p>
-      <w:pPr>
-        <w:spacing w:after="0" w:line="360" w:lineRule="auto"/>
-        <w:jc w:val="both"/>
-      </w:pPr>
-      <w:r>
-        <w:t>Existing system are manual so it is low and also there is high chance of data damage due to external cause, finding of customers details in need was more time consuming. For this environment we developed Movie Ticket Management System</w:t>
-      </w:r>
     </w:p>
     <w:p>
       <w:pPr>
         <w:spacing w:before="120" w:after="0" w:line="360" w:lineRule="auto"/>
         <w:jc w:val="both"/>
       </w:pPr>
-    </w:p>
-    <w:p>
-      <w:pPr>
-        <w:spacing w:after="0" w:line="360" w:lineRule="auto"/>
+      <w:r>
+        <w:t>Going digitally is one of the great idea in this time period because each and every thing has been digitalized and many of the work pressures will be overcome, work will be much faster and we will be able to find each and every thing in much more efficient way. We will be able to deliver better experience for our customers. Analysing of data will be much more easier, so going digitally is best method.</w:t>
+      </w:r>
+    </w:p>
+    <w:p>
+      <w:pPr>
+        <w:spacing w:before="120" w:after="0" w:line="360" w:lineRule="auto"/>
+        <w:jc w:val="both"/>
+      </w:pPr>
+    </w:p>
+    <w:p>
+      <w:pPr>
+        <w:spacing w:before="120" w:after="0" w:line="360" w:lineRule="auto"/>
+        <w:jc w:val="both"/>
+      </w:pPr>
+    </w:p>
+    <w:p>
+      <w:pPr>
+        <w:spacing w:before="120" w:after="0" w:line="360" w:lineRule="auto"/>
         <w:jc w:val="both"/>
         <w:rPr>
           <w:i/>
@@ -5469,17 +5247,6 @@
           <w:u w:val="single"/>
         </w:rPr>
       </w:pPr>
-      <w:r>
-        <w:rPr>
-          <w:i/>
-          <w:iCs/>
-          <w:color w:val="FF0000"/>
-          <w:sz w:val="22"/>
-          <w:szCs w:val="20"/>
-          <w:u w:val="single"/>
-        </w:rPr>
-        <w:br w:type="page"/>
-      </w:r>
     </w:p>
     <w:p>
       <w:pPr>
@@ -5492,7 +5259,6 @@
         <w:jc w:val="both"/>
       </w:pPr>
       <w:r>
-        <w:lastRenderedPageBreak/>
         <w:t>P</w:t>
       </w:r>
       <w:r>
@@ -5509,50 +5275,47 @@
       <w:pPr>
         <w:spacing w:line="360" w:lineRule="auto"/>
         <w:jc w:val="both"/>
+      </w:pPr>
+      <w:r>
+        <w:t>There were many difficulties as this was our first programming based project. Although there were many problems we were able to solve an implement it on our project.</w:t>
+      </w:r>
+      <w:r>
         <w:rPr>
           <w:color w:val="000000" w:themeColor="text1"/>
         </w:rPr>
-      </w:pPr>
-      <w:r>
-        <w:t>There were many difficulties as this was our first programming based project. Although there were many problems we were able to solve an implement it on our project.</w:t>
+        <w:t xml:space="preserve"> </w:t>
       </w:r>
       <w:r>
         <w:rPr>
           <w:color w:val="000000" w:themeColor="text1"/>
         </w:rPr>
+        <w:t xml:space="preserve">Lots of errors and many failures occur while attempting </w:t>
+      </w:r>
+      <w:r>
+        <w:rPr>
+          <w:color w:val="000000" w:themeColor="text1"/>
+        </w:rPr>
+        <w:t>the entire</w:t>
+      </w:r>
+      <w:r>
+        <w:rPr>
+          <w:color w:val="000000" w:themeColor="text1"/>
+        </w:rPr>
+        <w:t xml:space="preserve"> task given in this </w:t>
+      </w:r>
+      <w:r>
+        <w:rPr>
+          <w:color w:val="000000" w:themeColor="text1"/>
+        </w:rPr>
+        <w:t>project.</w:t>
+      </w:r>
+      <w:r>
+        <w:rPr>
+          <w:color w:val="000000" w:themeColor="text1"/>
+        </w:rPr>
         <w:t xml:space="preserve"> </w:t>
       </w:r>
       <w:r>
-        <w:rPr>
-          <w:color w:val="000000" w:themeColor="text1"/>
-        </w:rPr>
-        <w:t xml:space="preserve">Lots of errors and many failures occur while attempting </w:t>
-      </w:r>
-      <w:r>
-        <w:rPr>
-          <w:color w:val="000000" w:themeColor="text1"/>
-        </w:rPr>
-        <w:t>the entire</w:t>
-      </w:r>
-      <w:r>
-        <w:rPr>
-          <w:color w:val="000000" w:themeColor="text1"/>
-        </w:rPr>
-        <w:t xml:space="preserve"> task given in this </w:t>
-      </w:r>
-      <w:r>
-        <w:rPr>
-          <w:color w:val="000000" w:themeColor="text1"/>
-        </w:rPr>
-        <w:t>project.</w:t>
-      </w:r>
-      <w:r>
-        <w:rPr>
-          <w:color w:val="000000" w:themeColor="text1"/>
-        </w:rPr>
-        <w:t xml:space="preserve"> </w:t>
-      </w:r>
-      <w:r>
         <w:t xml:space="preserve">Data collection, multiple seat booking, data was inaccurate, adaptation in system according to government policy and organizational change were difficult in the existing </w:t>
       </w:r>
       <w:r>
@@ -5563,84 +5326,18 @@
       <w:pPr>
         <w:spacing w:line="360" w:lineRule="auto"/>
         <w:jc w:val="both"/>
-        <w:rPr>
-          <w:color w:val="000000" w:themeColor="text1"/>
-        </w:rPr>
-      </w:pPr>
-    </w:p>
-    <w:p>
-      <w:pPr>
-        <w:spacing w:before="120" w:after="0" w:line="360" w:lineRule="auto"/>
-        <w:jc w:val="both"/>
-      </w:pPr>
-      <w:r>
-        <w:t xml:space="preserve">At beginning people used to store/write data in manual form which results misplaced or loss of data. </w:t>
-      </w:r>
-      <w:r>
-        <w:t>Previous system used to take</w:t>
-      </w:r>
-      <w:r>
-        <w:t xml:space="preserve"> a lot of </w:t>
-      </w:r>
-      <w:r>
-        <w:t>spaces, prone</w:t>
-      </w:r>
-      <w:r>
-        <w:t xml:space="preserve"> to damage and being </w:t>
-      </w:r>
-      <w:r>
-        <w:t xml:space="preserve">misplaced, hard </w:t>
-      </w:r>
-      <w:r>
-        <w:t xml:space="preserve">to make </w:t>
-      </w:r>
-      <w:r>
-        <w:t>changes, take</w:t>
-      </w:r>
-      <w:r>
-        <w:t xml:space="preserve"> a lot of access </w:t>
-      </w:r>
-      <w:r>
-        <w:t>time, lack</w:t>
-      </w:r>
-      <w:r>
-        <w:t xml:space="preserve"> of </w:t>
-      </w:r>
-      <w:r>
-        <w:t>security, higher</w:t>
-      </w:r>
-      <w:r>
-        <w:t xml:space="preserve"> </w:t>
-      </w:r>
-      <w:r>
-        <w:t>cost, large</w:t>
-      </w:r>
-      <w:r>
-        <w:t xml:space="preserve"> ongoing staff </w:t>
-      </w:r>
-      <w:r>
-        <w:t>training</w:t>
-      </w:r>
-      <w:r>
-        <w:t xml:space="preserve"> </w:t>
-      </w:r>
-      <w:r>
-        <w:t>cost, system</w:t>
-      </w:r>
-      <w:r>
-        <w:t xml:space="preserve"> is dependent on good </w:t>
-      </w:r>
-      <w:r>
-        <w:t>individual, misinterpretation among peoples.</w:t>
-      </w:r>
-    </w:p>
-    <w:p>
-      <w:pPr>
-        <w:spacing w:before="120" w:after="0" w:line="360" w:lineRule="auto"/>
-        <w:jc w:val="both"/>
-      </w:pPr>
-      <w:r>
-        <w:t>List of the following issues as secondary but prominent issues – can make problem statements in both micro and macro-level.</w:t>
+      </w:pPr>
+      <w:r>
+        <w:t xml:space="preserve">At beginning people use to store/write data in manual form which results misplaced or loss of data. Previous system used to take a lot of spaces, prone to damage and being misplaced, hard to make changes, take a lot of access time, lack of security, higher cost, large on-going staff training cost, system id dependent on good individual, misinterpretation among peoples. </w:t>
+      </w:r>
+    </w:p>
+    <w:p>
+      <w:pPr>
+        <w:spacing w:line="360" w:lineRule="auto"/>
+        <w:jc w:val="both"/>
+      </w:pPr>
+      <w:r>
+        <w:t>List of the following issues as secondary but prominent issues- can make problem statements in both micro and macro-level.</w:t>
       </w:r>
     </w:p>
     <w:p>
@@ -5648,13 +5345,19 @@
         <w:pStyle w:val="ListParagraph"/>
         <w:numPr>
           <w:ilvl w:val="0"/>
-          <w:numId w:val="3"/>
+          <w:numId w:val="18"/>
         </w:numPr>
-        <w:spacing w:before="120" w:after="0" w:line="360" w:lineRule="auto"/>
-        <w:jc w:val="both"/>
-      </w:pPr>
-      <w:r>
-        <w:t>Data redundancies</w:t>
+        <w:spacing w:line="360" w:lineRule="auto"/>
+        <w:jc w:val="both"/>
+        <w:rPr>
+          <w:color w:val="000000" w:themeColor="text1"/>
+        </w:rPr>
+      </w:pPr>
+      <w:r>
+        <w:rPr>
+          <w:color w:val="000000" w:themeColor="text1"/>
+        </w:rPr>
+        <w:t>Manual fine management is time-consuming.</w:t>
       </w:r>
     </w:p>
     <w:p>
@@ -5662,13 +5365,19 @@
         <w:pStyle w:val="ListParagraph"/>
         <w:numPr>
           <w:ilvl w:val="0"/>
-          <w:numId w:val="3"/>
+          <w:numId w:val="18"/>
         </w:numPr>
-        <w:spacing w:before="120" w:after="0" w:line="360" w:lineRule="auto"/>
-        <w:jc w:val="both"/>
-      </w:pPr>
-      <w:r>
-        <w:t>Paperwork(hardcopy)</w:t>
+        <w:spacing w:line="360" w:lineRule="auto"/>
+        <w:jc w:val="both"/>
+        <w:rPr>
+          <w:color w:val="000000" w:themeColor="text1"/>
+        </w:rPr>
+      </w:pPr>
+      <w:r>
+        <w:rPr>
+          <w:color w:val="000000" w:themeColor="text1"/>
+        </w:rPr>
+        <w:t>Paper records may cause errors and data loss.</w:t>
       </w:r>
     </w:p>
     <w:p>
@@ -5676,13 +5385,19 @@
         <w:pStyle w:val="ListParagraph"/>
         <w:numPr>
           <w:ilvl w:val="0"/>
-          <w:numId w:val="3"/>
+          <w:numId w:val="18"/>
         </w:numPr>
-        <w:spacing w:before="120" w:after="0" w:line="360" w:lineRule="auto"/>
-        <w:jc w:val="both"/>
-      </w:pPr>
-      <w:r>
-        <w:t>Lesser flexibility of current system</w:t>
+        <w:spacing w:line="360" w:lineRule="auto"/>
+        <w:jc w:val="both"/>
+        <w:rPr>
+          <w:color w:val="000000" w:themeColor="text1"/>
+        </w:rPr>
+      </w:pPr>
+      <w:r>
+        <w:rPr>
+          <w:color w:val="000000" w:themeColor="text1"/>
+        </w:rPr>
+        <w:t>Difficult to track paid and unpaid fines.</w:t>
       </w:r>
     </w:p>
     <w:p>
@@ -5690,13 +5405,19 @@
         <w:pStyle w:val="ListParagraph"/>
         <w:numPr>
           <w:ilvl w:val="0"/>
-          <w:numId w:val="3"/>
+          <w:numId w:val="18"/>
         </w:numPr>
-        <w:spacing w:before="120" w:after="0" w:line="360" w:lineRule="auto"/>
-        <w:jc w:val="both"/>
-      </w:pPr>
-      <w:r>
-        <w:t>Security</w:t>
+        <w:spacing w:line="360" w:lineRule="auto"/>
+        <w:jc w:val="both"/>
+        <w:rPr>
+          <w:color w:val="000000" w:themeColor="text1"/>
+        </w:rPr>
+      </w:pPr>
+      <w:r>
+        <w:rPr>
+          <w:color w:val="000000" w:themeColor="text1"/>
+        </w:rPr>
+        <w:t>Students may not receive timely fine updates.</w:t>
       </w:r>
     </w:p>
     <w:p>
@@ -5704,13 +5425,19 @@
         <w:pStyle w:val="ListParagraph"/>
         <w:numPr>
           <w:ilvl w:val="0"/>
-          <w:numId w:val="3"/>
+          <w:numId w:val="18"/>
         </w:numPr>
-        <w:spacing w:before="120" w:after="0" w:line="360" w:lineRule="auto"/>
-        <w:jc w:val="both"/>
-      </w:pPr>
-      <w:r>
-        <w:t>Storage issues</w:t>
+        <w:spacing w:line="360" w:lineRule="auto"/>
+        <w:jc w:val="both"/>
+        <w:rPr>
+          <w:color w:val="000000" w:themeColor="text1"/>
+        </w:rPr>
+      </w:pPr>
+      <w:r>
+        <w:rPr>
+          <w:color w:val="000000" w:themeColor="text1"/>
+        </w:rPr>
+        <w:t>Manual fine calculation can create mistakes.</w:t>
       </w:r>
     </w:p>
     <w:p>
@@ -5718,13 +5445,19 @@
         <w:pStyle w:val="ListParagraph"/>
         <w:numPr>
           <w:ilvl w:val="0"/>
-          <w:numId w:val="3"/>
+          <w:numId w:val="18"/>
         </w:numPr>
-        <w:spacing w:before="120" w:after="0" w:line="360" w:lineRule="auto"/>
-        <w:jc w:val="both"/>
-      </w:pPr>
-      <w:r>
-        <w:t>Unorganised tasks</w:t>
+        <w:spacing w:line="360" w:lineRule="auto"/>
+        <w:jc w:val="both"/>
+        <w:rPr>
+          <w:color w:val="000000" w:themeColor="text1"/>
+        </w:rPr>
+      </w:pPr>
+      <w:r>
+        <w:rPr>
+          <w:color w:val="000000" w:themeColor="text1"/>
+        </w:rPr>
+        <w:t>Report generation is slow and inefficient.</w:t>
       </w:r>
     </w:p>
     <w:p>
@@ -5732,51 +5465,29 @@
         <w:pStyle w:val="ListParagraph"/>
         <w:numPr>
           <w:ilvl w:val="0"/>
-          <w:numId w:val="3"/>
+          <w:numId w:val="18"/>
         </w:numPr>
-        <w:spacing w:before="120" w:after="0" w:line="360" w:lineRule="auto"/>
-        <w:jc w:val="both"/>
-      </w:pPr>
-      <w:r>
-        <w:t>Out-dated technology</w:t>
-      </w:r>
-    </w:p>
-    <w:p>
-      <w:pPr>
-        <w:pStyle w:val="ListParagraph"/>
-        <w:numPr>
-          <w:ilvl w:val="0"/>
-          <w:numId w:val="3"/>
-        </w:numPr>
-        <w:spacing w:before="120" w:after="0" w:line="360" w:lineRule="auto"/>
-        <w:jc w:val="both"/>
-      </w:pPr>
-      <w:r>
-        <w:t>Zero technology adaptation</w:t>
-      </w:r>
-    </w:p>
-    <w:p>
-      <w:pPr>
-        <w:pStyle w:val="ListParagraph"/>
-        <w:numPr>
-          <w:ilvl w:val="0"/>
-          <w:numId w:val="3"/>
-        </w:numPr>
-        <w:spacing w:before="120" w:after="0" w:line="360" w:lineRule="auto"/>
-        <w:jc w:val="both"/>
-      </w:pPr>
-      <w:r>
-        <w:t>Few functions and functionality</w:t>
-      </w:r>
-    </w:p>
-    <w:p>
-      <w:pPr>
-        <w:spacing w:after="0" w:line="360" w:lineRule="auto"/>
-        <w:jc w:val="both"/>
-      </w:pPr>
-      <w:r>
-        <w:br w:type="page"/>
-      </w:r>
+        <w:spacing w:line="360" w:lineRule="auto"/>
+        <w:jc w:val="both"/>
+        <w:rPr>
+          <w:color w:val="000000" w:themeColor="text1"/>
+        </w:rPr>
+      </w:pPr>
+      <w:r>
+        <w:rPr>
+          <w:color w:val="000000" w:themeColor="text1"/>
+        </w:rPr>
+        <w:t>No centralized system for fine management.</w:t>
+      </w:r>
+    </w:p>
+    <w:p>
+      <w:pPr>
+        <w:spacing w:line="360" w:lineRule="auto"/>
+        <w:jc w:val="both"/>
+        <w:rPr>
+          <w:color w:val="000000" w:themeColor="text1"/>
+        </w:rPr>
+      </w:pPr>
     </w:p>
     <w:p>
       <w:pPr>
@@ -5789,50 +5500,15 @@
         <w:jc w:val="both"/>
       </w:pPr>
       <w:r>
-        <w:lastRenderedPageBreak/>
         <w:t>Objectives</w:t>
       </w:r>
     </w:p>
     <w:p>
-      <w:pPr>
-        <w:spacing w:after="0" w:line="360" w:lineRule="auto"/>
-        <w:jc w:val="both"/>
-      </w:pPr>
-      <w:r>
-        <w:t xml:space="preserve">Still important and pivotal section and as everything else in the project development is centred around it, so the objectives must be clearly defined, </w:t>
-      </w:r>
-      <w:r>
-        <w:rPr>
-          <w:color w:val="FF0000"/>
-        </w:rPr>
-        <w:t>but based on what objectives you were able to achieve, disregard the objectives you were not able to achieve</w:t>
-      </w:r>
-      <w:r>
-        <w:t xml:space="preserve">. At least </w:t>
-      </w:r>
-      <w:r>
-        <w:rPr>
-          <w:color w:val="FF0000"/>
-        </w:rPr>
-        <w:t xml:space="preserve">7 objectives </w:t>
-      </w:r>
-      <w:r>
-        <w:t>should be completed</w:t>
-      </w:r>
-      <w:r>
-        <w:t xml:space="preserve"> by </w:t>
-      </w:r>
-      <w:r>
-        <w:t>the project.</w:t>
-      </w:r>
-    </w:p>
-    <w:p>
-      <w:pPr>
-        <w:spacing w:after="0" w:line="360" w:lineRule="auto"/>
-        <w:jc w:val="both"/>
-      </w:pPr>
-      <w:r>
-        <w:t>Still, the objective should be SMART (Specific, Measurable, Achievable, Realistic, and Time-bound)</w:t>
+      <w:r>
+        <w:t>A student fine management system is designed to automate and simpl</w:t>
+      </w:r>
+      <w:r>
+        <w:t xml:space="preserve">ify the process of managing fines imposed on students in educational institutions. It helps administrators keep proper records, track payments, and ensure transparency in the fine collection process. </w:t>
       </w:r>
     </w:p>
     <w:p>
@@ -5840,20 +5516,11 @@
         <w:pStyle w:val="ListParagraph"/>
         <w:numPr>
           <w:ilvl w:val="0"/>
-          <w:numId w:val="4"/>
+          <w:numId w:val="19"/>
         </w:numPr>
-        <w:spacing w:after="0" w:line="360" w:lineRule="auto"/>
-        <w:jc w:val="both"/>
-      </w:pPr>
-      <w:r>
-        <w:rPr>
-          <w:b/>
-          <w:bCs/>
-        </w:rPr>
-        <w:t>Specific</w:t>
-      </w:r>
-      <w:r>
-        <w:t>: Indicate precisely what you intend to achieve through this objective</w:t>
+      </w:pPr>
+      <w:r>
+        <w:t>To automate the process of managing student fines.</w:t>
       </w:r>
     </w:p>
     <w:p>
@@ -5861,20 +5528,11 @@
         <w:pStyle w:val="ListParagraph"/>
         <w:numPr>
           <w:ilvl w:val="0"/>
-          <w:numId w:val="4"/>
+          <w:numId w:val="19"/>
         </w:numPr>
-        <w:spacing w:after="0" w:line="360" w:lineRule="auto"/>
-        <w:jc w:val="both"/>
-      </w:pPr>
-      <w:r>
-        <w:rPr>
-          <w:b/>
-          <w:bCs/>
-        </w:rPr>
-        <w:t>Measurable</w:t>
-      </w:r>
-      <w:r>
-        <w:t>: What you accept as proof of project success</w:t>
+      </w:pPr>
+      <w:r>
+        <w:t>To maintain accurate and organized fine records.</w:t>
       </w:r>
     </w:p>
     <w:p>
@@ -5882,20 +5540,11 @@
         <w:pStyle w:val="ListParagraph"/>
         <w:numPr>
           <w:ilvl w:val="0"/>
-          <w:numId w:val="4"/>
+          <w:numId w:val="19"/>
         </w:numPr>
-        <w:spacing w:after="0" w:line="360" w:lineRule="auto"/>
-        <w:jc w:val="both"/>
-      </w:pPr>
-      <w:r>
-        <w:rPr>
-          <w:b/>
-          <w:bCs/>
-        </w:rPr>
-        <w:t>Attainable</w:t>
-      </w:r>
-      <w:r>
-        <w:t>: Given the resources available</w:t>
+      </w:pPr>
+      <w:r>
+        <w:t>To reduce manual work and save time for administrators.</w:t>
       </w:r>
     </w:p>
     <w:p>
@@ -5903,20 +5552,11 @@
         <w:pStyle w:val="ListParagraph"/>
         <w:numPr>
           <w:ilvl w:val="0"/>
-          <w:numId w:val="4"/>
+          <w:numId w:val="19"/>
         </w:numPr>
-        <w:spacing w:after="0" w:line="360" w:lineRule="auto"/>
-        <w:jc w:val="both"/>
-      </w:pPr>
-      <w:r>
-        <w:rPr>
-          <w:b/>
-          <w:bCs/>
-        </w:rPr>
-        <w:t>Relevant</w:t>
-      </w:r>
-      <w:r>
-        <w:t>: Related to the overall goal of the project</w:t>
+      </w:pPr>
+      <w:r>
+        <w:t>To track paid and unpaid fines easily.</w:t>
       </w:r>
     </w:p>
     <w:p>
@@ -5924,121 +5564,53 @@
         <w:pStyle w:val="ListParagraph"/>
         <w:numPr>
           <w:ilvl w:val="0"/>
-          <w:numId w:val="4"/>
+          <w:numId w:val="19"/>
         </w:numPr>
-        <w:spacing w:after="0" w:line="360" w:lineRule="auto"/>
-        <w:jc w:val="both"/>
-      </w:pPr>
-      <w:r>
-        <w:rPr>
-          <w:b/>
-          <w:bCs/>
-        </w:rPr>
-        <w:t>Time bound</w:t>
-      </w:r>
-      <w:r>
-        <w:t xml:space="preserve">: Can be achieved in the given </w:t>
-      </w:r>
-      <w:r>
-        <w:t>time.</w:t>
-      </w:r>
-      <w:r>
-        <w:t xml:space="preserve"> </w:t>
-      </w:r>
-    </w:p>
-    <w:p>
-      <w:pPr>
-        <w:spacing w:after="0" w:line="360" w:lineRule="auto"/>
-        <w:jc w:val="both"/>
-      </w:pPr>
-      <w:r>
-        <w:t xml:space="preserve">Do not focus on many objectives, rather focus on what is </w:t>
-      </w:r>
-      <w:r>
-        <w:t>completed.</w:t>
-      </w:r>
-    </w:p>
-    <w:p>
-      <w:pPr>
-        <w:spacing w:after="0" w:line="360" w:lineRule="auto"/>
-        <w:jc w:val="both"/>
-      </w:pPr>
-      <w:r>
-        <w:t>The objectives always start from the preposition “</w:t>
-      </w:r>
-      <w:r>
-        <w:rPr>
-          <w:b/>
-          <w:bCs/>
-        </w:rPr>
-        <w:t xml:space="preserve">TO” </w:t>
-      </w:r>
-      <w:r>
-        <w:rPr>
-          <w:b/>
-          <w:bCs/>
-        </w:rPr>
-        <w:t xml:space="preserve"> </w:t>
-      </w:r>
-      <w:r>
-        <w:t>in a</w:t>
-      </w:r>
-      <w:r>
-        <w:t xml:space="preserve"> sentence.</w:t>
-      </w:r>
-    </w:p>
-    <w:p>
-      <w:pPr>
-        <w:spacing w:after="0" w:line="360" w:lineRule="auto"/>
-        <w:jc w:val="both"/>
-      </w:pPr>
-      <w:r>
-        <w:rPr>
-          <w:b/>
-          <w:bCs/>
-        </w:rPr>
-        <w:t>Use Actionable verbs like</w:t>
-      </w:r>
-      <w:r>
-        <w:t xml:space="preserve"> to identify, to examine, to compare, to evaluate, to discern, to explore, to investigate, to translate, to illustrate, to justify, to assure.</w:t>
-      </w:r>
-    </w:p>
-    <w:p>
-      <w:pPr>
-        <w:spacing w:after="0" w:line="360" w:lineRule="auto"/>
-        <w:jc w:val="both"/>
-      </w:pPr>
-      <w:r>
-        <w:rPr>
-          <w:b/>
-          <w:bCs/>
-        </w:rPr>
-        <w:t xml:space="preserve">Avoid </w:t>
-      </w:r>
-      <w:r>
-        <w:rPr>
-          <w:b/>
-          <w:bCs/>
-        </w:rPr>
-        <w:t>weak</w:t>
-      </w:r>
-      <w:r>
-        <w:rPr>
-          <w:b/>
-          <w:bCs/>
-        </w:rPr>
-        <w:t xml:space="preserve"> action verbs like</w:t>
-      </w:r>
-      <w:r>
-        <w:rPr>
-          <w:b/>
-          <w:bCs/>
-        </w:rPr>
-        <w:t xml:space="preserve"> </w:t>
-      </w:r>
-      <w:r>
-        <w:t>to study, to find out, to describe, to conclude, to see, to look into, to recommend.</w:t>
-      </w:r>
+      </w:pPr>
+      <w:r>
+        <w:t>To minimize errors in calculation and record keeping.</w:t>
+      </w:r>
+    </w:p>
+    <w:p>
+      <w:pPr>
+        <w:pStyle w:val="ListParagraph"/>
+        <w:numPr>
+          <w:ilvl w:val="0"/>
+          <w:numId w:val="19"/>
+        </w:numPr>
+      </w:pPr>
+      <w:r>
+        <w:t>To provide quick access to student fine details.</w:t>
+      </w:r>
+    </w:p>
+    <w:p>
+      <w:pPr>
+        <w:pStyle w:val="ListParagraph"/>
+        <w:numPr>
+          <w:ilvl w:val="0"/>
+          <w:numId w:val="19"/>
+        </w:numPr>
+      </w:pPr>
+      <w:r>
+        <w:t>To generate reports efficiently when required.</w:t>
+      </w:r>
+    </w:p>
+    <w:p>
+      <w:pPr>
+        <w:pStyle w:val="ListParagraph"/>
+        <w:numPr>
+          <w:ilvl w:val="0"/>
+          <w:numId w:val="19"/>
+        </w:numPr>
+      </w:pPr>
+      <w:r>
+        <w:t xml:space="preserve">To improve transparency and accountability in the system. </w:t>
+      </w:r>
+    </w:p>
+    <w:p>
+      <w:pPr>
+        <w:pStyle w:val="ListParagraph"/>
+      </w:pPr>
     </w:p>
     <w:p>
       <w:pPr>
@@ -6046,148 +5618,6 @@
         <w:spacing w:after="0" w:line="360" w:lineRule="auto"/>
         <w:jc w:val="both"/>
       </w:pPr>
-      <w:r>
-        <w:rPr>
-          <w:noProof/>
-          <w:lang w:val="en-US"/>
-        </w:rPr>
-        <w:drawing>
-          <wp:inline distT="0" distB="0" distL="0" distR="0" wp14:anchorId="0BCC94B0" wp14:editId="43DAC30A">
-            <wp:extent cx="5236488" cy="2862688"/>
-            <wp:effectExtent l="0" t="0" r="2540" b="0"/>
-            <wp:docPr id="6" name="Picture 6" descr="Writing instructional goals and objectives"/>
-            <wp:cNvGraphicFramePr>
-              <a:graphicFrameLocks xmlns:a="http://schemas.openxmlformats.org/drawingml/2006/main" noChangeAspect="1"/>
-            </wp:cNvGraphicFramePr>
-            <a:graphic xmlns:a="http://schemas.openxmlformats.org/drawingml/2006/main">
-              <a:graphicData uri="http://schemas.openxmlformats.org/drawingml/2006/picture">
-                <pic:pic xmlns:pic="http://schemas.openxmlformats.org/drawingml/2006/picture">
-                  <pic:nvPicPr>
-                    <pic:cNvPr id="0" name="Picture 1" descr="Writing instructional goals and objectives"/>
-                    <pic:cNvPicPr>
-                      <a:picLocks noChangeAspect="1" noChangeArrowheads="1"/>
-                    </pic:cNvPicPr>
-                  </pic:nvPicPr>
-                  <pic:blipFill rotWithShape="1">
-                    <a:blip r:embed="rId12">
-                      <a:extLst>
-                        <a:ext uri="{28A0092B-C50C-407E-A947-70E740481C1C}">
-                          <a14:useLocalDpi xmlns:a14="http://schemas.microsoft.com/office/drawing/2010/main" val="0"/>
-                        </a:ext>
-                      </a:extLst>
-                    </a:blip>
-                    <a:srcRect l="5923" t="7196" r="5803" b="10302"/>
-                    <a:stretch/>
-                  </pic:blipFill>
-                  <pic:spPr bwMode="auto">
-                    <a:xfrm>
-                      <a:off x="0" y="0"/>
-                      <a:ext cx="5287292" cy="2890461"/>
-                    </a:xfrm>
-                    <a:prstGeom prst="rect">
-                      <a:avLst/>
-                    </a:prstGeom>
-                    <a:noFill/>
-                    <a:ln>
-                      <a:noFill/>
-                    </a:ln>
-                    <a:extLst>
-                      <a:ext uri="{53640926-AAD7-44D8-BBD7-CCE9431645EC}">
-                        <a14:shadowObscured xmlns:a14="http://schemas.microsoft.com/office/drawing/2010/main"/>
-                      </a:ext>
-                    </a:extLst>
-                  </pic:spPr>
-                </pic:pic>
-              </a:graphicData>
-            </a:graphic>
-          </wp:inline>
-        </w:drawing>
-      </w:r>
-    </w:p>
-    <w:p>
-      <w:pPr>
-        <w:pStyle w:val="Caption"/>
-        <w:spacing w:after="0" w:line="360" w:lineRule="auto"/>
-        <w:jc w:val="center"/>
-        <w:rPr>
-          <w:i w:val="0"/>
-          <w:iCs w:val="0"/>
-          <w:color w:val="auto"/>
-          <w:sz w:val="24"/>
-          <w:szCs w:val="24"/>
-        </w:rPr>
-      </w:pPr>
-      <w:r>
-        <w:rPr>
-          <w:i w:val="0"/>
-          <w:iCs w:val="0"/>
-          <w:color w:val="auto"/>
-          <w:sz w:val="24"/>
-          <w:szCs w:val="24"/>
-        </w:rPr>
-        <w:t xml:space="preserve">Figure </w:t>
-      </w:r>
-      <w:r>
-        <w:rPr>
-          <w:i w:val="0"/>
-          <w:iCs w:val="0"/>
-          <w:color w:val="auto"/>
-          <w:sz w:val="24"/>
-          <w:szCs w:val="24"/>
-        </w:rPr>
-        <w:fldChar w:fldCharType="begin"/>
-      </w:r>
-      <w:r>
-        <w:rPr>
-          <w:i w:val="0"/>
-          <w:iCs w:val="0"/>
-          <w:color w:val="auto"/>
-          <w:sz w:val="24"/>
-          <w:szCs w:val="24"/>
-        </w:rPr>
-        <w:instrText xml:space="preserve"> SEQ Figure \* ARABIC </w:instrText>
-      </w:r>
-      <w:r>
-        <w:rPr>
-          <w:i w:val="0"/>
-          <w:iCs w:val="0"/>
-          <w:color w:val="auto"/>
-          <w:sz w:val="24"/>
-          <w:szCs w:val="24"/>
-        </w:rPr>
-        <w:fldChar w:fldCharType="separate"/>
-      </w:r>
-      <w:r>
-        <w:rPr>
-          <w:i w:val="0"/>
-          <w:iCs w:val="0"/>
-          <w:noProof/>
-          <w:color w:val="auto"/>
-          <w:sz w:val="24"/>
-          <w:szCs w:val="24"/>
-        </w:rPr>
-        <w:t>1</w:t>
-      </w:r>
-      <w:r>
-        <w:rPr>
-          <w:i w:val="0"/>
-          <w:iCs w:val="0"/>
-          <w:color w:val="auto"/>
-          <w:sz w:val="24"/>
-          <w:szCs w:val="24"/>
-        </w:rPr>
-        <w:fldChar w:fldCharType="end"/>
-      </w:r>
-      <w:r>
-        <w:rPr>
-          <w:i w:val="0"/>
-          <w:iCs w:val="0"/>
-          <w:color w:val="auto"/>
-          <w:sz w:val="24"/>
-          <w:szCs w:val="24"/>
-        </w:rPr>
-        <w:t>: Actionable Verbs Examples</w:t>
-      </w:r>
     </w:p>
     <w:p>
       <w:pPr>
@@ -6200,7 +5630,6 @@
         <w:jc w:val="both"/>
       </w:pPr>
       <w:r>
-        <w:lastRenderedPageBreak/>
         <w:t>Background Study</w:t>
       </w:r>
     </w:p>
@@ -6266,22 +5695,76 @@
       <w:pPr>
         <w:spacing w:after="0" w:line="360" w:lineRule="auto"/>
         <w:jc w:val="both"/>
-        <w:rPr>
-          <w:color w:val="FF0000"/>
-        </w:rPr>
-      </w:pPr>
-      <w:r>
-        <w:rPr>
-          <w:color w:val="FF0000"/>
-        </w:rPr>
-        <w:t>May use research findings</w:t>
-      </w:r>
-      <w:r>
-        <w:rPr>
-          <w:color w:val="FF0000"/>
-        </w:rPr>
-        <w:t xml:space="preserve"> in the study, for example, traditional system is more prone to theft, loss of data, hazards, and forgetfulness. The research should be authentic, it can be from a book, website, or a scholarly article.</w:t>
-      </w:r>
+      </w:pPr>
+      <w:r>
+        <w:t xml:space="preserve">The student Fine management system is developed to replace traditional manual methods used in educational institutions for managing student fines. In many </w:t>
+      </w:r>
+      <w:r>
+        <w:t>schools</w:t>
+      </w:r>
+      <w:r>
+        <w:t xml:space="preserve"> </w:t>
+      </w:r>
+      <w:r>
+        <w:t>and colleges, fines related to late submissions, rule violations, or  library delays are sill recorded using paper registers or basic spread sheets. This often leads to errors, data loss, and difficulty in tracking records efficiently.</w:t>
+      </w:r>
+    </w:p>
+    <w:p>
+      <w:pPr>
+        <w:spacing w:after="0" w:line="360" w:lineRule="auto"/>
+        <w:jc w:val="both"/>
+      </w:pPr>
+      <w:r>
+        <w:t>Earlier studies on student management systems show that manual processes are the time consuming and inefficient, especially as the number of students increases.</w:t>
+      </w:r>
+    </w:p>
+    <w:p>
+      <w:pPr>
+        <w:spacing w:after="0" w:line="360" w:lineRule="auto"/>
+        <w:jc w:val="both"/>
+      </w:pPr>
+      <w:r>
+        <w:t xml:space="preserve"> Educational institutions face challenges in maintaining accurate records and generating </w:t>
+      </w:r>
+      <w:r>
+        <w:t>reports without an automated system.</w:t>
+      </w:r>
+    </w:p>
+    <w:p>
+      <w:pPr>
+        <w:spacing w:after="0" w:line="360" w:lineRule="auto"/>
+        <w:jc w:val="both"/>
+      </w:pPr>
+      <w:r>
+        <w:t>Research also shows that computer based student management systems help in organizing student data, improving accessibility and reducing administrative workload.</w:t>
+      </w:r>
+    </w:p>
+    <w:p>
+      <w:pPr>
+        <w:spacing w:after="0" w:line="360" w:lineRule="auto"/>
+        <w:jc w:val="both"/>
+      </w:pPr>
+      <w:r>
+        <w:t xml:space="preserve">Similarly, studies on fines and fee management systems highlight that manual fine collection often causes confusion, lack of transparency, and difficulty in tracking payments. To solve these issues, automated systems are developed to ensure proper record keeping and easy monitoring of </w:t>
+      </w:r>
+      <w:r>
+        <w:t>dues.</w:t>
+      </w:r>
+    </w:p>
+    <w:p>
+      <w:pPr>
+        <w:spacing w:after="0" w:line="360" w:lineRule="auto"/>
+        <w:jc w:val="both"/>
+      </w:pPr>
+      <w:r>
+        <w:t>In conclusion, the background study shows that there is a strong need for a computerized student fine management system to improve accuracy, save time, reduce workload, and increase transparency in educational institutons.</w:t>
+      </w:r>
+    </w:p>
+    <w:p>
+      <w:pPr>
+        <w:spacing w:after="0" w:line="360" w:lineRule="auto"/>
+        <w:jc w:val="both"/>
+      </w:pPr>
     </w:p>
     <w:p>
       <w:pPr>
@@ -6303,216 +5786,147 @@
         <w:jc w:val="both"/>
       </w:pPr>
       <w:r>
-        <w:lastRenderedPageBreak/>
         <w:t>Requirement Document</w:t>
       </w:r>
     </w:p>
     <w:p>
       <w:pPr>
-        <w:spacing w:after="0" w:line="360" w:lineRule="auto"/>
-        <w:jc w:val="both"/>
-      </w:pPr>
-      <w:r>
-        <w:t>A project cannot be implemented without proper requirements being studied; the requirements mostly are directed towards business needs for the project. Since this documentation requires</w:t>
-      </w:r>
-      <w:r>
-        <w:t xml:space="preserve"> complete problem-based solutions, some part of the problem statement may be repeated. </w:t>
-      </w:r>
-      <w:r>
-        <w:rPr>
-          <w:color w:val="FF0000"/>
-        </w:rPr>
-        <w:t>The main purpose is to capture the needs which ensure that they meet the expectations of the stakeholders</w:t>
-      </w:r>
-      <w:r>
-        <w:t>.</w:t>
-      </w:r>
-    </w:p>
-    <w:p>
-      <w:pPr>
-        <w:pStyle w:val="NormalWeb"/>
-        <w:shd w:val="clear" w:color="auto" w:fill="FFFFFF"/>
-        <w:spacing w:before="0" w:beforeAutospacing="0" w:after="0" w:afterAutospacing="0" w:line="360" w:lineRule="auto"/>
-        <w:jc w:val="both"/>
-      </w:pPr>
-      <w:r>
-        <w:t>R</w:t>
-      </w:r>
-      <w:r>
-        <w:t xml:space="preserve">equirements help communicate and define </w:t>
-      </w:r>
-      <w:r>
-        <w:t>business</w:t>
-      </w:r>
-      <w:r>
-        <w:t xml:space="preserve"> needs and problems. </w:t>
-      </w:r>
-      <w:r>
-        <w:t xml:space="preserve">The process involved here are </w:t>
-      </w:r>
-      <w:r>
-        <w:t>requirements gathering, stakeholders establish a consensus on what is needed for customers</w:t>
-      </w:r>
-      <w:r>
-        <w:t>, end users, administration’s</w:t>
-      </w:r>
-      <w:r>
-        <w:t xml:space="preserve"> problems to be solved. The process also can provide a basis for estimates, timelines, and, if used effectively, help prevent failures. </w:t>
-      </w:r>
-    </w:p>
-    <w:p>
-      <w:pPr>
-        <w:spacing w:after="0" w:line="360" w:lineRule="auto"/>
-        <w:jc w:val="both"/>
-        <w:rPr>
-          <w:color w:val="FF0000"/>
-        </w:rPr>
-      </w:pPr>
-      <w:r>
-        <w:rPr>
-          <w:color w:val="FF0000"/>
-        </w:rPr>
-        <w:t>The benefits include:</w:t>
-      </w:r>
-    </w:p>
-    <w:p>
-      <w:pPr>
+        <w:pStyle w:val="Heading2"/>
+      </w:pPr>
+      <w:r>
+        <w:t xml:space="preserve"> 5.1 </w:t>
+      </w:r>
+      <w:r>
+        <w:t>Functional Requirements</w:t>
+      </w:r>
+    </w:p>
+    <w:p>
+      <w:pPr>
+        <w:pStyle w:val="ListParagraph"/>
         <w:numPr>
           <w:ilvl w:val="0"/>
-          <w:numId w:val="5"/>
+          <w:numId w:val="21"/>
         </w:numPr>
-        <w:shd w:val="clear" w:color="auto" w:fill="FFFFFF"/>
-        <w:spacing w:before="100" w:beforeAutospacing="1" w:after="0" w:line="360" w:lineRule="auto"/>
-        <w:jc w:val="both"/>
-        <w:rPr>
-          <w:color w:val="FF0000"/>
-        </w:rPr>
-      </w:pPr>
-      <w:r>
-        <w:rPr>
-          <w:color w:val="FF0000"/>
-        </w:rPr>
-        <w:t>Alignment: Consensus and agreement among stakeholders.</w:t>
-      </w:r>
-    </w:p>
-    <w:p>
-      <w:pPr>
+      </w:pPr>
+      <w:r>
+        <w:t>Add student fine records.</w:t>
+      </w:r>
+    </w:p>
+    <w:p>
+      <w:pPr>
+        <w:pStyle w:val="ListParagraph"/>
         <w:numPr>
           <w:ilvl w:val="0"/>
-          <w:numId w:val="5"/>
+          <w:numId w:val="21"/>
         </w:numPr>
-        <w:shd w:val="clear" w:color="auto" w:fill="FFFFFF"/>
-        <w:spacing w:before="100" w:beforeAutospacing="1" w:after="0" w:line="360" w:lineRule="auto"/>
-        <w:jc w:val="both"/>
-        <w:rPr>
-          <w:color w:val="FF0000"/>
-        </w:rPr>
-      </w:pPr>
-      <w:r>
-        <w:rPr>
-          <w:color w:val="FF0000"/>
-        </w:rPr>
-        <w:t>Preparation: More accurate estimates for budgets and timelines.</w:t>
-      </w:r>
-    </w:p>
-    <w:p>
-      <w:pPr>
+      </w:pPr>
+      <w:r>
+        <w:t>Update an delete fine details.</w:t>
+      </w:r>
+    </w:p>
+    <w:p>
+      <w:pPr>
+        <w:pStyle w:val="ListParagraph"/>
         <w:numPr>
           <w:ilvl w:val="0"/>
-          <w:numId w:val="5"/>
+          <w:numId w:val="21"/>
         </w:numPr>
-        <w:shd w:val="clear" w:color="auto" w:fill="FFFFFF"/>
-        <w:spacing w:before="100" w:beforeAutospacing="1" w:after="0" w:line="360" w:lineRule="auto"/>
-        <w:jc w:val="both"/>
-        <w:rPr>
-          <w:color w:val="FF0000"/>
-        </w:rPr>
-      </w:pPr>
-      <w:r>
-        <w:rPr>
-          <w:color w:val="FF0000"/>
-        </w:rPr>
-        <w:t>Direction: Information for design, development, QA, or vendor teams.</w:t>
-      </w:r>
-    </w:p>
-    <w:p>
-      <w:pPr>
+      </w:pPr>
+      <w:r>
+        <w:t>Store student information and fine reason</w:t>
+      </w:r>
+    </w:p>
+    <w:p>
+      <w:pPr>
+        <w:pStyle w:val="ListParagraph"/>
         <w:numPr>
           <w:ilvl w:val="0"/>
-          <w:numId w:val="5"/>
+          <w:numId w:val="21"/>
         </w:numPr>
-        <w:shd w:val="clear" w:color="auto" w:fill="FFFFFF"/>
-        <w:spacing w:before="100" w:beforeAutospacing="1" w:after="0" w:line="360" w:lineRule="auto"/>
-        <w:jc w:val="both"/>
-        <w:rPr>
-          <w:color w:val="FF0000"/>
-        </w:rPr>
-      </w:pPr>
-      <w:r>
-        <w:rPr>
-          <w:color w:val="FF0000"/>
-        </w:rPr>
-        <w:t>Efficiency: A defined plan before starting design and code work.</w:t>
-      </w:r>
-    </w:p>
-    <w:p>
-      <w:pPr>
+      </w:pPr>
+      <w:r>
+        <w:t>Track paid and unpaid fines.</w:t>
+      </w:r>
+    </w:p>
+    <w:p>
+      <w:pPr>
+        <w:pStyle w:val="ListParagraph"/>
         <w:numPr>
           <w:ilvl w:val="0"/>
-          <w:numId w:val="5"/>
+          <w:numId w:val="21"/>
         </w:numPr>
-        <w:shd w:val="clear" w:color="auto" w:fill="FFFFFF"/>
-        <w:spacing w:before="100" w:beforeAutospacing="1" w:after="0" w:line="360" w:lineRule="auto"/>
-        <w:jc w:val="both"/>
-        <w:rPr>
+      </w:pPr>
+      <w:r>
+        <w:t>Search student fine records.</w:t>
+      </w:r>
+    </w:p>
+    <w:p>
+      <w:pPr>
+        <w:pStyle w:val="ListParagraph"/>
+        <w:numPr>
+          <w:ilvl w:val="0"/>
+          <w:numId w:val="21"/>
+        </w:numPr>
+      </w:pPr>
+      <w:r>
+        <w:t>Update payment status</w:t>
+      </w:r>
+    </w:p>
+    <w:p>
+      <w:pPr>
+        <w:pStyle w:val="ListParagraph"/>
+        <w:numPr>
+          <w:ilvl w:val="0"/>
+          <w:numId w:val="21"/>
+        </w:numPr>
+      </w:pPr>
+      <w:r>
+        <w:t>Generate fine reports(daily/monthly/Yearly)</w:t>
+      </w:r>
+    </w:p>
+    <w:p>
+      <w:pPr>
+        <w:pStyle w:val="ListParagraph"/>
+        <w:numPr>
+          <w:ilvl w:val="0"/>
+          <w:numId w:val="21"/>
+        </w:numPr>
+      </w:pPr>
+      <w:r>
+        <w:t>View student fine history.</w:t>
+      </w:r>
+    </w:p>
+    <w:p>
+      <w:pPr>
+        <w:rPr>
+          <w:b/>
+        </w:rPr>
+      </w:pPr>
+      <w:r>
+        <w:t xml:space="preserve">   </w:t>
+      </w:r>
+      <w:r>
+        <w:rPr>
+          <w:b/>
+        </w:rPr>
+        <w:t xml:space="preserve">5.2  Non </w:t>
+      </w:r>
+      <w:r>
+        <w:rPr>
+          <w:b/>
           <w:color w:val="FF0000"/>
         </w:rPr>
-      </w:pPr>
-      <w:r>
-        <w:rPr>
+        <w:t>F</w:t>
+      </w:r>
+      <w:r>
+        <w:rPr>
+          <w:b/>
           <w:color w:val="FF0000"/>
         </w:rPr>
-        <w:t>Productivity: Less rework and </w:t>
-      </w:r>
-      <w:hyperlink r:id="rId13" w:history="1">
-        <w:r>
-          <w:rPr>
-            <w:color w:val="FF0000"/>
-          </w:rPr>
-          <w:t>scope creep</w:t>
-        </w:r>
-      </w:hyperlink>
-      <w:r>
-        <w:rPr>
-          <w:color w:val="FF0000"/>
-        </w:rPr>
-        <w:t>.</w:t>
-      </w:r>
-    </w:p>
-    <w:p>
-      <w:pPr>
-        <w:pStyle w:val="NormalWeb"/>
-        <w:shd w:val="clear" w:color="auto" w:fill="FFFFFF"/>
-        <w:spacing w:before="0" w:beforeAutospacing="0" w:after="0" w:afterAutospacing="0" w:line="360" w:lineRule="auto"/>
-        <w:jc w:val="both"/>
-      </w:pPr>
-      <w:r>
-        <w:t>Where are you headed, how long will it take, and was it a success? Requirements are the compass for the project for everyone to consult before setting sail. Start off in the correct direction, and there is a better chance the project and its participants will end up in the right place</w:t>
-      </w:r>
-      <w:r>
-        <w:t>.</w:t>
-      </w:r>
-    </w:p>
-    <w:p>
-      <w:pPr>
-        <w:pStyle w:val="NormalWeb"/>
-        <w:shd w:val="clear" w:color="auto" w:fill="FFFFFF"/>
-        <w:spacing w:before="0" w:beforeAutospacing="0" w:after="0" w:afterAutospacing="0" w:line="360" w:lineRule="auto"/>
-        <w:jc w:val="both"/>
-      </w:pPr>
-      <w:r>
-        <w:t>It does not define how to project will be created and delivered only the requirements are mentioned. The requirement document should also implement the quality control of the project, must also mention how they should implement the quality control of the project.</w:t>
-      </w:r>
+        <w:t>unctional</w:t>
+      </w:r>
+      <w:bookmarkStart w:id="14" w:name="_GoBack"/>
+      <w:bookmarkEnd w:id="14"/>
     </w:p>
     <w:p>
       <w:pPr>
@@ -6699,7 +6113,6 @@
               <w:jc w:val="both"/>
             </w:pPr>
             <w:r>
-              <w:lastRenderedPageBreak/>
               <w:t>1.</w:t>
             </w:r>
           </w:p>
@@ -7005,7 +6418,6 @@
         <w:jc w:val="both"/>
       </w:pPr>
       <w:r>
-        <w:lastRenderedPageBreak/>
         <w:t>System Design</w:t>
       </w:r>
     </w:p>
@@ -7169,7 +6581,6 @@
         <w:jc w:val="both"/>
       </w:pPr>
       <w:r>
-        <w:lastRenderedPageBreak/>
         <w:t>Development</w:t>
       </w:r>
     </w:p>
@@ -7726,7 +7137,6 @@
         <w:jc w:val="both"/>
       </w:pPr>
       <w:r>
-        <w:lastRenderedPageBreak/>
         <w:t>Testing</w:t>
       </w:r>
     </w:p>
@@ -7879,7 +7289,7 @@
                           <pic:cNvPr id="1026" name="Picture 2">
                             <a:extLst>
                               <a:ext uri="{FF2B5EF4-FFF2-40B4-BE49-F238E27FC236}">
-                                <a16:creationId xmlns:a16="http://schemas.microsoft.com/office/drawing/2014/main" id="{F6C4AF52-ACA0-4323-B934-EF30663D567C}"/>
+                                <a16:creationId xmlns="" xmlns:cx="http://schemas.microsoft.com/office/drawing/2014/chartex" xmlns:cx1="http://schemas.microsoft.com/office/drawing/2015/9/8/chartex" xmlns:cx2="http://schemas.microsoft.com/office/drawing/2015/10/21/chartex" xmlns:cx3="http://schemas.microsoft.com/office/drawing/2016/5/9/chartex" xmlns:cx4="http://schemas.microsoft.com/office/drawing/2016/5/10/chartex" xmlns:cx5="http://schemas.microsoft.com/office/drawing/2016/5/11/chartex" xmlns:cx6="http://schemas.microsoft.com/office/drawing/2016/5/12/chartex" xmlns:cx7="http://schemas.microsoft.com/office/drawing/2016/5/13/chartex" xmlns:cx8="http://schemas.microsoft.com/office/drawing/2016/5/14/chartex" xmlns:aink="http://schemas.microsoft.com/office/drawing/2016/ink" xmlns:am3d="http://schemas.microsoft.com/office/drawing/2017/model3d" xmlns:o="urn:schemas-microsoft-com:office:office" xmlns:oel="http://schemas.microsoft.com/office/2019/extlst" xmlns:v="urn:schemas-microsoft-com:vml" xmlns:w10="urn:schemas-microsoft-com:office:word" xmlns:w="http://schemas.openxmlformats.org/wordprocessingml/2006/main" xmlns:w15="http://schemas.microsoft.com/office/word/2012/wordml" xmlns:w16cex="http://schemas.microsoft.com/office/word/2018/wordml/cex" xmlns:w16cid="http://schemas.microsoft.com/office/word/2016/wordml/cid" xmlns:w16="http://schemas.microsoft.com/office/word/2018/wordml" xmlns:w16du="http://schemas.microsoft.com/office/word/2023/wordml/word16du" xmlns:w16sdtdh="http://schemas.microsoft.com/office/word/2020/wordml/sdtdatahash" xmlns:w16sdtfl="http://schemas.microsoft.com/office/word/2024/wordml/sdtformatlock" xmlns:w16se="http://schemas.microsoft.com/office/word/2015/wordml/symex" xmlns:a16="http://schemas.microsoft.com/office/drawing/2014/main" id="{F6C4AF52-ACA0-4323-B934-EF30663D567C}"/>
                               </a:ext>
                             </a:extLst>
                           </pic:cNvPr>
@@ -7951,7 +7361,7 @@
                                   <w:lang w:val="en-US"/>
                                 </w:rPr>
                               </w:pPr>
-                              <w:bookmarkStart w:id="14" w:name="_Toc56929757"/>
+                              <w:bookmarkStart w:id="15" w:name="_Toc56929757"/>
                               <w:r>
                                 <w:rPr>
                                   <w:rFonts w:cs="Times New Roman"/>
@@ -8037,7 +7447,7 @@
                                 </w:rPr>
                                 <w:t>: Software Testing Life Cycle</w:t>
                               </w:r>
-                              <w:bookmarkEnd w:id="14"/>
+                              <w:bookmarkEnd w:id="15"/>
                             </w:p>
                           </w:txbxContent>
                         </wps:txbx>
@@ -8060,7 +7470,7 @@
               </wp:anchor>
             </w:drawing>
           </mc:Choice>
-          <mc:Fallback>
+          <mc:Fallback xmlns:cx="http://schemas.microsoft.com/office/drawing/2014/chartex" xmlns:cx1="http://schemas.microsoft.com/office/drawing/2015/9/8/chartex" xmlns:cx2="http://schemas.microsoft.com/office/drawing/2015/10/21/chartex" xmlns:cx3="http://schemas.microsoft.com/office/drawing/2016/5/9/chartex" xmlns:cx4="http://schemas.microsoft.com/office/drawing/2016/5/10/chartex" xmlns:cx5="http://schemas.microsoft.com/office/drawing/2016/5/11/chartex" xmlns:cx6="http://schemas.microsoft.com/office/drawing/2016/5/12/chartex" xmlns:cx7="http://schemas.microsoft.com/office/drawing/2016/5/13/chartex" xmlns:cx8="http://schemas.microsoft.com/office/drawing/2016/5/14/chartex" xmlns:aink="http://schemas.microsoft.com/office/drawing/2016/ink" xmlns:am3d="http://schemas.microsoft.com/office/drawing/2017/model3d" xmlns:oel="http://schemas.microsoft.com/office/2019/extlst" xmlns:w15="http://schemas.microsoft.com/office/word/2012/wordml" xmlns:w16cex="http://schemas.microsoft.com/office/word/2018/wordml/cex" xmlns:w16cid="http://schemas.microsoft.com/office/word/2016/wordml/cid" xmlns:w16="http://schemas.microsoft.com/office/word/2018/wordml" xmlns:w16du="http://schemas.microsoft.com/office/word/2023/wordml/word16du" xmlns:w16sdtdh="http://schemas.microsoft.com/office/word/2020/wordml/sdtdatahash" xmlns:w16sdtfl="http://schemas.microsoft.com/office/word/2024/wordml/sdtformatlock" xmlns:w16se="http://schemas.microsoft.com/office/word/2015/wordml/symex">
             <w:pict>
               <v:group w14:anchorId="7B020EE0" id="Group 14" o:spid="_x0000_s1026" style="position:absolute;left:0;text-align:left;margin-left:21.75pt;margin-top:16.8pt;width:337.5pt;height:263.4pt;z-index:251660288;mso-width-relative:margin;mso-height-relative:margin" coordsize="45732,35693" o:gfxdata="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">
                 <v:shapetype id="_x0000_t202" coordsize="21600,21600" o:spt="202" path="m,l,21600r21600,l21600,xe">
@@ -8258,7 +7668,6 @@
           <w:bCs/>
           <w:lang w:val="en-US"/>
         </w:rPr>
-        <w:lastRenderedPageBreak/>
         <w:t>Test Planning or Execution</w:t>
       </w:r>
       <w:r>
@@ -8797,7 +8206,7 @@
               </wp:anchor>
             </w:drawing>
           </mc:Choice>
-          <mc:Fallback>
+          <mc:Fallback xmlns:cx="http://schemas.microsoft.com/office/drawing/2014/chartex" xmlns:cx1="http://schemas.microsoft.com/office/drawing/2015/9/8/chartex" xmlns:cx2="http://schemas.microsoft.com/office/drawing/2015/10/21/chartex" xmlns:cx3="http://schemas.microsoft.com/office/drawing/2016/5/9/chartex" xmlns:cx4="http://schemas.microsoft.com/office/drawing/2016/5/10/chartex" xmlns:cx5="http://schemas.microsoft.com/office/drawing/2016/5/11/chartex" xmlns:cx6="http://schemas.microsoft.com/office/drawing/2016/5/12/chartex" xmlns:cx7="http://schemas.microsoft.com/office/drawing/2016/5/13/chartex" xmlns:cx8="http://schemas.microsoft.com/office/drawing/2016/5/14/chartex" xmlns:aink="http://schemas.microsoft.com/office/drawing/2016/ink" xmlns:am3d="http://schemas.microsoft.com/office/drawing/2017/model3d" xmlns:oel="http://schemas.microsoft.com/office/2019/extlst" xmlns:w15="http://schemas.microsoft.com/office/word/2012/wordml" xmlns:w16cex="http://schemas.microsoft.com/office/word/2018/wordml/cex" xmlns:w16cid="http://schemas.microsoft.com/office/word/2016/wordml/cid" xmlns:w16="http://schemas.microsoft.com/office/word/2018/wordml" xmlns:w16du="http://schemas.microsoft.com/office/word/2023/wordml/word16du" xmlns:w16sdtdh="http://schemas.microsoft.com/office/word/2020/wordml/sdtdatahash" xmlns:w16sdtfl="http://schemas.microsoft.com/office/word/2024/wordml/sdtformatlock" xmlns:w16se="http://schemas.microsoft.com/office/word/2015/wordml/symex">
             <w:pict>
               <v:shape w14:anchorId="52A503B0" id="Text Box 13" o:spid="_x0000_s1029" type="#_x0000_t202" style="position:absolute;left:0;text-align:left;margin-left:-3pt;margin-top:150.95pt;width:415.3pt;height:.05pt;z-index:251661312;visibility:visible;mso-wrap-style:square;mso-wrap-distance-left:9pt;mso-wrap-distance-top:0;mso-wrap-distance-right:9pt;mso-wrap-distance-bottom:0;mso-position-horizontal:absolute;mso-position-horizontal-relative:text;mso-position-vertical:absolute;mso-position-vertical-relative:text;v-text-anchor:top" o:gfxdata="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" stroked="f">
                 <v:textbox style="mso-fit-shape-to-text:t" inset="0,0,0,0">
@@ -8930,12 +8339,11 @@
         <w:spacing w:line="360" w:lineRule="auto"/>
         <w:ind w:left="360"/>
       </w:pPr>
-      <w:bookmarkStart w:id="19" w:name="_Toc57274839"/>
-      <w:r>
-        <w:lastRenderedPageBreak/>
+      <w:bookmarkStart w:id="18" w:name="_Toc57274839"/>
+      <w:r>
         <w:t>A Test Matrix with Tested modules or Requirement Traceability Matrix</w:t>
       </w:r>
-      <w:bookmarkEnd w:id="19"/>
+      <w:bookmarkEnd w:id="18"/>
     </w:p>
     <w:p>
       <w:pPr>
@@ -9513,7 +8921,6 @@
           <w:noProof/>
           <w:lang w:val="en-US"/>
         </w:rPr>
-        <w:lastRenderedPageBreak/>
         <w:drawing>
           <wp:inline distT="0" distB="0" distL="0" distR="0" wp14:anchorId="69C8A1A5" wp14:editId="31CC3CF4">
             <wp:extent cx="4619626" cy="2686050"/>
@@ -10297,7 +9704,6 @@
         <w:rPr>
           <w:bCs/>
         </w:rPr>
-        <w:lastRenderedPageBreak/>
         <w:t>Project Results</w:t>
       </w:r>
     </w:p>
@@ -10425,11 +9831,7 @@
         <w:t xml:space="preserve">about “How the teamwork works”. Spiritually throughout the </w:t>
       </w:r>
       <w:r>
-        <w:t xml:space="preserve">project </w:t>
-      </w:r>
-      <w:r>
-        <w:lastRenderedPageBreak/>
-        <w:t>journey we acquire knowledge that everything can be learnt with passion and patience. Similarly, we developed friendly bond than the beginning.</w:t>
+        <w:t>project journey we acquire knowledge that everything can be learnt with passion and patience. Similarly, we developed friendly bond than the beginning.</w:t>
       </w:r>
     </w:p>
     <w:p>
@@ -10454,7 +9856,6 @@
         <w:jc w:val="both"/>
       </w:pPr>
       <w:r>
-        <w:lastRenderedPageBreak/>
         <w:t xml:space="preserve"> Future Enhancements</w:t>
       </w:r>
     </w:p>
@@ -10565,7 +9966,6 @@
         <w:rPr>
           <w:b/>
         </w:rPr>
-        <w:lastRenderedPageBreak/>
         <w:t>11</w:t>
       </w:r>
       <w:r>
@@ -10614,7 +10014,6 @@
         <w:pStyle w:val="Heading2"/>
       </w:pPr>
       <w:r>
-        <w:lastRenderedPageBreak/>
         <w:t>12. Annexures</w:t>
       </w:r>
     </w:p>
@@ -10704,7 +10103,7 @@
 </file>
 
 <file path=word/endnotes.xml><?xml version="1.0" encoding="utf-8"?>
-<w:endnotes xmlns:wpc="http://schemas.microsoft.com/office/word/2010/wordprocessingCanvas" xmlns:cx="http://schemas.microsoft.com/office/drawing/2014/chartex" xmlns:cx1="http://schemas.microsoft.com/office/drawing/2015/9/8/chartex" xmlns:cx2="http://schemas.microsoft.com/office/drawing/2015/10/21/chartex" xmlns:cx3="http://schemas.microsoft.com/office/drawing/2016/5/9/chartex" xmlns:cx4="http://schemas.microsoft.com/office/drawing/2016/5/10/chartex" xmlns:cx5="http://schemas.microsoft.com/office/drawing/2016/5/11/chartex" xmlns:cx6="http://schemas.microsoft.com/office/drawing/2016/5/12/chartex" xmlns:cx7="http://schemas.microsoft.com/office/drawing/2016/5/13/chartex" xmlns:cx8="http://schemas.microsoft.com/office/drawing/2016/5/14/chartex" xmlns:mc="http://schemas.openxmlformats.org/markup-compatibility/2006" xmlns:aink="http://schemas.microsoft.com/office/drawing/2016/ink" xmlns:am3d="http://schemas.microsoft.com/office/drawing/2017/model3d" xmlns:o="urn:schemas-microsoft-com:office:office" xmlns:oel="http://schemas.microsoft.com/office/2019/extlst" xmlns:r="http://schemas.openxmlformats.org/officeDocument/2006/relationships" xmlns:m="http://schemas.openxmlformats.org/officeDocument/2006/math" xmlns:v="urn:schemas-microsoft-com:vml" xmlns:wp14="http://schemas.microsoft.com/office/word/2010/wordprocessingDrawing" xmlns:wp="http://schemas.openxmlformats.org/drawingml/2006/wordprocessingDrawing" xmlns:w10="urn:schemas-microsoft-com:office:word" xmlns:w="http://schemas.openxmlformats.org/wordprocessingml/2006/main" xmlns:w14="http://schemas.microsoft.com/office/word/2010/wordml" xmlns:w15="http://schemas.microsoft.com/office/word/2012/wordml" xmlns:w16cex="http://schemas.microsoft.com/office/word/2018/wordml/cex" xmlns:w16cid="http://schemas.microsoft.com/office/word/2016/wordml/cid" xmlns:w16="http://schemas.microsoft.com/office/word/2018/wordml" xmlns:w16du="http://schemas.microsoft.com/office/word/2023/wordml/word16du" xmlns:w16sdtdh="http://schemas.microsoft.com/office/word/2020/wordml/sdtdatahash" xmlns:w16sdtfl="http://schemas.microsoft.com/office/word/2024/wordml/sdtformatlock" xmlns:w16se="http://schemas.microsoft.com/office/word/2015/wordml/symex" xmlns:wpg="http://schemas.microsoft.com/office/word/2010/wordprocessingGroup" xmlns:wpi="http://schemas.microsoft.com/office/word/2010/wordprocessingInk" xmlns:wne="http://schemas.microsoft.com/office/word/2006/wordml" xmlns:wps="http://schemas.microsoft.com/office/word/2010/wordprocessingShape" mc:Ignorable="w14 w15 w16se w16cid w16 w16cex w16sdtdh w16sdtfl w16du wp14">
+<w:endnotes xmlns:wpc="http://schemas.microsoft.com/office/word/2010/wordprocessingCanvas" xmlns:mc="http://schemas.openxmlformats.org/markup-compatibility/2006" xmlns:o="urn:schemas-microsoft-com:office:office" xmlns:r="http://schemas.openxmlformats.org/officeDocument/2006/relationships" xmlns:m="http://schemas.openxmlformats.org/officeDocument/2006/math" xmlns:v="urn:schemas-microsoft-com:vml" xmlns:wp14="http://schemas.microsoft.com/office/word/2010/wordprocessingDrawing" xmlns:wp="http://schemas.openxmlformats.org/drawingml/2006/wordprocessingDrawing" xmlns:w10="urn:schemas-microsoft-com:office:word" xmlns:w="http://schemas.openxmlformats.org/wordprocessingml/2006/main" xmlns:w14="http://schemas.microsoft.com/office/word/2010/wordml" xmlns:wpg="http://schemas.microsoft.com/office/word/2010/wordprocessingGroup" xmlns:wpi="http://schemas.microsoft.com/office/word/2010/wordprocessingInk" xmlns:wne="http://schemas.microsoft.com/office/word/2006/wordml" xmlns:wps="http://schemas.microsoft.com/office/word/2010/wordprocessingShape" mc:Ignorable="w14 wp14">
   <w:endnote w:type="separator" w:id="-1">
     <w:p>
       <w:pPr>
@@ -10729,7 +10128,7 @@
 </file>
 
 <file path=word/footer1.xml><?xml version="1.0" encoding="utf-8"?>
-<w:ftr xmlns:wpc="http://schemas.microsoft.com/office/word/2010/wordprocessingCanvas" xmlns:cx="http://schemas.microsoft.com/office/drawing/2014/chartex" xmlns:cx1="http://schemas.microsoft.com/office/drawing/2015/9/8/chartex" xmlns:cx2="http://schemas.microsoft.com/office/drawing/2015/10/21/chartex" xmlns:cx3="http://schemas.microsoft.com/office/drawing/2016/5/9/chartex" xmlns:cx4="http://schemas.microsoft.com/office/drawing/2016/5/10/chartex" xmlns:cx5="http://schemas.microsoft.com/office/drawing/2016/5/11/chartex" xmlns:cx6="http://schemas.microsoft.com/office/drawing/2016/5/12/chartex" xmlns:cx7="http://schemas.microsoft.com/office/drawing/2016/5/13/chartex" xmlns:cx8="http://schemas.microsoft.com/office/drawing/2016/5/14/chartex" xmlns:mc="http://schemas.openxmlformats.org/markup-compatibility/2006" xmlns:aink="http://schemas.microsoft.com/office/drawing/2016/ink" xmlns:am3d="http://schemas.microsoft.com/office/drawing/2017/model3d" xmlns:o="urn:schemas-microsoft-com:office:office" xmlns:oel="http://schemas.microsoft.com/office/2019/extlst" xmlns:r="http://schemas.openxmlformats.org/officeDocument/2006/relationships" xmlns:m="http://schemas.openxmlformats.org/officeDocument/2006/math" xmlns:v="urn:schemas-microsoft-com:vml" xmlns:wp14="http://schemas.microsoft.com/office/word/2010/wordprocessingDrawing" xmlns:wp="http://schemas.openxmlformats.org/drawingml/2006/wordprocessingDrawing" xmlns:w10="urn:schemas-microsoft-com:office:word" xmlns:w="http://schemas.openxmlformats.org/wordprocessingml/2006/main" xmlns:w14="http://schemas.microsoft.com/office/word/2010/wordml" xmlns:w15="http://schemas.microsoft.com/office/word/2012/wordml" xmlns:w16cex="http://schemas.microsoft.com/office/word/2018/wordml/cex" xmlns:w16cid="http://schemas.microsoft.com/office/word/2016/wordml/cid" xmlns:w16="http://schemas.microsoft.com/office/word/2018/wordml" xmlns:w16du="http://schemas.microsoft.com/office/word/2023/wordml/word16du" xmlns:w16sdtdh="http://schemas.microsoft.com/office/word/2020/wordml/sdtdatahash" xmlns:w16sdtfl="http://schemas.microsoft.com/office/word/2024/wordml/sdtformatlock" xmlns:w16se="http://schemas.microsoft.com/office/word/2015/wordml/symex" xmlns:wpg="http://schemas.microsoft.com/office/word/2010/wordprocessingGroup" xmlns:wpi="http://schemas.microsoft.com/office/word/2010/wordprocessingInk" xmlns:wne="http://schemas.microsoft.com/office/word/2006/wordml" xmlns:wps="http://schemas.microsoft.com/office/word/2010/wordprocessingShape" mc:Ignorable="w14 w15 w16se w16cid w16 w16cex w16sdtdh w16sdtfl w16du wp14">
+<w:ftr xmlns:wpc="http://schemas.microsoft.com/office/word/2010/wordprocessingCanvas" xmlns:mc="http://schemas.openxmlformats.org/markup-compatibility/2006" xmlns:o="urn:schemas-microsoft-com:office:office" xmlns:r="http://schemas.openxmlformats.org/officeDocument/2006/relationships" xmlns:m="http://schemas.openxmlformats.org/officeDocument/2006/math" xmlns:v="urn:schemas-microsoft-com:vml" xmlns:wp14="http://schemas.microsoft.com/office/word/2010/wordprocessingDrawing" xmlns:wp="http://schemas.openxmlformats.org/drawingml/2006/wordprocessingDrawing" xmlns:w10="urn:schemas-microsoft-com:office:word" xmlns:w="http://schemas.openxmlformats.org/wordprocessingml/2006/main" xmlns:w14="http://schemas.microsoft.com/office/word/2010/wordml" xmlns:wpg="http://schemas.microsoft.com/office/word/2010/wordprocessingGroup" xmlns:wpi="http://schemas.microsoft.com/office/word/2010/wordprocessingInk" xmlns:wne="http://schemas.microsoft.com/office/word/2006/wordml" xmlns:wps="http://schemas.microsoft.com/office/word/2010/wordprocessingShape" mc:Ignorable="w14 wp14">
   <w:p>
     <w:pPr>
       <w:pStyle w:val="Footer"/>
@@ -10739,7 +10138,7 @@
 </file>
 
 <file path=word/footer2.xml><?xml version="1.0" encoding="utf-8"?>
-<w:ftr xmlns:wpc="http://schemas.microsoft.com/office/word/2010/wordprocessingCanvas" xmlns:cx="http://schemas.microsoft.com/office/drawing/2014/chartex" xmlns:cx1="http://schemas.microsoft.com/office/drawing/2015/9/8/chartex" xmlns:cx2="http://schemas.microsoft.com/office/drawing/2015/10/21/chartex" xmlns:cx3="http://schemas.microsoft.com/office/drawing/2016/5/9/chartex" xmlns:cx4="http://schemas.microsoft.com/office/drawing/2016/5/10/chartex" xmlns:cx5="http://schemas.microsoft.com/office/drawing/2016/5/11/chartex" xmlns:cx6="http://schemas.microsoft.com/office/drawing/2016/5/12/chartex" xmlns:cx7="http://schemas.microsoft.com/office/drawing/2016/5/13/chartex" xmlns:cx8="http://schemas.microsoft.com/office/drawing/2016/5/14/chartex" xmlns:mc="http://schemas.openxmlformats.org/markup-compatibility/2006" xmlns:aink="http://schemas.microsoft.com/office/drawing/2016/ink" xmlns:am3d="http://schemas.microsoft.com/office/drawing/2017/model3d" xmlns:o="urn:schemas-microsoft-com:office:office" xmlns:oel="http://schemas.microsoft.com/office/2019/extlst" xmlns:r="http://schemas.openxmlformats.org/officeDocument/2006/relationships" xmlns:m="http://schemas.openxmlformats.org/officeDocument/2006/math" xmlns:v="urn:schemas-microsoft-com:vml" xmlns:wp14="http://schemas.microsoft.com/office/word/2010/wordprocessingDrawing" xmlns:wp="http://schemas.openxmlformats.org/drawingml/2006/wordprocessingDrawing" xmlns:w10="urn:schemas-microsoft-com:office:word" xmlns:w="http://schemas.openxmlformats.org/wordprocessingml/2006/main" xmlns:w14="http://schemas.microsoft.com/office/word/2010/wordml" xmlns:w15="http://schemas.microsoft.com/office/word/2012/wordml" xmlns:w16cex="http://schemas.microsoft.com/office/word/2018/wordml/cex" xmlns:w16cid="http://schemas.microsoft.com/office/word/2016/wordml/cid" xmlns:w16="http://schemas.microsoft.com/office/word/2018/wordml" xmlns:w16du="http://schemas.microsoft.com/office/word/2023/wordml/word16du" xmlns:w16sdtdh="http://schemas.microsoft.com/office/word/2020/wordml/sdtdatahash" xmlns:w16sdtfl="http://schemas.microsoft.com/office/word/2024/wordml/sdtformatlock" xmlns:w16se="http://schemas.microsoft.com/office/word/2015/wordml/symex" xmlns:wpg="http://schemas.microsoft.com/office/word/2010/wordprocessingGroup" xmlns:wpi="http://schemas.microsoft.com/office/word/2010/wordprocessingInk" xmlns:wne="http://schemas.microsoft.com/office/word/2006/wordml" xmlns:wps="http://schemas.microsoft.com/office/word/2010/wordprocessingShape" mc:Ignorable="w14 w15 w16se w16cid w16 w16cex w16sdtdh w16sdtfl w16du wp14">
+<w:ftr xmlns:wpc="http://schemas.microsoft.com/office/word/2010/wordprocessingCanvas" xmlns:mc="http://schemas.openxmlformats.org/markup-compatibility/2006" xmlns:o="urn:schemas-microsoft-com:office:office" xmlns:r="http://schemas.openxmlformats.org/officeDocument/2006/relationships" xmlns:m="http://schemas.openxmlformats.org/officeDocument/2006/math" xmlns:v="urn:schemas-microsoft-com:vml" xmlns:wp14="http://schemas.microsoft.com/office/word/2010/wordprocessingDrawing" xmlns:wp="http://schemas.openxmlformats.org/drawingml/2006/wordprocessingDrawing" xmlns:w10="urn:schemas-microsoft-com:office:word" xmlns:w="http://schemas.openxmlformats.org/wordprocessingml/2006/main" xmlns:w14="http://schemas.microsoft.com/office/word/2010/wordml" xmlns:wpg="http://schemas.microsoft.com/office/word/2010/wordprocessingGroup" xmlns:wpi="http://schemas.microsoft.com/office/word/2010/wordprocessingInk" xmlns:wne="http://schemas.microsoft.com/office/word/2006/wordml" xmlns:wps="http://schemas.microsoft.com/office/word/2010/wordprocessingShape" mc:Ignorable="w14 wp14">
   <w:sdt>
     <w:sdtPr>
       <w:id w:val="1769740165"/>
@@ -10772,7 +10171,7 @@
           <w:rPr>
             <w:noProof/>
           </w:rPr>
-          <w:t>14</w:t>
+          <w:t>1</w:t>
         </w:r>
         <w:r>
           <w:rPr>
@@ -10792,7 +10191,7 @@
 </file>
 
 <file path=word/footer3.xml><?xml version="1.0" encoding="utf-8"?>
-<w:ftr xmlns:wpc="http://schemas.microsoft.com/office/word/2010/wordprocessingCanvas" xmlns:cx="http://schemas.microsoft.com/office/drawing/2014/chartex" xmlns:cx1="http://schemas.microsoft.com/office/drawing/2015/9/8/chartex" xmlns:cx2="http://schemas.microsoft.com/office/drawing/2015/10/21/chartex" xmlns:cx3="http://schemas.microsoft.com/office/drawing/2016/5/9/chartex" xmlns:cx4="http://schemas.microsoft.com/office/drawing/2016/5/10/chartex" xmlns:cx5="http://schemas.microsoft.com/office/drawing/2016/5/11/chartex" xmlns:cx6="http://schemas.microsoft.com/office/drawing/2016/5/12/chartex" xmlns:cx7="http://schemas.microsoft.com/office/drawing/2016/5/13/chartex" xmlns:cx8="http://schemas.microsoft.com/office/drawing/2016/5/14/chartex" xmlns:mc="http://schemas.openxmlformats.org/markup-compatibility/2006" xmlns:aink="http://schemas.microsoft.com/office/drawing/2016/ink" xmlns:am3d="http://schemas.microsoft.com/office/drawing/2017/model3d" xmlns:o="urn:schemas-microsoft-com:office:office" xmlns:oel="http://schemas.microsoft.com/office/2019/extlst" xmlns:r="http://schemas.openxmlformats.org/officeDocument/2006/relationships" xmlns:m="http://schemas.openxmlformats.org/officeDocument/2006/math" xmlns:v="urn:schemas-microsoft-com:vml" xmlns:wp14="http://schemas.microsoft.com/office/word/2010/wordprocessingDrawing" xmlns:wp="http://schemas.openxmlformats.org/drawingml/2006/wordprocessingDrawing" xmlns:w10="urn:schemas-microsoft-com:office:word" xmlns:w="http://schemas.openxmlformats.org/wordprocessingml/2006/main" xmlns:w14="http://schemas.microsoft.com/office/word/2010/wordml" xmlns:w15="http://schemas.microsoft.com/office/word/2012/wordml" xmlns:w16cex="http://schemas.microsoft.com/office/word/2018/wordml/cex" xmlns:w16cid="http://schemas.microsoft.com/office/word/2016/wordml/cid" xmlns:w16="http://schemas.microsoft.com/office/word/2018/wordml" xmlns:w16du="http://schemas.microsoft.com/office/word/2023/wordml/word16du" xmlns:w16sdtdh="http://schemas.microsoft.com/office/word/2020/wordml/sdtdatahash" xmlns:w16sdtfl="http://schemas.microsoft.com/office/word/2024/wordml/sdtformatlock" xmlns:w16se="http://schemas.microsoft.com/office/word/2015/wordml/symex" xmlns:wpg="http://schemas.microsoft.com/office/word/2010/wordprocessingGroup" xmlns:wpi="http://schemas.microsoft.com/office/word/2010/wordprocessingInk" xmlns:wne="http://schemas.microsoft.com/office/word/2006/wordml" xmlns:wps="http://schemas.microsoft.com/office/word/2010/wordprocessingShape" mc:Ignorable="w14 w15 w16se w16cid w16 w16cex w16sdtdh w16sdtfl w16du wp14">
+<w:ftr xmlns:wpc="http://schemas.microsoft.com/office/word/2010/wordprocessingCanvas" xmlns:mc="http://schemas.openxmlformats.org/markup-compatibility/2006" xmlns:o="urn:schemas-microsoft-com:office:office" xmlns:r="http://schemas.openxmlformats.org/officeDocument/2006/relationships" xmlns:m="http://schemas.openxmlformats.org/officeDocument/2006/math" xmlns:v="urn:schemas-microsoft-com:vml" xmlns:wp14="http://schemas.microsoft.com/office/word/2010/wordprocessingDrawing" xmlns:wp="http://schemas.openxmlformats.org/drawingml/2006/wordprocessingDrawing" xmlns:w10="urn:schemas-microsoft-com:office:word" xmlns:w="http://schemas.openxmlformats.org/wordprocessingml/2006/main" xmlns:w14="http://schemas.microsoft.com/office/word/2010/wordml" xmlns:wpg="http://schemas.microsoft.com/office/word/2010/wordprocessingGroup" xmlns:wpi="http://schemas.microsoft.com/office/word/2010/wordprocessingInk" xmlns:wne="http://schemas.microsoft.com/office/word/2006/wordml" xmlns:wps="http://schemas.microsoft.com/office/word/2010/wordprocessingShape" mc:Ignorable="w14 wp14">
   <w:p>
     <w:pPr>
       <w:pStyle w:val="Footer"/>
@@ -10802,7 +10201,7 @@
 </file>
 
 <file path=word/footnotes.xml><?xml version="1.0" encoding="utf-8"?>
-<w:footnotes xmlns:wpc="http://schemas.microsoft.com/office/word/2010/wordprocessingCanvas" xmlns:cx="http://schemas.microsoft.com/office/drawing/2014/chartex" xmlns:cx1="http://schemas.microsoft.com/office/drawing/2015/9/8/chartex" xmlns:cx2="http://schemas.microsoft.com/office/drawing/2015/10/21/chartex" xmlns:cx3="http://schemas.microsoft.com/office/drawing/2016/5/9/chartex" xmlns:cx4="http://schemas.microsoft.com/office/drawing/2016/5/10/chartex" xmlns:cx5="http://schemas.microsoft.com/office/drawing/2016/5/11/chartex" xmlns:cx6="http://schemas.microsoft.com/office/drawing/2016/5/12/chartex" xmlns:cx7="http://schemas.microsoft.com/office/drawing/2016/5/13/chartex" xmlns:cx8="http://schemas.microsoft.com/office/drawing/2016/5/14/chartex" xmlns:mc="http://schemas.openxmlformats.org/markup-compatibility/2006" xmlns:aink="http://schemas.microsoft.com/office/drawing/2016/ink" xmlns:am3d="http://schemas.microsoft.com/office/drawing/2017/model3d" xmlns:o="urn:schemas-microsoft-com:office:office" xmlns:oel="http://schemas.microsoft.com/office/2019/extlst" xmlns:r="http://schemas.openxmlformats.org/officeDocument/2006/relationships" xmlns:m="http://schemas.openxmlformats.org/officeDocument/2006/math" xmlns:v="urn:schemas-microsoft-com:vml" xmlns:wp14="http://schemas.microsoft.com/office/word/2010/wordprocessingDrawing" xmlns:wp="http://schemas.openxmlformats.org/drawingml/2006/wordprocessingDrawing" xmlns:w10="urn:schemas-microsoft-com:office:word" xmlns:w="http://schemas.openxmlformats.org/wordprocessingml/2006/main" xmlns:w14="http://schemas.microsoft.com/office/word/2010/wordml" xmlns:w15="http://schemas.microsoft.com/office/word/2012/wordml" xmlns:w16cex="http://schemas.microsoft.com/office/word/2018/wordml/cex" xmlns:w16cid="http://schemas.microsoft.com/office/word/2016/wordml/cid" xmlns:w16="http://schemas.microsoft.com/office/word/2018/wordml" xmlns:w16du="http://schemas.microsoft.com/office/word/2023/wordml/word16du" xmlns:w16sdtdh="http://schemas.microsoft.com/office/word/2020/wordml/sdtdatahash" xmlns:w16sdtfl="http://schemas.microsoft.com/office/word/2024/wordml/sdtformatlock" xmlns:w16se="http://schemas.microsoft.com/office/word/2015/wordml/symex" xmlns:wpg="http://schemas.microsoft.com/office/word/2010/wordprocessingGroup" xmlns:wpi="http://schemas.microsoft.com/office/word/2010/wordprocessingInk" xmlns:wne="http://schemas.microsoft.com/office/word/2006/wordml" xmlns:wps="http://schemas.microsoft.com/office/word/2010/wordprocessingShape" mc:Ignorable="w14 w15 w16se w16cid w16 w16cex w16sdtdh w16sdtfl w16du wp14">
+<w:footnotes xmlns:wpc="http://schemas.microsoft.com/office/word/2010/wordprocessingCanvas" xmlns:mc="http://schemas.openxmlformats.org/markup-compatibility/2006" xmlns:o="urn:schemas-microsoft-com:office:office" xmlns:r="http://schemas.openxmlformats.org/officeDocument/2006/relationships" xmlns:m="http://schemas.openxmlformats.org/officeDocument/2006/math" xmlns:v="urn:schemas-microsoft-com:vml" xmlns:wp14="http://schemas.microsoft.com/office/word/2010/wordprocessingDrawing" xmlns:wp="http://schemas.openxmlformats.org/drawingml/2006/wordprocessingDrawing" xmlns:w10="urn:schemas-microsoft-com:office:word" xmlns:w="http://schemas.openxmlformats.org/wordprocessingml/2006/main" xmlns:w14="http://schemas.microsoft.com/office/word/2010/wordml" xmlns:wpg="http://schemas.microsoft.com/office/word/2010/wordprocessingGroup" xmlns:wpi="http://schemas.microsoft.com/office/word/2010/wordprocessingInk" xmlns:wne="http://schemas.microsoft.com/office/word/2006/wordml" xmlns:wps="http://schemas.microsoft.com/office/word/2010/wordprocessingShape" mc:Ignorable="w14 wp14">
   <w:footnote w:type="separator" w:id="-1">
     <w:p>
       <w:pPr>
@@ -10827,7 +10226,7 @@
 </file>
 
 <file path=word/header1.xml><?xml version="1.0" encoding="utf-8"?>
-<w:hdr xmlns:wpc="http://schemas.microsoft.com/office/word/2010/wordprocessingCanvas" xmlns:cx="http://schemas.microsoft.com/office/drawing/2014/chartex" xmlns:cx1="http://schemas.microsoft.com/office/drawing/2015/9/8/chartex" xmlns:cx2="http://schemas.microsoft.com/office/drawing/2015/10/21/chartex" xmlns:cx3="http://schemas.microsoft.com/office/drawing/2016/5/9/chartex" xmlns:cx4="http://schemas.microsoft.com/office/drawing/2016/5/10/chartex" xmlns:cx5="http://schemas.microsoft.com/office/drawing/2016/5/11/chartex" xmlns:cx6="http://schemas.microsoft.com/office/drawing/2016/5/12/chartex" xmlns:cx7="http://schemas.microsoft.com/office/drawing/2016/5/13/chartex" xmlns:cx8="http://schemas.microsoft.com/office/drawing/2016/5/14/chartex" xmlns:mc="http://schemas.openxmlformats.org/markup-compatibility/2006" xmlns:aink="http://schemas.microsoft.com/office/drawing/2016/ink" xmlns:am3d="http://schemas.microsoft.com/office/drawing/2017/model3d" xmlns:o="urn:schemas-microsoft-com:office:office" xmlns:oel="http://schemas.microsoft.com/office/2019/extlst" xmlns:r="http://schemas.openxmlformats.org/officeDocument/2006/relationships" xmlns:m="http://schemas.openxmlformats.org/officeDocument/2006/math" xmlns:v="urn:schemas-microsoft-com:vml" xmlns:wp14="http://schemas.microsoft.com/office/word/2010/wordprocessingDrawing" xmlns:wp="http://schemas.openxmlformats.org/drawingml/2006/wordprocessingDrawing" xmlns:w10="urn:schemas-microsoft-com:office:word" xmlns:w="http://schemas.openxmlformats.org/wordprocessingml/2006/main" xmlns:w14="http://schemas.microsoft.com/office/word/2010/wordml" xmlns:w15="http://schemas.microsoft.com/office/word/2012/wordml" xmlns:w16cex="http://schemas.microsoft.com/office/word/2018/wordml/cex" xmlns:w16cid="http://schemas.microsoft.com/office/word/2016/wordml/cid" xmlns:w16="http://schemas.microsoft.com/office/word/2018/wordml" xmlns:w16du="http://schemas.microsoft.com/office/word/2023/wordml/word16du" xmlns:w16sdtdh="http://schemas.microsoft.com/office/word/2020/wordml/sdtdatahash" xmlns:w16sdtfl="http://schemas.microsoft.com/office/word/2024/wordml/sdtformatlock" xmlns:w16se="http://schemas.microsoft.com/office/word/2015/wordml/symex" xmlns:wpg="http://schemas.microsoft.com/office/word/2010/wordprocessingGroup" xmlns:wpi="http://schemas.microsoft.com/office/word/2010/wordprocessingInk" xmlns:wne="http://schemas.microsoft.com/office/word/2006/wordml" xmlns:wps="http://schemas.microsoft.com/office/word/2010/wordprocessingShape" mc:Ignorable="w14 w15 w16se w16cid w16 w16cex w16sdtdh w16sdtfl w16du wp14">
+<w:hdr xmlns:wpc="http://schemas.microsoft.com/office/word/2010/wordprocessingCanvas" xmlns:mc="http://schemas.openxmlformats.org/markup-compatibility/2006" xmlns:o="urn:schemas-microsoft-com:office:office" xmlns:r="http://schemas.openxmlformats.org/officeDocument/2006/relationships" xmlns:m="http://schemas.openxmlformats.org/officeDocument/2006/math" xmlns:v="urn:schemas-microsoft-com:vml" xmlns:wp14="http://schemas.microsoft.com/office/word/2010/wordprocessingDrawing" xmlns:wp="http://schemas.openxmlformats.org/drawingml/2006/wordprocessingDrawing" xmlns:w10="urn:schemas-microsoft-com:office:word" xmlns:w="http://schemas.openxmlformats.org/wordprocessingml/2006/main" xmlns:w14="http://schemas.microsoft.com/office/word/2010/wordml" xmlns:wpg="http://schemas.microsoft.com/office/word/2010/wordprocessingGroup" xmlns:wpi="http://schemas.microsoft.com/office/word/2010/wordprocessingInk" xmlns:wne="http://schemas.microsoft.com/office/word/2006/wordml" xmlns:wps="http://schemas.microsoft.com/office/word/2010/wordprocessingShape" mc:Ignorable="w14 wp14">
   <w:p>
     <w:pPr>
       <w:pStyle w:val="Header"/>
@@ -10837,7 +10236,7 @@
 </file>
 
 <file path=word/header2.xml><?xml version="1.0" encoding="utf-8"?>
-<w:hdr xmlns:wpc="http://schemas.microsoft.com/office/word/2010/wordprocessingCanvas" xmlns:cx="http://schemas.microsoft.com/office/drawing/2014/chartex" xmlns:cx1="http://schemas.microsoft.com/office/drawing/2015/9/8/chartex" xmlns:cx2="http://schemas.microsoft.com/office/drawing/2015/10/21/chartex" xmlns:cx3="http://schemas.microsoft.com/office/drawing/2016/5/9/chartex" xmlns:cx4="http://schemas.microsoft.com/office/drawing/2016/5/10/chartex" xmlns:cx5="http://schemas.microsoft.com/office/drawing/2016/5/11/chartex" xmlns:cx6="http://schemas.microsoft.com/office/drawing/2016/5/12/chartex" xmlns:cx7="http://schemas.microsoft.com/office/drawing/2016/5/13/chartex" xmlns:cx8="http://schemas.microsoft.com/office/drawing/2016/5/14/chartex" xmlns:mc="http://schemas.openxmlformats.org/markup-compatibility/2006" xmlns:aink="http://schemas.microsoft.com/office/drawing/2016/ink" xmlns:am3d="http://schemas.microsoft.com/office/drawing/2017/model3d" xmlns:o="urn:schemas-microsoft-com:office:office" xmlns:oel="http://schemas.microsoft.com/office/2019/extlst" xmlns:r="http://schemas.openxmlformats.org/officeDocument/2006/relationships" xmlns:m="http://schemas.openxmlformats.org/officeDocument/2006/math" xmlns:v="urn:schemas-microsoft-com:vml" xmlns:wp14="http://schemas.microsoft.com/office/word/2010/wordprocessingDrawing" xmlns:wp="http://schemas.openxmlformats.org/drawingml/2006/wordprocessingDrawing" xmlns:w10="urn:schemas-microsoft-com:office:word" xmlns:w="http://schemas.openxmlformats.org/wordprocessingml/2006/main" xmlns:w14="http://schemas.microsoft.com/office/word/2010/wordml" xmlns:w15="http://schemas.microsoft.com/office/word/2012/wordml" xmlns:w16cex="http://schemas.microsoft.com/office/word/2018/wordml/cex" xmlns:w16cid="http://schemas.microsoft.com/office/word/2016/wordml/cid" xmlns:w16="http://schemas.microsoft.com/office/word/2018/wordml" xmlns:w16du="http://schemas.microsoft.com/office/word/2023/wordml/word16du" xmlns:w16sdtdh="http://schemas.microsoft.com/office/word/2020/wordml/sdtdatahash" xmlns:w16sdtfl="http://schemas.microsoft.com/office/word/2024/wordml/sdtformatlock" xmlns:w16se="http://schemas.microsoft.com/office/word/2015/wordml/symex" xmlns:wpg="http://schemas.microsoft.com/office/word/2010/wordprocessingGroup" xmlns:wpi="http://schemas.microsoft.com/office/word/2010/wordprocessingInk" xmlns:wne="http://schemas.microsoft.com/office/word/2006/wordml" xmlns:wps="http://schemas.microsoft.com/office/word/2010/wordprocessingShape" mc:Ignorable="w14 w15 w16se w16cid w16 w16cex w16sdtdh w16sdtfl w16du wp14">
+<w:hdr xmlns:wpc="http://schemas.microsoft.com/office/word/2010/wordprocessingCanvas" xmlns:mc="http://schemas.openxmlformats.org/markup-compatibility/2006" xmlns:o="urn:schemas-microsoft-com:office:office" xmlns:r="http://schemas.openxmlformats.org/officeDocument/2006/relationships" xmlns:m="http://schemas.openxmlformats.org/officeDocument/2006/math" xmlns:v="urn:schemas-microsoft-com:vml" xmlns:wp14="http://schemas.microsoft.com/office/word/2010/wordprocessingDrawing" xmlns:wp="http://schemas.openxmlformats.org/drawingml/2006/wordprocessingDrawing" xmlns:w10="urn:schemas-microsoft-com:office:word" xmlns:w="http://schemas.openxmlformats.org/wordprocessingml/2006/main" xmlns:w14="http://schemas.microsoft.com/office/word/2010/wordml" xmlns:wpg="http://schemas.microsoft.com/office/word/2010/wordprocessingGroup" xmlns:wpi="http://schemas.microsoft.com/office/word/2010/wordprocessingInk" xmlns:wne="http://schemas.microsoft.com/office/word/2006/wordml" xmlns:wps="http://schemas.microsoft.com/office/word/2010/wordprocessingShape" mc:Ignorable="w14 wp14">
   <w:p>
     <w:pPr>
       <w:pStyle w:val="Header"/>
@@ -10847,7 +10246,7 @@
 </file>
 
 <file path=word/header3.xml><?xml version="1.0" encoding="utf-8"?>
-<w:hdr xmlns:wpc="http://schemas.microsoft.com/office/word/2010/wordprocessingCanvas" xmlns:cx="http://schemas.microsoft.com/office/drawing/2014/chartex" xmlns:cx1="http://schemas.microsoft.com/office/drawing/2015/9/8/chartex" xmlns:cx2="http://schemas.microsoft.com/office/drawing/2015/10/21/chartex" xmlns:cx3="http://schemas.microsoft.com/office/drawing/2016/5/9/chartex" xmlns:cx4="http://schemas.microsoft.com/office/drawing/2016/5/10/chartex" xmlns:cx5="http://schemas.microsoft.com/office/drawing/2016/5/11/chartex" xmlns:cx6="http://schemas.microsoft.com/office/drawing/2016/5/12/chartex" xmlns:cx7="http://schemas.microsoft.com/office/drawing/2016/5/13/chartex" xmlns:cx8="http://schemas.microsoft.com/office/drawing/2016/5/14/chartex" xmlns:mc="http://schemas.openxmlformats.org/markup-compatibility/2006" xmlns:aink="http://schemas.microsoft.com/office/drawing/2016/ink" xmlns:am3d="http://schemas.microsoft.com/office/drawing/2017/model3d" xmlns:o="urn:schemas-microsoft-com:office:office" xmlns:oel="http://schemas.microsoft.com/office/2019/extlst" xmlns:r="http://schemas.openxmlformats.org/officeDocument/2006/relationships" xmlns:m="http://schemas.openxmlformats.org/officeDocument/2006/math" xmlns:v="urn:schemas-microsoft-com:vml" xmlns:wp14="http://schemas.microsoft.com/office/word/2010/wordprocessingDrawing" xmlns:wp="http://schemas.openxmlformats.org/drawingml/2006/wordprocessingDrawing" xmlns:w10="urn:schemas-microsoft-com:office:word" xmlns:w="http://schemas.openxmlformats.org/wordprocessingml/2006/main" xmlns:w14="http://schemas.microsoft.com/office/word/2010/wordml" xmlns:w15="http://schemas.microsoft.com/office/word/2012/wordml" xmlns:w16cex="http://schemas.microsoft.com/office/word/2018/wordml/cex" xmlns:w16cid="http://schemas.microsoft.com/office/word/2016/wordml/cid" xmlns:w16="http://schemas.microsoft.com/office/word/2018/wordml" xmlns:w16du="http://schemas.microsoft.com/office/word/2023/wordml/word16du" xmlns:w16sdtdh="http://schemas.microsoft.com/office/word/2020/wordml/sdtdatahash" xmlns:w16sdtfl="http://schemas.microsoft.com/office/word/2024/wordml/sdtformatlock" xmlns:w16se="http://schemas.microsoft.com/office/word/2015/wordml/symex" xmlns:wpg="http://schemas.microsoft.com/office/word/2010/wordprocessingGroup" xmlns:wpi="http://schemas.microsoft.com/office/word/2010/wordprocessingInk" xmlns:wne="http://schemas.microsoft.com/office/word/2006/wordml" xmlns:wps="http://schemas.microsoft.com/office/word/2010/wordprocessingShape" mc:Ignorable="w14 w15 w16se w16cid w16 w16cex w16sdtdh w16sdtfl w16du wp14">
+<w:hdr xmlns:wpc="http://schemas.microsoft.com/office/word/2010/wordprocessingCanvas" xmlns:mc="http://schemas.openxmlformats.org/markup-compatibility/2006" xmlns:o="urn:schemas-microsoft-com:office:office" xmlns:r="http://schemas.openxmlformats.org/officeDocument/2006/relationships" xmlns:m="http://schemas.openxmlformats.org/officeDocument/2006/math" xmlns:v="urn:schemas-microsoft-com:vml" xmlns:wp14="http://schemas.microsoft.com/office/word/2010/wordprocessingDrawing" xmlns:wp="http://schemas.openxmlformats.org/drawingml/2006/wordprocessingDrawing" xmlns:w10="urn:schemas-microsoft-com:office:word" xmlns:w="http://schemas.openxmlformats.org/wordprocessingml/2006/main" xmlns:w14="http://schemas.microsoft.com/office/word/2010/wordml" xmlns:wpg="http://schemas.microsoft.com/office/word/2010/wordprocessingGroup" xmlns:wpi="http://schemas.microsoft.com/office/word/2010/wordprocessingInk" xmlns:wne="http://schemas.microsoft.com/office/word/2006/wordml" xmlns:wps="http://schemas.microsoft.com/office/word/2010/wordprocessingShape" mc:Ignorable="w14 wp14">
   <w:p>
     <w:pPr>
       <w:pStyle w:val="Header"/>
@@ -10857,8 +10256,121 @@
 </file>
 
 <file path=word/numbering.xml><?xml version="1.0" encoding="utf-8"?>
-<w:numbering xmlns:wpc="http://schemas.microsoft.com/office/word/2010/wordprocessingCanvas" xmlns:cx="http://schemas.microsoft.com/office/drawing/2014/chartex" xmlns:cx1="http://schemas.microsoft.com/office/drawing/2015/9/8/chartex" xmlns:cx2="http://schemas.microsoft.com/office/drawing/2015/10/21/chartex" xmlns:cx3="http://schemas.microsoft.com/office/drawing/2016/5/9/chartex" xmlns:cx4="http://schemas.microsoft.com/office/drawing/2016/5/10/chartex" xmlns:cx5="http://schemas.microsoft.com/office/drawing/2016/5/11/chartex" xmlns:cx6="http://schemas.microsoft.com/office/drawing/2016/5/12/chartex" xmlns:cx7="http://schemas.microsoft.com/office/drawing/2016/5/13/chartex" xmlns:cx8="http://schemas.microsoft.com/office/drawing/2016/5/14/chartex" xmlns:mc="http://schemas.openxmlformats.org/markup-compatibility/2006" xmlns:aink="http://schemas.microsoft.com/office/drawing/2016/ink" xmlns:am3d="http://schemas.microsoft.com/office/drawing/2017/model3d" xmlns:o="urn:schemas-microsoft-com:office:office" xmlns:oel="http://schemas.microsoft.com/office/2019/extlst" xmlns:r="http://schemas.openxmlformats.org/officeDocument/2006/relationships" xmlns:m="http://schemas.openxmlformats.org/officeDocument/2006/math" xmlns:v="urn:schemas-microsoft-com:vml" xmlns:wp14="http://schemas.microsoft.com/office/word/2010/wordprocessingDrawing" xmlns:wp="http://schemas.openxmlformats.org/drawingml/2006/wordprocessingDrawing" xmlns:w10="urn:schemas-microsoft-com:office:word" xmlns:w="http://schemas.openxmlformats.org/wordprocessingml/2006/main" xmlns:w14="http://schemas.microsoft.com/office/word/2010/wordml" xmlns:w15="http://schemas.microsoft.com/office/word/2012/wordml" xmlns:w16cex="http://schemas.microsoft.com/office/word/2018/wordml/cex" xmlns:w16cid="http://schemas.microsoft.com/office/word/2016/wordml/cid" xmlns:w16="http://schemas.microsoft.com/office/word/2018/wordml" xmlns:w16du="http://schemas.microsoft.com/office/word/2023/wordml/word16du" xmlns:w16sdtdh="http://schemas.microsoft.com/office/word/2020/wordml/sdtdatahash" xmlns:w16sdtfl="http://schemas.microsoft.com/office/word/2024/wordml/sdtformatlock" xmlns:w16se="http://schemas.microsoft.com/office/word/2015/wordml/symex" xmlns:wpg="http://schemas.microsoft.com/office/word/2010/wordprocessingGroup" xmlns:wpi="http://schemas.microsoft.com/office/word/2010/wordprocessingInk" xmlns:wne="http://schemas.microsoft.com/office/word/2006/wordml" xmlns:wps="http://schemas.microsoft.com/office/word/2010/wordprocessingShape" mc:Ignorable="w14 w15 w16se w16cid w16 w16cex w16sdtdh w16sdtfl w16du wp14">
-  <w:abstractNum w:abstractNumId="0" w15:restartNumberingAfterBreak="0">
+<w:numbering xmlns:wpc="http://schemas.microsoft.com/office/word/2010/wordprocessingCanvas" xmlns:mc="http://schemas.openxmlformats.org/markup-compatibility/2006" xmlns:o="urn:schemas-microsoft-com:office:office" xmlns:r="http://schemas.openxmlformats.org/officeDocument/2006/relationships" xmlns:m="http://schemas.openxmlformats.org/officeDocument/2006/math" xmlns:v="urn:schemas-microsoft-com:vml" xmlns:wp14="http://schemas.microsoft.com/office/word/2010/wordprocessingDrawing" xmlns:wp="http://schemas.openxmlformats.org/drawingml/2006/wordprocessingDrawing" xmlns:w10="urn:schemas-microsoft-com:office:word" xmlns:w="http://schemas.openxmlformats.org/wordprocessingml/2006/main" xmlns:w14="http://schemas.microsoft.com/office/word/2010/wordml" xmlns:wpg="http://schemas.microsoft.com/office/word/2010/wordprocessingGroup" xmlns:wpi="http://schemas.microsoft.com/office/word/2010/wordprocessingInk" xmlns:wne="http://schemas.microsoft.com/office/word/2006/wordml" xmlns:wps="http://schemas.microsoft.com/office/word/2010/wordprocessingShape" mc:Ignorable="w14 wp14">
+  <w:abstractNum w:abstractNumId="0">
+    <w:nsid w:val="0A022930"/>
+    <w:multiLevelType w:val="hybridMultilevel"/>
+    <w:tmpl w:val="84D6AEBE"/>
+    <w:lvl w:ilvl="0" w:tplc="04090001">
+      <w:start w:val="1"/>
+      <w:numFmt w:val="bullet"/>
+      <w:lvlText w:val=""/>
+      <w:lvlJc w:val="left"/>
+      <w:pPr>
+        <w:ind w:left="720" w:hanging="360"/>
+      </w:pPr>
+      <w:rPr>
+        <w:rFonts w:ascii="Symbol" w:hAnsi="Symbol" w:hint="default"/>
+      </w:rPr>
+    </w:lvl>
+    <w:lvl w:ilvl="1" w:tplc="04090003" w:tentative="1">
+      <w:start w:val="1"/>
+      <w:numFmt w:val="bullet"/>
+      <w:lvlText w:val="o"/>
+      <w:lvlJc w:val="left"/>
+      <w:pPr>
+        <w:ind w:left="1440" w:hanging="360"/>
+      </w:pPr>
+      <w:rPr>
+        <w:rFonts w:ascii="Courier New" w:hAnsi="Courier New" w:cs="Courier New" w:hint="default"/>
+      </w:rPr>
+    </w:lvl>
+    <w:lvl w:ilvl="2" w:tplc="04090005" w:tentative="1">
+      <w:start w:val="1"/>
+      <w:numFmt w:val="bullet"/>
+      <w:lvlText w:val=""/>
+      <w:lvlJc w:val="left"/>
+      <w:pPr>
+        <w:ind w:left="2160" w:hanging="360"/>
+      </w:pPr>
+      <w:rPr>
+        <w:rFonts w:ascii="Wingdings" w:hAnsi="Wingdings" w:hint="default"/>
+      </w:rPr>
+    </w:lvl>
+    <w:lvl w:ilvl="3" w:tplc="04090001" w:tentative="1">
+      <w:start w:val="1"/>
+      <w:numFmt w:val="bullet"/>
+      <w:lvlText w:val=""/>
+      <w:lvlJc w:val="left"/>
+      <w:pPr>
+        <w:ind w:left="2880" w:hanging="360"/>
+      </w:pPr>
+      <w:rPr>
+        <w:rFonts w:ascii="Symbol" w:hAnsi="Symbol" w:hint="default"/>
+      </w:rPr>
+    </w:lvl>
+    <w:lvl w:ilvl="4" w:tplc="04090003" w:tentative="1">
+      <w:start w:val="1"/>
+      <w:numFmt w:val="bullet"/>
+      <w:lvlText w:val="o"/>
+      <w:lvlJc w:val="left"/>
+      <w:pPr>
+        <w:ind w:left="3600" w:hanging="360"/>
+      </w:pPr>
+      <w:rPr>
+        <w:rFonts w:ascii="Courier New" w:hAnsi="Courier New" w:cs="Courier New" w:hint="default"/>
+      </w:rPr>
+    </w:lvl>
+    <w:lvl w:ilvl="5" w:tplc="04090005" w:tentative="1">
+      <w:start w:val="1"/>
+      <w:numFmt w:val="bullet"/>
+      <w:lvlText w:val=""/>
+      <w:lvlJc w:val="left"/>
+      <w:pPr>
+        <w:ind w:left="4320" w:hanging="360"/>
+      </w:pPr>
+      <w:rPr>
+        <w:rFonts w:ascii="Wingdings" w:hAnsi="Wingdings" w:hint="default"/>
+      </w:rPr>
+    </w:lvl>
+    <w:lvl w:ilvl="6" w:tplc="04090001" w:tentative="1">
+      <w:start w:val="1"/>
+      <w:numFmt w:val="bullet"/>
+      <w:lvlText w:val=""/>
+      <w:lvlJc w:val="left"/>
+      <w:pPr>
+        <w:ind w:left="5040" w:hanging="360"/>
+      </w:pPr>
+      <w:rPr>
+        <w:rFonts w:ascii="Symbol" w:hAnsi="Symbol" w:hint="default"/>
+      </w:rPr>
+    </w:lvl>
+    <w:lvl w:ilvl="7" w:tplc="04090003" w:tentative="1">
+      <w:start w:val="1"/>
+      <w:numFmt w:val="bullet"/>
+      <w:lvlText w:val="o"/>
+      <w:lvlJc w:val="left"/>
+      <w:pPr>
+        <w:ind w:left="5760" w:hanging="360"/>
+      </w:pPr>
+      <w:rPr>
+        <w:rFonts w:ascii="Courier New" w:hAnsi="Courier New" w:cs="Courier New" w:hint="default"/>
+      </w:rPr>
+    </w:lvl>
+    <w:lvl w:ilvl="8" w:tplc="04090005" w:tentative="1">
+      <w:start w:val="1"/>
+      <w:numFmt w:val="bullet"/>
+      <w:lvlText w:val=""/>
+      <w:lvlJc w:val="left"/>
+      <w:pPr>
+        <w:ind w:left="6480" w:hanging="360"/>
+      </w:pPr>
+      <w:rPr>
+        <w:rFonts w:ascii="Wingdings" w:hAnsi="Wingdings" w:hint="default"/>
+      </w:rPr>
+    </w:lvl>
+  </w:abstractNum>
+  <w:abstractNum w:abstractNumId="1">
     <w:nsid w:val="0FA97372"/>
     <w:multiLevelType w:val="multilevel"/>
     <w:tmpl w:val="7C181842"/>
@@ -10971,7 +10483,7 @@
       </w:rPr>
     </w:lvl>
   </w:abstractNum>
-  <w:abstractNum w:abstractNumId="1" w15:restartNumberingAfterBreak="0">
+  <w:abstractNum w:abstractNumId="2">
     <w:nsid w:val="11080D9D"/>
     <w:multiLevelType w:val="multilevel"/>
     <w:tmpl w:val="DB1C7804"/>
@@ -11120,7 +10632,7 @@
       </w:rPr>
     </w:lvl>
   </w:abstractNum>
-  <w:abstractNum w:abstractNumId="2" w15:restartNumberingAfterBreak="0">
+  <w:abstractNum w:abstractNumId="3">
     <w:nsid w:val="1F5B20BF"/>
     <w:multiLevelType w:val="hybridMultilevel"/>
     <w:tmpl w:val="0B148300"/>
@@ -11206,7 +10718,7 @@
       </w:pPr>
     </w:lvl>
   </w:abstractNum>
-  <w:abstractNum w:abstractNumId="3" w15:restartNumberingAfterBreak="0">
+  <w:abstractNum w:abstractNumId="4">
     <w:nsid w:val="28D53AAE"/>
     <w:multiLevelType w:val="multilevel"/>
     <w:tmpl w:val="E0D85A56"/>
@@ -11327,7 +10839,7 @@
       </w:rPr>
     </w:lvl>
   </w:abstractNum>
-  <w:abstractNum w:abstractNumId="4" w15:restartNumberingAfterBreak="0">
+  <w:abstractNum w:abstractNumId="5">
     <w:nsid w:val="304450E7"/>
     <w:multiLevelType w:val="hybridMultilevel"/>
     <w:tmpl w:val="179C1F3A"/>
@@ -11416,7 +10928,206 @@
       </w:pPr>
     </w:lvl>
   </w:abstractNum>
-  <w:abstractNum w:abstractNumId="5" w15:restartNumberingAfterBreak="0">
+  <w:abstractNum w:abstractNumId="6">
+    <w:nsid w:val="32B04B0C"/>
+    <w:multiLevelType w:val="hybridMultilevel"/>
+    <w:tmpl w:val="7A188826"/>
+    <w:lvl w:ilvl="0" w:tplc="0409000F">
+      <w:start w:val="1"/>
+      <w:numFmt w:val="decimal"/>
+      <w:lvlText w:val="%1."/>
+      <w:lvlJc w:val="left"/>
+      <w:pPr>
+        <w:ind w:left="720" w:hanging="360"/>
+      </w:pPr>
+    </w:lvl>
+    <w:lvl w:ilvl="1" w:tplc="04090019" w:tentative="1">
+      <w:start w:val="1"/>
+      <w:numFmt w:val="lowerLetter"/>
+      <w:lvlText w:val="%2."/>
+      <w:lvlJc w:val="left"/>
+      <w:pPr>
+        <w:ind w:left="1440" w:hanging="360"/>
+      </w:pPr>
+    </w:lvl>
+    <w:lvl w:ilvl="2" w:tplc="0409001B" w:tentative="1">
+      <w:start w:val="1"/>
+      <w:numFmt w:val="lowerRoman"/>
+      <w:lvlText w:val="%3."/>
+      <w:lvlJc w:val="right"/>
+      <w:pPr>
+        <w:ind w:left="2160" w:hanging="180"/>
+      </w:pPr>
+    </w:lvl>
+    <w:lvl w:ilvl="3" w:tplc="0409000F" w:tentative="1">
+      <w:start w:val="1"/>
+      <w:numFmt w:val="decimal"/>
+      <w:lvlText w:val="%4."/>
+      <w:lvlJc w:val="left"/>
+      <w:pPr>
+        <w:ind w:left="2880" w:hanging="360"/>
+      </w:pPr>
+    </w:lvl>
+    <w:lvl w:ilvl="4" w:tplc="04090019" w:tentative="1">
+      <w:start w:val="1"/>
+      <w:numFmt w:val="lowerLetter"/>
+      <w:lvlText w:val="%5."/>
+      <w:lvlJc w:val="left"/>
+      <w:pPr>
+        <w:ind w:left="3600" w:hanging="360"/>
+      </w:pPr>
+    </w:lvl>
+    <w:lvl w:ilvl="5" w:tplc="0409001B" w:tentative="1">
+      <w:start w:val="1"/>
+      <w:numFmt w:val="lowerRoman"/>
+      <w:lvlText w:val="%6."/>
+      <w:lvlJc w:val="right"/>
+      <w:pPr>
+        <w:ind w:left="4320" w:hanging="180"/>
+      </w:pPr>
+    </w:lvl>
+    <w:lvl w:ilvl="6" w:tplc="0409000F" w:tentative="1">
+      <w:start w:val="1"/>
+      <w:numFmt w:val="decimal"/>
+      <w:lvlText w:val="%7."/>
+      <w:lvlJc w:val="left"/>
+      <w:pPr>
+        <w:ind w:left="5040" w:hanging="360"/>
+      </w:pPr>
+    </w:lvl>
+    <w:lvl w:ilvl="7" w:tplc="04090019" w:tentative="1">
+      <w:start w:val="1"/>
+      <w:numFmt w:val="lowerLetter"/>
+      <w:lvlText w:val="%8."/>
+      <w:lvlJc w:val="left"/>
+      <w:pPr>
+        <w:ind w:left="5760" w:hanging="360"/>
+      </w:pPr>
+    </w:lvl>
+    <w:lvl w:ilvl="8" w:tplc="0409001B" w:tentative="1">
+      <w:start w:val="1"/>
+      <w:numFmt w:val="lowerRoman"/>
+      <w:lvlText w:val="%9."/>
+      <w:lvlJc w:val="right"/>
+      <w:pPr>
+        <w:ind w:left="6480" w:hanging="180"/>
+      </w:pPr>
+    </w:lvl>
+  </w:abstractNum>
+  <w:abstractNum w:abstractNumId="7">
+    <w:nsid w:val="351B0C4D"/>
+    <w:multiLevelType w:val="hybridMultilevel"/>
+    <w:tmpl w:val="3698B7BC"/>
+    <w:lvl w:ilvl="0" w:tplc="04090001">
+      <w:start w:val="1"/>
+      <w:numFmt w:val="bullet"/>
+      <w:lvlText w:val=""/>
+      <w:lvlJc w:val="left"/>
+      <w:pPr>
+        <w:ind w:left="720" w:hanging="360"/>
+      </w:pPr>
+      <w:rPr>
+        <w:rFonts w:ascii="Symbol" w:hAnsi="Symbol" w:hint="default"/>
+      </w:rPr>
+    </w:lvl>
+    <w:lvl w:ilvl="1" w:tplc="04090003" w:tentative="1">
+      <w:start w:val="1"/>
+      <w:numFmt w:val="bullet"/>
+      <w:lvlText w:val="o"/>
+      <w:lvlJc w:val="left"/>
+      <w:pPr>
+        <w:ind w:left="1440" w:hanging="360"/>
+      </w:pPr>
+      <w:rPr>
+        <w:rFonts w:ascii="Courier New" w:hAnsi="Courier New" w:cs="Courier New" w:hint="default"/>
+      </w:rPr>
+    </w:lvl>
+    <w:lvl w:ilvl="2" w:tplc="04090005" w:tentative="1">
+      <w:start w:val="1"/>
+      <w:numFmt w:val="bullet"/>
+      <w:lvlText w:val=""/>
+      <w:lvlJc w:val="left"/>
+      <w:pPr>
+        <w:ind w:left="2160" w:hanging="360"/>
+      </w:pPr>
+      <w:rPr>
+        <w:rFonts w:ascii="Wingdings" w:hAnsi="Wingdings" w:hint="default"/>
+      </w:rPr>
+    </w:lvl>
+    <w:lvl w:ilvl="3" w:tplc="04090001" w:tentative="1">
+      <w:start w:val="1"/>
+      <w:numFmt w:val="bullet"/>
+      <w:lvlText w:val=""/>
+      <w:lvlJc w:val="left"/>
+      <w:pPr>
+        <w:ind w:left="2880" w:hanging="360"/>
+      </w:pPr>
+      <w:rPr>
+        <w:rFonts w:ascii="Symbol" w:hAnsi="Symbol" w:hint="default"/>
+      </w:rPr>
+    </w:lvl>
+    <w:lvl w:ilvl="4" w:tplc="04090003" w:tentative="1">
+      <w:start w:val="1"/>
+      <w:numFmt w:val="bullet"/>
+      <w:lvlText w:val="o"/>
+      <w:lvlJc w:val="left"/>
+      <w:pPr>
+        <w:ind w:left="3600" w:hanging="360"/>
+      </w:pPr>
+      <w:rPr>
+        <w:rFonts w:ascii="Courier New" w:hAnsi="Courier New" w:cs="Courier New" w:hint="default"/>
+      </w:rPr>
+    </w:lvl>
+    <w:lvl w:ilvl="5" w:tplc="04090005" w:tentative="1">
+      <w:start w:val="1"/>
+      <w:numFmt w:val="bullet"/>
+      <w:lvlText w:val=""/>
+      <w:lvlJc w:val="left"/>
+      <w:pPr>
+        <w:ind w:left="4320" w:hanging="360"/>
+      </w:pPr>
+      <w:rPr>
+        <w:rFonts w:ascii="Wingdings" w:hAnsi="Wingdings" w:hint="default"/>
+      </w:rPr>
+    </w:lvl>
+    <w:lvl w:ilvl="6" w:tplc="04090001" w:tentative="1">
+      <w:start w:val="1"/>
+      <w:numFmt w:val="bullet"/>
+      <w:lvlText w:val=""/>
+      <w:lvlJc w:val="left"/>
+      <w:pPr>
+        <w:ind w:left="5040" w:hanging="360"/>
+      </w:pPr>
+      <w:rPr>
+        <w:rFonts w:ascii="Symbol" w:hAnsi="Symbol" w:hint="default"/>
+      </w:rPr>
+    </w:lvl>
+    <w:lvl w:ilvl="7" w:tplc="04090003" w:tentative="1">
+      <w:start w:val="1"/>
+      <w:numFmt w:val="bullet"/>
+      <w:lvlText w:val="o"/>
+      <w:lvlJc w:val="left"/>
+      <w:pPr>
+        <w:ind w:left="5760" w:hanging="360"/>
+      </w:pPr>
+      <w:rPr>
+        <w:rFonts w:ascii="Courier New" w:hAnsi="Courier New" w:cs="Courier New" w:hint="default"/>
+      </w:rPr>
+    </w:lvl>
+    <w:lvl w:ilvl="8" w:tplc="04090005" w:tentative="1">
+      <w:start w:val="1"/>
+      <w:numFmt w:val="bullet"/>
+      <w:lvlText w:val=""/>
+      <w:lvlJc w:val="left"/>
+      <w:pPr>
+        <w:ind w:left="6480" w:hanging="360"/>
+      </w:pPr>
+      <w:rPr>
+        <w:rFonts w:ascii="Wingdings" w:hAnsi="Wingdings" w:hint="default"/>
+      </w:rPr>
+    </w:lvl>
+  </w:abstractNum>
+  <w:abstractNum w:abstractNumId="8">
     <w:nsid w:val="354143F8"/>
     <w:multiLevelType w:val="hybridMultilevel"/>
     <w:tmpl w:val="80A26312"/>
@@ -11529,7 +11240,7 @@
       </w:rPr>
     </w:lvl>
   </w:abstractNum>
-  <w:abstractNum w:abstractNumId="6" w15:restartNumberingAfterBreak="0">
+  <w:abstractNum w:abstractNumId="9">
     <w:nsid w:val="37B976D2"/>
     <w:multiLevelType w:val="hybridMultilevel"/>
     <w:tmpl w:val="C686B4C6"/>
@@ -11618,7 +11329,7 @@
       </w:pPr>
     </w:lvl>
   </w:abstractNum>
-  <w:abstractNum w:abstractNumId="7" w15:restartNumberingAfterBreak="0">
+  <w:abstractNum w:abstractNumId="10">
     <w:nsid w:val="3A103230"/>
     <w:multiLevelType w:val="hybridMultilevel"/>
     <w:tmpl w:val="420E5E74"/>
@@ -11707,7 +11418,7 @@
       </w:pPr>
     </w:lvl>
   </w:abstractNum>
-  <w:abstractNum w:abstractNumId="8" w15:restartNumberingAfterBreak="0">
+  <w:abstractNum w:abstractNumId="11">
     <w:nsid w:val="3D85501A"/>
     <w:multiLevelType w:val="hybridMultilevel"/>
     <w:tmpl w:val="7ED8929C"/>
@@ -11793,7 +11504,7 @@
       </w:pPr>
     </w:lvl>
   </w:abstractNum>
-  <w:abstractNum w:abstractNumId="9" w15:restartNumberingAfterBreak="0">
+  <w:abstractNum w:abstractNumId="12">
     <w:nsid w:val="40EC6F4B"/>
     <w:multiLevelType w:val="hybridMultilevel"/>
     <w:tmpl w:val="CCFC8B78"/>
@@ -11906,7 +11617,7 @@
       </w:rPr>
     </w:lvl>
   </w:abstractNum>
-  <w:abstractNum w:abstractNumId="10" w15:restartNumberingAfterBreak="0">
+  <w:abstractNum w:abstractNumId="13">
     <w:nsid w:val="510C12AC"/>
     <w:multiLevelType w:val="hybridMultilevel"/>
     <w:tmpl w:val="1EECA868"/>
@@ -12019,7 +11730,120 @@
       </w:rPr>
     </w:lvl>
   </w:abstractNum>
-  <w:abstractNum w:abstractNumId="11" w15:restartNumberingAfterBreak="0">
+  <w:abstractNum w:abstractNumId="14">
+    <w:nsid w:val="568C0D0E"/>
+    <w:multiLevelType w:val="hybridMultilevel"/>
+    <w:tmpl w:val="2A508690"/>
+    <w:lvl w:ilvl="0" w:tplc="04090001">
+      <w:start w:val="1"/>
+      <w:numFmt w:val="bullet"/>
+      <w:lvlText w:val=""/>
+      <w:lvlJc w:val="left"/>
+      <w:pPr>
+        <w:ind w:left="1080" w:hanging="360"/>
+      </w:pPr>
+      <w:rPr>
+        <w:rFonts w:ascii="Symbol" w:hAnsi="Symbol" w:hint="default"/>
+      </w:rPr>
+    </w:lvl>
+    <w:lvl w:ilvl="1" w:tplc="04090003" w:tentative="1">
+      <w:start w:val="1"/>
+      <w:numFmt w:val="bullet"/>
+      <w:lvlText w:val="o"/>
+      <w:lvlJc w:val="left"/>
+      <w:pPr>
+        <w:ind w:left="1800" w:hanging="360"/>
+      </w:pPr>
+      <w:rPr>
+        <w:rFonts w:ascii="Courier New" w:hAnsi="Courier New" w:cs="Courier New" w:hint="default"/>
+      </w:rPr>
+    </w:lvl>
+    <w:lvl w:ilvl="2" w:tplc="04090005" w:tentative="1">
+      <w:start w:val="1"/>
+      <w:numFmt w:val="bullet"/>
+      <w:lvlText w:val=""/>
+      <w:lvlJc w:val="left"/>
+      <w:pPr>
+        <w:ind w:left="2520" w:hanging="360"/>
+      </w:pPr>
+      <w:rPr>
+        <w:rFonts w:ascii="Wingdings" w:hAnsi="Wingdings" w:hint="default"/>
+      </w:rPr>
+    </w:lvl>
+    <w:lvl w:ilvl="3" w:tplc="04090001" w:tentative="1">
+      <w:start w:val="1"/>
+      <w:numFmt w:val="bullet"/>
+      <w:lvlText w:val=""/>
+      <w:lvlJc w:val="left"/>
+      <w:pPr>
+        <w:ind w:left="3240" w:hanging="360"/>
+      </w:pPr>
+      <w:rPr>
+        <w:rFonts w:ascii="Symbol" w:hAnsi="Symbol" w:hint="default"/>
+      </w:rPr>
+    </w:lvl>
+    <w:lvl w:ilvl="4" w:tplc="04090003" w:tentative="1">
+      <w:start w:val="1"/>
+      <w:numFmt w:val="bullet"/>
+      <w:lvlText w:val="o"/>
+      <w:lvlJc w:val="left"/>
+      <w:pPr>
+        <w:ind w:left="3960" w:hanging="360"/>
+      </w:pPr>
+      <w:rPr>
+        <w:rFonts w:ascii="Courier New" w:hAnsi="Courier New" w:cs="Courier New" w:hint="default"/>
+      </w:rPr>
+    </w:lvl>
+    <w:lvl w:ilvl="5" w:tplc="04090005" w:tentative="1">
+      <w:start w:val="1"/>
+      <w:numFmt w:val="bullet"/>
+      <w:lvlText w:val=""/>
+      <w:lvlJc w:val="left"/>
+      <w:pPr>
+        <w:ind w:left="4680" w:hanging="360"/>
+      </w:pPr>
+      <w:rPr>
+        <w:rFonts w:ascii="Wingdings" w:hAnsi="Wingdings" w:hint="default"/>
+      </w:rPr>
+    </w:lvl>
+    <w:lvl w:ilvl="6" w:tplc="04090001" w:tentative="1">
+      <w:start w:val="1"/>
+      <w:numFmt w:val="bullet"/>
+      <w:lvlText w:val=""/>
+      <w:lvlJc w:val="left"/>
+      <w:pPr>
+        <w:ind w:left="5400" w:hanging="360"/>
+      </w:pPr>
+      <w:rPr>
+        <w:rFonts w:ascii="Symbol" w:hAnsi="Symbol" w:hint="default"/>
+      </w:rPr>
+    </w:lvl>
+    <w:lvl w:ilvl="7" w:tplc="04090003" w:tentative="1">
+      <w:start w:val="1"/>
+      <w:numFmt w:val="bullet"/>
+      <w:lvlText w:val="o"/>
+      <w:lvlJc w:val="left"/>
+      <w:pPr>
+        <w:ind w:left="6120" w:hanging="360"/>
+      </w:pPr>
+      <w:rPr>
+        <w:rFonts w:ascii="Courier New" w:hAnsi="Courier New" w:cs="Courier New" w:hint="default"/>
+      </w:rPr>
+    </w:lvl>
+    <w:lvl w:ilvl="8" w:tplc="04090005" w:tentative="1">
+      <w:start w:val="1"/>
+      <w:numFmt w:val="bullet"/>
+      <w:lvlText w:val=""/>
+      <w:lvlJc w:val="left"/>
+      <w:pPr>
+        <w:ind w:left="6840" w:hanging="360"/>
+      </w:pPr>
+      <w:rPr>
+        <w:rFonts w:ascii="Wingdings" w:hAnsi="Wingdings" w:hint="default"/>
+      </w:rPr>
+    </w:lvl>
+  </w:abstractNum>
+  <w:abstractNum w:abstractNumId="15">
     <w:nsid w:val="5CFE4A2C"/>
     <w:multiLevelType w:val="hybridMultilevel"/>
     <w:tmpl w:val="07B62302"/>
@@ -12108,7 +11932,7 @@
       </w:pPr>
     </w:lvl>
   </w:abstractNum>
-  <w:abstractNum w:abstractNumId="12" w15:restartNumberingAfterBreak="0">
+  <w:abstractNum w:abstractNumId="16">
     <w:nsid w:val="60975DAC"/>
     <w:multiLevelType w:val="hybridMultilevel"/>
     <w:tmpl w:val="BC9058BE"/>
@@ -12198,7 +12022,7 @@
       </w:pPr>
     </w:lvl>
   </w:abstractNum>
-  <w:abstractNum w:abstractNumId="13" w15:restartNumberingAfterBreak="0">
+  <w:abstractNum w:abstractNumId="17">
     <w:nsid w:val="60B12A81"/>
     <w:multiLevelType w:val="multilevel"/>
     <w:tmpl w:val="BBE6D7CC"/>
@@ -12347,7 +12171,7 @@
       </w:rPr>
     </w:lvl>
   </w:abstractNum>
-  <w:abstractNum w:abstractNumId="14" w15:restartNumberingAfterBreak="0">
+  <w:abstractNum w:abstractNumId="18">
     <w:nsid w:val="69CA3B02"/>
     <w:multiLevelType w:val="hybridMultilevel"/>
     <w:tmpl w:val="F642E598"/>
@@ -12460,7 +12284,7 @@
       </w:rPr>
     </w:lvl>
   </w:abstractNum>
-  <w:abstractNum w:abstractNumId="15" w15:restartNumberingAfterBreak="0">
+  <w:abstractNum w:abstractNumId="19">
     <w:nsid w:val="72BA1947"/>
     <w:multiLevelType w:val="hybridMultilevel"/>
     <w:tmpl w:val="CCE4C876"/>
@@ -12573,7 +12397,7 @@
       </w:rPr>
     </w:lvl>
   </w:abstractNum>
-  <w:abstractNum w:abstractNumId="16" w15:restartNumberingAfterBreak="0">
+  <w:abstractNum w:abstractNumId="20">
     <w:nsid w:val="7A3B0902"/>
     <w:multiLevelType w:val="hybridMultilevel"/>
     <w:tmpl w:val="8F7AAA36"/>
@@ -12686,62 +12510,74 @@
       </w:rPr>
     </w:lvl>
   </w:abstractNum>
-  <w:num w:numId="1" w16cid:durableId="1572424820">
+  <w:num w:numId="1">
+    <w:abstractNumId w:val="5"/>
+  </w:num>
+  <w:num w:numId="2">
+    <w:abstractNumId w:val="16"/>
+  </w:num>
+  <w:num w:numId="3">
+    <w:abstractNumId w:val="8"/>
+  </w:num>
+  <w:num w:numId="4">
+    <w:abstractNumId w:val="13"/>
+  </w:num>
+  <w:num w:numId="5">
+    <w:abstractNumId w:val="17"/>
+  </w:num>
+  <w:num w:numId="6">
+    <w:abstractNumId w:val="18"/>
+  </w:num>
+  <w:num w:numId="7">
+    <w:abstractNumId w:val="9"/>
+  </w:num>
+  <w:num w:numId="8">
+    <w:abstractNumId w:val="3"/>
+  </w:num>
+  <w:num w:numId="9">
+    <w:abstractNumId w:val="12"/>
+  </w:num>
+  <w:num w:numId="10">
+    <w:abstractNumId w:val="1"/>
+  </w:num>
+  <w:num w:numId="11">
+    <w:abstractNumId w:val="10"/>
+  </w:num>
+  <w:num w:numId="12">
+    <w:abstractNumId w:val="15"/>
+  </w:num>
+  <w:num w:numId="13">
+    <w:abstractNumId w:val="11"/>
+  </w:num>
+  <w:num w:numId="14">
     <w:abstractNumId w:val="4"/>
   </w:num>
-  <w:num w:numId="2" w16cid:durableId="273564089">
-    <w:abstractNumId w:val="12"/>
+  <w:num w:numId="15">
+    <w:abstractNumId w:val="20"/>
   </w:num>
-  <w:num w:numId="3" w16cid:durableId="55931572">
-    <w:abstractNumId w:val="5"/>
+  <w:num w:numId="16">
+    <w:abstractNumId w:val="2"/>
   </w:num>
-  <w:num w:numId="4" w16cid:durableId="2126657140">
-    <w:abstractNumId w:val="10"/>
+  <w:num w:numId="17">
+    <w:abstractNumId w:val="19"/>
   </w:num>
-  <w:num w:numId="5" w16cid:durableId="113409846">
-    <w:abstractNumId w:val="13"/>
+  <w:num w:numId="18">
+    <w:abstractNumId w:val="0"/>
   </w:num>
-  <w:num w:numId="6" w16cid:durableId="1283607070">
-    <w:abstractNumId w:val="14"/>
+  <w:num w:numId="19">
+    <w:abstractNumId w:val="7"/>
   </w:num>
-  <w:num w:numId="7" w16cid:durableId="2010210873">
+  <w:num w:numId="20">
     <w:abstractNumId w:val="6"/>
   </w:num>
-  <w:num w:numId="8" w16cid:durableId="1397240825">
-    <w:abstractNumId w:val="2"/>
-  </w:num>
-  <w:num w:numId="9" w16cid:durableId="1086148396">
-    <w:abstractNumId w:val="9"/>
-  </w:num>
-  <w:num w:numId="10" w16cid:durableId="688261492">
-    <w:abstractNumId w:val="0"/>
-  </w:num>
-  <w:num w:numId="11" w16cid:durableId="1288197777">
-    <w:abstractNumId w:val="7"/>
-  </w:num>
-  <w:num w:numId="12" w16cid:durableId="1765493050">
-    <w:abstractNumId w:val="11"/>
-  </w:num>
-  <w:num w:numId="13" w16cid:durableId="1742799083">
-    <w:abstractNumId w:val="8"/>
-  </w:num>
-  <w:num w:numId="14" w16cid:durableId="68432105">
-    <w:abstractNumId w:val="3"/>
-  </w:num>
-  <w:num w:numId="15" w16cid:durableId="1096710375">
-    <w:abstractNumId w:val="16"/>
-  </w:num>
-  <w:num w:numId="16" w16cid:durableId="323629972">
-    <w:abstractNumId w:val="1"/>
-  </w:num>
-  <w:num w:numId="17" w16cid:durableId="130946410">
-    <w:abstractNumId w:val="15"/>
+  <w:num w:numId="21">
+    <w:abstractNumId w:val="14"/>
   </w:num>
 </w:numbering>
 </file>
 
 <file path=word/styles.xml><?xml version="1.0" encoding="utf-8"?>
-<w:styles xmlns:mc="http://schemas.openxmlformats.org/markup-compatibility/2006" xmlns:r="http://schemas.openxmlformats.org/officeDocument/2006/relationships" xmlns:w="http://schemas.openxmlformats.org/wordprocessingml/2006/main" xmlns:w14="http://schemas.microsoft.com/office/word/2010/wordml" xmlns:w15="http://schemas.microsoft.com/office/word/2012/wordml" xmlns:w16cex="http://schemas.microsoft.com/office/word/2018/wordml/cex" xmlns:w16cid="http://schemas.microsoft.com/office/word/2016/wordml/cid" xmlns:w16="http://schemas.microsoft.com/office/word/2018/wordml" xmlns:w16du="http://schemas.microsoft.com/office/word/2023/wordml/word16du" xmlns:w16sdtdh="http://schemas.microsoft.com/office/word/2020/wordml/sdtdatahash" xmlns:w16sdtfl="http://schemas.microsoft.com/office/word/2024/wordml/sdtformatlock" xmlns:w16se="http://schemas.microsoft.com/office/word/2015/wordml/symex" mc:Ignorable="w14 w15 w16se w16cid w16 w16cex w16sdtdh w16sdtfl w16du">
+<w:styles xmlns:mc="http://schemas.openxmlformats.org/markup-compatibility/2006" xmlns:r="http://schemas.openxmlformats.org/officeDocument/2006/relationships" xmlns:w="http://schemas.openxmlformats.org/wordprocessingml/2006/main" xmlns:w14="http://schemas.microsoft.com/office/word/2010/wordml" mc:Ignorable="w14">
   <w:docDefaults>
     <w:rPrDefault>
       <w:rPr>
@@ -12757,383 +12593,144 @@
       </w:pPr>
     </w:pPrDefault>
   </w:docDefaults>
-  <w:latentStyles w:defLockedState="0" w:defUIPriority="99" w:defSemiHidden="0" w:defUnhideWhenUsed="0" w:defQFormat="0" w:count="376">
-    <w:lsdException w:name="Normal" w:uiPriority="0" w:qFormat="1"/>
-    <w:lsdException w:name="heading 1" w:uiPriority="9" w:qFormat="1"/>
-    <w:lsdException w:name="heading 2" w:semiHidden="1" w:uiPriority="9" w:unhideWhenUsed="1" w:qFormat="1"/>
-    <w:lsdException w:name="heading 3" w:semiHidden="1" w:uiPriority="9" w:unhideWhenUsed="1" w:qFormat="1"/>
-    <w:lsdException w:name="heading 4" w:semiHidden="1" w:uiPriority="9" w:unhideWhenUsed="1" w:qFormat="1"/>
-    <w:lsdException w:name="heading 5" w:semiHidden="1" w:uiPriority="9" w:unhideWhenUsed="1" w:qFormat="1"/>
-    <w:lsdException w:name="heading 6" w:semiHidden="1" w:uiPriority="9" w:unhideWhenUsed="1" w:qFormat="1"/>
-    <w:lsdException w:name="heading 7" w:semiHidden="1" w:uiPriority="9" w:unhideWhenUsed="1" w:qFormat="1"/>
-    <w:lsdException w:name="heading 8" w:semiHidden="1" w:uiPriority="9" w:unhideWhenUsed="1" w:qFormat="1"/>
-    <w:lsdException w:name="heading 9" w:semiHidden="1" w:uiPriority="9" w:unhideWhenUsed="1" w:qFormat="1"/>
-    <w:lsdException w:name="index 1" w:semiHidden="1" w:unhideWhenUsed="1"/>
-    <w:lsdException w:name="index 2" w:semiHidden="1" w:unhideWhenUsed="1"/>
-    <w:lsdException w:name="index 3" w:semiHidden="1" w:unhideWhenUsed="1"/>
-    <w:lsdException w:name="index 4" w:semiHidden="1" w:unhideWhenUsed="1"/>
-    <w:lsdException w:name="index 5" w:semiHidden="1" w:unhideWhenUsed="1"/>
-    <w:lsdException w:name="index 6" w:semiHidden="1" w:unhideWhenUsed="1"/>
-    <w:lsdException w:name="index 7" w:semiHidden="1" w:unhideWhenUsed="1"/>
-    <w:lsdException w:name="index 8" w:semiHidden="1" w:unhideWhenUsed="1"/>
-    <w:lsdException w:name="index 9" w:semiHidden="1" w:unhideWhenUsed="1"/>
-    <w:lsdException w:name="toc 1" w:semiHidden="1" w:uiPriority="39" w:unhideWhenUsed="1"/>
-    <w:lsdException w:name="toc 2" w:semiHidden="1" w:uiPriority="39" w:unhideWhenUsed="1"/>
-    <w:lsdException w:name="toc 3" w:semiHidden="1" w:uiPriority="39" w:unhideWhenUsed="1"/>
-    <w:lsdException w:name="toc 4" w:semiHidden="1" w:uiPriority="39" w:unhideWhenUsed="1"/>
-    <w:lsdException w:name="toc 5" w:semiHidden="1" w:uiPriority="39" w:unhideWhenUsed="1"/>
-    <w:lsdException w:name="toc 6" w:semiHidden="1" w:uiPriority="39" w:unhideWhenUsed="1"/>
-    <w:lsdException w:name="toc 7" w:semiHidden="1" w:uiPriority="39" w:unhideWhenUsed="1"/>
-    <w:lsdException w:name="toc 8" w:semiHidden="1" w:uiPriority="39" w:unhideWhenUsed="1"/>
-    <w:lsdException w:name="toc 9" w:semiHidden="1" w:uiPriority="39" w:unhideWhenUsed="1"/>
-    <w:lsdException w:name="Normal Indent" w:semiHidden="1" w:unhideWhenUsed="1"/>
-    <w:lsdException w:name="footnote text" w:semiHidden="1" w:unhideWhenUsed="1"/>
-    <w:lsdException w:name="annotation text" w:semiHidden="1" w:unhideWhenUsed="1"/>
-    <w:lsdException w:name="header" w:semiHidden="1" w:unhideWhenUsed="1"/>
-    <w:lsdException w:name="footer" w:semiHidden="1" w:unhideWhenUsed="1"/>
-    <w:lsdException w:name="index heading" w:semiHidden="1" w:unhideWhenUsed="1"/>
-    <w:lsdException w:name="caption" w:semiHidden="1" w:uiPriority="35" w:unhideWhenUsed="1" w:qFormat="1"/>
-    <w:lsdException w:name="table of figures" w:semiHidden="1" w:unhideWhenUsed="1"/>
-    <w:lsdException w:name="envelope address" w:semiHidden="1" w:unhideWhenUsed="1"/>
-    <w:lsdException w:name="envelope return" w:semiHidden="1" w:unhideWhenUsed="1"/>
-    <w:lsdException w:name="footnote reference" w:semiHidden="1" w:unhideWhenUsed="1"/>
-    <w:lsdException w:name="annotation reference" w:semiHidden="1" w:unhideWhenUsed="1"/>
-    <w:lsdException w:name="line number" w:semiHidden="1" w:unhideWhenUsed="1"/>
-    <w:lsdException w:name="page number" w:semiHidden="1" w:unhideWhenUsed="1"/>
-    <w:lsdException w:name="endnote reference" w:semiHidden="1" w:unhideWhenUsed="1"/>
-    <w:lsdException w:name="endnote text" w:semiHidden="1" w:unhideWhenUsed="1"/>
-    <w:lsdException w:name="table of authorities" w:semiHidden="1" w:unhideWhenUsed="1"/>
-    <w:lsdException w:name="macro" w:semiHidden="1" w:unhideWhenUsed="1"/>
-    <w:lsdException w:name="toa heading" w:semiHidden="1" w:unhideWhenUsed="1"/>
-    <w:lsdException w:name="List" w:semiHidden="1" w:unhideWhenUsed="1"/>
-    <w:lsdException w:name="List Bullet" w:semiHidden="1" w:unhideWhenUsed="1"/>
-    <w:lsdException w:name="List Number" w:semiHidden="1" w:unhideWhenUsed="1"/>
-    <w:lsdException w:name="List 2" w:semiHidden="1" w:unhideWhenUsed="1"/>
-    <w:lsdException w:name="List 3" w:semiHidden="1" w:unhideWhenUsed="1"/>
-    <w:lsdException w:name="List 4" w:semiHidden="1" w:unhideWhenUsed="1"/>
-    <w:lsdException w:name="List 5" w:semiHidden="1" w:unhideWhenUsed="1"/>
-    <w:lsdException w:name="List Bullet 2" w:semiHidden="1" w:unhideWhenUsed="1"/>
-    <w:lsdException w:name="List Bullet 3" w:semiHidden="1" w:unhideWhenUsed="1"/>
-    <w:lsdException w:name="List Bullet 4" w:semiHidden="1" w:unhideWhenUsed="1"/>
-    <w:lsdException w:name="List Bullet 5" w:semiHidden="1" w:unhideWhenUsed="1"/>
-    <w:lsdException w:name="List Number 2" w:semiHidden="1" w:unhideWhenUsed="1"/>
-    <w:lsdException w:name="List Number 3" w:semiHidden="1" w:unhideWhenUsed="1"/>
-    <w:lsdException w:name="List Number 4" w:semiHidden="1" w:unhideWhenUsed="1"/>
-    <w:lsdException w:name="List Number 5" w:semiHidden="1" w:unhideWhenUsed="1"/>
-    <w:lsdException w:name="Title" w:uiPriority="10" w:qFormat="1"/>
-    <w:lsdException w:name="Closing" w:semiHidden="1" w:unhideWhenUsed="1"/>
-    <w:lsdException w:name="Signature" w:semiHidden="1" w:unhideWhenUsed="1"/>
-    <w:lsdException w:name="Default Paragraph Font" w:semiHidden="1" w:uiPriority="1" w:unhideWhenUsed="1"/>
-    <w:lsdException w:name="Body Text" w:semiHidden="1" w:unhideWhenUsed="1"/>
-    <w:lsdException w:name="Body Text Indent" w:semiHidden="1" w:unhideWhenUsed="1"/>
-    <w:lsdException w:name="List Continue" w:semiHidden="1" w:unhideWhenUsed="1"/>
-    <w:lsdException w:name="List Continue 2" w:semiHidden="1" w:unhideWhenUsed="1"/>
-    <w:lsdException w:name="List Continue 3" w:semiHidden="1" w:unhideWhenUsed="1"/>
-    <w:lsdException w:name="List Continue 4" w:semiHidden="1" w:unhideWhenUsed="1"/>
-    <w:lsdException w:name="List Continue 5" w:semiHidden="1" w:unhideWhenUsed="1"/>
-    <w:lsdException w:name="Message Header" w:semiHidden="1" w:unhideWhenUsed="1"/>
-    <w:lsdException w:name="Subtitle" w:uiPriority="11" w:qFormat="1"/>
-    <w:lsdException w:name="Salutation" w:semiHidden="1" w:unhideWhenUsed="1"/>
-    <w:lsdException w:name="Date" w:semiHidden="1" w:unhideWhenUsed="1"/>
-    <w:lsdException w:name="Body Text First Indent" w:semiHidden="1" w:unhideWhenUsed="1"/>
-    <w:lsdException w:name="Body Text First Indent 2" w:semiHidden="1" w:unhideWhenUsed="1"/>
-    <w:lsdException w:name="Note Heading" w:semiHidden="1" w:unhideWhenUsed="1"/>
-    <w:lsdException w:name="Body Text 2" w:semiHidden="1" w:unhideWhenUsed="1"/>
-    <w:lsdException w:name="Body Text 3" w:semiHidden="1" w:unhideWhenUsed="1"/>
-    <w:lsdException w:name="Body Text Indent 2" w:semiHidden="1" w:unhideWhenUsed="1"/>
-    <w:lsdException w:name="Body Text Indent 3" w:semiHidden="1" w:unhideWhenUsed="1"/>
-    <w:lsdException w:name="Block Text" w:semiHidden="1" w:unhideWhenUsed="1"/>
-    <w:lsdException w:name="Hyperlink" w:semiHidden="1" w:unhideWhenUsed="1"/>
-    <w:lsdException w:name="FollowedHyperlink" w:semiHidden="1" w:unhideWhenUsed="1"/>
-    <w:lsdException w:name="Strong" w:uiPriority="22" w:qFormat="1"/>
-    <w:lsdException w:name="Emphasis" w:uiPriority="20" w:qFormat="1"/>
-    <w:lsdException w:name="Document Map" w:semiHidden="1" w:unhideWhenUsed="1"/>
-    <w:lsdException w:name="Plain Text" w:semiHidden="1" w:unhideWhenUsed="1"/>
-    <w:lsdException w:name="E-mail Signature" w:semiHidden="1" w:unhideWhenUsed="1"/>
-    <w:lsdException w:name="HTML Top of Form" w:semiHidden="1" w:unhideWhenUsed="1"/>
-    <w:lsdException w:name="HTML Bottom of Form" w:semiHidden="1" w:unhideWhenUsed="1"/>
-    <w:lsdException w:name="Normal (Web)" w:semiHidden="1" w:unhideWhenUsed="1"/>
-    <w:lsdException w:name="HTML Acronym" w:semiHidden="1" w:unhideWhenUsed="1"/>
-    <w:lsdException w:name="HTML Address" w:semiHidden="1" w:unhideWhenUsed="1"/>
-    <w:lsdException w:name="HTML Cite" w:semiHidden="1" w:unhideWhenUsed="1"/>
-    <w:lsdException w:name="HTML Code" w:semiHidden="1" w:unhideWhenUsed="1"/>
-    <w:lsdException w:name="HTML Definition" w:semiHidden="1" w:unhideWhenUsed="1"/>
-    <w:lsdException w:name="HTML Keyboard" w:semiHidden="1" w:unhideWhenUsed="1"/>
-    <w:lsdException w:name="HTML Preformatted" w:semiHidden="1" w:unhideWhenUsed="1"/>
-    <w:lsdException w:name="HTML Sample" w:semiHidden="1" w:unhideWhenUsed="1"/>
-    <w:lsdException w:name="HTML Typewriter" w:semiHidden="1" w:unhideWhenUsed="1"/>
-    <w:lsdException w:name="HTML Variable" w:semiHidden="1" w:unhideWhenUsed="1"/>
-    <w:lsdException w:name="Normal Table" w:semiHidden="1" w:unhideWhenUsed="1"/>
-    <w:lsdException w:name="annotation subject" w:semiHidden="1" w:unhideWhenUsed="1"/>
-    <w:lsdException w:name="No List" w:semiHidden="1" w:unhideWhenUsed="1"/>
-    <w:lsdException w:name="Outline List 1" w:semiHidden="1" w:unhideWhenUsed="1"/>
-    <w:lsdException w:name="Outline List 2" w:semiHidden="1" w:unhideWhenUsed="1"/>
-    <w:lsdException w:name="Outline List 3" w:semiHidden="1" w:unhideWhenUsed="1"/>
-    <w:lsdException w:name="Table Simple 1" w:semiHidden="1" w:unhideWhenUsed="1"/>
-    <w:lsdException w:name="Table Simple 2" w:semiHidden="1" w:unhideWhenUsed="1"/>
-    <w:lsdException w:name="Table Simple 3" w:semiHidden="1" w:unhideWhenUsed="1"/>
-    <w:lsdException w:name="Table Classic 1" w:semiHidden="1" w:unhideWhenUsed="1"/>
-    <w:lsdException w:name="Table Classic 2" w:semiHidden="1" w:unhideWhenUsed="1"/>
-    <w:lsdException w:name="Table Classic 3" w:semiHidden="1" w:unhideWhenUsed="1"/>
-    <w:lsdException w:name="Table Classic 4" w:semiHidden="1" w:unhideWhenUsed="1"/>
-    <w:lsdException w:name="Table Colorful 1" w:semiHidden="1" w:unhideWhenUsed="1"/>
-    <w:lsdException w:name="Table Colorful 2" w:semiHidden="1" w:unhideWhenUsed="1"/>
-    <w:lsdException w:name="Table Colorful 3" w:semiHidden="1" w:unhideWhenUsed="1"/>
-    <w:lsdException w:name="Table Columns 1" w:semiHidden="1" w:unhideWhenUsed="1"/>
-    <w:lsdException w:name="Table Columns 2" w:semiHidden="1" w:unhideWhenUsed="1"/>
-    <w:lsdException w:name="Table Columns 3" w:semiHidden="1" w:unhideWhenUsed="1"/>
-    <w:lsdException w:name="Table Columns 4" w:semiHidden="1" w:unhideWhenUsed="1"/>
-    <w:lsdException w:name="Table Columns 5" w:semiHidden="1" w:unhideWhenUsed="1"/>
-    <w:lsdException w:name="Table Grid 1" w:semiHidden="1" w:unhideWhenUsed="1"/>
-    <w:lsdException w:name="Table Grid 2" w:semiHidden="1" w:unhideWhenUsed="1"/>
-    <w:lsdException w:name="Table Grid 3" w:semiHidden="1" w:unhideWhenUsed="1"/>
-    <w:lsdException w:name="Table Grid 4" w:semiHidden="1" w:unhideWhenUsed="1"/>
-    <w:lsdException w:name="Table Grid 5" w:semiHidden="1" w:unhideWhenUsed="1"/>
-    <w:lsdException w:name="Table Grid 6" w:semiHidden="1" w:unhideWhenUsed="1"/>
-    <w:lsdException w:name="Table Grid 7" w:semiHidden="1" w:unhideWhenUsed="1"/>
-    <w:lsdException w:name="Table Grid 8" w:semiHidden="1" w:unhideWhenUsed="1"/>
-    <w:lsdException w:name="Table List 1" w:semiHidden="1" w:unhideWhenUsed="1"/>
-    <w:lsdException w:name="Table List 2" w:semiHidden="1" w:unhideWhenUsed="1"/>
-    <w:lsdException w:name="Table List 3" w:semiHidden="1" w:unhideWhenUsed="1"/>
-    <w:lsdException w:name="Table List 4" w:semiHidden="1" w:unhideWhenUsed="1"/>
-    <w:lsdException w:name="Table List 5" w:semiHidden="1" w:unhideWhenUsed="1"/>
-    <w:lsdException w:name="Table List 6" w:semiHidden="1" w:unhideWhenUsed="1"/>
-    <w:lsdException w:name="Table List 7" w:semiHidden="1" w:unhideWhenUsed="1"/>
-    <w:lsdException w:name="Table List 8" w:semiHidden="1" w:unhideWhenUsed="1"/>
-    <w:lsdException w:name="Table 3D effects 1" w:semiHidden="1" w:unhideWhenUsed="1"/>
-    <w:lsdException w:name="Table 3D effects 2" w:semiHidden="1" w:unhideWhenUsed="1"/>
-    <w:lsdException w:name="Table 3D effects 3" w:semiHidden="1" w:unhideWhenUsed="1"/>
-    <w:lsdException w:name="Table Contemporary" w:semiHidden="1" w:unhideWhenUsed="1"/>
-    <w:lsdException w:name="Table Elegant" w:semiHidden="1" w:unhideWhenUsed="1"/>
-    <w:lsdException w:name="Table Professional" w:semiHidden="1" w:unhideWhenUsed="1"/>
-    <w:lsdException w:name="Table Subtle 1" w:semiHidden="1" w:unhideWhenUsed="1"/>
-    <w:lsdException w:name="Table Subtle 2" w:semiHidden="1" w:unhideWhenUsed="1"/>
-    <w:lsdException w:name="Table Web 1" w:semiHidden="1" w:unhideWhenUsed="1"/>
-    <w:lsdException w:name="Table Web 2" w:semiHidden="1" w:unhideWhenUsed="1"/>
-    <w:lsdException w:name="Table Web 3" w:semiHidden="1" w:unhideWhenUsed="1"/>
-    <w:lsdException w:name="Balloon Text" w:semiHidden="1" w:unhideWhenUsed="1"/>
-    <w:lsdException w:name="Table Grid" w:uiPriority="39"/>
-    <w:lsdException w:name="Table Theme" w:semiHidden="1" w:unhideWhenUsed="1"/>
-    <w:lsdException w:name="Placeholder Text" w:semiHidden="1"/>
-    <w:lsdException w:name="No Spacing" w:uiPriority="1" w:qFormat="1"/>
-    <w:lsdException w:name="Light Shading" w:uiPriority="60"/>
-    <w:lsdException w:name="Light List" w:uiPriority="61"/>
-    <w:lsdException w:name="Light Grid" w:uiPriority="62"/>
-    <w:lsdException w:name="Medium Shading 1" w:uiPriority="63"/>
-    <w:lsdException w:name="Medium Shading 2" w:uiPriority="64"/>
-    <w:lsdException w:name="Medium List 1" w:uiPriority="65"/>
-    <w:lsdException w:name="Medium List 2" w:uiPriority="66"/>
-    <w:lsdException w:name="Medium Grid 1" w:uiPriority="67"/>
-    <w:lsdException w:name="Medium Grid 2" w:uiPriority="68"/>
-    <w:lsdException w:name="Medium Grid 3" w:uiPriority="69"/>
-    <w:lsdException w:name="Dark List" w:uiPriority="70"/>
-    <w:lsdException w:name="Colorful Shading" w:uiPriority="71"/>
-    <w:lsdException w:name="Colorful List" w:uiPriority="72"/>
-    <w:lsdException w:name="Colorful Grid" w:uiPriority="73"/>
-    <w:lsdException w:name="Light Shading Accent 1" w:uiPriority="60"/>
-    <w:lsdException w:name="Light List Accent 1" w:uiPriority="61"/>
-    <w:lsdException w:name="Light Grid Accent 1" w:uiPriority="62"/>
-    <w:lsdException w:name="Medium Shading 1 Accent 1" w:uiPriority="63"/>
-    <w:lsdException w:name="Medium Shading 2 Accent 1" w:uiPriority="64"/>
-    <w:lsdException w:name="Medium List 1 Accent 1" w:uiPriority="65"/>
-    <w:lsdException w:name="Revision" w:semiHidden="1"/>
-    <w:lsdException w:name="List Paragraph" w:uiPriority="34" w:qFormat="1"/>
-    <w:lsdException w:name="Quote" w:uiPriority="29" w:qFormat="1"/>
-    <w:lsdException w:name="Intense Quote" w:uiPriority="30" w:qFormat="1"/>
-    <w:lsdException w:name="Medium List 2 Accent 1" w:uiPriority="66"/>
-    <w:lsdException w:name="Medium Grid 1 Accent 1" w:uiPriority="67"/>
-    <w:lsdException w:name="Medium Grid 2 Accent 1" w:uiPriority="68"/>
-    <w:lsdException w:name="Medium Grid 3 Accent 1" w:uiPriority="69"/>
-    <w:lsdException w:name="Dark List Accent 1" w:uiPriority="70"/>
-    <w:lsdException w:name="Colorful Shading Accent 1" w:uiPriority="71"/>
-    <w:lsdException w:name="Colorful List Accent 1" w:uiPriority="72"/>
-    <w:lsdException w:name="Colorful Grid Accent 1" w:uiPriority="73"/>
-    <w:lsdException w:name="Light Shading Accent 2" w:uiPriority="60"/>
-    <w:lsdException w:name="Light List Accent 2" w:uiPriority="61"/>
-    <w:lsdException w:name="Light Grid Accent 2" w:uiPriority="62"/>
-    <w:lsdException w:name="Medium Shading 1 Accent 2" w:uiPriority="63"/>
-    <w:lsdException w:name="Medium Shading 2 Accent 2" w:uiPriority="64"/>
-    <w:lsdException w:name="Medium List 1 Accent 2" w:uiPriority="65"/>
-    <w:lsdException w:name="Medium List 2 Accent 2" w:uiPriority="66"/>
-    <w:lsdException w:name="Medium Grid 1 Accent 2" w:uiPriority="67"/>
-    <w:lsdException w:name="Medium Grid 2 Accent 2" w:uiPriority="68"/>
-    <w:lsdException w:name="Medium Grid 3 Accent 2" w:uiPriority="69"/>
-    <w:lsdException w:name="Dark List Accent 2" w:uiPriority="70"/>
-    <w:lsdException w:name="Colorful Shading Accent 2" w:uiPriority="71"/>
-    <w:lsdException w:name="Colorful List Accent 2" w:uiPriority="72"/>
-    <w:lsdException w:name="Colorful Grid Accent 2" w:uiPriority="73"/>
-    <w:lsdException w:name="Light Shading Accent 3" w:uiPriority="60"/>
-    <w:lsdException w:name="Light List Accent 3" w:uiPriority="61"/>
-    <w:lsdException w:name="Light Grid Accent 3" w:uiPriority="62"/>
-    <w:lsdException w:name="Medium Shading 1 Accent 3" w:uiPriority="63"/>
-    <w:lsdException w:name="Medium Shading 2 Accent 3" w:uiPriority="64"/>
-    <w:lsdException w:name="Medium List 1 Accent 3" w:uiPriority="65"/>
-    <w:lsdException w:name="Medium List 2 Accent 3" w:uiPriority="66"/>
-    <w:lsdException w:name="Medium Grid 1 Accent 3" w:uiPriority="67"/>
-    <w:lsdException w:name="Medium Grid 2 Accent 3" w:uiPriority="68"/>
-    <w:lsdException w:name="Medium Grid 3 Accent 3" w:uiPriority="69"/>
-    <w:lsdException w:name="Dark List Accent 3" w:uiPriority="70"/>
-    <w:lsdException w:name="Colorful Shading Accent 3" w:uiPriority="71"/>
-    <w:lsdException w:name="Colorful List Accent 3" w:uiPriority="72"/>
-    <w:lsdException w:name="Colorful Grid Accent 3" w:uiPriority="73"/>
-    <w:lsdException w:name="Light Shading Accent 4" w:uiPriority="60"/>
-    <w:lsdException w:name="Light List Accent 4" w:uiPriority="61"/>
-    <w:lsdException w:name="Light Grid Accent 4" w:uiPriority="62"/>
-    <w:lsdException w:name="Medium Shading 1 Accent 4" w:uiPriority="63"/>
-    <w:lsdException w:name="Medium Shading 2 Accent 4" w:uiPriority="64"/>
-    <w:lsdException w:name="Medium List 1 Accent 4" w:uiPriority="65"/>
-    <w:lsdException w:name="Medium List 2 Accent 4" w:uiPriority="66"/>
-    <w:lsdException w:name="Medium Grid 1 Accent 4" w:uiPriority="67"/>
-    <w:lsdException w:name="Medium Grid 2 Accent 4" w:uiPriority="68"/>
-    <w:lsdException w:name="Medium Grid 3 Accent 4" w:uiPriority="69"/>
-    <w:lsdException w:name="Dark List Accent 4" w:uiPriority="70"/>
-    <w:lsdException w:name="Colorful Shading Accent 4" w:uiPriority="71"/>
-    <w:lsdException w:name="Colorful List Accent 4" w:uiPriority="72"/>
-    <w:lsdException w:name="Colorful Grid Accent 4" w:uiPriority="73"/>
-    <w:lsdException w:name="Light Shading Accent 5" w:uiPriority="60"/>
-    <w:lsdException w:name="Light List Accent 5" w:uiPriority="61"/>
-    <w:lsdException w:name="Light Grid Accent 5" w:uiPriority="62"/>
-    <w:lsdException w:name="Medium Shading 1 Accent 5" w:uiPriority="63"/>
-    <w:lsdException w:name="Medium Shading 2 Accent 5" w:uiPriority="64"/>
-    <w:lsdException w:name="Medium List 1 Accent 5" w:uiPriority="65"/>
-    <w:lsdException w:name="Medium List 2 Accent 5" w:uiPriority="66"/>
-    <w:lsdException w:name="Medium Grid 1 Accent 5" w:uiPriority="67"/>
-    <w:lsdException w:name="Medium Grid 2 Accent 5" w:uiPriority="68"/>
-    <w:lsdException w:name="Medium Grid 3 Accent 5" w:uiPriority="69"/>
-    <w:lsdException w:name="Dark List Accent 5" w:uiPriority="70"/>
-    <w:lsdException w:name="Colorful Shading Accent 5" w:uiPriority="71"/>
-    <w:lsdException w:name="Colorful List Accent 5" w:uiPriority="72"/>
-    <w:lsdException w:name="Colorful Grid Accent 5" w:uiPriority="73"/>
-    <w:lsdException w:name="Light Shading Accent 6" w:uiPriority="60"/>
-    <w:lsdException w:name="Light List Accent 6" w:uiPriority="61"/>
-    <w:lsdException w:name="Light Grid Accent 6" w:uiPriority="62"/>
-    <w:lsdException w:name="Medium Shading 1 Accent 6" w:uiPriority="63"/>
-    <w:lsdException w:name="Medium Shading 2 Accent 6" w:uiPriority="64"/>
-    <w:lsdException w:name="Medium List 1 Accent 6" w:uiPriority="65"/>
-    <w:lsdException w:name="Medium List 2 Accent 6" w:uiPriority="66"/>
-    <w:lsdException w:name="Medium Grid 1 Accent 6" w:uiPriority="67"/>
-    <w:lsdException w:name="Medium Grid 2 Accent 6" w:uiPriority="68"/>
-    <w:lsdException w:name="Medium Grid 3 Accent 6" w:uiPriority="69"/>
-    <w:lsdException w:name="Dark List Accent 6" w:uiPriority="70"/>
-    <w:lsdException w:name="Colorful Shading Accent 6" w:uiPriority="71"/>
-    <w:lsdException w:name="Colorful List Accent 6" w:uiPriority="72"/>
-    <w:lsdException w:name="Colorful Grid Accent 6" w:uiPriority="73"/>
-    <w:lsdException w:name="Subtle Emphasis" w:uiPriority="19" w:qFormat="1"/>
-    <w:lsdException w:name="Intense Emphasis" w:uiPriority="21" w:qFormat="1"/>
-    <w:lsdException w:name="Subtle Reference" w:uiPriority="31" w:qFormat="1"/>
-    <w:lsdException w:name="Intense Reference" w:uiPriority="32" w:qFormat="1"/>
-    <w:lsdException w:name="Book Title" w:uiPriority="33" w:qFormat="1"/>
-    <w:lsdException w:name="Bibliography" w:semiHidden="1" w:uiPriority="37" w:unhideWhenUsed="1"/>
-    <w:lsdException w:name="TOC Heading" w:semiHidden="1" w:uiPriority="39" w:unhideWhenUsed="1" w:qFormat="1"/>
-    <w:lsdException w:name="Plain Table 1" w:uiPriority="41"/>
-    <w:lsdException w:name="Plain Table 2" w:uiPriority="42"/>
-    <w:lsdException w:name="Plain Table 3" w:uiPriority="43"/>
-    <w:lsdException w:name="Plain Table 4" w:uiPriority="44"/>
-    <w:lsdException w:name="Plain Table 5" w:uiPriority="45"/>
-    <w:lsdException w:name="Grid Table Light" w:uiPriority="40"/>
-    <w:lsdException w:name="Grid Table 1 Light" w:uiPriority="46"/>
-    <w:lsdException w:name="Grid Table 2" w:uiPriority="47"/>
-    <w:lsdException w:name="Grid Table 3" w:uiPriority="48"/>
-    <w:lsdException w:name="Grid Table 4" w:uiPriority="49"/>
-    <w:lsdException w:name="Grid Table 5 Dark" w:uiPriority="50"/>
-    <w:lsdException w:name="Grid Table 6 Colorful" w:uiPriority="51"/>
-    <w:lsdException w:name="Grid Table 7 Colorful" w:uiPriority="52"/>
-    <w:lsdException w:name="Grid Table 1 Light Accent 1" w:uiPriority="46"/>
-    <w:lsdException w:name="Grid Table 2 Accent 1" w:uiPriority="47"/>
-    <w:lsdException w:name="Grid Table 3 Accent 1" w:uiPriority="48"/>
-    <w:lsdException w:name="Grid Table 4 Accent 1" w:uiPriority="49"/>
-    <w:lsdException w:name="Grid Table 5 Dark Accent 1" w:uiPriority="50"/>
-    <w:lsdException w:name="Grid Table 6 Colorful Accent 1" w:uiPriority="51"/>
-    <w:lsdException w:name="Grid Table 7 Colorful Accent 1" w:uiPriority="52"/>
-    <w:lsdException w:name="Grid Table 1 Light Accent 2" w:uiPriority="46"/>
-    <w:lsdException w:name="Grid Table 2 Accent 2" w:uiPriority="47"/>
-    <w:lsdException w:name="Grid Table 3 Accent 2" w:uiPriority="48"/>
-    <w:lsdException w:name="Grid Table 4 Accent 2" w:uiPriority="49"/>
-    <w:lsdException w:name="Grid Table 5 Dark Accent 2" w:uiPriority="50"/>
-    <w:lsdException w:name="Grid Table 6 Colorful Accent 2" w:uiPriority="51"/>
-    <w:lsdException w:name="Grid Table 7 Colorful Accent 2" w:uiPriority="52"/>
-    <w:lsdException w:name="Grid Table 1 Light Accent 3" w:uiPriority="46"/>
-    <w:lsdException w:name="Grid Table 2 Accent 3" w:uiPriority="47"/>
-    <w:lsdException w:name="Grid Table 3 Accent 3" w:uiPriority="48"/>
-    <w:lsdException w:name="Grid Table 4 Accent 3" w:uiPriority="49"/>
-    <w:lsdException w:name="Grid Table 5 Dark Accent 3" w:uiPriority="50"/>
-    <w:lsdException w:name="Grid Table 6 Colorful Accent 3" w:uiPriority="51"/>
-    <w:lsdException w:name="Grid Table 7 Colorful Accent 3" w:uiPriority="52"/>
-    <w:lsdException w:name="Grid Table 1 Light Accent 4" w:uiPriority="46"/>
-    <w:lsdException w:name="Grid Table 2 Accent 4" w:uiPriority="47"/>
-    <w:lsdException w:name="Grid Table 3 Accent 4" w:uiPriority="48"/>
-    <w:lsdException w:name="Grid Table 4 Accent 4" w:uiPriority="49"/>
-    <w:lsdException w:name="Grid Table 5 Dark Accent 4" w:uiPriority="50"/>
-    <w:lsdException w:name="Grid Table 6 Colorful Accent 4" w:uiPriority="51"/>
-    <w:lsdException w:name="Grid Table 7 Colorful Accent 4" w:uiPriority="52"/>
-    <w:lsdException w:name="Grid Table 1 Light Accent 5" w:uiPriority="46"/>
-    <w:lsdException w:name="Grid Table 2 Accent 5" w:uiPriority="47"/>
-    <w:lsdException w:name="Grid Table 3 Accent 5" w:uiPriority="48"/>
-    <w:lsdException w:name="Grid Table 4 Accent 5" w:uiPriority="49"/>
-    <w:lsdException w:name="Grid Table 5 Dark Accent 5" w:uiPriority="50"/>
-    <w:lsdException w:name="Grid Table 6 Colorful Accent 5" w:uiPriority="51"/>
-    <w:lsdException w:name="Grid Table 7 Colorful Accent 5" w:uiPriority="52"/>
-    <w:lsdException w:name="Grid Table 1 Light Accent 6" w:uiPriority="46"/>
-    <w:lsdException w:name="Grid Table 2 Accent 6" w:uiPriority="47"/>
-    <w:lsdException w:name="Grid Table 3 Accent 6" w:uiPriority="48"/>
-    <w:lsdException w:name="Grid Table 4 Accent 6" w:uiPriority="49"/>
-    <w:lsdException w:name="Grid Table 5 Dark Accent 6" w:uiPriority="50"/>
-    <w:lsdException w:name="Grid Table 6 Colorful Accent 6" w:uiPriority="51"/>
-    <w:lsdException w:name="Grid Table 7 Colorful Accent 6" w:uiPriority="52"/>
-    <w:lsdException w:name="List Table 1 Light" w:uiPriority="46"/>
-    <w:lsdException w:name="List Table 2" w:uiPriority="47"/>
-    <w:lsdException w:name="List Table 3" w:uiPriority="48"/>
-    <w:lsdException w:name="List Table 4" w:uiPriority="49"/>
-    <w:lsdException w:name="List Table 5 Dark" w:uiPriority="50"/>
-    <w:lsdException w:name="List Table 6 Colorful" w:uiPriority="51"/>
-    <w:lsdException w:name="List Table 7 Colorful" w:uiPriority="52"/>
-    <w:lsdException w:name="List Table 1 Light Accent 1" w:uiPriority="46"/>
-    <w:lsdException w:name="List Table 2 Accent 1" w:uiPriority="47"/>
-    <w:lsdException w:name="List Table 3 Accent 1" w:uiPriority="48"/>
-    <w:lsdException w:name="List Table 4 Accent 1" w:uiPriority="49"/>
-    <w:lsdException w:name="List Table 5 Dark Accent 1" w:uiPriority="50"/>
-    <w:lsdException w:name="List Table 6 Colorful Accent 1" w:uiPriority="51"/>
-    <w:lsdException w:name="List Table 7 Colorful Accent 1" w:uiPriority="52"/>
-    <w:lsdException w:name="List Table 1 Light Accent 2" w:uiPriority="46"/>
-    <w:lsdException w:name="List Table 2 Accent 2" w:uiPriority="47"/>
-    <w:lsdException w:name="List Table 3 Accent 2" w:uiPriority="48"/>
-    <w:lsdException w:name="List Table 4 Accent 2" w:uiPriority="49"/>
-    <w:lsdException w:name="List Table 5 Dark Accent 2" w:uiPriority="50"/>
-    <w:lsdException w:name="List Table 6 Colorful Accent 2" w:uiPriority="51"/>
-    <w:lsdException w:name="List Table 7 Colorful Accent 2" w:uiPriority="52"/>
-    <w:lsdException w:name="List Table 1 Light Accent 3" w:uiPriority="46"/>
-    <w:lsdException w:name="List Table 2 Accent 3" w:uiPriority="47"/>
-    <w:lsdException w:name="List Table 3 Accent 3" w:uiPriority="48"/>
-    <w:lsdException w:name="List Table 4 Accent 3" w:uiPriority="49"/>
-    <w:lsdException w:name="List Table 5 Dark Accent 3" w:uiPriority="50"/>
-    <w:lsdException w:name="List Table 6 Colorful Accent 3" w:uiPriority="51"/>
-    <w:lsdException w:name="List Table 7 Colorful Accent 3" w:uiPriority="52"/>
-    <w:lsdException w:name="List Table 1 Light Accent 4" w:uiPriority="46"/>
-    <w:lsdException w:name="List Table 2 Accent 4" w:uiPriority="47"/>
-    <w:lsdException w:name="List Table 3 Accent 4" w:uiPriority="48"/>
-    <w:lsdException w:name="List Table 4 Accent 4" w:uiPriority="49"/>
-    <w:lsdException w:name="List Table 5 Dark Accent 4" w:uiPriority="50"/>
-    <w:lsdException w:name="List Table 6 Colorful Accent 4" w:uiPriority="51"/>
-    <w:lsdException w:name="List Table 7 Colorful Accent 4" w:uiPriority="52"/>
-    <w:lsdException w:name="List Table 1 Light Accent 5" w:uiPriority="46"/>
-    <w:lsdException w:name="List Table 2 Accent 5" w:uiPriority="47"/>
-    <w:lsdException w:name="List Table 3 Accent 5" w:uiPriority="48"/>
-    <w:lsdException w:name="List Table 4 Accent 5" w:uiPriority="49"/>
-    <w:lsdException w:name="List Table 5 Dark Accent 5" w:uiPriority="50"/>
-    <w:lsdException w:name="List Table 6 Colorful Accent 5" w:uiPriority="51"/>
-    <w:lsdException w:name="List Table 7 Colorful Accent 5" w:uiPriority="52"/>
-    <w:lsdException w:name="List Table 1 Light Accent 6" w:uiPriority="46"/>
-    <w:lsdException w:name="List Table 2 Accent 6" w:uiPriority="47"/>
-    <w:lsdException w:name="List Table 3 Accent 6" w:uiPriority="48"/>
-    <w:lsdException w:name="List Table 4 Accent 6" w:uiPriority="49"/>
-    <w:lsdException w:name="List Table 5 Dark Accent 6" w:uiPriority="50"/>
-    <w:lsdException w:name="List Table 6 Colorful Accent 6" w:uiPriority="51"/>
-    <w:lsdException w:name="List Table 7 Colorful Accent 6" w:uiPriority="52"/>
-    <w:lsdException w:name="Mention" w:semiHidden="1" w:unhideWhenUsed="1"/>
-    <w:lsdException w:name="Smart Hyperlink" w:semiHidden="1" w:unhideWhenUsed="1"/>
-    <w:lsdException w:name="Hashtag" w:semiHidden="1" w:unhideWhenUsed="1"/>
-    <w:lsdException w:name="Unresolved Mention" w:semiHidden="1" w:unhideWhenUsed="1"/>
-    <w:lsdException w:name="Smart Link" w:semiHidden="1" w:unhideWhenUsed="1"/>
+  <w:latentStyles w:defLockedState="0" w:defUIPriority="99" w:defSemiHidden="1" w:defUnhideWhenUsed="1" w:defQFormat="0" w:count="267">
+    <w:lsdException w:name="Normal" w:semiHidden="0" w:uiPriority="0" w:unhideWhenUsed="0" w:qFormat="1"/>
+    <w:lsdException w:name="heading 1" w:semiHidden="0" w:uiPriority="9" w:unhideWhenUsed="0" w:qFormat="1"/>
+    <w:lsdException w:name="heading 2" w:uiPriority="9" w:qFormat="1"/>
+    <w:lsdException w:name="heading 3" w:uiPriority="9" w:qFormat="1"/>
+    <w:lsdException w:name="heading 4" w:uiPriority="9" w:qFormat="1"/>
+    <w:lsdException w:name="heading 5" w:uiPriority="9" w:qFormat="1"/>
+    <w:lsdException w:name="heading 6" w:uiPriority="9" w:qFormat="1"/>
+    <w:lsdException w:name="heading 7" w:uiPriority="9" w:qFormat="1"/>
+    <w:lsdException w:name="heading 8" w:uiPriority="9" w:qFormat="1"/>
+    <w:lsdException w:name="heading 9" w:uiPriority="9" w:qFormat="1"/>
+    <w:lsdException w:name="toc 1" w:uiPriority="39"/>
+    <w:lsdException w:name="toc 2" w:uiPriority="39"/>
+    <w:lsdException w:name="toc 3" w:uiPriority="39"/>
+    <w:lsdException w:name="toc 4" w:uiPriority="39"/>
+    <w:lsdException w:name="toc 5" w:uiPriority="39"/>
+    <w:lsdException w:name="toc 6" w:uiPriority="39"/>
+    <w:lsdException w:name="toc 7" w:uiPriority="39"/>
+    <w:lsdException w:name="toc 8" w:uiPriority="39"/>
+    <w:lsdException w:name="toc 9" w:uiPriority="39"/>
+    <w:lsdException w:name="caption" w:uiPriority="35" w:qFormat="1"/>
+    <w:lsdException w:name="Title" w:semiHidden="0" w:uiPriority="10" w:unhideWhenUsed="0" w:qFormat="1"/>
+    <w:lsdException w:name="Default Paragraph Font" w:uiPriority="1"/>
+    <w:lsdException w:name="Subtitle" w:semiHidden="0" w:uiPriority="11" w:unhideWhenUsed="0" w:qFormat="1"/>
+    <w:lsdException w:name="Strong" w:semiHidden="0" w:uiPriority="22" w:unhideWhenUsed="0" w:qFormat="1"/>
+    <w:lsdException w:name="Emphasis" w:semiHidden="0" w:uiPriority="20" w:unhideWhenUsed="0" w:qFormat="1"/>
+    <w:lsdException w:name="Table Grid" w:semiHidden="0" w:uiPriority="39" w:unhideWhenUsed="0"/>
+    <w:lsdException w:name="Placeholder Text" w:unhideWhenUsed="0"/>
+    <w:lsdException w:name="No Spacing" w:semiHidden="0" w:uiPriority="1" w:unhideWhenUsed="0" w:qFormat="1"/>
+    <w:lsdException w:name="Light Shading" w:semiHidden="0" w:uiPriority="60" w:unhideWhenUsed="0"/>
+    <w:lsdException w:name="Light List" w:semiHidden="0" w:uiPriority="61" w:unhideWhenUsed="0"/>
+    <w:lsdException w:name="Light Grid" w:semiHidden="0" w:uiPriority="62" w:unhideWhenUsed="0"/>
+    <w:lsdException w:name="Medium Shading 1" w:semiHidden="0" w:uiPriority="63" w:unhideWhenUsed="0"/>
+    <w:lsdException w:name="Medium Shading 2" w:semiHidden="0" w:uiPriority="64" w:unhideWhenUsed="0"/>
+    <w:lsdException w:name="Medium List 1" w:semiHidden="0" w:uiPriority="65" w:unhideWhenUsed="0"/>
+    <w:lsdException w:name="Medium List 2" w:semiHidden="0" w:uiPriority="66" w:unhideWhenUsed="0"/>
+    <w:lsdException w:name="Medium Grid 1" w:semiHidden="0" w:uiPriority="67" w:unhideWhenUsed="0"/>
+    <w:lsdException w:name="Medium Grid 2" w:semiHidden="0" w:uiPriority="68" w:unhideWhenUsed="0"/>
+    <w:lsdException w:name="Medium Grid 3" w:semiHidden="0" w:uiPriority="69" w:unhideWhenUsed="0"/>
+    <w:lsdException w:name="Dark List" w:semiHidden="0" w:uiPriority="70" w:unhideWhenUsed="0"/>
+    <w:lsdException w:name="Colorful Shading" w:semiHidden="0" w:uiPriority="71" w:unhideWhenUsed="0"/>
+    <w:lsdException w:name="Colorful List" w:semiHidden="0" w:uiPriority="72" w:unhideWhenUsed="0"/>
+    <w:lsdException w:name="Colorful Grid" w:semiHidden="0" w:uiPriority="73" w:unhideWhenUsed="0"/>
+    <w:lsdException w:name="Light Shading Accent 1" w:semiHidden="0" w:uiPriority="60" w:unhideWhenUsed="0"/>
+    <w:lsdException w:name="Light List Accent 1" w:semiHidden="0" w:uiPriority="61" w:unhideWhenUsed="0"/>
+    <w:lsdException w:name="Light Grid Accent 1" w:semiHidden="0" w:uiPriority="62" w:unhideWhenUsed="0"/>
+    <w:lsdException w:name="Medium Shading 1 Accent 1" w:semiHidden="0" w:uiPriority="63" w:unhideWhenUsed="0"/>
+    <w:lsdException w:name="Medium Shading 2 Accent 1" w:semiHidden="0" w:uiPriority="64" w:unhideWhenUsed="0"/>
+    <w:lsdException w:name="Medium List 1 Accent 1" w:semiHidden="0" w:uiPriority="65" w:unhideWhenUsed="0"/>
+    <w:lsdException w:name="Revision" w:unhideWhenUsed="0"/>
+    <w:lsdException w:name="List Paragraph" w:semiHidden="0" w:uiPriority="34" w:unhideWhenUsed="0" w:qFormat="1"/>
+    <w:lsdException w:name="Quote" w:semiHidden="0" w:uiPriority="29" w:unhideWhenUsed="0" w:qFormat="1"/>
+    <w:lsdException w:name="Intense Quote" w:semiHidden="0" w:uiPriority="30" w:unhideWhenUsed="0" w:qFormat="1"/>
+    <w:lsdException w:name="Medium List 2 Accent 1" w:semiHidden="0" w:uiPriority="66" w:unhideWhenUsed="0"/>
+    <w:lsdException w:name="Medium Grid 1 Accent 1" w:semiHidden="0" w:uiPriority="67" w:unhideWhenUsed="0"/>
+    <w:lsdException w:name="Medium Grid 2 Accent 1" w:semiHidden="0" w:uiPriority="68" w:unhideWhenUsed="0"/>
+    <w:lsdException w:name="Medium Grid 3 Accent 1" w:semiHidden="0" w:uiPriority="69" w:unhideWhenUsed="0"/>
+    <w:lsdException w:name="Dark List Accent 1" w:semiHidden="0" w:uiPriority="70" w:unhideWhenUsed="0"/>
+    <w:lsdException w:name="Colorful Shading Accent 1" w:semiHidden="0" w:uiPriority="71" w:unhideWhenUsed="0"/>
+    <w:lsdException w:name="Colorful List Accent 1" w:semiHidden="0" w:uiPriority="72" w:unhideWhenUsed="0"/>
+    <w:lsdException w:name="Colorful Grid Accent 1" w:semiHidden="0" w:uiPriority="73" w:unhideWhenUsed="0"/>
+    <w:lsdException w:name="Light Shading Accent 2" w:semiHidden="0" w:uiPriority="60" w:unhideWhenUsed="0"/>
+    <w:lsdException w:name="Light List Accent 2" w:semiHidden="0" w:uiPriority="61" w:unhideWhenUsed="0"/>
+    <w:lsdException w:name="Light Grid Accent 2" w:semiHidden="0" w:uiPriority="62" w:unhideWhenUsed="0"/>
+    <w:lsdException w:name="Medium Shading 1 Accent 2" w:semiHidden="0" w:uiPriority="63" w:unhideWhenUsed="0"/>
+    <w:lsdException w:name="Medium Shading 2 Accent 2" w:semiHidden="0" w:uiPriority="64" w:unhideWhenUsed="0"/>
+    <w:lsdException w:name="Medium List 1 Accent 2" w:semiHidden="0" w:uiPriority="65" w:unhideWhenUsed="0"/>
+    <w:lsdException w:name="Medium List 2 Accent 2" w:semiHidden="0" w:uiPriority="66" w:unhideWhenUsed="0"/>
+    <w:lsdException w:name="Medium Grid 1 Accent 2" w:semiHidden="0" w:uiPriority="67" w:unhideWhenUsed="0"/>
+    <w:lsdException w:name="Medium Grid 2 Accent 2" w:semiHidden="0" w:uiPriority="68" w:unhideWhenUsed="0"/>
+    <w:lsdException w:name="Medium Grid 3 Accent 2" w:semiHidden="0" w:uiPriority="69" w:unhideWhenUsed="0"/>
+    <w:lsdException w:name="Dark List Accent 2" w:semiHidden="0" w:uiPriority="70" w:unhideWhenUsed="0"/>
+    <w:lsdException w:name="Colorful Shading Accent 2" w:semiHidden="0" w:uiPriority="71" w:unhideWhenUsed="0"/>
+    <w:lsdException w:name="Colorful List Accent 2" w:semiHidden="0" w:uiPriority="72" w:unhideWhenUsed="0"/>
+    <w:lsdException w:name="Colorful Grid Accent 2" w:semiHidden="0" w:uiPriority="73" w:unhideWhenUsed="0"/>
+    <w:lsdException w:name="Light Shading Accent 3" w:semiHidden="0" w:uiPriority="60" w:unhideWhenUsed="0"/>
+    <w:lsdException w:name="Light List Accent 3" w:semiHidden="0" w:uiPriority="61" w:unhideWhenUsed="0"/>
+    <w:lsdException w:name="Light Grid Accent 3" w:semiHidden="0" w:uiPriority="62" w:unhideWhenUsed="0"/>
+    <w:lsdException w:name="Medium Shading 1 Accent 3" w:semiHidden="0" w:uiPriority="63" w:unhideWhenUsed="0"/>
+    <w:lsdException w:name="Medium Shading 2 Accent 3" w:semiHidden="0" w:uiPriority="64" w:unhideWhenUsed="0"/>
+    <w:lsdException w:name="Medium List 1 Accent 3" w:semiHidden="0" w:uiPriority="65" w:unhideWhenUsed="0"/>
+    <w:lsdException w:name="Medium List 2 Accent 3" w:semiHidden="0" w:uiPriority="66" w:unhideWhenUsed="0"/>
+    <w:lsdException w:name="Medium Grid 1 Accent 3" w:semiHidden="0" w:uiPriority="67" w:unhideWhenUsed="0"/>
+    <w:lsdException w:name="Medium Grid 2 Accent 3" w:semiHidden="0" w:uiPriority="68" w:unhideWhenUsed="0"/>
+    <w:lsdException w:name="Medium Grid 3 Accent 3" w:semiHidden="0" w:uiPriority="69" w:unhideWhenUsed="0"/>
+    <w:lsdException w:name="Dark List Accent 3" w:semiHidden="0" w:uiPriority="70" w:unhideWhenUsed="0"/>
+    <w:lsdException w:name="Colorful Shading Accent 3" w:semiHidden="0" w:uiPriority="71" w:unhideWhenUsed="0"/>
+    <w:lsdException w:name="Colorful List Accent 3" w:semiHidden="0" w:uiPriority="72" w:unhideWhenUsed="0"/>
+    <w:lsdException w:name="Colorful Grid Accent 3" w:semiHidden="0" w:uiPriority="73" w:unhideWhenUsed="0"/>
+    <w:lsdException w:name="Light Shading Accent 4" w:semiHidden="0" w:uiPriority="60" w:unhideWhenUsed="0"/>
+    <w:lsdException w:name="Light List Accent 4" w:semiHidden="0" w:uiPriority="61" w:unhideWhenUsed="0"/>
+    <w:lsdException w:name="Light Grid Accent 4" w:semiHidden="0" w:uiPriority="62" w:unhideWhenUsed="0"/>
+    <w:lsdException w:name="Medium Shading 1 Accent 4" w:semiHidden="0" w:uiPriority="63" w:unhideWhenUsed="0"/>
+    <w:lsdException w:name="Medium Shading 2 Accent 4" w:semiHidden="0" w:uiPriority="64" w:unhideWhenUsed="0"/>
+    <w:lsdException w:name="Medium List 1 Accent 4" w:semiHidden="0" w:uiPriority="65" w:unhideWhenUsed="0"/>
+    <w:lsdException w:name="Medium List 2 Accent 4" w:semiHidden="0" w:uiPriority="66" w:unhideWhenUsed="0"/>
+    <w:lsdException w:name="Medium Grid 1 Accent 4" w:semiHidden="0" w:uiPriority="67" w:unhideWhenUsed="0"/>
+    <w:lsdException w:name="Medium Grid 2 Accent 4" w:semiHidden="0" w:uiPriority="68" w:unhideWhenUsed="0"/>
+    <w:lsdException w:name="Medium Grid 3 Accent 4" w:semiHidden="0" w:uiPriority="69" w:unhideWhenUsed="0"/>
+    <w:lsdException w:name="Dark List Accent 4" w:semiHidden="0" w:uiPriority="70" w:unhideWhenUsed="0"/>
+    <w:lsdException w:name="Colorful Shading Accent 4" w:semiHidden="0" w:uiPriority="71" w:unhideWhenUsed="0"/>
+    <w:lsdException w:name="Colorful List Accent 4" w:semiHidden="0" w:uiPriority="72" w:unhideWhenUsed="0"/>
+    <w:lsdException w:name="Colorful Grid Accent 4" w:semiHidden="0" w:uiPriority="73" w:unhideWhenUsed="0"/>
+    <w:lsdException w:name="Light Shading Accent 5" w:semiHidden="0" w:uiPriority="60" w:unhideWhenUsed="0"/>
+    <w:lsdException w:name="Light List Accent 5" w:semiHidden="0" w:uiPriority="61" w:unhideWhenUsed="0"/>
+    <w:lsdException w:name="Light Grid Accent 5" w:semiHidden="0" w:uiPriority="62" w:unhideWhenUsed="0"/>
+    <w:lsdException w:name="Medium Shading 1 Accent 5" w:semiHidden="0" w:uiPriority="63" w:unhideWhenUsed="0"/>
+    <w:lsdException w:name="Medium Shading 2 Accent 5" w:semiHidden="0" w:uiPriority="64" w:unhideWhenUsed="0"/>
+    <w:lsdException w:name="Medium List 1 Accent 5" w:semiHidden="0" w:uiPriority="65" w:unhideWhenUsed="0"/>
+    <w:lsdException w:name="Medium List 2 Accent 5" w:semiHidden="0" w:uiPriority="66" w:unhideWhenUsed="0"/>
+    <w:lsdException w:name="Medium Grid 1 Accent 5" w:semiHidden="0" w:uiPriority="67" w:unhideWhenUsed="0"/>
+    <w:lsdException w:name="Medium Grid 2 Accent 5" w:semiHidden="0" w:uiPriority="68" w:unhideWhenUsed="0"/>
+    <w:lsdException w:name="Medium Grid 3 Accent 5" w:semiHidden="0" w:uiPriority="69" w:unhideWhenUsed="0"/>
+    <w:lsdException w:name="Dark List Accent 5" w:semiHidden="0" w:uiPriority="70" w:unhideWhenUsed="0"/>
+    <w:lsdException w:name="Colorful Shading Accent 5" w:semiHidden="0" w:uiPriority="71" w:unhideWhenUsed="0"/>
+    <w:lsdException w:name="Colorful List Accent 5" w:semiHidden="0" w:uiPriority="72" w:unhideWhenUsed="0"/>
+    <w:lsdException w:name="Colorful Grid Accent 5" w:semiHidden="0" w:uiPriority="73" w:unhideWhenUsed="0"/>
+    <w:lsdException w:name="Light Shading Accent 6" w:semiHidden="0" w:uiPriority="60" w:unhideWhenUsed="0"/>
+    <w:lsdException w:name="Light List Accent 6" w:semiHidden="0" w:uiPriority="61" w:unhideWhenUsed="0"/>
+    <w:lsdException w:name="Light Grid Accent 6" w:semiHidden="0" w:uiPriority="62" w:unhideWhenUsed="0"/>
+    <w:lsdException w:name="Medium Shading 1 Accent 6" w:semiHidden="0" w:uiPriority="63" w:unhideWhenUsed="0"/>
+    <w:lsdException w:name="Medium Shading 2 Accent 6" w:semiHidden="0" w:uiPriority="64" w:unhideWhenUsed="0"/>
+    <w:lsdException w:name="Medium List 1 Accent 6" w:semiHidden="0" w:uiPriority="65" w:unhideWhenUsed="0"/>
+    <w:lsdException w:name="Medium List 2 Accent 6" w:semiHidden="0" w:uiPriority="66" w:unhideWhenUsed="0"/>
+    <w:lsdException w:name="Medium Grid 1 Accent 6" w:semiHidden="0" w:uiPriority="67" w:unhideWhenUsed="0"/>
+    <w:lsdException w:name="Medium Grid 2 Accent 6" w:semiHidden="0" w:uiPriority="68" w:unhideWhenUsed="0"/>
+    <w:lsdException w:name="Medium Grid 3 Accent 6" w:semiHidden="0" w:uiPriority="69" w:unhideWhenUsed="0"/>
+    <w:lsdException w:name="Dark List Accent 6" w:semiHidden="0" w:uiPriority="70" w:unhideWhenUsed="0"/>
+    <w:lsdException w:name="Colorful Shading Accent 6" w:semiHidden="0" w:uiPriority="71" w:unhideWhenUsed="0"/>
+    <w:lsdException w:name="Colorful List Accent 6" w:semiHidden="0" w:uiPriority="72" w:unhideWhenUsed="0"/>
+    <w:lsdException w:name="Colorful Grid Accent 6" w:semiHidden="0" w:uiPriority="73" w:unhideWhenUsed="0"/>
+    <w:lsdException w:name="Subtle Emphasis" w:semiHidden="0" w:uiPriority="19" w:unhideWhenUsed="0" w:qFormat="1"/>
+    <w:lsdException w:name="Intense Emphasis" w:semiHidden="0" w:uiPriority="21" w:unhideWhenUsed="0" w:qFormat="1"/>
+    <w:lsdException w:name="Subtle Reference" w:semiHidden="0" w:uiPriority="31" w:unhideWhenUsed="0" w:qFormat="1"/>
+    <w:lsdException w:name="Intense Reference" w:semiHidden="0" w:uiPriority="32" w:unhideWhenUsed="0" w:qFormat="1"/>
+    <w:lsdException w:name="Book Title" w:semiHidden="0" w:uiPriority="33" w:unhideWhenUsed="0" w:qFormat="1"/>
+    <w:lsdException w:name="Bibliography" w:uiPriority="37"/>
+    <w:lsdException w:name="TOC Heading" w:uiPriority="39" w:qFormat="1"/>
   </w:latentStyles>
   <w:style w:type="paragraph" w:default="1" w:styleId="Normal">
     <w:name w:val="Normal"/>
@@ -13224,6 +12821,7 @@
       <w:spacing w:after="0" w:line="240" w:lineRule="auto"/>
     </w:pPr>
     <w:tblPr>
+      <w:tblInd w:w="0" w:type="dxa"/>
       <w:tblBorders>
         <w:top w:val="single" w:sz="4" w:space="0" w:color="auto"/>
         <w:left w:val="single" w:sz="4" w:space="0" w:color="auto"/>
@@ -13232,6 +12830,12 @@
         <w:insideH w:val="single" w:sz="4" w:space="0" w:color="auto"/>
         <w:insideV w:val="single" w:sz="4" w:space="0" w:color="auto"/>
       </w:tblBorders>
+      <w:tblCellMar>
+        <w:top w:w="0" w:type="dxa"/>
+        <w:left w:w="108" w:type="dxa"/>
+        <w:bottom w:w="0" w:type="dxa"/>
+        <w:right w:w="108" w:type="dxa"/>
+      </w:tblCellMar>
     </w:tblPr>
   </w:style>
   <w:style w:type="character" w:styleId="PlaceholderText">
@@ -13420,12 +13024,19 @@
     <w:tblPr>
       <w:tblStyleRowBandSize w:val="1"/>
       <w:tblStyleColBandSize w:val="1"/>
+      <w:tblInd w:w="0" w:type="dxa"/>
       <w:tblBorders>
         <w:top w:val="single" w:sz="4" w:space="0" w:color="000000" w:themeColor="text1"/>
         <w:left w:val="single" w:sz="4" w:space="0" w:color="000000" w:themeColor="text1"/>
         <w:bottom w:val="single" w:sz="4" w:space="0" w:color="000000" w:themeColor="text1"/>
         <w:right w:val="single" w:sz="4" w:space="0" w:color="000000" w:themeColor="text1"/>
       </w:tblBorders>
+      <w:tblCellMar>
+        <w:top w:w="0" w:type="dxa"/>
+        <w:left w:w="108" w:type="dxa"/>
+        <w:bottom w:w="0" w:type="dxa"/>
+        <w:right w:w="108" w:type="dxa"/>
+      </w:tblCellMar>
     </w:tblPr>
     <w:tblStylePr w:type="firstRow">
       <w:rPr>
@@ -13544,6 +13155,7 @@
     <w:tblPr>
       <w:tblStyleRowBandSize w:val="1"/>
       <w:tblStyleColBandSize w:val="1"/>
+      <w:tblInd w:w="0" w:type="dxa"/>
       <w:tblBorders>
         <w:top w:val="single" w:sz="4" w:space="0" w:color="999999" w:themeColor="text1" w:themeTint="66"/>
         <w:left w:val="single" w:sz="4" w:space="0" w:color="999999" w:themeColor="text1" w:themeTint="66"/>
@@ -13552,6 +13164,689 @@
         <w:insideH w:val="single" w:sz="4" w:space="0" w:color="999999" w:themeColor="text1" w:themeTint="66"/>
         <w:insideV w:val="single" w:sz="4" w:space="0" w:color="999999" w:themeColor="text1" w:themeTint="66"/>
       </w:tblBorders>
+      <w:tblCellMar>
+        <w:top w:w="0" w:type="dxa"/>
+        <w:left w:w="108" w:type="dxa"/>
+        <w:bottom w:w="0" w:type="dxa"/>
+        <w:right w:w="108" w:type="dxa"/>
+      </w:tblCellMar>
+    </w:tblPr>
+    <w:tblStylePr w:type="firstRow">
+      <w:rPr>
+        <w:b/>
+        <w:bCs/>
+      </w:rPr>
+      <w:tblPr/>
+      <w:tcPr>
+        <w:tcBorders>
+          <w:bottom w:val="single" w:sz="12" w:space="0" w:color="666666" w:themeColor="text1" w:themeTint="99"/>
+        </w:tcBorders>
+      </w:tcPr>
+    </w:tblStylePr>
+    <w:tblStylePr w:type="lastRow">
+      <w:rPr>
+        <w:b/>
+        <w:bCs/>
+      </w:rPr>
+      <w:tblPr/>
+      <w:tcPr>
+        <w:tcBorders>
+          <w:top w:val="double" w:sz="2" w:space="0" w:color="666666" w:themeColor="text1" w:themeTint="99"/>
+        </w:tcBorders>
+      </w:tcPr>
+    </w:tblStylePr>
+    <w:tblStylePr w:type="firstCol">
+      <w:rPr>
+        <w:b/>
+        <w:bCs/>
+      </w:rPr>
+    </w:tblStylePr>
+    <w:tblStylePr w:type="lastCol">
+      <w:rPr>
+        <w:b/>
+        <w:bCs/>
+      </w:rPr>
+    </w:tblStylePr>
+  </w:style>
+  <w:style w:type="character" w:styleId="Emphasis">
+    <w:name w:val="Emphasis"/>
+    <w:basedOn w:val="DefaultParagraphFont"/>
+    <w:uiPriority w:val="20"/>
+    <w:qFormat/>
+    <w:rsid w:val="002461A0"/>
+    <w:rPr>
+      <w:i/>
+      <w:iCs/>
+    </w:rPr>
+  </w:style>
+  <w:style w:type="paragraph" w:styleId="BalloonText">
+    <w:name w:val="Balloon Text"/>
+    <w:basedOn w:val="Normal"/>
+    <w:link w:val="BalloonTextChar"/>
+    <w:uiPriority w:val="99"/>
+    <w:semiHidden/>
+    <w:unhideWhenUsed/>
+    <w:rsid w:val="00B87AE3"/>
+    <w:pPr>
+      <w:spacing w:after="0" w:line="240" w:lineRule="auto"/>
+    </w:pPr>
+    <w:rPr>
+      <w:rFonts w:ascii="Tahoma" w:hAnsi="Tahoma" w:cs="Tahoma"/>
+      <w:sz w:val="16"/>
+      <w:szCs w:val="16"/>
+    </w:rPr>
+  </w:style>
+  <w:style w:type="character" w:customStyle="1" w:styleId="BalloonTextChar">
+    <w:name w:val="Balloon Text Char"/>
+    <w:basedOn w:val="DefaultParagraphFont"/>
+    <w:link w:val="BalloonText"/>
+    <w:uiPriority w:val="99"/>
+    <w:semiHidden/>
+    <w:rsid w:val="00B87AE3"/>
+    <w:rPr>
+      <w:rFonts w:ascii="Tahoma" w:hAnsi="Tahoma" w:cs="Tahoma"/>
+      <w:sz w:val="16"/>
+      <w:szCs w:val="16"/>
+      <w:lang w:val="en-GB"/>
+    </w:rPr>
+  </w:style>
+</w:styles>
+</file>
+
+<file path=word/stylesWithEffects.xml><?xml version="1.0" encoding="utf-8"?>
+<w:styles xmlns:wpc="http://schemas.microsoft.com/office/word/2010/wordprocessingCanvas" xmlns:mc="http://schemas.openxmlformats.org/markup-compatibility/2006" xmlns:o="urn:schemas-microsoft-com:office:office" xmlns:r="http://schemas.openxmlformats.org/officeDocument/2006/relationships" xmlns:m="http://schemas.openxmlformats.org/officeDocument/2006/math" xmlns:v="urn:schemas-microsoft-com:vml" xmlns:wp14="http://schemas.microsoft.com/office/word/2010/wordprocessingDrawing" xmlns:wp="http://schemas.openxmlformats.org/drawingml/2006/wordprocessingDrawing" xmlns:w10="urn:schemas-microsoft-com:office:word" xmlns:w="http://schemas.openxmlformats.org/wordprocessingml/2006/main" xmlns:w14="http://schemas.microsoft.com/office/word/2010/wordml" xmlns:wpg="http://schemas.microsoft.com/office/word/2010/wordprocessingGroup" xmlns:wpi="http://schemas.microsoft.com/office/word/2010/wordprocessingInk" xmlns:wne="http://schemas.microsoft.com/office/word/2006/wordml" xmlns:wps="http://schemas.microsoft.com/office/word/2010/wordprocessingShape" mc:Ignorable="w14 wp14">
+  <w:docDefaults>
+    <w:rPrDefault>
+      <w:rPr>
+        <w:rFonts w:asciiTheme="minorHAnsi" w:eastAsiaTheme="minorHAnsi" w:hAnsiTheme="minorHAnsi" w:cstheme="minorBidi"/>
+        <w:sz w:val="22"/>
+        <w:szCs w:val="22"/>
+        <w:lang w:val="en-US" w:eastAsia="en-US" w:bidi="ar-SA"/>
+      </w:rPr>
+    </w:rPrDefault>
+    <w:pPrDefault>
+      <w:pPr>
+        <w:spacing w:after="160" w:line="259" w:lineRule="auto"/>
+      </w:pPr>
+    </w:pPrDefault>
+  </w:docDefaults>
+  <w:latentStyles w:defLockedState="0" w:defUIPriority="99" w:defSemiHidden="1" w:defUnhideWhenUsed="1" w:defQFormat="0" w:count="267">
+    <w:lsdException w:name="Normal" w:semiHidden="0" w:uiPriority="0" w:unhideWhenUsed="0" w:qFormat="1"/>
+    <w:lsdException w:name="heading 1" w:semiHidden="0" w:uiPriority="9" w:unhideWhenUsed="0" w:qFormat="1"/>
+    <w:lsdException w:name="heading 2" w:uiPriority="9" w:qFormat="1"/>
+    <w:lsdException w:name="heading 3" w:uiPriority="9" w:qFormat="1"/>
+    <w:lsdException w:name="heading 4" w:uiPriority="9" w:qFormat="1"/>
+    <w:lsdException w:name="heading 5" w:uiPriority="9" w:qFormat="1"/>
+    <w:lsdException w:name="heading 6" w:uiPriority="9" w:qFormat="1"/>
+    <w:lsdException w:name="heading 7" w:uiPriority="9" w:qFormat="1"/>
+    <w:lsdException w:name="heading 8" w:uiPriority="9" w:qFormat="1"/>
+    <w:lsdException w:name="heading 9" w:uiPriority="9" w:qFormat="1"/>
+    <w:lsdException w:name="toc 1" w:uiPriority="39"/>
+    <w:lsdException w:name="toc 2" w:uiPriority="39"/>
+    <w:lsdException w:name="toc 3" w:uiPriority="39"/>
+    <w:lsdException w:name="toc 4" w:uiPriority="39"/>
+    <w:lsdException w:name="toc 5" w:uiPriority="39"/>
+    <w:lsdException w:name="toc 6" w:uiPriority="39"/>
+    <w:lsdException w:name="toc 7" w:uiPriority="39"/>
+    <w:lsdException w:name="toc 8" w:uiPriority="39"/>
+    <w:lsdException w:name="toc 9" w:uiPriority="39"/>
+    <w:lsdException w:name="caption" w:uiPriority="35" w:qFormat="1"/>
+    <w:lsdException w:name="Title" w:semiHidden="0" w:uiPriority="10" w:unhideWhenUsed="0" w:qFormat="1"/>
+    <w:lsdException w:name="Default Paragraph Font" w:uiPriority="1"/>
+    <w:lsdException w:name="Subtitle" w:semiHidden="0" w:uiPriority="11" w:unhideWhenUsed="0" w:qFormat="1"/>
+    <w:lsdException w:name="Strong" w:semiHidden="0" w:uiPriority="22" w:unhideWhenUsed="0" w:qFormat="1"/>
+    <w:lsdException w:name="Emphasis" w:semiHidden="0" w:uiPriority="20" w:unhideWhenUsed="0" w:qFormat="1"/>
+    <w:lsdException w:name="Table Grid" w:semiHidden="0" w:uiPriority="39" w:unhideWhenUsed="0"/>
+    <w:lsdException w:name="Placeholder Text" w:unhideWhenUsed="0"/>
+    <w:lsdException w:name="No Spacing" w:semiHidden="0" w:uiPriority="1" w:unhideWhenUsed="0" w:qFormat="1"/>
+    <w:lsdException w:name="Light Shading" w:semiHidden="0" w:uiPriority="60" w:unhideWhenUsed="0"/>
+    <w:lsdException w:name="Light List" w:semiHidden="0" w:uiPriority="61" w:unhideWhenUsed="0"/>
+    <w:lsdException w:name="Light Grid" w:semiHidden="0" w:uiPriority="62" w:unhideWhenUsed="0"/>
+    <w:lsdException w:name="Medium Shading 1" w:semiHidden="0" w:uiPriority="63" w:unhideWhenUsed="0"/>
+    <w:lsdException w:name="Medium Shading 2" w:semiHidden="0" w:uiPriority="64" w:unhideWhenUsed="0"/>
+    <w:lsdException w:name="Medium List 1" w:semiHidden="0" w:uiPriority="65" w:unhideWhenUsed="0"/>
+    <w:lsdException w:name="Medium List 2" w:semiHidden="0" w:uiPriority="66" w:unhideWhenUsed="0"/>
+    <w:lsdException w:name="Medium Grid 1" w:semiHidden="0" w:uiPriority="67" w:unhideWhenUsed="0"/>
+    <w:lsdException w:name="Medium Grid 2" w:semiHidden="0" w:uiPriority="68" w:unhideWhenUsed="0"/>
+    <w:lsdException w:name="Medium Grid 3" w:semiHidden="0" w:uiPriority="69" w:unhideWhenUsed="0"/>
+    <w:lsdException w:name="Dark List" w:semiHidden="0" w:uiPriority="70" w:unhideWhenUsed="0"/>
+    <w:lsdException w:name="Colorful Shading" w:semiHidden="0" w:uiPriority="71" w:unhideWhenUsed="0"/>
+    <w:lsdException w:name="Colorful List" w:semiHidden="0" w:uiPriority="72" w:unhideWhenUsed="0"/>
+    <w:lsdException w:name="Colorful Grid" w:semiHidden="0" w:uiPriority="73" w:unhideWhenUsed="0"/>
+    <w:lsdException w:name="Light Shading Accent 1" w:semiHidden="0" w:uiPriority="60" w:unhideWhenUsed="0"/>
+    <w:lsdException w:name="Light List Accent 1" w:semiHidden="0" w:uiPriority="61" w:unhideWhenUsed="0"/>
+    <w:lsdException w:name="Light Grid Accent 1" w:semiHidden="0" w:uiPriority="62" w:unhideWhenUsed="0"/>
+    <w:lsdException w:name="Medium Shading 1 Accent 1" w:semiHidden="0" w:uiPriority="63" w:unhideWhenUsed="0"/>
+    <w:lsdException w:name="Medium Shading 2 Accent 1" w:semiHidden="0" w:uiPriority="64" w:unhideWhenUsed="0"/>
+    <w:lsdException w:name="Medium List 1 Accent 1" w:semiHidden="0" w:uiPriority="65" w:unhideWhenUsed="0"/>
+    <w:lsdException w:name="Revision" w:unhideWhenUsed="0"/>
+    <w:lsdException w:name="List Paragraph" w:semiHidden="0" w:uiPriority="34" w:unhideWhenUsed="0" w:qFormat="1"/>
+    <w:lsdException w:name="Quote" w:semiHidden="0" w:uiPriority="29" w:unhideWhenUsed="0" w:qFormat="1"/>
+    <w:lsdException w:name="Intense Quote" w:semiHidden="0" w:uiPriority="30" w:unhideWhenUsed="0" w:qFormat="1"/>
+    <w:lsdException w:name="Medium List 2 Accent 1" w:semiHidden="0" w:uiPriority="66" w:unhideWhenUsed="0"/>
+    <w:lsdException w:name="Medium Grid 1 Accent 1" w:semiHidden="0" w:uiPriority="67" w:unhideWhenUsed="0"/>
+    <w:lsdException w:name="Medium Grid 2 Accent 1" w:semiHidden="0" w:uiPriority="68" w:unhideWhenUsed="0"/>
+    <w:lsdException w:name="Medium Grid 3 Accent 1" w:semiHidden="0" w:uiPriority="69" w:unhideWhenUsed="0"/>
+    <w:lsdException w:name="Dark List Accent 1" w:semiHidden="0" w:uiPriority="70" w:unhideWhenUsed="0"/>
+    <w:lsdException w:name="Colorful Shading Accent 1" w:semiHidden="0" w:uiPriority="71" w:unhideWhenUsed="0"/>
+    <w:lsdException w:name="Colorful List Accent 1" w:semiHidden="0" w:uiPriority="72" w:unhideWhenUsed="0"/>
+    <w:lsdException w:name="Colorful Grid Accent 1" w:semiHidden="0" w:uiPriority="73" w:unhideWhenUsed="0"/>
+    <w:lsdException w:name="Light Shading Accent 2" w:semiHidden="0" w:uiPriority="60" w:unhideWhenUsed="0"/>
+    <w:lsdException w:name="Light List Accent 2" w:semiHidden="0" w:uiPriority="61" w:unhideWhenUsed="0"/>
+    <w:lsdException w:name="Light Grid Accent 2" w:semiHidden="0" w:uiPriority="62" w:unhideWhenUsed="0"/>
+    <w:lsdException w:name="Medium Shading 1 Accent 2" w:semiHidden="0" w:uiPriority="63" w:unhideWhenUsed="0"/>
+    <w:lsdException w:name="Medium Shading 2 Accent 2" w:semiHidden="0" w:uiPriority="64" w:unhideWhenUsed="0"/>
+    <w:lsdException w:name="Medium List 1 Accent 2" w:semiHidden="0" w:uiPriority="65" w:unhideWhenUsed="0"/>
+    <w:lsdException w:name="Medium List 2 Accent 2" w:semiHidden="0" w:uiPriority="66" w:unhideWhenUsed="0"/>
+    <w:lsdException w:name="Medium Grid 1 Accent 2" w:semiHidden="0" w:uiPriority="67" w:unhideWhenUsed="0"/>
+    <w:lsdException w:name="Medium Grid 2 Accent 2" w:semiHidden="0" w:uiPriority="68" w:unhideWhenUsed="0"/>
+    <w:lsdException w:name="Medium Grid 3 Accent 2" w:semiHidden="0" w:uiPriority="69" w:unhideWhenUsed="0"/>
+    <w:lsdException w:name="Dark List Accent 2" w:semiHidden="0" w:uiPriority="70" w:unhideWhenUsed="0"/>
+    <w:lsdException w:name="Colorful Shading Accent 2" w:semiHidden="0" w:uiPriority="71" w:unhideWhenUsed="0"/>
+    <w:lsdException w:name="Colorful List Accent 2" w:semiHidden="0" w:uiPriority="72" w:unhideWhenUsed="0"/>
+    <w:lsdException w:name="Colorful Grid Accent 2" w:semiHidden="0" w:uiPriority="73" w:unhideWhenUsed="0"/>
+    <w:lsdException w:name="Light Shading Accent 3" w:semiHidden="0" w:uiPriority="60" w:unhideWhenUsed="0"/>
+    <w:lsdException w:name="Light List Accent 3" w:semiHidden="0" w:uiPriority="61" w:unhideWhenUsed="0"/>
+    <w:lsdException w:name="Light Grid Accent 3" w:semiHidden="0" w:uiPriority="62" w:unhideWhenUsed="0"/>
+    <w:lsdException w:name="Medium Shading 1 Accent 3" w:semiHidden="0" w:uiPriority="63" w:unhideWhenUsed="0"/>
+    <w:lsdException w:name="Medium Shading 2 Accent 3" w:semiHidden="0" w:uiPriority="64" w:unhideWhenUsed="0"/>
+    <w:lsdException w:name="Medium List 1 Accent 3" w:semiHidden="0" w:uiPriority="65" w:unhideWhenUsed="0"/>
+    <w:lsdException w:name="Medium List 2 Accent 3" w:semiHidden="0" w:uiPriority="66" w:unhideWhenUsed="0"/>
+    <w:lsdException w:name="Medium Grid 1 Accent 3" w:semiHidden="0" w:uiPriority="67" w:unhideWhenUsed="0"/>
+    <w:lsdException w:name="Medium Grid 2 Accent 3" w:semiHidden="0" w:uiPriority="68" w:unhideWhenUsed="0"/>
+    <w:lsdException w:name="Medium Grid 3 Accent 3" w:semiHidden="0" w:uiPriority="69" w:unhideWhenUsed="0"/>
+    <w:lsdException w:name="Dark List Accent 3" w:semiHidden="0" w:uiPriority="70" w:unhideWhenUsed="0"/>
+    <w:lsdException w:name="Colorful Shading Accent 3" w:semiHidden="0" w:uiPriority="71" w:unhideWhenUsed="0"/>
+    <w:lsdException w:name="Colorful List Accent 3" w:semiHidden="0" w:uiPriority="72" w:unhideWhenUsed="0"/>
+    <w:lsdException w:name="Colorful Grid Accent 3" w:semiHidden="0" w:uiPriority="73" w:unhideWhenUsed="0"/>
+    <w:lsdException w:name="Light Shading Accent 4" w:semiHidden="0" w:uiPriority="60" w:unhideWhenUsed="0"/>
+    <w:lsdException w:name="Light List Accent 4" w:semiHidden="0" w:uiPriority="61" w:unhideWhenUsed="0"/>
+    <w:lsdException w:name="Light Grid Accent 4" w:semiHidden="0" w:uiPriority="62" w:unhideWhenUsed="0"/>
+    <w:lsdException w:name="Medium Shading 1 Accent 4" w:semiHidden="0" w:uiPriority="63" w:unhideWhenUsed="0"/>
+    <w:lsdException w:name="Medium Shading 2 Accent 4" w:semiHidden="0" w:uiPriority="64" w:unhideWhenUsed="0"/>
+    <w:lsdException w:name="Medium List 1 Accent 4" w:semiHidden="0" w:uiPriority="65" w:unhideWhenUsed="0"/>
+    <w:lsdException w:name="Medium List 2 Accent 4" w:semiHidden="0" w:uiPriority="66" w:unhideWhenUsed="0"/>
+    <w:lsdException w:name="Medium Grid 1 Accent 4" w:semiHidden="0" w:uiPriority="67" w:unhideWhenUsed="0"/>
+    <w:lsdException w:name="Medium Grid 2 Accent 4" w:semiHidden="0" w:uiPriority="68" w:unhideWhenUsed="0"/>
+    <w:lsdException w:name="Medium Grid 3 Accent 4" w:semiHidden="0" w:uiPriority="69" w:unhideWhenUsed="0"/>
+    <w:lsdException w:name="Dark List Accent 4" w:semiHidden="0" w:uiPriority="70" w:unhideWhenUsed="0"/>
+    <w:lsdException w:name="Colorful Shading Accent 4" w:semiHidden="0" w:uiPriority="71" w:unhideWhenUsed="0"/>
+    <w:lsdException w:name="Colorful List Accent 4" w:semiHidden="0" w:uiPriority="72" w:unhideWhenUsed="0"/>
+    <w:lsdException w:name="Colorful Grid Accent 4" w:semiHidden="0" w:uiPriority="73" w:unhideWhenUsed="0"/>
+    <w:lsdException w:name="Light Shading Accent 5" w:semiHidden="0" w:uiPriority="60" w:unhideWhenUsed="0"/>
+    <w:lsdException w:name="Light List Accent 5" w:semiHidden="0" w:uiPriority="61" w:unhideWhenUsed="0"/>
+    <w:lsdException w:name="Light Grid Accent 5" w:semiHidden="0" w:uiPriority="62" w:unhideWhenUsed="0"/>
+    <w:lsdException w:name="Medium Shading 1 Accent 5" w:semiHidden="0" w:uiPriority="63" w:unhideWhenUsed="0"/>
+    <w:lsdException w:name="Medium Shading 2 Accent 5" w:semiHidden="0" w:uiPriority="64" w:unhideWhenUsed="0"/>
+    <w:lsdException w:name="Medium List 1 Accent 5" w:semiHidden="0" w:uiPriority="65" w:unhideWhenUsed="0"/>
+    <w:lsdException w:name="Medium List 2 Accent 5" w:semiHidden="0" w:uiPriority="66" w:unhideWhenUsed="0"/>
+    <w:lsdException w:name="Medium Grid 1 Accent 5" w:semiHidden="0" w:uiPriority="67" w:unhideWhenUsed="0"/>
+    <w:lsdException w:name="Medium Grid 2 Accent 5" w:semiHidden="0" w:uiPriority="68" w:unhideWhenUsed="0"/>
+    <w:lsdException w:name="Medium Grid 3 Accent 5" w:semiHidden="0" w:uiPriority="69" w:unhideWhenUsed="0"/>
+    <w:lsdException w:name="Dark List Accent 5" w:semiHidden="0" w:uiPriority="70" w:unhideWhenUsed="0"/>
+    <w:lsdException w:name="Colorful Shading Accent 5" w:semiHidden="0" w:uiPriority="71" w:unhideWhenUsed="0"/>
+    <w:lsdException w:name="Colorful List Accent 5" w:semiHidden="0" w:uiPriority="72" w:unhideWhenUsed="0"/>
+    <w:lsdException w:name="Colorful Grid Accent 5" w:semiHidden="0" w:uiPriority="73" w:unhideWhenUsed="0"/>
+    <w:lsdException w:name="Light Shading Accent 6" w:semiHidden="0" w:uiPriority="60" w:unhideWhenUsed="0"/>
+    <w:lsdException w:name="Light List Accent 6" w:semiHidden="0" w:uiPriority="61" w:unhideWhenUsed="0"/>
+    <w:lsdException w:name="Light Grid Accent 6" w:semiHidden="0" w:uiPriority="62" w:unhideWhenUsed="0"/>
+    <w:lsdException w:name="Medium Shading 1 Accent 6" w:semiHidden="0" w:uiPriority="63" w:unhideWhenUsed="0"/>
+    <w:lsdException w:name="Medium Shading 2 Accent 6" w:semiHidden="0" w:uiPriority="64" w:unhideWhenUsed="0"/>
+    <w:lsdException w:name="Medium List 1 Accent 6" w:semiHidden="0" w:uiPriority="65" w:unhideWhenUsed="0"/>
+    <w:lsdException w:name="Medium List 2 Accent 6" w:semiHidden="0" w:uiPriority="66" w:unhideWhenUsed="0"/>
+    <w:lsdException w:name="Medium Grid 1 Accent 6" w:semiHidden="0" w:uiPriority="67" w:unhideWhenUsed="0"/>
+    <w:lsdException w:name="Medium Grid 2 Accent 6" w:semiHidden="0" w:uiPriority="68" w:unhideWhenUsed="0"/>
+    <w:lsdException w:name="Medium Grid 3 Accent 6" w:semiHidden="0" w:uiPriority="69" w:unhideWhenUsed="0"/>
+    <w:lsdException w:name="Dark List Accent 6" w:semiHidden="0" w:uiPriority="70" w:unhideWhenUsed="0"/>
+    <w:lsdException w:name="Colorful Shading Accent 6" w:semiHidden="0" w:uiPriority="71" w:unhideWhenUsed="0"/>
+    <w:lsdException w:name="Colorful List Accent 6" w:semiHidden="0" w:uiPriority="72" w:unhideWhenUsed="0"/>
+    <w:lsdException w:name="Colorful Grid Accent 6" w:semiHidden="0" w:uiPriority="73" w:unhideWhenUsed="0"/>
+    <w:lsdException w:name="Subtle Emphasis" w:semiHidden="0" w:uiPriority="19" w:unhideWhenUsed="0" w:qFormat="1"/>
+    <w:lsdException w:name="Intense Emphasis" w:semiHidden="0" w:uiPriority="21" w:unhideWhenUsed="0" w:qFormat="1"/>
+    <w:lsdException w:name="Subtle Reference" w:semiHidden="0" w:uiPriority="31" w:unhideWhenUsed="0" w:qFormat="1"/>
+    <w:lsdException w:name="Intense Reference" w:semiHidden="0" w:uiPriority="32" w:unhideWhenUsed="0" w:qFormat="1"/>
+    <w:lsdException w:name="Book Title" w:semiHidden="0" w:uiPriority="33" w:unhideWhenUsed="0" w:qFormat="1"/>
+    <w:lsdException w:name="Bibliography" w:uiPriority="37"/>
+    <w:lsdException w:name="TOC Heading" w:uiPriority="39" w:qFormat="1"/>
+  </w:latentStyles>
+  <w:style w:type="paragraph" w:default="1" w:styleId="Normal">
+    <w:name w:val="Normal"/>
+    <w:aliases w:val="Normal Text"/>
+    <w:qFormat/>
+    <w:rsid w:val="00F31CE3"/>
+    <w:rPr>
+      <w:rFonts w:ascii="Times New Roman" w:hAnsi="Times New Roman"/>
+      <w:sz w:val="24"/>
+      <w:lang w:val="en-GB"/>
+    </w:rPr>
+  </w:style>
+  <w:style w:type="paragraph" w:styleId="Heading1">
+    <w:name w:val="heading 1"/>
+    <w:basedOn w:val="Normal"/>
+    <w:next w:val="Normal"/>
+    <w:link w:val="Heading1Char"/>
+    <w:uiPriority w:val="9"/>
+    <w:qFormat/>
+    <w:rsid w:val="002E2869"/>
+    <w:pPr>
+      <w:keepNext/>
+      <w:keepLines/>
+      <w:spacing w:before="120" w:after="120"/>
+      <w:outlineLvl w:val="0"/>
+    </w:pPr>
+    <w:rPr>
+      <w:rFonts w:eastAsiaTheme="majorEastAsia" w:cstheme="majorBidi"/>
+      <w:b/>
+      <w:sz w:val="28"/>
+      <w:szCs w:val="32"/>
+    </w:rPr>
+  </w:style>
+  <w:style w:type="paragraph" w:styleId="Heading2">
+    <w:name w:val="heading 2"/>
+    <w:basedOn w:val="Normal"/>
+    <w:next w:val="Normal"/>
+    <w:link w:val="Heading2Char"/>
+    <w:uiPriority w:val="9"/>
+    <w:unhideWhenUsed/>
+    <w:qFormat/>
+    <w:rsid w:val="006549AC"/>
+    <w:pPr>
+      <w:keepNext/>
+      <w:keepLines/>
+      <w:spacing w:before="240" w:after="240"/>
+      <w:outlineLvl w:val="1"/>
+    </w:pPr>
+    <w:rPr>
+      <w:rFonts w:eastAsiaTheme="majorEastAsia" w:cstheme="majorBidi"/>
+      <w:b/>
+      <w:szCs w:val="26"/>
+    </w:rPr>
+  </w:style>
+  <w:style w:type="character" w:default="1" w:styleId="DefaultParagraphFont">
+    <w:name w:val="Default Paragraph Font"/>
+    <w:uiPriority w:val="1"/>
+    <w:semiHidden/>
+    <w:unhideWhenUsed/>
+  </w:style>
+  <w:style w:type="table" w:default="1" w:styleId="TableNormal">
+    <w:name w:val="Normal Table"/>
+    <w:uiPriority w:val="99"/>
+    <w:semiHidden/>
+    <w:unhideWhenUsed/>
+    <w:tblPr>
+      <w:tblInd w:w="0" w:type="dxa"/>
+      <w:tblCellMar>
+        <w:top w:w="0" w:type="dxa"/>
+        <w:left w:w="108" w:type="dxa"/>
+        <w:bottom w:w="0" w:type="dxa"/>
+        <w:right w:w="108" w:type="dxa"/>
+      </w:tblCellMar>
+    </w:tblPr>
+  </w:style>
+  <w:style w:type="numbering" w:default="1" w:styleId="NoList">
+    <w:name w:val="No List"/>
+    <w:uiPriority w:val="99"/>
+    <w:semiHidden/>
+    <w:unhideWhenUsed/>
+  </w:style>
+  <w:style w:type="table" w:styleId="TableGrid">
+    <w:name w:val="Table Grid"/>
+    <w:basedOn w:val="TableNormal"/>
+    <w:uiPriority w:val="39"/>
+    <w:rsid w:val="00F31CE3"/>
+    <w:pPr>
+      <w:spacing w:after="0" w:line="240" w:lineRule="auto"/>
+    </w:pPr>
+    <w:tblPr>
+      <w:tblInd w:w="0" w:type="dxa"/>
+      <w:tblBorders>
+        <w:top w:val="single" w:sz="4" w:space="0" w:color="auto"/>
+        <w:left w:val="single" w:sz="4" w:space="0" w:color="auto"/>
+        <w:bottom w:val="single" w:sz="4" w:space="0" w:color="auto"/>
+        <w:right w:val="single" w:sz="4" w:space="0" w:color="auto"/>
+        <w:insideH w:val="single" w:sz="4" w:space="0" w:color="auto"/>
+        <w:insideV w:val="single" w:sz="4" w:space="0" w:color="auto"/>
+      </w:tblBorders>
+      <w:tblCellMar>
+        <w:top w:w="0" w:type="dxa"/>
+        <w:left w:w="108" w:type="dxa"/>
+        <w:bottom w:w="0" w:type="dxa"/>
+        <w:right w:w="108" w:type="dxa"/>
+      </w:tblCellMar>
+    </w:tblPr>
+  </w:style>
+  <w:style w:type="character" w:styleId="PlaceholderText">
+    <w:name w:val="Placeholder Text"/>
+    <w:basedOn w:val="DefaultParagraphFont"/>
+    <w:uiPriority w:val="99"/>
+    <w:semiHidden/>
+    <w:rsid w:val="00F31CE3"/>
+    <w:rPr>
+      <w:color w:val="808080"/>
+    </w:rPr>
+  </w:style>
+  <w:style w:type="paragraph" w:styleId="TOC1">
+    <w:name w:val="toc 1"/>
+    <w:basedOn w:val="Normal"/>
+    <w:next w:val="Normal"/>
+    <w:autoRedefine/>
+    <w:uiPriority w:val="39"/>
+    <w:unhideWhenUsed/>
+    <w:rsid w:val="000C7DFA"/>
+    <w:pPr>
+      <w:tabs>
+        <w:tab w:val="left" w:pos="270"/>
+        <w:tab w:val="right" w:leader="dot" w:pos="8296"/>
+      </w:tabs>
+      <w:spacing w:after="100"/>
+    </w:pPr>
+  </w:style>
+  <w:style w:type="character" w:styleId="Hyperlink">
+    <w:name w:val="Hyperlink"/>
+    <w:basedOn w:val="DefaultParagraphFont"/>
+    <w:uiPriority w:val="99"/>
+    <w:unhideWhenUsed/>
+    <w:rsid w:val="000C7DFA"/>
+    <w:rPr>
+      <w:color w:val="0563C1" w:themeColor="hyperlink"/>
+      <w:u w:val="single"/>
+    </w:rPr>
+  </w:style>
+  <w:style w:type="paragraph" w:styleId="ListParagraph">
+    <w:name w:val="List Paragraph"/>
+    <w:basedOn w:val="Normal"/>
+    <w:uiPriority w:val="34"/>
+    <w:qFormat/>
+    <w:rsid w:val="002E2869"/>
+    <w:pPr>
+      <w:ind w:left="720"/>
+      <w:contextualSpacing/>
+    </w:pPr>
+  </w:style>
+  <w:style w:type="character" w:customStyle="1" w:styleId="Heading1Char">
+    <w:name w:val="Heading 1 Char"/>
+    <w:basedOn w:val="DefaultParagraphFont"/>
+    <w:link w:val="Heading1"/>
+    <w:uiPriority w:val="9"/>
+    <w:rsid w:val="002E2869"/>
+    <w:rPr>
+      <w:rFonts w:ascii="Times New Roman" w:eastAsiaTheme="majorEastAsia" w:hAnsi="Times New Roman" w:cstheme="majorBidi"/>
+      <w:b/>
+      <w:sz w:val="28"/>
+      <w:szCs w:val="32"/>
+      <w:lang w:val="en-GB"/>
+    </w:rPr>
+  </w:style>
+  <w:style w:type="paragraph" w:styleId="Caption">
+    <w:name w:val="caption"/>
+    <w:basedOn w:val="Normal"/>
+    <w:next w:val="Normal"/>
+    <w:uiPriority w:val="35"/>
+    <w:unhideWhenUsed/>
+    <w:qFormat/>
+    <w:rsid w:val="00FF49F4"/>
+    <w:pPr>
+      <w:spacing w:after="200" w:line="240" w:lineRule="auto"/>
+    </w:pPr>
+    <w:rPr>
+      <w:i/>
+      <w:iCs/>
+      <w:color w:val="44546A" w:themeColor="text2"/>
+      <w:sz w:val="18"/>
+      <w:szCs w:val="18"/>
+    </w:rPr>
+  </w:style>
+  <w:style w:type="paragraph" w:styleId="NormalWeb">
+    <w:name w:val="Normal (Web)"/>
+    <w:basedOn w:val="Normal"/>
+    <w:uiPriority w:val="99"/>
+    <w:unhideWhenUsed/>
+    <w:rsid w:val="00766399"/>
+    <w:pPr>
+      <w:spacing w:before="100" w:beforeAutospacing="1" w:after="100" w:afterAutospacing="1" w:line="240" w:lineRule="auto"/>
+    </w:pPr>
+    <w:rPr>
+      <w:rFonts w:eastAsia="Times New Roman" w:cs="Times New Roman"/>
+      <w:szCs w:val="24"/>
+      <w:lang w:val="en-US"/>
+    </w:rPr>
+  </w:style>
+  <w:style w:type="character" w:styleId="Strong">
+    <w:name w:val="Strong"/>
+    <w:basedOn w:val="DefaultParagraphFont"/>
+    <w:uiPriority w:val="22"/>
+    <w:qFormat/>
+    <w:rsid w:val="00766399"/>
+    <w:rPr>
+      <w:b/>
+      <w:bCs/>
+    </w:rPr>
+  </w:style>
+  <w:style w:type="character" w:customStyle="1" w:styleId="Heading2Char">
+    <w:name w:val="Heading 2 Char"/>
+    <w:basedOn w:val="DefaultParagraphFont"/>
+    <w:link w:val="Heading2"/>
+    <w:uiPriority w:val="9"/>
+    <w:rsid w:val="006549AC"/>
+    <w:rPr>
+      <w:rFonts w:ascii="Times New Roman" w:eastAsiaTheme="majorEastAsia" w:hAnsi="Times New Roman" w:cstheme="majorBidi"/>
+      <w:b/>
+      <w:sz w:val="24"/>
+      <w:szCs w:val="26"/>
+      <w:lang w:val="en-GB"/>
+    </w:rPr>
+  </w:style>
+  <w:style w:type="paragraph" w:styleId="Header">
+    <w:name w:val="header"/>
+    <w:basedOn w:val="Normal"/>
+    <w:link w:val="HeaderChar"/>
+    <w:uiPriority w:val="99"/>
+    <w:unhideWhenUsed/>
+    <w:rsid w:val="006549AC"/>
+    <w:pPr>
+      <w:tabs>
+        <w:tab w:val="center" w:pos="4680"/>
+        <w:tab w:val="right" w:pos="9360"/>
+      </w:tabs>
+      <w:spacing w:after="0" w:line="240" w:lineRule="auto"/>
+    </w:pPr>
+  </w:style>
+  <w:style w:type="character" w:customStyle="1" w:styleId="HeaderChar">
+    <w:name w:val="Header Char"/>
+    <w:basedOn w:val="DefaultParagraphFont"/>
+    <w:link w:val="Header"/>
+    <w:uiPriority w:val="99"/>
+    <w:rsid w:val="006549AC"/>
+    <w:rPr>
+      <w:rFonts w:ascii="Times New Roman" w:hAnsi="Times New Roman"/>
+      <w:sz w:val="24"/>
+      <w:lang w:val="en-GB"/>
+    </w:rPr>
+  </w:style>
+  <w:style w:type="paragraph" w:styleId="Footer">
+    <w:name w:val="footer"/>
+    <w:basedOn w:val="Normal"/>
+    <w:link w:val="FooterChar"/>
+    <w:uiPriority w:val="99"/>
+    <w:unhideWhenUsed/>
+    <w:rsid w:val="006549AC"/>
+    <w:pPr>
+      <w:tabs>
+        <w:tab w:val="center" w:pos="4680"/>
+        <w:tab w:val="right" w:pos="9360"/>
+      </w:tabs>
+      <w:spacing w:after="0" w:line="240" w:lineRule="auto"/>
+    </w:pPr>
+  </w:style>
+  <w:style w:type="character" w:customStyle="1" w:styleId="FooterChar">
+    <w:name w:val="Footer Char"/>
+    <w:basedOn w:val="DefaultParagraphFont"/>
+    <w:link w:val="Footer"/>
+    <w:uiPriority w:val="99"/>
+    <w:rsid w:val="006549AC"/>
+    <w:rPr>
+      <w:rFonts w:ascii="Times New Roman" w:hAnsi="Times New Roman"/>
+      <w:sz w:val="24"/>
+      <w:lang w:val="en-GB"/>
+    </w:rPr>
+  </w:style>
+  <w:style w:type="table" w:customStyle="1" w:styleId="ListTable31">
+    <w:name w:val="List Table 31"/>
+    <w:basedOn w:val="TableNormal"/>
+    <w:uiPriority w:val="48"/>
+    <w:rsid w:val="0026435A"/>
+    <w:pPr>
+      <w:spacing w:after="0" w:line="240" w:lineRule="auto"/>
+    </w:pPr>
+    <w:tblPr>
+      <w:tblStyleRowBandSize w:val="1"/>
+      <w:tblStyleColBandSize w:val="1"/>
+      <w:tblInd w:w="0" w:type="dxa"/>
+      <w:tblBorders>
+        <w:top w:val="single" w:sz="4" w:space="0" w:color="000000" w:themeColor="text1"/>
+        <w:left w:val="single" w:sz="4" w:space="0" w:color="000000" w:themeColor="text1"/>
+        <w:bottom w:val="single" w:sz="4" w:space="0" w:color="000000" w:themeColor="text1"/>
+        <w:right w:val="single" w:sz="4" w:space="0" w:color="000000" w:themeColor="text1"/>
+      </w:tblBorders>
+      <w:tblCellMar>
+        <w:top w:w="0" w:type="dxa"/>
+        <w:left w:w="108" w:type="dxa"/>
+        <w:bottom w:w="0" w:type="dxa"/>
+        <w:right w:w="108" w:type="dxa"/>
+      </w:tblCellMar>
+    </w:tblPr>
+    <w:tblStylePr w:type="firstRow">
+      <w:rPr>
+        <w:b/>
+        <w:bCs/>
+        <w:color w:val="FFFFFF" w:themeColor="background1"/>
+      </w:rPr>
+      <w:tblPr/>
+      <w:tcPr>
+        <w:shd w:val="clear" w:color="auto" w:fill="000000" w:themeFill="text1"/>
+      </w:tcPr>
+    </w:tblStylePr>
+    <w:tblStylePr w:type="lastRow">
+      <w:rPr>
+        <w:b/>
+        <w:bCs/>
+      </w:rPr>
+      <w:tblPr/>
+      <w:tcPr>
+        <w:tcBorders>
+          <w:top w:val="double" w:sz="4" w:space="0" w:color="000000" w:themeColor="text1"/>
+        </w:tcBorders>
+        <w:shd w:val="clear" w:color="auto" w:fill="FFFFFF" w:themeFill="background1"/>
+      </w:tcPr>
+    </w:tblStylePr>
+    <w:tblStylePr w:type="firstCol">
+      <w:rPr>
+        <w:b/>
+        <w:bCs/>
+      </w:rPr>
+      <w:tblPr/>
+      <w:tcPr>
+        <w:tcBorders>
+          <w:right w:val="nil"/>
+        </w:tcBorders>
+        <w:shd w:val="clear" w:color="auto" w:fill="FFFFFF" w:themeFill="background1"/>
+      </w:tcPr>
+    </w:tblStylePr>
+    <w:tblStylePr w:type="lastCol">
+      <w:rPr>
+        <w:b/>
+        <w:bCs/>
+      </w:rPr>
+      <w:tblPr/>
+      <w:tcPr>
+        <w:tcBorders>
+          <w:left w:val="nil"/>
+        </w:tcBorders>
+        <w:shd w:val="clear" w:color="auto" w:fill="FFFFFF" w:themeFill="background1"/>
+      </w:tcPr>
+    </w:tblStylePr>
+    <w:tblStylePr w:type="band1Vert">
+      <w:tblPr/>
+      <w:tcPr>
+        <w:tcBorders>
+          <w:left w:val="single" w:sz="4" w:space="0" w:color="000000" w:themeColor="text1"/>
+          <w:right w:val="single" w:sz="4" w:space="0" w:color="000000" w:themeColor="text1"/>
+        </w:tcBorders>
+      </w:tcPr>
+    </w:tblStylePr>
+    <w:tblStylePr w:type="band1Horz">
+      <w:tblPr/>
+      <w:tcPr>
+        <w:tcBorders>
+          <w:top w:val="single" w:sz="4" w:space="0" w:color="000000" w:themeColor="text1"/>
+          <w:bottom w:val="single" w:sz="4" w:space="0" w:color="000000" w:themeColor="text1"/>
+          <w:insideH w:val="nil"/>
+        </w:tcBorders>
+      </w:tcPr>
+    </w:tblStylePr>
+    <w:tblStylePr w:type="neCell">
+      <w:tblPr/>
+      <w:tcPr>
+        <w:tcBorders>
+          <w:left w:val="nil"/>
+          <w:bottom w:val="nil"/>
+        </w:tcBorders>
+      </w:tcPr>
+    </w:tblStylePr>
+    <w:tblStylePr w:type="nwCell">
+      <w:tblPr/>
+      <w:tcPr>
+        <w:tcBorders>
+          <w:bottom w:val="nil"/>
+          <w:right w:val="nil"/>
+        </w:tcBorders>
+      </w:tcPr>
+    </w:tblStylePr>
+    <w:tblStylePr w:type="seCell">
+      <w:tblPr/>
+      <w:tcPr>
+        <w:tcBorders>
+          <w:top w:val="double" w:sz="4" w:space="0" w:color="000000" w:themeColor="text1"/>
+          <w:left w:val="nil"/>
+        </w:tcBorders>
+      </w:tcPr>
+    </w:tblStylePr>
+    <w:tblStylePr w:type="swCell">
+      <w:tblPr/>
+      <w:tcPr>
+        <w:tcBorders>
+          <w:top w:val="double" w:sz="4" w:space="0" w:color="000000" w:themeColor="text1"/>
+          <w:right w:val="nil"/>
+        </w:tcBorders>
+      </w:tcPr>
+    </w:tblStylePr>
+  </w:style>
+  <w:style w:type="table" w:customStyle="1" w:styleId="GridTable1Light1">
+    <w:name w:val="Grid Table 1 Light1"/>
+    <w:basedOn w:val="TableNormal"/>
+    <w:uiPriority w:val="46"/>
+    <w:rsid w:val="0026435A"/>
+    <w:pPr>
+      <w:spacing w:after="0" w:line="240" w:lineRule="auto"/>
+    </w:pPr>
+    <w:tblPr>
+      <w:tblStyleRowBandSize w:val="1"/>
+      <w:tblStyleColBandSize w:val="1"/>
+      <w:tblInd w:w="0" w:type="dxa"/>
+      <w:tblBorders>
+        <w:top w:val="single" w:sz="4" w:space="0" w:color="999999" w:themeColor="text1" w:themeTint="66"/>
+        <w:left w:val="single" w:sz="4" w:space="0" w:color="999999" w:themeColor="text1" w:themeTint="66"/>
+        <w:bottom w:val="single" w:sz="4" w:space="0" w:color="999999" w:themeColor="text1" w:themeTint="66"/>
+        <w:right w:val="single" w:sz="4" w:space="0" w:color="999999" w:themeColor="text1" w:themeTint="66"/>
+        <w:insideH w:val="single" w:sz="4" w:space="0" w:color="999999" w:themeColor="text1" w:themeTint="66"/>
+        <w:insideV w:val="single" w:sz="4" w:space="0" w:color="999999" w:themeColor="text1" w:themeTint="66"/>
+      </w:tblBorders>
+      <w:tblCellMar>
+        <w:top w:w="0" w:type="dxa"/>
+        <w:left w:w="108" w:type="dxa"/>
+        <w:bottom w:w="0" w:type="dxa"/>
+        <w:right w:w="108" w:type="dxa"/>
+      </w:tblCellMar>
     </w:tblPr>
     <w:tblStylePr w:type="firstRow">
       <w:rPr>
@@ -13636,7 +13931,7 @@
 </file>
 
 <file path=word/glossary/document.xml><?xml version="1.0" encoding="utf-8"?>
-<w:glossaryDocument xmlns:wpc="http://schemas.microsoft.com/office/word/2010/wordprocessingCanvas" xmlns:cx="http://schemas.microsoft.com/office/drawing/2014/chartex" xmlns:cx1="http://schemas.microsoft.com/office/drawing/2015/9/8/chartex" xmlns:cx2="http://schemas.microsoft.com/office/drawing/2015/10/21/chartex" xmlns:cx3="http://schemas.microsoft.com/office/drawing/2016/5/9/chartex" xmlns:cx4="http://schemas.microsoft.com/office/drawing/2016/5/10/chartex" xmlns:cx5="http://schemas.microsoft.com/office/drawing/2016/5/11/chartex" xmlns:cx6="http://schemas.microsoft.com/office/drawing/2016/5/12/chartex" xmlns:cx7="http://schemas.microsoft.com/office/drawing/2016/5/13/chartex" xmlns:cx8="http://schemas.microsoft.com/office/drawing/2016/5/14/chartex" xmlns:mc="http://schemas.openxmlformats.org/markup-compatibility/2006" xmlns:aink="http://schemas.microsoft.com/office/drawing/2016/ink" xmlns:am3d="http://schemas.microsoft.com/office/drawing/2017/model3d" xmlns:o="urn:schemas-microsoft-com:office:office" xmlns:oel="http://schemas.microsoft.com/office/2019/extlst" xmlns:r="http://schemas.openxmlformats.org/officeDocument/2006/relationships" xmlns:m="http://schemas.openxmlformats.org/officeDocument/2006/math" xmlns:v="urn:schemas-microsoft-com:vml" xmlns:wp14="http://schemas.microsoft.com/office/word/2010/wordprocessingDrawing" xmlns:wp="http://schemas.openxmlformats.org/drawingml/2006/wordprocessingDrawing" xmlns:w10="urn:schemas-microsoft-com:office:word" xmlns:w="http://schemas.openxmlformats.org/wordprocessingml/2006/main" xmlns:w14="http://schemas.microsoft.com/office/word/2010/wordml" xmlns:w15="http://schemas.microsoft.com/office/word/2012/wordml" xmlns:w16cex="http://schemas.microsoft.com/office/word/2018/wordml/cex" xmlns:w16cid="http://schemas.microsoft.com/office/word/2016/wordml/cid" xmlns:w16="http://schemas.microsoft.com/office/word/2018/wordml" xmlns:w16du="http://schemas.microsoft.com/office/word/2023/wordml/word16du" xmlns:w16sdtdh="http://schemas.microsoft.com/office/word/2020/wordml/sdtdatahash" xmlns:w16sdtfl="http://schemas.microsoft.com/office/word/2024/wordml/sdtformatlock" xmlns:w16se="http://schemas.microsoft.com/office/word/2015/wordml/symex" xmlns:wpg="http://schemas.microsoft.com/office/word/2010/wordprocessingGroup" xmlns:wpi="http://schemas.microsoft.com/office/word/2010/wordprocessingInk" xmlns:wne="http://schemas.microsoft.com/office/word/2006/wordml" xmlns:wps="http://schemas.microsoft.com/office/word/2010/wordprocessingShape" mc:Ignorable="w14 w15 w16se w16cid w16 w16cex w16sdtdh w16sdtfl w16du wp14">
+<w:glossaryDocument xmlns:wpc="http://schemas.microsoft.com/office/word/2010/wordprocessingCanvas" xmlns:mc="http://schemas.openxmlformats.org/markup-compatibility/2006" xmlns:o="urn:schemas-microsoft-com:office:office" xmlns:r="http://schemas.openxmlformats.org/officeDocument/2006/relationships" xmlns:m="http://schemas.openxmlformats.org/officeDocument/2006/math" xmlns:v="urn:schemas-microsoft-com:vml" xmlns:wp14="http://schemas.microsoft.com/office/word/2010/wordprocessingDrawing" xmlns:wp="http://schemas.openxmlformats.org/drawingml/2006/wordprocessingDrawing" xmlns:w10="urn:schemas-microsoft-com:office:word" xmlns:w="http://schemas.openxmlformats.org/wordprocessingml/2006/main" xmlns:w14="http://schemas.microsoft.com/office/word/2010/wordml" xmlns:wpg="http://schemas.microsoft.com/office/word/2010/wordprocessingGroup" xmlns:wpi="http://schemas.microsoft.com/office/word/2010/wordprocessingInk" xmlns:wne="http://schemas.microsoft.com/office/word/2006/wordml" xmlns:wps="http://schemas.microsoft.com/office/word/2010/wordprocessingShape" mc:Ignorable="w14 wp14">
   <w:docParts>
     <w:docPart>
       <w:docPartPr>
@@ -13701,14 +13996,7 @@
 </file>
 
 <file path=word/glossary/fontTable.xml><?xml version="1.0" encoding="utf-8"?>
-<w:fonts xmlns:mc="http://schemas.openxmlformats.org/markup-compatibility/2006" xmlns:r="http://schemas.openxmlformats.org/officeDocument/2006/relationships" xmlns:w="http://schemas.openxmlformats.org/wordprocessingml/2006/main" xmlns:w14="http://schemas.microsoft.com/office/word/2010/wordml" xmlns:w15="http://schemas.microsoft.com/office/word/2012/wordml" xmlns:w16cex="http://schemas.microsoft.com/office/word/2018/wordml/cex" xmlns:w16cid="http://schemas.microsoft.com/office/word/2016/wordml/cid" xmlns:w16="http://schemas.microsoft.com/office/word/2018/wordml" xmlns:w16du="http://schemas.microsoft.com/office/word/2023/wordml/word16du" xmlns:w16sdtdh="http://schemas.microsoft.com/office/word/2020/wordml/sdtdatahash" xmlns:w16sdtfl="http://schemas.microsoft.com/office/word/2024/wordml/sdtformatlock" xmlns:w16se="http://schemas.microsoft.com/office/word/2015/wordml/symex" mc:Ignorable="w14 w15 w16se w16cid w16 w16cex w16sdtdh w16sdtfl w16du">
-  <w:font w:name="Times New Roman">
-    <w:panose1 w:val="02020603050405020304"/>
-    <w:charset w:val="00"/>
-    <w:family w:val="roman"/>
-    <w:pitch w:val="variable"/>
-    <w:sig w:usb0="E0002EFF" w:usb1="C000785B" w:usb2="00000009" w:usb3="00000000" w:csb0="000001FF" w:csb1="00000000"/>
-  </w:font>
+<w:fonts xmlns:mc="http://schemas.openxmlformats.org/markup-compatibility/2006" xmlns:r="http://schemas.openxmlformats.org/officeDocument/2006/relationships" xmlns:w="http://schemas.openxmlformats.org/wordprocessingml/2006/main" xmlns:w14="http://schemas.microsoft.com/office/word/2010/wordml" mc:Ignorable="w14">
   <w:font w:name="Symbol">
     <w:panose1 w:val="05050102010706020507"/>
     <w:charset w:val="02"/>
@@ -13716,12 +14004,19 @@
     <w:pitch w:val="variable"/>
     <w:sig w:usb0="00000000" w:usb1="10000000" w:usb2="00000000" w:usb3="00000000" w:csb0="80000000" w:csb1="00000000"/>
   </w:font>
+  <w:font w:name="Times New Roman">
+    <w:panose1 w:val="02020603050405020304"/>
+    <w:charset w:val="00"/>
+    <w:family w:val="roman"/>
+    <w:pitch w:val="variable"/>
+    <w:sig w:usb0="E0002EFF" w:usb1="C0007843" w:usb2="00000009" w:usb3="00000000" w:csb0="000001FF" w:csb1="00000000"/>
+  </w:font>
   <w:font w:name="Courier New">
     <w:panose1 w:val="02070309020205020404"/>
     <w:charset w:val="00"/>
     <w:family w:val="modern"/>
     <w:pitch w:val="fixed"/>
-    <w:sig w:usb0="E0002EFF" w:usb1="C0007843" w:usb2="00000009" w:usb3="00000000" w:csb0="000001FF" w:csb1="00000000"/>
+    <w:sig w:usb0="E0002AFF" w:usb1="C0007843" w:usb2="00000009" w:usb3="00000000" w:csb0="000001FF" w:csb1="00000000"/>
   </w:font>
   <w:font w:name="Wingdings">
     <w:panose1 w:val="05000000000000000000"/>
@@ -13735,7 +14030,7 @@
     <w:charset w:val="00"/>
     <w:family w:val="swiss"/>
     <w:pitch w:val="variable"/>
-    <w:sig w:usb0="E4002EFF" w:usb1="C200247B" w:usb2="00000009" w:usb3="00000000" w:csb0="000001FF" w:csb1="00000000"/>
+    <w:sig w:usb0="E00002FF" w:usb1="4000ACFF" w:usb2="00000001" w:usb3="00000000" w:csb0="0000019F" w:csb1="00000000"/>
   </w:font>
   <w:font w:name="Tahoma">
     <w:panose1 w:val="020B0604030504040204"/>
@@ -13749,25 +14044,20 @@
     <w:charset w:val="00"/>
     <w:family w:val="swiss"/>
     <w:pitch w:val="variable"/>
-    <w:sig w:usb0="E4002EFF" w:usb1="C200247B" w:usb2="00000009" w:usb3="00000000" w:csb0="000001FF" w:csb1="00000000"/>
+    <w:sig w:usb0="A00002EF" w:usb1="4000207B" w:usb2="00000000" w:usb3="00000000" w:csb0="0000019F" w:csb1="00000000"/>
   </w:font>
-  <w:font w:name="Aptos">
+  <w:font w:name="Cambria">
+    <w:panose1 w:val="02040503050406030204"/>
     <w:charset w:val="00"/>
-    <w:family w:val="swiss"/>
+    <w:family w:val="roman"/>
     <w:pitch w:val="variable"/>
-    <w:sig w:usb0="20000287" w:usb1="00000003" w:usb2="00000000" w:usb3="00000000" w:csb0="0000019F" w:csb1="00000000"/>
-  </w:font>
-  <w:font w:name="Aptos Display">
-    <w:charset w:val="00"/>
-    <w:family w:val="swiss"/>
-    <w:pitch w:val="variable"/>
-    <w:sig w:usb0="20000287" w:usb1="00000003" w:usb2="00000000" w:usb3="00000000" w:csb0="0000019F" w:csb1="00000000"/>
+    <w:sig w:usb0="E00002FF" w:usb1="400004FF" w:usb2="00000000" w:usb3="00000000" w:csb0="0000019F" w:csb1="00000000"/>
   </w:font>
 </w:fonts>
 </file>
 
 <file path=word/glossary/settings.xml><?xml version="1.0" encoding="utf-8"?>
-<w:settings xmlns:mc="http://schemas.openxmlformats.org/markup-compatibility/2006" xmlns:o="urn:schemas-microsoft-com:office:office" xmlns:r="http://schemas.openxmlformats.org/officeDocument/2006/relationships" xmlns:m="http://schemas.openxmlformats.org/officeDocument/2006/math" xmlns:v="urn:schemas-microsoft-com:vml" xmlns:w10="urn:schemas-microsoft-com:office:word" xmlns:w="http://schemas.openxmlformats.org/wordprocessingml/2006/main" xmlns:w14="http://schemas.microsoft.com/office/word/2010/wordml" xmlns:w15="http://schemas.microsoft.com/office/word/2012/wordml" xmlns:w16cex="http://schemas.microsoft.com/office/word/2018/wordml/cex" xmlns:w16cid="http://schemas.microsoft.com/office/word/2016/wordml/cid" xmlns:w16="http://schemas.microsoft.com/office/word/2018/wordml" xmlns:w16du="http://schemas.microsoft.com/office/word/2023/wordml/word16du" xmlns:w16sdtdh="http://schemas.microsoft.com/office/word/2020/wordml/sdtdatahash" xmlns:w16sdtfl="http://schemas.microsoft.com/office/word/2024/wordml/sdtformatlock" xmlns:w16se="http://schemas.microsoft.com/office/word/2015/wordml/symex" xmlns:sl="http://schemas.openxmlformats.org/schemaLibrary/2006/main" mc:Ignorable="w14 w15 w16se w16cid w16 w16cex w16sdtdh w16sdtfl w16du">
+<w:settings xmlns:mc="http://schemas.openxmlformats.org/markup-compatibility/2006" xmlns:o="urn:schemas-microsoft-com:office:office" xmlns:r="http://schemas.openxmlformats.org/officeDocument/2006/relationships" xmlns:m="http://schemas.openxmlformats.org/officeDocument/2006/math" xmlns:v="urn:schemas-microsoft-com:vml" xmlns:w10="urn:schemas-microsoft-com:office:word" xmlns:w="http://schemas.openxmlformats.org/wordprocessingml/2006/main" xmlns:w14="http://schemas.microsoft.com/office/word/2010/wordml" xmlns:sl="http://schemas.openxmlformats.org/schemaLibrary/2006/main" mc:Ignorable="w14">
   <w:view w:val="normal"/>
   <w:defaultTabStop w:val="720"/>
   <w:characterSpacingControl w:val="doNotCompress"/>
@@ -13777,13 +14067,13 @@
     <w:compatSetting w:name="overrideTableStyleFontSizeAndJustification" w:uri="http://schemas.microsoft.com/office/word" w:val="1"/>
     <w:compatSetting w:name="enableOpenTypeFeatures" w:uri="http://schemas.microsoft.com/office/word" w:val="1"/>
     <w:compatSetting w:name="doNotFlipMirrorIndents" w:uri="http://schemas.microsoft.com/office/word" w:val="1"/>
-    <w:compatSetting w:name="useWord2013TrackBottomHyphenation" w:uri="http://schemas.microsoft.com/office/word" w:val="1"/>
   </w:compat>
   <w:rsids>
     <w:rsidRoot w:val="001B1BB0"/>
     <w:rsid w:val="000F3C26"/>
     <w:rsid w:val="001300FF"/>
     <w:rsid w:val="001B1BB0"/>
+    <w:rsid w:val="002B5927"/>
     <w:rsid w:val="0035202E"/>
     <w:rsid w:val="005047B6"/>
     <w:rsid w:val="00586AAF"/>
@@ -13794,6 +14084,7 @@
     <w:rsid w:val="00C86294"/>
     <w:rsid w:val="00DD3B45"/>
     <w:rsid w:val="00DF390D"/>
+    <w:rsid w:val="00EF3FFA"/>
     <w:rsid w:val="00F530A9"/>
     <w:rsid w:val="00F97161"/>
   </w:rsids>
@@ -13818,7 +14109,7 @@
 </file>
 
 <file path=word/glossary/styles.xml><?xml version="1.0" encoding="utf-8"?>
-<w:styles xmlns:mc="http://schemas.openxmlformats.org/markup-compatibility/2006" xmlns:r="http://schemas.openxmlformats.org/officeDocument/2006/relationships" xmlns:w="http://schemas.openxmlformats.org/wordprocessingml/2006/main" xmlns:w14="http://schemas.microsoft.com/office/word/2010/wordml" xmlns:w15="http://schemas.microsoft.com/office/word/2012/wordml" xmlns:w16cex="http://schemas.microsoft.com/office/word/2018/wordml/cex" xmlns:w16cid="http://schemas.microsoft.com/office/word/2016/wordml/cid" xmlns:w16="http://schemas.microsoft.com/office/word/2018/wordml" xmlns:w16du="http://schemas.microsoft.com/office/word/2023/wordml/word16du" xmlns:w16sdtdh="http://schemas.microsoft.com/office/word/2020/wordml/sdtdatahash" xmlns:w16sdtfl="http://schemas.microsoft.com/office/word/2024/wordml/sdtformatlock" xmlns:w16se="http://schemas.microsoft.com/office/word/2015/wordml/symex" mc:Ignorable="w14 w15 w16se w16cid w16 w16cex w16sdtdh w16sdtfl w16du">
+<w:styles xmlns:mc="http://schemas.openxmlformats.org/markup-compatibility/2006" xmlns:r="http://schemas.openxmlformats.org/officeDocument/2006/relationships" xmlns:w="http://schemas.openxmlformats.org/wordprocessingml/2006/main" xmlns:w14="http://schemas.microsoft.com/office/word/2010/wordml" mc:Ignorable="w14">
   <w:docDefaults>
     <w:rPrDefault>
       <w:rPr>
@@ -13834,383 +14125,352 @@
       </w:pPr>
     </w:pPrDefault>
   </w:docDefaults>
-  <w:latentStyles w:defLockedState="0" w:defUIPriority="99" w:defSemiHidden="0" w:defUnhideWhenUsed="0" w:defQFormat="0" w:count="376">
-    <w:lsdException w:name="Normal" w:uiPriority="0" w:qFormat="1"/>
-    <w:lsdException w:name="heading 1" w:uiPriority="9" w:qFormat="1"/>
-    <w:lsdException w:name="heading 2" w:semiHidden="1" w:uiPriority="9" w:unhideWhenUsed="1" w:qFormat="1"/>
-    <w:lsdException w:name="heading 3" w:semiHidden="1" w:uiPriority="9" w:unhideWhenUsed="1" w:qFormat="1"/>
-    <w:lsdException w:name="heading 4" w:semiHidden="1" w:uiPriority="9" w:unhideWhenUsed="1" w:qFormat="1"/>
-    <w:lsdException w:name="heading 5" w:semiHidden="1" w:uiPriority="9" w:unhideWhenUsed="1" w:qFormat="1"/>
-    <w:lsdException w:name="heading 6" w:semiHidden="1" w:uiPriority="9" w:unhideWhenUsed="1" w:qFormat="1"/>
-    <w:lsdException w:name="heading 7" w:semiHidden="1" w:uiPriority="9" w:unhideWhenUsed="1" w:qFormat="1"/>
-    <w:lsdException w:name="heading 8" w:semiHidden="1" w:uiPriority="9" w:unhideWhenUsed="1" w:qFormat="1"/>
-    <w:lsdException w:name="heading 9" w:semiHidden="1" w:uiPriority="9" w:unhideWhenUsed="1" w:qFormat="1"/>
-    <w:lsdException w:name="index 1" w:semiHidden="1" w:unhideWhenUsed="1"/>
-    <w:lsdException w:name="index 2" w:semiHidden="1" w:unhideWhenUsed="1"/>
-    <w:lsdException w:name="index 3" w:semiHidden="1" w:unhideWhenUsed="1"/>
-    <w:lsdException w:name="index 4" w:semiHidden="1" w:unhideWhenUsed="1"/>
-    <w:lsdException w:name="index 5" w:semiHidden="1" w:unhideWhenUsed="1"/>
-    <w:lsdException w:name="index 6" w:semiHidden="1" w:unhideWhenUsed="1"/>
-    <w:lsdException w:name="index 7" w:semiHidden="1" w:unhideWhenUsed="1"/>
-    <w:lsdException w:name="index 8" w:semiHidden="1" w:unhideWhenUsed="1"/>
-    <w:lsdException w:name="index 9" w:semiHidden="1" w:unhideWhenUsed="1"/>
-    <w:lsdException w:name="toc 1" w:semiHidden="1" w:uiPriority="39" w:unhideWhenUsed="1"/>
-    <w:lsdException w:name="toc 2" w:semiHidden="1" w:uiPriority="39" w:unhideWhenUsed="1"/>
-    <w:lsdException w:name="toc 3" w:semiHidden="1" w:uiPriority="39" w:unhideWhenUsed="1"/>
-    <w:lsdException w:name="toc 4" w:semiHidden="1" w:uiPriority="39" w:unhideWhenUsed="1"/>
-    <w:lsdException w:name="toc 5" w:semiHidden="1" w:uiPriority="39" w:unhideWhenUsed="1"/>
-    <w:lsdException w:name="toc 6" w:semiHidden="1" w:uiPriority="39" w:unhideWhenUsed="1"/>
-    <w:lsdException w:name="toc 7" w:semiHidden="1" w:uiPriority="39" w:unhideWhenUsed="1"/>
-    <w:lsdException w:name="toc 8" w:semiHidden="1" w:uiPriority="39" w:unhideWhenUsed="1"/>
-    <w:lsdException w:name="toc 9" w:semiHidden="1" w:uiPriority="39" w:unhideWhenUsed="1"/>
-    <w:lsdException w:name="Normal Indent" w:semiHidden="1" w:unhideWhenUsed="1"/>
-    <w:lsdException w:name="footnote text" w:semiHidden="1" w:unhideWhenUsed="1"/>
-    <w:lsdException w:name="annotation text" w:semiHidden="1" w:unhideWhenUsed="1"/>
-    <w:lsdException w:name="header" w:semiHidden="1" w:unhideWhenUsed="1"/>
-    <w:lsdException w:name="footer" w:semiHidden="1" w:unhideWhenUsed="1"/>
-    <w:lsdException w:name="index heading" w:semiHidden="1" w:unhideWhenUsed="1"/>
-    <w:lsdException w:name="caption" w:semiHidden="1" w:uiPriority="35" w:unhideWhenUsed="1" w:qFormat="1"/>
-    <w:lsdException w:name="table of figures" w:semiHidden="1" w:unhideWhenUsed="1"/>
-    <w:lsdException w:name="envelope address" w:semiHidden="1" w:unhideWhenUsed="1"/>
-    <w:lsdException w:name="envelope return" w:semiHidden="1" w:unhideWhenUsed="1"/>
-    <w:lsdException w:name="footnote reference" w:semiHidden="1" w:unhideWhenUsed="1"/>
-    <w:lsdException w:name="annotation reference" w:semiHidden="1" w:unhideWhenUsed="1"/>
-    <w:lsdException w:name="line number" w:semiHidden="1" w:unhideWhenUsed="1"/>
-    <w:lsdException w:name="page number" w:semiHidden="1" w:unhideWhenUsed="1"/>
-    <w:lsdException w:name="endnote reference" w:semiHidden="1" w:unhideWhenUsed="1"/>
-    <w:lsdException w:name="endnote text" w:semiHidden="1" w:unhideWhenUsed="1"/>
-    <w:lsdException w:name="table of authorities" w:semiHidden="1" w:unhideWhenUsed="1"/>
-    <w:lsdException w:name="macro" w:semiHidden="1" w:unhideWhenUsed="1"/>
-    <w:lsdException w:name="toa heading" w:semiHidden="1" w:unhideWhenUsed="1"/>
-    <w:lsdException w:name="List" w:semiHidden="1" w:unhideWhenUsed="1"/>
-    <w:lsdException w:name="List Bullet" w:semiHidden="1" w:unhideWhenUsed="1"/>
-    <w:lsdException w:name="List Number" w:semiHidden="1" w:unhideWhenUsed="1"/>
-    <w:lsdException w:name="List 2" w:semiHidden="1" w:unhideWhenUsed="1"/>
-    <w:lsdException w:name="List 3" w:semiHidden="1" w:unhideWhenUsed="1"/>
-    <w:lsdException w:name="List 4" w:semiHidden="1" w:unhideWhenUsed="1"/>
-    <w:lsdException w:name="List 5" w:semiHidden="1" w:unhideWhenUsed="1"/>
-    <w:lsdException w:name="List Bullet 2" w:semiHidden="1" w:unhideWhenUsed="1"/>
-    <w:lsdException w:name="List Bullet 3" w:semiHidden="1" w:unhideWhenUsed="1"/>
-    <w:lsdException w:name="List Bullet 4" w:semiHidden="1" w:unhideWhenUsed="1"/>
-    <w:lsdException w:name="List Bullet 5" w:semiHidden="1" w:unhideWhenUsed="1"/>
-    <w:lsdException w:name="List Number 2" w:semiHidden="1" w:unhideWhenUsed="1"/>
-    <w:lsdException w:name="List Number 3" w:semiHidden="1" w:unhideWhenUsed="1"/>
-    <w:lsdException w:name="List Number 4" w:semiHidden="1" w:unhideWhenUsed="1"/>
-    <w:lsdException w:name="List Number 5" w:semiHidden="1" w:unhideWhenUsed="1"/>
-    <w:lsdException w:name="Title" w:uiPriority="10" w:qFormat="1"/>
-    <w:lsdException w:name="Closing" w:semiHidden="1" w:unhideWhenUsed="1"/>
-    <w:lsdException w:name="Signature" w:semiHidden="1" w:unhideWhenUsed="1"/>
-    <w:lsdException w:name="Default Paragraph Font" w:semiHidden="1" w:uiPriority="1" w:unhideWhenUsed="1"/>
-    <w:lsdException w:name="Body Text" w:semiHidden="1" w:unhideWhenUsed="1"/>
-    <w:lsdException w:name="Body Text Indent" w:semiHidden="1" w:unhideWhenUsed="1"/>
-    <w:lsdException w:name="List Continue" w:semiHidden="1" w:unhideWhenUsed="1"/>
-    <w:lsdException w:name="List Continue 2" w:semiHidden="1" w:unhideWhenUsed="1"/>
-    <w:lsdException w:name="List Continue 3" w:semiHidden="1" w:unhideWhenUsed="1"/>
-    <w:lsdException w:name="List Continue 4" w:semiHidden="1" w:unhideWhenUsed="1"/>
-    <w:lsdException w:name="List Continue 5" w:semiHidden="1" w:unhideWhenUsed="1"/>
-    <w:lsdException w:name="Message Header" w:semiHidden="1" w:unhideWhenUsed="1"/>
-    <w:lsdException w:name="Subtitle" w:uiPriority="11" w:qFormat="1"/>
-    <w:lsdException w:name="Salutation" w:semiHidden="1" w:unhideWhenUsed="1"/>
-    <w:lsdException w:name="Date" w:semiHidden="1" w:unhideWhenUsed="1"/>
-    <w:lsdException w:name="Body Text First Indent" w:semiHidden="1" w:unhideWhenUsed="1"/>
-    <w:lsdException w:name="Body Text First Indent 2" w:semiHidden="1" w:unhideWhenUsed="1"/>
-    <w:lsdException w:name="Note Heading" w:semiHidden="1" w:unhideWhenUsed="1"/>
-    <w:lsdException w:name="Body Text 2" w:semiHidden="1" w:unhideWhenUsed="1"/>
-    <w:lsdException w:name="Body Text 3" w:semiHidden="1" w:unhideWhenUsed="1"/>
-    <w:lsdException w:name="Body Text Indent 2" w:semiHidden="1" w:unhideWhenUsed="1"/>
-    <w:lsdException w:name="Body Text Indent 3" w:semiHidden="1" w:unhideWhenUsed="1"/>
-    <w:lsdException w:name="Block Text" w:semiHidden="1" w:unhideWhenUsed="1"/>
-    <w:lsdException w:name="Hyperlink" w:semiHidden="1" w:unhideWhenUsed="1"/>
-    <w:lsdException w:name="FollowedHyperlink" w:semiHidden="1" w:unhideWhenUsed="1"/>
-    <w:lsdException w:name="Strong" w:uiPriority="22" w:qFormat="1"/>
-    <w:lsdException w:name="Emphasis" w:uiPriority="20" w:qFormat="1"/>
-    <w:lsdException w:name="Document Map" w:semiHidden="1" w:unhideWhenUsed="1"/>
-    <w:lsdException w:name="Plain Text" w:semiHidden="1" w:unhideWhenUsed="1"/>
-    <w:lsdException w:name="E-mail Signature" w:semiHidden="1" w:unhideWhenUsed="1"/>
-    <w:lsdException w:name="HTML Top of Form" w:semiHidden="1" w:unhideWhenUsed="1"/>
-    <w:lsdException w:name="HTML Bottom of Form" w:semiHidden="1" w:unhideWhenUsed="1"/>
-    <w:lsdException w:name="Normal (Web)" w:semiHidden="1" w:unhideWhenUsed="1"/>
-    <w:lsdException w:name="HTML Acronym" w:semiHidden="1" w:unhideWhenUsed="1"/>
-    <w:lsdException w:name="HTML Address" w:semiHidden="1" w:unhideWhenUsed="1"/>
-    <w:lsdException w:name="HTML Cite" w:semiHidden="1" w:unhideWhenUsed="1"/>
-    <w:lsdException w:name="HTML Code" w:semiHidden="1" w:unhideWhenUsed="1"/>
-    <w:lsdException w:name="HTML Definition" w:semiHidden="1" w:unhideWhenUsed="1"/>
-    <w:lsdException w:name="HTML Keyboard" w:semiHidden="1" w:unhideWhenUsed="1"/>
-    <w:lsdException w:name="HTML Preformatted" w:semiHidden="1" w:unhideWhenUsed="1"/>
-    <w:lsdException w:name="HTML Sample" w:semiHidden="1" w:unhideWhenUsed="1"/>
-    <w:lsdException w:name="HTML Typewriter" w:semiHidden="1" w:unhideWhenUsed="1"/>
-    <w:lsdException w:name="HTML Variable" w:semiHidden="1" w:unhideWhenUsed="1"/>
-    <w:lsdException w:name="Normal Table" w:semiHidden="1" w:unhideWhenUsed="1"/>
-    <w:lsdException w:name="annotation subject" w:semiHidden="1" w:unhideWhenUsed="1"/>
-    <w:lsdException w:name="No List" w:semiHidden="1" w:unhideWhenUsed="1"/>
-    <w:lsdException w:name="Outline List 1" w:semiHidden="1" w:unhideWhenUsed="1"/>
-    <w:lsdException w:name="Outline List 2" w:semiHidden="1" w:unhideWhenUsed="1"/>
-    <w:lsdException w:name="Outline List 3" w:semiHidden="1" w:unhideWhenUsed="1"/>
-    <w:lsdException w:name="Table Simple 1" w:semiHidden="1" w:unhideWhenUsed="1"/>
-    <w:lsdException w:name="Table Simple 2" w:semiHidden="1" w:unhideWhenUsed="1"/>
-    <w:lsdException w:name="Table Simple 3" w:semiHidden="1" w:unhideWhenUsed="1"/>
-    <w:lsdException w:name="Table Classic 1" w:semiHidden="1" w:unhideWhenUsed="1"/>
-    <w:lsdException w:name="Table Classic 2" w:semiHidden="1" w:unhideWhenUsed="1"/>
-    <w:lsdException w:name="Table Classic 3" w:semiHidden="1" w:unhideWhenUsed="1"/>
-    <w:lsdException w:name="Table Classic 4" w:semiHidden="1" w:unhideWhenUsed="1"/>
-    <w:lsdException w:name="Table Colorful 1" w:semiHidden="1" w:unhideWhenUsed="1"/>
-    <w:lsdException w:name="Table Colorful 2" w:semiHidden="1" w:unhideWhenUsed="1"/>
-    <w:lsdException w:name="Table Colorful 3" w:semiHidden="1" w:unhideWhenUsed="1"/>
-    <w:lsdException w:name="Table Columns 1" w:semiHidden="1" w:unhideWhenUsed="1"/>
-    <w:lsdException w:name="Table Columns 2" w:semiHidden="1" w:unhideWhenUsed="1"/>
-    <w:lsdException w:name="Table Columns 3" w:semiHidden="1" w:unhideWhenUsed="1"/>
-    <w:lsdException w:name="Table Columns 4" w:semiHidden="1" w:unhideWhenUsed="1"/>
-    <w:lsdException w:name="Table Columns 5" w:semiHidden="1" w:unhideWhenUsed="1"/>
-    <w:lsdException w:name="Table Grid 1" w:semiHidden="1" w:unhideWhenUsed="1"/>
-    <w:lsdException w:name="Table Grid 2" w:semiHidden="1" w:unhideWhenUsed="1"/>
-    <w:lsdException w:name="Table Grid 3" w:semiHidden="1" w:unhideWhenUsed="1"/>
-    <w:lsdException w:name="Table Grid 4" w:semiHidden="1" w:unhideWhenUsed="1"/>
-    <w:lsdException w:name="Table Grid 5" w:semiHidden="1" w:unhideWhenUsed="1"/>
-    <w:lsdException w:name="Table Grid 6" w:semiHidden="1" w:unhideWhenUsed="1"/>
-    <w:lsdException w:name="Table Grid 7" w:semiHidden="1" w:unhideWhenUsed="1"/>
-    <w:lsdException w:name="Table Grid 8" w:semiHidden="1" w:unhideWhenUsed="1"/>
-    <w:lsdException w:name="Table List 1" w:semiHidden="1" w:unhideWhenUsed="1"/>
-    <w:lsdException w:name="Table List 2" w:semiHidden="1" w:unhideWhenUsed="1"/>
-    <w:lsdException w:name="Table List 3" w:semiHidden="1" w:unhideWhenUsed="1"/>
-    <w:lsdException w:name="Table List 4" w:semiHidden="1" w:unhideWhenUsed="1"/>
-    <w:lsdException w:name="Table List 5" w:semiHidden="1" w:unhideWhenUsed="1"/>
-    <w:lsdException w:name="Table List 6" w:semiHidden="1" w:unhideWhenUsed="1"/>
-    <w:lsdException w:name="Table List 7" w:semiHidden="1" w:unhideWhenUsed="1"/>
-    <w:lsdException w:name="Table List 8" w:semiHidden="1" w:unhideWhenUsed="1"/>
-    <w:lsdException w:name="Table 3D effects 1" w:semiHidden="1" w:unhideWhenUsed="1"/>
-    <w:lsdException w:name="Table 3D effects 2" w:semiHidden="1" w:unhideWhenUsed="1"/>
-    <w:lsdException w:name="Table 3D effects 3" w:semiHidden="1" w:unhideWhenUsed="1"/>
-    <w:lsdException w:name="Table Contemporary" w:semiHidden="1" w:unhideWhenUsed="1"/>
-    <w:lsdException w:name="Table Elegant" w:semiHidden="1" w:unhideWhenUsed="1"/>
-    <w:lsdException w:name="Table Professional" w:semiHidden="1" w:unhideWhenUsed="1"/>
-    <w:lsdException w:name="Table Subtle 1" w:semiHidden="1" w:unhideWhenUsed="1"/>
-    <w:lsdException w:name="Table Subtle 2" w:semiHidden="1" w:unhideWhenUsed="1"/>
-    <w:lsdException w:name="Table Web 1" w:semiHidden="1" w:unhideWhenUsed="1"/>
-    <w:lsdException w:name="Table Web 2" w:semiHidden="1" w:unhideWhenUsed="1"/>
-    <w:lsdException w:name="Table Web 3" w:semiHidden="1" w:unhideWhenUsed="1"/>
-    <w:lsdException w:name="Balloon Text" w:semiHidden="1" w:unhideWhenUsed="1"/>
-    <w:lsdException w:name="Table Grid" w:uiPriority="39"/>
-    <w:lsdException w:name="Table Theme" w:semiHidden="1" w:unhideWhenUsed="1"/>
-    <w:lsdException w:name="Placeholder Text" w:semiHidden="1"/>
-    <w:lsdException w:name="No Spacing" w:uiPriority="1" w:qFormat="1"/>
-    <w:lsdException w:name="Light Shading" w:uiPriority="60"/>
-    <w:lsdException w:name="Light List" w:uiPriority="61"/>
-    <w:lsdException w:name="Light Grid" w:uiPriority="62"/>
-    <w:lsdException w:name="Medium Shading 1" w:uiPriority="63"/>
-    <w:lsdException w:name="Medium Shading 2" w:uiPriority="64"/>
-    <w:lsdException w:name="Medium List 1" w:uiPriority="65"/>
-    <w:lsdException w:name="Medium List 2" w:uiPriority="66"/>
-    <w:lsdException w:name="Medium Grid 1" w:uiPriority="67"/>
-    <w:lsdException w:name="Medium Grid 2" w:uiPriority="68"/>
-    <w:lsdException w:name="Medium Grid 3" w:uiPriority="69"/>
-    <w:lsdException w:name="Dark List" w:uiPriority="70"/>
-    <w:lsdException w:name="Colorful Shading" w:uiPriority="71"/>
-    <w:lsdException w:name="Colorful List" w:uiPriority="72"/>
-    <w:lsdException w:name="Colorful Grid" w:uiPriority="73"/>
-    <w:lsdException w:name="Light Shading Accent 1" w:uiPriority="60"/>
-    <w:lsdException w:name="Light List Accent 1" w:uiPriority="61"/>
-    <w:lsdException w:name="Light Grid Accent 1" w:uiPriority="62"/>
-    <w:lsdException w:name="Medium Shading 1 Accent 1" w:uiPriority="63"/>
-    <w:lsdException w:name="Medium Shading 2 Accent 1" w:uiPriority="64"/>
-    <w:lsdException w:name="Medium List 1 Accent 1" w:uiPriority="65"/>
-    <w:lsdException w:name="Revision" w:semiHidden="1"/>
-    <w:lsdException w:name="List Paragraph" w:uiPriority="34" w:qFormat="1"/>
-    <w:lsdException w:name="Quote" w:uiPriority="29" w:qFormat="1"/>
-    <w:lsdException w:name="Intense Quote" w:uiPriority="30" w:qFormat="1"/>
-    <w:lsdException w:name="Medium List 2 Accent 1" w:uiPriority="66"/>
-    <w:lsdException w:name="Medium Grid 1 Accent 1" w:uiPriority="67"/>
-    <w:lsdException w:name="Medium Grid 2 Accent 1" w:uiPriority="68"/>
-    <w:lsdException w:name="Medium Grid 3 Accent 1" w:uiPriority="69"/>
-    <w:lsdException w:name="Dark List Accent 1" w:uiPriority="70"/>
-    <w:lsdException w:name="Colorful Shading Accent 1" w:uiPriority="71"/>
-    <w:lsdException w:name="Colorful List Accent 1" w:uiPriority="72"/>
-    <w:lsdException w:name="Colorful Grid Accent 1" w:uiPriority="73"/>
-    <w:lsdException w:name="Light Shading Accent 2" w:uiPriority="60"/>
-    <w:lsdException w:name="Light List Accent 2" w:uiPriority="61"/>
-    <w:lsdException w:name="Light Grid Accent 2" w:uiPriority="62"/>
-    <w:lsdException w:name="Medium Shading 1 Accent 2" w:uiPriority="63"/>
-    <w:lsdException w:name="Medium Shading 2 Accent 2" w:uiPriority="64"/>
-    <w:lsdException w:name="Medium List 1 Accent 2" w:uiPriority="65"/>
-    <w:lsdException w:name="Medium List 2 Accent 2" w:uiPriority="66"/>
-    <w:lsdException w:name="Medium Grid 1 Accent 2" w:uiPriority="67"/>
-    <w:lsdException w:name="Medium Grid 2 Accent 2" w:uiPriority="68"/>
-    <w:lsdException w:name="Medium Grid 3 Accent 2" w:uiPriority="69"/>
-    <w:lsdException w:name="Dark List Accent 2" w:uiPriority="70"/>
-    <w:lsdException w:name="Colorful Shading Accent 2" w:uiPriority="71"/>
-    <w:lsdException w:name="Colorful List Accent 2" w:uiPriority="72"/>
-    <w:lsdException w:name="Colorful Grid Accent 2" w:uiPriority="73"/>
-    <w:lsdException w:name="Light Shading Accent 3" w:uiPriority="60"/>
-    <w:lsdException w:name="Light List Accent 3" w:uiPriority="61"/>
-    <w:lsdException w:name="Light Grid Accent 3" w:uiPriority="62"/>
-    <w:lsdException w:name="Medium Shading 1 Accent 3" w:uiPriority="63"/>
-    <w:lsdException w:name="Medium Shading 2 Accent 3" w:uiPriority="64"/>
-    <w:lsdException w:name="Medium List 1 Accent 3" w:uiPriority="65"/>
-    <w:lsdException w:name="Medium List 2 Accent 3" w:uiPriority="66"/>
-    <w:lsdException w:name="Medium Grid 1 Accent 3" w:uiPriority="67"/>
-    <w:lsdException w:name="Medium Grid 2 Accent 3" w:uiPriority="68"/>
-    <w:lsdException w:name="Medium Grid 3 Accent 3" w:uiPriority="69"/>
-    <w:lsdException w:name="Dark List Accent 3" w:uiPriority="70"/>
-    <w:lsdException w:name="Colorful Shading Accent 3" w:uiPriority="71"/>
-    <w:lsdException w:name="Colorful List Accent 3" w:uiPriority="72"/>
-    <w:lsdException w:name="Colorful Grid Accent 3" w:uiPriority="73"/>
-    <w:lsdException w:name="Light Shading Accent 4" w:uiPriority="60"/>
-    <w:lsdException w:name="Light List Accent 4" w:uiPriority="61"/>
-    <w:lsdException w:name="Light Grid Accent 4" w:uiPriority="62"/>
-    <w:lsdException w:name="Medium Shading 1 Accent 4" w:uiPriority="63"/>
-    <w:lsdException w:name="Medium Shading 2 Accent 4" w:uiPriority="64"/>
-    <w:lsdException w:name="Medium List 1 Accent 4" w:uiPriority="65"/>
-    <w:lsdException w:name="Medium List 2 Accent 4" w:uiPriority="66"/>
-    <w:lsdException w:name="Medium Grid 1 Accent 4" w:uiPriority="67"/>
-    <w:lsdException w:name="Medium Grid 2 Accent 4" w:uiPriority="68"/>
-    <w:lsdException w:name="Medium Grid 3 Accent 4" w:uiPriority="69"/>
-    <w:lsdException w:name="Dark List Accent 4" w:uiPriority="70"/>
-    <w:lsdException w:name="Colorful Shading Accent 4" w:uiPriority="71"/>
-    <w:lsdException w:name="Colorful List Accent 4" w:uiPriority="72"/>
-    <w:lsdException w:name="Colorful Grid Accent 4" w:uiPriority="73"/>
-    <w:lsdException w:name="Light Shading Accent 5" w:uiPriority="60"/>
-    <w:lsdException w:name="Light List Accent 5" w:uiPriority="61"/>
-    <w:lsdException w:name="Light Grid Accent 5" w:uiPriority="62"/>
-    <w:lsdException w:name="Medium Shading 1 Accent 5" w:uiPriority="63"/>
-    <w:lsdException w:name="Medium Shading 2 Accent 5" w:uiPriority="64"/>
-    <w:lsdException w:name="Medium List 1 Accent 5" w:uiPriority="65"/>
-    <w:lsdException w:name="Medium List 2 Accent 5" w:uiPriority="66"/>
-    <w:lsdException w:name="Medium Grid 1 Accent 5" w:uiPriority="67"/>
-    <w:lsdException w:name="Medium Grid 2 Accent 5" w:uiPriority="68"/>
-    <w:lsdException w:name="Medium Grid 3 Accent 5" w:uiPriority="69"/>
-    <w:lsdException w:name="Dark List Accent 5" w:uiPriority="70"/>
-    <w:lsdException w:name="Colorful Shading Accent 5" w:uiPriority="71"/>
-    <w:lsdException w:name="Colorful List Accent 5" w:uiPriority="72"/>
-    <w:lsdException w:name="Colorful Grid Accent 5" w:uiPriority="73"/>
-    <w:lsdException w:name="Light Shading Accent 6" w:uiPriority="60"/>
-    <w:lsdException w:name="Light List Accent 6" w:uiPriority="61"/>
-    <w:lsdException w:name="Light Grid Accent 6" w:uiPriority="62"/>
-    <w:lsdException w:name="Medium Shading 1 Accent 6" w:uiPriority="63"/>
-    <w:lsdException w:name="Medium Shading 2 Accent 6" w:uiPriority="64"/>
-    <w:lsdException w:name="Medium List 1 Accent 6" w:uiPriority="65"/>
-    <w:lsdException w:name="Medium List 2 Accent 6" w:uiPriority="66"/>
-    <w:lsdException w:name="Medium Grid 1 Accent 6" w:uiPriority="67"/>
-    <w:lsdException w:name="Medium Grid 2 Accent 6" w:uiPriority="68"/>
-    <w:lsdException w:name="Medium Grid 3 Accent 6" w:uiPriority="69"/>
-    <w:lsdException w:name="Dark List Accent 6" w:uiPriority="70"/>
-    <w:lsdException w:name="Colorful Shading Accent 6" w:uiPriority="71"/>
-    <w:lsdException w:name="Colorful List Accent 6" w:uiPriority="72"/>
-    <w:lsdException w:name="Colorful Grid Accent 6" w:uiPriority="73"/>
-    <w:lsdException w:name="Subtle Emphasis" w:uiPriority="19" w:qFormat="1"/>
-    <w:lsdException w:name="Intense Emphasis" w:uiPriority="21" w:qFormat="1"/>
-    <w:lsdException w:name="Subtle Reference" w:uiPriority="31" w:qFormat="1"/>
-    <w:lsdException w:name="Intense Reference" w:uiPriority="32" w:qFormat="1"/>
-    <w:lsdException w:name="Book Title" w:uiPriority="33" w:qFormat="1"/>
-    <w:lsdException w:name="Bibliography" w:semiHidden="1" w:uiPriority="37" w:unhideWhenUsed="1"/>
-    <w:lsdException w:name="TOC Heading" w:semiHidden="1" w:uiPriority="39" w:unhideWhenUsed="1" w:qFormat="1"/>
-    <w:lsdException w:name="Plain Table 1" w:uiPriority="41"/>
-    <w:lsdException w:name="Plain Table 2" w:uiPriority="42"/>
-    <w:lsdException w:name="Plain Table 3" w:uiPriority="43"/>
-    <w:lsdException w:name="Plain Table 4" w:uiPriority="44"/>
-    <w:lsdException w:name="Plain Table 5" w:uiPriority="45"/>
-    <w:lsdException w:name="Grid Table Light" w:uiPriority="40"/>
-    <w:lsdException w:name="Grid Table 1 Light" w:uiPriority="46"/>
-    <w:lsdException w:name="Grid Table 2" w:uiPriority="47"/>
-    <w:lsdException w:name="Grid Table 3" w:uiPriority="48"/>
-    <w:lsdException w:name="Grid Table 4" w:uiPriority="49"/>
-    <w:lsdException w:name="Grid Table 5 Dark" w:uiPriority="50"/>
-    <w:lsdException w:name="Grid Table 6 Colorful" w:uiPriority="51"/>
-    <w:lsdException w:name="Grid Table 7 Colorful" w:uiPriority="52"/>
-    <w:lsdException w:name="Grid Table 1 Light Accent 1" w:uiPriority="46"/>
-    <w:lsdException w:name="Grid Table 2 Accent 1" w:uiPriority="47"/>
-    <w:lsdException w:name="Grid Table 3 Accent 1" w:uiPriority="48"/>
-    <w:lsdException w:name="Grid Table 4 Accent 1" w:uiPriority="49"/>
-    <w:lsdException w:name="Grid Table 5 Dark Accent 1" w:uiPriority="50"/>
-    <w:lsdException w:name="Grid Table 6 Colorful Accent 1" w:uiPriority="51"/>
-    <w:lsdException w:name="Grid Table 7 Colorful Accent 1" w:uiPriority="52"/>
-    <w:lsdException w:name="Grid Table 1 Light Accent 2" w:uiPriority="46"/>
-    <w:lsdException w:name="Grid Table 2 Accent 2" w:uiPriority="47"/>
-    <w:lsdException w:name="Grid Table 3 Accent 2" w:uiPriority="48"/>
-    <w:lsdException w:name="Grid Table 4 Accent 2" w:uiPriority="49"/>
-    <w:lsdException w:name="Grid Table 5 Dark Accent 2" w:uiPriority="50"/>
-    <w:lsdException w:name="Grid Table 6 Colorful Accent 2" w:uiPriority="51"/>
-    <w:lsdException w:name="Grid Table 7 Colorful Accent 2" w:uiPriority="52"/>
-    <w:lsdException w:name="Grid Table 1 Light Accent 3" w:uiPriority="46"/>
-    <w:lsdException w:name="Grid Table 2 Accent 3" w:uiPriority="47"/>
-    <w:lsdException w:name="Grid Table 3 Accent 3" w:uiPriority="48"/>
-    <w:lsdException w:name="Grid Table 4 Accent 3" w:uiPriority="49"/>
-    <w:lsdException w:name="Grid Table 5 Dark Accent 3" w:uiPriority="50"/>
-    <w:lsdException w:name="Grid Table 6 Colorful Accent 3" w:uiPriority="51"/>
-    <w:lsdException w:name="Grid Table 7 Colorful Accent 3" w:uiPriority="52"/>
-    <w:lsdException w:name="Grid Table 1 Light Accent 4" w:uiPriority="46"/>
-    <w:lsdException w:name="Grid Table 2 Accent 4" w:uiPriority="47"/>
-    <w:lsdException w:name="Grid Table 3 Accent 4" w:uiPriority="48"/>
-    <w:lsdException w:name="Grid Table 4 Accent 4" w:uiPriority="49"/>
-    <w:lsdException w:name="Grid Table 5 Dark Accent 4" w:uiPriority="50"/>
-    <w:lsdException w:name="Grid Table 6 Colorful Accent 4" w:uiPriority="51"/>
-    <w:lsdException w:name="Grid Table 7 Colorful Accent 4" w:uiPriority="52"/>
-    <w:lsdException w:name="Grid Table 1 Light Accent 5" w:uiPriority="46"/>
-    <w:lsdException w:name="Grid Table 2 Accent 5" w:uiPriority="47"/>
-    <w:lsdException w:name="Grid Table 3 Accent 5" w:uiPriority="48"/>
-    <w:lsdException w:name="Grid Table 4 Accent 5" w:uiPriority="49"/>
-    <w:lsdException w:name="Grid Table 5 Dark Accent 5" w:uiPriority="50"/>
-    <w:lsdException w:name="Grid Table 6 Colorful Accent 5" w:uiPriority="51"/>
-    <w:lsdException w:name="Grid Table 7 Colorful Accent 5" w:uiPriority="52"/>
-    <w:lsdException w:name="Grid Table 1 Light Accent 6" w:uiPriority="46"/>
-    <w:lsdException w:name="Grid Table 2 Accent 6" w:uiPriority="47"/>
-    <w:lsdException w:name="Grid Table 3 Accent 6" w:uiPriority="48"/>
-    <w:lsdException w:name="Grid Table 4 Accent 6" w:uiPriority="49"/>
-    <w:lsdException w:name="Grid Table 5 Dark Accent 6" w:uiPriority="50"/>
-    <w:lsdException w:name="Grid Table 6 Colorful Accent 6" w:uiPriority="51"/>
-    <w:lsdException w:name="Grid Table 7 Colorful Accent 6" w:uiPriority="52"/>
-    <w:lsdException w:name="List Table 1 Light" w:uiPriority="46"/>
-    <w:lsdException w:name="List Table 2" w:uiPriority="47"/>
-    <w:lsdException w:name="List Table 3" w:uiPriority="48"/>
-    <w:lsdException w:name="List Table 4" w:uiPriority="49"/>
-    <w:lsdException w:name="List Table 5 Dark" w:uiPriority="50"/>
-    <w:lsdException w:name="List Table 6 Colorful" w:uiPriority="51"/>
-    <w:lsdException w:name="List Table 7 Colorful" w:uiPriority="52"/>
-    <w:lsdException w:name="List Table 1 Light Accent 1" w:uiPriority="46"/>
-    <w:lsdException w:name="List Table 2 Accent 1" w:uiPriority="47"/>
-    <w:lsdException w:name="List Table 3 Accent 1" w:uiPriority="48"/>
-    <w:lsdException w:name="List Table 4 Accent 1" w:uiPriority="49"/>
-    <w:lsdException w:name="List Table 5 Dark Accent 1" w:uiPriority="50"/>
-    <w:lsdException w:name="List Table 6 Colorful Accent 1" w:uiPriority="51"/>
-    <w:lsdException w:name="List Table 7 Colorful Accent 1" w:uiPriority="52"/>
-    <w:lsdException w:name="List Table 1 Light Accent 2" w:uiPriority="46"/>
-    <w:lsdException w:name="List Table 2 Accent 2" w:uiPriority="47"/>
-    <w:lsdException w:name="List Table 3 Accent 2" w:uiPriority="48"/>
-    <w:lsdException w:name="List Table 4 Accent 2" w:uiPriority="49"/>
-    <w:lsdException w:name="List Table 5 Dark Accent 2" w:uiPriority="50"/>
-    <w:lsdException w:name="List Table 6 Colorful Accent 2" w:uiPriority="51"/>
-    <w:lsdException w:name="List Table 7 Colorful Accent 2" w:uiPriority="52"/>
-    <w:lsdException w:name="List Table 1 Light Accent 3" w:uiPriority="46"/>
-    <w:lsdException w:name="List Table 2 Accent 3" w:uiPriority="47"/>
-    <w:lsdException w:name="List Table 3 Accent 3" w:uiPriority="48"/>
-    <w:lsdException w:name="List Table 4 Accent 3" w:uiPriority="49"/>
-    <w:lsdException w:name="List Table 5 Dark Accent 3" w:uiPriority="50"/>
-    <w:lsdException w:name="List Table 6 Colorful Accent 3" w:uiPriority="51"/>
-    <w:lsdException w:name="List Table 7 Colorful Accent 3" w:uiPriority="52"/>
-    <w:lsdException w:name="List Table 1 Light Accent 4" w:uiPriority="46"/>
-    <w:lsdException w:name="List Table 2 Accent 4" w:uiPriority="47"/>
-    <w:lsdException w:name="List Table 3 Accent 4" w:uiPriority="48"/>
-    <w:lsdException w:name="List Table 4 Accent 4" w:uiPriority="49"/>
-    <w:lsdException w:name="List Table 5 Dark Accent 4" w:uiPriority="50"/>
-    <w:lsdException w:name="List Table 6 Colorful Accent 4" w:uiPriority="51"/>
-    <w:lsdException w:name="List Table 7 Colorful Accent 4" w:uiPriority="52"/>
-    <w:lsdException w:name="List Table 1 Light Accent 5" w:uiPriority="46"/>
-    <w:lsdException w:name="List Table 2 Accent 5" w:uiPriority="47"/>
-    <w:lsdException w:name="List Table 3 Accent 5" w:uiPriority="48"/>
-    <w:lsdException w:name="List Table 4 Accent 5" w:uiPriority="49"/>
-    <w:lsdException w:name="List Table 5 Dark Accent 5" w:uiPriority="50"/>
-    <w:lsdException w:name="List Table 6 Colorful Accent 5" w:uiPriority="51"/>
-    <w:lsdException w:name="List Table 7 Colorful Accent 5" w:uiPriority="52"/>
-    <w:lsdException w:name="List Table 1 Light Accent 6" w:uiPriority="46"/>
-    <w:lsdException w:name="List Table 2 Accent 6" w:uiPriority="47"/>
-    <w:lsdException w:name="List Table 3 Accent 6" w:uiPriority="48"/>
-    <w:lsdException w:name="List Table 4 Accent 6" w:uiPriority="49"/>
-    <w:lsdException w:name="List Table 5 Dark Accent 6" w:uiPriority="50"/>
-    <w:lsdException w:name="List Table 6 Colorful Accent 6" w:uiPriority="51"/>
-    <w:lsdException w:name="List Table 7 Colorful Accent 6" w:uiPriority="52"/>
-    <w:lsdException w:name="Mention" w:semiHidden="1" w:unhideWhenUsed="1"/>
-    <w:lsdException w:name="Smart Hyperlink" w:semiHidden="1" w:unhideWhenUsed="1"/>
-    <w:lsdException w:name="Hashtag" w:semiHidden="1" w:unhideWhenUsed="1"/>
-    <w:lsdException w:name="Unresolved Mention" w:semiHidden="1" w:unhideWhenUsed="1"/>
-    <w:lsdException w:name="Smart Link" w:semiHidden="1" w:unhideWhenUsed="1"/>
+  <w:latentStyles w:defLockedState="0" w:defUIPriority="99" w:defSemiHidden="1" w:defUnhideWhenUsed="1" w:defQFormat="0" w:count="267">
+    <w:lsdException w:name="Normal" w:semiHidden="0" w:uiPriority="0" w:unhideWhenUsed="0" w:qFormat="1"/>
+    <w:lsdException w:name="heading 1" w:semiHidden="0" w:uiPriority="9" w:unhideWhenUsed="0" w:qFormat="1"/>
+    <w:lsdException w:name="heading 2" w:uiPriority="9" w:qFormat="1"/>
+    <w:lsdException w:name="heading 3" w:uiPriority="9" w:qFormat="1"/>
+    <w:lsdException w:name="heading 4" w:uiPriority="9" w:qFormat="1"/>
+    <w:lsdException w:name="heading 5" w:uiPriority="9" w:qFormat="1"/>
+    <w:lsdException w:name="heading 6" w:uiPriority="9" w:qFormat="1"/>
+    <w:lsdException w:name="heading 7" w:uiPriority="9" w:qFormat="1"/>
+    <w:lsdException w:name="heading 8" w:uiPriority="9" w:qFormat="1"/>
+    <w:lsdException w:name="heading 9" w:uiPriority="9" w:qFormat="1"/>
+    <w:lsdException w:name="toc 1" w:uiPriority="39"/>
+    <w:lsdException w:name="toc 2" w:uiPriority="39"/>
+    <w:lsdException w:name="toc 3" w:uiPriority="39"/>
+    <w:lsdException w:name="toc 4" w:uiPriority="39"/>
+    <w:lsdException w:name="toc 5" w:uiPriority="39"/>
+    <w:lsdException w:name="toc 6" w:uiPriority="39"/>
+    <w:lsdException w:name="toc 7" w:uiPriority="39"/>
+    <w:lsdException w:name="toc 8" w:uiPriority="39"/>
+    <w:lsdException w:name="toc 9" w:uiPriority="39"/>
+    <w:lsdException w:name="caption" w:uiPriority="35" w:qFormat="1"/>
+    <w:lsdException w:name="Title" w:semiHidden="0" w:uiPriority="10" w:unhideWhenUsed="0" w:qFormat="1"/>
+    <w:lsdException w:name="Default Paragraph Font" w:uiPriority="1"/>
+    <w:lsdException w:name="Subtitle" w:semiHidden="0" w:uiPriority="11" w:unhideWhenUsed="0" w:qFormat="1"/>
+    <w:lsdException w:name="Strong" w:semiHidden="0" w:uiPriority="22" w:unhideWhenUsed="0" w:qFormat="1"/>
+    <w:lsdException w:name="Emphasis" w:semiHidden="0" w:uiPriority="20" w:unhideWhenUsed="0" w:qFormat="1"/>
+    <w:lsdException w:name="Table Grid" w:semiHidden="0" w:uiPriority="39" w:unhideWhenUsed="0"/>
+    <w:lsdException w:name="Placeholder Text" w:unhideWhenUsed="0"/>
+    <w:lsdException w:name="No Spacing" w:semiHidden="0" w:uiPriority="1" w:unhideWhenUsed="0" w:qFormat="1"/>
+    <w:lsdException w:name="Light Shading" w:semiHidden="0" w:uiPriority="60" w:unhideWhenUsed="0"/>
+    <w:lsdException w:name="Light List" w:semiHidden="0" w:uiPriority="61" w:unhideWhenUsed="0"/>
+    <w:lsdException w:name="Light Grid" w:semiHidden="0" w:uiPriority="62" w:unhideWhenUsed="0"/>
+    <w:lsdException w:name="Medium Shading 1" w:semiHidden="0" w:uiPriority="63" w:unhideWhenUsed="0"/>
+    <w:lsdException w:name="Medium Shading 2" w:semiHidden="0" w:uiPriority="64" w:unhideWhenUsed="0"/>
+    <w:lsdException w:name="Medium List 1" w:semiHidden="0" w:uiPriority="65" w:unhideWhenUsed="0"/>
+    <w:lsdException w:name="Medium List 2" w:semiHidden="0" w:uiPriority="66" w:unhideWhenUsed="0"/>
+    <w:lsdException w:name="Medium Grid 1" w:semiHidden="0" w:uiPriority="67" w:unhideWhenUsed="0"/>
+    <w:lsdException w:name="Medium Grid 2" w:semiHidden="0" w:uiPriority="68" w:unhideWhenUsed="0"/>
+    <w:lsdException w:name="Medium Grid 3" w:semiHidden="0" w:uiPriority="69" w:unhideWhenUsed="0"/>
+    <w:lsdException w:name="Dark List" w:semiHidden="0" w:uiPriority="70" w:unhideWhenUsed="0"/>
+    <w:lsdException w:name="Colorful Shading" w:semiHidden="0" w:uiPriority="71" w:unhideWhenUsed="0"/>
+    <w:lsdException w:name="Colorful List" w:semiHidden="0" w:uiPriority="72" w:unhideWhenUsed="0"/>
+    <w:lsdException w:name="Colorful Grid" w:semiHidden="0" w:uiPriority="73" w:unhideWhenUsed="0"/>
+    <w:lsdException w:name="Light Shading Accent 1" w:semiHidden="0" w:uiPriority="60" w:unhideWhenUsed="0"/>
+    <w:lsdException w:name="Light List Accent 1" w:semiHidden="0" w:uiPriority="61" w:unhideWhenUsed="0"/>
+    <w:lsdException w:name="Light Grid Accent 1" w:semiHidden="0" w:uiPriority="62" w:unhideWhenUsed="0"/>
+    <w:lsdException w:name="Medium Shading 1 Accent 1" w:semiHidden="0" w:uiPriority="63" w:unhideWhenUsed="0"/>
+    <w:lsdException w:name="Medium Shading 2 Accent 1" w:semiHidden="0" w:uiPriority="64" w:unhideWhenUsed="0"/>
+    <w:lsdException w:name="Medium List 1 Accent 1" w:semiHidden="0" w:uiPriority="65" w:unhideWhenUsed="0"/>
+    <w:lsdException w:name="Revision" w:unhideWhenUsed="0"/>
+    <w:lsdException w:name="List Paragraph" w:semiHidden="0" w:uiPriority="34" w:unhideWhenUsed="0" w:qFormat="1"/>
+    <w:lsdException w:name="Quote" w:semiHidden="0" w:uiPriority="29" w:unhideWhenUsed="0" w:qFormat="1"/>
+    <w:lsdException w:name="Intense Quote" w:semiHidden="0" w:uiPriority="30" w:unhideWhenUsed="0" w:qFormat="1"/>
+    <w:lsdException w:name="Medium List 2 Accent 1" w:semiHidden="0" w:uiPriority="66" w:unhideWhenUsed="0"/>
+    <w:lsdException w:name="Medium Grid 1 Accent 1" w:semiHidden="0" w:uiPriority="67" w:unhideWhenUsed="0"/>
+    <w:lsdException w:name="Medium Grid 2 Accent 1" w:semiHidden="0" w:uiPriority="68" w:unhideWhenUsed="0"/>
+    <w:lsdException w:name="Medium Grid 3 Accent 1" w:semiHidden="0" w:uiPriority="69" w:unhideWhenUsed="0"/>
+    <w:lsdException w:name="Dark List Accent 1" w:semiHidden="0" w:uiPriority="70" w:unhideWhenUsed="0"/>
+    <w:lsdException w:name="Colorful Shading Accent 1" w:semiHidden="0" w:uiPriority="71" w:unhideWhenUsed="0"/>
+    <w:lsdException w:name="Colorful List Accent 1" w:semiHidden="0" w:uiPriority="72" w:unhideWhenUsed="0"/>
+    <w:lsdException w:name="Colorful Grid Accent 1" w:semiHidden="0" w:uiPriority="73" w:unhideWhenUsed="0"/>
+    <w:lsdException w:name="Light Shading Accent 2" w:semiHidden="0" w:uiPriority="60" w:unhideWhenUsed="0"/>
+    <w:lsdException w:name="Light List Accent 2" w:semiHidden="0" w:uiPriority="61" w:unhideWhenUsed="0"/>
+    <w:lsdException w:name="Light Grid Accent 2" w:semiHidden="0" w:uiPriority="62" w:unhideWhenUsed="0"/>
+    <w:lsdException w:name="Medium Shading 1 Accent 2" w:semiHidden="0" w:uiPriority="63" w:unhideWhenUsed="0"/>
+    <w:lsdException w:name="Medium Shading 2 Accent 2" w:semiHidden="0" w:uiPriority="64" w:unhideWhenUsed="0"/>
+    <w:lsdException w:name="Medium List 1 Accent 2" w:semiHidden="0" w:uiPriority="65" w:unhideWhenUsed="0"/>
+    <w:lsdException w:name="Medium List 2 Accent 2" w:semiHidden="0" w:uiPriority="66" w:unhideWhenUsed="0"/>
+    <w:lsdException w:name="Medium Grid 1 Accent 2" w:semiHidden="0" w:uiPriority="67" w:unhideWhenUsed="0"/>
+    <w:lsdException w:name="Medium Grid 2 Accent 2" w:semiHidden="0" w:uiPriority="68" w:unhideWhenUsed="0"/>
+    <w:lsdException w:name="Medium Grid 3 Accent 2" w:semiHidden="0" w:uiPriority="69" w:unhideWhenUsed="0"/>
+    <w:lsdException w:name="Dark List Accent 2" w:semiHidden="0" w:uiPriority="70" w:unhideWhenUsed="0"/>
+    <w:lsdException w:name="Colorful Shading Accent 2" w:semiHidden="0" w:uiPriority="71" w:unhideWhenUsed="0"/>
+    <w:lsdException w:name="Colorful List Accent 2" w:semiHidden="0" w:uiPriority="72" w:unhideWhenUsed="0"/>
+    <w:lsdException w:name="Colorful Grid Accent 2" w:semiHidden="0" w:uiPriority="73" w:unhideWhenUsed="0"/>
+    <w:lsdException w:name="Light Shading Accent 3" w:semiHidden="0" w:uiPriority="60" w:unhideWhenUsed="0"/>
+    <w:lsdException w:name="Light List Accent 3" w:semiHidden="0" w:uiPriority="61" w:unhideWhenUsed="0"/>
+    <w:lsdException w:name="Light Grid Accent 3" w:semiHidden="0" w:uiPriority="62" w:unhideWhenUsed="0"/>
+    <w:lsdException w:name="Medium Shading 1 Accent 3" w:semiHidden="0" w:uiPriority="63" w:unhideWhenUsed="0"/>
+    <w:lsdException w:name="Medium Shading 2 Accent 3" w:semiHidden="0" w:uiPriority="64" w:unhideWhenUsed="0"/>
+    <w:lsdException w:name="Medium List 1 Accent 3" w:semiHidden="0" w:uiPriority="65" w:unhideWhenUsed="0"/>
+    <w:lsdException w:name="Medium List 2 Accent 3" w:semiHidden="0" w:uiPriority="66" w:unhideWhenUsed="0"/>
+    <w:lsdException w:name="Medium Grid 1 Accent 3" w:semiHidden="0" w:uiPriority="67" w:unhideWhenUsed="0"/>
+    <w:lsdException w:name="Medium Grid 2 Accent 3" w:semiHidden="0" w:uiPriority="68" w:unhideWhenUsed="0"/>
+    <w:lsdException w:name="Medium Grid 3 Accent 3" w:semiHidden="0" w:uiPriority="69" w:unhideWhenUsed="0"/>
+    <w:lsdException w:name="Dark List Accent 3" w:semiHidden="0" w:uiPriority="70" w:unhideWhenUsed="0"/>
+    <w:lsdException w:name="Colorful Shading Accent 3" w:semiHidden="0" w:uiPriority="71" w:unhideWhenUsed="0"/>
+    <w:lsdException w:name="Colorful List Accent 3" w:semiHidden="0" w:uiPriority="72" w:unhideWhenUsed="0"/>
+    <w:lsdException w:name="Colorful Grid Accent 3" w:semiHidden="0" w:uiPriority="73" w:unhideWhenUsed="0"/>
+    <w:lsdException w:name="Light Shading Accent 4" w:semiHidden="0" w:uiPriority="60" w:unhideWhenUsed="0"/>
+    <w:lsdException w:name="Light List Accent 4" w:semiHidden="0" w:uiPriority="61" w:unhideWhenUsed="0"/>
+    <w:lsdException w:name="Light Grid Accent 4" w:semiHidden="0" w:uiPriority="62" w:unhideWhenUsed="0"/>
+    <w:lsdException w:name="Medium Shading 1 Accent 4" w:semiHidden="0" w:uiPriority="63" w:unhideWhenUsed="0"/>
+    <w:lsdException w:name="Medium Shading 2 Accent 4" w:semiHidden="0" w:uiPriority="64" w:unhideWhenUsed="0"/>
+    <w:lsdException w:name="Medium List 1 Accent 4" w:semiHidden="0" w:uiPriority="65" w:unhideWhenUsed="0"/>
+    <w:lsdException w:name="Medium List 2 Accent 4" w:semiHidden="0" w:uiPriority="66" w:unhideWhenUsed="0"/>
+    <w:lsdException w:name="Medium Grid 1 Accent 4" w:semiHidden="0" w:uiPriority="67" w:unhideWhenUsed="0"/>
+    <w:lsdException w:name="Medium Grid 2 Accent 4" w:semiHidden="0" w:uiPriority="68" w:unhideWhenUsed="0"/>
+    <w:lsdException w:name="Medium Grid 3 Accent 4" w:semiHidden="0" w:uiPriority="69" w:unhideWhenUsed="0"/>
+    <w:lsdException w:name="Dark List Accent 4" w:semiHidden="0" w:uiPriority="70" w:unhideWhenUsed="0"/>
+    <w:lsdException w:name="Colorful Shading Accent 4" w:semiHidden="0" w:uiPriority="71" w:unhideWhenUsed="0"/>
+    <w:lsdException w:name="Colorful List Accent 4" w:semiHidden="0" w:uiPriority="72" w:unhideWhenUsed="0"/>
+    <w:lsdException w:name="Colorful Grid Accent 4" w:semiHidden="0" w:uiPriority="73" w:unhideWhenUsed="0"/>
+    <w:lsdException w:name="Light Shading Accent 5" w:semiHidden="0" w:uiPriority="60" w:unhideWhenUsed="0"/>
+    <w:lsdException w:name="Light List Accent 5" w:semiHidden="0" w:uiPriority="61" w:unhideWhenUsed="0"/>
+    <w:lsdException w:name="Light Grid Accent 5" w:semiHidden="0" w:uiPriority="62" w:unhideWhenUsed="0"/>
+    <w:lsdException w:name="Medium Shading 1 Accent 5" w:semiHidden="0" w:uiPriority="63" w:unhideWhenUsed="0"/>
+    <w:lsdException w:name="Medium Shading 2 Accent 5" w:semiHidden="0" w:uiPriority="64" w:unhideWhenUsed="0"/>
+    <w:lsdException w:name="Medium List 1 Accent 5" w:semiHidden="0" w:uiPriority="65" w:unhideWhenUsed="0"/>
+    <w:lsdException w:name="Medium List 2 Accent 5" w:semiHidden="0" w:uiPriority="66" w:unhideWhenUsed="0"/>
+    <w:lsdException w:name="Medium Grid 1 Accent 5" w:semiHidden="0" w:uiPriority="67" w:unhideWhenUsed="0"/>
+    <w:lsdException w:name="Medium Grid 2 Accent 5" w:semiHidden="0" w:uiPriority="68" w:unhideWhenUsed="0"/>
+    <w:lsdException w:name="Medium Grid 3 Accent 5" w:semiHidden="0" w:uiPriority="69" w:unhideWhenUsed="0"/>
+    <w:lsdException w:name="Dark List Accent 5" w:semiHidden="0" w:uiPriority="70" w:unhideWhenUsed="0"/>
+    <w:lsdException w:name="Colorful Shading Accent 5" w:semiHidden="0" w:uiPriority="71" w:unhideWhenUsed="0"/>
+    <w:lsdException w:name="Colorful List Accent 5" w:semiHidden="0" w:uiPriority="72" w:unhideWhenUsed="0"/>
+    <w:lsdException w:name="Colorful Grid Accent 5" w:semiHidden="0" w:uiPriority="73" w:unhideWhenUsed="0"/>
+    <w:lsdException w:name="Light Shading Accent 6" w:semiHidden="0" w:uiPriority="60" w:unhideWhenUsed="0"/>
+    <w:lsdException w:name="Light List Accent 6" w:semiHidden="0" w:uiPriority="61" w:unhideWhenUsed="0"/>
+    <w:lsdException w:name="Light Grid Accent 6" w:semiHidden="0" w:uiPriority="62" w:unhideWhenUsed="0"/>
+    <w:lsdException w:name="Medium Shading 1 Accent 6" w:semiHidden="0" w:uiPriority="63" w:unhideWhenUsed="0"/>
+    <w:lsdException w:name="Medium Shading 2 Accent 6" w:semiHidden="0" w:uiPriority="64" w:unhideWhenUsed="0"/>
+    <w:lsdException w:name="Medium List 1 Accent 6" w:semiHidden="0" w:uiPriority="65" w:unhideWhenUsed="0"/>
+    <w:lsdException w:name="Medium List 2 Accent 6" w:semiHidden="0" w:uiPriority="66" w:unhideWhenUsed="0"/>
+    <w:lsdException w:name="Medium Grid 1 Accent 6" w:semiHidden="0" w:uiPriority="67" w:unhideWhenUsed="0"/>
+    <w:lsdException w:name="Medium Grid 2 Accent 6" w:semiHidden="0" w:uiPriority="68" w:unhideWhenUsed="0"/>
+    <w:lsdException w:name="Medium Grid 3 Accent 6" w:semiHidden="0" w:uiPriority="69" w:unhideWhenUsed="0"/>
+    <w:lsdException w:name="Dark List Accent 6" w:semiHidden="0" w:uiPriority="70" w:unhideWhenUsed="0"/>
+    <w:lsdException w:name="Colorful Shading Accent 6" w:semiHidden="0" w:uiPriority="71" w:unhideWhenUsed="0"/>
+    <w:lsdException w:name="Colorful List Accent 6" w:semiHidden="0" w:uiPriority="72" w:unhideWhenUsed="0"/>
+    <w:lsdException w:name="Colorful Grid Accent 6" w:semiHidden="0" w:uiPriority="73" w:unhideWhenUsed="0"/>
+    <w:lsdException w:name="Subtle Emphasis" w:semiHidden="0" w:uiPriority="19" w:unhideWhenUsed="0" w:qFormat="1"/>
+    <w:lsdException w:name="Intense Emphasis" w:semiHidden="0" w:uiPriority="21" w:unhideWhenUsed="0" w:qFormat="1"/>
+    <w:lsdException w:name="Subtle Reference" w:semiHidden="0" w:uiPriority="31" w:unhideWhenUsed="0" w:qFormat="1"/>
+    <w:lsdException w:name="Intense Reference" w:semiHidden="0" w:uiPriority="32" w:unhideWhenUsed="0" w:qFormat="1"/>
+    <w:lsdException w:name="Book Title" w:semiHidden="0" w:uiPriority="33" w:unhideWhenUsed="0" w:qFormat="1"/>
+    <w:lsdException w:name="Bibliography" w:uiPriority="37"/>
+    <w:lsdException w:name="TOC Heading" w:uiPriority="39" w:qFormat="1"/>
+  </w:latentStyles>
+  <w:style w:type="paragraph" w:default="1" w:styleId="Normal">
+    <w:name w:val="Normal"/>
+    <w:qFormat/>
+  </w:style>
+  <w:style w:type="character" w:default="1" w:styleId="DefaultParagraphFont">
+    <w:name w:val="Default Paragraph Font"/>
+    <w:uiPriority w:val="1"/>
+    <w:semiHidden/>
+    <w:unhideWhenUsed/>
+  </w:style>
+  <w:style w:type="table" w:default="1" w:styleId="TableNormal">
+    <w:name w:val="Normal Table"/>
+    <w:uiPriority w:val="99"/>
+    <w:semiHidden/>
+    <w:unhideWhenUsed/>
+    <w:tblPr>
+      <w:tblInd w:w="0" w:type="dxa"/>
+      <w:tblCellMar>
+        <w:top w:w="0" w:type="dxa"/>
+        <w:left w:w="108" w:type="dxa"/>
+        <w:bottom w:w="0" w:type="dxa"/>
+        <w:right w:w="108" w:type="dxa"/>
+      </w:tblCellMar>
+    </w:tblPr>
+  </w:style>
+  <w:style w:type="numbering" w:default="1" w:styleId="NoList">
+    <w:name w:val="No List"/>
+    <w:uiPriority w:val="99"/>
+    <w:semiHidden/>
+    <w:unhideWhenUsed/>
+  </w:style>
+  <w:style w:type="character" w:styleId="PlaceholderText">
+    <w:name w:val="Placeholder Text"/>
+    <w:basedOn w:val="DefaultParagraphFont"/>
+    <w:uiPriority w:val="99"/>
+    <w:semiHidden/>
+    <w:rsid w:val="001B1BB0"/>
+    <w:rPr>
+      <w:color w:val="808080"/>
+    </w:rPr>
+  </w:style>
+  <w:style w:type="paragraph" w:customStyle="1" w:styleId="272C1A22B7244BE3AEDB1C3778ACA723">
+    <w:name w:val="272C1A22B7244BE3AEDB1C3778ACA723"/>
+    <w:rsid w:val="001B1BB0"/>
+  </w:style>
+  <w:style w:type="paragraph" w:customStyle="1" w:styleId="B60308EA4A03407396F90736BAE58D5C">
+    <w:name w:val="B60308EA4A03407396F90736BAE58D5C"/>
+    <w:rsid w:val="001B1BB0"/>
+  </w:style>
+</w:styles>
+</file>
+
+<file path=word/glossary/stylesWithEffects.xml><?xml version="1.0" encoding="utf-8"?>
+<w:styles xmlns:wpc="http://schemas.microsoft.com/office/word/2010/wordprocessingCanvas" xmlns:mc="http://schemas.openxmlformats.org/markup-compatibility/2006" xmlns:o="urn:schemas-microsoft-com:office:office" xmlns:r="http://schemas.openxmlformats.org/officeDocument/2006/relationships" xmlns:m="http://schemas.openxmlformats.org/officeDocument/2006/math" xmlns:v="urn:schemas-microsoft-com:vml" xmlns:wp14="http://schemas.microsoft.com/office/word/2010/wordprocessingDrawing" xmlns:wp="http://schemas.openxmlformats.org/drawingml/2006/wordprocessingDrawing" xmlns:w10="urn:schemas-microsoft-com:office:word" xmlns:w="http://schemas.openxmlformats.org/wordprocessingml/2006/main" xmlns:w14="http://schemas.microsoft.com/office/word/2010/wordml" xmlns:wpg="http://schemas.microsoft.com/office/word/2010/wordprocessingGroup" xmlns:wpi="http://schemas.microsoft.com/office/word/2010/wordprocessingInk" xmlns:wne="http://schemas.microsoft.com/office/word/2006/wordml" xmlns:wps="http://schemas.microsoft.com/office/word/2010/wordprocessingShape" mc:Ignorable="w14 wp14">
+  <w:docDefaults>
+    <w:rPrDefault>
+      <w:rPr>
+        <w:rFonts w:asciiTheme="minorHAnsi" w:eastAsiaTheme="minorEastAsia" w:hAnsiTheme="minorHAnsi" w:cstheme="minorBidi"/>
+        <w:sz w:val="22"/>
+        <w:szCs w:val="22"/>
+        <w:lang w:val="en-US" w:eastAsia="en-US" w:bidi="ar-SA"/>
+      </w:rPr>
+    </w:rPrDefault>
+    <w:pPrDefault>
+      <w:pPr>
+        <w:spacing w:after="160" w:line="259" w:lineRule="auto"/>
+      </w:pPr>
+    </w:pPrDefault>
+  </w:docDefaults>
+  <w:latentStyles w:defLockedState="0" w:defUIPriority="99" w:defSemiHidden="1" w:defUnhideWhenUsed="1" w:defQFormat="0" w:count="267">
+    <w:lsdException w:name="Normal" w:semiHidden="0" w:uiPriority="0" w:unhideWhenUsed="0" w:qFormat="1"/>
+    <w:lsdException w:name="heading 1" w:semiHidden="0" w:uiPriority="9" w:unhideWhenUsed="0" w:qFormat="1"/>
+    <w:lsdException w:name="heading 2" w:uiPriority="9" w:qFormat="1"/>
+    <w:lsdException w:name="heading 3" w:uiPriority="9" w:qFormat="1"/>
+    <w:lsdException w:name="heading 4" w:uiPriority="9" w:qFormat="1"/>
+    <w:lsdException w:name="heading 5" w:uiPriority="9" w:qFormat="1"/>
+    <w:lsdException w:name="heading 6" w:uiPriority="9" w:qFormat="1"/>
+    <w:lsdException w:name="heading 7" w:uiPriority="9" w:qFormat="1"/>
+    <w:lsdException w:name="heading 8" w:uiPriority="9" w:qFormat="1"/>
+    <w:lsdException w:name="heading 9" w:uiPriority="9" w:qFormat="1"/>
+    <w:lsdException w:name="toc 1" w:uiPriority="39"/>
+    <w:lsdException w:name="toc 2" w:uiPriority="39"/>
+    <w:lsdException w:name="toc 3" w:uiPriority="39"/>
+    <w:lsdException w:name="toc 4" w:uiPriority="39"/>
+    <w:lsdException w:name="toc 5" w:uiPriority="39"/>
+    <w:lsdException w:name="toc 6" w:uiPriority="39"/>
+    <w:lsdException w:name="toc 7" w:uiPriority="39"/>
+    <w:lsdException w:name="toc 8" w:uiPriority="39"/>
+    <w:lsdException w:name="toc 9" w:uiPriority="39"/>
+    <w:lsdException w:name="caption" w:uiPriority="35" w:qFormat="1"/>
+    <w:lsdException w:name="Title" w:semiHidden="0" w:uiPriority="10" w:unhideWhenUsed="0" w:qFormat="1"/>
+    <w:lsdException w:name="Default Paragraph Font" w:uiPriority="1"/>
+    <w:lsdException w:name="Subtitle" w:semiHidden="0" w:uiPriority="11" w:unhideWhenUsed="0" w:qFormat="1"/>
+    <w:lsdException w:name="Strong" w:semiHidden="0" w:uiPriority="22" w:unhideWhenUsed="0" w:qFormat="1"/>
+    <w:lsdException w:name="Emphasis" w:semiHidden="0" w:uiPriority="20" w:unhideWhenUsed="0" w:qFormat="1"/>
+    <w:lsdException w:name="Table Grid" w:semiHidden="0" w:uiPriority="39" w:unhideWhenUsed="0"/>
+    <w:lsdException w:name="Placeholder Text" w:unhideWhenUsed="0"/>
+    <w:lsdException w:name="No Spacing" w:semiHidden="0" w:uiPriority="1" w:unhideWhenUsed="0" w:qFormat="1"/>
+    <w:lsdException w:name="Light Shading" w:semiHidden="0" w:uiPriority="60" w:unhideWhenUsed="0"/>
+    <w:lsdException w:name="Light List" w:semiHidden="0" w:uiPriority="61" w:unhideWhenUsed="0"/>
+    <w:lsdException w:name="Light Grid" w:semiHidden="0" w:uiPriority="62" w:unhideWhenUsed="0"/>
+    <w:lsdException w:name="Medium Shading 1" w:semiHidden="0" w:uiPriority="63" w:unhideWhenUsed="0"/>
+    <w:lsdException w:name="Medium Shading 2" w:semiHidden="0" w:uiPriority="64" w:unhideWhenUsed="0"/>
+    <w:lsdException w:name="Medium List 1" w:semiHidden="0" w:uiPriority="65" w:unhideWhenUsed="0"/>
+    <w:lsdException w:name="Medium List 2" w:semiHidden="0" w:uiPriority="66" w:unhideWhenUsed="0"/>
+    <w:lsdException w:name="Medium Grid 1" w:semiHidden="0" w:uiPriority="67" w:unhideWhenUsed="0"/>
+    <w:lsdException w:name="Medium Grid 2" w:semiHidden="0" w:uiPriority="68" w:unhideWhenUsed="0"/>
+    <w:lsdException w:name="Medium Grid 3" w:semiHidden="0" w:uiPriority="69" w:unhideWhenUsed="0"/>
+    <w:lsdException w:name="Dark List" w:semiHidden="0" w:uiPriority="70" w:unhideWhenUsed="0"/>
+    <w:lsdException w:name="Colorful Shading" w:semiHidden="0" w:uiPriority="71" w:unhideWhenUsed="0"/>
+    <w:lsdException w:name="Colorful List" w:semiHidden="0" w:uiPriority="72" w:unhideWhenUsed="0"/>
+    <w:lsdException w:name="Colorful Grid" w:semiHidden="0" w:uiPriority="73" w:unhideWhenUsed="0"/>
+    <w:lsdException w:name="Light Shading Accent 1" w:semiHidden="0" w:uiPriority="60" w:unhideWhenUsed="0"/>
+    <w:lsdException w:name="Light List Accent 1" w:semiHidden="0" w:uiPriority="61" w:unhideWhenUsed="0"/>
+    <w:lsdException w:name="Light Grid Accent 1" w:semiHidden="0" w:uiPriority="62" w:unhideWhenUsed="0"/>
+    <w:lsdException w:name="Medium Shading 1 Accent 1" w:semiHidden="0" w:uiPriority="63" w:unhideWhenUsed="0"/>
+    <w:lsdException w:name="Medium Shading 2 Accent 1" w:semiHidden="0" w:uiPriority="64" w:unhideWhenUsed="0"/>
+    <w:lsdException w:name="Medium List 1 Accent 1" w:semiHidden="0" w:uiPriority="65" w:unhideWhenUsed="0"/>
+    <w:lsdException w:name="Revision" w:unhideWhenUsed="0"/>
+    <w:lsdException w:name="List Paragraph" w:semiHidden="0" w:uiPriority="34" w:unhideWhenUsed="0" w:qFormat="1"/>
+    <w:lsdException w:name="Quote" w:semiHidden="0" w:uiPriority="29" w:unhideWhenUsed="0" w:qFormat="1"/>
+    <w:lsdException w:name="Intense Quote" w:semiHidden="0" w:uiPriority="30" w:unhideWhenUsed="0" w:qFormat="1"/>
+    <w:lsdException w:name="Medium List 2 Accent 1" w:semiHidden="0" w:uiPriority="66" w:unhideWhenUsed="0"/>
+    <w:lsdException w:name="Medium Grid 1 Accent 1" w:semiHidden="0" w:uiPriority="67" w:unhideWhenUsed="0"/>
+    <w:lsdException w:name="Medium Grid 2 Accent 1" w:semiHidden="0" w:uiPriority="68" w:unhideWhenUsed="0"/>
+    <w:lsdException w:name="Medium Grid 3 Accent 1" w:semiHidden="0" w:uiPriority="69" w:unhideWhenUsed="0"/>
+    <w:lsdException w:name="Dark List Accent 1" w:semiHidden="0" w:uiPriority="70" w:unhideWhenUsed="0"/>
+    <w:lsdException w:name="Colorful Shading Accent 1" w:semiHidden="0" w:uiPriority="71" w:unhideWhenUsed="0"/>
+    <w:lsdException w:name="Colorful List Accent 1" w:semiHidden="0" w:uiPriority="72" w:unhideWhenUsed="0"/>
+    <w:lsdException w:name="Colorful Grid Accent 1" w:semiHidden="0" w:uiPriority="73" w:unhideWhenUsed="0"/>
+    <w:lsdException w:name="Light Shading Accent 2" w:semiHidden="0" w:uiPriority="60" w:unhideWhenUsed="0"/>
+    <w:lsdException w:name="Light List Accent 2" w:semiHidden="0" w:uiPriority="61" w:unhideWhenUsed="0"/>
+    <w:lsdException w:name="Light Grid Accent 2" w:semiHidden="0" w:uiPriority="62" w:unhideWhenUsed="0"/>
+    <w:lsdException w:name="Medium Shading 1 Accent 2" w:semiHidden="0" w:uiPriority="63" w:unhideWhenUsed="0"/>
+    <w:lsdException w:name="Medium Shading 2 Accent 2" w:semiHidden="0" w:uiPriority="64" w:unhideWhenUsed="0"/>
+    <w:lsdException w:name="Medium List 1 Accent 2" w:semiHidden="0" w:uiPriority="65" w:unhideWhenUsed="0"/>
+    <w:lsdException w:name="Medium List 2 Accent 2" w:semiHidden="0" w:uiPriority="66" w:unhideWhenUsed="0"/>
+    <w:lsdException w:name="Medium Grid 1 Accent 2" w:semiHidden="0" w:uiPriority="67" w:unhideWhenUsed="0"/>
+    <w:lsdException w:name="Medium Grid 2 Accent 2" w:semiHidden="0" w:uiPriority="68" w:unhideWhenUsed="0"/>
+    <w:lsdException w:name="Medium Grid 3 Accent 2" w:semiHidden="0" w:uiPriority="69" w:unhideWhenUsed="0"/>
+    <w:lsdException w:name="Dark List Accent 2" w:semiHidden="0" w:uiPriority="70" w:unhideWhenUsed="0"/>
+    <w:lsdException w:name="Colorful Shading Accent 2" w:semiHidden="0" w:uiPriority="71" w:unhideWhenUsed="0"/>
+    <w:lsdException w:name="Colorful List Accent 2" w:semiHidden="0" w:uiPriority="72" w:unhideWhenUsed="0"/>
+    <w:lsdException w:name="Colorful Grid Accent 2" w:semiHidden="0" w:uiPriority="73" w:unhideWhenUsed="0"/>
+    <w:lsdException w:name="Light Shading Accent 3" w:semiHidden="0" w:uiPriority="60" w:unhideWhenUsed="0"/>
+    <w:lsdException w:name="Light List Accent 3" w:semiHidden="0" w:uiPriority="61" w:unhideWhenUsed="0"/>
+    <w:lsdException w:name="Light Grid Accent 3" w:semiHidden="0" w:uiPriority="62" w:unhideWhenUsed="0"/>
+    <w:lsdException w:name="Medium Shading 1 Accent 3" w:semiHidden="0" w:uiPriority="63" w:unhideWhenUsed="0"/>
+    <w:lsdException w:name="Medium Shading 2 Accent 3" w:semiHidden="0" w:uiPriority="64" w:unhideWhenUsed="0"/>
+    <w:lsdException w:name="Medium List 1 Accent 3" w:semiHidden="0" w:uiPriority="65" w:unhideWhenUsed="0"/>
+    <w:lsdException w:name="Medium List 2 Accent 3" w:semiHidden="0" w:uiPriority="66" w:unhideWhenUsed="0"/>
+    <w:lsdException w:name="Medium Grid 1 Accent 3" w:semiHidden="0" w:uiPriority="67" w:unhideWhenUsed="0"/>
+    <w:lsdException w:name="Medium Grid 2 Accent 3" w:semiHidden="0" w:uiPriority="68" w:unhideWhenUsed="0"/>
+    <w:lsdException w:name="Medium Grid 3 Accent 3" w:semiHidden="0" w:uiPriority="69" w:unhideWhenUsed="0"/>
+    <w:lsdException w:name="Dark List Accent 3" w:semiHidden="0" w:uiPriority="70" w:unhideWhenUsed="0"/>
+    <w:lsdException w:name="Colorful Shading Accent 3" w:semiHidden="0" w:uiPriority="71" w:unhideWhenUsed="0"/>
+    <w:lsdException w:name="Colorful List Accent 3" w:semiHidden="0" w:uiPriority="72" w:unhideWhenUsed="0"/>
+    <w:lsdException w:name="Colorful Grid Accent 3" w:semiHidden="0" w:uiPriority="73" w:unhideWhenUsed="0"/>
+    <w:lsdException w:name="Light Shading Accent 4" w:semiHidden="0" w:uiPriority="60" w:unhideWhenUsed="0"/>
+    <w:lsdException w:name="Light List Accent 4" w:semiHidden="0" w:uiPriority="61" w:unhideWhenUsed="0"/>
+    <w:lsdException w:name="Light Grid Accent 4" w:semiHidden="0" w:uiPriority="62" w:unhideWhenUsed="0"/>
+    <w:lsdException w:name="Medium Shading 1 Accent 4" w:semiHidden="0" w:uiPriority="63" w:unhideWhenUsed="0"/>
+    <w:lsdException w:name="Medium Shading 2 Accent 4" w:semiHidden="0" w:uiPriority="64" w:unhideWhenUsed="0"/>
+    <w:lsdException w:name="Medium List 1 Accent 4" w:semiHidden="0" w:uiPriority="65" w:unhideWhenUsed="0"/>
+    <w:lsdException w:name="Medium List 2 Accent 4" w:semiHidden="0" w:uiPriority="66" w:unhideWhenUsed="0"/>
+    <w:lsdException w:name="Medium Grid 1 Accent 4" w:semiHidden="0" w:uiPriority="67" w:unhideWhenUsed="0"/>
+    <w:lsdException w:name="Medium Grid 2 Accent 4" w:semiHidden="0" w:uiPriority="68" w:unhideWhenUsed="0"/>
+    <w:lsdException w:name="Medium Grid 3 Accent 4" w:semiHidden="0" w:uiPriority="69" w:unhideWhenUsed="0"/>
+    <w:lsdException w:name="Dark List Accent 4" w:semiHidden="0" w:uiPriority="70" w:unhideWhenUsed="0"/>
+    <w:lsdException w:name="Colorful Shading Accent 4" w:semiHidden="0" w:uiPriority="71" w:unhideWhenUsed="0"/>
+    <w:lsdException w:name="Colorful List Accent 4" w:semiHidden="0" w:uiPriority="72" w:unhideWhenUsed="0"/>
+    <w:lsdException w:name="Colorful Grid Accent 4" w:semiHidden="0" w:uiPriority="73" w:unhideWhenUsed="0"/>
+    <w:lsdException w:name="Light Shading Accent 5" w:semiHidden="0" w:uiPriority="60" w:unhideWhenUsed="0"/>
+    <w:lsdException w:name="Light List Accent 5" w:semiHidden="0" w:uiPriority="61" w:unhideWhenUsed="0"/>
+    <w:lsdException w:name="Light Grid Accent 5" w:semiHidden="0" w:uiPriority="62" w:unhideWhenUsed="0"/>
+    <w:lsdException w:name="Medium Shading 1 Accent 5" w:semiHidden="0" w:uiPriority="63" w:unhideWhenUsed="0"/>
+    <w:lsdException w:name="Medium Shading 2 Accent 5" w:semiHidden="0" w:uiPriority="64" w:unhideWhenUsed="0"/>
+    <w:lsdException w:name="Medium List 1 Accent 5" w:semiHidden="0" w:uiPriority="65" w:unhideWhenUsed="0"/>
+    <w:lsdException w:name="Medium List 2 Accent 5" w:semiHidden="0" w:uiPriority="66" w:unhideWhenUsed="0"/>
+    <w:lsdException w:name="Medium Grid 1 Accent 5" w:semiHidden="0" w:uiPriority="67" w:unhideWhenUsed="0"/>
+    <w:lsdException w:name="Medium Grid 2 Accent 5" w:semiHidden="0" w:uiPriority="68" w:unhideWhenUsed="0"/>
+    <w:lsdException w:name="Medium Grid 3 Accent 5" w:semiHidden="0" w:uiPriority="69" w:unhideWhenUsed="0"/>
+    <w:lsdException w:name="Dark List Accent 5" w:semiHidden="0" w:uiPriority="70" w:unhideWhenUsed="0"/>
+    <w:lsdException w:name="Colorful Shading Accent 5" w:semiHidden="0" w:uiPriority="71" w:unhideWhenUsed="0"/>
+    <w:lsdException w:name="Colorful List Accent 5" w:semiHidden="0" w:uiPriority="72" w:unhideWhenUsed="0"/>
+    <w:lsdException w:name="Colorful Grid Accent 5" w:semiHidden="0" w:uiPriority="73" w:unhideWhenUsed="0"/>
+    <w:lsdException w:name="Light Shading Accent 6" w:semiHidden="0" w:uiPriority="60" w:unhideWhenUsed="0"/>
+    <w:lsdException w:name="Light List Accent 6" w:semiHidden="0" w:uiPriority="61" w:unhideWhenUsed="0"/>
+    <w:lsdException w:name="Light Grid Accent 6" w:semiHidden="0" w:uiPriority="62" w:unhideWhenUsed="0"/>
+    <w:lsdException w:name="Medium Shading 1 Accent 6" w:semiHidden="0" w:uiPriority="63" w:unhideWhenUsed="0"/>
+    <w:lsdException w:name="Medium Shading 2 Accent 6" w:semiHidden="0" w:uiPriority="64" w:unhideWhenUsed="0"/>
+    <w:lsdException w:name="Medium List 1 Accent 6" w:semiHidden="0" w:uiPriority="65" w:unhideWhenUsed="0"/>
+    <w:lsdException w:name="Medium List 2 Accent 6" w:semiHidden="0" w:uiPriority="66" w:unhideWhenUsed="0"/>
+    <w:lsdException w:name="Medium Grid 1 Accent 6" w:semiHidden="0" w:uiPriority="67" w:unhideWhenUsed="0"/>
+    <w:lsdException w:name="Medium Grid 2 Accent 6" w:semiHidden="0" w:uiPriority="68" w:unhideWhenUsed="0"/>
+    <w:lsdException w:name="Medium Grid 3 Accent 6" w:semiHidden="0" w:uiPriority="69" w:unhideWhenUsed="0"/>
+    <w:lsdException w:name="Dark List Accent 6" w:semiHidden="0" w:uiPriority="70" w:unhideWhenUsed="0"/>
+    <w:lsdException w:name="Colorful Shading Accent 6" w:semiHidden="0" w:uiPriority="71" w:unhideWhenUsed="0"/>
+    <w:lsdException w:name="Colorful List Accent 6" w:semiHidden="0" w:uiPriority="72" w:unhideWhenUsed="0"/>
+    <w:lsdException w:name="Colorful Grid Accent 6" w:semiHidden="0" w:uiPriority="73" w:unhideWhenUsed="0"/>
+    <w:lsdException w:name="Subtle Emphasis" w:semiHidden="0" w:uiPriority="19" w:unhideWhenUsed="0" w:qFormat="1"/>
+    <w:lsdException w:name="Intense Emphasis" w:semiHidden="0" w:uiPriority="21" w:unhideWhenUsed="0" w:qFormat="1"/>
+    <w:lsdException w:name="Subtle Reference" w:semiHidden="0" w:uiPriority="31" w:unhideWhenUsed="0" w:qFormat="1"/>
+    <w:lsdException w:name="Intense Reference" w:semiHidden="0" w:uiPriority="32" w:unhideWhenUsed="0" w:qFormat="1"/>
+    <w:lsdException w:name="Book Title" w:semiHidden="0" w:uiPriority="33" w:unhideWhenUsed="0" w:qFormat="1"/>
+    <w:lsdException w:name="Bibliography" w:uiPriority="37"/>
+    <w:lsdException w:name="TOC Heading" w:uiPriority="39" w:qFormat="1"/>
   </w:latentStyles>
   <w:style w:type="paragraph" w:default="1" w:styleId="Normal">
     <w:name w:val="Normal"/>
@@ -14265,7 +14525,7 @@
 </file>
 
 <file path=word/glossary/webSettings.xml><?xml version="1.0" encoding="utf-8"?>
-<w:webSettings xmlns:mc="http://schemas.openxmlformats.org/markup-compatibility/2006" xmlns:r="http://schemas.openxmlformats.org/officeDocument/2006/relationships" xmlns:w="http://schemas.openxmlformats.org/wordprocessingml/2006/main" xmlns:w14="http://schemas.microsoft.com/office/word/2010/wordml" xmlns:w15="http://schemas.microsoft.com/office/word/2012/wordml" xmlns:w16cex="http://schemas.microsoft.com/office/word/2018/wordml/cex" xmlns:w16cid="http://schemas.microsoft.com/office/word/2016/wordml/cid" xmlns:w16="http://schemas.microsoft.com/office/word/2018/wordml" xmlns:w16du="http://schemas.microsoft.com/office/word/2023/wordml/word16du" xmlns:w16sdtdh="http://schemas.microsoft.com/office/word/2020/wordml/sdtdatahash" xmlns:w16sdtfl="http://schemas.microsoft.com/office/word/2024/wordml/sdtformatlock" xmlns:w16se="http://schemas.microsoft.com/office/word/2015/wordml/symex" mc:Ignorable="w14 w15 w16se w16cid w16 w16cex w16sdtdh w16sdtfl w16du">
+<w:webSettings xmlns:mc="http://schemas.openxmlformats.org/markup-compatibility/2006" xmlns:r="http://schemas.openxmlformats.org/officeDocument/2006/relationships" xmlns:w="http://schemas.openxmlformats.org/wordprocessingml/2006/main" xmlns:w14="http://schemas.microsoft.com/office/word/2010/wordml" mc:Ignorable="w14">
   <w:optimizeForBrowser/>
   <w:allowPNG/>
 </w:webSettings>
@@ -14314,7 +14574,7 @@
     </a:clrScheme>
     <a:fontScheme name="Office">
       <a:majorFont>
-        <a:latin typeface="Calibri Light" panose="020F0302020204030204"/>
+        <a:latin typeface="Calibri Light"/>
         <a:ea typeface=""/>
         <a:cs typeface=""/>
         <a:font script="Jpan" typeface="游ゴシック Light"/>
@@ -14366,7 +14626,7 @@
         <a:font script="Tfng" typeface="Ebrima"/>
       </a:majorFont>
       <a:minorFont>
-        <a:latin typeface="Calibri" panose="020F0502020204030204"/>
+        <a:latin typeface="Calibri"/>
         <a:ea typeface=""/>
         <a:cs typeface=""/>
         <a:font script="Jpan" typeface="游明朝"/>
@@ -14560,7 +14820,7 @@
   <a:extraClrSchemeLst/>
   <a:extLst>
     <a:ext uri="{05A4C25C-085E-4340-85A3-A5531E510DB2}">
-      <thm15:themeFamily xmlns:thm15="http://schemas.microsoft.com/office/thememl/2012/main" name="Office Theme" id="{62F939B6-93AF-4DB8-9C6B-D6C7DFDC589F}" vid="{4A3C46E8-61CC-4603-A589-7422A47A8E4A}"/>
+      <thm15:themeFamily xmlns="" xmlns:thm15="http://schemas.microsoft.com/office/thememl/2012/main" name="Office Theme" id="{62F939B6-93AF-4DB8-9C6B-D6C7DFDC589F}" vid="{4A3C46E8-61CC-4603-A589-7422A47A8E4A}"/>
     </a:ext>
   </a:extLst>
 </a:theme>
@@ -14765,6 +15025,10 @@
 </FormTemplates>
 </file>
 
+<file path=customXml/item4.xml><?xml version="1.0" encoding="utf-8"?>
+<b:Sources xmlns:b="http://schemas.openxmlformats.org/officeDocument/2006/bibliography" xmlns="http://schemas.openxmlformats.org/officeDocument/2006/bibliography" SelectedStyle="\APA.XSL" StyleName="APA"/>
+</file>
+
 <file path=customXml/itemProps1.xml><?xml version="1.0" encoding="utf-8"?>
 <ds:datastoreItem xmlns:ds="http://schemas.openxmlformats.org/officeDocument/2006/customXml" ds:itemID="{279A32A1-94B8-4C38-AF26-42DBFF0B0D86}">
   <ds:schemaRefs>
@@ -14798,4 +15062,12 @@
     <ds:schemaRef ds:uri="http://schemas.microsoft.com/sharepoint/v3/contenttype/forms"/>
   </ds:schemaRefs>
 </ds:datastoreItem>
+</file>
+
+<file path=customXml/itemProps4.xml><?xml version="1.0" encoding="utf-8"?>
+<ds:datastoreItem xmlns:ds="http://schemas.openxmlformats.org/officeDocument/2006/customXml" ds:itemID="{3B7E597F-9B76-47B1-8B2E-B76DFE6902AE}">
+  <ds:schemaRefs>
+    <ds:schemaRef ds:uri="http://schemas.openxmlformats.org/officeDocument/2006/bibliography"/>
+  </ds:schemaRefs>
+</ds:datastoreItem>
 </file>
--- a/documentation.docx
+++ b/documentation.docx
@@ -4,1143 +4,6 @@
   <w:body>
     <w:p>
       <w:pPr>
-        <w:pStyle w:val="Heading2"/>
-        <w:spacing w:after="0" w:line="360" w:lineRule="auto"/>
-        <w:jc w:val="both"/>
-      </w:pPr>
-      <w:r>
-        <w:t xml:space="preserve"> </w:t>
-      </w:r>
-      <w:r>
-        <w:t>FINAL REPORT FORMAT</w:t>
-      </w:r>
-    </w:p>
-    <w:p>
-      <w:pPr>
-        <w:pStyle w:val="Heading2"/>
-        <w:spacing w:after="0" w:line="360" w:lineRule="auto"/>
-        <w:jc w:val="both"/>
-      </w:pPr>
-      <w:r>
-        <w:t>Contents</w:t>
-      </w:r>
-    </w:p>
-    <w:p>
-      <w:pPr>
-        <w:pStyle w:val="ListParagraph"/>
-        <w:spacing w:after="0" w:line="360" w:lineRule="auto"/>
-        <w:ind w:left="1440"/>
-        <w:jc w:val="both"/>
-        <w:rPr>
-          <w:rFonts w:cs="Times New Roman"/>
-          <w:szCs w:val="24"/>
-        </w:rPr>
-      </w:pPr>
-      <w:r>
-        <w:rPr>
-          <w:rFonts w:cs="Times New Roman"/>
-          <w:szCs w:val="24"/>
-        </w:rPr>
-        <w:t>Title Page</w:t>
-      </w:r>
-    </w:p>
-    <w:p>
-      <w:pPr>
-        <w:pStyle w:val="ListParagraph"/>
-        <w:spacing w:after="0" w:line="360" w:lineRule="auto"/>
-        <w:ind w:left="1440"/>
-        <w:jc w:val="both"/>
-        <w:rPr>
-          <w:rFonts w:cs="Times New Roman"/>
-          <w:szCs w:val="24"/>
-        </w:rPr>
-      </w:pPr>
-      <w:r>
-        <w:rPr>
-          <w:rFonts w:cs="Times New Roman"/>
-          <w:szCs w:val="24"/>
-        </w:rPr>
-        <w:t>Acknowledgement</w:t>
-      </w:r>
-    </w:p>
-    <w:p>
-      <w:pPr>
-        <w:pStyle w:val="ListParagraph"/>
-        <w:spacing w:after="0" w:line="360" w:lineRule="auto"/>
-        <w:ind w:left="1440"/>
-        <w:jc w:val="both"/>
-        <w:rPr>
-          <w:rFonts w:cs="Times New Roman"/>
-          <w:szCs w:val="24"/>
-        </w:rPr>
-      </w:pPr>
-      <w:r>
-        <w:rPr>
-          <w:rFonts w:cs="Times New Roman"/>
-          <w:szCs w:val="24"/>
-        </w:rPr>
-        <w:t>Declaration and Recommendation</w:t>
-      </w:r>
-    </w:p>
-    <w:p>
-      <w:pPr>
-        <w:pStyle w:val="ListParagraph"/>
-        <w:spacing w:after="0" w:line="360" w:lineRule="auto"/>
-        <w:ind w:left="1440"/>
-        <w:jc w:val="both"/>
-        <w:rPr>
-          <w:rFonts w:cs="Times New Roman"/>
-          <w:szCs w:val="24"/>
-        </w:rPr>
-      </w:pPr>
-      <w:r>
-        <w:rPr>
-          <w:rFonts w:cs="Times New Roman"/>
-          <w:szCs w:val="24"/>
-        </w:rPr>
-        <w:t>Letter of Approval</w:t>
-      </w:r>
-    </w:p>
-    <w:p>
-      <w:pPr>
-        <w:pStyle w:val="ListParagraph"/>
-        <w:spacing w:after="0" w:line="360" w:lineRule="auto"/>
-        <w:ind w:left="1440"/>
-        <w:jc w:val="both"/>
-        <w:rPr>
-          <w:rFonts w:cs="Times New Roman"/>
-          <w:szCs w:val="24"/>
-        </w:rPr>
-      </w:pPr>
-      <w:r>
-        <w:rPr>
-          <w:rFonts w:cs="Times New Roman"/>
-          <w:szCs w:val="24"/>
-        </w:rPr>
-        <w:t>Abstract</w:t>
-      </w:r>
-    </w:p>
-    <w:p>
-      <w:pPr>
-        <w:pStyle w:val="ListParagraph"/>
-        <w:spacing w:after="0" w:line="360" w:lineRule="auto"/>
-        <w:ind w:left="1440"/>
-        <w:jc w:val="both"/>
-        <w:rPr>
-          <w:rFonts w:cs="Times New Roman"/>
-          <w:szCs w:val="24"/>
-        </w:rPr>
-      </w:pPr>
-      <w:r>
-        <w:rPr>
-          <w:rFonts w:cs="Times New Roman"/>
-          <w:szCs w:val="24"/>
-        </w:rPr>
-        <w:t>Table of Contents</w:t>
-      </w:r>
-    </w:p>
-    <w:p>
-      <w:pPr>
-        <w:pStyle w:val="ListParagraph"/>
-        <w:spacing w:after="0" w:line="360" w:lineRule="auto"/>
-        <w:ind w:left="1440"/>
-        <w:jc w:val="both"/>
-        <w:rPr>
-          <w:rFonts w:cs="Times New Roman"/>
-          <w:szCs w:val="24"/>
-        </w:rPr>
-      </w:pPr>
-      <w:r>
-        <w:rPr>
-          <w:rFonts w:cs="Times New Roman"/>
-          <w:szCs w:val="24"/>
-        </w:rPr>
-        <w:t>List of Tables</w:t>
-      </w:r>
-    </w:p>
-    <w:p>
-      <w:pPr>
-        <w:pStyle w:val="ListParagraph"/>
-        <w:spacing w:after="0" w:line="360" w:lineRule="auto"/>
-        <w:ind w:left="1440"/>
-        <w:jc w:val="both"/>
-        <w:rPr>
-          <w:rFonts w:cs="Times New Roman"/>
-          <w:szCs w:val="24"/>
-        </w:rPr>
-      </w:pPr>
-      <w:r>
-        <w:rPr>
-          <w:rFonts w:cs="Times New Roman"/>
-          <w:szCs w:val="24"/>
-        </w:rPr>
-        <w:t>List of Figures</w:t>
-      </w:r>
-    </w:p>
-    <w:p>
-      <w:pPr>
-        <w:pStyle w:val="ListParagraph"/>
-        <w:spacing w:after="0" w:line="360" w:lineRule="auto"/>
-        <w:ind w:left="1440"/>
-        <w:jc w:val="both"/>
-        <w:rPr>
-          <w:rFonts w:cs="Times New Roman"/>
-          <w:szCs w:val="24"/>
-        </w:rPr>
-      </w:pPr>
-      <w:r>
-        <w:rPr>
-          <w:rFonts w:cs="Times New Roman"/>
-          <w:szCs w:val="24"/>
-        </w:rPr>
-        <w:t>Abbreviations</w:t>
-      </w:r>
-    </w:p>
-    <w:p>
-      <w:pPr>
-        <w:pStyle w:val="ListParagraph"/>
-        <w:numPr>
-          <w:ilvl w:val="0"/>
-          <w:numId w:val="8"/>
-        </w:numPr>
-        <w:spacing w:after="0" w:line="360" w:lineRule="auto"/>
-        <w:jc w:val="both"/>
-        <w:rPr>
-          <w:rFonts w:cs="Times New Roman"/>
-          <w:szCs w:val="24"/>
-        </w:rPr>
-      </w:pPr>
-      <w:r>
-        <w:rPr>
-          <w:rFonts w:cs="Times New Roman"/>
-          <w:szCs w:val="24"/>
-        </w:rPr>
-        <w:t>Introduction</w:t>
-      </w:r>
-    </w:p>
-    <w:p>
-      <w:pPr>
-        <w:pStyle w:val="ListParagraph"/>
-        <w:numPr>
-          <w:ilvl w:val="0"/>
-          <w:numId w:val="8"/>
-        </w:numPr>
-        <w:spacing w:after="0" w:line="360" w:lineRule="auto"/>
-        <w:jc w:val="both"/>
-        <w:rPr>
-          <w:rFonts w:cs="Times New Roman"/>
-          <w:szCs w:val="24"/>
-        </w:rPr>
-      </w:pPr>
-      <w:r>
-        <w:rPr>
-          <w:rFonts w:cs="Times New Roman"/>
-          <w:szCs w:val="24"/>
-        </w:rPr>
-        <w:t>Problem Statement</w:t>
-      </w:r>
-    </w:p>
-    <w:p>
-      <w:pPr>
-        <w:pStyle w:val="ListParagraph"/>
-        <w:numPr>
-          <w:ilvl w:val="0"/>
-          <w:numId w:val="8"/>
-        </w:numPr>
-        <w:spacing w:after="0" w:line="360" w:lineRule="auto"/>
-        <w:jc w:val="both"/>
-        <w:rPr>
-          <w:rFonts w:cs="Times New Roman"/>
-          <w:szCs w:val="24"/>
-        </w:rPr>
-      </w:pPr>
-      <w:r>
-        <w:rPr>
-          <w:rFonts w:cs="Times New Roman"/>
-          <w:szCs w:val="24"/>
-        </w:rPr>
-        <w:t>Objectives</w:t>
-      </w:r>
-    </w:p>
-    <w:p>
-      <w:pPr>
-        <w:pStyle w:val="ListParagraph"/>
-        <w:numPr>
-          <w:ilvl w:val="0"/>
-          <w:numId w:val="8"/>
-        </w:numPr>
-        <w:spacing w:after="0" w:line="360" w:lineRule="auto"/>
-        <w:jc w:val="both"/>
-        <w:rPr>
-          <w:rFonts w:cs="Times New Roman"/>
-          <w:szCs w:val="24"/>
-        </w:rPr>
-      </w:pPr>
-      <w:r>
-        <w:rPr>
-          <w:rFonts w:cs="Times New Roman"/>
-          <w:szCs w:val="24"/>
-        </w:rPr>
-        <w:t>Background Study</w:t>
-      </w:r>
-    </w:p>
-    <w:p>
-      <w:pPr>
-        <w:pStyle w:val="ListParagraph"/>
-        <w:numPr>
-          <w:ilvl w:val="0"/>
-          <w:numId w:val="8"/>
-        </w:numPr>
-        <w:spacing w:after="0" w:line="360" w:lineRule="auto"/>
-        <w:jc w:val="both"/>
-        <w:rPr>
-          <w:rFonts w:cs="Times New Roman"/>
-          <w:szCs w:val="24"/>
-        </w:rPr>
-      </w:pPr>
-      <w:r>
-        <w:rPr>
-          <w:rFonts w:cs="Times New Roman"/>
-          <w:szCs w:val="24"/>
-        </w:rPr>
-        <w:t>Requirement Document</w:t>
-      </w:r>
-    </w:p>
-    <w:p>
-      <w:pPr>
-        <w:pStyle w:val="ListParagraph"/>
-        <w:numPr>
-          <w:ilvl w:val="0"/>
-          <w:numId w:val="8"/>
-        </w:numPr>
-        <w:spacing w:after="0" w:line="360" w:lineRule="auto"/>
-        <w:jc w:val="both"/>
-        <w:rPr>
-          <w:rFonts w:cs="Times New Roman"/>
-          <w:szCs w:val="24"/>
-        </w:rPr>
-      </w:pPr>
-      <w:r>
-        <w:rPr>
-          <w:rFonts w:cs="Times New Roman"/>
-          <w:szCs w:val="24"/>
-        </w:rPr>
-        <w:t xml:space="preserve">System Design </w:t>
-      </w:r>
-    </w:p>
-    <w:p>
-      <w:pPr>
-        <w:pStyle w:val="ListParagraph"/>
-        <w:numPr>
-          <w:ilvl w:val="0"/>
-          <w:numId w:val="8"/>
-        </w:numPr>
-        <w:spacing w:after="0" w:line="360" w:lineRule="auto"/>
-        <w:jc w:val="both"/>
-        <w:rPr>
-          <w:rFonts w:cs="Times New Roman"/>
-          <w:szCs w:val="24"/>
-        </w:rPr>
-      </w:pPr>
-      <w:r>
-        <w:rPr>
-          <w:rFonts w:cs="Times New Roman"/>
-          <w:szCs w:val="24"/>
-        </w:rPr>
-        <w:t>Development</w:t>
-      </w:r>
-    </w:p>
-    <w:p>
-      <w:pPr>
-        <w:pStyle w:val="ListParagraph"/>
-        <w:numPr>
-          <w:ilvl w:val="0"/>
-          <w:numId w:val="8"/>
-        </w:numPr>
-        <w:spacing w:after="0" w:line="360" w:lineRule="auto"/>
-        <w:jc w:val="both"/>
-        <w:rPr>
-          <w:rFonts w:cs="Times New Roman"/>
-          <w:szCs w:val="24"/>
-        </w:rPr>
-      </w:pPr>
-      <w:r>
-        <w:rPr>
-          <w:rFonts w:cs="Times New Roman"/>
-          <w:szCs w:val="24"/>
-        </w:rPr>
-        <w:t>Testing</w:t>
-      </w:r>
-    </w:p>
-    <w:p>
-      <w:pPr>
-        <w:pStyle w:val="ListParagraph"/>
-        <w:numPr>
-          <w:ilvl w:val="0"/>
-          <w:numId w:val="8"/>
-        </w:numPr>
-        <w:spacing w:after="0" w:line="360" w:lineRule="auto"/>
-        <w:jc w:val="both"/>
-        <w:rPr>
-          <w:rFonts w:cs="Times New Roman"/>
-          <w:szCs w:val="24"/>
-        </w:rPr>
-      </w:pPr>
-      <w:r>
-        <w:rPr>
-          <w:rFonts w:cs="Times New Roman"/>
-          <w:szCs w:val="24"/>
-        </w:rPr>
-        <w:t>Project Result (Should supplement this topic with a Demo)</w:t>
-      </w:r>
-    </w:p>
-    <w:p>
-      <w:pPr>
-        <w:pStyle w:val="ListParagraph"/>
-        <w:numPr>
-          <w:ilvl w:val="0"/>
-          <w:numId w:val="8"/>
-        </w:numPr>
-        <w:spacing w:after="0" w:line="360" w:lineRule="auto"/>
-        <w:jc w:val="both"/>
-        <w:rPr>
-          <w:rFonts w:cs="Times New Roman"/>
-          <w:szCs w:val="24"/>
-        </w:rPr>
-      </w:pPr>
-      <w:r>
-        <w:rPr>
-          <w:rFonts w:cs="Times New Roman"/>
-          <w:szCs w:val="24"/>
-        </w:rPr>
-        <w:t>Future Enhancements</w:t>
-      </w:r>
-    </w:p>
-    <w:p>
-      <w:pPr>
-        <w:pStyle w:val="ListParagraph"/>
-        <w:numPr>
-          <w:ilvl w:val="0"/>
-          <w:numId w:val="8"/>
-        </w:numPr>
-        <w:spacing w:after="0" w:line="360" w:lineRule="auto"/>
-        <w:jc w:val="both"/>
-        <w:rPr>
-          <w:rFonts w:cs="Times New Roman"/>
-          <w:szCs w:val="24"/>
-        </w:rPr>
-      </w:pPr>
-      <w:r>
-        <w:rPr>
-          <w:rFonts w:cs="Times New Roman"/>
-          <w:szCs w:val="24"/>
-        </w:rPr>
-        <w:t>Conclusion</w:t>
-      </w:r>
-    </w:p>
-    <w:p>
-      <w:pPr>
-        <w:pStyle w:val="ListParagraph"/>
-        <w:numPr>
-          <w:ilvl w:val="0"/>
-          <w:numId w:val="8"/>
-        </w:numPr>
-        <w:spacing w:after="0" w:line="360" w:lineRule="auto"/>
-        <w:jc w:val="both"/>
-        <w:rPr>
-          <w:rFonts w:cs="Times New Roman"/>
-          <w:szCs w:val="24"/>
-        </w:rPr>
-      </w:pPr>
-      <w:r>
-        <w:rPr>
-          <w:rFonts w:cs="Times New Roman"/>
-          <w:szCs w:val="24"/>
-        </w:rPr>
-        <w:t>Annex</w:t>
-      </w:r>
-    </w:p>
-    <w:p>
-      <w:pPr>
-        <w:pStyle w:val="Heading1"/>
-        <w:spacing w:after="0" w:line="360" w:lineRule="auto"/>
-        <w:jc w:val="both"/>
-      </w:pPr>
-      <w:r>
-        <w:t>4. Formatting Guidelines</w:t>
-      </w:r>
-    </w:p>
-    <w:p>
-      <w:pPr>
-        <w:pStyle w:val="Heading2"/>
-        <w:spacing w:after="0" w:line="360" w:lineRule="auto"/>
-        <w:jc w:val="both"/>
-      </w:pPr>
-      <w:bookmarkStart w:id="0" w:name="_Toc265989753"/>
-      <w:r>
-        <w:t>4.1 Paper</w:t>
-      </w:r>
-      <w:bookmarkEnd w:id="0"/>
-    </w:p>
-    <w:p>
-      <w:pPr>
-        <w:spacing w:after="0" w:line="360" w:lineRule="auto"/>
-        <w:jc w:val="both"/>
-        <w:rPr>
-          <w:rFonts w:cs="Times New Roman"/>
-          <w:szCs w:val="24"/>
-        </w:rPr>
-      </w:pPr>
-      <w:r>
-        <w:rPr>
-          <w:rFonts w:cs="Times New Roman"/>
-          <w:szCs w:val="24"/>
-        </w:rPr>
-        <w:t>Use A4 size white paper and print only on single side of the paper.</w:t>
-      </w:r>
-    </w:p>
-    <w:p>
-      <w:pPr>
-        <w:pStyle w:val="Heading2"/>
-        <w:spacing w:after="0" w:line="360" w:lineRule="auto"/>
-        <w:jc w:val="both"/>
-      </w:pPr>
-      <w:bookmarkStart w:id="1" w:name="_Toc265989754"/>
-      <w:r>
-        <w:t>4.2 Length of the Report</w:t>
-      </w:r>
-      <w:bookmarkEnd w:id="1"/>
-    </w:p>
-    <w:p>
-      <w:pPr>
-        <w:spacing w:after="0" w:line="360" w:lineRule="auto"/>
-        <w:jc w:val="both"/>
-        <w:rPr>
-          <w:rFonts w:cs="Times New Roman"/>
-          <w:szCs w:val="24"/>
-        </w:rPr>
-      </w:pPr>
-      <w:r>
-        <w:rPr>
-          <w:rFonts w:cs="Times New Roman"/>
-          <w:szCs w:val="24"/>
-        </w:rPr>
-        <w:t>It depends on the nature of the project. The valid length is under the jurisdiction of the supervisor and the department.</w:t>
-      </w:r>
-    </w:p>
-    <w:p>
-      <w:pPr>
-        <w:pStyle w:val="Heading2"/>
-        <w:spacing w:after="0" w:line="360" w:lineRule="auto"/>
-        <w:jc w:val="both"/>
-      </w:pPr>
-      <w:bookmarkStart w:id="2" w:name="_Toc265989755"/>
-      <w:r>
-        <w:lastRenderedPageBreak/>
-        <w:t>4.3 Margins</w:t>
-      </w:r>
-      <w:bookmarkEnd w:id="2"/>
-    </w:p>
-    <w:p>
-      <w:pPr>
-        <w:spacing w:after="0" w:line="360" w:lineRule="auto"/>
-        <w:jc w:val="both"/>
-        <w:rPr>
-          <w:rFonts w:cs="Times New Roman"/>
-          <w:szCs w:val="24"/>
-        </w:rPr>
-      </w:pPr>
-      <w:r>
-        <w:rPr>
-          <w:rFonts w:cs="Times New Roman"/>
-          <w:szCs w:val="24"/>
-        </w:rPr>
-        <w:t>Left side: 1.5 inch, Right side: 1 inch, Bottom: 1 inch, Top: 1 inch</w:t>
-      </w:r>
-    </w:p>
-    <w:p>
-      <w:pPr>
-        <w:pStyle w:val="Heading2"/>
-        <w:spacing w:after="0" w:line="360" w:lineRule="auto"/>
-        <w:jc w:val="both"/>
-      </w:pPr>
-      <w:bookmarkStart w:id="3" w:name="_Toc265989756"/>
-      <w:r>
-        <w:t>4.4 Font</w:t>
-      </w:r>
-      <w:bookmarkEnd w:id="3"/>
-    </w:p>
-    <w:p>
-      <w:pPr>
-        <w:spacing w:after="0" w:line="360" w:lineRule="auto"/>
-        <w:jc w:val="both"/>
-        <w:rPr>
-          <w:rFonts w:cs="Times New Roman"/>
-          <w:szCs w:val="24"/>
-        </w:rPr>
-      </w:pPr>
-      <w:r>
-        <w:rPr>
-          <w:rFonts w:cs="Times New Roman"/>
-          <w:szCs w:val="24"/>
-        </w:rPr>
-        <w:t>Times New Roman, Black</w:t>
-      </w:r>
-    </w:p>
-    <w:p>
-      <w:pPr>
-        <w:pStyle w:val="Heading2"/>
-        <w:spacing w:after="0" w:line="360" w:lineRule="auto"/>
-        <w:jc w:val="both"/>
-      </w:pPr>
-      <w:bookmarkStart w:id="4" w:name="_Toc265989757"/>
-      <w:r>
-        <w:t>4.5 Font Size</w:t>
-      </w:r>
-      <w:bookmarkEnd w:id="4"/>
-    </w:p>
-    <w:p>
-      <w:pPr>
-        <w:spacing w:after="0" w:line="360" w:lineRule="auto"/>
-        <w:jc w:val="both"/>
-        <w:rPr>
-          <w:rFonts w:cs="Times New Roman"/>
-          <w:szCs w:val="24"/>
-        </w:rPr>
-      </w:pPr>
-      <w:r>
-        <w:rPr>
-          <w:rFonts w:cs="Times New Roman"/>
-          <w:szCs w:val="24"/>
-        </w:rPr>
-        <w:t xml:space="preserve">Heading 1: 16, Bold, </w:t>
-      </w:r>
-      <w:r>
-        <w:rPr>
-          <w:rFonts w:cs="Times New Roman"/>
-          <w:szCs w:val="24"/>
-        </w:rPr>
-        <w:t>Space Before:  12 pt, After:  12 pt, Keep with next, Keep lines together</w:t>
-      </w:r>
-      <w:r>
-        <w:rPr>
-          <w:rFonts w:cs="Times New Roman"/>
-          <w:szCs w:val="24"/>
-        </w:rPr>
-        <w:t xml:space="preserve">, Every context word should start with Uppercase, </w:t>
-      </w:r>
-    </w:p>
-    <w:p>
-      <w:pPr>
-        <w:spacing w:after="0" w:line="360" w:lineRule="auto"/>
-        <w:jc w:val="both"/>
-        <w:rPr>
-          <w:rFonts w:cs="Times New Roman"/>
-          <w:szCs w:val="24"/>
-        </w:rPr>
-      </w:pPr>
-      <w:r>
-        <w:rPr>
-          <w:rFonts w:cs="Times New Roman"/>
-          <w:szCs w:val="24"/>
-        </w:rPr>
-        <w:t xml:space="preserve">Heading 2: 14, Bold, </w:t>
-      </w:r>
-      <w:r>
-        <w:rPr>
-          <w:rFonts w:cs="Times New Roman"/>
-          <w:szCs w:val="24"/>
-        </w:rPr>
-        <w:t>Space Before:  12 pt, After:  12 pt, Keep with next, Keep lines together</w:t>
-      </w:r>
-      <w:r>
-        <w:rPr>
-          <w:rFonts w:cs="Times New Roman"/>
-          <w:szCs w:val="24"/>
-        </w:rPr>
-        <w:t>, Every context word should start with Uppercase</w:t>
-      </w:r>
-    </w:p>
-    <w:p>
-      <w:pPr>
-        <w:spacing w:after="0" w:line="360" w:lineRule="auto"/>
-        <w:jc w:val="both"/>
-        <w:rPr>
-          <w:rFonts w:cs="Times New Roman"/>
-          <w:szCs w:val="24"/>
-        </w:rPr>
-      </w:pPr>
-      <w:r>
-        <w:rPr>
-          <w:rFonts w:cs="Times New Roman"/>
-          <w:szCs w:val="24"/>
-        </w:rPr>
-        <w:t xml:space="preserve">Heading 3: 12, Bold, </w:t>
-      </w:r>
-      <w:r>
-        <w:rPr>
-          <w:rFonts w:cs="Times New Roman"/>
-          <w:szCs w:val="24"/>
-        </w:rPr>
-        <w:t xml:space="preserve">Space Before:  6 pt, After:  6 pt, Keep with next, Keep lines together </w:t>
-      </w:r>
-      <w:r>
-        <w:rPr>
-          <w:rFonts w:cs="Times New Roman"/>
-          <w:szCs w:val="24"/>
-        </w:rPr>
-        <w:t>, Every context word should start with Uppercase</w:t>
-      </w:r>
-    </w:p>
-    <w:p>
-      <w:pPr>
-        <w:spacing w:after="0" w:line="360" w:lineRule="auto"/>
-        <w:jc w:val="both"/>
-        <w:rPr>
-          <w:rFonts w:cs="Times New Roman"/>
-          <w:szCs w:val="24"/>
-        </w:rPr>
-      </w:pPr>
-      <w:r>
-        <w:rPr>
-          <w:rFonts w:cs="Times New Roman"/>
-          <w:szCs w:val="24"/>
-        </w:rPr>
-        <w:t>Heading 4: 12, Normal, Every context word should start with Uppercase</w:t>
-      </w:r>
-    </w:p>
-    <w:p>
-      <w:pPr>
-        <w:spacing w:after="0" w:line="360" w:lineRule="auto"/>
-        <w:jc w:val="both"/>
-        <w:rPr>
-          <w:rFonts w:cs="Times New Roman"/>
-          <w:szCs w:val="24"/>
-        </w:rPr>
-      </w:pPr>
-      <w:r>
-        <w:rPr>
-          <w:rFonts w:cs="Times New Roman"/>
-          <w:szCs w:val="24"/>
-        </w:rPr>
-        <w:t>Main Text: 12, Normal and Justified, Italics and Bold are permitted for emphasis as and when required.</w:t>
-      </w:r>
-    </w:p>
-    <w:p>
-      <w:pPr>
-        <w:pStyle w:val="Heading2"/>
-        <w:spacing w:after="0" w:line="360" w:lineRule="auto"/>
-        <w:jc w:val="both"/>
-      </w:pPr>
-      <w:bookmarkStart w:id="5" w:name="_Toc265989758"/>
-      <w:r>
-        <w:t>4.6 Line Spacing</w:t>
-      </w:r>
-      <w:bookmarkEnd w:id="5"/>
-    </w:p>
-    <w:p>
-      <w:pPr>
-        <w:spacing w:after="0" w:line="360" w:lineRule="auto"/>
-        <w:jc w:val="both"/>
-        <w:rPr>
-          <w:rFonts w:cs="Times New Roman"/>
-          <w:szCs w:val="24"/>
-        </w:rPr>
-      </w:pPr>
-      <w:r>
-        <w:rPr>
-          <w:rFonts w:cs="Times New Roman"/>
-          <w:szCs w:val="24"/>
-        </w:rPr>
-        <w:t>1.5 lines</w:t>
-      </w:r>
-    </w:p>
-    <w:p>
-      <w:pPr>
-        <w:pStyle w:val="Heading2"/>
-        <w:numPr>
-          <w:ilvl w:val="1"/>
-          <w:numId w:val="10"/>
-        </w:numPr>
-        <w:spacing w:after="0" w:line="360" w:lineRule="auto"/>
-        <w:jc w:val="both"/>
-      </w:pPr>
-      <w:bookmarkStart w:id="6" w:name="_Toc265989759"/>
-      <w:r>
-        <w:t>Paragraph</w:t>
-      </w:r>
-      <w:bookmarkEnd w:id="6"/>
-      <w:r>
-        <w:t xml:space="preserve"> </w:t>
-      </w:r>
-    </w:p>
-    <w:p>
-      <w:pPr>
-        <w:spacing w:after="0" w:line="360" w:lineRule="auto"/>
-        <w:jc w:val="both"/>
-        <w:rPr>
-          <w:rFonts w:cs="Times New Roman"/>
-          <w:szCs w:val="24"/>
-        </w:rPr>
-      </w:pPr>
-      <w:r>
-        <w:rPr>
-          <w:rFonts w:cs="Times New Roman"/>
-          <w:szCs w:val="24"/>
-        </w:rPr>
-        <w:t>N</w:t>
-      </w:r>
-      <w:r>
-        <w:rPr>
-          <w:rFonts w:cs="Times New Roman"/>
-          <w:szCs w:val="24"/>
-        </w:rPr>
-        <w:t xml:space="preserve">o indentation </w:t>
-      </w:r>
-    </w:p>
-    <w:p>
-      <w:pPr>
-        <w:pStyle w:val="Heading2"/>
-        <w:spacing w:after="0" w:line="360" w:lineRule="auto"/>
-        <w:jc w:val="both"/>
-      </w:pPr>
-      <w:bookmarkStart w:id="7" w:name="_Toc265989760"/>
-      <w:r>
-        <w:t>4.8. Page Number</w:t>
-      </w:r>
-      <w:bookmarkEnd w:id="7"/>
-    </w:p>
-    <w:p>
-      <w:pPr>
-        <w:spacing w:after="0" w:line="360" w:lineRule="auto"/>
-        <w:jc w:val="both"/>
-        <w:rPr>
-          <w:rFonts w:cs="Times New Roman"/>
-          <w:szCs w:val="24"/>
-        </w:rPr>
-      </w:pPr>
-      <w:r>
-        <w:rPr>
-          <w:rFonts w:cs="Times New Roman"/>
-          <w:szCs w:val="24"/>
-        </w:rPr>
-        <w:t>At the right of the page, Times New Roman, 10, Black, Normal</w:t>
-      </w:r>
-    </w:p>
-    <w:p>
-      <w:pPr>
-        <w:pStyle w:val="Heading2"/>
-        <w:spacing w:after="0" w:line="360" w:lineRule="auto"/>
-        <w:jc w:val="both"/>
-      </w:pPr>
-      <w:bookmarkStart w:id="8" w:name="_Toc265989761"/>
-      <w:r>
-        <w:t>4.9 Pagination</w:t>
-      </w:r>
-      <w:bookmarkEnd w:id="8"/>
-    </w:p>
-    <w:p>
-      <w:pPr>
-        <w:spacing w:after="0" w:line="360" w:lineRule="auto"/>
-        <w:jc w:val="both"/>
-        <w:rPr>
-          <w:rFonts w:cs="Times New Roman"/>
-          <w:szCs w:val="24"/>
-        </w:rPr>
-      </w:pPr>
-      <w:r>
-        <w:rPr>
-          <w:rFonts w:cs="Times New Roman"/>
-          <w:szCs w:val="24"/>
-        </w:rPr>
-        <w:t>Natural numbers (1,2,3,…) from first page to end of the report including Annex. Roman numbering in the introductory pages like Acknowledgement, Table of Contents, List of Tables, List of Figures, and other if any.</w:t>
-      </w:r>
-    </w:p>
-    <w:p>
-      <w:pPr>
-        <w:pStyle w:val="Heading2"/>
-        <w:spacing w:after="0" w:line="360" w:lineRule="auto"/>
-        <w:jc w:val="both"/>
-      </w:pPr>
-      <w:bookmarkStart w:id="9" w:name="_Toc265989762"/>
-      <w:r>
-        <w:t>4.10 Table and Figure labeling</w:t>
-      </w:r>
-      <w:bookmarkEnd w:id="9"/>
-    </w:p>
-    <w:p>
-      <w:pPr>
-        <w:spacing w:after="0" w:line="360" w:lineRule="auto"/>
-        <w:jc w:val="both"/>
-        <w:rPr>
-          <w:rFonts w:cs="Times New Roman"/>
-          <w:szCs w:val="24"/>
-        </w:rPr>
-      </w:pPr>
-      <w:r>
-        <w:rPr>
-          <w:rFonts w:cs="Times New Roman"/>
-          <w:szCs w:val="24"/>
-        </w:rPr>
-        <w:t xml:space="preserve">Table Section No.Table No – Table Name, Times New Roman, 10, Normal, center </w:t>
-      </w:r>
-    </w:p>
-    <w:p>
-      <w:pPr>
-        <w:spacing w:after="0" w:line="360" w:lineRule="auto"/>
-        <w:jc w:val="both"/>
-        <w:rPr>
-          <w:rFonts w:cs="Times New Roman"/>
-          <w:sz w:val="20"/>
-          <w:szCs w:val="20"/>
-        </w:rPr>
-      </w:pPr>
-      <w:r>
-        <w:rPr>
-          <w:rFonts w:cs="Times New Roman"/>
-          <w:szCs w:val="24"/>
-        </w:rPr>
-        <w:t>e.g.,</w:t>
-      </w:r>
-      <w:r>
-        <w:rPr>
-          <w:rFonts w:cs="Times New Roman"/>
-          <w:szCs w:val="24"/>
-        </w:rPr>
-        <w:t xml:space="preserve"> </w:t>
-      </w:r>
-      <w:r>
-        <w:rPr>
-          <w:rFonts w:cs="Times New Roman"/>
-          <w:sz w:val="20"/>
-          <w:szCs w:val="20"/>
-        </w:rPr>
-        <w:t xml:space="preserve">Table </w:t>
-      </w:r>
-      <w:r>
-        <w:rPr>
-          <w:rFonts w:cs="Times New Roman"/>
-          <w:sz w:val="20"/>
-          <w:szCs w:val="20"/>
-        </w:rPr>
-        <w:t>4.</w:t>
-      </w:r>
-      <w:r>
-        <w:rPr>
-          <w:rFonts w:cs="Times New Roman"/>
-          <w:sz w:val="20"/>
-          <w:szCs w:val="20"/>
-        </w:rPr>
-        <w:t>10</w:t>
-      </w:r>
-      <w:r>
-        <w:rPr>
-          <w:rFonts w:cs="Times New Roman"/>
-          <w:sz w:val="20"/>
-          <w:szCs w:val="20"/>
-        </w:rPr>
-        <w:t>.1- Table Naming Example</w:t>
-      </w:r>
-    </w:p>
-    <w:p>
-      <w:pPr>
-        <w:spacing w:after="0" w:line="360" w:lineRule="auto"/>
-        <w:jc w:val="both"/>
-        <w:rPr>
-          <w:rFonts w:cs="Times New Roman"/>
-          <w:szCs w:val="20"/>
-        </w:rPr>
-      </w:pPr>
-      <w:r>
-        <w:rPr>
-          <w:rFonts w:cs="Times New Roman"/>
-          <w:szCs w:val="20"/>
-        </w:rPr>
-        <w:t>Figure Section No.Figure No – Figure Name, Times New Roman, 10, Normal</w:t>
-      </w:r>
-      <w:r>
-        <w:rPr>
-          <w:rFonts w:cs="Times New Roman"/>
-          <w:szCs w:val="20"/>
-        </w:rPr>
-        <w:t>, center</w:t>
-      </w:r>
-    </w:p>
-    <w:p>
-      <w:pPr>
-        <w:spacing w:after="0" w:line="360" w:lineRule="auto"/>
-        <w:jc w:val="both"/>
-        <w:rPr>
-          <w:rFonts w:cs="Times New Roman"/>
-          <w:szCs w:val="20"/>
-        </w:rPr>
-      </w:pPr>
-      <w:r>
-        <w:rPr>
-          <w:rFonts w:cs="Times New Roman"/>
-          <w:szCs w:val="20"/>
-        </w:rPr>
-        <w:t>e.g.,</w:t>
-      </w:r>
-      <w:r>
-        <w:rPr>
-          <w:rFonts w:cs="Times New Roman"/>
-          <w:szCs w:val="20"/>
-        </w:rPr>
-        <w:t xml:space="preserve"> </w:t>
-      </w:r>
-      <w:r>
-        <w:rPr>
-          <w:rFonts w:cs="Times New Roman"/>
-          <w:sz w:val="20"/>
-          <w:szCs w:val="20"/>
-        </w:rPr>
-        <w:t>Figure 4.</w:t>
-      </w:r>
-      <w:r>
-        <w:rPr>
-          <w:rFonts w:cs="Times New Roman"/>
-          <w:sz w:val="20"/>
-          <w:szCs w:val="20"/>
-        </w:rPr>
-        <w:t>10</w:t>
-      </w:r>
-      <w:r>
-        <w:rPr>
-          <w:rFonts w:cs="Times New Roman"/>
-          <w:sz w:val="20"/>
-          <w:szCs w:val="20"/>
-        </w:rPr>
-        <w:t>.1 – Figure Naming Example</w:t>
-      </w:r>
-    </w:p>
-    <w:p>
-      <w:pPr>
-        <w:pStyle w:val="Heading2"/>
-        <w:spacing w:after="0" w:line="360" w:lineRule="auto"/>
-        <w:jc w:val="both"/>
-      </w:pPr>
-      <w:bookmarkStart w:id="10" w:name="_Toc265989763"/>
-      <w:r>
-        <w:t>4.11 Binding</w:t>
-      </w:r>
-      <w:bookmarkEnd w:id="10"/>
-    </w:p>
-    <w:p>
-      <w:pPr>
-        <w:spacing w:after="0" w:line="360" w:lineRule="auto"/>
-        <w:jc w:val="both"/>
-        <w:rPr>
-          <w:rFonts w:cs="Times New Roman"/>
-          <w:szCs w:val="20"/>
-        </w:rPr>
-      </w:pPr>
-      <w:r>
-        <w:rPr>
-          <w:rFonts w:cs="Times New Roman"/>
-          <w:szCs w:val="20"/>
-        </w:rPr>
-        <w:t>Proposal: Tape Binding (1 Copy during defense and after defense, 2 copies of finalized version of the proposal with correction need to be submitted to the college).</w:t>
-      </w:r>
-    </w:p>
-    <w:p>
-      <w:pPr>
-        <w:spacing w:after="0" w:line="360" w:lineRule="auto"/>
-        <w:jc w:val="both"/>
-        <w:rPr>
-          <w:rFonts w:cs="Times New Roman"/>
-          <w:szCs w:val="20"/>
-        </w:rPr>
-      </w:pPr>
-      <w:r>
-        <w:rPr>
-          <w:rFonts w:cs="Times New Roman"/>
-          <w:szCs w:val="20"/>
-        </w:rPr>
-        <w:t>Mid Term Progress Report: Tape Binding (1 copy to the supervisor)</w:t>
-      </w:r>
-    </w:p>
-    <w:p>
-      <w:pPr>
-        <w:spacing w:after="0" w:line="360" w:lineRule="auto"/>
-        <w:jc w:val="both"/>
-        <w:rPr>
-          <w:rFonts w:cs="Times New Roman"/>
-          <w:szCs w:val="20"/>
-        </w:rPr>
-      </w:pPr>
-    </w:p>
-    <w:p>
-      <w:pPr>
-        <w:spacing w:after="0" w:line="360" w:lineRule="auto"/>
-        <w:jc w:val="both"/>
-        <w:rPr>
-          <w:rFonts w:cs="Times New Roman"/>
-          <w:b/>
-          <w:bCs/>
-          <w:szCs w:val="20"/>
-        </w:rPr>
-      </w:pPr>
-      <w:r>
-        <w:rPr>
-          <w:rFonts w:cs="Times New Roman"/>
-          <w:b/>
-          <w:bCs/>
-          <w:szCs w:val="20"/>
-        </w:rPr>
-        <w:t xml:space="preserve">Final Project Report: </w:t>
-      </w:r>
-    </w:p>
-    <w:p>
-      <w:pPr>
-        <w:spacing w:after="0" w:line="360" w:lineRule="auto"/>
-        <w:ind w:firstLine="720"/>
-        <w:jc w:val="both"/>
-        <w:rPr>
-          <w:rFonts w:cs="Times New Roman"/>
-          <w:szCs w:val="20"/>
-        </w:rPr>
-      </w:pPr>
-      <w:r>
-        <w:rPr>
-          <w:rFonts w:cs="Times New Roman"/>
-          <w:szCs w:val="20"/>
-        </w:rPr>
-        <w:t>For 2</w:t>
-      </w:r>
-      <w:r>
-        <w:rPr>
-          <w:rFonts w:cs="Times New Roman"/>
-          <w:szCs w:val="20"/>
-          <w:vertAlign w:val="superscript"/>
-        </w:rPr>
-        <w:t>nd</w:t>
-      </w:r>
-      <w:r>
-        <w:rPr>
-          <w:rFonts w:cs="Times New Roman"/>
-          <w:szCs w:val="20"/>
-        </w:rPr>
-        <w:t xml:space="preserve"> and 4</w:t>
-      </w:r>
-      <w:r>
-        <w:rPr>
-          <w:rFonts w:cs="Times New Roman"/>
-          <w:szCs w:val="20"/>
-          <w:vertAlign w:val="superscript"/>
-        </w:rPr>
-        <w:t>th</w:t>
-      </w:r>
-      <w:r>
-        <w:rPr>
-          <w:rFonts w:cs="Times New Roman"/>
-          <w:szCs w:val="20"/>
-        </w:rPr>
-        <w:t xml:space="preserve"> Semester</w:t>
-      </w:r>
-    </w:p>
-    <w:p>
-      <w:pPr>
         <w:spacing w:after="0" w:line="360" w:lineRule="auto"/>
         <w:ind w:left="720"/>
         <w:jc w:val="both"/>
@@ -1154,73 +17,7 @@
           <w:rFonts w:cs="Times New Roman"/>
           <w:szCs w:val="20"/>
         </w:rPr>
-        <w:t>Tape Binding (Total 4 Copies: Pokhara University – 1 Copy, College – 2 Copies, Student – 1 Copy). No. of student copies may differ according to the number of members in the project group.</w:t>
-      </w:r>
-    </w:p>
-    <w:p>
-      <w:pPr>
-        <w:spacing w:after="0" w:line="360" w:lineRule="auto"/>
-        <w:ind w:firstLine="720"/>
-        <w:jc w:val="both"/>
-        <w:rPr>
-          <w:rFonts w:cs="Times New Roman"/>
-          <w:szCs w:val="20"/>
-        </w:rPr>
-      </w:pPr>
-      <w:r>
-        <w:rPr>
-          <w:rFonts w:cs="Times New Roman"/>
-          <w:szCs w:val="20"/>
-        </w:rPr>
-        <w:t>For 6</w:t>
-      </w:r>
-      <w:r>
-        <w:rPr>
-          <w:rFonts w:cs="Times New Roman"/>
-          <w:szCs w:val="20"/>
-          <w:vertAlign w:val="superscript"/>
-        </w:rPr>
-        <w:t>th</w:t>
-      </w:r>
-      <w:r>
-        <w:rPr>
-          <w:rFonts w:cs="Times New Roman"/>
-          <w:szCs w:val="20"/>
-        </w:rPr>
-        <w:t xml:space="preserve"> and 8</w:t>
-      </w:r>
-      <w:r>
-        <w:rPr>
-          <w:rFonts w:cs="Times New Roman"/>
-          <w:szCs w:val="20"/>
-          <w:vertAlign w:val="superscript"/>
-        </w:rPr>
-        <w:t>th</w:t>
-      </w:r>
-      <w:r>
-        <w:rPr>
-          <w:rFonts w:cs="Times New Roman"/>
-          <w:szCs w:val="20"/>
-        </w:rPr>
-        <w:t xml:space="preserve"> Semester</w:t>
-      </w:r>
-    </w:p>
-    <w:p>
-      <w:pPr>
-        <w:spacing w:after="0" w:line="360" w:lineRule="auto"/>
-        <w:ind w:left="720"/>
-        <w:jc w:val="both"/>
-        <w:rPr>
-          <w:rFonts w:cs="Times New Roman"/>
-          <w:szCs w:val="20"/>
-        </w:rPr>
-      </w:pPr>
-      <w:r>
-        <w:rPr>
-          <w:rFonts w:cs="Times New Roman"/>
-          <w:szCs w:val="20"/>
-        </w:rPr>
-        <w:t>Hard Binding (Total 4 Copies: Pokhara University – 1 Copy, College – 2 Copies, Student – 1 Copy). No. of student copies may differ according to the number of members in the project group.</w:t>
+        <w:t>.</w:t>
       </w:r>
     </w:p>
     <w:p>
@@ -1260,6 +57,7 @@
           <w:noProof/>
           <w:lang w:val="en-US"/>
         </w:rPr>
+        <w:lastRenderedPageBreak/>
         <w:drawing>
           <wp:inline distT="0" distB="0" distL="0" distR="0" wp14:anchorId="7ED736C8" wp14:editId="19800969">
             <wp:extent cx="2379345" cy="694055"/>
@@ -1323,7 +121,7 @@
           <w:szCs w:val="28"/>
         </w:rPr>
       </w:pPr>
-      <w:bookmarkStart w:id="11" w:name="_Toc52224141"/>
+      <w:bookmarkStart w:id="0" w:name="_Toc52224141"/>
       <w:r>
         <w:rPr>
           <w:b/>
@@ -1333,7 +131,7 @@
         </w:rPr>
         <w:t>LA GRANDEE INTERNATIONAL COLLEGE</w:t>
       </w:r>
-      <w:bookmarkEnd w:id="11"/>
+      <w:bookmarkEnd w:id="0"/>
     </w:p>
     <w:p>
       <w:pPr>
@@ -1420,8 +218,8 @@
           <w:szCs w:val="28"/>
         </w:rPr>
       </w:pPr>
-      <w:bookmarkStart w:id="12" w:name="_Toc52226986"/>
-      <w:bookmarkStart w:id="13" w:name="_Toc52224142"/>
+      <w:bookmarkStart w:id="1" w:name="_Toc52226986"/>
+      <w:bookmarkStart w:id="2" w:name="_Toc52224142"/>
       <w:r>
         <w:rPr>
           <w:b/>
@@ -1431,7 +229,7 @@
         </w:rPr>
         <w:t>“</w:t>
       </w:r>
-      <w:bookmarkEnd w:id="12"/>
+      <w:bookmarkEnd w:id="1"/>
       <w:sdt>
         <w:sdtPr>
           <w:rPr>
@@ -1449,6 +247,7 @@
           <w:dataBinding w:prefixMappings="xmlns:ns0='http://purl.org/dc/elements/1.1/' xmlns:ns1='http://schemas.openxmlformats.org/package/2006/metadata/core-properties' " w:xpath="/ns1:coreProperties[1]/ns0:title[1]" w:storeItemID="{6C3C8BC8-F283-45AE-878A-BAB7291924A1}"/>
           <w:text/>
         </w:sdtPr>
+        <w:sdtEndPr/>
         <w:sdtContent>
           <w:r>
             <w:rPr>
@@ -1470,7 +269,7 @@
         </w:rPr>
         <w:t>”</w:t>
       </w:r>
-      <w:bookmarkEnd w:id="13"/>
+      <w:bookmarkEnd w:id="2"/>
     </w:p>
     <w:p>
       <w:pPr>
@@ -1603,7 +402,7 @@
               </wp:inline>
             </w:drawing>
           </mc:Choice>
-          <mc:Fallback xmlns:cx="http://schemas.microsoft.com/office/drawing/2014/chartex" xmlns:cx1="http://schemas.microsoft.com/office/drawing/2015/9/8/chartex" xmlns:cx2="http://schemas.microsoft.com/office/drawing/2015/10/21/chartex" xmlns:cx3="http://schemas.microsoft.com/office/drawing/2016/5/9/chartex" xmlns:cx4="http://schemas.microsoft.com/office/drawing/2016/5/10/chartex" xmlns:cx5="http://schemas.microsoft.com/office/drawing/2016/5/11/chartex" xmlns:cx6="http://schemas.microsoft.com/office/drawing/2016/5/12/chartex" xmlns:cx7="http://schemas.microsoft.com/office/drawing/2016/5/13/chartex" xmlns:cx8="http://schemas.microsoft.com/office/drawing/2016/5/14/chartex" xmlns:aink="http://schemas.microsoft.com/office/drawing/2016/ink" xmlns:am3d="http://schemas.microsoft.com/office/drawing/2017/model3d" xmlns:oel="http://schemas.microsoft.com/office/2019/extlst" xmlns:w15="http://schemas.microsoft.com/office/word/2012/wordml" xmlns:w16cex="http://schemas.microsoft.com/office/word/2018/wordml/cex" xmlns:w16cid="http://schemas.microsoft.com/office/word/2016/wordml/cid" xmlns:w16="http://schemas.microsoft.com/office/word/2018/wordml" xmlns:w16du="http://schemas.microsoft.com/office/word/2023/wordml/word16du" xmlns:w16sdtdh="http://schemas.microsoft.com/office/word/2020/wordml/sdtdatahash" xmlns:w16sdtfl="http://schemas.microsoft.com/office/word/2024/wordml/sdtformatlock" xmlns:w16se="http://schemas.microsoft.com/office/word/2015/wordml/symex">
+          <mc:Fallback xmlns:w16se="http://schemas.microsoft.com/office/word/2015/wordml/symex" xmlns:w16sdtfl="http://schemas.microsoft.com/office/word/2024/wordml/sdtformatlock" xmlns:w16sdtdh="http://schemas.microsoft.com/office/word/2020/wordml/sdtdatahash" xmlns:w16du="http://schemas.microsoft.com/office/word/2023/wordml/word16du" xmlns:w16="http://schemas.microsoft.com/office/word/2018/wordml" xmlns:w16cid="http://schemas.microsoft.com/office/word/2016/wordml/cid" xmlns:w16cex="http://schemas.microsoft.com/office/word/2018/wordml/cex" xmlns:w15="http://schemas.microsoft.com/office/word/2012/wordml" xmlns:oel="http://schemas.microsoft.com/office/2019/extlst" xmlns:am3d="http://schemas.microsoft.com/office/drawing/2017/model3d" xmlns:aink="http://schemas.microsoft.com/office/drawing/2016/ink" xmlns:cx8="http://schemas.microsoft.com/office/drawing/2016/5/14/chartex" xmlns:cx7="http://schemas.microsoft.com/office/drawing/2016/5/13/chartex" xmlns:cx6="http://schemas.microsoft.com/office/drawing/2016/5/12/chartex" xmlns:cx5="http://schemas.microsoft.com/office/drawing/2016/5/11/chartex" xmlns:cx4="http://schemas.microsoft.com/office/drawing/2016/5/10/chartex" xmlns:cx3="http://schemas.microsoft.com/office/drawing/2016/5/9/chartex" xmlns:cx2="http://schemas.microsoft.com/office/drawing/2015/10/21/chartex" xmlns:cx1="http://schemas.microsoft.com/office/drawing/2015/9/8/chartex" xmlns:cx="http://schemas.microsoft.com/office/drawing/2014/chartex">
             <w:pict>
               <v:group w14:anchorId="276D49EC" id="Group 5" o:spid="_x0000_s1026" style="width:68.5pt;height:110pt;mso-position-horizontal-relative:char;mso-position-vertical-relative:line" coordsize="6762,16097" o:gfxdata="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">
                 <v:line id="Straight Connector 2" o:spid="_x0000_s1027" style="position:absolute;visibility:visible;mso-wrap-style:square" from="3333,0" to="3333,16097" o:connectortype="straight" o:gfxdata="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" strokecolor="black [3200]" strokeweight="2.5pt">
@@ -1860,6 +659,7 @@
             <w:dataBinding w:prefixMappings="xmlns:ns0='http://purl.org/dc/elements/1.1/' xmlns:ns1='http://schemas.openxmlformats.org/package/2006/metadata/core-properties' " w:xpath="/ns1:coreProperties[1]/ns0:creator[1]" w:storeItemID="{6C3C8BC8-F283-45AE-878A-BAB7291924A1}"/>
             <w:text/>
           </w:sdtPr>
+          <w:sdtEndPr/>
           <w:sdtContent>
             <w:tc>
               <w:tcPr>
@@ -2290,7 +1090,7 @@
           <w:noProof/>
           <w:szCs w:val="24"/>
         </w:rPr>
-        <w:t>12/05/2026</w:t>
+        <w:t>13/05/2026</w:t>
       </w:r>
       <w:r>
         <w:rPr>
@@ -5127,14 +3927,13 @@
     <w:p>
       <w:pPr>
         <w:pStyle w:val="Heading1"/>
-        <w:numPr>
-          <w:ilvl w:val="0"/>
-          <w:numId w:val="2"/>
-        </w:numPr>
         <w:spacing w:after="0" w:line="360" w:lineRule="auto"/>
         <w:jc w:val="both"/>
       </w:pPr>
       <w:r>
+        <w:t>1.</w:t>
+      </w:r>
+      <w:r>
         <w:t>Introduction</w:t>
       </w:r>
     </w:p>
@@ -5177,7 +3976,13 @@
         <w:t xml:space="preserve">Traditionally, fine management systems in many institutions are handled manually by administrative staff. This manual process requires a lot of paper work and continuous effort to update records regularly. As the number of students increases, maintaining fine records becomes more complex. There may be problems such as loss of records, duplicate entries incorrect calculations, difficultly in searching student details and delays in updating a payments status. </w:t>
       </w:r>
       <w:r>
-        <w:t>In addition, generating reports about collectd fines and pending dues becomes challenging in a manual system. Therefore, there is a need for an automated and computerized system that can manage student fine records accurately and efficiently.</w:t>
+        <w:t>In addition, generating reports about collect</w:t>
+      </w:r>
+      <w:r>
+        <w:t>e</w:t>
+      </w:r>
+      <w:r>
+        <w:t>d fines and pending dues becomes challenging in a manual system. Therefore, there is a need for an automated and computerized system that can manage student fine records accurately and efficiently.</w:t>
       </w:r>
     </w:p>
     <w:p>
@@ -5247,6 +4052,998 @@
           <w:u w:val="single"/>
         </w:rPr>
       </w:pPr>
+    </w:p>
+    <w:p>
+      <w:pPr>
+        <w:pStyle w:val="Heading1"/>
+        <w:spacing w:after="0" w:line="360" w:lineRule="auto"/>
+        <w:jc w:val="both"/>
+      </w:pPr>
+      <w:r>
+        <w:t>2.</w:t>
+      </w:r>
+      <w:r>
+        <w:t>P</w:t>
+      </w:r>
+      <w:r>
+        <w:t xml:space="preserve">roblem </w:t>
+      </w:r>
+      <w:r>
+        <w:t>S</w:t>
+      </w:r>
+      <w:r>
+        <w:t>tatement</w:t>
+      </w:r>
+    </w:p>
+    <w:p>
+      <w:pPr>
+        <w:spacing w:line="360" w:lineRule="auto"/>
+        <w:jc w:val="both"/>
+      </w:pPr>
+      <w:r>
+        <w:t>There were many difficulties as this was our first programming based project. Although there were many problems we were able to solve an implement it on our project.</w:t>
+      </w:r>
+      <w:r>
+        <w:rPr>
+          <w:color w:val="000000" w:themeColor="text1"/>
+        </w:rPr>
+        <w:t xml:space="preserve"> </w:t>
+      </w:r>
+      <w:r>
+        <w:rPr>
+          <w:color w:val="000000" w:themeColor="text1"/>
+        </w:rPr>
+        <w:t xml:space="preserve">Lots of errors and many failures occur while attempting </w:t>
+      </w:r>
+      <w:r>
+        <w:rPr>
+          <w:color w:val="000000" w:themeColor="text1"/>
+        </w:rPr>
+        <w:t>the entire</w:t>
+      </w:r>
+      <w:r>
+        <w:rPr>
+          <w:color w:val="000000" w:themeColor="text1"/>
+        </w:rPr>
+        <w:t xml:space="preserve"> task given in this </w:t>
+      </w:r>
+      <w:r>
+        <w:rPr>
+          <w:color w:val="000000" w:themeColor="text1"/>
+        </w:rPr>
+        <w:t>project.</w:t>
+      </w:r>
+      <w:r>
+        <w:rPr>
+          <w:color w:val="000000" w:themeColor="text1"/>
+        </w:rPr>
+        <w:t xml:space="preserve"> </w:t>
+      </w:r>
+      <w:r>
+        <w:t xml:space="preserve">Data collection, multiple seat booking, data was inaccurate, adaptation in system according to government policy and organizational change were difficult in the existing </w:t>
+      </w:r>
+      <w:r>
+        <w:t>system. So to overcome these difficulties our program was intended.</w:t>
+      </w:r>
+    </w:p>
+    <w:p>
+      <w:pPr>
+        <w:spacing w:line="360" w:lineRule="auto"/>
+        <w:jc w:val="both"/>
+      </w:pPr>
+      <w:r>
+        <w:t xml:space="preserve">At beginning people use to store/write data in manual form which results misplaced or loss of data. Previous system used to take a lot of spaces, prone to damage and being misplaced, hard to make changes, take a lot of access time, lack of security, higher cost, large on-going staff training cost, system id dependent on good individual, misinterpretation among peoples. </w:t>
+      </w:r>
+    </w:p>
+    <w:p>
+      <w:pPr>
+        <w:spacing w:line="360" w:lineRule="auto"/>
+        <w:jc w:val="both"/>
+      </w:pPr>
+      <w:r>
+        <w:t>List of the following issues as secondary but prominent issues- can make problem statements in both micro and macro-level.</w:t>
+      </w:r>
+    </w:p>
+    <w:p>
+      <w:pPr>
+        <w:pStyle w:val="ListParagraph"/>
+        <w:numPr>
+          <w:ilvl w:val="0"/>
+          <w:numId w:val="18"/>
+        </w:numPr>
+        <w:spacing w:line="360" w:lineRule="auto"/>
+        <w:jc w:val="both"/>
+        <w:rPr>
+          <w:color w:val="000000" w:themeColor="text1"/>
+        </w:rPr>
+      </w:pPr>
+      <w:r>
+        <w:rPr>
+          <w:color w:val="000000" w:themeColor="text1"/>
+        </w:rPr>
+        <w:t>Manual fine management is time-consuming.</w:t>
+      </w:r>
+    </w:p>
+    <w:p>
+      <w:pPr>
+        <w:pStyle w:val="ListParagraph"/>
+        <w:numPr>
+          <w:ilvl w:val="0"/>
+          <w:numId w:val="18"/>
+        </w:numPr>
+        <w:spacing w:line="360" w:lineRule="auto"/>
+        <w:jc w:val="both"/>
+        <w:rPr>
+          <w:color w:val="000000" w:themeColor="text1"/>
+        </w:rPr>
+      </w:pPr>
+      <w:r>
+        <w:rPr>
+          <w:color w:val="000000" w:themeColor="text1"/>
+        </w:rPr>
+        <w:t>Paper records may cause errors and data loss.</w:t>
+      </w:r>
+    </w:p>
+    <w:p>
+      <w:pPr>
+        <w:pStyle w:val="ListParagraph"/>
+        <w:numPr>
+          <w:ilvl w:val="0"/>
+          <w:numId w:val="18"/>
+        </w:numPr>
+        <w:spacing w:line="360" w:lineRule="auto"/>
+        <w:jc w:val="both"/>
+        <w:rPr>
+          <w:color w:val="000000" w:themeColor="text1"/>
+        </w:rPr>
+      </w:pPr>
+      <w:r>
+        <w:rPr>
+          <w:color w:val="000000" w:themeColor="text1"/>
+        </w:rPr>
+        <w:t>Difficult to track paid and unpaid fines.</w:t>
+      </w:r>
+    </w:p>
+    <w:p>
+      <w:pPr>
+        <w:pStyle w:val="ListParagraph"/>
+        <w:numPr>
+          <w:ilvl w:val="0"/>
+          <w:numId w:val="18"/>
+        </w:numPr>
+        <w:spacing w:line="360" w:lineRule="auto"/>
+        <w:jc w:val="both"/>
+        <w:rPr>
+          <w:color w:val="000000" w:themeColor="text1"/>
+        </w:rPr>
+      </w:pPr>
+      <w:r>
+        <w:rPr>
+          <w:color w:val="000000" w:themeColor="text1"/>
+        </w:rPr>
+        <w:t>Students may not receive timely fine updates.</w:t>
+      </w:r>
+    </w:p>
+    <w:p>
+      <w:pPr>
+        <w:pStyle w:val="ListParagraph"/>
+        <w:numPr>
+          <w:ilvl w:val="0"/>
+          <w:numId w:val="18"/>
+        </w:numPr>
+        <w:spacing w:line="360" w:lineRule="auto"/>
+        <w:jc w:val="both"/>
+        <w:rPr>
+          <w:color w:val="000000" w:themeColor="text1"/>
+        </w:rPr>
+      </w:pPr>
+      <w:r>
+        <w:rPr>
+          <w:color w:val="000000" w:themeColor="text1"/>
+        </w:rPr>
+        <w:t>Manual fine calculation can create mistakes.</w:t>
+      </w:r>
+    </w:p>
+    <w:p>
+      <w:pPr>
+        <w:pStyle w:val="ListParagraph"/>
+        <w:numPr>
+          <w:ilvl w:val="0"/>
+          <w:numId w:val="18"/>
+        </w:numPr>
+        <w:spacing w:line="360" w:lineRule="auto"/>
+        <w:jc w:val="both"/>
+        <w:rPr>
+          <w:color w:val="000000" w:themeColor="text1"/>
+        </w:rPr>
+      </w:pPr>
+      <w:r>
+        <w:rPr>
+          <w:color w:val="000000" w:themeColor="text1"/>
+        </w:rPr>
+        <w:t>Report generation is slow and inefficient.</w:t>
+      </w:r>
+    </w:p>
+    <w:p>
+      <w:pPr>
+        <w:pStyle w:val="ListParagraph"/>
+        <w:numPr>
+          <w:ilvl w:val="0"/>
+          <w:numId w:val="18"/>
+        </w:numPr>
+        <w:spacing w:line="360" w:lineRule="auto"/>
+        <w:jc w:val="both"/>
+        <w:rPr>
+          <w:color w:val="000000" w:themeColor="text1"/>
+        </w:rPr>
+      </w:pPr>
+      <w:r>
+        <w:rPr>
+          <w:color w:val="000000" w:themeColor="text1"/>
+        </w:rPr>
+        <w:t>No centralized system for fine management.</w:t>
+      </w:r>
+    </w:p>
+    <w:p>
+      <w:pPr>
+        <w:spacing w:line="360" w:lineRule="auto"/>
+        <w:jc w:val="both"/>
+        <w:rPr>
+          <w:color w:val="000000" w:themeColor="text1"/>
+        </w:rPr>
+      </w:pPr>
+    </w:p>
+    <w:p>
+      <w:pPr>
+        <w:pStyle w:val="Heading1"/>
+        <w:spacing w:after="0" w:line="360" w:lineRule="auto"/>
+        <w:jc w:val="both"/>
+      </w:pPr>
+      <w:r>
+        <w:t>3.</w:t>
+      </w:r>
+      <w:r>
+        <w:t>Objectives</w:t>
+      </w:r>
+    </w:p>
+    <w:p>
+      <w:r>
+        <w:t>A student fine management system is designed to automate and simpl</w:t>
+      </w:r>
+      <w:r>
+        <w:t xml:space="preserve">ify the process of managing fines imposed on students in educational institutions. It helps administrators keep proper records, track payments, and ensure transparency in the fine collection process. </w:t>
+      </w:r>
+    </w:p>
+    <w:p>
+      <w:pPr>
+        <w:pStyle w:val="ListParagraph"/>
+        <w:numPr>
+          <w:ilvl w:val="0"/>
+          <w:numId w:val="19"/>
+        </w:numPr>
+      </w:pPr>
+      <w:r>
+        <w:t>To automate the process of managing student fines.</w:t>
+      </w:r>
+    </w:p>
+    <w:p>
+      <w:pPr>
+        <w:pStyle w:val="ListParagraph"/>
+        <w:numPr>
+          <w:ilvl w:val="0"/>
+          <w:numId w:val="19"/>
+        </w:numPr>
+      </w:pPr>
+      <w:r>
+        <w:t>To maintain accurate and organized fine records.</w:t>
+      </w:r>
+    </w:p>
+    <w:p>
+      <w:pPr>
+        <w:pStyle w:val="ListParagraph"/>
+        <w:numPr>
+          <w:ilvl w:val="0"/>
+          <w:numId w:val="19"/>
+        </w:numPr>
+      </w:pPr>
+      <w:r>
+        <w:t>To reduce manual work and save time for administrators.</w:t>
+      </w:r>
+    </w:p>
+    <w:p>
+      <w:pPr>
+        <w:pStyle w:val="ListParagraph"/>
+        <w:numPr>
+          <w:ilvl w:val="0"/>
+          <w:numId w:val="19"/>
+        </w:numPr>
+      </w:pPr>
+      <w:r>
+        <w:t>To track paid and unpaid fines easily.</w:t>
+      </w:r>
+    </w:p>
+    <w:p>
+      <w:pPr>
+        <w:pStyle w:val="ListParagraph"/>
+        <w:numPr>
+          <w:ilvl w:val="0"/>
+          <w:numId w:val="19"/>
+        </w:numPr>
+      </w:pPr>
+      <w:r>
+        <w:t>To minimize errors in calculation and record keeping.</w:t>
+      </w:r>
+    </w:p>
+    <w:p>
+      <w:pPr>
+        <w:pStyle w:val="ListParagraph"/>
+        <w:numPr>
+          <w:ilvl w:val="0"/>
+          <w:numId w:val="19"/>
+        </w:numPr>
+      </w:pPr>
+      <w:r>
+        <w:t>To provide quick access to student fine details.</w:t>
+      </w:r>
+    </w:p>
+    <w:p>
+      <w:pPr>
+        <w:pStyle w:val="ListParagraph"/>
+        <w:numPr>
+          <w:ilvl w:val="0"/>
+          <w:numId w:val="19"/>
+        </w:numPr>
+      </w:pPr>
+      <w:r>
+        <w:t>To generate reports efficiently when required.</w:t>
+      </w:r>
+    </w:p>
+    <w:p>
+      <w:pPr>
+        <w:pStyle w:val="ListParagraph"/>
+        <w:numPr>
+          <w:ilvl w:val="0"/>
+          <w:numId w:val="19"/>
+        </w:numPr>
+      </w:pPr>
+      <w:r>
+        <w:t xml:space="preserve">To improve transparency and accountability in the system. </w:t>
+      </w:r>
+    </w:p>
+    <w:p>
+      <w:pPr>
+        <w:pStyle w:val="ListParagraph"/>
+      </w:pPr>
+    </w:p>
+    <w:p>
+      <w:pPr>
+        <w:keepNext/>
+        <w:spacing w:after="0" w:line="360" w:lineRule="auto"/>
+        <w:jc w:val="both"/>
+      </w:pPr>
+    </w:p>
+    <w:p>
+      <w:pPr>
+        <w:pStyle w:val="Heading1"/>
+        <w:spacing w:line="360" w:lineRule="auto"/>
+        <w:jc w:val="both"/>
+      </w:pPr>
+      <w:r>
+        <w:t>4.</w:t>
+      </w:r>
+      <w:r>
+        <w:t>Background Study</w:t>
+      </w:r>
+    </w:p>
+    <w:p>
+      <w:pPr>
+        <w:spacing w:after="0" w:line="360" w:lineRule="auto"/>
+        <w:jc w:val="both"/>
+      </w:pPr>
+      <w:r>
+        <w:t xml:space="preserve">The background section should discuss your findings in a </w:t>
+      </w:r>
+      <w:r>
+        <w:rPr>
+          <w:b/>
+          <w:bCs/>
+        </w:rPr>
+        <w:t>chronological</w:t>
+      </w:r>
+      <w:r>
+        <w:rPr>
+          <w:b/>
+          <w:bCs/>
+        </w:rPr>
+        <w:t xml:space="preserve"> </w:t>
+      </w:r>
+      <w:r>
+        <w:t>(</w:t>
+      </w:r>
+      <w:r>
+        <w:rPr>
+          <w:b/>
+          <w:bCs/>
+        </w:rPr>
+        <w:t>Sequential</w:t>
+      </w:r>
+      <w:r>
+        <w:t xml:space="preserve"> </w:t>
+      </w:r>
+      <w:r>
+        <w:rPr>
+          <w:b/>
+          <w:bCs/>
+        </w:rPr>
+        <w:t>Manner</w:t>
+      </w:r>
+      <w:r>
+        <w:t>)</w:t>
+      </w:r>
+      <w:r>
+        <w:t xml:space="preserve"> manner to accentuate the progress in the field and the missing points that need to be addressed. </w:t>
+      </w:r>
+    </w:p>
+    <w:p>
+      <w:pPr>
+        <w:spacing w:after="0" w:line="360" w:lineRule="auto"/>
+        <w:jc w:val="both"/>
+      </w:pPr>
+      <w:r>
+        <w:t>The project background should include information about the reasoning why you want to implement this specific project in this specific location in this specific manner. It must explain the current situation and its problems and the way in which you want to solve these problems.</w:t>
+      </w:r>
+    </w:p>
+    <w:p>
+      <w:pPr>
+        <w:spacing w:after="0" w:line="360" w:lineRule="auto"/>
+        <w:jc w:val="both"/>
+      </w:pPr>
+      <w:r>
+        <w:t xml:space="preserve">The student Fine management system is developed to replace traditional manual methods used in educational institutions for managing student fines. In many </w:t>
+      </w:r>
+      <w:r>
+        <w:t>schools</w:t>
+      </w:r>
+      <w:r>
+        <w:t xml:space="preserve"> </w:t>
+      </w:r>
+      <w:r>
+        <w:t>and colleges, fines related to late submissions, rule violations, or  library delays are sill recorded using paper registers or basic spread sheets. This often leads to errors, data loss, and difficulty in tracking records efficiently.</w:t>
+      </w:r>
+    </w:p>
+    <w:p>
+      <w:pPr>
+        <w:spacing w:after="0" w:line="360" w:lineRule="auto"/>
+        <w:jc w:val="both"/>
+      </w:pPr>
+      <w:r>
+        <w:t>Earlier studies on student management systems show that manual processes are the time consuming and inefficient, especially as the number of students increases.</w:t>
+      </w:r>
+    </w:p>
+    <w:p>
+      <w:pPr>
+        <w:spacing w:after="0" w:line="360" w:lineRule="auto"/>
+        <w:jc w:val="both"/>
+      </w:pPr>
+      <w:r>
+        <w:t xml:space="preserve"> Educational institutions face challenges in maintaining accurate records and generating </w:t>
+      </w:r>
+      <w:r>
+        <w:t>reports without an automated system.</w:t>
+      </w:r>
+    </w:p>
+    <w:p>
+      <w:pPr>
+        <w:spacing w:after="0" w:line="360" w:lineRule="auto"/>
+        <w:jc w:val="both"/>
+      </w:pPr>
+      <w:r>
+        <w:t>Research also shows that computer based student management systems help in organizing student data, improving accessibility and reducing administrative workload.</w:t>
+      </w:r>
+    </w:p>
+    <w:p>
+      <w:pPr>
+        <w:spacing w:after="0" w:line="360" w:lineRule="auto"/>
+        <w:jc w:val="both"/>
+      </w:pPr>
+      <w:r>
+        <w:t xml:space="preserve">Similarly, studies on fines and fee management systems highlight that manual fine collection often causes confusion, lack of transparency, and difficulty in tracking payments. To solve these issues, automated systems are developed to ensure proper record keeping and easy monitoring of </w:t>
+      </w:r>
+      <w:r>
+        <w:t>dues.</w:t>
+      </w:r>
+    </w:p>
+    <w:p>
+      <w:pPr>
+        <w:spacing w:after="0" w:line="360" w:lineRule="auto"/>
+        <w:jc w:val="both"/>
+      </w:pPr>
+      <w:r>
+        <w:t>In conclusion, the background study shows that there is a strong need for a computerized student fine management system to improve accuracy, save time, reduce workload, and increase transparency in educational institutons.</w:t>
+      </w:r>
+    </w:p>
+    <w:p>
+      <w:pPr>
+        <w:spacing w:after="0" w:line="360" w:lineRule="auto"/>
+        <w:jc w:val="both"/>
+      </w:pPr>
+    </w:p>
+    <w:p>
+      <w:pPr>
+        <w:spacing w:after="0" w:line="360" w:lineRule="auto"/>
+        <w:jc w:val="both"/>
+      </w:pPr>
+      <w:r>
+        <w:br w:type="page"/>
+      </w:r>
+    </w:p>
+    <w:p>
+      <w:pPr>
+        <w:pStyle w:val="Heading1"/>
+        <w:spacing w:after="0" w:line="360" w:lineRule="auto"/>
+        <w:jc w:val="both"/>
+      </w:pPr>
+      <w:r>
+        <w:t>5.</w:t>
+      </w:r>
+      <w:r>
+        <w:t>Requirement Document</w:t>
+      </w:r>
+    </w:p>
+    <w:p>
+      <w:pPr>
+        <w:pStyle w:val="Heading2"/>
+      </w:pPr>
+      <w:r>
+        <w:t xml:space="preserve"> 5.1 </w:t>
+      </w:r>
+      <w:r>
+        <w:t>Functional Requirements</w:t>
+      </w:r>
+    </w:p>
+    <w:p>
+      <w:pPr>
+        <w:pStyle w:val="ListParagraph"/>
+        <w:numPr>
+          <w:ilvl w:val="0"/>
+          <w:numId w:val="21"/>
+        </w:numPr>
+      </w:pPr>
+      <w:r>
+        <w:t>Add student fine records.</w:t>
+      </w:r>
+    </w:p>
+    <w:p>
+      <w:pPr>
+        <w:pStyle w:val="ListParagraph"/>
+        <w:numPr>
+          <w:ilvl w:val="0"/>
+          <w:numId w:val="21"/>
+        </w:numPr>
+      </w:pPr>
+      <w:r>
+        <w:t>Update an delete fine details.</w:t>
+      </w:r>
+    </w:p>
+    <w:p>
+      <w:pPr>
+        <w:pStyle w:val="ListParagraph"/>
+        <w:numPr>
+          <w:ilvl w:val="0"/>
+          <w:numId w:val="21"/>
+        </w:numPr>
+      </w:pPr>
+      <w:r>
+        <w:t>Store student information and fine reason</w:t>
+      </w:r>
+    </w:p>
+    <w:p>
+      <w:pPr>
+        <w:pStyle w:val="ListParagraph"/>
+        <w:numPr>
+          <w:ilvl w:val="0"/>
+          <w:numId w:val="21"/>
+        </w:numPr>
+      </w:pPr>
+      <w:r>
+        <w:t>Track paid and unpaid fines.</w:t>
+      </w:r>
+    </w:p>
+    <w:p>
+      <w:pPr>
+        <w:pStyle w:val="ListParagraph"/>
+        <w:numPr>
+          <w:ilvl w:val="0"/>
+          <w:numId w:val="21"/>
+        </w:numPr>
+      </w:pPr>
+      <w:r>
+        <w:t>Search student fine records.</w:t>
+      </w:r>
+    </w:p>
+    <w:p>
+      <w:pPr>
+        <w:pStyle w:val="ListParagraph"/>
+        <w:numPr>
+          <w:ilvl w:val="0"/>
+          <w:numId w:val="21"/>
+        </w:numPr>
+      </w:pPr>
+      <w:r>
+        <w:t>Update payment status</w:t>
+      </w:r>
+    </w:p>
+    <w:p>
+      <w:pPr>
+        <w:pStyle w:val="ListParagraph"/>
+        <w:numPr>
+          <w:ilvl w:val="0"/>
+          <w:numId w:val="21"/>
+        </w:numPr>
+      </w:pPr>
+      <w:r>
+        <w:t>Generate fine reports(daily/monthly/Yearly)</w:t>
+      </w:r>
+    </w:p>
+    <w:p>
+      <w:pPr>
+        <w:pStyle w:val="ListParagraph"/>
+        <w:numPr>
+          <w:ilvl w:val="0"/>
+          <w:numId w:val="21"/>
+        </w:numPr>
+      </w:pPr>
+      <w:r>
+        <w:t>View student fine history.</w:t>
+      </w:r>
+    </w:p>
+    <w:p>
+      <w:pPr>
+        <w:pStyle w:val="ListParagraph"/>
+        <w:numPr>
+          <w:ilvl w:val="1"/>
+          <w:numId w:val="2"/>
+        </w:numPr>
+        <w:rPr>
+          <w:b/>
+          <w:color w:val="000000" w:themeColor="text1"/>
+        </w:rPr>
+      </w:pPr>
+      <w:r>
+        <w:rPr>
+          <w:b/>
+        </w:rPr>
+        <w:t xml:space="preserve">Non </w:t>
+      </w:r>
+      <w:r>
+        <w:rPr>
+          <w:b/>
+          <w:color w:val="000000" w:themeColor="text1"/>
+        </w:rPr>
+        <w:t>Functional requirements</w:t>
+      </w:r>
+    </w:p>
+    <w:p>
+      <w:pPr>
+        <w:pStyle w:val="ListParagraph"/>
+        <w:ind w:left="600"/>
+        <w:rPr>
+          <w:b/>
+          <w:color w:val="000000" w:themeColor="text1"/>
+        </w:rPr>
+      </w:pPr>
+    </w:p>
+    <w:p>
+      <w:pPr>
+        <w:pStyle w:val="ListParagraph"/>
+        <w:numPr>
+          <w:ilvl w:val="0"/>
+          <w:numId w:val="29"/>
+        </w:numPr>
+      </w:pPr>
+      <w:r>
+        <w:t xml:space="preserve">User friendly system </w:t>
+      </w:r>
+    </w:p>
+    <w:p>
+      <w:pPr>
+        <w:pStyle w:val="ListParagraph"/>
+        <w:numPr>
+          <w:ilvl w:val="0"/>
+          <w:numId w:val="29"/>
+        </w:numPr>
+      </w:pPr>
+      <w:r>
+        <w:t>Fast performance</w:t>
+      </w:r>
+    </w:p>
+    <w:p>
+      <w:pPr>
+        <w:pStyle w:val="ListParagraph"/>
+        <w:numPr>
+          <w:ilvl w:val="0"/>
+          <w:numId w:val="29"/>
+        </w:numPr>
+      </w:pPr>
+      <w:r>
+        <w:t>Secure data storage</w:t>
+      </w:r>
+    </w:p>
+    <w:p>
+      <w:pPr>
+        <w:pStyle w:val="ListParagraph"/>
+        <w:numPr>
+          <w:ilvl w:val="0"/>
+          <w:numId w:val="29"/>
+        </w:numPr>
+      </w:pPr>
+      <w:r>
+        <w:t>Authorized access only</w:t>
+      </w:r>
+    </w:p>
+    <w:p>
+      <w:pPr>
+        <w:pStyle w:val="ListParagraph"/>
+        <w:numPr>
+          <w:ilvl w:val="0"/>
+          <w:numId w:val="29"/>
+        </w:numPr>
+      </w:pPr>
+      <w:r>
+        <w:t xml:space="preserve">Reliable operation </w:t>
+      </w:r>
+    </w:p>
+    <w:p>
+      <w:pPr>
+        <w:pStyle w:val="ListParagraph"/>
+        <w:numPr>
+          <w:ilvl w:val="0"/>
+          <w:numId w:val="29"/>
+        </w:numPr>
+      </w:pPr>
+      <w:r>
+        <w:t>Easy maintenance</w:t>
+      </w:r>
+    </w:p>
+    <w:p>
+      <w:pPr>
+        <w:pStyle w:val="ListParagraph"/>
+        <w:numPr>
+          <w:ilvl w:val="0"/>
+          <w:numId w:val="29"/>
+        </w:numPr>
+      </w:pPr>
+      <w:r>
+        <w:t>Accurate record handling</w:t>
+      </w:r>
+    </w:p>
+    <w:p>
+      <w:pPr>
+        <w:pStyle w:val="ListParagraph"/>
+        <w:numPr>
+          <w:ilvl w:val="0"/>
+          <w:numId w:val="29"/>
+        </w:numPr>
+      </w:pPr>
+      <w:r>
+        <w:t>Backup and recovery support</w:t>
+      </w:r>
+    </w:p>
+    <w:p>
+      <w:pPr>
+        <w:pStyle w:val="ListParagraph"/>
+        <w:numPr>
+          <w:ilvl w:val="0"/>
+          <w:numId w:val="29"/>
+        </w:numPr>
+      </w:pPr>
+      <w:r>
+        <w:t>Simple interference</w:t>
+      </w:r>
+    </w:p>
+    <w:p>
+      <w:pPr>
+        <w:pStyle w:val="ListParagraph"/>
+        <w:numPr>
+          <w:ilvl w:val="0"/>
+          <w:numId w:val="29"/>
+        </w:numPr>
+      </w:pPr>
+      <w:r>
+        <w:t>Efficient processing</w:t>
+      </w:r>
+    </w:p>
+    <w:p>
+      <w:pPr>
+        <w:pStyle w:val="ListParagraph"/>
+        <w:ind w:left="1088"/>
+      </w:pPr>
+    </w:p>
+    <w:p>
+      <w:pPr>
+        <w:pStyle w:val="ListParagraph"/>
+        <w:ind w:left="1088"/>
+      </w:pPr>
+    </w:p>
+    <w:p>
+      <w:pPr>
+        <w:ind w:left="368"/>
+      </w:pPr>
+      <w:r>
+        <w:t>6.</w:t>
+      </w:r>
+      <w:r>
+        <w:tab/>
+        <w:t xml:space="preserve"> </w:t>
+      </w:r>
+      <w:bookmarkStart w:id="3" w:name="_GoBack"/>
+      <w:bookmarkEnd w:id="3"/>
+      <w:r>
+        <w:t xml:space="preserve">Use case: </w:t>
+      </w:r>
+    </w:p>
+    <w:p>
+      <w:pPr>
+        <w:ind w:left="368"/>
+      </w:pPr>
+    </w:p>
+    <w:p>
+      <w:pPr>
+        <w:pStyle w:val="NormalWeb"/>
+        <w:shd w:val="clear" w:color="auto" w:fill="FFFFFF"/>
+        <w:spacing w:before="0" w:beforeAutospacing="0" w:after="0" w:afterAutospacing="0" w:line="360" w:lineRule="auto"/>
+        <w:ind w:left="2700"/>
+      </w:pPr>
+    </w:p>
+    <w:p>
+      <w:pPr>
+        <w:pStyle w:val="NormalWeb"/>
+        <w:numPr>
+          <w:ilvl w:val="0"/>
+          <w:numId w:val="2"/>
+        </w:numPr>
+        <w:shd w:val="clear" w:color="auto" w:fill="FFFFFF"/>
+        <w:spacing w:before="0" w:beforeAutospacing="0" w:after="0" w:afterAutospacing="0" w:line="360" w:lineRule="auto"/>
+        <w:rPr>
+          <w:color w:val="FF0000"/>
+        </w:rPr>
+      </w:pPr>
+      <w:r>
+        <w:rPr>
+          <w:color w:val="FF0000"/>
+        </w:rPr>
+        <w:br w:type="page"/>
+      </w:r>
+    </w:p>
+    <w:p>
+      <w:pPr>
+        <w:spacing w:line="360" w:lineRule="auto"/>
+        <w:rPr>
+          <w:b/>
+        </w:rPr>
+      </w:pPr>
+      <w:r>
+        <w:rPr>
+          <w:b/>
+        </w:rPr>
+        <w:t xml:space="preserve">Conclusion </w:t>
+      </w:r>
+    </w:p>
+    <w:p>
+      <w:pPr>
+        <w:spacing w:line="360" w:lineRule="auto"/>
+      </w:pPr>
+      <w:r>
+        <w:t xml:space="preserve">The student fine management system is a useful and efficient system developed to manage </w:t>
+      </w:r>
+      <w:r>
+        <w:t>student</w:t>
+      </w:r>
+      <w:r>
+        <w:t xml:space="preserve"> fines in an organized way. It helps schools and c</w:t>
+      </w:r>
+      <w:r>
+        <w:t>olleges maintain accurate</w:t>
+      </w:r>
+      <w:r>
+        <w:t xml:space="preserve"> records of fines, </w:t>
+      </w:r>
+      <w:r>
+        <w:t>payments</w:t>
+      </w:r>
+      <w:r>
+        <w:t>, and student details. The</w:t>
+      </w:r>
+      <w:r>
+        <w:t xml:space="preserve"> system reduces manual </w:t>
+      </w:r>
+      <w:r>
+        <w:t>work, saves time, and minimizes errors in calculation and record keeping.</w:t>
+      </w:r>
+    </w:p>
+    <w:p>
+      <w:pPr>
+        <w:spacing w:line="360" w:lineRule="auto"/>
+      </w:pPr>
+      <w:r>
+        <w:t>By using this system, admi</w:t>
+      </w:r>
+      <w:r>
+        <w:t>nistrators</w:t>
+      </w:r>
+      <w:r>
+        <w:t xml:space="preserve"> can easily add, update, search, and manage fine records. Students can also get clear information </w:t>
+      </w:r>
+      <w:r>
+        <w:t>about their pending fines and payment</w:t>
+      </w:r>
+      <w:r>
+        <w:t xml:space="preserve"> status. The project improves transparency, </w:t>
+      </w:r>
+      <w:r>
+        <w:t xml:space="preserve">security, and overall management efficiency. </w:t>
+      </w:r>
+    </w:p>
+    <w:p>
+      <w:pPr>
+        <w:spacing w:line="360" w:lineRule="auto"/>
+      </w:pPr>
+      <w:r>
+        <w:t xml:space="preserve">In conclusion, the student fine management system is a simple and effective solution that makes the process of handling student fines faster, easier, and more reliable for educational institutions. </w:t>
+      </w:r>
+    </w:p>
+    <w:p>
+      <w:pPr>
+        <w:spacing w:line="360" w:lineRule="auto"/>
+      </w:pPr>
+      <w:r>
+        <w:br w:type="page"/>
+      </w:r>
+    </w:p>
+    <w:p>
+      <w:pPr>
+        <w:pStyle w:val="Heading1"/>
+        <w:spacing w:line="360" w:lineRule="auto"/>
+        <w:jc w:val="both"/>
+        <w:rPr>
+          <w:rFonts w:cs="Times New Roman"/>
+          <w:highlight w:val="lightGray"/>
+        </w:rPr>
+      </w:pPr>
+    </w:p>
+    <w:p>
+      <w:pPr>
+        <w:spacing w:line="360" w:lineRule="auto"/>
+        <w:jc w:val="both"/>
+        <w:rPr>
+          <w:highlight w:val="lightGray"/>
+        </w:rPr>
+      </w:pPr>
+    </w:p>
+    <w:p>
+      <w:pPr>
+        <w:pStyle w:val="Heading1"/>
+        <w:spacing w:after="0" w:line="360" w:lineRule="auto"/>
+        <w:jc w:val="both"/>
+        <w:rPr>
+          <w:color w:val="FF0000"/>
+        </w:rPr>
+      </w:pPr>
+    </w:p>
+    <w:p>
+      <w:pPr>
+        <w:spacing w:line="360" w:lineRule="auto"/>
+        <w:jc w:val="center"/>
+        <w:rPr>
+          <w:rFonts w:eastAsiaTheme="majorEastAsia" w:cstheme="majorBidi"/>
+          <w:b/>
+          <w:sz w:val="28"/>
+          <w:szCs w:val="32"/>
+        </w:rPr>
+      </w:pPr>
+      <w:r>
+        <w:br w:type="page"/>
+      </w:r>
     </w:p>
     <w:p>
       <w:pPr>
@@ -5257,237 +5054,154 @@
         </w:numPr>
         <w:spacing w:after="0" w:line="360" w:lineRule="auto"/>
         <w:jc w:val="both"/>
-      </w:pPr>
-      <w:r>
-        <w:t>P</w:t>
-      </w:r>
-      <w:r>
-        <w:t xml:space="preserve">roblem </w:t>
-      </w:r>
-      <w:r>
-        <w:t>S</w:t>
-      </w:r>
-      <w:r>
-        <w:t>tatement</w:t>
+        <w:rPr>
+          <w:bCs/>
+        </w:rPr>
+      </w:pPr>
+      <w:r>
+        <w:rPr>
+          <w:bCs/>
+        </w:rPr>
+        <w:t>Project Results</w:t>
+      </w:r>
+    </w:p>
+    <w:p>
+      <w:pPr>
+        <w:pStyle w:val="NormalWeb"/>
+        <w:shd w:val="clear" w:color="auto" w:fill="FFFFFF"/>
+        <w:spacing w:before="0" w:beforeAutospacing="0" w:after="0" w:afterAutospacing="0" w:line="360" w:lineRule="auto"/>
+        <w:jc w:val="both"/>
+      </w:pPr>
+      <w:r>
+        <w:t>Here in this section, you must put forward the results, on the basis of the following:</w:t>
       </w:r>
     </w:p>
     <w:p>
       <w:pPr>
         <w:spacing w:line="360" w:lineRule="auto"/>
-        <w:jc w:val="both"/>
-      </w:pPr>
-      <w:r>
-        <w:t>There were many difficulties as this was our first programming based project. Although there were many problems we were able to solve an implement it on our project.</w:t>
-      </w:r>
-      <w:r>
-        <w:rPr>
-          <w:color w:val="000000" w:themeColor="text1"/>
-        </w:rPr>
+      </w:pPr>
+      <w:r>
+        <w:t>The Movie Ticket Management System project was conceptualized for the easiness during ticket purchase, food purchase as well as to end repetition, confusion during seat booking for the users. The functions which we visualized during the project were completely achieved.</w:t>
+      </w:r>
+    </w:p>
+    <w:p>
+      <w:pPr>
+        <w:spacing w:line="360" w:lineRule="auto"/>
+      </w:pPr>
+      <w:r>
+        <w:t xml:space="preserve">The problems that have been solved with the project are: </w:t>
+      </w:r>
+    </w:p>
+    <w:p>
+      <w:pPr>
+        <w:spacing w:line="360" w:lineRule="auto"/>
+      </w:pPr>
+      <w:r>
+        <w:t>&gt;Time consumption during purchase of ticket and food is reduced.</w:t>
+      </w:r>
+    </w:p>
+    <w:p>
+      <w:pPr>
+        <w:spacing w:line="360" w:lineRule="auto"/>
+      </w:pPr>
+      <w:r>
+        <w:t>&gt;</w:t>
+      </w:r>
+      <w:r>
+        <w:t>Probability of reoccurrence of booking same seat is terminated.</w:t>
+      </w:r>
+    </w:p>
+    <w:p>
+      <w:pPr>
+        <w:spacing w:line="360" w:lineRule="auto"/>
+      </w:pPr>
+      <w:r>
+        <w:t>&gt;Data are stored in a proper way, customer details and transaction details are quickly and comfortably found.</w:t>
+      </w:r>
+    </w:p>
+    <w:p>
+      <w:pPr>
+        <w:spacing w:line="360" w:lineRule="auto"/>
+      </w:pPr>
+      <w:r>
+        <w:t>&gt;Data can be copied simply and can be stored in multiple places which lower the risk of data loss.</w:t>
+      </w:r>
+    </w:p>
+    <w:p>
+      <w:pPr>
+        <w:spacing w:line="360" w:lineRule="auto"/>
+      </w:pPr>
+      <w:r>
+        <w:t>After the background study about the manual ticketing systems, we got information about the drawbacks of manual system and by designing different features in digital system we tried to put an end to it and through our system following market necessity were met:</w:t>
+      </w:r>
+    </w:p>
+    <w:p>
+      <w:pPr>
+        <w:spacing w:line="360" w:lineRule="auto"/>
+      </w:pPr>
+      <w:r>
+        <w:t>&gt;Reduction in large numbers of staff in ticket counter.</w:t>
+      </w:r>
+    </w:p>
+    <w:p>
+      <w:pPr>
+        <w:spacing w:line="360" w:lineRule="auto"/>
+      </w:pPr>
+      <w:r>
+        <w:t>&gt;Customers are provided fast service and customers detailed were easily generated.</w:t>
+      </w:r>
+    </w:p>
+    <w:p>
+      <w:pPr>
+        <w:spacing w:line="360" w:lineRule="auto"/>
+      </w:pPr>
+      <w:r>
+        <w:t>&gt;After the proper management of customer details, sales report and cut off in usage of large quantities pen and papers profit is achieved.</w:t>
+      </w:r>
+    </w:p>
+    <w:p>
+      <w:pPr>
+        <w:spacing w:line="360" w:lineRule="auto"/>
+      </w:pPr>
+      <w:r>
+        <w:t>&gt;Data errors were speedily decreased such as repetition of customer details or forgotten of customer details.</w:t>
+      </w:r>
+    </w:p>
+    <w:p>
+      <w:pPr>
+        <w:spacing w:line="360" w:lineRule="auto"/>
+      </w:pPr>
+      <w:r>
+        <w:t>&gt;Clarity and consistency in operation is seen.</w:t>
+      </w:r>
+    </w:p>
+    <w:p>
+      <w:pPr>
+        <w:spacing w:line="360" w:lineRule="auto"/>
+      </w:pPr>
+      <w:r>
+        <w:t xml:space="preserve">At the beginning of project, we were unfamiliar about the C Programming and we were having fear about the project </w:t>
+      </w:r>
+      <w:r>
+        <w:t xml:space="preserve">risks. This project work has been a difficult task as well as very fruitful one as there were a lot of new and useful topics that we got to interact. This project helped us to share and present our ideas in the group as well as help us to know </w:t>
+      </w:r>
+      <w:r>
+        <w:t xml:space="preserve">about “How the teamwork works”. Spiritually throughout the </w:t>
+      </w:r>
+      <w:r>
+        <w:t>project journey we acquire knowledge that everything can be learnt with passion and patience. Similarly, we developed friendly bond than the beginning.</w:t>
+      </w:r>
+    </w:p>
+    <w:p>
+      <w:pPr>
+        <w:spacing w:line="360" w:lineRule="auto"/>
+      </w:pPr>
+      <w:r>
         <w:t xml:space="preserve"> </w:t>
       </w:r>
       <w:r>
-        <w:rPr>
-          <w:color w:val="000000" w:themeColor="text1"/>
-        </w:rPr>
-        <w:t xml:space="preserve">Lots of errors and many failures occur while attempting </w:t>
-      </w:r>
-      <w:r>
-        <w:rPr>
-          <w:color w:val="000000" w:themeColor="text1"/>
-        </w:rPr>
-        <w:t>the entire</w:t>
-      </w:r>
-      <w:r>
-        <w:rPr>
-          <w:color w:val="000000" w:themeColor="text1"/>
-        </w:rPr>
-        <w:t xml:space="preserve"> task given in this </w:t>
-      </w:r>
-      <w:r>
-        <w:rPr>
-          <w:color w:val="000000" w:themeColor="text1"/>
-        </w:rPr>
-        <w:t>project.</w:t>
-      </w:r>
-      <w:r>
-        <w:rPr>
-          <w:color w:val="000000" w:themeColor="text1"/>
-        </w:rPr>
-        <w:t xml:space="preserve"> </w:t>
-      </w:r>
-      <w:r>
-        <w:t xml:space="preserve">Data collection, multiple seat booking, data was inaccurate, adaptation in system according to government policy and organizational change were difficult in the existing </w:t>
-      </w:r>
-      <w:r>
-        <w:t>system. So to overcome these difficulties our program was intended.</w:t>
-      </w:r>
-    </w:p>
-    <w:p>
-      <w:pPr>
-        <w:spacing w:line="360" w:lineRule="auto"/>
-        <w:jc w:val="both"/>
-      </w:pPr>
-      <w:r>
-        <w:t xml:space="preserve">At beginning people use to store/write data in manual form which results misplaced or loss of data. Previous system used to take a lot of spaces, prone to damage and being misplaced, hard to make changes, take a lot of access time, lack of security, higher cost, large on-going staff training cost, system id dependent on good individual, misinterpretation among peoples. </w:t>
-      </w:r>
-    </w:p>
-    <w:p>
-      <w:pPr>
-        <w:spacing w:line="360" w:lineRule="auto"/>
-        <w:jc w:val="both"/>
-      </w:pPr>
-      <w:r>
-        <w:t>List of the following issues as secondary but prominent issues- can make problem statements in both micro and macro-level.</w:t>
-      </w:r>
-    </w:p>
-    <w:p>
-      <w:pPr>
-        <w:pStyle w:val="ListParagraph"/>
-        <w:numPr>
-          <w:ilvl w:val="0"/>
-          <w:numId w:val="18"/>
-        </w:numPr>
-        <w:spacing w:line="360" w:lineRule="auto"/>
-        <w:jc w:val="both"/>
-        <w:rPr>
-          <w:color w:val="000000" w:themeColor="text1"/>
-        </w:rPr>
-      </w:pPr>
-      <w:r>
-        <w:rPr>
-          <w:color w:val="000000" w:themeColor="text1"/>
-        </w:rPr>
-        <w:t>Manual fine management is time-consuming.</w:t>
-      </w:r>
-    </w:p>
-    <w:p>
-      <w:pPr>
-        <w:pStyle w:val="ListParagraph"/>
-        <w:numPr>
-          <w:ilvl w:val="0"/>
-          <w:numId w:val="18"/>
-        </w:numPr>
-        <w:spacing w:line="360" w:lineRule="auto"/>
-        <w:jc w:val="both"/>
-        <w:rPr>
-          <w:color w:val="000000" w:themeColor="text1"/>
-        </w:rPr>
-      </w:pPr>
-      <w:r>
-        <w:rPr>
-          <w:color w:val="000000" w:themeColor="text1"/>
-        </w:rPr>
-        <w:t>Paper records may cause errors and data loss.</w:t>
-      </w:r>
-    </w:p>
-    <w:p>
-      <w:pPr>
-        <w:pStyle w:val="ListParagraph"/>
-        <w:numPr>
-          <w:ilvl w:val="0"/>
-          <w:numId w:val="18"/>
-        </w:numPr>
-        <w:spacing w:line="360" w:lineRule="auto"/>
-        <w:jc w:val="both"/>
-        <w:rPr>
-          <w:color w:val="000000" w:themeColor="text1"/>
-        </w:rPr>
-      </w:pPr>
-      <w:r>
-        <w:rPr>
-          <w:color w:val="000000" w:themeColor="text1"/>
-        </w:rPr>
-        <w:t>Difficult to track paid and unpaid fines.</w:t>
-      </w:r>
-    </w:p>
-    <w:p>
-      <w:pPr>
-        <w:pStyle w:val="ListParagraph"/>
-        <w:numPr>
-          <w:ilvl w:val="0"/>
-          <w:numId w:val="18"/>
-        </w:numPr>
-        <w:spacing w:line="360" w:lineRule="auto"/>
-        <w:jc w:val="both"/>
-        <w:rPr>
-          <w:color w:val="000000" w:themeColor="text1"/>
-        </w:rPr>
-      </w:pPr>
-      <w:r>
-        <w:rPr>
-          <w:color w:val="000000" w:themeColor="text1"/>
-        </w:rPr>
-        <w:t>Students may not receive timely fine updates.</w:t>
-      </w:r>
-    </w:p>
-    <w:p>
-      <w:pPr>
-        <w:pStyle w:val="ListParagraph"/>
-        <w:numPr>
-          <w:ilvl w:val="0"/>
-          <w:numId w:val="18"/>
-        </w:numPr>
-        <w:spacing w:line="360" w:lineRule="auto"/>
-        <w:jc w:val="both"/>
-        <w:rPr>
-          <w:color w:val="000000" w:themeColor="text1"/>
-        </w:rPr>
-      </w:pPr>
-      <w:r>
-        <w:rPr>
-          <w:color w:val="000000" w:themeColor="text1"/>
-        </w:rPr>
-        <w:t>Manual fine calculation can create mistakes.</w:t>
-      </w:r>
-    </w:p>
-    <w:p>
-      <w:pPr>
-        <w:pStyle w:val="ListParagraph"/>
-        <w:numPr>
-          <w:ilvl w:val="0"/>
-          <w:numId w:val="18"/>
-        </w:numPr>
-        <w:spacing w:line="360" w:lineRule="auto"/>
-        <w:jc w:val="both"/>
-        <w:rPr>
-          <w:color w:val="000000" w:themeColor="text1"/>
-        </w:rPr>
-      </w:pPr>
-      <w:r>
-        <w:rPr>
-          <w:color w:val="000000" w:themeColor="text1"/>
-        </w:rPr>
-        <w:t>Report generation is slow and inefficient.</w:t>
-      </w:r>
-    </w:p>
-    <w:p>
-      <w:pPr>
-        <w:pStyle w:val="ListParagraph"/>
-        <w:numPr>
-          <w:ilvl w:val="0"/>
-          <w:numId w:val="18"/>
-        </w:numPr>
-        <w:spacing w:line="360" w:lineRule="auto"/>
-        <w:jc w:val="both"/>
-        <w:rPr>
-          <w:color w:val="000000" w:themeColor="text1"/>
-        </w:rPr>
-      </w:pPr>
-      <w:r>
-        <w:rPr>
-          <w:color w:val="000000" w:themeColor="text1"/>
-        </w:rPr>
-        <w:t>No centralized system for fine management.</w:t>
-      </w:r>
-    </w:p>
-    <w:p>
-      <w:pPr>
-        <w:spacing w:line="360" w:lineRule="auto"/>
-        <w:jc w:val="both"/>
-        <w:rPr>
-          <w:color w:val="000000" w:themeColor="text1"/>
-        </w:rPr>
-      </w:pPr>
+        <w:br w:type="page"/>
+      </w:r>
     </w:p>
     <w:p>
       <w:pPr>
@@ -5500,4362 +5214,6 @@
         <w:jc w:val="both"/>
       </w:pPr>
       <w:r>
-        <w:t>Objectives</w:t>
-      </w:r>
-    </w:p>
-    <w:p>
-      <w:r>
-        <w:t>A student fine management system is designed to automate and simpl</w:t>
-      </w:r>
-      <w:r>
-        <w:t xml:space="preserve">ify the process of managing fines imposed on students in educational institutions. It helps administrators keep proper records, track payments, and ensure transparency in the fine collection process. </w:t>
-      </w:r>
-    </w:p>
-    <w:p>
-      <w:pPr>
-        <w:pStyle w:val="ListParagraph"/>
-        <w:numPr>
-          <w:ilvl w:val="0"/>
-          <w:numId w:val="19"/>
-        </w:numPr>
-      </w:pPr>
-      <w:r>
-        <w:t>To automate the process of managing student fines.</w:t>
-      </w:r>
-    </w:p>
-    <w:p>
-      <w:pPr>
-        <w:pStyle w:val="ListParagraph"/>
-        <w:numPr>
-          <w:ilvl w:val="0"/>
-          <w:numId w:val="19"/>
-        </w:numPr>
-      </w:pPr>
-      <w:r>
-        <w:t>To maintain accurate and organized fine records.</w:t>
-      </w:r>
-    </w:p>
-    <w:p>
-      <w:pPr>
-        <w:pStyle w:val="ListParagraph"/>
-        <w:numPr>
-          <w:ilvl w:val="0"/>
-          <w:numId w:val="19"/>
-        </w:numPr>
-      </w:pPr>
-      <w:r>
-        <w:t>To reduce manual work and save time for administrators.</w:t>
-      </w:r>
-    </w:p>
-    <w:p>
-      <w:pPr>
-        <w:pStyle w:val="ListParagraph"/>
-        <w:numPr>
-          <w:ilvl w:val="0"/>
-          <w:numId w:val="19"/>
-        </w:numPr>
-      </w:pPr>
-      <w:r>
-        <w:t>To track paid and unpaid fines easily.</w:t>
-      </w:r>
-    </w:p>
-    <w:p>
-      <w:pPr>
-        <w:pStyle w:val="ListParagraph"/>
-        <w:numPr>
-          <w:ilvl w:val="0"/>
-          <w:numId w:val="19"/>
-        </w:numPr>
-      </w:pPr>
-      <w:r>
-        <w:t>To minimize errors in calculation and record keeping.</w:t>
-      </w:r>
-    </w:p>
-    <w:p>
-      <w:pPr>
-        <w:pStyle w:val="ListParagraph"/>
-        <w:numPr>
-          <w:ilvl w:val="0"/>
-          <w:numId w:val="19"/>
-        </w:numPr>
-      </w:pPr>
-      <w:r>
-        <w:t>To provide quick access to student fine details.</w:t>
-      </w:r>
-    </w:p>
-    <w:p>
-      <w:pPr>
-        <w:pStyle w:val="ListParagraph"/>
-        <w:numPr>
-          <w:ilvl w:val="0"/>
-          <w:numId w:val="19"/>
-        </w:numPr>
-      </w:pPr>
-      <w:r>
-        <w:t>To generate reports efficiently when required.</w:t>
-      </w:r>
-    </w:p>
-    <w:p>
-      <w:pPr>
-        <w:pStyle w:val="ListParagraph"/>
-        <w:numPr>
-          <w:ilvl w:val="0"/>
-          <w:numId w:val="19"/>
-        </w:numPr>
-      </w:pPr>
-      <w:r>
-        <w:t xml:space="preserve">To improve transparency and accountability in the system. </w:t>
-      </w:r>
-    </w:p>
-    <w:p>
-      <w:pPr>
-        <w:pStyle w:val="ListParagraph"/>
-      </w:pPr>
-    </w:p>
-    <w:p>
-      <w:pPr>
-        <w:keepNext/>
-        <w:spacing w:after="0" w:line="360" w:lineRule="auto"/>
-        <w:jc w:val="both"/>
-      </w:pPr>
-    </w:p>
-    <w:p>
-      <w:pPr>
-        <w:pStyle w:val="Heading1"/>
-        <w:numPr>
-          <w:ilvl w:val="0"/>
-          <w:numId w:val="2"/>
-        </w:numPr>
-        <w:spacing w:line="360" w:lineRule="auto"/>
-        <w:jc w:val="both"/>
-      </w:pPr>
-      <w:r>
-        <w:t>Background Study</w:t>
-      </w:r>
-    </w:p>
-    <w:p>
-      <w:pPr>
-        <w:spacing w:after="0" w:line="360" w:lineRule="auto"/>
-        <w:jc w:val="both"/>
-      </w:pPr>
-      <w:r>
-        <w:t xml:space="preserve">The background section should discuss your findings in a </w:t>
-      </w:r>
-      <w:r>
-        <w:rPr>
-          <w:b/>
-          <w:bCs/>
-        </w:rPr>
-        <w:t>chronological</w:t>
-      </w:r>
-      <w:r>
-        <w:rPr>
-          <w:b/>
-          <w:bCs/>
-        </w:rPr>
-        <w:t xml:space="preserve"> </w:t>
-      </w:r>
-      <w:r>
-        <w:t>(</w:t>
-      </w:r>
-      <w:r>
-        <w:rPr>
-          <w:b/>
-          <w:bCs/>
-        </w:rPr>
-        <w:t>Sequential</w:t>
-      </w:r>
-      <w:r>
-        <w:t xml:space="preserve"> </w:t>
-      </w:r>
-      <w:r>
-        <w:rPr>
-          <w:b/>
-          <w:bCs/>
-        </w:rPr>
-        <w:t>Manner</w:t>
-      </w:r>
-      <w:r>
-        <w:t>)</w:t>
-      </w:r>
-      <w:r>
-        <w:t xml:space="preserve"> manner to accentuate the progress in the field and the missing points that need to be addressed. </w:t>
-      </w:r>
-    </w:p>
-    <w:p>
-      <w:pPr>
-        <w:spacing w:after="0" w:line="360" w:lineRule="auto"/>
-        <w:jc w:val="both"/>
-      </w:pPr>
-      <w:r>
-        <w:t>The project background should include information about the reasoning why you want to implement this specific project in this specific location in this specific manner. It must explain the current situation and its problems and the way in which you want to solve these problems.</w:t>
-      </w:r>
-    </w:p>
-    <w:p>
-      <w:pPr>
-        <w:spacing w:after="0" w:line="360" w:lineRule="auto"/>
-        <w:jc w:val="both"/>
-      </w:pPr>
-      <w:r>
-        <w:t xml:space="preserve">The student Fine management system is developed to replace traditional manual methods used in educational institutions for managing student fines. In many </w:t>
-      </w:r>
-      <w:r>
-        <w:t>schools</w:t>
-      </w:r>
-      <w:r>
-        <w:t xml:space="preserve"> </w:t>
-      </w:r>
-      <w:r>
-        <w:t>and colleges, fines related to late submissions, rule violations, or  library delays are sill recorded using paper registers or basic spread sheets. This often leads to errors, data loss, and difficulty in tracking records efficiently.</w:t>
-      </w:r>
-    </w:p>
-    <w:p>
-      <w:pPr>
-        <w:spacing w:after="0" w:line="360" w:lineRule="auto"/>
-        <w:jc w:val="both"/>
-      </w:pPr>
-      <w:r>
-        <w:t>Earlier studies on student management systems show that manual processes are the time consuming and inefficient, especially as the number of students increases.</w:t>
-      </w:r>
-    </w:p>
-    <w:p>
-      <w:pPr>
-        <w:spacing w:after="0" w:line="360" w:lineRule="auto"/>
-        <w:jc w:val="both"/>
-      </w:pPr>
-      <w:r>
-        <w:t xml:space="preserve"> Educational institutions face challenges in maintaining accurate records and generating </w:t>
-      </w:r>
-      <w:r>
-        <w:t>reports without an automated system.</w:t>
-      </w:r>
-    </w:p>
-    <w:p>
-      <w:pPr>
-        <w:spacing w:after="0" w:line="360" w:lineRule="auto"/>
-        <w:jc w:val="both"/>
-      </w:pPr>
-      <w:r>
-        <w:t>Research also shows that computer based student management systems help in organizing student data, improving accessibility and reducing administrative workload.</w:t>
-      </w:r>
-    </w:p>
-    <w:p>
-      <w:pPr>
-        <w:spacing w:after="0" w:line="360" w:lineRule="auto"/>
-        <w:jc w:val="both"/>
-      </w:pPr>
-      <w:r>
-        <w:t xml:space="preserve">Similarly, studies on fines and fee management systems highlight that manual fine collection often causes confusion, lack of transparency, and difficulty in tracking payments. To solve these issues, automated systems are developed to ensure proper record keeping and easy monitoring of </w:t>
-      </w:r>
-      <w:r>
-        <w:t>dues.</w:t>
-      </w:r>
-    </w:p>
-    <w:p>
-      <w:pPr>
-        <w:spacing w:after="0" w:line="360" w:lineRule="auto"/>
-        <w:jc w:val="both"/>
-      </w:pPr>
-      <w:r>
-        <w:t>In conclusion, the background study shows that there is a strong need for a computerized student fine management system to improve accuracy, save time, reduce workload, and increase transparency in educational institutons.</w:t>
-      </w:r>
-    </w:p>
-    <w:p>
-      <w:pPr>
-        <w:spacing w:after="0" w:line="360" w:lineRule="auto"/>
-        <w:jc w:val="both"/>
-      </w:pPr>
-    </w:p>
-    <w:p>
-      <w:pPr>
-        <w:spacing w:after="0" w:line="360" w:lineRule="auto"/>
-        <w:jc w:val="both"/>
-      </w:pPr>
-      <w:r>
-        <w:br w:type="page"/>
-      </w:r>
-    </w:p>
-    <w:p>
-      <w:pPr>
-        <w:pStyle w:val="Heading1"/>
-        <w:numPr>
-          <w:ilvl w:val="0"/>
-          <w:numId w:val="2"/>
-        </w:numPr>
-        <w:spacing w:after="0" w:line="360" w:lineRule="auto"/>
-        <w:jc w:val="both"/>
-      </w:pPr>
-      <w:r>
-        <w:t>Requirement Document</w:t>
-      </w:r>
-    </w:p>
-    <w:p>
-      <w:pPr>
-        <w:pStyle w:val="Heading2"/>
-      </w:pPr>
-      <w:r>
-        <w:t xml:space="preserve"> 5.1 </w:t>
-      </w:r>
-      <w:r>
-        <w:t>Functional Requirements</w:t>
-      </w:r>
-    </w:p>
-    <w:p>
-      <w:pPr>
-        <w:pStyle w:val="ListParagraph"/>
-        <w:numPr>
-          <w:ilvl w:val="0"/>
-          <w:numId w:val="21"/>
-        </w:numPr>
-      </w:pPr>
-      <w:r>
-        <w:t>Add student fine records.</w:t>
-      </w:r>
-    </w:p>
-    <w:p>
-      <w:pPr>
-        <w:pStyle w:val="ListParagraph"/>
-        <w:numPr>
-          <w:ilvl w:val="0"/>
-          <w:numId w:val="21"/>
-        </w:numPr>
-      </w:pPr>
-      <w:r>
-        <w:t>Update an delete fine details.</w:t>
-      </w:r>
-    </w:p>
-    <w:p>
-      <w:pPr>
-        <w:pStyle w:val="ListParagraph"/>
-        <w:numPr>
-          <w:ilvl w:val="0"/>
-          <w:numId w:val="21"/>
-        </w:numPr>
-      </w:pPr>
-      <w:r>
-        <w:t>Store student information and fine reason</w:t>
-      </w:r>
-    </w:p>
-    <w:p>
-      <w:pPr>
-        <w:pStyle w:val="ListParagraph"/>
-        <w:numPr>
-          <w:ilvl w:val="0"/>
-          <w:numId w:val="21"/>
-        </w:numPr>
-      </w:pPr>
-      <w:r>
-        <w:t>Track paid and unpaid fines.</w:t>
-      </w:r>
-    </w:p>
-    <w:p>
-      <w:pPr>
-        <w:pStyle w:val="ListParagraph"/>
-        <w:numPr>
-          <w:ilvl w:val="0"/>
-          <w:numId w:val="21"/>
-        </w:numPr>
-      </w:pPr>
-      <w:r>
-        <w:t>Search student fine records.</w:t>
-      </w:r>
-    </w:p>
-    <w:p>
-      <w:pPr>
-        <w:pStyle w:val="ListParagraph"/>
-        <w:numPr>
-          <w:ilvl w:val="0"/>
-          <w:numId w:val="21"/>
-        </w:numPr>
-      </w:pPr>
-      <w:r>
-        <w:t>Update payment status</w:t>
-      </w:r>
-    </w:p>
-    <w:p>
-      <w:pPr>
-        <w:pStyle w:val="ListParagraph"/>
-        <w:numPr>
-          <w:ilvl w:val="0"/>
-          <w:numId w:val="21"/>
-        </w:numPr>
-      </w:pPr>
-      <w:r>
-        <w:t>Generate fine reports(daily/monthly/Yearly)</w:t>
-      </w:r>
-    </w:p>
-    <w:p>
-      <w:pPr>
-        <w:pStyle w:val="ListParagraph"/>
-        <w:numPr>
-          <w:ilvl w:val="0"/>
-          <w:numId w:val="21"/>
-        </w:numPr>
-      </w:pPr>
-      <w:r>
-        <w:t>View student fine history.</w:t>
-      </w:r>
-    </w:p>
-    <w:p>
-      <w:pPr>
-        <w:rPr>
-          <w:b/>
-        </w:rPr>
-      </w:pPr>
-      <w:r>
-        <w:t xml:space="preserve">   </w:t>
-      </w:r>
-      <w:r>
-        <w:rPr>
-          <w:b/>
-        </w:rPr>
-        <w:t xml:space="preserve">5.2  Non </w:t>
-      </w:r>
-      <w:r>
-        <w:rPr>
-          <w:b/>
-          <w:color w:val="FF0000"/>
-        </w:rPr>
-        <w:t>F</w:t>
-      </w:r>
-      <w:r>
-        <w:rPr>
-          <w:b/>
-          <w:color w:val="FF0000"/>
-        </w:rPr>
-        <w:t>unctional</w:t>
-      </w:r>
-      <w:bookmarkStart w:id="14" w:name="_GoBack"/>
-      <w:bookmarkEnd w:id="14"/>
-    </w:p>
-    <w:p>
-      <w:pPr>
-        <w:pStyle w:val="NormalWeb"/>
-        <w:shd w:val="clear" w:color="auto" w:fill="FFFFFF"/>
-        <w:spacing w:before="0" w:beforeAutospacing="0" w:after="0" w:afterAutospacing="0" w:line="360" w:lineRule="auto"/>
-        <w:jc w:val="both"/>
-        <w:rPr>
-          <w:color w:val="FF0000"/>
-        </w:rPr>
-      </w:pPr>
-      <w:r>
-        <w:rPr>
-          <w:color w:val="FF0000"/>
-        </w:rPr>
-        <w:t>The best way to create a requirement document is by using a requirement matrix which prioritizes</w:t>
-      </w:r>
-      <w:r>
-        <w:rPr>
-          <w:color w:val="FF0000"/>
-        </w:rPr>
-        <w:t xml:space="preserve"> the requirements.</w:t>
-      </w:r>
-    </w:p>
-    <w:p>
-      <w:pPr>
-        <w:pStyle w:val="NormalWeb"/>
-        <w:shd w:val="clear" w:color="auto" w:fill="FFFFFF"/>
-        <w:spacing w:before="0" w:beforeAutospacing="0" w:after="0" w:afterAutospacing="0" w:line="360" w:lineRule="auto"/>
-        <w:jc w:val="both"/>
-      </w:pPr>
-      <w:r>
-        <w:rPr>
-          <w:b/>
-          <w:bCs/>
-        </w:rPr>
-        <w:t>R</w:t>
-      </w:r>
-      <w:r>
-        <w:rPr>
-          <w:b/>
-          <w:bCs/>
-        </w:rPr>
-        <w:t>equirements Matri</w:t>
-      </w:r>
-      <w:r>
-        <w:rPr>
-          <w:b/>
-          <w:bCs/>
-        </w:rPr>
-        <w:t>x</w:t>
-      </w:r>
-      <w:r>
-        <w:rPr>
-          <w:b/>
-          <w:bCs/>
-        </w:rPr>
-        <w:t xml:space="preserve">: </w:t>
-      </w:r>
-      <w:r>
-        <w:t xml:space="preserve"> A simple requirement matrix is of the following type.</w:t>
-      </w:r>
-    </w:p>
-    <w:tbl>
-      <w:tblPr>
-        <w:tblStyle w:val="GridTable1Light1"/>
-        <w:tblW w:w="5000" w:type="pct"/>
-        <w:tblLayout w:type="fixed"/>
-        <w:tblCellMar>
-          <w:left w:w="43" w:type="dxa"/>
-          <w:right w:w="43" w:type="dxa"/>
-        </w:tblCellMar>
-        <w:tblLook w:val="04A0" w:firstRow="1" w:lastRow="0" w:firstColumn="1" w:lastColumn="0" w:noHBand="0" w:noVBand="1"/>
-      </w:tblPr>
-      <w:tblGrid>
-        <w:gridCol w:w="594"/>
-        <w:gridCol w:w="1865"/>
-        <w:gridCol w:w="1725"/>
-        <w:gridCol w:w="1546"/>
-        <w:gridCol w:w="2662"/>
-      </w:tblGrid>
-      <w:tr>
-        <w:trPr>
-          <w:cnfStyle w:val="100000000000" w:firstRow="1" w:lastRow="0" w:firstColumn="0" w:lastColumn="0" w:oddVBand="0" w:evenVBand="0" w:oddHBand="0" w:evenHBand="0" w:firstRowFirstColumn="0" w:firstRowLastColumn="0" w:lastRowFirstColumn="0" w:lastRowLastColumn="0"/>
-          <w:trHeight w:val="1637"/>
-        </w:trPr>
-        <w:tc>
-          <w:tcPr>
-            <w:cnfStyle w:val="001000000000" w:firstRow="0" w:lastRow="0" w:firstColumn="1" w:lastColumn="0" w:oddVBand="0" w:evenVBand="0" w:oddHBand="0" w:evenHBand="0" w:firstRowFirstColumn="0" w:firstRowLastColumn="0" w:lastRowFirstColumn="0" w:lastRowLastColumn="0"/>
-            <w:tcW w:w="354" w:type="pct"/>
-          </w:tcPr>
-          <w:p>
-            <w:pPr>
-              <w:pStyle w:val="NormalWeb"/>
-              <w:spacing w:before="0" w:beforeAutospacing="0" w:after="0" w:afterAutospacing="0" w:line="360" w:lineRule="auto"/>
-              <w:jc w:val="both"/>
-            </w:pPr>
-            <w:r>
-              <w:t>SN.</w:t>
-            </w:r>
-          </w:p>
-        </w:tc>
-        <w:tc>
-          <w:tcPr>
-            <w:tcW w:w="1111" w:type="pct"/>
-          </w:tcPr>
-          <w:p>
-            <w:pPr>
-              <w:pStyle w:val="NormalWeb"/>
-              <w:spacing w:before="0" w:beforeAutospacing="0" w:after="0" w:afterAutospacing="0" w:line="360" w:lineRule="auto"/>
-              <w:jc w:val="both"/>
-              <w:cnfStyle w:val="100000000000" w:firstRow="1" w:lastRow="0" w:firstColumn="0" w:lastColumn="0" w:oddVBand="0" w:evenVBand="0" w:oddHBand="0" w:evenHBand="0" w:firstRowFirstColumn="0" w:firstRowLastColumn="0" w:lastRowFirstColumn="0" w:lastRowLastColumn="0"/>
-            </w:pPr>
-            <w:r>
-              <w:t>Required modules, system, and features.</w:t>
-            </w:r>
-          </w:p>
-        </w:tc>
-        <w:tc>
-          <w:tcPr>
-            <w:tcW w:w="1028" w:type="pct"/>
-          </w:tcPr>
-          <w:p>
-            <w:pPr>
-              <w:pStyle w:val="NormalWeb"/>
-              <w:spacing w:before="0" w:beforeAutospacing="0" w:after="0" w:afterAutospacing="0" w:line="360" w:lineRule="auto"/>
-              <w:jc w:val="both"/>
-              <w:cnfStyle w:val="100000000000" w:firstRow="1" w:lastRow="0" w:firstColumn="0" w:lastColumn="0" w:oddVBand="0" w:evenVBand="0" w:oddHBand="0" w:evenHBand="0" w:firstRowFirstColumn="0" w:firstRowLastColumn="0" w:lastRowFirstColumn="0" w:lastRowLastColumn="0"/>
-            </w:pPr>
-            <w:r>
-              <w:t>Description for the modules</w:t>
-            </w:r>
-          </w:p>
-        </w:tc>
-        <w:tc>
-          <w:tcPr>
-            <w:tcW w:w="921" w:type="pct"/>
-          </w:tcPr>
-          <w:p>
-            <w:pPr>
-              <w:pStyle w:val="NormalWeb"/>
-              <w:spacing w:before="0" w:beforeAutospacing="0" w:after="0" w:afterAutospacing="0" w:line="360" w:lineRule="auto"/>
-              <w:jc w:val="both"/>
-              <w:cnfStyle w:val="100000000000" w:firstRow="1" w:lastRow="0" w:firstColumn="0" w:lastColumn="0" w:oddVBand="0" w:evenVBand="0" w:oddHBand="0" w:evenHBand="0" w:firstRowFirstColumn="0" w:firstRowLastColumn="0" w:lastRowFirstColumn="0" w:lastRowLastColumn="0"/>
-            </w:pPr>
-            <w:r>
-              <w:t>Priority (</w:t>
-            </w:r>
-            <w:r>
-              <w:t>High, Moderate, low)</w:t>
-            </w:r>
-          </w:p>
-        </w:tc>
-        <w:tc>
-          <w:tcPr>
-            <w:tcW w:w="1586" w:type="pct"/>
-          </w:tcPr>
-          <w:p>
-            <w:pPr>
-              <w:pStyle w:val="NormalWeb"/>
-              <w:spacing w:before="0" w:beforeAutospacing="0" w:after="0" w:afterAutospacing="0" w:line="360" w:lineRule="auto"/>
-              <w:jc w:val="both"/>
-              <w:cnfStyle w:val="100000000000" w:firstRow="1" w:lastRow="0" w:firstColumn="0" w:lastColumn="0" w:oddVBand="0" w:evenVBand="0" w:oddHBand="0" w:evenHBand="0" w:firstRowFirstColumn="0" w:firstRowLastColumn="0" w:lastRowFirstColumn="0" w:lastRowLastColumn="0"/>
-            </w:pPr>
-            <w:r>
-              <w:t>Remarks</w:t>
-            </w:r>
-          </w:p>
-        </w:tc>
-      </w:tr>
-      <w:tr>
-        <w:trPr>
-          <w:trHeight w:val="935"/>
-        </w:trPr>
-        <w:tc>
-          <w:tcPr>
-            <w:cnfStyle w:val="001000000000" w:firstRow="0" w:lastRow="0" w:firstColumn="1" w:lastColumn="0" w:oddVBand="0" w:evenVBand="0" w:oddHBand="0" w:evenHBand="0" w:firstRowFirstColumn="0" w:firstRowLastColumn="0" w:lastRowFirstColumn="0" w:lastRowLastColumn="0"/>
-            <w:tcW w:w="354" w:type="pct"/>
-          </w:tcPr>
-          <w:p>
-            <w:pPr>
-              <w:pStyle w:val="NormalWeb"/>
-              <w:spacing w:before="0" w:beforeAutospacing="0" w:after="0" w:afterAutospacing="0" w:line="360" w:lineRule="auto"/>
-              <w:jc w:val="both"/>
-            </w:pPr>
-            <w:r>
-              <w:t>1.</w:t>
-            </w:r>
-          </w:p>
-        </w:tc>
-        <w:tc>
-          <w:tcPr>
-            <w:tcW w:w="1111" w:type="pct"/>
-          </w:tcPr>
-          <w:p>
-            <w:pPr>
-              <w:pStyle w:val="NormalWeb"/>
-              <w:spacing w:before="0" w:beforeAutospacing="0" w:after="0" w:afterAutospacing="0" w:line="360" w:lineRule="auto"/>
-              <w:jc w:val="both"/>
-              <w:cnfStyle w:val="000000000000" w:firstRow="0" w:lastRow="0" w:firstColumn="0" w:lastColumn="0" w:oddVBand="0" w:evenVBand="0" w:oddHBand="0" w:evenHBand="0" w:firstRowFirstColumn="0" w:firstRowLastColumn="0" w:lastRowFirstColumn="0" w:lastRowLastColumn="0"/>
-            </w:pPr>
-            <w:r>
-              <w:t>Login and security system</w:t>
-            </w:r>
-          </w:p>
-        </w:tc>
-        <w:tc>
-          <w:tcPr>
-            <w:tcW w:w="1028" w:type="pct"/>
-          </w:tcPr>
-          <w:p>
-            <w:pPr>
-              <w:pStyle w:val="NormalWeb"/>
-              <w:spacing w:before="0" w:beforeAutospacing="0" w:after="0" w:afterAutospacing="0" w:line="360" w:lineRule="auto"/>
-              <w:jc w:val="both"/>
-              <w:cnfStyle w:val="000000000000" w:firstRow="0" w:lastRow="0" w:firstColumn="0" w:lastColumn="0" w:oddVBand="0" w:evenVBand="0" w:oddHBand="0" w:evenHBand="0" w:firstRowFirstColumn="0" w:firstRowLastColumn="0" w:lastRowFirstColumn="0" w:lastRowLastColumn="0"/>
-            </w:pPr>
-            <w:r>
-              <w:t>Only the admin can login in the system</w:t>
-            </w:r>
-          </w:p>
-        </w:tc>
-        <w:tc>
-          <w:tcPr>
-            <w:tcW w:w="921" w:type="pct"/>
-          </w:tcPr>
-          <w:p>
-            <w:pPr>
-              <w:pStyle w:val="NormalWeb"/>
-              <w:spacing w:before="0" w:beforeAutospacing="0" w:after="0" w:afterAutospacing="0" w:line="360" w:lineRule="auto"/>
-              <w:jc w:val="both"/>
-              <w:cnfStyle w:val="000000000000" w:firstRow="0" w:lastRow="0" w:firstColumn="0" w:lastColumn="0" w:oddVBand="0" w:evenVBand="0" w:oddHBand="0" w:evenHBand="0" w:firstRowFirstColumn="0" w:firstRowLastColumn="0" w:lastRowFirstColumn="0" w:lastRowLastColumn="0"/>
-            </w:pPr>
-            <w:r>
-              <w:t>High</w:t>
-            </w:r>
-          </w:p>
-        </w:tc>
-        <w:tc>
-          <w:tcPr>
-            <w:tcW w:w="1586" w:type="pct"/>
-          </w:tcPr>
-          <w:p>
-            <w:pPr>
-              <w:pStyle w:val="NormalWeb"/>
-              <w:numPr>
-                <w:ilvl w:val="0"/>
-                <w:numId w:val="6"/>
-              </w:numPr>
-              <w:spacing w:before="0" w:beforeAutospacing="0" w:after="0" w:afterAutospacing="0" w:line="360" w:lineRule="auto"/>
-              <w:ind w:left="105" w:hanging="55"/>
-              <w:jc w:val="both"/>
-              <w:cnfStyle w:val="000000000000" w:firstRow="0" w:lastRow="0" w:firstColumn="0" w:lastColumn="0" w:oddVBand="0" w:evenVBand="0" w:oddHBand="0" w:evenHBand="0" w:firstRowFirstColumn="0" w:firstRowLastColumn="0" w:lastRowFirstColumn="0" w:lastRowLastColumn="0"/>
-            </w:pPr>
-            <w:r>
-              <w:t>Binod will look after this feature.</w:t>
-            </w:r>
-          </w:p>
-        </w:tc>
-      </w:tr>
-      <w:tr>
-        <w:trPr>
-          <w:trHeight w:val="935"/>
-        </w:trPr>
-        <w:tc>
-          <w:tcPr>
-            <w:cnfStyle w:val="001000000000" w:firstRow="0" w:lastRow="0" w:firstColumn="1" w:lastColumn="0" w:oddVBand="0" w:evenVBand="0" w:oddHBand="0" w:evenHBand="0" w:firstRowFirstColumn="0" w:firstRowLastColumn="0" w:lastRowFirstColumn="0" w:lastRowLastColumn="0"/>
-            <w:tcW w:w="354" w:type="pct"/>
-          </w:tcPr>
-          <w:p>
-            <w:pPr>
-              <w:pStyle w:val="NormalWeb"/>
-              <w:spacing w:before="0" w:beforeAutospacing="0" w:after="0" w:afterAutospacing="0" w:line="360" w:lineRule="auto"/>
-              <w:jc w:val="both"/>
-            </w:pPr>
-            <w:r>
-              <w:t>2.</w:t>
-            </w:r>
-          </w:p>
-        </w:tc>
-        <w:tc>
-          <w:tcPr>
-            <w:tcW w:w="1111" w:type="pct"/>
-          </w:tcPr>
-          <w:p>
-            <w:pPr>
-              <w:pStyle w:val="NormalWeb"/>
-              <w:spacing w:before="0" w:beforeAutospacing="0" w:after="0" w:afterAutospacing="0" w:line="360" w:lineRule="auto"/>
-              <w:jc w:val="both"/>
-              <w:cnfStyle w:val="000000000000" w:firstRow="0" w:lastRow="0" w:firstColumn="0" w:lastColumn="0" w:oddVBand="0" w:evenVBand="0" w:oddHBand="0" w:evenHBand="0" w:firstRowFirstColumn="0" w:firstRowLastColumn="0" w:lastRowFirstColumn="0" w:lastRowLastColumn="0"/>
-            </w:pPr>
-            <w:r>
-              <w:t>Data entry</w:t>
-            </w:r>
-          </w:p>
-        </w:tc>
-        <w:tc>
-          <w:tcPr>
-            <w:tcW w:w="1028" w:type="pct"/>
-          </w:tcPr>
-          <w:p>
-            <w:pPr>
-              <w:pStyle w:val="NormalWeb"/>
-              <w:spacing w:before="0" w:beforeAutospacing="0" w:after="0" w:afterAutospacing="0" w:line="360" w:lineRule="auto"/>
-              <w:jc w:val="both"/>
-              <w:cnfStyle w:val="000000000000" w:firstRow="0" w:lastRow="0" w:firstColumn="0" w:lastColumn="0" w:oddVBand="0" w:evenVBand="0" w:oddHBand="0" w:evenHBand="0" w:firstRowFirstColumn="0" w:firstRowLastColumn="0" w:lastRowFirstColumn="0" w:lastRowLastColumn="0"/>
-            </w:pPr>
-            <w:r>
-              <w:t>Data entry of the major contact details of the consumer</w:t>
-            </w:r>
-          </w:p>
-        </w:tc>
-        <w:tc>
-          <w:tcPr>
-            <w:tcW w:w="921" w:type="pct"/>
-          </w:tcPr>
-          <w:p>
-            <w:pPr>
-              <w:pStyle w:val="NormalWeb"/>
-              <w:spacing w:before="0" w:beforeAutospacing="0" w:after="0" w:afterAutospacing="0" w:line="360" w:lineRule="auto"/>
-              <w:jc w:val="both"/>
-              <w:cnfStyle w:val="000000000000" w:firstRow="0" w:lastRow="0" w:firstColumn="0" w:lastColumn="0" w:oddVBand="0" w:evenVBand="0" w:oddHBand="0" w:evenHBand="0" w:firstRowFirstColumn="0" w:firstRowLastColumn="0" w:lastRowFirstColumn="0" w:lastRowLastColumn="0"/>
-            </w:pPr>
-            <w:r>
-              <w:t>High</w:t>
-            </w:r>
-          </w:p>
-        </w:tc>
-        <w:tc>
-          <w:tcPr>
-            <w:tcW w:w="1586" w:type="pct"/>
-          </w:tcPr>
-          <w:p>
-            <w:pPr>
-              <w:pStyle w:val="NormalWeb"/>
-              <w:numPr>
-                <w:ilvl w:val="0"/>
-                <w:numId w:val="6"/>
-              </w:numPr>
-              <w:spacing w:before="0" w:beforeAutospacing="0" w:after="0" w:afterAutospacing="0" w:line="360" w:lineRule="auto"/>
-              <w:ind w:left="105" w:hanging="55"/>
-              <w:jc w:val="both"/>
-              <w:cnfStyle w:val="000000000000" w:firstRow="0" w:lastRow="0" w:firstColumn="0" w:lastColumn="0" w:oddVBand="0" w:evenVBand="0" w:oddHBand="0" w:evenHBand="0" w:firstRowFirstColumn="0" w:firstRowLastColumn="0" w:lastRowFirstColumn="0" w:lastRowLastColumn="0"/>
-            </w:pPr>
-            <w:r>
-              <w:t>Entire team must work here to improve the data entry system.</w:t>
-            </w:r>
-          </w:p>
-        </w:tc>
-      </w:tr>
-    </w:tbl>
-    <w:p>
-      <w:pPr>
-        <w:pStyle w:val="NormalWeb"/>
-        <w:shd w:val="clear" w:color="auto" w:fill="FFFFFF"/>
-        <w:spacing w:before="0" w:beforeAutospacing="0" w:after="0" w:afterAutospacing="0" w:line="360" w:lineRule="auto"/>
-        <w:jc w:val="both"/>
-      </w:pPr>
-    </w:p>
-    <w:p>
-      <w:pPr>
-        <w:pStyle w:val="NormalWeb"/>
-        <w:shd w:val="clear" w:color="auto" w:fill="FFFFFF"/>
-        <w:spacing w:before="0" w:beforeAutospacing="0" w:after="0" w:afterAutospacing="0" w:line="360" w:lineRule="auto"/>
-        <w:jc w:val="both"/>
-      </w:pPr>
-      <w:r>
-        <w:t>TYPES OF REQUIREMENTS</w:t>
-      </w:r>
-    </w:p>
-    <w:p>
-      <w:pPr>
-        <w:pStyle w:val="NormalWeb"/>
-        <w:numPr>
-          <w:ilvl w:val="0"/>
-          <w:numId w:val="7"/>
-        </w:numPr>
-        <w:shd w:val="clear" w:color="auto" w:fill="FFFFFF"/>
-        <w:spacing w:before="0" w:beforeAutospacing="0" w:after="0" w:afterAutospacing="0" w:line="360" w:lineRule="auto"/>
-        <w:jc w:val="both"/>
-      </w:pPr>
-      <w:r>
-        <w:t>Business</w:t>
-      </w:r>
-      <w:r>
-        <w:t xml:space="preserve"> requirements which align to high-level business goals</w:t>
-      </w:r>
-    </w:p>
-    <w:p>
-      <w:pPr>
-        <w:pStyle w:val="NormalWeb"/>
-        <w:numPr>
-          <w:ilvl w:val="0"/>
-          <w:numId w:val="7"/>
-        </w:numPr>
-        <w:shd w:val="clear" w:color="auto" w:fill="FFFFFF"/>
-        <w:spacing w:before="0" w:beforeAutospacing="0" w:after="0" w:afterAutospacing="0" w:line="360" w:lineRule="auto"/>
-        <w:jc w:val="both"/>
-      </w:pPr>
-      <w:r>
-        <w:t xml:space="preserve">Users’ requirement what the users want to do with the systems. </w:t>
-      </w:r>
-    </w:p>
-    <w:p>
-      <w:pPr>
-        <w:pStyle w:val="NormalWeb"/>
-        <w:numPr>
-          <w:ilvl w:val="0"/>
-          <w:numId w:val="7"/>
-        </w:numPr>
-        <w:shd w:val="clear" w:color="auto" w:fill="FFFFFF"/>
-        <w:spacing w:before="0" w:beforeAutospacing="0" w:after="0" w:afterAutospacing="0" w:line="360" w:lineRule="auto"/>
-        <w:jc w:val="both"/>
-      </w:pPr>
-      <w:r>
-        <w:t>Functional (Must have) requirements: the functions involved with the system.</w:t>
-      </w:r>
-    </w:p>
-    <w:p>
-      <w:pPr>
-        <w:pStyle w:val="NormalWeb"/>
-        <w:numPr>
-          <w:ilvl w:val="0"/>
-          <w:numId w:val="7"/>
-        </w:numPr>
-        <w:shd w:val="clear" w:color="auto" w:fill="FFFFFF"/>
-        <w:spacing w:before="0" w:beforeAutospacing="0" w:after="0" w:afterAutospacing="0" w:line="360" w:lineRule="auto"/>
-        <w:jc w:val="both"/>
-      </w:pPr>
-      <w:r>
-        <w:t>Non-functional requirement (not directly stated but are present in the system), these must be identified in order to improve overall workings of the system.</w:t>
-      </w:r>
-    </w:p>
-    <w:p>
-      <w:pPr>
-        <w:pStyle w:val="NormalWeb"/>
-        <w:shd w:val="clear" w:color="auto" w:fill="FFFFFF"/>
-        <w:spacing w:before="0" w:beforeAutospacing="0" w:after="0" w:afterAutospacing="0" w:line="360" w:lineRule="auto"/>
-        <w:jc w:val="both"/>
-        <w:rPr>
-          <w:color w:val="FF0000"/>
-        </w:rPr>
-      </w:pPr>
-      <w:r>
-        <w:rPr>
-          <w:color w:val="FF0000"/>
-        </w:rPr>
-        <w:t xml:space="preserve">Segmenting the requirements based on the above-mentioned requirements will help you improve your </w:t>
-      </w:r>
-      <w:r>
-        <w:rPr>
-          <w:color w:val="FF0000"/>
-        </w:rPr>
-        <w:t>requirements analysis</w:t>
-      </w:r>
-      <w:r>
-        <w:rPr>
-          <w:color w:val="FF0000"/>
-        </w:rPr>
-        <w:t xml:space="preserve"> and speed up the process.</w:t>
-      </w:r>
-    </w:p>
-    <w:p>
-      <w:pPr>
-        <w:spacing w:after="0" w:line="360" w:lineRule="auto"/>
-        <w:jc w:val="both"/>
-        <w:rPr>
-          <w:rFonts w:eastAsia="Times New Roman" w:cs="Times New Roman"/>
-          <w:color w:val="FF0000"/>
-          <w:szCs w:val="24"/>
-          <w:lang w:val="en-US"/>
-        </w:rPr>
-      </w:pPr>
-      <w:r>
-        <w:rPr>
-          <w:color w:val="FF0000"/>
-        </w:rPr>
-        <w:br w:type="page"/>
-      </w:r>
-    </w:p>
-    <w:p>
-      <w:pPr>
-        <w:pStyle w:val="Heading1"/>
-        <w:numPr>
-          <w:ilvl w:val="0"/>
-          <w:numId w:val="2"/>
-        </w:numPr>
-        <w:spacing w:after="0" w:line="360" w:lineRule="auto"/>
-        <w:jc w:val="both"/>
-      </w:pPr>
-      <w:r>
-        <w:t>System Design</w:t>
-      </w:r>
-    </w:p>
-    <w:p>
-      <w:pPr>
-        <w:spacing w:after="0" w:line="360" w:lineRule="auto"/>
-        <w:jc w:val="both"/>
-      </w:pPr>
-      <w:r>
-        <w:t>You can use the system design you have created in the mid-term report, basically we need to show the system design via two methods.</w:t>
-      </w:r>
-    </w:p>
-    <w:p>
-      <w:pPr>
-        <w:pStyle w:val="ListParagraph"/>
-        <w:numPr>
-          <w:ilvl w:val="0"/>
-          <w:numId w:val="11"/>
-        </w:numPr>
-        <w:spacing w:after="0" w:line="360" w:lineRule="auto"/>
-        <w:jc w:val="both"/>
-        <w:rPr>
-          <w:b/>
-          <w:bCs/>
-        </w:rPr>
-      </w:pPr>
-      <w:r>
-        <w:rPr>
-          <w:b/>
-          <w:bCs/>
-        </w:rPr>
-        <w:t>Data Flow Diagram</w:t>
-      </w:r>
-    </w:p>
-    <w:p>
-      <w:pPr>
-        <w:pStyle w:val="ListParagraph"/>
-        <w:spacing w:after="0" w:line="360" w:lineRule="auto"/>
-        <w:jc w:val="both"/>
-      </w:pPr>
-      <w:r>
-        <w:t>In the case of DFDs, do not include context level diagram rather use level-1 or level-2 DFD, given the limited time you guys have one may use the correctly amended DFD diagrams.</w:t>
-      </w:r>
-    </w:p>
-    <w:p>
-      <w:pPr>
-        <w:pStyle w:val="ListParagraph"/>
-        <w:numPr>
-          <w:ilvl w:val="0"/>
-          <w:numId w:val="11"/>
-        </w:numPr>
-        <w:spacing w:after="0" w:line="360" w:lineRule="auto"/>
-        <w:jc w:val="both"/>
-        <w:rPr>
-          <w:b/>
-          <w:bCs/>
-        </w:rPr>
-      </w:pPr>
-      <w:r>
-        <w:rPr>
-          <w:b/>
-          <w:bCs/>
-        </w:rPr>
-        <w:t>Flowchart</w:t>
-      </w:r>
-    </w:p>
-    <w:p>
-      <w:pPr>
-        <w:pStyle w:val="ListParagraph"/>
-        <w:spacing w:after="0" w:line="360" w:lineRule="auto"/>
-        <w:jc w:val="both"/>
-      </w:pPr>
-      <w:r>
-        <w:t xml:space="preserve">Make sure, the flowchart encompasses all the components of the </w:t>
-      </w:r>
-      <w:r>
-        <w:t>project</w:t>
-      </w:r>
-      <w:r>
-        <w:rPr>
-          <w:color w:val="FF0000"/>
-        </w:rPr>
-        <w:t xml:space="preserve">, the best approach would be creating flow chart for the CRUD operations </w:t>
-      </w:r>
-      <w:r>
-        <w:t>what you use for the data-entry, data selection, data modification and deletion.</w:t>
-      </w:r>
-    </w:p>
-    <w:p>
-      <w:pPr>
-        <w:pStyle w:val="ListParagraph"/>
-        <w:spacing w:after="0" w:line="360" w:lineRule="auto"/>
-        <w:jc w:val="both"/>
-      </w:pPr>
-      <w:r>
-        <w:rPr>
-          <w:noProof/>
-          <w:lang w:val="en-US"/>
-        </w:rPr>
-        <w:drawing>
-          <wp:inline distT="0" distB="0" distL="0" distR="0" wp14:anchorId="23DD7EC3" wp14:editId="723BBC67">
-            <wp:extent cx="4274794" cy="5438774"/>
-            <wp:effectExtent l="0" t="0" r="0" b="0"/>
-            <wp:docPr id="7" name="Picture 7" descr="Standard Flowchart Symbols. | Download Scientific Diagram"/>
-            <wp:cNvGraphicFramePr>
-              <a:graphicFrameLocks xmlns:a="http://schemas.openxmlformats.org/drawingml/2006/main" noChangeAspect="1"/>
-            </wp:cNvGraphicFramePr>
-            <a:graphic xmlns:a="http://schemas.openxmlformats.org/drawingml/2006/main">
-              <a:graphicData uri="http://schemas.openxmlformats.org/drawingml/2006/picture">
-                <pic:pic xmlns:pic="http://schemas.openxmlformats.org/drawingml/2006/picture">
-                  <pic:nvPicPr>
-                    <pic:cNvPr id="0" name="Picture 7"/>
-                    <pic:cNvPicPr/>
-                  </pic:nvPicPr>
-                  <pic:blipFill>
-                    <a:blip r:embed="rId14">
-                      <a:extLst>
-                        <a:ext uri="{28A0092B-C50C-407E-A947-70E740481C1C}">
-                          <a14:useLocalDpi xmlns:a14="http://schemas.microsoft.com/office/drawing/2010/main" val="0"/>
-                        </a:ext>
-                      </a:extLst>
-                    </a:blip>
-                    <a:stretch>
-                      <a:fillRect/>
-                    </a:stretch>
-                  </pic:blipFill>
-                  <pic:spPr>
-                    <a:xfrm>
-                      <a:off x="0" y="0"/>
-                      <a:ext cx="4274794" cy="5438774"/>
-                    </a:xfrm>
-                    <a:prstGeom prst="rect">
-                      <a:avLst/>
-                    </a:prstGeom>
-                  </pic:spPr>
-                </pic:pic>
-              </a:graphicData>
-            </a:graphic>
-          </wp:inline>
-        </w:drawing>
-      </w:r>
-    </w:p>
-    <w:p>
-      <w:pPr>
-        <w:pStyle w:val="ListParagraph"/>
-        <w:spacing w:after="0" w:line="360" w:lineRule="auto"/>
-        <w:jc w:val="both"/>
-      </w:pPr>
-      <w:r>
-        <w:t>Try to use all the symbols properly, it is quite easy once you get a hang of it.</w:t>
-      </w:r>
-    </w:p>
-    <w:p>
-      <w:pPr>
-        <w:pStyle w:val="Heading1"/>
-        <w:numPr>
-          <w:ilvl w:val="0"/>
-          <w:numId w:val="2"/>
-        </w:numPr>
-        <w:spacing w:after="0" w:line="360" w:lineRule="auto"/>
-        <w:jc w:val="both"/>
-      </w:pPr>
-      <w:r>
-        <w:t>Development</w:t>
-      </w:r>
-    </w:p>
-    <w:p>
-      <w:pPr>
-        <w:spacing w:after="0" w:line="360" w:lineRule="auto"/>
-        <w:jc w:val="both"/>
-      </w:pPr>
-      <w:r>
-        <w:t>Here, development refers to the model you have used for the project, for instance, waterfall, spiral, however, this section is not limited to the model only.</w:t>
-      </w:r>
-      <w:r>
-        <w:t xml:space="preserve"> Here, you need to describe the model you have used – SDLC.</w:t>
-      </w:r>
-    </w:p>
-    <w:p>
-      <w:pPr>
-        <w:pStyle w:val="NormalWeb"/>
-        <w:shd w:val="clear" w:color="auto" w:fill="FFFFFF"/>
-        <w:spacing w:before="0" w:beforeAutospacing="0" w:after="0" w:afterAutospacing="0" w:line="360" w:lineRule="auto"/>
-        <w:jc w:val="both"/>
-      </w:pPr>
-      <w:r>
-        <w:t xml:space="preserve">Development may also refer to the entirety of process of planning, organizing, </w:t>
-      </w:r>
-      <w:r>
-        <w:t>coordinating,</w:t>
-      </w:r>
-      <w:r>
-        <w:t xml:space="preserve"> and controlling the resources to accomplish specific goals.</w:t>
-      </w:r>
-      <w:r>
-        <w:t xml:space="preserve"> You can include the development environment (IDE) you </w:t>
-      </w:r>
-      <w:r>
-        <w:t>choose</w:t>
-      </w:r>
-      <w:r>
-        <w:t xml:space="preserve"> and with reasons why, the tools you used for documentation, system design, and </w:t>
-      </w:r>
-      <w:r>
-        <w:t>Gantt</w:t>
-      </w:r>
-      <w:r>
-        <w:t xml:space="preserve"> </w:t>
-      </w:r>
-      <w:r>
-        <w:t>charts (or</w:t>
-      </w:r>
-      <w:r>
-        <w:t xml:space="preserve"> other scheduling charts).</w:t>
-      </w:r>
-    </w:p>
-    <w:p>
-      <w:pPr>
-        <w:pStyle w:val="NormalWeb"/>
-        <w:shd w:val="clear" w:color="auto" w:fill="FFFFFF"/>
-        <w:spacing w:before="0" w:beforeAutospacing="0" w:after="0" w:afterAutospacing="0" w:line="360" w:lineRule="auto"/>
-        <w:jc w:val="both"/>
-      </w:pPr>
-      <w:r>
-        <w:t>What collaboration platform you have used, also describe the reason why, for example, you might have used SLACK, GIT or other repositories,</w:t>
-      </w:r>
-      <w:r>
-        <w:t xml:space="preserve"> Microsoft</w:t>
-      </w:r>
-      <w:r>
-        <w:t xml:space="preserve"> Teams with your project supervisor or your team members.</w:t>
-      </w:r>
-    </w:p>
-    <w:p>
-      <w:pPr>
-        <w:pStyle w:val="NormalWeb"/>
-        <w:shd w:val="clear" w:color="auto" w:fill="FFFFFF"/>
-        <w:spacing w:before="0" w:beforeAutospacing="0" w:after="0" w:afterAutospacing="0" w:line="360" w:lineRule="auto"/>
-        <w:jc w:val="both"/>
-      </w:pPr>
-      <w:r>
-        <w:t xml:space="preserve">Do not forget the development paradigm is based on system designs too, you must religiously follow the system design and must not divert from the designs. </w:t>
-      </w:r>
-    </w:p>
-    <w:p>
-      <w:pPr>
-        <w:pStyle w:val="NormalWeb"/>
-        <w:shd w:val="clear" w:color="auto" w:fill="FFFFFF"/>
-        <w:spacing w:before="0" w:beforeAutospacing="0" w:after="0" w:afterAutospacing="0" w:line="360" w:lineRule="auto"/>
-        <w:jc w:val="both"/>
-      </w:pPr>
-      <w:r>
-        <w:t>Finally, most importantly, the chart of work assignment.</w:t>
-      </w:r>
-    </w:p>
-    <w:tbl>
-      <w:tblPr>
-        <w:tblStyle w:val="TableGrid"/>
-        <w:tblW w:w="0" w:type="auto"/>
-        <w:tblLook w:val="04A0" w:firstRow="1" w:lastRow="0" w:firstColumn="1" w:lastColumn="0" w:noHBand="0" w:noVBand="1"/>
-      </w:tblPr>
-      <w:tblGrid>
-        <w:gridCol w:w="643"/>
-        <w:gridCol w:w="2502"/>
-        <w:gridCol w:w="3100"/>
-        <w:gridCol w:w="2051"/>
-      </w:tblGrid>
-      <w:tr>
-        <w:tc>
-          <w:tcPr>
-            <w:tcW w:w="643" w:type="dxa"/>
-          </w:tcPr>
-          <w:p>
-            <w:pPr>
-              <w:pStyle w:val="NormalWeb"/>
-              <w:spacing w:before="0" w:beforeAutospacing="0" w:after="0" w:afterAutospacing="0" w:line="360" w:lineRule="auto"/>
-              <w:jc w:val="both"/>
-            </w:pPr>
-            <w:r>
-              <w:t>S.N.</w:t>
-            </w:r>
-          </w:p>
-        </w:tc>
-        <w:tc>
-          <w:tcPr>
-            <w:tcW w:w="2502" w:type="dxa"/>
-          </w:tcPr>
-          <w:p>
-            <w:pPr>
-              <w:pStyle w:val="NormalWeb"/>
-              <w:spacing w:before="0" w:beforeAutospacing="0" w:after="0" w:afterAutospacing="0" w:line="360" w:lineRule="auto"/>
-              <w:jc w:val="both"/>
-            </w:pPr>
-            <w:r>
-              <w:t>Name of the member</w:t>
-            </w:r>
-          </w:p>
-        </w:tc>
-        <w:tc>
-          <w:tcPr>
-            <w:tcW w:w="3100" w:type="dxa"/>
-          </w:tcPr>
-          <w:p>
-            <w:pPr>
-              <w:pStyle w:val="NormalWeb"/>
-              <w:spacing w:before="0" w:beforeAutospacing="0" w:after="0" w:afterAutospacing="0" w:line="360" w:lineRule="auto"/>
-              <w:jc w:val="both"/>
-            </w:pPr>
-            <w:r>
-              <w:t xml:space="preserve">Work assigned </w:t>
-            </w:r>
-          </w:p>
-        </w:tc>
-        <w:tc>
-          <w:tcPr>
-            <w:tcW w:w="2051" w:type="dxa"/>
-          </w:tcPr>
-          <w:p>
-            <w:pPr>
-              <w:pStyle w:val="NormalWeb"/>
-              <w:spacing w:before="0" w:beforeAutospacing="0" w:after="0" w:afterAutospacing="0" w:line="360" w:lineRule="auto"/>
-              <w:jc w:val="both"/>
-            </w:pPr>
-            <w:r>
-              <w:t>Remarks</w:t>
-            </w:r>
-          </w:p>
-        </w:tc>
-      </w:tr>
-      <w:tr>
-        <w:tc>
-          <w:tcPr>
-            <w:tcW w:w="643" w:type="dxa"/>
-          </w:tcPr>
-          <w:p>
-            <w:pPr>
-              <w:pStyle w:val="NormalWeb"/>
-              <w:spacing w:before="0" w:beforeAutospacing="0" w:after="0" w:afterAutospacing="0" w:line="360" w:lineRule="auto"/>
-              <w:jc w:val="both"/>
-            </w:pPr>
-            <w:r>
-              <w:t>1.</w:t>
-            </w:r>
-          </w:p>
-        </w:tc>
-        <w:tc>
-          <w:tcPr>
-            <w:tcW w:w="2502" w:type="dxa"/>
-          </w:tcPr>
-          <w:p>
-            <w:pPr>
-              <w:pStyle w:val="NormalWeb"/>
-              <w:spacing w:before="0" w:beforeAutospacing="0" w:after="0" w:afterAutospacing="0" w:line="360" w:lineRule="auto"/>
-              <w:jc w:val="both"/>
-            </w:pPr>
-            <w:r>
-              <w:t>Your name</w:t>
-            </w:r>
-          </w:p>
-        </w:tc>
-        <w:tc>
-          <w:tcPr>
-            <w:tcW w:w="3100" w:type="dxa"/>
-          </w:tcPr>
-          <w:p>
-            <w:pPr>
-              <w:pStyle w:val="NormalWeb"/>
-              <w:spacing w:before="0" w:beforeAutospacing="0" w:after="0" w:afterAutospacing="0" w:line="360" w:lineRule="auto"/>
-              <w:jc w:val="both"/>
-            </w:pPr>
-            <w:r>
-              <w:t>Documentation</w:t>
-            </w:r>
-            <w:r>
-              <w:t xml:space="preserve"> and coding.</w:t>
-            </w:r>
-          </w:p>
-          <w:p>
-            <w:pPr>
-              <w:pStyle w:val="NormalWeb"/>
-              <w:numPr>
-                <w:ilvl w:val="0"/>
-                <w:numId w:val="6"/>
-              </w:numPr>
-              <w:spacing w:before="0" w:beforeAutospacing="0" w:after="0" w:afterAutospacing="0" w:line="360" w:lineRule="auto"/>
-              <w:ind w:left="346"/>
-              <w:jc w:val="both"/>
-            </w:pPr>
-            <w:r>
-              <w:t xml:space="preserve">DFD </w:t>
-            </w:r>
-          </w:p>
-          <w:p>
-            <w:pPr>
-              <w:pStyle w:val="NormalWeb"/>
-              <w:numPr>
-                <w:ilvl w:val="0"/>
-                <w:numId w:val="6"/>
-              </w:numPr>
-              <w:spacing w:before="0" w:beforeAutospacing="0" w:after="0" w:afterAutospacing="0" w:line="360" w:lineRule="auto"/>
-              <w:ind w:left="346"/>
-              <w:jc w:val="both"/>
-            </w:pPr>
-            <w:r>
-              <w:t>Problem Identification</w:t>
-            </w:r>
-          </w:p>
-          <w:p>
-            <w:pPr>
-              <w:pStyle w:val="NormalWeb"/>
-              <w:numPr>
-                <w:ilvl w:val="0"/>
-                <w:numId w:val="6"/>
-              </w:numPr>
-              <w:spacing w:before="0" w:beforeAutospacing="0" w:after="0" w:afterAutospacing="0" w:line="360" w:lineRule="auto"/>
-              <w:ind w:left="346"/>
-              <w:jc w:val="both"/>
-            </w:pPr>
-            <w:r>
-              <w:t>Coding support</w:t>
-            </w:r>
-          </w:p>
-          <w:p>
-            <w:pPr>
-              <w:pStyle w:val="NormalWeb"/>
-              <w:numPr>
-                <w:ilvl w:val="0"/>
-                <w:numId w:val="6"/>
-              </w:numPr>
-              <w:spacing w:before="0" w:beforeAutospacing="0" w:after="0" w:afterAutospacing="0" w:line="360" w:lineRule="auto"/>
-              <w:ind w:left="346"/>
-              <w:jc w:val="both"/>
-            </w:pPr>
-            <w:r>
-              <w:t>Support in system design.</w:t>
-            </w:r>
-          </w:p>
-        </w:tc>
-        <w:tc>
-          <w:tcPr>
-            <w:tcW w:w="2051" w:type="dxa"/>
-          </w:tcPr>
-          <w:p>
-            <w:pPr>
-              <w:pStyle w:val="NormalWeb"/>
-              <w:spacing w:before="0" w:beforeAutospacing="0" w:after="0" w:afterAutospacing="0" w:line="360" w:lineRule="auto"/>
-              <w:jc w:val="both"/>
-            </w:pPr>
-          </w:p>
-        </w:tc>
-      </w:tr>
-      <w:tr>
-        <w:tc>
-          <w:tcPr>
-            <w:tcW w:w="643" w:type="dxa"/>
-          </w:tcPr>
-          <w:p>
-            <w:pPr>
-              <w:pStyle w:val="NormalWeb"/>
-              <w:spacing w:before="0" w:beforeAutospacing="0" w:after="0" w:afterAutospacing="0" w:line="360" w:lineRule="auto"/>
-              <w:jc w:val="both"/>
-            </w:pPr>
-            <w:r>
-              <w:t>2.</w:t>
-            </w:r>
-          </w:p>
-        </w:tc>
-        <w:tc>
-          <w:tcPr>
-            <w:tcW w:w="2502" w:type="dxa"/>
-          </w:tcPr>
-          <w:p>
-            <w:pPr>
-              <w:pStyle w:val="NormalWeb"/>
-              <w:spacing w:before="0" w:beforeAutospacing="0" w:after="0" w:afterAutospacing="0" w:line="360" w:lineRule="auto"/>
-              <w:jc w:val="both"/>
-            </w:pPr>
-            <w:r>
-              <w:t>Name</w:t>
-            </w:r>
-          </w:p>
-        </w:tc>
-        <w:tc>
-          <w:tcPr>
-            <w:tcW w:w="3100" w:type="dxa"/>
-          </w:tcPr>
-          <w:p>
-            <w:pPr>
-              <w:pStyle w:val="NormalWeb"/>
-              <w:spacing w:before="0" w:beforeAutospacing="0" w:after="0" w:afterAutospacing="0" w:line="360" w:lineRule="auto"/>
-              <w:jc w:val="both"/>
-            </w:pPr>
-            <w:r>
-              <w:t>Documentation</w:t>
-            </w:r>
-            <w:r>
-              <w:t xml:space="preserve"> and coding.</w:t>
-            </w:r>
-          </w:p>
-          <w:p>
-            <w:pPr>
-              <w:pStyle w:val="NormalWeb"/>
-              <w:numPr>
-                <w:ilvl w:val="0"/>
-                <w:numId w:val="6"/>
-              </w:numPr>
-              <w:spacing w:before="0" w:beforeAutospacing="0" w:after="0" w:afterAutospacing="0" w:line="360" w:lineRule="auto"/>
-              <w:ind w:left="346"/>
-              <w:jc w:val="both"/>
-            </w:pPr>
-            <w:r>
-              <w:t xml:space="preserve">Gantt Chart </w:t>
-            </w:r>
-          </w:p>
-          <w:p>
-            <w:pPr>
-              <w:pStyle w:val="NormalWeb"/>
-              <w:numPr>
-                <w:ilvl w:val="0"/>
-                <w:numId w:val="6"/>
-              </w:numPr>
-              <w:spacing w:before="0" w:beforeAutospacing="0" w:after="0" w:afterAutospacing="0" w:line="360" w:lineRule="auto"/>
-              <w:ind w:left="346"/>
-              <w:jc w:val="both"/>
-            </w:pPr>
-            <w:r>
-              <w:t>Coding of login system</w:t>
-            </w:r>
-          </w:p>
-          <w:p>
-            <w:pPr>
-              <w:pStyle w:val="NormalWeb"/>
-              <w:numPr>
-                <w:ilvl w:val="0"/>
-                <w:numId w:val="6"/>
-              </w:numPr>
-              <w:spacing w:before="0" w:beforeAutospacing="0" w:after="0" w:afterAutospacing="0" w:line="360" w:lineRule="auto"/>
-              <w:ind w:left="346"/>
-              <w:jc w:val="both"/>
-            </w:pPr>
-            <w:r>
-              <w:t>Support in system design.</w:t>
-            </w:r>
-          </w:p>
-          <w:p>
-            <w:pPr>
-              <w:pStyle w:val="NormalWeb"/>
-              <w:numPr>
-                <w:ilvl w:val="0"/>
-                <w:numId w:val="6"/>
-              </w:numPr>
-              <w:spacing w:before="0" w:beforeAutospacing="0" w:after="0" w:afterAutospacing="0" w:line="360" w:lineRule="auto"/>
-              <w:ind w:left="346"/>
-              <w:jc w:val="both"/>
-            </w:pPr>
-            <w:r>
-              <w:t>Feasibility analysis.</w:t>
-            </w:r>
-          </w:p>
-        </w:tc>
-        <w:tc>
-          <w:tcPr>
-            <w:tcW w:w="2051" w:type="dxa"/>
-          </w:tcPr>
-          <w:p>
-            <w:pPr>
-              <w:pStyle w:val="NormalWeb"/>
-              <w:spacing w:before="0" w:beforeAutospacing="0" w:after="0" w:afterAutospacing="0" w:line="360" w:lineRule="auto"/>
-              <w:jc w:val="both"/>
-            </w:pPr>
-          </w:p>
-        </w:tc>
-      </w:tr>
-      <w:tr>
-        <w:tc>
-          <w:tcPr>
-            <w:tcW w:w="643" w:type="dxa"/>
-          </w:tcPr>
-          <w:p>
-            <w:pPr>
-              <w:pStyle w:val="NormalWeb"/>
-              <w:spacing w:before="0" w:beforeAutospacing="0" w:after="0" w:afterAutospacing="0" w:line="360" w:lineRule="auto"/>
-              <w:jc w:val="both"/>
-            </w:pPr>
-            <w:r>
-              <w:t>3.</w:t>
-            </w:r>
-          </w:p>
-        </w:tc>
-        <w:tc>
-          <w:tcPr>
-            <w:tcW w:w="2502" w:type="dxa"/>
-          </w:tcPr>
-          <w:p>
-            <w:pPr>
-              <w:pStyle w:val="NormalWeb"/>
-              <w:spacing w:before="0" w:beforeAutospacing="0" w:after="0" w:afterAutospacing="0" w:line="360" w:lineRule="auto"/>
-              <w:jc w:val="both"/>
-            </w:pPr>
-            <w:r>
-              <w:t>Name</w:t>
-            </w:r>
-          </w:p>
-        </w:tc>
-        <w:tc>
-          <w:tcPr>
-            <w:tcW w:w="3100" w:type="dxa"/>
-          </w:tcPr>
-          <w:p>
-            <w:pPr>
-              <w:pStyle w:val="NormalWeb"/>
-              <w:spacing w:before="0" w:beforeAutospacing="0" w:after="0" w:afterAutospacing="0" w:line="360" w:lineRule="auto"/>
-              <w:jc w:val="both"/>
-            </w:pPr>
-            <w:r>
-              <w:t>Documentation and coding.</w:t>
-            </w:r>
-          </w:p>
-          <w:p>
-            <w:pPr>
-              <w:pStyle w:val="NormalWeb"/>
-              <w:numPr>
-                <w:ilvl w:val="0"/>
-                <w:numId w:val="6"/>
-              </w:numPr>
-              <w:spacing w:before="0" w:beforeAutospacing="0" w:after="0" w:afterAutospacing="0" w:line="360" w:lineRule="auto"/>
-              <w:ind w:left="346"/>
-              <w:jc w:val="both"/>
-            </w:pPr>
-            <w:r>
-              <w:t>Designed Flowchart.</w:t>
-            </w:r>
-          </w:p>
-          <w:p>
-            <w:pPr>
-              <w:pStyle w:val="NormalWeb"/>
-              <w:numPr>
-                <w:ilvl w:val="0"/>
-                <w:numId w:val="6"/>
-              </w:numPr>
-              <w:spacing w:before="0" w:beforeAutospacing="0" w:after="0" w:afterAutospacing="0" w:line="360" w:lineRule="auto"/>
-              <w:ind w:left="346"/>
-              <w:jc w:val="both"/>
-            </w:pPr>
-            <w:r>
-              <w:t>Coding for seat selection.</w:t>
-            </w:r>
-          </w:p>
-          <w:p>
-            <w:pPr>
-              <w:pStyle w:val="NormalWeb"/>
-              <w:numPr>
-                <w:ilvl w:val="0"/>
-                <w:numId w:val="6"/>
-              </w:numPr>
-              <w:spacing w:before="0" w:beforeAutospacing="0" w:after="0" w:afterAutospacing="0" w:line="360" w:lineRule="auto"/>
-              <w:ind w:left="346"/>
-              <w:jc w:val="both"/>
-            </w:pPr>
-            <w:r>
-              <w:t>Support in system design.</w:t>
-            </w:r>
-          </w:p>
-          <w:p>
-            <w:pPr>
-              <w:pStyle w:val="NormalWeb"/>
-              <w:numPr>
-                <w:ilvl w:val="0"/>
-                <w:numId w:val="6"/>
-              </w:numPr>
-              <w:spacing w:before="0" w:beforeAutospacing="0" w:after="0" w:afterAutospacing="0" w:line="360" w:lineRule="auto"/>
-              <w:ind w:left="346"/>
-              <w:jc w:val="both"/>
-            </w:pPr>
-            <w:r>
-              <w:t>Logic definition.</w:t>
-            </w:r>
-          </w:p>
-          <w:p>
-            <w:pPr>
-              <w:pStyle w:val="NormalWeb"/>
-              <w:spacing w:before="0" w:beforeAutospacing="0" w:after="0" w:afterAutospacing="0" w:line="360" w:lineRule="auto"/>
-              <w:jc w:val="both"/>
-            </w:pPr>
-          </w:p>
-        </w:tc>
-        <w:tc>
-          <w:tcPr>
-            <w:tcW w:w="2051" w:type="dxa"/>
-          </w:tcPr>
-          <w:p>
-            <w:pPr>
-              <w:pStyle w:val="NormalWeb"/>
-              <w:spacing w:before="0" w:beforeAutospacing="0" w:after="0" w:afterAutospacing="0" w:line="360" w:lineRule="auto"/>
-              <w:jc w:val="both"/>
-            </w:pPr>
-          </w:p>
-        </w:tc>
-      </w:tr>
-    </w:tbl>
-    <w:p>
-      <w:pPr>
-        <w:spacing w:line="360" w:lineRule="auto"/>
-      </w:pPr>
-      <w:r>
-        <w:br w:type="page"/>
-      </w:r>
-    </w:p>
-    <w:p>
-      <w:pPr>
-        <w:pStyle w:val="Heading1"/>
-        <w:numPr>
-          <w:ilvl w:val="0"/>
-          <w:numId w:val="2"/>
-        </w:numPr>
-        <w:spacing w:after="0" w:line="360" w:lineRule="auto"/>
-        <w:jc w:val="both"/>
-      </w:pPr>
-      <w:r>
-        <w:t>Testing</w:t>
-      </w:r>
-    </w:p>
-    <w:p>
-      <w:pPr>
-        <w:spacing w:line="360" w:lineRule="auto"/>
-        <w:jc w:val="both"/>
-        <w:rPr>
-          <w:rFonts w:cs="Times New Roman"/>
-        </w:rPr>
-      </w:pPr>
-      <w:r>
-        <w:rPr>
-          <w:rFonts w:cs="Times New Roman"/>
-          <w:lang w:val="en-US"/>
-        </w:rPr>
-        <w:t>Mention the testing methodology you have used,</w:t>
-      </w:r>
-      <w:r>
-        <w:rPr>
-          <w:rFonts w:cs="Times New Roman"/>
-          <w:lang w:val="en-US"/>
-        </w:rPr>
-        <w:t xml:space="preserve"> make sure that we follow the testing paradigm, or software testing life cycle when we test a prototype or module.</w:t>
-      </w:r>
-      <w:r>
-        <w:rPr>
-          <w:rFonts w:cs="Times New Roman"/>
-        </w:rPr>
-        <w:t>TLC stands for Software Testing Life Cycle. STLC is a sequence of different activities performed by the testing team to ensure the quality of the software or the product.</w:t>
-      </w:r>
-    </w:p>
-    <w:p>
-      <w:pPr>
-        <w:spacing w:line="360" w:lineRule="auto"/>
-        <w:jc w:val="both"/>
-        <w:rPr>
-          <w:rFonts w:cs="Times New Roman"/>
-        </w:rPr>
-      </w:pPr>
-      <w:r>
-        <w:rPr>
-          <w:rFonts w:cs="Times New Roman"/>
-        </w:rPr>
-        <w:t xml:space="preserve">The main Motive behind Testing is that the </w:t>
-      </w:r>
-      <w:r>
-        <w:rPr>
-          <w:rFonts w:cs="Times New Roman"/>
-          <w:highlight w:val="yellow"/>
-        </w:rPr>
-        <w:t>tester or developers must be able to understand the client’s requirement</w:t>
-      </w:r>
-      <w:r>
-        <w:rPr>
-          <w:rFonts w:cs="Times New Roman"/>
-        </w:rPr>
-        <w:t>, and thoroughly inspect the modules to create a positive and negative test cases.</w:t>
-      </w:r>
-    </w:p>
-    <w:p>
-      <w:pPr>
-        <w:pStyle w:val="ListParagraph"/>
-        <w:numPr>
-          <w:ilvl w:val="0"/>
-          <w:numId w:val="15"/>
-        </w:numPr>
-        <w:spacing w:line="360" w:lineRule="auto"/>
-        <w:jc w:val="both"/>
-        <w:rPr>
-          <w:rFonts w:cs="Times New Roman"/>
-        </w:rPr>
-      </w:pPr>
-      <w:r>
-        <w:rPr>
-          <w:rFonts w:cs="Times New Roman"/>
-        </w:rPr>
-        <w:t>STLC is an integral part of Software Development Life Cycle (SDLC). But, STLC deals only with the testing phases.</w:t>
-      </w:r>
-    </w:p>
-    <w:p>
-      <w:pPr>
-        <w:pStyle w:val="ListParagraph"/>
-        <w:numPr>
-          <w:ilvl w:val="0"/>
-          <w:numId w:val="15"/>
-        </w:numPr>
-        <w:spacing w:line="360" w:lineRule="auto"/>
-        <w:jc w:val="both"/>
-        <w:rPr>
-          <w:rFonts w:cs="Times New Roman"/>
-        </w:rPr>
-      </w:pPr>
-      <w:r>
-        <w:rPr>
-          <w:rFonts w:cs="Times New Roman"/>
-        </w:rPr>
-        <w:t>STLC starts as soon as requirements are defined or SRD (Software Requirement Document) is shared by stakeholders.</w:t>
-      </w:r>
-    </w:p>
-    <w:p>
-      <w:pPr>
-        <w:pStyle w:val="ListParagraph"/>
-        <w:numPr>
-          <w:ilvl w:val="0"/>
-          <w:numId w:val="15"/>
-        </w:numPr>
-        <w:spacing w:line="360" w:lineRule="auto"/>
-        <w:jc w:val="both"/>
-        <w:rPr>
-          <w:rFonts w:cs="Times New Roman"/>
-        </w:rPr>
-      </w:pPr>
-      <w:r>
-        <w:rPr>
-          <w:rFonts w:cs="Times New Roman"/>
-          <w:noProof/>
-          <w:lang w:val="en-US"/>
-        </w:rPr>
-        <mc:AlternateContent>
-          <mc:Choice Requires="wpg">
-            <w:drawing>
-              <wp:anchor distT="0" distB="0" distL="114300" distR="114300" simplePos="0" relativeHeight="251660288" behindDoc="0" locked="0" layoutInCell="1" allowOverlap="1" wp14:anchorId="7B020EE0" wp14:editId="1901AE40">
-                <wp:simplePos x="0" y="0"/>
-                <wp:positionH relativeFrom="column">
-                  <wp:posOffset>276225</wp:posOffset>
-                </wp:positionH>
-                <wp:positionV relativeFrom="paragraph">
-                  <wp:posOffset>213360</wp:posOffset>
-                </wp:positionV>
-                <wp:extent cx="4286250" cy="3345180"/>
-                <wp:effectExtent l="0" t="0" r="0" b="7620"/>
-                <wp:wrapTopAndBottom/>
-                <wp:docPr id="14" name="Group 14"/>
-                <wp:cNvGraphicFramePr/>
-                <a:graphic xmlns:a="http://schemas.openxmlformats.org/drawingml/2006/main">
-                  <a:graphicData uri="http://schemas.microsoft.com/office/word/2010/wordprocessingGroup">
-                    <wpg:wgp>
-                      <wpg:cNvGrpSpPr/>
-                      <wpg:grpSpPr>
-                        <a:xfrm>
-                          <a:off x="0" y="0"/>
-                          <a:ext cx="4286250" cy="3345180"/>
-                          <a:chOff x="0" y="0"/>
-                          <a:chExt cx="4573270" cy="3569335"/>
-                        </a:xfrm>
-                      </wpg:grpSpPr>
-                      <pic:pic xmlns:pic="http://schemas.openxmlformats.org/drawingml/2006/picture">
-                        <pic:nvPicPr>
-                          <pic:cNvPr id="1026" name="Picture 2">
-                            <a:extLst>
-                              <a:ext uri="{FF2B5EF4-FFF2-40B4-BE49-F238E27FC236}">
-                                <a16:creationId xmlns="" xmlns:cx="http://schemas.microsoft.com/office/drawing/2014/chartex" xmlns:cx1="http://schemas.microsoft.com/office/drawing/2015/9/8/chartex" xmlns:cx2="http://schemas.microsoft.com/office/drawing/2015/10/21/chartex" xmlns:cx3="http://schemas.microsoft.com/office/drawing/2016/5/9/chartex" xmlns:cx4="http://schemas.microsoft.com/office/drawing/2016/5/10/chartex" xmlns:cx5="http://schemas.microsoft.com/office/drawing/2016/5/11/chartex" xmlns:cx6="http://schemas.microsoft.com/office/drawing/2016/5/12/chartex" xmlns:cx7="http://schemas.microsoft.com/office/drawing/2016/5/13/chartex" xmlns:cx8="http://schemas.microsoft.com/office/drawing/2016/5/14/chartex" xmlns:aink="http://schemas.microsoft.com/office/drawing/2016/ink" xmlns:am3d="http://schemas.microsoft.com/office/drawing/2017/model3d" xmlns:o="urn:schemas-microsoft-com:office:office" xmlns:oel="http://schemas.microsoft.com/office/2019/extlst" xmlns:v="urn:schemas-microsoft-com:vml" xmlns:w10="urn:schemas-microsoft-com:office:word" xmlns:w="http://schemas.openxmlformats.org/wordprocessingml/2006/main" xmlns:w15="http://schemas.microsoft.com/office/word/2012/wordml" xmlns:w16cex="http://schemas.microsoft.com/office/word/2018/wordml/cex" xmlns:w16cid="http://schemas.microsoft.com/office/word/2016/wordml/cid" xmlns:w16="http://schemas.microsoft.com/office/word/2018/wordml" xmlns:w16du="http://schemas.microsoft.com/office/word/2023/wordml/word16du" xmlns:w16sdtdh="http://schemas.microsoft.com/office/word/2020/wordml/sdtdatahash" xmlns:w16sdtfl="http://schemas.microsoft.com/office/word/2024/wordml/sdtformatlock" xmlns:w16se="http://schemas.microsoft.com/office/word/2015/wordml/symex" xmlns:a16="http://schemas.microsoft.com/office/drawing/2014/main" id="{F6C4AF52-ACA0-4323-B934-EF30663D567C}"/>
-                              </a:ext>
-                            </a:extLst>
-                          </pic:cNvPr>
-                          <pic:cNvPicPr>
-                            <a:picLocks noGrp="1" noChangeAspect="1"/>
-                          </pic:cNvPicPr>
-                        </pic:nvPicPr>
-                        <pic:blipFill rotWithShape="1">
-                          <a:blip r:embed="rId15">
-                            <a:extLst>
-                              <a:ext uri="{28A0092B-C50C-407E-A947-70E740481C1C}">
-                                <a14:useLocalDpi xmlns:a14="http://schemas.microsoft.com/office/drawing/2010/main" val="0"/>
-                              </a:ext>
-                            </a:extLst>
-                          </a:blip>
-                          <a:srcRect l="980" t="6685" r="229" b="7249"/>
-                          <a:stretch/>
-                        </pic:blipFill>
-                        <pic:spPr bwMode="auto">
-                          <a:xfrm>
-                            <a:off x="0" y="0"/>
-                            <a:ext cx="4019550" cy="3172460"/>
-                          </a:xfrm>
-                          <a:prstGeom prst="rect">
-                            <a:avLst/>
-                          </a:prstGeom>
-                          <a:noFill/>
-                          <a:ln>
-                            <a:noFill/>
-                          </a:ln>
-                          <a:extLst>
-                            <a:ext uri="{53640926-AAD7-44D8-BBD7-CCE9431645EC}">
-                              <a14:shadowObscured xmlns:a14="http://schemas.microsoft.com/office/drawing/2010/main"/>
-                            </a:ext>
-                          </a:extLst>
-                        </pic:spPr>
-                      </pic:pic>
-                      <wps:wsp>
-                        <wps:cNvPr id="12" name="Text Box 12"/>
-                        <wps:cNvSpPr txBox="1"/>
-                        <wps:spPr>
-                          <a:xfrm>
-                            <a:off x="0" y="3267075"/>
-                            <a:ext cx="4573270" cy="302260"/>
-                          </a:xfrm>
-                          <a:prstGeom prst="rect">
-                            <a:avLst/>
-                          </a:prstGeom>
-                          <a:solidFill>
-                            <a:prstClr val="white"/>
-                          </a:solidFill>
-                          <a:ln>
-                            <a:noFill/>
-                          </a:ln>
-                        </wps:spPr>
-                        <wps:txbx>
-                          <w:txbxContent>
-                            <w:p>
-                              <w:pPr>
-                                <w:pStyle w:val="Caption"/>
-                                <w:jc w:val="center"/>
-                                <w:rPr>
-                                  <w:rFonts w:cs="Times New Roman"/>
-                                  <w:i w:val="0"/>
-                                  <w:iCs w:val="0"/>
-                                  <w:color w:val="auto"/>
-                                  <w:sz w:val="24"/>
-                                  <w:szCs w:val="22"/>
-                                  <w:lang w:val="en-US"/>
-                                </w:rPr>
-                              </w:pPr>
-                              <w:bookmarkStart w:id="15" w:name="_Toc56929757"/>
-                              <w:r>
-                                <w:rPr>
-                                  <w:rFonts w:cs="Times New Roman"/>
-                                  <w:i w:val="0"/>
-                                  <w:iCs w:val="0"/>
-                                  <w:color w:val="auto"/>
-                                  <w:sz w:val="24"/>
-                                  <w:szCs w:val="22"/>
-                                  <w:lang w:val="en-US"/>
-                                </w:rPr>
-                                <w:t xml:space="preserve">Figure </w:t>
-                              </w:r>
-                              <w:r>
-                                <w:rPr>
-                                  <w:rFonts w:cs="Times New Roman"/>
-                                  <w:i w:val="0"/>
-                                  <w:iCs w:val="0"/>
-                                  <w:color w:val="auto"/>
-                                  <w:sz w:val="24"/>
-                                  <w:szCs w:val="22"/>
-                                  <w:lang w:val="en-US"/>
-                                </w:rPr>
-                                <w:fldChar w:fldCharType="begin"/>
-                              </w:r>
-                              <w:r>
-                                <w:rPr>
-                                  <w:rFonts w:cs="Times New Roman"/>
-                                  <w:i w:val="0"/>
-                                  <w:iCs w:val="0"/>
-                                  <w:color w:val="auto"/>
-                                  <w:sz w:val="24"/>
-                                  <w:szCs w:val="22"/>
-                                  <w:lang w:val="en-US"/>
-                                </w:rPr>
-                                <w:instrText xml:space="preserve"> SEQ Figure \* ARABIC </w:instrText>
-                              </w:r>
-                              <w:r>
-                                <w:rPr>
-                                  <w:rFonts w:cs="Times New Roman"/>
-                                  <w:i w:val="0"/>
-                                  <w:iCs w:val="0"/>
-                                  <w:color w:val="auto"/>
-                                  <w:sz w:val="24"/>
-                                  <w:szCs w:val="22"/>
-                                  <w:lang w:val="en-US"/>
-                                </w:rPr>
-                                <w:fldChar w:fldCharType="separate"/>
-                              </w:r>
-                              <w:r>
-                                <w:rPr>
-                                  <w:rFonts w:cs="Times New Roman"/>
-                                  <w:i w:val="0"/>
-                                  <w:iCs w:val="0"/>
-                                  <w:noProof/>
-                                  <w:color w:val="auto"/>
-                                  <w:sz w:val="24"/>
-                                  <w:szCs w:val="22"/>
-                                  <w:lang w:val="en-US"/>
-                                </w:rPr>
-                                <w:t>1</w:t>
-                              </w:r>
-                              <w:r>
-                                <w:rPr>
-                                  <w:rFonts w:cs="Times New Roman"/>
-                                  <w:i w:val="0"/>
-                                  <w:iCs w:val="0"/>
-                                  <w:color w:val="auto"/>
-                                  <w:sz w:val="24"/>
-                                  <w:szCs w:val="22"/>
-                                  <w:lang w:val="en-US"/>
-                                </w:rPr>
-                                <w:fldChar w:fldCharType="end"/>
-                              </w:r>
-                              <w:r>
-                                <w:rPr>
-                                  <w:rFonts w:cs="Times New Roman"/>
-                                  <w:i w:val="0"/>
-                                  <w:iCs w:val="0"/>
-                                  <w:color w:val="auto"/>
-                                  <w:sz w:val="24"/>
-                                  <w:szCs w:val="22"/>
-                                  <w:lang w:val="en-US"/>
-                                </w:rPr>
-                                <w:t>: Software Testing Life Cycle</w:t>
-                              </w:r>
-                              <w:bookmarkEnd w:id="15"/>
-                            </w:p>
-                          </w:txbxContent>
-                        </wps:txbx>
-                        <wps:bodyPr rot="0" spcFirstLastPara="0" vertOverflow="overflow" horzOverflow="overflow" vert="horz" wrap="square" lIns="0" tIns="0" rIns="0" bIns="0" numCol="1" spcCol="0" rtlCol="0" fromWordArt="0" anchor="t" anchorCtr="0" forceAA="0" compatLnSpc="1">
-                          <a:prstTxWarp prst="textNoShape">
-                            <a:avLst/>
-                          </a:prstTxWarp>
-                          <a:noAutofit/>
-                        </wps:bodyPr>
-                      </wps:wsp>
-                    </wpg:wgp>
-                  </a:graphicData>
-                </a:graphic>
-                <wp14:sizeRelH relativeFrom="margin">
-                  <wp14:pctWidth>0</wp14:pctWidth>
-                </wp14:sizeRelH>
-                <wp14:sizeRelV relativeFrom="margin">
-                  <wp14:pctHeight>0</wp14:pctHeight>
-                </wp14:sizeRelV>
-              </wp:anchor>
-            </w:drawing>
-          </mc:Choice>
-          <mc:Fallback xmlns:cx="http://schemas.microsoft.com/office/drawing/2014/chartex" xmlns:cx1="http://schemas.microsoft.com/office/drawing/2015/9/8/chartex" xmlns:cx2="http://schemas.microsoft.com/office/drawing/2015/10/21/chartex" xmlns:cx3="http://schemas.microsoft.com/office/drawing/2016/5/9/chartex" xmlns:cx4="http://schemas.microsoft.com/office/drawing/2016/5/10/chartex" xmlns:cx5="http://schemas.microsoft.com/office/drawing/2016/5/11/chartex" xmlns:cx6="http://schemas.microsoft.com/office/drawing/2016/5/12/chartex" xmlns:cx7="http://schemas.microsoft.com/office/drawing/2016/5/13/chartex" xmlns:cx8="http://schemas.microsoft.com/office/drawing/2016/5/14/chartex" xmlns:aink="http://schemas.microsoft.com/office/drawing/2016/ink" xmlns:am3d="http://schemas.microsoft.com/office/drawing/2017/model3d" xmlns:oel="http://schemas.microsoft.com/office/2019/extlst" xmlns:w15="http://schemas.microsoft.com/office/word/2012/wordml" xmlns:w16cex="http://schemas.microsoft.com/office/word/2018/wordml/cex" xmlns:w16cid="http://schemas.microsoft.com/office/word/2016/wordml/cid" xmlns:w16="http://schemas.microsoft.com/office/word/2018/wordml" xmlns:w16du="http://schemas.microsoft.com/office/word/2023/wordml/word16du" xmlns:w16sdtdh="http://schemas.microsoft.com/office/word/2020/wordml/sdtdatahash" xmlns:w16sdtfl="http://schemas.microsoft.com/office/word/2024/wordml/sdtformatlock" xmlns:w16se="http://schemas.microsoft.com/office/word/2015/wordml/symex">
-            <w:pict>
-              <v:group w14:anchorId="7B020EE0" id="Group 14" o:spid="_x0000_s1026" style="position:absolute;left:0;text-align:left;margin-left:21.75pt;margin-top:16.8pt;width:337.5pt;height:263.4pt;z-index:251660288;mso-width-relative:margin;mso-height-relative:margin" coordsize="45732,35693" o:gfxdata="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">
-                <v:shapetype id="_x0000_t202" coordsize="21600,21600" o:spt="202" path="m,l,21600r21600,l21600,xe">
-                  <v:stroke joinstyle="miter"/>
-                  <v:path gradientshapeok="t" o:connecttype="rect"/>
-                </v:shapetype>
-                <v:shape id="Text Box 12" o:spid="_x0000_s1028" type="#_x0000_t202" style="position:absolute;top:32670;width:45732;height:3023;visibility:visible;mso-wrap-style:square;v-text-anchor:top" o:gfxdata="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" stroked="f">
-                  <v:textbox inset="0,0,0,0">
-                    <w:txbxContent>
-                      <w:p>
-                        <w:pPr>
-                          <w:pStyle w:val="Caption"/>
-                          <w:jc w:val="center"/>
-                          <w:rPr>
-                            <w:rFonts w:cs="Times New Roman"/>
-                            <w:i w:val="0"/>
-                            <w:iCs w:val="0"/>
-                            <w:color w:val="auto"/>
-                            <w:sz w:val="24"/>
-                            <w:szCs w:val="22"/>
-                            <w:lang w:val="en-US"/>
-                          </w:rPr>
-                        </w:pPr>
-                        <w:bookmarkStart w:id="15" w:name="_Toc56929757"/>
-                        <w:r>
-                          <w:rPr>
-                            <w:rFonts w:cs="Times New Roman"/>
-                            <w:i w:val="0"/>
-                            <w:iCs w:val="0"/>
-                            <w:color w:val="auto"/>
-                            <w:sz w:val="24"/>
-                            <w:szCs w:val="22"/>
-                            <w:lang w:val="en-US"/>
-                          </w:rPr>
-                          <w:t xml:space="preserve">Figure </w:t>
-                        </w:r>
-                        <w:r>
-                          <w:rPr>
-                            <w:rFonts w:cs="Times New Roman"/>
-                            <w:i w:val="0"/>
-                            <w:iCs w:val="0"/>
-                            <w:color w:val="auto"/>
-                            <w:sz w:val="24"/>
-                            <w:szCs w:val="22"/>
-                            <w:lang w:val="en-US"/>
-                          </w:rPr>
-                          <w:fldChar w:fldCharType="begin"/>
-                        </w:r>
-                        <w:r>
-                          <w:rPr>
-                            <w:rFonts w:cs="Times New Roman"/>
-                            <w:i w:val="0"/>
-                            <w:iCs w:val="0"/>
-                            <w:color w:val="auto"/>
-                            <w:sz w:val="24"/>
-                            <w:szCs w:val="22"/>
-                            <w:lang w:val="en-US"/>
-                          </w:rPr>
-                          <w:instrText xml:space="preserve"> SEQ Figure \* ARABIC </w:instrText>
-                        </w:r>
-                        <w:r>
-                          <w:rPr>
-                            <w:rFonts w:cs="Times New Roman"/>
-                            <w:i w:val="0"/>
-                            <w:iCs w:val="0"/>
-                            <w:color w:val="auto"/>
-                            <w:sz w:val="24"/>
-                            <w:szCs w:val="22"/>
-                            <w:lang w:val="en-US"/>
-                          </w:rPr>
-                          <w:fldChar w:fldCharType="separate"/>
-                        </w:r>
-                        <w:r>
-                          <w:rPr>
-                            <w:rFonts w:cs="Times New Roman"/>
-                            <w:i w:val="0"/>
-                            <w:iCs w:val="0"/>
-                            <w:noProof/>
-                            <w:color w:val="auto"/>
-                            <w:sz w:val="24"/>
-                            <w:szCs w:val="22"/>
-                            <w:lang w:val="en-US"/>
-                          </w:rPr>
-                          <w:t>1</w:t>
-                        </w:r>
-                        <w:r>
-                          <w:rPr>
-                            <w:rFonts w:cs="Times New Roman"/>
-                            <w:i w:val="0"/>
-                            <w:iCs w:val="0"/>
-                            <w:color w:val="auto"/>
-                            <w:sz w:val="24"/>
-                            <w:szCs w:val="22"/>
-                            <w:lang w:val="en-US"/>
-                          </w:rPr>
-                          <w:fldChar w:fldCharType="end"/>
-                        </w:r>
-                        <w:r>
-                          <w:rPr>
-                            <w:rFonts w:cs="Times New Roman"/>
-                            <w:i w:val="0"/>
-                            <w:iCs w:val="0"/>
-                            <w:color w:val="auto"/>
-                            <w:sz w:val="24"/>
-                            <w:szCs w:val="22"/>
-                            <w:lang w:val="en-US"/>
-                          </w:rPr>
-                          <w:t>: Software Testing Life Cycle</w:t>
-                        </w:r>
-                        <w:bookmarkEnd w:id="15"/>
-                      </w:p>
-                    </w:txbxContent>
-                  </v:textbox>
-                </v:shape>
-                <w10:wrap type="topAndBottom"/>
-              </v:group>
-            </w:pict>
-          </mc:Fallback>
-        </mc:AlternateContent>
-      </w:r>
-      <w:r>
-        <w:rPr>
-          <w:rFonts w:cs="Times New Roman"/>
-        </w:rPr>
-        <w:t>STLC provides a step-by-step process to ensure quality software.</w:t>
-      </w:r>
-    </w:p>
-    <w:p>
-      <w:pPr>
-        <w:spacing w:before="120" w:after="144" w:line="360" w:lineRule="auto"/>
-        <w:ind w:left="48" w:right="48"/>
-        <w:jc w:val="both"/>
-        <w:rPr>
-          <w:rFonts w:cs="Times New Roman"/>
-          <w:lang w:val="en-US"/>
-        </w:rPr>
-      </w:pPr>
-      <w:r>
-        <w:rPr>
-          <w:rFonts w:cs="Times New Roman"/>
-          <w:lang w:val="en-US"/>
-        </w:rPr>
-        <w:t>There are 6 major phases of STLC −</w:t>
-      </w:r>
-    </w:p>
-    <w:p>
-      <w:pPr>
-        <w:numPr>
-          <w:ilvl w:val="0"/>
-          <w:numId w:val="16"/>
-        </w:numPr>
-        <w:spacing w:before="120" w:after="144" w:line="360" w:lineRule="auto"/>
-        <w:ind w:left="768" w:right="48"/>
-        <w:jc w:val="both"/>
-        <w:rPr>
-          <w:rFonts w:cs="Times New Roman"/>
-          <w:lang w:val="en-US"/>
-        </w:rPr>
-      </w:pPr>
-      <w:r>
-        <w:rPr>
-          <w:rFonts w:cs="Times New Roman"/>
-          <w:b/>
-          <w:bCs/>
-          <w:lang w:val="en-US"/>
-        </w:rPr>
-        <w:t>Requirement Analysis</w:t>
-      </w:r>
-      <w:r>
-        <w:rPr>
-          <w:rFonts w:cs="Times New Roman"/>
-          <w:lang w:val="en-US"/>
-        </w:rPr>
-        <w:t> − SRD is ready and shared with the stakeholders, the testing team starts high level analysis concerning the AUT (Application under Test).</w:t>
-      </w:r>
-    </w:p>
-    <w:p>
-      <w:pPr>
-        <w:numPr>
-          <w:ilvl w:val="0"/>
-          <w:numId w:val="16"/>
-        </w:numPr>
-        <w:spacing w:before="120" w:after="144" w:line="360" w:lineRule="auto"/>
-        <w:ind w:left="768" w:right="48"/>
-        <w:jc w:val="both"/>
-        <w:rPr>
-          <w:rFonts w:cs="Times New Roman"/>
-          <w:lang w:val="en-US"/>
-        </w:rPr>
-      </w:pPr>
-      <w:r>
-        <w:rPr>
-          <w:rFonts w:cs="Times New Roman"/>
-          <w:b/>
-          <w:bCs/>
-          <w:lang w:val="en-US"/>
-        </w:rPr>
-        <w:t>Test Planning or Execution</w:t>
-      </w:r>
-      <w:r>
-        <w:rPr>
-          <w:rFonts w:cs="Times New Roman"/>
-          <w:lang w:val="en-US"/>
-        </w:rPr>
-        <w:t>− Test Team plans the strategy and approach, can be forward testing, backward testing, concurrent testing, modular testing.</w:t>
-      </w:r>
-    </w:p>
-    <w:p>
-      <w:pPr>
-        <w:numPr>
-          <w:ilvl w:val="0"/>
-          <w:numId w:val="16"/>
-        </w:numPr>
-        <w:spacing w:before="120" w:after="144" w:line="360" w:lineRule="auto"/>
-        <w:ind w:left="768" w:right="48"/>
-        <w:jc w:val="both"/>
-        <w:rPr>
-          <w:rFonts w:cs="Times New Roman"/>
-          <w:lang w:val="en-US"/>
-        </w:rPr>
-      </w:pPr>
-      <w:r>
-        <w:rPr>
-          <w:rFonts w:cs="Times New Roman"/>
-          <w:lang w:val="en-US"/>
-        </w:rPr>
-        <w:t xml:space="preserve">Test Case Designing − create the test cases based on </w:t>
-      </w:r>
-      <w:r>
-        <w:rPr>
-          <w:rFonts w:cs="Times New Roman"/>
-          <w:b/>
-          <w:bCs/>
-          <w:lang w:val="en-US"/>
-        </w:rPr>
-        <w:t>scope and criteria</w:t>
-      </w:r>
-      <w:r>
-        <w:rPr>
-          <w:rFonts w:cs="Times New Roman"/>
-          <w:lang w:val="en-US"/>
-        </w:rPr>
-        <w:t>.</w:t>
-      </w:r>
-    </w:p>
-    <w:p>
-      <w:pPr>
-        <w:numPr>
-          <w:ilvl w:val="0"/>
-          <w:numId w:val="16"/>
-        </w:numPr>
-        <w:spacing w:before="120" w:after="144" w:line="360" w:lineRule="auto"/>
-        <w:ind w:left="768" w:right="48"/>
-        <w:jc w:val="both"/>
-        <w:rPr>
-          <w:rFonts w:cs="Times New Roman"/>
-          <w:lang w:val="en-US"/>
-        </w:rPr>
-      </w:pPr>
-      <w:r>
-        <w:rPr>
-          <w:rFonts w:cs="Times New Roman"/>
-          <w:lang w:val="en-US"/>
-        </w:rPr>
-        <w:t>Test Environment Setup − When integrated environment is ready to validate the product.</w:t>
-      </w:r>
-    </w:p>
-    <w:p>
-      <w:pPr>
-        <w:numPr>
-          <w:ilvl w:val="0"/>
-          <w:numId w:val="16"/>
-        </w:numPr>
-        <w:spacing w:before="120" w:after="144" w:line="360" w:lineRule="auto"/>
-        <w:ind w:left="768" w:right="48"/>
-        <w:jc w:val="both"/>
-        <w:rPr>
-          <w:rFonts w:cs="Times New Roman"/>
-          <w:lang w:val="en-US"/>
-        </w:rPr>
-      </w:pPr>
-      <w:r>
-        <w:rPr>
-          <w:rFonts w:cs="Times New Roman"/>
-          <w:lang w:val="en-US"/>
-        </w:rPr>
-        <w:t>Test Execution − Real-time validation of product and finding bugs.</w:t>
-      </w:r>
-    </w:p>
-    <w:p>
-      <w:pPr>
-        <w:numPr>
-          <w:ilvl w:val="0"/>
-          <w:numId w:val="16"/>
-        </w:numPr>
-        <w:spacing w:before="120" w:after="144" w:line="360" w:lineRule="auto"/>
-        <w:ind w:left="768" w:right="48"/>
-        <w:jc w:val="both"/>
-        <w:rPr>
-          <w:rFonts w:cs="Times New Roman"/>
-          <w:lang w:val="en-US"/>
-        </w:rPr>
-      </w:pPr>
-      <w:r>
-        <w:rPr>
-          <w:rFonts w:cs="Times New Roman"/>
-          <w:lang w:val="en-US"/>
-        </w:rPr>
-        <w:t>Test Closure − Once testing is completed, matrix, reports, results are documented.</w:t>
-      </w:r>
-    </w:p>
-    <w:p>
-      <w:pPr>
-        <w:pStyle w:val="Heading2"/>
-        <w:numPr>
-          <w:ilvl w:val="1"/>
-          <w:numId w:val="14"/>
-        </w:numPr>
-        <w:spacing w:line="360" w:lineRule="auto"/>
-        <w:ind w:left="360"/>
-        <w:rPr>
-          <w:lang w:val="en-US"/>
-        </w:rPr>
-      </w:pPr>
-      <w:bookmarkStart w:id="16" w:name="_Toc57274838"/>
-      <w:r>
-        <w:rPr>
-          <w:lang w:val="en-US"/>
-        </w:rPr>
-        <w:t>EXAMPLE OF A TEST CASE,</w:t>
-      </w:r>
-      <w:bookmarkEnd w:id="16"/>
-      <w:r>
-        <w:rPr>
-          <w:lang w:val="en-US"/>
-        </w:rPr>
-        <w:t xml:space="preserve"> </w:t>
-      </w:r>
-    </w:p>
-    <w:p>
-      <w:pPr>
-        <w:spacing w:before="120" w:after="144" w:line="360" w:lineRule="auto"/>
-        <w:ind w:right="48"/>
-        <w:jc w:val="both"/>
-        <w:rPr>
-          <w:rFonts w:cs="Times New Roman"/>
-          <w:b/>
-          <w:bCs/>
-          <w:lang w:val="en-US"/>
-        </w:rPr>
-      </w:pPr>
-      <w:r>
-        <w:rPr>
-          <w:rFonts w:cs="Times New Roman"/>
-          <w:b/>
-          <w:bCs/>
-          <w:lang w:val="en-US"/>
-        </w:rPr>
-        <w:t>can use matrix or can use like this</w:t>
-      </w:r>
-    </w:p>
-    <w:p>
-      <w:pPr>
-        <w:spacing w:line="360" w:lineRule="auto"/>
-        <w:jc w:val="both"/>
-        <w:rPr>
-          <w:rFonts w:cs="Times New Roman"/>
-          <w:szCs w:val="24"/>
-        </w:rPr>
-      </w:pPr>
-      <w:r>
-        <w:rPr>
-          <w:rFonts w:cs="Times New Roman"/>
-        </w:rPr>
-        <w:t>Here is an example of a software test case:</w:t>
-      </w:r>
-    </w:p>
-    <w:p>
-      <w:pPr>
-        <w:spacing w:line="360" w:lineRule="auto"/>
-        <w:jc w:val="both"/>
-        <w:rPr>
-          <w:rFonts w:cs="Times New Roman"/>
-        </w:rPr>
-      </w:pPr>
-      <w:r>
-        <w:rPr>
-          <w:rStyle w:val="Strong"/>
-          <w:rFonts w:cs="Times New Roman"/>
-          <w:bdr w:val="none" w:sz="0" w:space="0" w:color="auto" w:frame="1"/>
-        </w:rPr>
-        <w:t>Title</w:t>
-      </w:r>
-      <w:r>
-        <w:rPr>
-          <w:rFonts w:cs="Times New Roman"/>
-        </w:rPr>
-        <w:t>: Module Testing of a Login function– Authentication of users</w:t>
-      </w:r>
-    </w:p>
-    <w:p>
-      <w:pPr>
-        <w:spacing w:line="360" w:lineRule="auto"/>
-        <w:jc w:val="both"/>
-        <w:rPr>
-          <w:rFonts w:cs="Times New Roman"/>
-        </w:rPr>
-      </w:pPr>
-      <w:r>
-        <w:rPr>
-          <w:rFonts w:cs="Times New Roman"/>
-          <w:b/>
-          <w:bCs/>
-        </w:rPr>
-        <w:t>TID</w:t>
-      </w:r>
-      <w:r>
-        <w:rPr>
-          <w:rFonts w:cs="Times New Roman"/>
-        </w:rPr>
-        <w:t>: 001, 002, 003</w:t>
-      </w:r>
-    </w:p>
-    <w:p>
-      <w:pPr>
-        <w:spacing w:line="360" w:lineRule="auto"/>
-        <w:jc w:val="both"/>
-        <w:rPr>
-          <w:rFonts w:cs="Times New Roman"/>
-        </w:rPr>
-      </w:pPr>
-      <w:r>
-        <w:rPr>
-          <w:rStyle w:val="Strong"/>
-          <w:rFonts w:cs="Times New Roman"/>
-          <w:bdr w:val="none" w:sz="0" w:space="0" w:color="auto" w:frame="1"/>
-        </w:rPr>
-        <w:t>Description: </w:t>
-      </w:r>
-      <w:r>
-        <w:rPr>
-          <w:rFonts w:cs="Times New Roman"/>
-        </w:rPr>
-        <w:t>A user should be able to log in with proper username and password</w:t>
-      </w:r>
-    </w:p>
-    <w:p>
-      <w:pPr>
-        <w:spacing w:line="360" w:lineRule="auto"/>
-        <w:jc w:val="both"/>
-        <w:rPr>
-          <w:rFonts w:cs="Times New Roman"/>
-        </w:rPr>
-      </w:pPr>
-      <w:r>
-        <w:rPr>
-          <w:rStyle w:val="Strong"/>
-          <w:rFonts w:cs="Times New Roman"/>
-          <w:bdr w:val="none" w:sz="0" w:space="0" w:color="auto" w:frame="1"/>
-        </w:rPr>
-        <w:t>Precondition:</w:t>
-      </w:r>
-      <w:r>
-        <w:rPr>
-          <w:rFonts w:cs="Times New Roman"/>
-        </w:rPr>
-        <w:t> The user must have username and password that is previously registered.</w:t>
-      </w:r>
-    </w:p>
-    <w:p>
-      <w:pPr>
-        <w:spacing w:line="360" w:lineRule="auto"/>
-        <w:jc w:val="both"/>
-        <w:rPr>
-          <w:rFonts w:cs="Times New Roman"/>
-        </w:rPr>
-      </w:pPr>
-      <w:r>
-        <w:rPr>
-          <w:rStyle w:val="Strong"/>
-          <w:rFonts w:cs="Times New Roman"/>
-          <w:bdr w:val="none" w:sz="0" w:space="0" w:color="auto" w:frame="1"/>
-        </w:rPr>
-        <w:t>Test Steps:</w:t>
-      </w:r>
-    </w:p>
-    <w:p>
-      <w:pPr>
-        <w:spacing w:line="360" w:lineRule="auto"/>
-        <w:jc w:val="both"/>
-        <w:rPr>
-          <w:rFonts w:cs="Times New Roman"/>
-          <w:spacing w:val="15"/>
-        </w:rPr>
-      </w:pPr>
-      <w:r>
-        <w:rPr>
-          <w:rFonts w:cs="Times New Roman"/>
-          <w:spacing w:val="15"/>
-        </w:rPr>
-        <w:t>Open the Executable file of the project, navigate to the login panel</w:t>
-      </w:r>
-    </w:p>
-    <w:p>
-      <w:pPr>
-        <w:spacing w:before="120" w:after="144" w:line="360" w:lineRule="auto"/>
-        <w:ind w:right="48"/>
-        <w:jc w:val="both"/>
-        <w:rPr>
-          <w:rFonts w:cs="Times New Roman"/>
-          <w:spacing w:val="15"/>
-        </w:rPr>
-      </w:pPr>
-      <w:r>
-        <w:rPr>
-          <w:rFonts w:cs="Times New Roman"/>
-          <w:noProof/>
-          <w:lang w:val="en-US"/>
-        </w:rPr>
-        <w:drawing>
-          <wp:anchor distT="0" distB="0" distL="114300" distR="114300" simplePos="0" relativeHeight="251659264" behindDoc="0" locked="0" layoutInCell="1" allowOverlap="1" wp14:anchorId="70867EED" wp14:editId="72C03458">
-            <wp:simplePos x="0" y="0"/>
-            <wp:positionH relativeFrom="column">
-              <wp:posOffset>-38100</wp:posOffset>
-            </wp:positionH>
-            <wp:positionV relativeFrom="paragraph">
-              <wp:posOffset>763905</wp:posOffset>
-            </wp:positionV>
-            <wp:extent cx="5274310" cy="1210310"/>
-            <wp:effectExtent l="0" t="0" r="2540" b="8890"/>
-            <wp:wrapTopAndBottom/>
-            <wp:docPr id="8" name="Picture 8" descr="How to Create Requirements Traceability Matrix (RTM)"/>
-            <wp:cNvGraphicFramePr>
-              <a:graphicFrameLocks xmlns:a="http://schemas.openxmlformats.org/drawingml/2006/main" noChangeAspect="1"/>
-            </wp:cNvGraphicFramePr>
-            <a:graphic xmlns:a="http://schemas.openxmlformats.org/drawingml/2006/main">
-              <a:graphicData uri="http://schemas.openxmlformats.org/drawingml/2006/picture">
-                <pic:pic xmlns:pic="http://schemas.openxmlformats.org/drawingml/2006/picture">
-                  <pic:nvPicPr>
-                    <pic:cNvPr id="0" name="Picture 1" descr="How to Create Requirements Traceability Matrix (RTM)"/>
-                    <pic:cNvPicPr>
-                      <a:picLocks noChangeAspect="1" noChangeArrowheads="1"/>
-                    </pic:cNvPicPr>
-                  </pic:nvPicPr>
-                  <pic:blipFill>
-                    <a:blip r:embed="rId16">
-                      <a:extLst>
-                        <a:ext uri="{28A0092B-C50C-407E-A947-70E740481C1C}">
-                          <a14:useLocalDpi xmlns:a14="http://schemas.microsoft.com/office/drawing/2010/main" val="0"/>
-                        </a:ext>
-                      </a:extLst>
-                    </a:blip>
-                    <a:srcRect/>
-                    <a:stretch>
-                      <a:fillRect/>
-                    </a:stretch>
-                  </pic:blipFill>
-                  <pic:spPr bwMode="auto">
-                    <a:xfrm>
-                      <a:off x="0" y="0"/>
-                      <a:ext cx="5274310" cy="1210310"/>
-                    </a:xfrm>
-                    <a:prstGeom prst="rect">
-                      <a:avLst/>
-                    </a:prstGeom>
-                    <a:noFill/>
-                    <a:ln>
-                      <a:noFill/>
-                    </a:ln>
-                  </pic:spPr>
-                </pic:pic>
-              </a:graphicData>
-            </a:graphic>
-          </wp:anchor>
-        </w:drawing>
-      </w:r>
-      <w:r>
-        <w:rPr>
-          <w:rFonts w:cs="Times New Roman"/>
-          <w:noProof/>
-          <w:lang w:val="en-US"/>
-        </w:rPr>
-        <mc:AlternateContent>
-          <mc:Choice Requires="wps">
-            <w:drawing>
-              <wp:anchor distT="0" distB="0" distL="114300" distR="114300" simplePos="0" relativeHeight="251661312" behindDoc="0" locked="0" layoutInCell="1" allowOverlap="1" wp14:anchorId="52A503B0" wp14:editId="1F8B4A2F">
-                <wp:simplePos x="0" y="0"/>
-                <wp:positionH relativeFrom="column">
-                  <wp:posOffset>-38100</wp:posOffset>
-                </wp:positionH>
-                <wp:positionV relativeFrom="paragraph">
-                  <wp:posOffset>1917065</wp:posOffset>
-                </wp:positionV>
-                <wp:extent cx="5274310" cy="635"/>
-                <wp:effectExtent l="0" t="0" r="0" b="0"/>
-                <wp:wrapTopAndBottom/>
-                <wp:docPr id="13" name="Text Box 13"/>
-                <wp:cNvGraphicFramePr/>
-                <a:graphic xmlns:a="http://schemas.openxmlformats.org/drawingml/2006/main">
-                  <a:graphicData uri="http://schemas.microsoft.com/office/word/2010/wordprocessingShape">
-                    <wps:wsp>
-                      <wps:cNvSpPr txBox="1"/>
-                      <wps:spPr>
-                        <a:xfrm>
-                          <a:off x="0" y="0"/>
-                          <a:ext cx="5274310" cy="635"/>
-                        </a:xfrm>
-                        <a:prstGeom prst="rect">
-                          <a:avLst/>
-                        </a:prstGeom>
-                        <a:solidFill>
-                          <a:prstClr val="white"/>
-                        </a:solidFill>
-                        <a:ln>
-                          <a:noFill/>
-                        </a:ln>
-                      </wps:spPr>
-                      <wps:txbx>
-                        <w:txbxContent>
-                          <w:p>
-                            <w:pPr>
-                              <w:pStyle w:val="Caption"/>
-                              <w:jc w:val="center"/>
-                              <w:rPr>
-                                <w:rFonts w:cs="Times New Roman"/>
-                                <w:i w:val="0"/>
-                                <w:iCs w:val="0"/>
-                                <w:color w:val="auto"/>
-                                <w:sz w:val="24"/>
-                                <w:szCs w:val="22"/>
-                                <w:lang w:val="en-US"/>
-                              </w:rPr>
-                            </w:pPr>
-                            <w:bookmarkStart w:id="17" w:name="_Toc56929758"/>
-                            <w:r>
-                              <w:rPr>
-                                <w:rFonts w:cs="Times New Roman"/>
-                                <w:i w:val="0"/>
-                                <w:iCs w:val="0"/>
-                                <w:color w:val="auto"/>
-                                <w:sz w:val="24"/>
-                                <w:szCs w:val="22"/>
-                                <w:lang w:val="en-US"/>
-                              </w:rPr>
-                              <w:t xml:space="preserve">Figure </w:t>
-                            </w:r>
-                            <w:r>
-                              <w:rPr>
-                                <w:rFonts w:cs="Times New Roman"/>
-                                <w:i w:val="0"/>
-                                <w:iCs w:val="0"/>
-                                <w:color w:val="auto"/>
-                                <w:sz w:val="24"/>
-                                <w:szCs w:val="22"/>
-                                <w:lang w:val="en-US"/>
-                              </w:rPr>
-                              <w:fldChar w:fldCharType="begin"/>
-                            </w:r>
-                            <w:r>
-                              <w:rPr>
-                                <w:rFonts w:cs="Times New Roman"/>
-                                <w:i w:val="0"/>
-                                <w:iCs w:val="0"/>
-                                <w:color w:val="auto"/>
-                                <w:sz w:val="24"/>
-                                <w:szCs w:val="22"/>
-                                <w:lang w:val="en-US"/>
-                              </w:rPr>
-                              <w:instrText xml:space="preserve"> SEQ Figure \* ARABIC </w:instrText>
-                            </w:r>
-                            <w:r>
-                              <w:rPr>
-                                <w:rFonts w:cs="Times New Roman"/>
-                                <w:i w:val="0"/>
-                                <w:iCs w:val="0"/>
-                                <w:color w:val="auto"/>
-                                <w:sz w:val="24"/>
-                                <w:szCs w:val="22"/>
-                                <w:lang w:val="en-US"/>
-                              </w:rPr>
-                              <w:fldChar w:fldCharType="separate"/>
-                            </w:r>
-                            <w:r>
-                              <w:rPr>
-                                <w:rFonts w:cs="Times New Roman"/>
-                                <w:i w:val="0"/>
-                                <w:iCs w:val="0"/>
-                                <w:noProof/>
-                                <w:color w:val="auto"/>
-                                <w:sz w:val="24"/>
-                                <w:szCs w:val="22"/>
-                                <w:lang w:val="en-US"/>
-                              </w:rPr>
-                              <w:t>2</w:t>
-                            </w:r>
-                            <w:r>
-                              <w:rPr>
-                                <w:rFonts w:cs="Times New Roman"/>
-                                <w:i w:val="0"/>
-                                <w:iCs w:val="0"/>
-                                <w:color w:val="auto"/>
-                                <w:sz w:val="24"/>
-                                <w:szCs w:val="22"/>
-                                <w:lang w:val="en-US"/>
-                              </w:rPr>
-                              <w:fldChar w:fldCharType="end"/>
-                            </w:r>
-                            <w:r>
-                              <w:rPr>
-                                <w:rFonts w:cs="Times New Roman"/>
-                                <w:i w:val="0"/>
-                                <w:iCs w:val="0"/>
-                                <w:color w:val="auto"/>
-                                <w:sz w:val="24"/>
-                                <w:szCs w:val="22"/>
-                                <w:lang w:val="en-US"/>
-                              </w:rPr>
-                              <w:t>: Test Case using Matrix</w:t>
-                            </w:r>
-                            <w:bookmarkEnd w:id="17"/>
-                          </w:p>
-                        </w:txbxContent>
-                      </wps:txbx>
-                      <wps:bodyPr rot="0" spcFirstLastPara="0" vertOverflow="overflow" horzOverflow="overflow" vert="horz" wrap="square" lIns="0" tIns="0" rIns="0" bIns="0" numCol="1" spcCol="0" rtlCol="0" fromWordArt="0" anchor="t" anchorCtr="0" forceAA="0" compatLnSpc="1">
-                        <a:prstTxWarp prst="textNoShape">
-                          <a:avLst/>
-                        </a:prstTxWarp>
-                        <a:spAutoFit/>
-                      </wps:bodyPr>
-                    </wps:wsp>
-                  </a:graphicData>
-                </a:graphic>
-              </wp:anchor>
-            </w:drawing>
-          </mc:Choice>
-          <mc:Fallback xmlns:cx="http://schemas.microsoft.com/office/drawing/2014/chartex" xmlns:cx1="http://schemas.microsoft.com/office/drawing/2015/9/8/chartex" xmlns:cx2="http://schemas.microsoft.com/office/drawing/2015/10/21/chartex" xmlns:cx3="http://schemas.microsoft.com/office/drawing/2016/5/9/chartex" xmlns:cx4="http://schemas.microsoft.com/office/drawing/2016/5/10/chartex" xmlns:cx5="http://schemas.microsoft.com/office/drawing/2016/5/11/chartex" xmlns:cx6="http://schemas.microsoft.com/office/drawing/2016/5/12/chartex" xmlns:cx7="http://schemas.microsoft.com/office/drawing/2016/5/13/chartex" xmlns:cx8="http://schemas.microsoft.com/office/drawing/2016/5/14/chartex" xmlns:aink="http://schemas.microsoft.com/office/drawing/2016/ink" xmlns:am3d="http://schemas.microsoft.com/office/drawing/2017/model3d" xmlns:oel="http://schemas.microsoft.com/office/2019/extlst" xmlns:w15="http://schemas.microsoft.com/office/word/2012/wordml" xmlns:w16cex="http://schemas.microsoft.com/office/word/2018/wordml/cex" xmlns:w16cid="http://schemas.microsoft.com/office/word/2016/wordml/cid" xmlns:w16="http://schemas.microsoft.com/office/word/2018/wordml" xmlns:w16du="http://schemas.microsoft.com/office/word/2023/wordml/word16du" xmlns:w16sdtdh="http://schemas.microsoft.com/office/word/2020/wordml/sdtdatahash" xmlns:w16sdtfl="http://schemas.microsoft.com/office/word/2024/wordml/sdtformatlock" xmlns:w16se="http://schemas.microsoft.com/office/word/2015/wordml/symex">
-            <w:pict>
-              <v:shape w14:anchorId="52A503B0" id="Text Box 13" o:spid="_x0000_s1029" type="#_x0000_t202" style="position:absolute;left:0;text-align:left;margin-left:-3pt;margin-top:150.95pt;width:415.3pt;height:.05pt;z-index:251661312;visibility:visible;mso-wrap-style:square;mso-wrap-distance-left:9pt;mso-wrap-distance-top:0;mso-wrap-distance-right:9pt;mso-wrap-distance-bottom:0;mso-position-horizontal:absolute;mso-position-horizontal-relative:text;mso-position-vertical:absolute;mso-position-vertical-relative:text;v-text-anchor:top" o:gfxdata="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" stroked="f">
-                <v:textbox style="mso-fit-shape-to-text:t" inset="0,0,0,0">
-                  <w:txbxContent>
-                    <w:p>
-                      <w:pPr>
-                        <w:pStyle w:val="Caption"/>
-                        <w:jc w:val="center"/>
-                        <w:rPr>
-                          <w:rFonts w:cs="Times New Roman"/>
-                          <w:i w:val="0"/>
-                          <w:iCs w:val="0"/>
-                          <w:color w:val="auto"/>
-                          <w:sz w:val="24"/>
-                          <w:szCs w:val="22"/>
-                          <w:lang w:val="en-US"/>
-                        </w:rPr>
-                      </w:pPr>
-                      <w:bookmarkStart w:id="18" w:name="_Toc56929758"/>
-                      <w:r>
-                        <w:rPr>
-                          <w:rFonts w:cs="Times New Roman"/>
-                          <w:i w:val="0"/>
-                          <w:iCs w:val="0"/>
-                          <w:color w:val="auto"/>
-                          <w:sz w:val="24"/>
-                          <w:szCs w:val="22"/>
-                          <w:lang w:val="en-US"/>
-                        </w:rPr>
-                        <w:t xml:space="preserve">Figure </w:t>
-                      </w:r>
-                      <w:r>
-                        <w:rPr>
-                          <w:rFonts w:cs="Times New Roman"/>
-                          <w:i w:val="0"/>
-                          <w:iCs w:val="0"/>
-                          <w:color w:val="auto"/>
-                          <w:sz w:val="24"/>
-                          <w:szCs w:val="22"/>
-                          <w:lang w:val="en-US"/>
-                        </w:rPr>
-                        <w:fldChar w:fldCharType="begin"/>
-                      </w:r>
-                      <w:r>
-                        <w:rPr>
-                          <w:rFonts w:cs="Times New Roman"/>
-                          <w:i w:val="0"/>
-                          <w:iCs w:val="0"/>
-                          <w:color w:val="auto"/>
-                          <w:sz w:val="24"/>
-                          <w:szCs w:val="22"/>
-                          <w:lang w:val="en-US"/>
-                        </w:rPr>
-                        <w:instrText xml:space="preserve"> SEQ Figure \* ARABIC </w:instrText>
-                      </w:r>
-                      <w:r>
-                        <w:rPr>
-                          <w:rFonts w:cs="Times New Roman"/>
-                          <w:i w:val="0"/>
-                          <w:iCs w:val="0"/>
-                          <w:color w:val="auto"/>
-                          <w:sz w:val="24"/>
-                          <w:szCs w:val="22"/>
-                          <w:lang w:val="en-US"/>
-                        </w:rPr>
-                        <w:fldChar w:fldCharType="separate"/>
-                      </w:r>
-                      <w:r>
-                        <w:rPr>
-                          <w:rFonts w:cs="Times New Roman"/>
-                          <w:i w:val="0"/>
-                          <w:iCs w:val="0"/>
-                          <w:noProof/>
-                          <w:color w:val="auto"/>
-                          <w:sz w:val="24"/>
-                          <w:szCs w:val="22"/>
-                          <w:lang w:val="en-US"/>
-                        </w:rPr>
-                        <w:t>2</w:t>
-                      </w:r>
-                      <w:r>
-                        <w:rPr>
-                          <w:rFonts w:cs="Times New Roman"/>
-                          <w:i w:val="0"/>
-                          <w:iCs w:val="0"/>
-                          <w:color w:val="auto"/>
-                          <w:sz w:val="24"/>
-                          <w:szCs w:val="22"/>
-                          <w:lang w:val="en-US"/>
-                        </w:rPr>
-                        <w:fldChar w:fldCharType="end"/>
-                      </w:r>
-                      <w:r>
-                        <w:rPr>
-                          <w:rFonts w:cs="Times New Roman"/>
-                          <w:i w:val="0"/>
-                          <w:iCs w:val="0"/>
-                          <w:color w:val="auto"/>
-                          <w:sz w:val="24"/>
-                          <w:szCs w:val="22"/>
-                          <w:lang w:val="en-US"/>
-                        </w:rPr>
-                        <w:t>: Test Case using Matrix</w:t>
-                      </w:r>
-                      <w:bookmarkEnd w:id="18"/>
-                    </w:p>
-                  </w:txbxContent>
-                </v:textbox>
-                <w10:wrap type="topAndBottom"/>
-              </v:shape>
-            </w:pict>
-          </mc:Fallback>
-        </mc:AlternateContent>
-      </w:r>
-      <w:r>
-        <w:rPr>
-          <w:rFonts w:cs="Times New Roman"/>
-          <w:spacing w:val="15"/>
-        </w:rPr>
-        <w:t>Enter random strings, zero values, null values, Capitalised strings, functions within functions, check whether it redirects to authorised sections.</w:t>
-      </w:r>
-    </w:p>
-    <w:p>
-      <w:pPr>
-        <w:pStyle w:val="Heading2"/>
-        <w:numPr>
-          <w:ilvl w:val="1"/>
-          <w:numId w:val="14"/>
-        </w:numPr>
-        <w:spacing w:line="360" w:lineRule="auto"/>
-        <w:ind w:left="360"/>
-      </w:pPr>
-      <w:bookmarkStart w:id="18" w:name="_Toc57274839"/>
-      <w:r>
-        <w:t>A Test Matrix with Tested modules or Requirement Traceability Matrix</w:t>
-      </w:r>
-      <w:bookmarkEnd w:id="18"/>
-    </w:p>
-    <w:p>
-      <w:pPr>
-        <w:spacing w:line="360" w:lineRule="auto"/>
-        <w:jc w:val="both"/>
-        <w:rPr>
-          <w:rFonts w:cs="Times New Roman"/>
-          <w:szCs w:val="24"/>
-          <w:shd w:val="clear" w:color="auto" w:fill="FFFFFF"/>
-        </w:rPr>
-      </w:pPr>
-      <w:r>
-        <w:rPr>
-          <w:rStyle w:val="Strong"/>
-          <w:rFonts w:cs="Times New Roman"/>
-          <w:szCs w:val="24"/>
-          <w:shd w:val="clear" w:color="auto" w:fill="FFFFFF"/>
-        </w:rPr>
-        <w:t>Requirement Traceability Matrix (RTM)</w:t>
-      </w:r>
-      <w:r>
-        <w:rPr>
-          <w:rFonts w:cs="Times New Roman"/>
-          <w:szCs w:val="24"/>
-          <w:shd w:val="clear" w:color="auto" w:fill="FFFFFF"/>
-        </w:rPr>
-        <w:t xml:space="preserve"> is a document that maps and traces the user requirement with different test cases. </w:t>
-      </w:r>
-    </w:p>
-    <w:p>
-      <w:pPr>
-        <w:spacing w:line="360" w:lineRule="auto"/>
-        <w:jc w:val="both"/>
-        <w:rPr>
-          <w:rFonts w:cs="Times New Roman"/>
-          <w:sz w:val="22"/>
-          <w:szCs w:val="20"/>
-        </w:rPr>
-      </w:pPr>
-      <w:r>
-        <w:rPr>
-          <w:rFonts w:cs="Times New Roman"/>
-          <w:szCs w:val="24"/>
-          <w:shd w:val="clear" w:color="auto" w:fill="FFFFFF"/>
-        </w:rPr>
-        <w:t>It collects all requirements addressed by the client or the requirement analysts and requirement traceability in a single document, delivered at the conclusion of the Software development life cycle.</w:t>
-      </w:r>
-    </w:p>
-    <w:tbl>
-      <w:tblPr>
-        <w:tblStyle w:val="TableGrid"/>
-        <w:tblW w:w="0" w:type="auto"/>
-        <w:tblLook w:val="04A0" w:firstRow="1" w:lastRow="0" w:firstColumn="1" w:lastColumn="0" w:noHBand="0" w:noVBand="1"/>
-      </w:tblPr>
-      <w:tblGrid>
-        <w:gridCol w:w="583"/>
-        <w:gridCol w:w="2742"/>
-        <w:gridCol w:w="1350"/>
-        <w:gridCol w:w="1963"/>
-        <w:gridCol w:w="1658"/>
-      </w:tblGrid>
-      <w:tr>
-        <w:tc>
-          <w:tcPr>
-            <w:tcW w:w="583" w:type="dxa"/>
-          </w:tcPr>
-          <w:p>
-            <w:pPr>
-              <w:spacing w:line="360" w:lineRule="auto"/>
-              <w:jc w:val="both"/>
-              <w:rPr>
-                <w:rFonts w:cs="Times New Roman"/>
-              </w:rPr>
-            </w:pPr>
-            <w:r>
-              <w:rPr>
-                <w:rFonts w:cs="Times New Roman"/>
-              </w:rPr>
-              <w:t>S.N</w:t>
-            </w:r>
-          </w:p>
-        </w:tc>
-        <w:tc>
-          <w:tcPr>
-            <w:tcW w:w="2742" w:type="dxa"/>
-          </w:tcPr>
-          <w:p>
-            <w:pPr>
-              <w:spacing w:line="360" w:lineRule="auto"/>
-              <w:jc w:val="both"/>
-              <w:rPr>
-                <w:rFonts w:cs="Times New Roman"/>
-              </w:rPr>
-            </w:pPr>
-            <w:r>
-              <w:rPr>
-                <w:rFonts w:cs="Times New Roman"/>
-              </w:rPr>
-              <w:t>Requirement Description</w:t>
-            </w:r>
-          </w:p>
-        </w:tc>
-        <w:tc>
-          <w:tcPr>
-            <w:tcW w:w="1350" w:type="dxa"/>
-          </w:tcPr>
-          <w:p>
-            <w:pPr>
-              <w:spacing w:line="360" w:lineRule="auto"/>
-              <w:jc w:val="both"/>
-              <w:rPr>
-                <w:rFonts w:cs="Times New Roman"/>
-              </w:rPr>
-            </w:pPr>
-            <w:r>
-              <w:rPr>
-                <w:rFonts w:cs="Times New Roman"/>
-              </w:rPr>
-              <w:t>Testcase ID</w:t>
-            </w:r>
-          </w:p>
-        </w:tc>
-        <w:tc>
-          <w:tcPr>
-            <w:tcW w:w="1963" w:type="dxa"/>
-          </w:tcPr>
-          <w:p>
-            <w:pPr>
-              <w:spacing w:line="360" w:lineRule="auto"/>
-              <w:jc w:val="both"/>
-              <w:rPr>
-                <w:rFonts w:cs="Times New Roman"/>
-              </w:rPr>
-            </w:pPr>
-            <w:r>
-              <w:rPr>
-                <w:rFonts w:cs="Times New Roman"/>
-              </w:rPr>
-              <w:t>Status</w:t>
-            </w:r>
-          </w:p>
-        </w:tc>
-        <w:tc>
-          <w:tcPr>
-            <w:tcW w:w="1658" w:type="dxa"/>
-          </w:tcPr>
-          <w:p>
-            <w:pPr>
-              <w:spacing w:line="360" w:lineRule="auto"/>
-              <w:jc w:val="both"/>
-              <w:rPr>
-                <w:rFonts w:cs="Times New Roman"/>
-              </w:rPr>
-            </w:pPr>
-            <w:r>
-              <w:rPr>
-                <w:rFonts w:cs="Times New Roman"/>
-              </w:rPr>
-              <w:t>Remarks if any:</w:t>
-            </w:r>
-          </w:p>
-        </w:tc>
-      </w:tr>
-      <w:tr>
-        <w:tc>
-          <w:tcPr>
-            <w:tcW w:w="583" w:type="dxa"/>
-          </w:tcPr>
-          <w:p>
-            <w:pPr>
-              <w:spacing w:line="360" w:lineRule="auto"/>
-              <w:jc w:val="both"/>
-              <w:rPr>
-                <w:rFonts w:cs="Times New Roman"/>
-              </w:rPr>
-            </w:pPr>
-            <w:r>
-              <w:rPr>
-                <w:rFonts w:cs="Times New Roman"/>
-              </w:rPr>
-              <w:t>101</w:t>
-            </w:r>
-          </w:p>
-        </w:tc>
-        <w:tc>
-          <w:tcPr>
-            <w:tcW w:w="2742" w:type="dxa"/>
-          </w:tcPr>
-          <w:p>
-            <w:pPr>
-              <w:spacing w:line="360" w:lineRule="auto"/>
-              <w:jc w:val="both"/>
-              <w:rPr>
-                <w:rFonts w:cs="Times New Roman"/>
-              </w:rPr>
-            </w:pPr>
-            <w:r>
-              <w:rPr>
-                <w:rFonts w:cs="Times New Roman"/>
-              </w:rPr>
-              <w:t>Login into the application</w:t>
-            </w:r>
-          </w:p>
-        </w:tc>
-        <w:tc>
-          <w:tcPr>
-            <w:tcW w:w="1350" w:type="dxa"/>
-          </w:tcPr>
-          <w:p>
-            <w:pPr>
-              <w:spacing w:line="360" w:lineRule="auto"/>
-              <w:jc w:val="both"/>
-              <w:rPr>
-                <w:rFonts w:cs="Times New Roman"/>
-              </w:rPr>
-            </w:pPr>
-            <w:r>
-              <w:rPr>
-                <w:rFonts w:cs="Times New Roman"/>
-              </w:rPr>
-              <w:t>TC01, TC02</w:t>
-            </w:r>
-          </w:p>
-        </w:tc>
-        <w:tc>
-          <w:tcPr>
-            <w:tcW w:w="1963" w:type="dxa"/>
-          </w:tcPr>
-          <w:p>
-            <w:pPr>
-              <w:spacing w:line="360" w:lineRule="auto"/>
-              <w:jc w:val="both"/>
-              <w:rPr>
-                <w:rFonts w:cs="Times New Roman"/>
-              </w:rPr>
-            </w:pPr>
-            <w:r>
-              <w:rPr>
-                <w:rFonts w:cs="Times New Roman"/>
-              </w:rPr>
-              <w:t>TC01- Pass</w:t>
-            </w:r>
-          </w:p>
-          <w:p>
-            <w:pPr>
-              <w:spacing w:line="360" w:lineRule="auto"/>
-              <w:jc w:val="both"/>
-              <w:rPr>
-                <w:rFonts w:cs="Times New Roman"/>
-              </w:rPr>
-            </w:pPr>
-            <w:r>
-              <w:rPr>
-                <w:rFonts w:cs="Times New Roman"/>
-              </w:rPr>
-              <w:t>TC0</w:t>
-            </w:r>
-            <w:r>
-              <w:rPr>
-                <w:rFonts w:cs="Times New Roman"/>
-              </w:rPr>
-              <w:t>2</w:t>
-            </w:r>
-            <w:r>
-              <w:rPr>
-                <w:rFonts w:cs="Times New Roman"/>
-              </w:rPr>
-              <w:t>- Fail</w:t>
-            </w:r>
-          </w:p>
-        </w:tc>
-        <w:tc>
-          <w:tcPr>
-            <w:tcW w:w="1658" w:type="dxa"/>
-          </w:tcPr>
-          <w:p>
-            <w:pPr>
-              <w:spacing w:line="360" w:lineRule="auto"/>
-              <w:jc w:val="both"/>
-              <w:rPr>
-                <w:rFonts w:cs="Times New Roman"/>
-              </w:rPr>
-            </w:pPr>
-            <w:r>
-              <w:rPr>
-                <w:rFonts w:cs="Times New Roman"/>
-              </w:rPr>
-              <w:t>Changes needed in masking the password</w:t>
-            </w:r>
-          </w:p>
-        </w:tc>
-      </w:tr>
-      <w:tr>
-        <w:tc>
-          <w:tcPr>
-            <w:tcW w:w="583" w:type="dxa"/>
-          </w:tcPr>
-          <w:p>
-            <w:pPr>
-              <w:spacing w:line="360" w:lineRule="auto"/>
-              <w:jc w:val="both"/>
-              <w:rPr>
-                <w:rFonts w:cs="Times New Roman"/>
-              </w:rPr>
-            </w:pPr>
-            <w:r>
-              <w:rPr>
-                <w:rFonts w:cs="Times New Roman"/>
-              </w:rPr>
-              <w:t>102</w:t>
-            </w:r>
-          </w:p>
-        </w:tc>
-        <w:tc>
-          <w:tcPr>
-            <w:tcW w:w="2742" w:type="dxa"/>
-          </w:tcPr>
-          <w:p>
-            <w:pPr>
-              <w:spacing w:line="360" w:lineRule="auto"/>
-              <w:jc w:val="both"/>
-              <w:rPr>
-                <w:rFonts w:cs="Times New Roman"/>
-              </w:rPr>
-            </w:pPr>
-            <w:r>
-              <w:rPr>
-                <w:rFonts w:cs="Times New Roman"/>
-              </w:rPr>
-              <w:t>ID Creation</w:t>
-            </w:r>
-          </w:p>
-        </w:tc>
-        <w:tc>
-          <w:tcPr>
-            <w:tcW w:w="1350" w:type="dxa"/>
-          </w:tcPr>
-          <w:p>
-            <w:pPr>
-              <w:spacing w:line="360" w:lineRule="auto"/>
-              <w:jc w:val="both"/>
-              <w:rPr>
-                <w:rFonts w:cs="Times New Roman"/>
-              </w:rPr>
-            </w:pPr>
-            <w:r>
-              <w:rPr>
-                <w:rFonts w:cs="Times New Roman"/>
-              </w:rPr>
-              <w:t>TC03</w:t>
-            </w:r>
-          </w:p>
-        </w:tc>
-        <w:tc>
-          <w:tcPr>
-            <w:tcW w:w="1963" w:type="dxa"/>
-          </w:tcPr>
-          <w:p>
-            <w:pPr>
-              <w:spacing w:line="360" w:lineRule="auto"/>
-              <w:jc w:val="both"/>
-              <w:rPr>
-                <w:rFonts w:cs="Times New Roman"/>
-              </w:rPr>
-            </w:pPr>
-            <w:r>
-              <w:rPr>
-                <w:rFonts w:cs="Times New Roman"/>
-              </w:rPr>
-              <w:t>TC03- pass</w:t>
-            </w:r>
-          </w:p>
-        </w:tc>
-        <w:tc>
-          <w:tcPr>
-            <w:tcW w:w="1658" w:type="dxa"/>
-          </w:tcPr>
-          <w:p>
-            <w:pPr>
-              <w:spacing w:line="360" w:lineRule="auto"/>
-              <w:jc w:val="both"/>
-              <w:rPr>
-                <w:rFonts w:cs="Times New Roman"/>
-              </w:rPr>
-            </w:pPr>
-            <w:r>
-              <w:rPr>
-                <w:rFonts w:cs="Times New Roman"/>
-              </w:rPr>
-              <w:t>No changes required</w:t>
-            </w:r>
-          </w:p>
-        </w:tc>
-      </w:tr>
-      <w:tr>
-        <w:tc>
-          <w:tcPr>
-            <w:tcW w:w="583" w:type="dxa"/>
-          </w:tcPr>
-          <w:p>
-            <w:pPr>
-              <w:spacing w:line="360" w:lineRule="auto"/>
-              <w:jc w:val="both"/>
-              <w:rPr>
-                <w:rFonts w:cs="Times New Roman"/>
-              </w:rPr>
-            </w:pPr>
-            <w:r>
-              <w:rPr>
-                <w:rFonts w:cs="Times New Roman"/>
-              </w:rPr>
-              <w:t>103</w:t>
-            </w:r>
-          </w:p>
-        </w:tc>
-        <w:tc>
-          <w:tcPr>
-            <w:tcW w:w="2742" w:type="dxa"/>
-          </w:tcPr>
-          <w:p>
-            <w:pPr>
-              <w:spacing w:line="360" w:lineRule="auto"/>
-              <w:jc w:val="both"/>
-              <w:rPr>
-                <w:rFonts w:cs="Times New Roman"/>
-              </w:rPr>
-            </w:pPr>
-            <w:r>
-              <w:rPr>
-                <w:rFonts w:cs="Times New Roman"/>
-              </w:rPr>
-              <w:t>Ticket Search</w:t>
-            </w:r>
-          </w:p>
-        </w:tc>
-        <w:tc>
-          <w:tcPr>
-            <w:tcW w:w="1350" w:type="dxa"/>
-          </w:tcPr>
-          <w:p>
-            <w:pPr>
-              <w:spacing w:line="360" w:lineRule="auto"/>
-              <w:jc w:val="both"/>
-              <w:rPr>
-                <w:rFonts w:cs="Times New Roman"/>
-              </w:rPr>
-            </w:pPr>
-            <w:r>
-              <w:rPr>
-                <w:rFonts w:cs="Times New Roman"/>
-              </w:rPr>
-              <w:t>TC04, TC05, TC06</w:t>
-            </w:r>
-          </w:p>
-        </w:tc>
-        <w:tc>
-          <w:tcPr>
-            <w:tcW w:w="1963" w:type="dxa"/>
-          </w:tcPr>
-          <w:p>
-            <w:pPr>
-              <w:spacing w:line="360" w:lineRule="auto"/>
-              <w:jc w:val="both"/>
-              <w:rPr>
-                <w:rFonts w:cs="Times New Roman"/>
-              </w:rPr>
-            </w:pPr>
-            <w:r>
-              <w:rPr>
-                <w:rFonts w:cs="Times New Roman"/>
-              </w:rPr>
-              <w:t>TC04- Pass</w:t>
-            </w:r>
-          </w:p>
-          <w:p>
-            <w:pPr>
-              <w:spacing w:line="360" w:lineRule="auto"/>
-              <w:jc w:val="both"/>
-              <w:rPr>
-                <w:rFonts w:cs="Times New Roman"/>
-              </w:rPr>
-            </w:pPr>
-            <w:r>
-              <w:rPr>
-                <w:rFonts w:cs="Times New Roman"/>
-              </w:rPr>
-              <w:t>TC05- fail</w:t>
-            </w:r>
-          </w:p>
-          <w:p>
-            <w:pPr>
-              <w:spacing w:line="360" w:lineRule="auto"/>
-              <w:jc w:val="both"/>
-              <w:rPr>
-                <w:rFonts w:cs="Times New Roman"/>
-              </w:rPr>
-            </w:pPr>
-            <w:r>
-              <w:rPr>
-                <w:rFonts w:cs="Times New Roman"/>
-              </w:rPr>
-              <w:t>TC06- Pass</w:t>
-            </w:r>
-          </w:p>
-        </w:tc>
-        <w:tc>
-          <w:tcPr>
-            <w:tcW w:w="1658" w:type="dxa"/>
-          </w:tcPr>
-          <w:p>
-            <w:pPr>
-              <w:spacing w:line="360" w:lineRule="auto"/>
-              <w:jc w:val="both"/>
-              <w:rPr>
-                <w:rFonts w:cs="Times New Roman"/>
-              </w:rPr>
-            </w:pPr>
-            <w:r>
-              <w:rPr>
-                <w:rFonts w:cs="Times New Roman"/>
-              </w:rPr>
-              <w:t>Search mechanism failed.</w:t>
-            </w:r>
-          </w:p>
-        </w:tc>
-      </w:tr>
-    </w:tbl>
-    <w:p>
-      <w:pPr>
-        <w:pStyle w:val="Heading1"/>
-        <w:spacing w:line="360" w:lineRule="auto"/>
-        <w:jc w:val="both"/>
-        <w:rPr>
-          <w:rFonts w:cs="Times New Roman"/>
-          <w:highlight w:val="lightGray"/>
-        </w:rPr>
-      </w:pPr>
-    </w:p>
-    <w:p>
-      <w:pPr>
-        <w:spacing w:line="360" w:lineRule="auto"/>
-        <w:jc w:val="both"/>
-        <w:rPr>
-          <w:rFonts w:cs="Times New Roman"/>
-          <w:highlight w:val="lightGray"/>
-        </w:rPr>
-      </w:pPr>
-      <w:r>
-        <w:rPr>
-          <w:rFonts w:cs="Times New Roman"/>
-          <w:highlight w:val="lightGray"/>
-        </w:rPr>
-        <w:t xml:space="preserve">NOTE: UAT(User Acceptance Testing) must be addressed in the final report, so here it is not required in mid-term report. </w:t>
-      </w:r>
-    </w:p>
-    <w:p>
-      <w:pPr>
-        <w:spacing w:line="360" w:lineRule="auto"/>
-        <w:jc w:val="both"/>
-      </w:pPr>
-      <w:r>
-        <w:t>User Acceptance Testing (UAT), also known as beta or end-user testing, is defined as testing the software by the user or client to determine whether it can be accepted or not. This is the final testing performed once the functional, system and regression testing are completed.</w:t>
-      </w:r>
-    </w:p>
-    <w:p>
-      <w:pPr>
-        <w:spacing w:line="360" w:lineRule="auto"/>
-        <w:jc w:val="both"/>
-        <w:rPr>
-          <w:highlight w:val="lightGray"/>
-        </w:rPr>
-      </w:pPr>
-      <w:r>
-        <w:rPr>
-          <w:noProof/>
-          <w:lang w:val="en-US"/>
-        </w:rPr>
-        <w:drawing>
-          <wp:inline distT="0" distB="0" distL="0" distR="0" wp14:anchorId="69C8A1A5" wp14:editId="31CC3CF4">
-            <wp:extent cx="4619626" cy="2686050"/>
-            <wp:effectExtent l="0" t="0" r="0" b="0"/>
-            <wp:docPr id="9" name="Picture 9" descr="when is UAT performed"/>
-            <wp:cNvGraphicFramePr>
-              <a:graphicFrameLocks xmlns:a="http://schemas.openxmlformats.org/drawingml/2006/main" noChangeAspect="1"/>
-            </wp:cNvGraphicFramePr>
-            <a:graphic xmlns:a="http://schemas.openxmlformats.org/drawingml/2006/main">
-              <a:graphicData uri="http://schemas.openxmlformats.org/drawingml/2006/picture">
-                <pic:pic xmlns:pic="http://schemas.openxmlformats.org/drawingml/2006/picture">
-                  <pic:nvPicPr>
-                    <pic:cNvPr id="0" name="Picture 9"/>
-                    <pic:cNvPicPr/>
-                  </pic:nvPicPr>
-                  <pic:blipFill>
-                    <a:blip r:embed="rId17">
-                      <a:extLst>
-                        <a:ext uri="{BEBA8EAE-BF5A-486C-A8C5-ECC9F3942E4B}">
-                          <a14:imgProps xmlns:a14="http://schemas.microsoft.com/office/drawing/2010/main">
-                            <a14:imgLayer r:embed="rId18">
-                              <a14:imgEffect>
-                                <a14:backgroundRemoval t="8511" b="91135" l="4330" r="95464">
-                                  <a14:foregroundMark x1="11753" y1="40780" x2="11753" y2="40780"/>
-                                  <a14:foregroundMark x1="19588" y1="40780" x2="7629" y2="37589"/>
-                                  <a14:foregroundMark x1="7629" y1="37589" x2="7216" y2="55319"/>
-                                  <a14:foregroundMark x1="7216" y1="55319" x2="19381" y2="55674"/>
-                                  <a14:foregroundMark x1="19381" y1="55674" x2="18969" y2="40780"/>
-                                  <a14:foregroundMark x1="42062" y1="39007" x2="30928" y2="38652"/>
-                                  <a14:foregroundMark x1="30928" y1="38652" x2="35464" y2="65248"/>
-                                  <a14:foregroundMark x1="35464" y1="65248" x2="47629" y2="55674"/>
-                                  <a14:foregroundMark x1="47629" y1="55674" x2="40825" y2="37589"/>
-                                  <a14:foregroundMark x1="40825" y1="37589" x2="38763" y2="37589"/>
-                                  <a14:foregroundMark x1="7216" y1="27660" x2="4536" y2="46454"/>
-                                  <a14:foregroundMark x1="4536" y1="46454" x2="16289" y2="64894"/>
-                                  <a14:foregroundMark x1="16289" y1="64894" x2="24948" y2="47163"/>
-                                  <a14:foregroundMark x1="24948" y1="47163" x2="15464" y2="30496"/>
-                                  <a14:foregroundMark x1="15464" y1="30496" x2="4742" y2="28014"/>
-                                  <a14:foregroundMark x1="4742" y1="28014" x2="4742" y2="28014"/>
-                                  <a14:foregroundMark x1="58351" y1="34397" x2="56495" y2="59574"/>
-                                  <a14:foregroundMark x1="56495" y1="59574" x2="74639" y2="69504"/>
-                                  <a14:foregroundMark x1="74639" y1="69504" x2="76495" y2="43972"/>
-                                  <a14:foregroundMark x1="76495" y1="43972" x2="63093" y2="39716"/>
-                                  <a14:foregroundMark x1="63093" y1="39716" x2="51753" y2="43617"/>
-                                  <a14:foregroundMark x1="73402" y1="32979" x2="56907" y2="40071"/>
-                                  <a14:foregroundMark x1="56907" y1="40071" x2="68041" y2="62766"/>
-                                  <a14:foregroundMark x1="68041" y1="62766" x2="81031" y2="62766"/>
-                                  <a14:foregroundMark x1="81031" y1="62766" x2="92784" y2="63830"/>
-                                  <a14:foregroundMark x1="92784" y1="63830" x2="95876" y2="42553"/>
-                                  <a14:foregroundMark x1="95876" y1="42553" x2="86186" y2="26950"/>
-                                  <a14:foregroundMark x1="86186" y1="26950" x2="71340" y2="32270"/>
-                                  <a14:foregroundMark x1="82268" y1="41489" x2="94021" y2="56028"/>
-                                  <a14:foregroundMark x1="94021" y1="56028" x2="87629" y2="42199"/>
-                                  <a14:foregroundMark x1="87629" y1="42199" x2="83711" y2="42199"/>
-                                  <a14:foregroundMark x1="79381" y1="42908" x2="76907" y2="43262"/>
-                                  <a14:foregroundMark x1="77320" y1="46099" x2="79175" y2="44326"/>
-                                  <a14:foregroundMark x1="79175" y1="46454" x2="79175" y2="46454"/>
-                                  <a14:foregroundMark x1="80619" y1="46809" x2="80619" y2="46809"/>
-                                  <a14:foregroundMark x1="80619" y1="46809" x2="80619" y2="46809"/>
-                                  <a14:foregroundMark x1="83918" y1="46809" x2="83918" y2="46809"/>
-                                  <a14:foregroundMark x1="10515" y1="48936" x2="10515" y2="48936"/>
-                                  <a14:foregroundMark x1="35670" y1="48582" x2="35670" y2="48582"/>
-                                  <a14:foregroundMark x1="63505" y1="8511" x2="63505" y2="8511"/>
-                                  <a14:foregroundMark x1="63093" y1="91135" x2="63093" y2="91135"/>
-                                  <a14:foregroundMark x1="14433" y1="49645" x2="14433" y2="49645"/>
-                                </a14:backgroundRemoval>
-                              </a14:imgEffect>
-                            </a14:imgLayer>
-                          </a14:imgProps>
-                        </a:ext>
-                        <a:ext uri="{28A0092B-C50C-407E-A947-70E740481C1C}">
-                          <a14:useLocalDpi xmlns:a14="http://schemas.microsoft.com/office/drawing/2010/main" val="0"/>
-                        </a:ext>
-                      </a:extLst>
-                    </a:blip>
-                    <a:stretch>
-                      <a:fillRect/>
-                    </a:stretch>
-                  </pic:blipFill>
-                  <pic:spPr>
-                    <a:xfrm>
-                      <a:off x="0" y="0"/>
-                      <a:ext cx="4619626" cy="2686050"/>
-                    </a:xfrm>
-                    <a:prstGeom prst="rect">
-                      <a:avLst/>
-                    </a:prstGeom>
-                  </pic:spPr>
-                </pic:pic>
-              </a:graphicData>
-            </a:graphic>
-          </wp:inline>
-        </w:drawing>
-      </w:r>
-    </w:p>
-    <w:tbl>
-      <w:tblPr>
-        <w:tblStyle w:val="TableGrid"/>
-        <w:tblW w:w="0" w:type="auto"/>
-        <w:tblLook w:val="04A0" w:firstRow="1" w:lastRow="0" w:firstColumn="1" w:lastColumn="0" w:noHBand="0" w:noVBand="1"/>
-      </w:tblPr>
-      <w:tblGrid>
-        <w:gridCol w:w="571"/>
-        <w:gridCol w:w="2034"/>
-        <w:gridCol w:w="989"/>
-        <w:gridCol w:w="979"/>
-        <w:gridCol w:w="1034"/>
-        <w:gridCol w:w="1032"/>
-        <w:gridCol w:w="1883"/>
-      </w:tblGrid>
-      <w:tr>
-        <w:tc>
-          <w:tcPr>
-            <w:tcW w:w="570" w:type="dxa"/>
-            <w:vMerge w:val="restart"/>
-            <w:shd w:val="clear" w:color="auto" w:fill="FFFFFF" w:themeFill="background1"/>
-          </w:tcPr>
-          <w:p>
-            <w:pPr>
-              <w:spacing w:line="360" w:lineRule="auto"/>
-              <w:rPr>
-                <w:szCs w:val="24"/>
-                <w:highlight w:val="lightGray"/>
-              </w:rPr>
-            </w:pPr>
-            <w:r>
-              <w:rPr>
-                <w:szCs w:val="24"/>
-                <w:shd w:val="clear" w:color="auto" w:fill="FFFFFF" w:themeFill="background1"/>
-              </w:rPr>
-              <w:t>No</w:t>
-            </w:r>
-            <w:r>
-              <w:rPr>
-                <w:szCs w:val="24"/>
-              </w:rPr>
-              <w:t>.</w:t>
-            </w:r>
-          </w:p>
-        </w:tc>
-        <w:tc>
-          <w:tcPr>
-            <w:tcW w:w="2035" w:type="dxa"/>
-            <w:vMerge w:val="restart"/>
-          </w:tcPr>
-          <w:p>
-            <w:pPr>
-              <w:spacing w:line="360" w:lineRule="auto"/>
-              <w:jc w:val="both"/>
-              <w:rPr>
-                <w:rFonts w:eastAsiaTheme="majorEastAsia" w:cs="Times New Roman"/>
-                <w:bCs/>
-                <w:szCs w:val="24"/>
-              </w:rPr>
-            </w:pPr>
-            <w:r>
-              <w:rPr>
-                <w:rFonts w:eastAsiaTheme="majorEastAsia" w:cs="Times New Roman"/>
-                <w:bCs/>
-                <w:szCs w:val="24"/>
-              </w:rPr>
-              <w:t>Acceptance requirement</w:t>
-            </w:r>
-            <w:r>
-              <w:rPr>
-                <w:rFonts w:eastAsiaTheme="majorEastAsia" w:cs="Times New Roman"/>
-                <w:bCs/>
-                <w:szCs w:val="24"/>
-              </w:rPr>
-              <w:t>(USR)</w:t>
-            </w:r>
-          </w:p>
-        </w:tc>
-        <w:tc>
-          <w:tcPr>
-            <w:tcW w:w="1980" w:type="dxa"/>
-            <w:gridSpan w:val="2"/>
-          </w:tcPr>
-          <w:p>
-            <w:pPr>
-              <w:spacing w:line="360" w:lineRule="auto"/>
-              <w:jc w:val="both"/>
-              <w:rPr>
-                <w:rFonts w:eastAsiaTheme="majorEastAsia" w:cs="Times New Roman"/>
-                <w:bCs/>
-                <w:szCs w:val="24"/>
-              </w:rPr>
-            </w:pPr>
-            <w:r>
-              <w:rPr>
-                <w:rFonts w:eastAsiaTheme="majorEastAsia" w:cs="Times New Roman"/>
-                <w:bCs/>
-                <w:szCs w:val="24"/>
-              </w:rPr>
-              <w:t xml:space="preserve">Critical </w:t>
-            </w:r>
-            <w:r>
-              <w:rPr>
-                <w:rFonts w:eastAsiaTheme="majorEastAsia" w:cs="Times New Roman"/>
-                <w:bCs/>
-                <w:szCs w:val="24"/>
-              </w:rPr>
-              <w:t>(DEV)</w:t>
-            </w:r>
-          </w:p>
-        </w:tc>
-        <w:tc>
-          <w:tcPr>
-            <w:tcW w:w="2073" w:type="dxa"/>
-            <w:gridSpan w:val="2"/>
-          </w:tcPr>
-          <w:p>
-            <w:pPr>
-              <w:spacing w:line="360" w:lineRule="auto"/>
-              <w:jc w:val="both"/>
-              <w:rPr>
-                <w:rFonts w:eastAsiaTheme="majorEastAsia" w:cs="Times New Roman"/>
-                <w:b/>
-                <w:szCs w:val="24"/>
-                <w:highlight w:val="lightGray"/>
-              </w:rPr>
-            </w:pPr>
-            <w:r>
-              <w:rPr>
-                <w:rFonts w:eastAsiaTheme="majorEastAsia" w:cs="Times New Roman"/>
-                <w:bCs/>
-                <w:szCs w:val="24"/>
-              </w:rPr>
-              <w:t>Test Results</w:t>
-            </w:r>
-            <w:r>
-              <w:rPr>
-                <w:rFonts w:eastAsiaTheme="majorEastAsia" w:cs="Times New Roman"/>
-                <w:bCs/>
-                <w:szCs w:val="24"/>
-              </w:rPr>
-              <w:t>(DEV)</w:t>
-            </w:r>
-          </w:p>
-        </w:tc>
-        <w:tc>
-          <w:tcPr>
-            <w:tcW w:w="1638" w:type="dxa"/>
-            <w:vMerge w:val="restart"/>
-          </w:tcPr>
-          <w:p>
-            <w:pPr>
-              <w:spacing w:line="360" w:lineRule="auto"/>
-              <w:jc w:val="both"/>
-              <w:rPr>
-                <w:rFonts w:eastAsiaTheme="majorEastAsia" w:cs="Times New Roman"/>
-                <w:b/>
-                <w:szCs w:val="24"/>
-                <w:highlight w:val="lightGray"/>
-              </w:rPr>
-            </w:pPr>
-            <w:r>
-              <w:rPr>
-                <w:rFonts w:eastAsiaTheme="majorEastAsia" w:cs="Times New Roman"/>
-                <w:bCs/>
-                <w:szCs w:val="24"/>
-              </w:rPr>
-              <w:t>Comments</w:t>
-            </w:r>
-            <w:r>
-              <w:rPr>
-                <w:rFonts w:eastAsiaTheme="majorEastAsia" w:cs="Times New Roman"/>
-                <w:bCs/>
-                <w:szCs w:val="24"/>
-              </w:rPr>
-              <w:t>(USR)</w:t>
-            </w:r>
-          </w:p>
-        </w:tc>
-      </w:tr>
-      <w:tr>
-        <w:tc>
-          <w:tcPr>
-            <w:tcW w:w="570" w:type="dxa"/>
-            <w:vMerge/>
-            <w:shd w:val="clear" w:color="auto" w:fill="FFFFFF" w:themeFill="background1"/>
-          </w:tcPr>
-          <w:p>
-            <w:pPr>
-              <w:spacing w:line="360" w:lineRule="auto"/>
-              <w:rPr>
-                <w:szCs w:val="24"/>
-                <w:shd w:val="clear" w:color="auto" w:fill="FFFFFF" w:themeFill="background1"/>
-              </w:rPr>
-            </w:pPr>
-          </w:p>
-        </w:tc>
-        <w:tc>
-          <w:tcPr>
-            <w:tcW w:w="2035" w:type="dxa"/>
-            <w:vMerge/>
-          </w:tcPr>
-          <w:p>
-            <w:pPr>
-              <w:spacing w:line="360" w:lineRule="auto"/>
-              <w:jc w:val="both"/>
-              <w:rPr>
-                <w:rFonts w:eastAsiaTheme="majorEastAsia" w:cs="Times New Roman"/>
-                <w:bCs/>
-                <w:szCs w:val="24"/>
-              </w:rPr>
-            </w:pPr>
-          </w:p>
-        </w:tc>
-        <w:tc>
-          <w:tcPr>
-            <w:tcW w:w="990" w:type="dxa"/>
-          </w:tcPr>
-          <w:p>
-            <w:pPr>
-              <w:spacing w:line="360" w:lineRule="auto"/>
-              <w:jc w:val="both"/>
-              <w:rPr>
-                <w:rFonts w:eastAsiaTheme="majorEastAsia" w:cs="Times New Roman"/>
-                <w:bCs/>
-                <w:szCs w:val="24"/>
-              </w:rPr>
-            </w:pPr>
-            <w:r>
-              <w:rPr>
-                <w:rFonts w:eastAsiaTheme="majorEastAsia" w:cs="Times New Roman"/>
-                <w:bCs/>
-                <w:szCs w:val="24"/>
-              </w:rPr>
-              <w:t>Yes</w:t>
-            </w:r>
-          </w:p>
-        </w:tc>
-        <w:tc>
-          <w:tcPr>
-            <w:tcW w:w="990" w:type="dxa"/>
-          </w:tcPr>
-          <w:p>
-            <w:pPr>
-              <w:spacing w:line="360" w:lineRule="auto"/>
-              <w:jc w:val="both"/>
-              <w:rPr>
-                <w:rFonts w:eastAsiaTheme="majorEastAsia" w:cs="Times New Roman"/>
-                <w:bCs/>
-                <w:szCs w:val="24"/>
-              </w:rPr>
-            </w:pPr>
-            <w:r>
-              <w:rPr>
-                <w:rFonts w:eastAsiaTheme="majorEastAsia" w:cs="Times New Roman"/>
-                <w:bCs/>
-                <w:szCs w:val="24"/>
-              </w:rPr>
-              <w:t>No</w:t>
-            </w:r>
-          </w:p>
-        </w:tc>
-        <w:tc>
-          <w:tcPr>
-            <w:tcW w:w="1036" w:type="dxa"/>
-          </w:tcPr>
-          <w:p>
-            <w:pPr>
-              <w:spacing w:line="360" w:lineRule="auto"/>
-              <w:jc w:val="both"/>
-              <w:rPr>
-                <w:rFonts w:eastAsiaTheme="majorEastAsia" w:cs="Times New Roman"/>
-                <w:bCs/>
-                <w:szCs w:val="24"/>
-              </w:rPr>
-            </w:pPr>
-            <w:r>
-              <w:rPr>
-                <w:rFonts w:eastAsiaTheme="majorEastAsia" w:cs="Times New Roman"/>
-                <w:bCs/>
-                <w:szCs w:val="24"/>
-              </w:rPr>
-              <w:t>Accept</w:t>
-            </w:r>
-          </w:p>
-        </w:tc>
-        <w:tc>
-          <w:tcPr>
-            <w:tcW w:w="1037" w:type="dxa"/>
-          </w:tcPr>
-          <w:p>
-            <w:pPr>
-              <w:spacing w:line="360" w:lineRule="auto"/>
-              <w:jc w:val="both"/>
-              <w:rPr>
-                <w:rFonts w:eastAsiaTheme="majorEastAsia" w:cs="Times New Roman"/>
-                <w:bCs/>
-                <w:szCs w:val="24"/>
-              </w:rPr>
-            </w:pPr>
-            <w:r>
-              <w:rPr>
-                <w:rFonts w:eastAsiaTheme="majorEastAsia" w:cs="Times New Roman"/>
-                <w:bCs/>
-                <w:szCs w:val="24"/>
-              </w:rPr>
-              <w:t>Reject</w:t>
-            </w:r>
-          </w:p>
-        </w:tc>
-        <w:tc>
-          <w:tcPr>
-            <w:tcW w:w="1638" w:type="dxa"/>
-            <w:vMerge/>
-          </w:tcPr>
-          <w:p>
-            <w:pPr>
-              <w:spacing w:line="360" w:lineRule="auto"/>
-              <w:jc w:val="both"/>
-              <w:rPr>
-                <w:rFonts w:eastAsiaTheme="majorEastAsia" w:cs="Times New Roman"/>
-                <w:bCs/>
-                <w:szCs w:val="24"/>
-              </w:rPr>
-            </w:pPr>
-          </w:p>
-        </w:tc>
-      </w:tr>
-      <w:tr>
-        <w:tc>
-          <w:tcPr>
-            <w:tcW w:w="570" w:type="dxa"/>
-            <w:shd w:val="clear" w:color="auto" w:fill="FFFFFF" w:themeFill="background1"/>
-          </w:tcPr>
-          <w:p>
-            <w:pPr>
-              <w:spacing w:line="360" w:lineRule="auto"/>
-              <w:rPr>
-                <w:szCs w:val="24"/>
-                <w:shd w:val="clear" w:color="auto" w:fill="FFFFFF" w:themeFill="background1"/>
-              </w:rPr>
-            </w:pPr>
-            <w:r>
-              <w:rPr>
-                <w:szCs w:val="24"/>
-                <w:shd w:val="clear" w:color="auto" w:fill="FFFFFF" w:themeFill="background1"/>
-              </w:rPr>
-              <w:t>1.</w:t>
-            </w:r>
-          </w:p>
-        </w:tc>
-        <w:tc>
-          <w:tcPr>
-            <w:tcW w:w="2035" w:type="dxa"/>
-          </w:tcPr>
-          <w:p>
-            <w:pPr>
-              <w:spacing w:line="360" w:lineRule="auto"/>
-              <w:jc w:val="both"/>
-              <w:rPr>
-                <w:rFonts w:eastAsiaTheme="majorEastAsia" w:cs="Times New Roman"/>
-                <w:bCs/>
-                <w:szCs w:val="24"/>
-              </w:rPr>
-            </w:pPr>
-            <w:r>
-              <w:rPr>
-                <w:rFonts w:eastAsiaTheme="majorEastAsia" w:cs="Times New Roman"/>
-                <w:bCs/>
-                <w:szCs w:val="24"/>
-              </w:rPr>
-              <w:t>The login system should ensure security</w:t>
-            </w:r>
-          </w:p>
-        </w:tc>
-        <w:tc>
-          <w:tcPr>
-            <w:tcW w:w="990" w:type="dxa"/>
-          </w:tcPr>
-          <w:p>
-            <w:pPr>
-              <w:spacing w:line="360" w:lineRule="auto"/>
-              <w:jc w:val="both"/>
-              <w:rPr>
-                <w:rFonts w:eastAsiaTheme="majorEastAsia" w:cs="Times New Roman"/>
-                <w:bCs/>
-                <w:szCs w:val="24"/>
-              </w:rPr>
-            </w:pPr>
-            <w:r>
-              <w:rPr>
-                <w:rFonts w:eastAsiaTheme="majorEastAsia" w:cs="Times New Roman"/>
-                <w:bCs/>
-                <w:szCs w:val="24"/>
-              </w:rPr>
-              <w:t>Affirm</w:t>
-            </w:r>
-            <w:r>
-              <w:rPr>
-                <w:rFonts w:eastAsiaTheme="majorEastAsia" w:cs="Times New Roman"/>
-                <w:bCs/>
-                <w:szCs w:val="24"/>
-              </w:rPr>
-              <w:t>.</w:t>
-            </w:r>
-          </w:p>
-        </w:tc>
-        <w:tc>
-          <w:tcPr>
-            <w:tcW w:w="990" w:type="dxa"/>
-          </w:tcPr>
-          <w:p>
-            <w:pPr>
-              <w:spacing w:line="360" w:lineRule="auto"/>
-              <w:jc w:val="both"/>
-              <w:rPr>
-                <w:rFonts w:eastAsiaTheme="majorEastAsia" w:cs="Times New Roman"/>
-                <w:bCs/>
-                <w:szCs w:val="24"/>
-              </w:rPr>
-            </w:pPr>
-          </w:p>
-        </w:tc>
-        <w:tc>
-          <w:tcPr>
-            <w:tcW w:w="1036" w:type="dxa"/>
-          </w:tcPr>
-          <w:p>
-            <w:pPr>
-              <w:spacing w:line="360" w:lineRule="auto"/>
-              <w:jc w:val="both"/>
-              <w:rPr>
-                <w:rFonts w:eastAsiaTheme="majorEastAsia" w:cs="Times New Roman"/>
-                <w:bCs/>
-                <w:szCs w:val="24"/>
-              </w:rPr>
-            </w:pPr>
-            <w:r>
-              <w:rPr>
-                <w:rFonts w:eastAsiaTheme="majorEastAsia" w:cs="Times New Roman"/>
-                <w:bCs/>
-                <w:szCs w:val="24"/>
-              </w:rPr>
-              <w:t>Affirm</w:t>
-            </w:r>
-          </w:p>
-        </w:tc>
-        <w:tc>
-          <w:tcPr>
-            <w:tcW w:w="1037" w:type="dxa"/>
-          </w:tcPr>
-          <w:p>
-            <w:pPr>
-              <w:spacing w:line="360" w:lineRule="auto"/>
-              <w:jc w:val="both"/>
-              <w:rPr>
-                <w:rFonts w:eastAsiaTheme="majorEastAsia" w:cs="Times New Roman"/>
-                <w:bCs/>
-                <w:szCs w:val="24"/>
-              </w:rPr>
-            </w:pPr>
-          </w:p>
-        </w:tc>
-        <w:tc>
-          <w:tcPr>
-            <w:tcW w:w="1638" w:type="dxa"/>
-          </w:tcPr>
-          <w:p>
-            <w:pPr>
-              <w:spacing w:line="360" w:lineRule="auto"/>
-              <w:jc w:val="both"/>
-              <w:rPr>
-                <w:rFonts w:eastAsiaTheme="majorEastAsia" w:cs="Times New Roman"/>
-                <w:bCs/>
-                <w:szCs w:val="24"/>
-              </w:rPr>
-            </w:pPr>
-            <w:r>
-              <w:rPr>
-                <w:rFonts w:eastAsiaTheme="majorEastAsia" w:cs="Times New Roman"/>
-                <w:bCs/>
-                <w:szCs w:val="24"/>
-              </w:rPr>
-              <w:t>The system is felt secured.</w:t>
-            </w:r>
-          </w:p>
-        </w:tc>
-      </w:tr>
-      <w:tr>
-        <w:tc>
-          <w:tcPr>
-            <w:tcW w:w="570" w:type="dxa"/>
-            <w:shd w:val="clear" w:color="auto" w:fill="FFFFFF" w:themeFill="background1"/>
-          </w:tcPr>
-          <w:p>
-            <w:pPr>
-              <w:spacing w:line="360" w:lineRule="auto"/>
-              <w:rPr>
-                <w:szCs w:val="24"/>
-                <w:shd w:val="clear" w:color="auto" w:fill="FFFFFF" w:themeFill="background1"/>
-              </w:rPr>
-            </w:pPr>
-            <w:r>
-              <w:rPr>
-                <w:szCs w:val="24"/>
-                <w:shd w:val="clear" w:color="auto" w:fill="FFFFFF" w:themeFill="background1"/>
-              </w:rPr>
-              <w:t>2.</w:t>
-            </w:r>
-          </w:p>
-        </w:tc>
-        <w:tc>
-          <w:tcPr>
-            <w:tcW w:w="2035" w:type="dxa"/>
-          </w:tcPr>
-          <w:p>
-            <w:pPr>
-              <w:spacing w:line="360" w:lineRule="auto"/>
-              <w:jc w:val="both"/>
-              <w:rPr>
-                <w:rFonts w:eastAsiaTheme="majorEastAsia" w:cs="Times New Roman"/>
-                <w:bCs/>
-                <w:szCs w:val="24"/>
-              </w:rPr>
-            </w:pPr>
-            <w:r>
-              <w:rPr>
-                <w:rFonts w:eastAsiaTheme="majorEastAsia" w:cs="Times New Roman"/>
-                <w:bCs/>
-                <w:szCs w:val="24"/>
-              </w:rPr>
-              <w:t>The results must be correct for inventory</w:t>
-            </w:r>
-          </w:p>
-        </w:tc>
-        <w:tc>
-          <w:tcPr>
-            <w:tcW w:w="990" w:type="dxa"/>
-          </w:tcPr>
-          <w:p>
-            <w:pPr>
-              <w:spacing w:line="360" w:lineRule="auto"/>
-              <w:jc w:val="both"/>
-              <w:rPr>
-                <w:rFonts w:eastAsiaTheme="majorEastAsia" w:cs="Times New Roman"/>
-                <w:bCs/>
-                <w:szCs w:val="24"/>
-              </w:rPr>
-            </w:pPr>
-            <w:r>
-              <w:rPr>
-                <w:rFonts w:eastAsiaTheme="majorEastAsia" w:cs="Times New Roman"/>
-                <w:bCs/>
-                <w:szCs w:val="24"/>
-              </w:rPr>
-              <w:t>Affirm.</w:t>
-            </w:r>
-          </w:p>
-        </w:tc>
-        <w:tc>
-          <w:tcPr>
-            <w:tcW w:w="990" w:type="dxa"/>
-          </w:tcPr>
-          <w:p>
-            <w:pPr>
-              <w:spacing w:line="360" w:lineRule="auto"/>
-              <w:jc w:val="both"/>
-              <w:rPr>
-                <w:rFonts w:eastAsiaTheme="majorEastAsia" w:cs="Times New Roman"/>
-                <w:bCs/>
-                <w:szCs w:val="24"/>
-              </w:rPr>
-            </w:pPr>
-          </w:p>
-        </w:tc>
-        <w:tc>
-          <w:tcPr>
-            <w:tcW w:w="1036" w:type="dxa"/>
-          </w:tcPr>
-          <w:p>
-            <w:pPr>
-              <w:spacing w:line="360" w:lineRule="auto"/>
-              <w:jc w:val="both"/>
-              <w:rPr>
-                <w:rFonts w:eastAsiaTheme="majorEastAsia" w:cs="Times New Roman"/>
-                <w:bCs/>
-                <w:szCs w:val="24"/>
-              </w:rPr>
-            </w:pPr>
-            <w:r>
-              <w:rPr>
-                <w:rFonts w:eastAsiaTheme="majorEastAsia" w:cs="Times New Roman"/>
-                <w:bCs/>
-                <w:szCs w:val="24"/>
-              </w:rPr>
-              <w:t>Affirm.</w:t>
-            </w:r>
-          </w:p>
-        </w:tc>
-        <w:tc>
-          <w:tcPr>
-            <w:tcW w:w="1037" w:type="dxa"/>
-          </w:tcPr>
-          <w:p>
-            <w:pPr>
-              <w:spacing w:line="360" w:lineRule="auto"/>
-              <w:jc w:val="both"/>
-              <w:rPr>
-                <w:rFonts w:eastAsiaTheme="majorEastAsia" w:cs="Times New Roman"/>
-                <w:bCs/>
-                <w:szCs w:val="24"/>
-              </w:rPr>
-            </w:pPr>
-          </w:p>
-        </w:tc>
-        <w:tc>
-          <w:tcPr>
-            <w:tcW w:w="1638" w:type="dxa"/>
-          </w:tcPr>
-          <w:p>
-            <w:pPr>
-              <w:spacing w:line="360" w:lineRule="auto"/>
-              <w:jc w:val="both"/>
-              <w:rPr>
-                <w:rFonts w:eastAsiaTheme="majorEastAsia" w:cs="Times New Roman"/>
-                <w:bCs/>
-                <w:szCs w:val="24"/>
-              </w:rPr>
-            </w:pPr>
-            <w:r>
-              <w:rPr>
-                <w:rFonts w:eastAsiaTheme="majorEastAsia" w:cs="Times New Roman"/>
-                <w:bCs/>
-                <w:szCs w:val="24"/>
-              </w:rPr>
-              <w:t>The results were correct</w:t>
-            </w:r>
-          </w:p>
-        </w:tc>
-      </w:tr>
-    </w:tbl>
-    <w:p>
-      <w:pPr>
-        <w:pStyle w:val="Heading1"/>
-        <w:spacing w:after="0" w:line="360" w:lineRule="auto"/>
-        <w:jc w:val="both"/>
-        <w:rPr>
-          <w:color w:val="FF0000"/>
-        </w:rPr>
-      </w:pPr>
-    </w:p>
-    <w:p>
-      <w:pPr>
-        <w:spacing w:line="360" w:lineRule="auto"/>
-        <w:rPr>
-          <w:rFonts w:eastAsiaTheme="majorEastAsia" w:cstheme="majorBidi"/>
-          <w:b/>
-          <w:sz w:val="28"/>
-          <w:szCs w:val="32"/>
-        </w:rPr>
-      </w:pPr>
-      <w:r>
-        <w:rPr>
-          <w:color w:val="FF0000"/>
-        </w:rPr>
-        <w:t>Finally, include the user’s note or the supervisor’s note that the system works well and still a lot of updates are required for the future enhancements.</w:t>
-      </w:r>
-      <w:r>
-        <w:br w:type="page"/>
-      </w:r>
-    </w:p>
-    <w:p>
-      <w:pPr>
-        <w:pStyle w:val="Heading1"/>
-        <w:numPr>
-          <w:ilvl w:val="0"/>
-          <w:numId w:val="2"/>
-        </w:numPr>
-        <w:spacing w:after="0" w:line="360" w:lineRule="auto"/>
-        <w:jc w:val="both"/>
-        <w:rPr>
-          <w:bCs/>
-        </w:rPr>
-      </w:pPr>
-      <w:r>
-        <w:rPr>
-          <w:bCs/>
-        </w:rPr>
-        <w:t>Project Results</w:t>
-      </w:r>
-    </w:p>
-    <w:p>
-      <w:pPr>
-        <w:pStyle w:val="NormalWeb"/>
-        <w:shd w:val="clear" w:color="auto" w:fill="FFFFFF"/>
-        <w:spacing w:before="0" w:beforeAutospacing="0" w:after="0" w:afterAutospacing="0" w:line="360" w:lineRule="auto"/>
-        <w:jc w:val="both"/>
-      </w:pPr>
-      <w:r>
-        <w:t>Here in this section, you must put forward the results, on the basis of the following:</w:t>
-      </w:r>
-    </w:p>
-    <w:p>
-      <w:pPr>
-        <w:spacing w:line="360" w:lineRule="auto"/>
-      </w:pPr>
-      <w:r>
-        <w:t>The Movie Ticket Management System project was conceptualized for the easiness during ticket purchase, food purchase as well as to end repetition, confusion during seat booking for the users. The functions which we visualized during the project were completely achieved.</w:t>
-      </w:r>
-    </w:p>
-    <w:p>
-      <w:pPr>
-        <w:spacing w:line="360" w:lineRule="auto"/>
-      </w:pPr>
-      <w:r>
-        <w:t xml:space="preserve">The problems that have been solved with the project are: </w:t>
-      </w:r>
-    </w:p>
-    <w:p>
-      <w:pPr>
-        <w:spacing w:line="360" w:lineRule="auto"/>
-      </w:pPr>
-      <w:r>
-        <w:t>&gt;Time consumption during purchase of ticket and food is reduced.</w:t>
-      </w:r>
-    </w:p>
-    <w:p>
-      <w:pPr>
-        <w:spacing w:line="360" w:lineRule="auto"/>
-      </w:pPr>
-      <w:r>
-        <w:t>&gt;</w:t>
-      </w:r>
-      <w:r>
-        <w:t>Probability of reoccurrence of booking same seat is terminated.</w:t>
-      </w:r>
-    </w:p>
-    <w:p>
-      <w:pPr>
-        <w:spacing w:line="360" w:lineRule="auto"/>
-      </w:pPr>
-      <w:r>
-        <w:t>&gt;Data are stored in a proper way, customer details and transaction details are quickly and comfortably found.</w:t>
-      </w:r>
-    </w:p>
-    <w:p>
-      <w:pPr>
-        <w:spacing w:line="360" w:lineRule="auto"/>
-      </w:pPr>
-      <w:r>
-        <w:t>&gt;Data can be copied simply and can be stored in multiple places which lower the risk of data loss.</w:t>
-      </w:r>
-    </w:p>
-    <w:p>
-      <w:pPr>
-        <w:spacing w:line="360" w:lineRule="auto"/>
-      </w:pPr>
-      <w:r>
-        <w:t>After the background study about the manual ticketing systems, we got information about the drawbacks of manual system and by designing different features in digital system we tried to put an end to it and through our system following market necessity were met:</w:t>
-      </w:r>
-    </w:p>
-    <w:p>
-      <w:pPr>
-        <w:spacing w:line="360" w:lineRule="auto"/>
-      </w:pPr>
-      <w:r>
-        <w:t>&gt;Reduction in large numbers of staff in ticket counter.</w:t>
-      </w:r>
-    </w:p>
-    <w:p>
-      <w:pPr>
-        <w:spacing w:line="360" w:lineRule="auto"/>
-      </w:pPr>
-      <w:r>
-        <w:t>&gt;Customers are provided fast service and customers detailed were easily generated.</w:t>
-      </w:r>
-    </w:p>
-    <w:p>
-      <w:pPr>
-        <w:spacing w:line="360" w:lineRule="auto"/>
-      </w:pPr>
-      <w:r>
-        <w:t>&gt;After the proper management of customer details, sales report and cut off in usage of large quantities pen and papers profit is achieved.</w:t>
-      </w:r>
-    </w:p>
-    <w:p>
-      <w:pPr>
-        <w:spacing w:line="360" w:lineRule="auto"/>
-      </w:pPr>
-      <w:r>
-        <w:t>&gt;Data errors were speedily decreased such as repetition of customer details or forgotten of customer details.</w:t>
-      </w:r>
-    </w:p>
-    <w:p>
-      <w:pPr>
-        <w:spacing w:line="360" w:lineRule="auto"/>
-      </w:pPr>
-      <w:r>
-        <w:t>&gt;Clarity and consistency in operation is seen.</w:t>
-      </w:r>
-    </w:p>
-    <w:p>
-      <w:pPr>
-        <w:spacing w:line="360" w:lineRule="auto"/>
-      </w:pPr>
-      <w:r>
-        <w:t xml:space="preserve">At the beginning of project, we were unfamiliar about the C Programming and we were having fear about the project </w:t>
-      </w:r>
-      <w:r>
-        <w:t xml:space="preserve">risks. This project work has been a difficult task as well as very fruitful one as there were a lot of new and useful topics that we got to interact. This project helped us to share and present our ideas in the group as well as help us to know </w:t>
-      </w:r>
-      <w:r>
-        <w:t xml:space="preserve">about “How the teamwork works”. Spiritually throughout the </w:t>
-      </w:r>
-      <w:r>
-        <w:t>project journey we acquire knowledge that everything can be learnt with passion and patience. Similarly, we developed friendly bond than the beginning.</w:t>
-      </w:r>
-    </w:p>
-    <w:p>
-      <w:pPr>
-        <w:spacing w:line="360" w:lineRule="auto"/>
-      </w:pPr>
-      <w:r>
-        <w:t xml:space="preserve"> </w:t>
-      </w:r>
-      <w:r>
-        <w:br w:type="page"/>
-      </w:r>
-    </w:p>
-    <w:p>
-      <w:pPr>
-        <w:pStyle w:val="Heading1"/>
-        <w:numPr>
-          <w:ilvl w:val="0"/>
-          <w:numId w:val="2"/>
-        </w:numPr>
-        <w:spacing w:after="0" w:line="360" w:lineRule="auto"/>
-        <w:jc w:val="both"/>
-      </w:pPr>
-      <w:r>
         <w:t xml:space="preserve"> Future Enhancements</w:t>
       </w:r>
     </w:p>
@@ -10087,12 +5445,7 @@
       </w:pPr>
     </w:p>
     <w:sectPr>
-      <w:headerReference w:type="even" r:id="rId19"/>
-      <w:headerReference w:type="default" r:id="rId20"/>
-      <w:footerReference w:type="even" r:id="rId21"/>
-      <w:footerReference w:type="default" r:id="rId22"/>
-      <w:headerReference w:type="first" r:id="rId23"/>
-      <w:footerReference w:type="first" r:id="rId24"/>
+      <w:footerReference w:type="default" r:id="rId14"/>
       <w:pgSz w:w="11906" w:h="16838" w:code="9"/>
       <w:pgMar w:top="1440" w:right="1440" w:bottom="1440" w:left="2160" w:header="720" w:footer="720" w:gutter="0"/>
       <w:cols w:space="720"/>
@@ -10128,16 +5481,6 @@
 </file>
 
 <file path=word/footer1.xml><?xml version="1.0" encoding="utf-8"?>
-<w:ftr xmlns:wpc="http://schemas.microsoft.com/office/word/2010/wordprocessingCanvas" xmlns:mc="http://schemas.openxmlformats.org/markup-compatibility/2006" xmlns:o="urn:schemas-microsoft-com:office:office" xmlns:r="http://schemas.openxmlformats.org/officeDocument/2006/relationships" xmlns:m="http://schemas.openxmlformats.org/officeDocument/2006/math" xmlns:v="urn:schemas-microsoft-com:vml" xmlns:wp14="http://schemas.microsoft.com/office/word/2010/wordprocessingDrawing" xmlns:wp="http://schemas.openxmlformats.org/drawingml/2006/wordprocessingDrawing" xmlns:w10="urn:schemas-microsoft-com:office:word" xmlns:w="http://schemas.openxmlformats.org/wordprocessingml/2006/main" xmlns:w14="http://schemas.microsoft.com/office/word/2010/wordml" xmlns:wpg="http://schemas.microsoft.com/office/word/2010/wordprocessingGroup" xmlns:wpi="http://schemas.microsoft.com/office/word/2010/wordprocessingInk" xmlns:wne="http://schemas.microsoft.com/office/word/2006/wordml" xmlns:wps="http://schemas.microsoft.com/office/word/2010/wordprocessingShape" mc:Ignorable="w14 wp14">
-  <w:p>
-    <w:pPr>
-      <w:pStyle w:val="Footer"/>
-    </w:pPr>
-  </w:p>
-</w:ftr>
-</file>
-
-<file path=word/footer2.xml><?xml version="1.0" encoding="utf-8"?>
 <w:ftr xmlns:wpc="http://schemas.microsoft.com/office/word/2010/wordprocessingCanvas" xmlns:mc="http://schemas.openxmlformats.org/markup-compatibility/2006" xmlns:o="urn:schemas-microsoft-com:office:office" xmlns:r="http://schemas.openxmlformats.org/officeDocument/2006/relationships" xmlns:m="http://schemas.openxmlformats.org/officeDocument/2006/math" xmlns:v="urn:schemas-microsoft-com:vml" xmlns:wp14="http://schemas.microsoft.com/office/word/2010/wordprocessingDrawing" xmlns:wp="http://schemas.openxmlformats.org/drawingml/2006/wordprocessingDrawing" xmlns:w10="urn:schemas-microsoft-com:office:word" xmlns:w="http://schemas.openxmlformats.org/wordprocessingml/2006/main" xmlns:w14="http://schemas.microsoft.com/office/word/2010/wordml" xmlns:wpg="http://schemas.microsoft.com/office/word/2010/wordprocessingGroup" xmlns:wpi="http://schemas.microsoft.com/office/word/2010/wordprocessingInk" xmlns:wne="http://schemas.microsoft.com/office/word/2006/wordml" xmlns:wps="http://schemas.microsoft.com/office/word/2010/wordprocessingShape" mc:Ignorable="w14 wp14">
   <w:sdt>
     <w:sdtPr>
@@ -10190,16 +5533,6 @@
 </w:ftr>
 </file>
 
-<file path=word/footer3.xml><?xml version="1.0" encoding="utf-8"?>
-<w:ftr xmlns:wpc="http://schemas.microsoft.com/office/word/2010/wordprocessingCanvas" xmlns:mc="http://schemas.openxmlformats.org/markup-compatibility/2006" xmlns:o="urn:schemas-microsoft-com:office:office" xmlns:r="http://schemas.openxmlformats.org/officeDocument/2006/relationships" xmlns:m="http://schemas.openxmlformats.org/officeDocument/2006/math" xmlns:v="urn:schemas-microsoft-com:vml" xmlns:wp14="http://schemas.microsoft.com/office/word/2010/wordprocessingDrawing" xmlns:wp="http://schemas.openxmlformats.org/drawingml/2006/wordprocessingDrawing" xmlns:w10="urn:schemas-microsoft-com:office:word" xmlns:w="http://schemas.openxmlformats.org/wordprocessingml/2006/main" xmlns:w14="http://schemas.microsoft.com/office/word/2010/wordml" xmlns:wpg="http://schemas.microsoft.com/office/word/2010/wordprocessingGroup" xmlns:wpi="http://schemas.microsoft.com/office/word/2010/wordprocessingInk" xmlns:wne="http://schemas.microsoft.com/office/word/2006/wordml" xmlns:wps="http://schemas.microsoft.com/office/word/2010/wordprocessingShape" mc:Ignorable="w14 wp14">
-  <w:p>
-    <w:pPr>
-      <w:pStyle w:val="Footer"/>
-    </w:pPr>
-  </w:p>
-</w:ftr>
-</file>
-
 <file path=word/footnotes.xml><?xml version="1.0" encoding="utf-8"?>
 <w:footnotes xmlns:wpc="http://schemas.microsoft.com/office/word/2010/wordprocessingCanvas" xmlns:mc="http://schemas.openxmlformats.org/markup-compatibility/2006" xmlns:o="urn:schemas-microsoft-com:office:office" xmlns:r="http://schemas.openxmlformats.org/officeDocument/2006/relationships" xmlns:m="http://schemas.openxmlformats.org/officeDocument/2006/math" xmlns:v="urn:schemas-microsoft-com:vml" xmlns:wp14="http://schemas.microsoft.com/office/word/2010/wordprocessingDrawing" xmlns:wp="http://schemas.openxmlformats.org/drawingml/2006/wordprocessingDrawing" xmlns:w10="urn:schemas-microsoft-com:office:word" xmlns:w="http://schemas.openxmlformats.org/wordprocessingml/2006/main" xmlns:w14="http://schemas.microsoft.com/office/word/2010/wordml" xmlns:wpg="http://schemas.microsoft.com/office/word/2010/wordprocessingGroup" xmlns:wpi="http://schemas.microsoft.com/office/word/2010/wordprocessingInk" xmlns:wne="http://schemas.microsoft.com/office/word/2006/wordml" xmlns:wps="http://schemas.microsoft.com/office/word/2010/wordprocessingShape" mc:Ignorable="w14 wp14">
   <w:footnote w:type="separator" w:id="-1">
@@ -10223,36 +5556,6 @@
     </w:p>
   </w:footnote>
 </w:footnotes>
-</file>
-
-<file path=word/header1.xml><?xml version="1.0" encoding="utf-8"?>
-<w:hdr xmlns:wpc="http://schemas.microsoft.com/office/word/2010/wordprocessingCanvas" xmlns:mc="http://schemas.openxmlformats.org/markup-compatibility/2006" xmlns:o="urn:schemas-microsoft-com:office:office" xmlns:r="http://schemas.openxmlformats.org/officeDocument/2006/relationships" xmlns:m="http://schemas.openxmlformats.org/officeDocument/2006/math" xmlns:v="urn:schemas-microsoft-com:vml" xmlns:wp14="http://schemas.microsoft.com/office/word/2010/wordprocessingDrawing" xmlns:wp="http://schemas.openxmlformats.org/drawingml/2006/wordprocessingDrawing" xmlns:w10="urn:schemas-microsoft-com:office:word" xmlns:w="http://schemas.openxmlformats.org/wordprocessingml/2006/main" xmlns:w14="http://schemas.microsoft.com/office/word/2010/wordml" xmlns:wpg="http://schemas.microsoft.com/office/word/2010/wordprocessingGroup" xmlns:wpi="http://schemas.microsoft.com/office/word/2010/wordprocessingInk" xmlns:wne="http://schemas.microsoft.com/office/word/2006/wordml" xmlns:wps="http://schemas.microsoft.com/office/word/2010/wordprocessingShape" mc:Ignorable="w14 wp14">
-  <w:p>
-    <w:pPr>
-      <w:pStyle w:val="Header"/>
-    </w:pPr>
-  </w:p>
-</w:hdr>
-</file>
-
-<file path=word/header2.xml><?xml version="1.0" encoding="utf-8"?>
-<w:hdr xmlns:wpc="http://schemas.microsoft.com/office/word/2010/wordprocessingCanvas" xmlns:mc="http://schemas.openxmlformats.org/markup-compatibility/2006" xmlns:o="urn:schemas-microsoft-com:office:office" xmlns:r="http://schemas.openxmlformats.org/officeDocument/2006/relationships" xmlns:m="http://schemas.openxmlformats.org/officeDocument/2006/math" xmlns:v="urn:schemas-microsoft-com:vml" xmlns:wp14="http://schemas.microsoft.com/office/word/2010/wordprocessingDrawing" xmlns:wp="http://schemas.openxmlformats.org/drawingml/2006/wordprocessingDrawing" xmlns:w10="urn:schemas-microsoft-com:office:word" xmlns:w="http://schemas.openxmlformats.org/wordprocessingml/2006/main" xmlns:w14="http://schemas.microsoft.com/office/word/2010/wordml" xmlns:wpg="http://schemas.microsoft.com/office/word/2010/wordprocessingGroup" xmlns:wpi="http://schemas.microsoft.com/office/word/2010/wordprocessingInk" xmlns:wne="http://schemas.microsoft.com/office/word/2006/wordml" xmlns:wps="http://schemas.microsoft.com/office/word/2010/wordprocessingShape" mc:Ignorable="w14 wp14">
-  <w:p>
-    <w:pPr>
-      <w:pStyle w:val="Header"/>
-    </w:pPr>
-  </w:p>
-</w:hdr>
-</file>
-
-<file path=word/header3.xml><?xml version="1.0" encoding="utf-8"?>
-<w:hdr xmlns:wpc="http://schemas.microsoft.com/office/word/2010/wordprocessingCanvas" xmlns:mc="http://schemas.openxmlformats.org/markup-compatibility/2006" xmlns:o="urn:schemas-microsoft-com:office:office" xmlns:r="http://schemas.openxmlformats.org/officeDocument/2006/relationships" xmlns:m="http://schemas.openxmlformats.org/officeDocument/2006/math" xmlns:v="urn:schemas-microsoft-com:vml" xmlns:wp14="http://schemas.microsoft.com/office/word/2010/wordprocessingDrawing" xmlns:wp="http://schemas.openxmlformats.org/drawingml/2006/wordprocessingDrawing" xmlns:w10="urn:schemas-microsoft-com:office:word" xmlns:w="http://schemas.openxmlformats.org/wordprocessingml/2006/main" xmlns:w14="http://schemas.microsoft.com/office/word/2010/wordml" xmlns:wpg="http://schemas.microsoft.com/office/word/2010/wordprocessingGroup" xmlns:wpi="http://schemas.microsoft.com/office/word/2010/wordprocessingInk" xmlns:wne="http://schemas.microsoft.com/office/word/2006/wordml" xmlns:wps="http://schemas.microsoft.com/office/word/2010/wordprocessingShape" mc:Ignorable="w14 wp14">
-  <w:p>
-    <w:pPr>
-      <w:pStyle w:val="Header"/>
-    </w:pPr>
-  </w:p>
-</w:hdr>
 </file>
 
 <file path=word/numbering.xml><?xml version="1.0" encoding="utf-8"?>
@@ -10633,6 +5936,119 @@
     </w:lvl>
   </w:abstractNum>
   <w:abstractNum w:abstractNumId="3">
+    <w:nsid w:val="1CE3746A"/>
+    <w:multiLevelType w:val="hybridMultilevel"/>
+    <w:tmpl w:val="CA98A3EC"/>
+    <w:lvl w:ilvl="0" w:tplc="04090001">
+      <w:start w:val="1"/>
+      <w:numFmt w:val="bullet"/>
+      <w:lvlText w:val=""/>
+      <w:lvlJc w:val="left"/>
+      <w:pPr>
+        <w:ind w:left="720" w:hanging="360"/>
+      </w:pPr>
+      <w:rPr>
+        <w:rFonts w:ascii="Symbol" w:hAnsi="Symbol" w:hint="default"/>
+      </w:rPr>
+    </w:lvl>
+    <w:lvl w:ilvl="1" w:tplc="04090003" w:tentative="1">
+      <w:start w:val="1"/>
+      <w:numFmt w:val="bullet"/>
+      <w:lvlText w:val="o"/>
+      <w:lvlJc w:val="left"/>
+      <w:pPr>
+        <w:ind w:left="1440" w:hanging="360"/>
+      </w:pPr>
+      <w:rPr>
+        <w:rFonts w:ascii="Courier New" w:hAnsi="Courier New" w:cs="Courier New" w:hint="default"/>
+      </w:rPr>
+    </w:lvl>
+    <w:lvl w:ilvl="2" w:tplc="04090005" w:tentative="1">
+      <w:start w:val="1"/>
+      <w:numFmt w:val="bullet"/>
+      <w:lvlText w:val=""/>
+      <w:lvlJc w:val="left"/>
+      <w:pPr>
+        <w:ind w:left="2160" w:hanging="360"/>
+      </w:pPr>
+      <w:rPr>
+        <w:rFonts w:ascii="Wingdings" w:hAnsi="Wingdings" w:hint="default"/>
+      </w:rPr>
+    </w:lvl>
+    <w:lvl w:ilvl="3" w:tplc="04090001" w:tentative="1">
+      <w:start w:val="1"/>
+      <w:numFmt w:val="bullet"/>
+      <w:lvlText w:val=""/>
+      <w:lvlJc w:val="left"/>
+      <w:pPr>
+        <w:ind w:left="2880" w:hanging="360"/>
+      </w:pPr>
+      <w:rPr>
+        <w:rFonts w:ascii="Symbol" w:hAnsi="Symbol" w:hint="default"/>
+      </w:rPr>
+    </w:lvl>
+    <w:lvl w:ilvl="4" w:tplc="04090003" w:tentative="1">
+      <w:start w:val="1"/>
+      <w:numFmt w:val="bullet"/>
+      <w:lvlText w:val="o"/>
+      <w:lvlJc w:val="left"/>
+      <w:pPr>
+        <w:ind w:left="3600" w:hanging="360"/>
+      </w:pPr>
+      <w:rPr>
+        <w:rFonts w:ascii="Courier New" w:hAnsi="Courier New" w:cs="Courier New" w:hint="default"/>
+      </w:rPr>
+    </w:lvl>
+    <w:lvl w:ilvl="5" w:tplc="04090005" w:tentative="1">
+      <w:start w:val="1"/>
+      <w:numFmt w:val="bullet"/>
+      <w:lvlText w:val=""/>
+      <w:lvlJc w:val="left"/>
+      <w:pPr>
+        <w:ind w:left="4320" w:hanging="360"/>
+      </w:pPr>
+      <w:rPr>
+        <w:rFonts w:ascii="Wingdings" w:hAnsi="Wingdings" w:hint="default"/>
+      </w:rPr>
+    </w:lvl>
+    <w:lvl w:ilvl="6" w:tplc="04090001" w:tentative="1">
+      <w:start w:val="1"/>
+      <w:numFmt w:val="bullet"/>
+      <w:lvlText w:val=""/>
+      <w:lvlJc w:val="left"/>
+      <w:pPr>
+        <w:ind w:left="5040" w:hanging="360"/>
+      </w:pPr>
+      <w:rPr>
+        <w:rFonts w:ascii="Symbol" w:hAnsi="Symbol" w:hint="default"/>
+      </w:rPr>
+    </w:lvl>
+    <w:lvl w:ilvl="7" w:tplc="04090003" w:tentative="1">
+      <w:start w:val="1"/>
+      <w:numFmt w:val="bullet"/>
+      <w:lvlText w:val="o"/>
+      <w:lvlJc w:val="left"/>
+      <w:pPr>
+        <w:ind w:left="5760" w:hanging="360"/>
+      </w:pPr>
+      <w:rPr>
+        <w:rFonts w:ascii="Courier New" w:hAnsi="Courier New" w:cs="Courier New" w:hint="default"/>
+      </w:rPr>
+    </w:lvl>
+    <w:lvl w:ilvl="8" w:tplc="04090005" w:tentative="1">
+      <w:start w:val="1"/>
+      <w:numFmt w:val="bullet"/>
+      <w:lvlText w:val=""/>
+      <w:lvlJc w:val="left"/>
+      <w:pPr>
+        <w:ind w:left="6480" w:hanging="360"/>
+      </w:pPr>
+      <w:rPr>
+        <w:rFonts w:ascii="Wingdings" w:hAnsi="Wingdings" w:hint="default"/>
+      </w:rPr>
+    </w:lvl>
+  </w:abstractNum>
+  <w:abstractNum w:abstractNumId="4">
     <w:nsid w:val="1F5B20BF"/>
     <w:multiLevelType w:val="hybridMultilevel"/>
     <w:tmpl w:val="0B148300"/>
@@ -10718,7 +6134,7 @@
       </w:pPr>
     </w:lvl>
   </w:abstractNum>
-  <w:abstractNum w:abstractNumId="4">
+  <w:abstractNum w:abstractNumId="5">
     <w:nsid w:val="28D53AAE"/>
     <w:multiLevelType w:val="multilevel"/>
     <w:tmpl w:val="E0D85A56"/>
@@ -10839,7 +6255,7 @@
       </w:rPr>
     </w:lvl>
   </w:abstractNum>
-  <w:abstractNum w:abstractNumId="5">
+  <w:abstractNum w:abstractNumId="6">
     <w:nsid w:val="304450E7"/>
     <w:multiLevelType w:val="hybridMultilevel"/>
     <w:tmpl w:val="179C1F3A"/>
@@ -10928,7 +6344,7 @@
       </w:pPr>
     </w:lvl>
   </w:abstractNum>
-  <w:abstractNum w:abstractNumId="6">
+  <w:abstractNum w:abstractNumId="7">
     <w:nsid w:val="32B04B0C"/>
     <w:multiLevelType w:val="hybridMultilevel"/>
     <w:tmpl w:val="7A188826"/>
@@ -11014,7 +6430,7 @@
       </w:pPr>
     </w:lvl>
   </w:abstractNum>
-  <w:abstractNum w:abstractNumId="7">
+  <w:abstractNum w:abstractNumId="8">
     <w:nsid w:val="351B0C4D"/>
     <w:multiLevelType w:val="hybridMultilevel"/>
     <w:tmpl w:val="3698B7BC"/>
@@ -11127,7 +6543,7 @@
       </w:rPr>
     </w:lvl>
   </w:abstractNum>
-  <w:abstractNum w:abstractNumId="8">
+  <w:abstractNum w:abstractNumId="9">
     <w:nsid w:val="354143F8"/>
     <w:multiLevelType w:val="hybridMultilevel"/>
     <w:tmpl w:val="80A26312"/>
@@ -11240,7 +6656,7 @@
       </w:rPr>
     </w:lvl>
   </w:abstractNum>
-  <w:abstractNum w:abstractNumId="9">
+  <w:abstractNum w:abstractNumId="10">
     <w:nsid w:val="37B976D2"/>
     <w:multiLevelType w:val="hybridMultilevel"/>
     <w:tmpl w:val="C686B4C6"/>
@@ -11329,7 +6745,7 @@
       </w:pPr>
     </w:lvl>
   </w:abstractNum>
-  <w:abstractNum w:abstractNumId="10">
+  <w:abstractNum w:abstractNumId="11">
     <w:nsid w:val="3A103230"/>
     <w:multiLevelType w:val="hybridMultilevel"/>
     <w:tmpl w:val="420E5E74"/>
@@ -11418,7 +6834,120 @@
       </w:pPr>
     </w:lvl>
   </w:abstractNum>
-  <w:abstractNum w:abstractNumId="11">
+  <w:abstractNum w:abstractNumId="12">
+    <w:nsid w:val="3B6717A6"/>
+    <w:multiLevelType w:val="hybridMultilevel"/>
+    <w:tmpl w:val="0560965A"/>
+    <w:lvl w:ilvl="0" w:tplc="04090001">
+      <w:start w:val="1"/>
+      <w:numFmt w:val="bullet"/>
+      <w:lvlText w:val=""/>
+      <w:lvlJc w:val="left"/>
+      <w:pPr>
+        <w:ind w:left="1440" w:hanging="360"/>
+      </w:pPr>
+      <w:rPr>
+        <w:rFonts w:ascii="Symbol" w:hAnsi="Symbol" w:hint="default"/>
+      </w:rPr>
+    </w:lvl>
+    <w:lvl w:ilvl="1" w:tplc="04090003" w:tentative="1">
+      <w:start w:val="1"/>
+      <w:numFmt w:val="bullet"/>
+      <w:lvlText w:val="o"/>
+      <w:lvlJc w:val="left"/>
+      <w:pPr>
+        <w:ind w:left="2160" w:hanging="360"/>
+      </w:pPr>
+      <w:rPr>
+        <w:rFonts w:ascii="Courier New" w:hAnsi="Courier New" w:cs="Courier New" w:hint="default"/>
+      </w:rPr>
+    </w:lvl>
+    <w:lvl w:ilvl="2" w:tplc="04090005" w:tentative="1">
+      <w:start w:val="1"/>
+      <w:numFmt w:val="bullet"/>
+      <w:lvlText w:val=""/>
+      <w:lvlJc w:val="left"/>
+      <w:pPr>
+        <w:ind w:left="2880" w:hanging="360"/>
+      </w:pPr>
+      <w:rPr>
+        <w:rFonts w:ascii="Wingdings" w:hAnsi="Wingdings" w:hint="default"/>
+      </w:rPr>
+    </w:lvl>
+    <w:lvl w:ilvl="3" w:tplc="04090001" w:tentative="1">
+      <w:start w:val="1"/>
+      <w:numFmt w:val="bullet"/>
+      <w:lvlText w:val=""/>
+      <w:lvlJc w:val="left"/>
+      <w:pPr>
+        <w:ind w:left="3600" w:hanging="360"/>
+      </w:pPr>
+      <w:rPr>
+        <w:rFonts w:ascii="Symbol" w:hAnsi="Symbol" w:hint="default"/>
+      </w:rPr>
+    </w:lvl>
+    <w:lvl w:ilvl="4" w:tplc="04090003" w:tentative="1">
+      <w:start w:val="1"/>
+      <w:numFmt w:val="bullet"/>
+      <w:lvlText w:val="o"/>
+      <w:lvlJc w:val="left"/>
+      <w:pPr>
+        <w:ind w:left="4320" w:hanging="360"/>
+      </w:pPr>
+      <w:rPr>
+        <w:rFonts w:ascii="Courier New" w:hAnsi="Courier New" w:cs="Courier New" w:hint="default"/>
+      </w:rPr>
+    </w:lvl>
+    <w:lvl w:ilvl="5" w:tplc="04090005" w:tentative="1">
+      <w:start w:val="1"/>
+      <w:numFmt w:val="bullet"/>
+      <w:lvlText w:val=""/>
+      <w:lvlJc w:val="left"/>
+      <w:pPr>
+        <w:ind w:left="5040" w:hanging="360"/>
+      </w:pPr>
+      <w:rPr>
+        <w:rFonts w:ascii="Wingdings" w:hAnsi="Wingdings" w:hint="default"/>
+      </w:rPr>
+    </w:lvl>
+    <w:lvl w:ilvl="6" w:tplc="04090001" w:tentative="1">
+      <w:start w:val="1"/>
+      <w:numFmt w:val="bullet"/>
+      <w:lvlText w:val=""/>
+      <w:lvlJc w:val="left"/>
+      <w:pPr>
+        <w:ind w:left="5760" w:hanging="360"/>
+      </w:pPr>
+      <w:rPr>
+        <w:rFonts w:ascii="Symbol" w:hAnsi="Symbol" w:hint="default"/>
+      </w:rPr>
+    </w:lvl>
+    <w:lvl w:ilvl="7" w:tplc="04090003" w:tentative="1">
+      <w:start w:val="1"/>
+      <w:numFmt w:val="bullet"/>
+      <w:lvlText w:val="o"/>
+      <w:lvlJc w:val="left"/>
+      <w:pPr>
+        <w:ind w:left="6480" w:hanging="360"/>
+      </w:pPr>
+      <w:rPr>
+        <w:rFonts w:ascii="Courier New" w:hAnsi="Courier New" w:cs="Courier New" w:hint="default"/>
+      </w:rPr>
+    </w:lvl>
+    <w:lvl w:ilvl="8" w:tplc="04090005" w:tentative="1">
+      <w:start w:val="1"/>
+      <w:numFmt w:val="bullet"/>
+      <w:lvlText w:val=""/>
+      <w:lvlJc w:val="left"/>
+      <w:pPr>
+        <w:ind w:left="7200" w:hanging="360"/>
+      </w:pPr>
+      <w:rPr>
+        <w:rFonts w:ascii="Wingdings" w:hAnsi="Wingdings" w:hint="default"/>
+      </w:rPr>
+    </w:lvl>
+  </w:abstractNum>
+  <w:abstractNum w:abstractNumId="13">
     <w:nsid w:val="3D85501A"/>
     <w:multiLevelType w:val="hybridMultilevel"/>
     <w:tmpl w:val="7ED8929C"/>
@@ -11504,7 +7033,7 @@
       </w:pPr>
     </w:lvl>
   </w:abstractNum>
-  <w:abstractNum w:abstractNumId="12">
+  <w:abstractNum w:abstractNumId="14">
     <w:nsid w:val="40EC6F4B"/>
     <w:multiLevelType w:val="hybridMultilevel"/>
     <w:tmpl w:val="CCFC8B78"/>
@@ -11617,7 +7146,233 @@
       </w:rPr>
     </w:lvl>
   </w:abstractNum>
-  <w:abstractNum w:abstractNumId="13">
+  <w:abstractNum w:abstractNumId="15">
+    <w:nsid w:val="47414871"/>
+    <w:multiLevelType w:val="hybridMultilevel"/>
+    <w:tmpl w:val="A2F8A038"/>
+    <w:lvl w:ilvl="0" w:tplc="04090001">
+      <w:start w:val="1"/>
+      <w:numFmt w:val="bullet"/>
+      <w:lvlText w:val=""/>
+      <w:lvlJc w:val="left"/>
+      <w:pPr>
+        <w:ind w:left="1320" w:hanging="360"/>
+      </w:pPr>
+      <w:rPr>
+        <w:rFonts w:ascii="Symbol" w:hAnsi="Symbol" w:hint="default"/>
+      </w:rPr>
+    </w:lvl>
+    <w:lvl w:ilvl="1" w:tplc="04090003" w:tentative="1">
+      <w:start w:val="1"/>
+      <w:numFmt w:val="bullet"/>
+      <w:lvlText w:val="o"/>
+      <w:lvlJc w:val="left"/>
+      <w:pPr>
+        <w:ind w:left="2040" w:hanging="360"/>
+      </w:pPr>
+      <w:rPr>
+        <w:rFonts w:ascii="Courier New" w:hAnsi="Courier New" w:cs="Courier New" w:hint="default"/>
+      </w:rPr>
+    </w:lvl>
+    <w:lvl w:ilvl="2" w:tplc="04090005" w:tentative="1">
+      <w:start w:val="1"/>
+      <w:numFmt w:val="bullet"/>
+      <w:lvlText w:val=""/>
+      <w:lvlJc w:val="left"/>
+      <w:pPr>
+        <w:ind w:left="2760" w:hanging="360"/>
+      </w:pPr>
+      <w:rPr>
+        <w:rFonts w:ascii="Wingdings" w:hAnsi="Wingdings" w:hint="default"/>
+      </w:rPr>
+    </w:lvl>
+    <w:lvl w:ilvl="3" w:tplc="04090001" w:tentative="1">
+      <w:start w:val="1"/>
+      <w:numFmt w:val="bullet"/>
+      <w:lvlText w:val=""/>
+      <w:lvlJc w:val="left"/>
+      <w:pPr>
+        <w:ind w:left="3480" w:hanging="360"/>
+      </w:pPr>
+      <w:rPr>
+        <w:rFonts w:ascii="Symbol" w:hAnsi="Symbol" w:hint="default"/>
+      </w:rPr>
+    </w:lvl>
+    <w:lvl w:ilvl="4" w:tplc="04090003" w:tentative="1">
+      <w:start w:val="1"/>
+      <w:numFmt w:val="bullet"/>
+      <w:lvlText w:val="o"/>
+      <w:lvlJc w:val="left"/>
+      <w:pPr>
+        <w:ind w:left="4200" w:hanging="360"/>
+      </w:pPr>
+      <w:rPr>
+        <w:rFonts w:ascii="Courier New" w:hAnsi="Courier New" w:cs="Courier New" w:hint="default"/>
+      </w:rPr>
+    </w:lvl>
+    <w:lvl w:ilvl="5" w:tplc="04090005" w:tentative="1">
+      <w:start w:val="1"/>
+      <w:numFmt w:val="bullet"/>
+      <w:lvlText w:val=""/>
+      <w:lvlJc w:val="left"/>
+      <w:pPr>
+        <w:ind w:left="4920" w:hanging="360"/>
+      </w:pPr>
+      <w:rPr>
+        <w:rFonts w:ascii="Wingdings" w:hAnsi="Wingdings" w:hint="default"/>
+      </w:rPr>
+    </w:lvl>
+    <w:lvl w:ilvl="6" w:tplc="04090001" w:tentative="1">
+      <w:start w:val="1"/>
+      <w:numFmt w:val="bullet"/>
+      <w:lvlText w:val=""/>
+      <w:lvlJc w:val="left"/>
+      <w:pPr>
+        <w:ind w:left="5640" w:hanging="360"/>
+      </w:pPr>
+      <w:rPr>
+        <w:rFonts w:ascii="Symbol" w:hAnsi="Symbol" w:hint="default"/>
+      </w:rPr>
+    </w:lvl>
+    <w:lvl w:ilvl="7" w:tplc="04090003" w:tentative="1">
+      <w:start w:val="1"/>
+      <w:numFmt w:val="bullet"/>
+      <w:lvlText w:val="o"/>
+      <w:lvlJc w:val="left"/>
+      <w:pPr>
+        <w:ind w:left="6360" w:hanging="360"/>
+      </w:pPr>
+      <w:rPr>
+        <w:rFonts w:ascii="Courier New" w:hAnsi="Courier New" w:cs="Courier New" w:hint="default"/>
+      </w:rPr>
+    </w:lvl>
+    <w:lvl w:ilvl="8" w:tplc="04090005" w:tentative="1">
+      <w:start w:val="1"/>
+      <w:numFmt w:val="bullet"/>
+      <w:lvlText w:val=""/>
+      <w:lvlJc w:val="left"/>
+      <w:pPr>
+        <w:ind w:left="7080" w:hanging="360"/>
+      </w:pPr>
+      <w:rPr>
+        <w:rFonts w:ascii="Wingdings" w:hAnsi="Wingdings" w:hint="default"/>
+      </w:rPr>
+    </w:lvl>
+  </w:abstractNum>
+  <w:abstractNum w:abstractNumId="16">
+    <w:nsid w:val="4AEB50CD"/>
+    <w:multiLevelType w:val="hybridMultilevel"/>
+    <w:tmpl w:val="157CB846"/>
+    <w:lvl w:ilvl="0" w:tplc="04090001">
+      <w:start w:val="1"/>
+      <w:numFmt w:val="bullet"/>
+      <w:lvlText w:val=""/>
+      <w:lvlJc w:val="left"/>
+      <w:pPr>
+        <w:ind w:left="720" w:hanging="360"/>
+      </w:pPr>
+      <w:rPr>
+        <w:rFonts w:ascii="Symbol" w:hAnsi="Symbol" w:hint="default"/>
+      </w:rPr>
+    </w:lvl>
+    <w:lvl w:ilvl="1" w:tplc="04090003" w:tentative="1">
+      <w:start w:val="1"/>
+      <w:numFmt w:val="bullet"/>
+      <w:lvlText w:val="o"/>
+      <w:lvlJc w:val="left"/>
+      <w:pPr>
+        <w:ind w:left="1440" w:hanging="360"/>
+      </w:pPr>
+      <w:rPr>
+        <w:rFonts w:ascii="Courier New" w:hAnsi="Courier New" w:cs="Courier New" w:hint="default"/>
+      </w:rPr>
+    </w:lvl>
+    <w:lvl w:ilvl="2" w:tplc="04090005" w:tentative="1">
+      <w:start w:val="1"/>
+      <w:numFmt w:val="bullet"/>
+      <w:lvlText w:val=""/>
+      <w:lvlJc w:val="left"/>
+      <w:pPr>
+        <w:ind w:left="2160" w:hanging="360"/>
+      </w:pPr>
+      <w:rPr>
+        <w:rFonts w:ascii="Wingdings" w:hAnsi="Wingdings" w:hint="default"/>
+      </w:rPr>
+    </w:lvl>
+    <w:lvl w:ilvl="3" w:tplc="04090001" w:tentative="1">
+      <w:start w:val="1"/>
+      <w:numFmt w:val="bullet"/>
+      <w:lvlText w:val=""/>
+      <w:lvlJc w:val="left"/>
+      <w:pPr>
+        <w:ind w:left="2880" w:hanging="360"/>
+      </w:pPr>
+      <w:rPr>
+        <w:rFonts w:ascii="Symbol" w:hAnsi="Symbol" w:hint="default"/>
+      </w:rPr>
+    </w:lvl>
+    <w:lvl w:ilvl="4" w:tplc="04090003" w:tentative="1">
+      <w:start w:val="1"/>
+      <w:numFmt w:val="bullet"/>
+      <w:lvlText w:val="o"/>
+      <w:lvlJc w:val="left"/>
+      <w:pPr>
+        <w:ind w:left="3600" w:hanging="360"/>
+      </w:pPr>
+      <w:rPr>
+        <w:rFonts w:ascii="Courier New" w:hAnsi="Courier New" w:cs="Courier New" w:hint="default"/>
+      </w:rPr>
+    </w:lvl>
+    <w:lvl w:ilvl="5" w:tplc="04090005" w:tentative="1">
+      <w:start w:val="1"/>
+      <w:numFmt w:val="bullet"/>
+      <w:lvlText w:val=""/>
+      <w:lvlJc w:val="left"/>
+      <w:pPr>
+        <w:ind w:left="4320" w:hanging="360"/>
+      </w:pPr>
+      <w:rPr>
+        <w:rFonts w:ascii="Wingdings" w:hAnsi="Wingdings" w:hint="default"/>
+      </w:rPr>
+    </w:lvl>
+    <w:lvl w:ilvl="6" w:tplc="04090001" w:tentative="1">
+      <w:start w:val="1"/>
+      <w:numFmt w:val="bullet"/>
+      <w:lvlText w:val=""/>
+      <w:lvlJc w:val="left"/>
+      <w:pPr>
+        <w:ind w:left="5040" w:hanging="360"/>
+      </w:pPr>
+      <w:rPr>
+        <w:rFonts w:ascii="Symbol" w:hAnsi="Symbol" w:hint="default"/>
+      </w:rPr>
+    </w:lvl>
+    <w:lvl w:ilvl="7" w:tplc="04090003" w:tentative="1">
+      <w:start w:val="1"/>
+      <w:numFmt w:val="bullet"/>
+      <w:lvlText w:val="o"/>
+      <w:lvlJc w:val="left"/>
+      <w:pPr>
+        <w:ind w:left="5760" w:hanging="360"/>
+      </w:pPr>
+      <w:rPr>
+        <w:rFonts w:ascii="Courier New" w:hAnsi="Courier New" w:cs="Courier New" w:hint="default"/>
+      </w:rPr>
+    </w:lvl>
+    <w:lvl w:ilvl="8" w:tplc="04090005" w:tentative="1">
+      <w:start w:val="1"/>
+      <w:numFmt w:val="bullet"/>
+      <w:lvlText w:val=""/>
+      <w:lvlJc w:val="left"/>
+      <w:pPr>
+        <w:ind w:left="6480" w:hanging="360"/>
+      </w:pPr>
+      <w:rPr>
+        <w:rFonts w:ascii="Wingdings" w:hAnsi="Wingdings" w:hint="default"/>
+      </w:rPr>
+    </w:lvl>
+  </w:abstractNum>
+  <w:abstractNum w:abstractNumId="17">
     <w:nsid w:val="510C12AC"/>
     <w:multiLevelType w:val="hybridMultilevel"/>
     <w:tmpl w:val="1EECA868"/>
@@ -11730,7 +7485,120 @@
       </w:rPr>
     </w:lvl>
   </w:abstractNum>
-  <w:abstractNum w:abstractNumId="14">
+  <w:abstractNum w:abstractNumId="18">
+    <w:nsid w:val="51D35F3A"/>
+    <w:multiLevelType w:val="hybridMultilevel"/>
+    <w:tmpl w:val="A114EE9C"/>
+    <w:lvl w:ilvl="0" w:tplc="04090001">
+      <w:start w:val="1"/>
+      <w:numFmt w:val="bullet"/>
+      <w:lvlText w:val=""/>
+      <w:lvlJc w:val="left"/>
+      <w:pPr>
+        <w:ind w:left="1088" w:hanging="360"/>
+      </w:pPr>
+      <w:rPr>
+        <w:rFonts w:ascii="Symbol" w:hAnsi="Symbol" w:hint="default"/>
+      </w:rPr>
+    </w:lvl>
+    <w:lvl w:ilvl="1" w:tplc="04090003" w:tentative="1">
+      <w:start w:val="1"/>
+      <w:numFmt w:val="bullet"/>
+      <w:lvlText w:val="o"/>
+      <w:lvlJc w:val="left"/>
+      <w:pPr>
+        <w:ind w:left="1808" w:hanging="360"/>
+      </w:pPr>
+      <w:rPr>
+        <w:rFonts w:ascii="Courier New" w:hAnsi="Courier New" w:cs="Courier New" w:hint="default"/>
+      </w:rPr>
+    </w:lvl>
+    <w:lvl w:ilvl="2" w:tplc="04090005" w:tentative="1">
+      <w:start w:val="1"/>
+      <w:numFmt w:val="bullet"/>
+      <w:lvlText w:val=""/>
+      <w:lvlJc w:val="left"/>
+      <w:pPr>
+        <w:ind w:left="2528" w:hanging="360"/>
+      </w:pPr>
+      <w:rPr>
+        <w:rFonts w:ascii="Wingdings" w:hAnsi="Wingdings" w:hint="default"/>
+      </w:rPr>
+    </w:lvl>
+    <w:lvl w:ilvl="3" w:tplc="04090001" w:tentative="1">
+      <w:start w:val="1"/>
+      <w:numFmt w:val="bullet"/>
+      <w:lvlText w:val=""/>
+      <w:lvlJc w:val="left"/>
+      <w:pPr>
+        <w:ind w:left="3248" w:hanging="360"/>
+      </w:pPr>
+      <w:rPr>
+        <w:rFonts w:ascii="Symbol" w:hAnsi="Symbol" w:hint="default"/>
+      </w:rPr>
+    </w:lvl>
+    <w:lvl w:ilvl="4" w:tplc="04090003" w:tentative="1">
+      <w:start w:val="1"/>
+      <w:numFmt w:val="bullet"/>
+      <w:lvlText w:val="o"/>
+      <w:lvlJc w:val="left"/>
+      <w:pPr>
+        <w:ind w:left="3968" w:hanging="360"/>
+      </w:pPr>
+      <w:rPr>
+        <w:rFonts w:ascii="Courier New" w:hAnsi="Courier New" w:cs="Courier New" w:hint="default"/>
+      </w:rPr>
+    </w:lvl>
+    <w:lvl w:ilvl="5" w:tplc="04090005" w:tentative="1">
+      <w:start w:val="1"/>
+      <w:numFmt w:val="bullet"/>
+      <w:lvlText w:val=""/>
+      <w:lvlJc w:val="left"/>
+      <w:pPr>
+        <w:ind w:left="4688" w:hanging="360"/>
+      </w:pPr>
+      <w:rPr>
+        <w:rFonts w:ascii="Wingdings" w:hAnsi="Wingdings" w:hint="default"/>
+      </w:rPr>
+    </w:lvl>
+    <w:lvl w:ilvl="6" w:tplc="04090001" w:tentative="1">
+      <w:start w:val="1"/>
+      <w:numFmt w:val="bullet"/>
+      <w:lvlText w:val=""/>
+      <w:lvlJc w:val="left"/>
+      <w:pPr>
+        <w:ind w:left="5408" w:hanging="360"/>
+      </w:pPr>
+      <w:rPr>
+        <w:rFonts w:ascii="Symbol" w:hAnsi="Symbol" w:hint="default"/>
+      </w:rPr>
+    </w:lvl>
+    <w:lvl w:ilvl="7" w:tplc="04090003" w:tentative="1">
+      <w:start w:val="1"/>
+      <w:numFmt w:val="bullet"/>
+      <w:lvlText w:val="o"/>
+      <w:lvlJc w:val="left"/>
+      <w:pPr>
+        <w:ind w:left="6128" w:hanging="360"/>
+      </w:pPr>
+      <w:rPr>
+        <w:rFonts w:ascii="Courier New" w:hAnsi="Courier New" w:cs="Courier New" w:hint="default"/>
+      </w:rPr>
+    </w:lvl>
+    <w:lvl w:ilvl="8" w:tplc="04090005" w:tentative="1">
+      <w:start w:val="1"/>
+      <w:numFmt w:val="bullet"/>
+      <w:lvlText w:val=""/>
+      <w:lvlJc w:val="left"/>
+      <w:pPr>
+        <w:ind w:left="6848" w:hanging="360"/>
+      </w:pPr>
+      <w:rPr>
+        <w:rFonts w:ascii="Wingdings" w:hAnsi="Wingdings" w:hint="default"/>
+      </w:rPr>
+    </w:lvl>
+  </w:abstractNum>
+  <w:abstractNum w:abstractNumId="19">
     <w:nsid w:val="568C0D0E"/>
     <w:multiLevelType w:val="hybridMultilevel"/>
     <w:tmpl w:val="2A508690"/>
@@ -11843,7 +7711,120 @@
       </w:rPr>
     </w:lvl>
   </w:abstractNum>
-  <w:abstractNum w:abstractNumId="15">
+  <w:abstractNum w:abstractNumId="20">
+    <w:nsid w:val="5CA45A24"/>
+    <w:multiLevelType w:val="hybridMultilevel"/>
+    <w:tmpl w:val="CB90F91C"/>
+    <w:lvl w:ilvl="0" w:tplc="04090001">
+      <w:start w:val="1"/>
+      <w:numFmt w:val="bullet"/>
+      <w:lvlText w:val=""/>
+      <w:lvlJc w:val="left"/>
+      <w:pPr>
+        <w:ind w:left="1440" w:hanging="360"/>
+      </w:pPr>
+      <w:rPr>
+        <w:rFonts w:ascii="Symbol" w:hAnsi="Symbol" w:hint="default"/>
+      </w:rPr>
+    </w:lvl>
+    <w:lvl w:ilvl="1" w:tplc="04090003" w:tentative="1">
+      <w:start w:val="1"/>
+      <w:numFmt w:val="bullet"/>
+      <w:lvlText w:val="o"/>
+      <w:lvlJc w:val="left"/>
+      <w:pPr>
+        <w:ind w:left="2160" w:hanging="360"/>
+      </w:pPr>
+      <w:rPr>
+        <w:rFonts w:ascii="Courier New" w:hAnsi="Courier New" w:cs="Courier New" w:hint="default"/>
+      </w:rPr>
+    </w:lvl>
+    <w:lvl w:ilvl="2" w:tplc="04090005" w:tentative="1">
+      <w:start w:val="1"/>
+      <w:numFmt w:val="bullet"/>
+      <w:lvlText w:val=""/>
+      <w:lvlJc w:val="left"/>
+      <w:pPr>
+        <w:ind w:left="2880" w:hanging="360"/>
+      </w:pPr>
+      <w:rPr>
+        <w:rFonts w:ascii="Wingdings" w:hAnsi="Wingdings" w:hint="default"/>
+      </w:rPr>
+    </w:lvl>
+    <w:lvl w:ilvl="3" w:tplc="04090001" w:tentative="1">
+      <w:start w:val="1"/>
+      <w:numFmt w:val="bullet"/>
+      <w:lvlText w:val=""/>
+      <w:lvlJc w:val="left"/>
+      <w:pPr>
+        <w:ind w:left="3600" w:hanging="360"/>
+      </w:pPr>
+      <w:rPr>
+        <w:rFonts w:ascii="Symbol" w:hAnsi="Symbol" w:hint="default"/>
+      </w:rPr>
+    </w:lvl>
+    <w:lvl w:ilvl="4" w:tplc="04090003" w:tentative="1">
+      <w:start w:val="1"/>
+      <w:numFmt w:val="bullet"/>
+      <w:lvlText w:val="o"/>
+      <w:lvlJc w:val="left"/>
+      <w:pPr>
+        <w:ind w:left="4320" w:hanging="360"/>
+      </w:pPr>
+      <w:rPr>
+        <w:rFonts w:ascii="Courier New" w:hAnsi="Courier New" w:cs="Courier New" w:hint="default"/>
+      </w:rPr>
+    </w:lvl>
+    <w:lvl w:ilvl="5" w:tplc="04090005" w:tentative="1">
+      <w:start w:val="1"/>
+      <w:numFmt w:val="bullet"/>
+      <w:lvlText w:val=""/>
+      <w:lvlJc w:val="left"/>
+      <w:pPr>
+        <w:ind w:left="5040" w:hanging="360"/>
+      </w:pPr>
+      <w:rPr>
+        <w:rFonts w:ascii="Wingdings" w:hAnsi="Wingdings" w:hint="default"/>
+      </w:rPr>
+    </w:lvl>
+    <w:lvl w:ilvl="6" w:tplc="04090001" w:tentative="1">
+      <w:start w:val="1"/>
+      <w:numFmt w:val="bullet"/>
+      <w:lvlText w:val=""/>
+      <w:lvlJc w:val="left"/>
+      <w:pPr>
+        <w:ind w:left="5760" w:hanging="360"/>
+      </w:pPr>
+      <w:rPr>
+        <w:rFonts w:ascii="Symbol" w:hAnsi="Symbol" w:hint="default"/>
+      </w:rPr>
+    </w:lvl>
+    <w:lvl w:ilvl="7" w:tplc="04090003" w:tentative="1">
+      <w:start w:val="1"/>
+      <w:numFmt w:val="bullet"/>
+      <w:lvlText w:val="o"/>
+      <w:lvlJc w:val="left"/>
+      <w:pPr>
+        <w:ind w:left="6480" w:hanging="360"/>
+      </w:pPr>
+      <w:rPr>
+        <w:rFonts w:ascii="Courier New" w:hAnsi="Courier New" w:cs="Courier New" w:hint="default"/>
+      </w:rPr>
+    </w:lvl>
+    <w:lvl w:ilvl="8" w:tplc="04090005" w:tentative="1">
+      <w:start w:val="1"/>
+      <w:numFmt w:val="bullet"/>
+      <w:lvlText w:val=""/>
+      <w:lvlJc w:val="left"/>
+      <w:pPr>
+        <w:ind w:left="7200" w:hanging="360"/>
+      </w:pPr>
+      <w:rPr>
+        <w:rFonts w:ascii="Wingdings" w:hAnsi="Wingdings" w:hint="default"/>
+      </w:rPr>
+    </w:lvl>
+  </w:abstractNum>
+  <w:abstractNum w:abstractNumId="21">
     <w:nsid w:val="5CFE4A2C"/>
     <w:multiLevelType w:val="hybridMultilevel"/>
     <w:tmpl w:val="07B62302"/>
@@ -11932,97 +7913,137 @@
       </w:pPr>
     </w:lvl>
   </w:abstractNum>
-  <w:abstractNum w:abstractNumId="16">
+  <w:abstractNum w:abstractNumId="22">
     <w:nsid w:val="60975DAC"/>
-    <w:multiLevelType w:val="hybridMultilevel"/>
-    <w:tmpl w:val="BC9058BE"/>
-    <w:lvl w:ilvl="0" w:tplc="02723DC4">
-      <w:start w:val="1"/>
+    <w:multiLevelType w:val="multilevel"/>
+    <w:tmpl w:val="380C6BFE"/>
+    <w:lvl w:ilvl="0">
+      <w:start w:val="1"/>
+      <w:numFmt w:val="bullet"/>
+      <w:lvlText w:val=""/>
+      <w:lvlJc w:val="left"/>
+      <w:pPr>
+        <w:ind w:left="2700" w:hanging="360"/>
+      </w:pPr>
+      <w:rPr>
+        <w:rFonts w:ascii="Symbol" w:hAnsi="Symbol" w:hint="default"/>
+        <w:color w:val="auto"/>
+      </w:rPr>
+    </w:lvl>
+    <w:lvl w:ilvl="1">
+      <w:start w:val="2"/>
       <w:numFmt w:val="decimal"/>
-      <w:lvlText w:val="%1."/>
-      <w:lvlJc w:val="left"/>
-      <w:pPr>
-        <w:ind w:left="360" w:hanging="360"/>
+      <w:isLgl/>
+      <w:lvlText w:val="%1.%2"/>
+      <w:lvlJc w:val="left"/>
+      <w:pPr>
+        <w:ind w:left="600" w:hanging="420"/>
       </w:pPr>
       <w:rPr>
         <w:rFonts w:hint="default"/>
         <w:color w:val="auto"/>
       </w:rPr>
     </w:lvl>
-    <w:lvl w:ilvl="1" w:tplc="04090019" w:tentative="1">
-      <w:start w:val="1"/>
-      <w:numFmt w:val="lowerLetter"/>
-      <w:lvlText w:val="%2."/>
-      <w:lvlJc w:val="left"/>
-      <w:pPr>
-        <w:ind w:left="1080" w:hanging="360"/>
-      </w:pPr>
-    </w:lvl>
-    <w:lvl w:ilvl="2" w:tplc="0409001B" w:tentative="1">
-      <w:start w:val="1"/>
-      <w:numFmt w:val="lowerRoman"/>
-      <w:lvlText w:val="%3."/>
-      <w:lvlJc w:val="right"/>
-      <w:pPr>
-        <w:ind w:left="1800" w:hanging="180"/>
-      </w:pPr>
-    </w:lvl>
-    <w:lvl w:ilvl="3" w:tplc="0409000F" w:tentative="1">
+    <w:lvl w:ilvl="2">
       <w:start w:val="1"/>
       <w:numFmt w:val="decimal"/>
-      <w:lvlText w:val="%4."/>
-      <w:lvlJc w:val="left"/>
-      <w:pPr>
-        <w:ind w:left="2520" w:hanging="360"/>
-      </w:pPr>
-    </w:lvl>
-    <w:lvl w:ilvl="4" w:tplc="04090019" w:tentative="1">
-      <w:start w:val="1"/>
-      <w:numFmt w:val="lowerLetter"/>
-      <w:lvlText w:val="%5."/>
-      <w:lvlJc w:val="left"/>
-      <w:pPr>
-        <w:ind w:left="3240" w:hanging="360"/>
-      </w:pPr>
-    </w:lvl>
-    <w:lvl w:ilvl="5" w:tplc="0409001B" w:tentative="1">
-      <w:start w:val="1"/>
-      <w:numFmt w:val="lowerRoman"/>
-      <w:lvlText w:val="%6."/>
-      <w:lvlJc w:val="right"/>
-      <w:pPr>
-        <w:ind w:left="3960" w:hanging="180"/>
-      </w:pPr>
-    </w:lvl>
-    <w:lvl w:ilvl="6" w:tplc="0409000F" w:tentative="1">
+      <w:isLgl/>
+      <w:lvlText w:val="%1.%2.%3"/>
+      <w:lvlJc w:val="left"/>
+      <w:pPr>
+        <w:ind w:left="1080" w:hanging="720"/>
+      </w:pPr>
+      <w:rPr>
+        <w:rFonts w:hint="default"/>
+        <w:color w:val="auto"/>
+      </w:rPr>
+    </w:lvl>
+    <w:lvl w:ilvl="3">
       <w:start w:val="1"/>
       <w:numFmt w:val="decimal"/>
-      <w:lvlText w:val="%7."/>
-      <w:lvlJc w:val="left"/>
-      <w:pPr>
-        <w:ind w:left="4680" w:hanging="360"/>
-      </w:pPr>
-    </w:lvl>
-    <w:lvl w:ilvl="7" w:tplc="04090019" w:tentative="1">
-      <w:start w:val="1"/>
-      <w:numFmt w:val="lowerLetter"/>
-      <w:lvlText w:val="%8."/>
-      <w:lvlJc w:val="left"/>
-      <w:pPr>
-        <w:ind w:left="5400" w:hanging="360"/>
-      </w:pPr>
-    </w:lvl>
-    <w:lvl w:ilvl="8" w:tplc="0409001B" w:tentative="1">
-      <w:start w:val="1"/>
-      <w:numFmt w:val="lowerRoman"/>
-      <w:lvlText w:val="%9."/>
-      <w:lvlJc w:val="right"/>
-      <w:pPr>
-        <w:ind w:left="6120" w:hanging="180"/>
-      </w:pPr>
+      <w:isLgl/>
+      <w:lvlText w:val="%1.%2.%3.%4"/>
+      <w:lvlJc w:val="left"/>
+      <w:pPr>
+        <w:ind w:left="1260" w:hanging="720"/>
+      </w:pPr>
+      <w:rPr>
+        <w:rFonts w:hint="default"/>
+        <w:color w:val="auto"/>
+      </w:rPr>
+    </w:lvl>
+    <w:lvl w:ilvl="4">
+      <w:start w:val="1"/>
+      <w:numFmt w:val="decimal"/>
+      <w:isLgl/>
+      <w:lvlText w:val="%1.%2.%3.%4.%5"/>
+      <w:lvlJc w:val="left"/>
+      <w:pPr>
+        <w:ind w:left="1800" w:hanging="1080"/>
+      </w:pPr>
+      <w:rPr>
+        <w:rFonts w:hint="default"/>
+        <w:color w:val="auto"/>
+      </w:rPr>
+    </w:lvl>
+    <w:lvl w:ilvl="5">
+      <w:start w:val="1"/>
+      <w:numFmt w:val="decimal"/>
+      <w:isLgl/>
+      <w:lvlText w:val="%1.%2.%3.%4.%5.%6"/>
+      <w:lvlJc w:val="left"/>
+      <w:pPr>
+        <w:ind w:left="1980" w:hanging="1080"/>
+      </w:pPr>
+      <w:rPr>
+        <w:rFonts w:hint="default"/>
+        <w:color w:val="auto"/>
+      </w:rPr>
+    </w:lvl>
+    <w:lvl w:ilvl="6">
+      <w:start w:val="1"/>
+      <w:numFmt w:val="decimal"/>
+      <w:isLgl/>
+      <w:lvlText w:val="%1.%2.%3.%4.%5.%6.%7"/>
+      <w:lvlJc w:val="left"/>
+      <w:pPr>
+        <w:ind w:left="2520" w:hanging="1440"/>
+      </w:pPr>
+      <w:rPr>
+        <w:rFonts w:hint="default"/>
+        <w:color w:val="auto"/>
+      </w:rPr>
+    </w:lvl>
+    <w:lvl w:ilvl="7">
+      <w:start w:val="1"/>
+      <w:numFmt w:val="decimal"/>
+      <w:isLgl/>
+      <w:lvlText w:val="%1.%2.%3.%4.%5.%6.%7.%8"/>
+      <w:lvlJc w:val="left"/>
+      <w:pPr>
+        <w:ind w:left="2700" w:hanging="1440"/>
+      </w:pPr>
+      <w:rPr>
+        <w:rFonts w:hint="default"/>
+        <w:color w:val="auto"/>
+      </w:rPr>
+    </w:lvl>
+    <w:lvl w:ilvl="8">
+      <w:start w:val="1"/>
+      <w:numFmt w:val="decimal"/>
+      <w:isLgl/>
+      <w:lvlText w:val="%1.%2.%3.%4.%5.%6.%7.%8.%9"/>
+      <w:lvlJc w:val="left"/>
+      <w:pPr>
+        <w:ind w:left="3240" w:hanging="1800"/>
+      </w:pPr>
+      <w:rPr>
+        <w:rFonts w:hint="default"/>
+        <w:color w:val="auto"/>
+      </w:rPr>
     </w:lvl>
   </w:abstractNum>
-  <w:abstractNum w:abstractNumId="17">
+  <w:abstractNum w:abstractNumId="23">
     <w:nsid w:val="60B12A81"/>
     <w:multiLevelType w:val="multilevel"/>
     <w:tmpl w:val="BBE6D7CC"/>
@@ -12171,7 +8192,120 @@
       </w:rPr>
     </w:lvl>
   </w:abstractNum>
-  <w:abstractNum w:abstractNumId="18">
+  <w:abstractNum w:abstractNumId="24">
+    <w:nsid w:val="68DC1F10"/>
+    <w:multiLevelType w:val="hybridMultilevel"/>
+    <w:tmpl w:val="D1265278"/>
+    <w:lvl w:ilvl="0" w:tplc="04090001">
+      <w:start w:val="1"/>
+      <w:numFmt w:val="bullet"/>
+      <w:lvlText w:val=""/>
+      <w:lvlJc w:val="left"/>
+      <w:pPr>
+        <w:ind w:left="720" w:hanging="360"/>
+      </w:pPr>
+      <w:rPr>
+        <w:rFonts w:ascii="Symbol" w:hAnsi="Symbol" w:hint="default"/>
+      </w:rPr>
+    </w:lvl>
+    <w:lvl w:ilvl="1" w:tplc="04090003" w:tentative="1">
+      <w:start w:val="1"/>
+      <w:numFmt w:val="bullet"/>
+      <w:lvlText w:val="o"/>
+      <w:lvlJc w:val="left"/>
+      <w:pPr>
+        <w:ind w:left="1440" w:hanging="360"/>
+      </w:pPr>
+      <w:rPr>
+        <w:rFonts w:ascii="Courier New" w:hAnsi="Courier New" w:cs="Courier New" w:hint="default"/>
+      </w:rPr>
+    </w:lvl>
+    <w:lvl w:ilvl="2" w:tplc="04090005" w:tentative="1">
+      <w:start w:val="1"/>
+      <w:numFmt w:val="bullet"/>
+      <w:lvlText w:val=""/>
+      <w:lvlJc w:val="left"/>
+      <w:pPr>
+        <w:ind w:left="2160" w:hanging="360"/>
+      </w:pPr>
+      <w:rPr>
+        <w:rFonts w:ascii="Wingdings" w:hAnsi="Wingdings" w:hint="default"/>
+      </w:rPr>
+    </w:lvl>
+    <w:lvl w:ilvl="3" w:tplc="04090001" w:tentative="1">
+      <w:start w:val="1"/>
+      <w:numFmt w:val="bullet"/>
+      <w:lvlText w:val=""/>
+      <w:lvlJc w:val="left"/>
+      <w:pPr>
+        <w:ind w:left="2880" w:hanging="360"/>
+      </w:pPr>
+      <w:rPr>
+        <w:rFonts w:ascii="Symbol" w:hAnsi="Symbol" w:hint="default"/>
+      </w:rPr>
+    </w:lvl>
+    <w:lvl w:ilvl="4" w:tplc="04090003" w:tentative="1">
+      <w:start w:val="1"/>
+      <w:numFmt w:val="bullet"/>
+      <w:lvlText w:val="o"/>
+      <w:lvlJc w:val="left"/>
+      <w:pPr>
+        <w:ind w:left="3600" w:hanging="360"/>
+      </w:pPr>
+      <w:rPr>
+        <w:rFonts w:ascii="Courier New" w:hAnsi="Courier New" w:cs="Courier New" w:hint="default"/>
+      </w:rPr>
+    </w:lvl>
+    <w:lvl w:ilvl="5" w:tplc="04090005" w:tentative="1">
+      <w:start w:val="1"/>
+      <w:numFmt w:val="bullet"/>
+      <w:lvlText w:val=""/>
+      <w:lvlJc w:val="left"/>
+      <w:pPr>
+        <w:ind w:left="4320" w:hanging="360"/>
+      </w:pPr>
+      <w:rPr>
+        <w:rFonts w:ascii="Wingdings" w:hAnsi="Wingdings" w:hint="default"/>
+      </w:rPr>
+    </w:lvl>
+    <w:lvl w:ilvl="6" w:tplc="04090001" w:tentative="1">
+      <w:start w:val="1"/>
+      <w:numFmt w:val="bullet"/>
+      <w:lvlText w:val=""/>
+      <w:lvlJc w:val="left"/>
+      <w:pPr>
+        <w:ind w:left="5040" w:hanging="360"/>
+      </w:pPr>
+      <w:rPr>
+        <w:rFonts w:ascii="Symbol" w:hAnsi="Symbol" w:hint="default"/>
+      </w:rPr>
+    </w:lvl>
+    <w:lvl w:ilvl="7" w:tplc="04090003" w:tentative="1">
+      <w:start w:val="1"/>
+      <w:numFmt w:val="bullet"/>
+      <w:lvlText w:val="o"/>
+      <w:lvlJc w:val="left"/>
+      <w:pPr>
+        <w:ind w:left="5760" w:hanging="360"/>
+      </w:pPr>
+      <w:rPr>
+        <w:rFonts w:ascii="Courier New" w:hAnsi="Courier New" w:cs="Courier New" w:hint="default"/>
+      </w:rPr>
+    </w:lvl>
+    <w:lvl w:ilvl="8" w:tplc="04090005" w:tentative="1">
+      <w:start w:val="1"/>
+      <w:numFmt w:val="bullet"/>
+      <w:lvlText w:val=""/>
+      <w:lvlJc w:val="left"/>
+      <w:pPr>
+        <w:ind w:left="6480" w:hanging="360"/>
+      </w:pPr>
+      <w:rPr>
+        <w:rFonts w:ascii="Wingdings" w:hAnsi="Wingdings" w:hint="default"/>
+      </w:rPr>
+    </w:lvl>
+  </w:abstractNum>
+  <w:abstractNum w:abstractNumId="25">
     <w:nsid w:val="69CA3B02"/>
     <w:multiLevelType w:val="hybridMultilevel"/>
     <w:tmpl w:val="F642E598"/>
@@ -12284,7 +8418,7 @@
       </w:rPr>
     </w:lvl>
   </w:abstractNum>
-  <w:abstractNum w:abstractNumId="19">
+  <w:abstractNum w:abstractNumId="26">
     <w:nsid w:val="72BA1947"/>
     <w:multiLevelType w:val="hybridMultilevel"/>
     <w:tmpl w:val="CCE4C876"/>
@@ -12397,7 +8531,206 @@
       </w:rPr>
     </w:lvl>
   </w:abstractNum>
-  <w:abstractNum w:abstractNumId="20">
+  <w:abstractNum w:abstractNumId="27">
+    <w:nsid w:val="764C0700"/>
+    <w:multiLevelType w:val="hybridMultilevel"/>
+    <w:tmpl w:val="6D68C8A8"/>
+    <w:lvl w:ilvl="0" w:tplc="04090001">
+      <w:start w:val="1"/>
+      <w:numFmt w:val="bullet"/>
+      <w:lvlText w:val=""/>
+      <w:lvlJc w:val="left"/>
+      <w:pPr>
+        <w:ind w:left="720" w:hanging="360"/>
+      </w:pPr>
+      <w:rPr>
+        <w:rFonts w:ascii="Symbol" w:hAnsi="Symbol" w:hint="default"/>
+      </w:rPr>
+    </w:lvl>
+    <w:lvl w:ilvl="1" w:tplc="04090003" w:tentative="1">
+      <w:start w:val="1"/>
+      <w:numFmt w:val="bullet"/>
+      <w:lvlText w:val="o"/>
+      <w:lvlJc w:val="left"/>
+      <w:pPr>
+        <w:ind w:left="1440" w:hanging="360"/>
+      </w:pPr>
+      <w:rPr>
+        <w:rFonts w:ascii="Courier New" w:hAnsi="Courier New" w:cs="Courier New" w:hint="default"/>
+      </w:rPr>
+    </w:lvl>
+    <w:lvl w:ilvl="2" w:tplc="04090005" w:tentative="1">
+      <w:start w:val="1"/>
+      <w:numFmt w:val="bullet"/>
+      <w:lvlText w:val=""/>
+      <w:lvlJc w:val="left"/>
+      <w:pPr>
+        <w:ind w:left="2160" w:hanging="360"/>
+      </w:pPr>
+      <w:rPr>
+        <w:rFonts w:ascii="Wingdings" w:hAnsi="Wingdings" w:hint="default"/>
+      </w:rPr>
+    </w:lvl>
+    <w:lvl w:ilvl="3" w:tplc="04090001" w:tentative="1">
+      <w:start w:val="1"/>
+      <w:numFmt w:val="bullet"/>
+      <w:lvlText w:val=""/>
+      <w:lvlJc w:val="left"/>
+      <w:pPr>
+        <w:ind w:left="2880" w:hanging="360"/>
+      </w:pPr>
+      <w:rPr>
+        <w:rFonts w:ascii="Symbol" w:hAnsi="Symbol" w:hint="default"/>
+      </w:rPr>
+    </w:lvl>
+    <w:lvl w:ilvl="4" w:tplc="04090003" w:tentative="1">
+      <w:start w:val="1"/>
+      <w:numFmt w:val="bullet"/>
+      <w:lvlText w:val="o"/>
+      <w:lvlJc w:val="left"/>
+      <w:pPr>
+        <w:ind w:left="3600" w:hanging="360"/>
+      </w:pPr>
+      <w:rPr>
+        <w:rFonts w:ascii="Courier New" w:hAnsi="Courier New" w:cs="Courier New" w:hint="default"/>
+      </w:rPr>
+    </w:lvl>
+    <w:lvl w:ilvl="5" w:tplc="04090005" w:tentative="1">
+      <w:start w:val="1"/>
+      <w:numFmt w:val="bullet"/>
+      <w:lvlText w:val=""/>
+      <w:lvlJc w:val="left"/>
+      <w:pPr>
+        <w:ind w:left="4320" w:hanging="360"/>
+      </w:pPr>
+      <w:rPr>
+        <w:rFonts w:ascii="Wingdings" w:hAnsi="Wingdings" w:hint="default"/>
+      </w:rPr>
+    </w:lvl>
+    <w:lvl w:ilvl="6" w:tplc="04090001" w:tentative="1">
+      <w:start w:val="1"/>
+      <w:numFmt w:val="bullet"/>
+      <w:lvlText w:val=""/>
+      <w:lvlJc w:val="left"/>
+      <w:pPr>
+        <w:ind w:left="5040" w:hanging="360"/>
+      </w:pPr>
+      <w:rPr>
+        <w:rFonts w:ascii="Symbol" w:hAnsi="Symbol" w:hint="default"/>
+      </w:rPr>
+    </w:lvl>
+    <w:lvl w:ilvl="7" w:tplc="04090003" w:tentative="1">
+      <w:start w:val="1"/>
+      <w:numFmt w:val="bullet"/>
+      <w:lvlText w:val="o"/>
+      <w:lvlJc w:val="left"/>
+      <w:pPr>
+        <w:ind w:left="5760" w:hanging="360"/>
+      </w:pPr>
+      <w:rPr>
+        <w:rFonts w:ascii="Courier New" w:hAnsi="Courier New" w:cs="Courier New" w:hint="default"/>
+      </w:rPr>
+    </w:lvl>
+    <w:lvl w:ilvl="8" w:tplc="04090005" w:tentative="1">
+      <w:start w:val="1"/>
+      <w:numFmt w:val="bullet"/>
+      <w:lvlText w:val=""/>
+      <w:lvlJc w:val="left"/>
+      <w:pPr>
+        <w:ind w:left="6480" w:hanging="360"/>
+      </w:pPr>
+      <w:rPr>
+        <w:rFonts w:ascii="Wingdings" w:hAnsi="Wingdings" w:hint="default"/>
+      </w:rPr>
+    </w:lvl>
+  </w:abstractNum>
+  <w:abstractNum w:abstractNumId="28">
+    <w:nsid w:val="77EB3A93"/>
+    <w:multiLevelType w:val="hybridMultilevel"/>
+    <w:tmpl w:val="A3F2EAF0"/>
+    <w:lvl w:ilvl="0" w:tplc="0409000F">
+      <w:start w:val="1"/>
+      <w:numFmt w:val="decimal"/>
+      <w:lvlText w:val="%1."/>
+      <w:lvlJc w:val="left"/>
+      <w:pPr>
+        <w:ind w:left="720" w:hanging="360"/>
+      </w:pPr>
+    </w:lvl>
+    <w:lvl w:ilvl="1" w:tplc="04090019" w:tentative="1">
+      <w:start w:val="1"/>
+      <w:numFmt w:val="lowerLetter"/>
+      <w:lvlText w:val="%2."/>
+      <w:lvlJc w:val="left"/>
+      <w:pPr>
+        <w:ind w:left="1440" w:hanging="360"/>
+      </w:pPr>
+    </w:lvl>
+    <w:lvl w:ilvl="2" w:tplc="0409001B" w:tentative="1">
+      <w:start w:val="1"/>
+      <w:numFmt w:val="lowerRoman"/>
+      <w:lvlText w:val="%3."/>
+      <w:lvlJc w:val="right"/>
+      <w:pPr>
+        <w:ind w:left="2160" w:hanging="180"/>
+      </w:pPr>
+    </w:lvl>
+    <w:lvl w:ilvl="3" w:tplc="0409000F" w:tentative="1">
+      <w:start w:val="1"/>
+      <w:numFmt w:val="decimal"/>
+      <w:lvlText w:val="%4."/>
+      <w:lvlJc w:val="left"/>
+      <w:pPr>
+        <w:ind w:left="2880" w:hanging="360"/>
+      </w:pPr>
+    </w:lvl>
+    <w:lvl w:ilvl="4" w:tplc="04090019" w:tentative="1">
+      <w:start w:val="1"/>
+      <w:numFmt w:val="lowerLetter"/>
+      <w:lvlText w:val="%5."/>
+      <w:lvlJc w:val="left"/>
+      <w:pPr>
+        <w:ind w:left="3600" w:hanging="360"/>
+      </w:pPr>
+    </w:lvl>
+    <w:lvl w:ilvl="5" w:tplc="0409001B" w:tentative="1">
+      <w:start w:val="1"/>
+      <w:numFmt w:val="lowerRoman"/>
+      <w:lvlText w:val="%6."/>
+      <w:lvlJc w:val="right"/>
+      <w:pPr>
+        <w:ind w:left="4320" w:hanging="180"/>
+      </w:pPr>
+    </w:lvl>
+    <w:lvl w:ilvl="6" w:tplc="0409000F" w:tentative="1">
+      <w:start w:val="1"/>
+      <w:numFmt w:val="decimal"/>
+      <w:lvlText w:val="%7."/>
+      <w:lvlJc w:val="left"/>
+      <w:pPr>
+        <w:ind w:left="5040" w:hanging="360"/>
+      </w:pPr>
+    </w:lvl>
+    <w:lvl w:ilvl="7" w:tplc="04090019" w:tentative="1">
+      <w:start w:val="1"/>
+      <w:numFmt w:val="lowerLetter"/>
+      <w:lvlText w:val="%8."/>
+      <w:lvlJc w:val="left"/>
+      <w:pPr>
+        <w:ind w:left="5760" w:hanging="360"/>
+      </w:pPr>
+    </w:lvl>
+    <w:lvl w:ilvl="8" w:tplc="0409001B" w:tentative="1">
+      <w:start w:val="1"/>
+      <w:numFmt w:val="lowerRoman"/>
+      <w:lvlText w:val="%9."/>
+      <w:lvlJc w:val="right"/>
+      <w:pPr>
+        <w:ind w:left="6480" w:hanging="180"/>
+      </w:pPr>
+    </w:lvl>
+  </w:abstractNum>
+  <w:abstractNum w:abstractNumId="29">
     <w:nsid w:val="7A3B0902"/>
     <w:multiLevelType w:val="hybridMultilevel"/>
     <w:tmpl w:val="8F7AAA36"/>
@@ -12511,67 +8844,94 @@
     </w:lvl>
   </w:abstractNum>
   <w:num w:numId="1">
-    <w:abstractNumId w:val="5"/>
+    <w:abstractNumId w:val="6"/>
   </w:num>
   <w:num w:numId="2">
-    <w:abstractNumId w:val="16"/>
+    <w:abstractNumId w:val="22"/>
   </w:num>
   <w:num w:numId="3">
-    <w:abstractNumId w:val="8"/>
+    <w:abstractNumId w:val="9"/>
   </w:num>
   <w:num w:numId="4">
-    <w:abstractNumId w:val="13"/>
+    <w:abstractNumId w:val="17"/>
   </w:num>
   <w:num w:numId="5">
-    <w:abstractNumId w:val="17"/>
+    <w:abstractNumId w:val="23"/>
   </w:num>
   <w:num w:numId="6">
-    <w:abstractNumId w:val="18"/>
+    <w:abstractNumId w:val="25"/>
   </w:num>
   <w:num w:numId="7">
-    <w:abstractNumId w:val="9"/>
+    <w:abstractNumId w:val="10"/>
   </w:num>
   <w:num w:numId="8">
-    <w:abstractNumId w:val="3"/>
+    <w:abstractNumId w:val="4"/>
   </w:num>
   <w:num w:numId="9">
-    <w:abstractNumId w:val="12"/>
+    <w:abstractNumId w:val="14"/>
   </w:num>
   <w:num w:numId="10">
     <w:abstractNumId w:val="1"/>
   </w:num>
   <w:num w:numId="11">
-    <w:abstractNumId w:val="10"/>
+    <w:abstractNumId w:val="11"/>
   </w:num>
   <w:num w:numId="12">
-    <w:abstractNumId w:val="15"/>
+    <w:abstractNumId w:val="21"/>
   </w:num>
   <w:num w:numId="13">
-    <w:abstractNumId w:val="11"/>
+    <w:abstractNumId w:val="13"/>
   </w:num>
   <w:num w:numId="14">
-    <w:abstractNumId w:val="4"/>
+    <w:abstractNumId w:val="5"/>
   </w:num>
   <w:num w:numId="15">
-    <w:abstractNumId w:val="20"/>
+    <w:abstractNumId w:val="29"/>
   </w:num>
   <w:num w:numId="16">
     <w:abstractNumId w:val="2"/>
   </w:num>
   <w:num w:numId="17">
-    <w:abstractNumId w:val="19"/>
+    <w:abstractNumId w:val="26"/>
   </w:num>
   <w:num w:numId="18">
     <w:abstractNumId w:val="0"/>
   </w:num>
   <w:num w:numId="19">
+    <w:abstractNumId w:val="8"/>
+  </w:num>
+  <w:num w:numId="20">
     <w:abstractNumId w:val="7"/>
   </w:num>
-  <w:num w:numId="20">
-    <w:abstractNumId w:val="6"/>
+  <w:num w:numId="21">
+    <w:abstractNumId w:val="19"/>
   </w:num>
-  <w:num w:numId="21">
-    <w:abstractNumId w:val="14"/>
+  <w:num w:numId="22">
+    <w:abstractNumId w:val="15"/>
+  </w:num>
+  <w:num w:numId="23">
+    <w:abstractNumId w:val="24"/>
+  </w:num>
+  <w:num w:numId="24">
+    <w:abstractNumId w:val="12"/>
+  </w:num>
+  <w:num w:numId="25">
+    <w:abstractNumId w:val="16"/>
+  </w:num>
+  <w:num w:numId="26">
+    <w:abstractNumId w:val="20"/>
+  </w:num>
+  <w:num w:numId="27">
+    <w:abstractNumId w:val="27"/>
+  </w:num>
+  <w:num w:numId="28">
+    <w:abstractNumId w:val="3"/>
+  </w:num>
+  <w:num w:numId="29">
+    <w:abstractNumId w:val="18"/>
+  </w:num>
+  <w:num w:numId="30">
+    <w:abstractNumId w:val="28"/>
   </w:num>
 </w:numbering>
 </file>
@@ -14036,8 +10396,9 @@
     <w:panose1 w:val="020B0604030504040204"/>
     <w:charset w:val="00"/>
     <w:family w:val="swiss"/>
+    <w:notTrueType/>
     <w:pitch w:val="variable"/>
-    <w:sig w:usb0="E1002EFF" w:usb1="C000605B" w:usb2="00000029" w:usb3="00000000" w:csb0="000101FF" w:csb1="00000000"/>
+    <w:sig w:usb0="00000003" w:usb1="00000000" w:usb2="00000000" w:usb3="00000000" w:csb0="00000001" w:csb1="00000000"/>
   </w:font>
   <w:font w:name="Calibri Light">
     <w:panose1 w:val="020F0302020204030204"/>
@@ -14079,12 +10440,17 @@
     <w:rsid w:val="00586AAF"/>
     <w:rsid w:val="005A53D4"/>
     <w:rsid w:val="00632E6A"/>
+    <w:rsid w:val="006D036D"/>
+    <w:rsid w:val="007018A3"/>
     <w:rsid w:val="00743365"/>
     <w:rsid w:val="00C4473B"/>
     <w:rsid w:val="00C86294"/>
+    <w:rsid w:val="00DC7D42"/>
     <w:rsid w:val="00DD3B45"/>
     <w:rsid w:val="00DF390D"/>
+    <w:rsid w:val="00EC7C3D"/>
     <w:rsid w:val="00EF3FFA"/>
+    <w:rsid w:val="00F12080"/>
     <w:rsid w:val="00F530A9"/>
     <w:rsid w:val="00F97161"/>
   </w:rsids>
@@ -14820,16 +11186,19 @@
   <a:extraClrSchemeLst/>
   <a:extLst>
     <a:ext uri="{05A4C25C-085E-4340-85A3-A5531E510DB2}">
-      <thm15:themeFamily xmlns="" xmlns:thm15="http://schemas.microsoft.com/office/thememl/2012/main" name="Office Theme" id="{62F939B6-93AF-4DB8-9C6B-D6C7DFDC589F}" vid="{4A3C46E8-61CC-4603-A589-7422A47A8E4A}"/>
+      <thm15:themeFamily xmlns:thm15="http://schemas.microsoft.com/office/thememl/2012/main" xmlns="" name="Office Theme" id="{62F939B6-93AF-4DB8-9C6B-D6C7DFDC589F}" vid="{4A3C46E8-61CC-4603-A589-7422A47A8E4A}"/>
     </a:ext>
   </a:extLst>
 </a:theme>
 </file>
 
 <file path=customXml/item1.xml><?xml version="1.0" encoding="utf-8"?>
-<p:properties xmlns:p="http://schemas.microsoft.com/office/2006/metadata/properties" xmlns:xsi="http://www.w3.org/2001/XMLSchema-instance" xmlns:pc="http://schemas.microsoft.com/office/infopath/2007/PartnerControls">
-  <documentManagement/>
-</p:properties>
+<?mso-contentType ?>
+<FormTemplates xmlns="http://schemas.microsoft.com/sharepoint/v3/contenttype/forms">
+  <Display>DocumentLibraryForm</Display>
+  <Edit>DocumentLibraryForm</Edit>
+  <New>DocumentLibraryForm</New>
+</FormTemplates>
 </file>
 
 <file path=customXml/item2.xml><?xml version="1.0" encoding="utf-8"?>
@@ -15017,12 +11386,9 @@
 </file>
 
 <file path=customXml/item3.xml><?xml version="1.0" encoding="utf-8"?>
-<?mso-contentType ?>
-<FormTemplates xmlns="http://schemas.microsoft.com/sharepoint/v3/contenttype/forms">
-  <Display>DocumentLibraryForm</Display>
-  <Edit>DocumentLibraryForm</Edit>
-  <New>DocumentLibraryForm</New>
-</FormTemplates>
+<p:properties xmlns:p="http://schemas.microsoft.com/office/2006/metadata/properties" xmlns:xsi="http://www.w3.org/2001/XMLSchema-instance" xmlns:pc="http://schemas.microsoft.com/office/infopath/2007/PartnerControls">
+  <documentManagement/>
+</p:properties>
 </file>
 
 <file path=customXml/item4.xml><?xml version="1.0" encoding="utf-8"?>
@@ -15030,10 +11396,9 @@
 </file>
 
 <file path=customXml/itemProps1.xml><?xml version="1.0" encoding="utf-8"?>
-<ds:datastoreItem xmlns:ds="http://schemas.openxmlformats.org/officeDocument/2006/customXml" ds:itemID="{279A32A1-94B8-4C38-AF26-42DBFF0B0D86}">
+<ds:datastoreItem xmlns:ds="http://schemas.openxmlformats.org/officeDocument/2006/customXml" ds:itemID="{56C44748-5791-4773-80AF-F953C3055353}">
   <ds:schemaRefs>
-    <ds:schemaRef ds:uri="http://schemas.microsoft.com/office/2006/metadata/properties"/>
-    <ds:schemaRef ds:uri="http://schemas.microsoft.com/office/infopath/2007/PartnerControls"/>
+    <ds:schemaRef ds:uri="http://schemas.microsoft.com/sharepoint/v3/contenttype/forms"/>
   </ds:schemaRefs>
 </ds:datastoreItem>
 </file>
@@ -15057,15 +11422,16 @@
 </file>
 
 <file path=customXml/itemProps3.xml><?xml version="1.0" encoding="utf-8"?>
-<ds:datastoreItem xmlns:ds="http://schemas.openxmlformats.org/officeDocument/2006/customXml" ds:itemID="{56C44748-5791-4773-80AF-F953C3055353}">
+<ds:datastoreItem xmlns:ds="http://schemas.openxmlformats.org/officeDocument/2006/customXml" ds:itemID="{279A32A1-94B8-4C38-AF26-42DBFF0B0D86}">
   <ds:schemaRefs>
-    <ds:schemaRef ds:uri="http://schemas.microsoft.com/sharepoint/v3/contenttype/forms"/>
+    <ds:schemaRef ds:uri="http://schemas.microsoft.com/office/2006/metadata/properties"/>
+    <ds:schemaRef ds:uri="http://schemas.microsoft.com/office/infopath/2007/PartnerControls"/>
   </ds:schemaRefs>
 </ds:datastoreItem>
 </file>
 
 <file path=customXml/itemProps4.xml><?xml version="1.0" encoding="utf-8"?>
-<ds:datastoreItem xmlns:ds="http://schemas.openxmlformats.org/officeDocument/2006/customXml" ds:itemID="{3B7E597F-9B76-47B1-8B2E-B76DFE6902AE}">
+<ds:datastoreItem xmlns:ds="http://schemas.openxmlformats.org/officeDocument/2006/customXml" ds:itemID="{1005C12F-91E2-4418-9BE0-1D62D5B3DE1C}">
   <ds:schemaRefs>
     <ds:schemaRef ds:uri="http://schemas.openxmlformats.org/officeDocument/2006/bibliography"/>
   </ds:schemaRefs>

--- a/documentation.docx
+++ b/documentation.docx
@@ -415,7 +415,7 @@
           </mc:Choice>
           <mc:Fallback>
             <w:pict>
-              <v:group w14:anchorId="18D24A93" id="Group 5" o:spid="_x0000_s1026" style="width:68.5pt;height:110pt;mso-position-horizontal-relative:char;mso-position-vertical-relative:line" coordsize="6762,16097" o:gfxdata="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">
+              <v:group w14:anchorId="6CA10F25" id="Group 5" o:spid="_x0000_s1026" style="width:68.5pt;height:110pt;mso-position-horizontal-relative:char;mso-position-vertical-relative:line" coordsize="6762,16097" o:gfxdata="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">
                 <v:line id="Straight Connector 2" o:spid="_x0000_s1027" style="position:absolute;visibility:visible;mso-wrap-style:square" from="3333,0" to="3333,16097" o:connectortype="straight" o:gfxdata="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" strokecolor="black [3200]" strokeweight="2.5pt">
                   <v:stroke joinstyle="miter"/>
                 </v:line>
@@ -670,44 +670,27 @@
         <w:trPr>
           <w:trHeight w:val="8"/>
         </w:trPr>
-        <w:sdt>
-          <w:sdtPr>
-            <w:rPr>
-              <w:rFonts w:cs="Times New Roman"/>
-            </w:rPr>
-            <w:alias w:val="Author"/>
-            <w:tag w:val=""/>
-            <w:id w:val="2026284900"/>
-            <w:placeholder>
-              <w:docPart w:val="B60308EA4A03407396F90736BAE58D5C"/>
-            </w:placeholder>
-            <w:dataBinding w:prefixMappings="xmlns:ns0='http://purl.org/dc/elements/1.1/' xmlns:ns1='http://schemas.openxmlformats.org/package/2006/metadata/core-properties' " w:xpath="/ns1:coreProperties[1]/ns0:creator[1]" w:storeItemID="{6C3C8BC8-F283-45AE-878A-BAB7291924A1}"/>
-            <w:text/>
-          </w:sdtPr>
-          <w:sdtContent>
-            <w:tc>
-              <w:tcPr>
-                <w:tcW w:w="1250" w:type="pct"/>
-                <w:vAlign w:val="center"/>
-              </w:tcPr>
-              <w:p>
-                <w:pPr>
-                  <w:spacing w:before="120" w:line="360" w:lineRule="auto"/>
-                  <w:jc w:val="center"/>
-                  <w:rPr>
-                    <w:rFonts w:cs="Times New Roman"/>
-                  </w:rPr>
-                </w:pPr>
-                <w:r>
-                  <w:rPr>
-                    <w:rFonts w:cs="Times New Roman"/>
-                  </w:rPr>
-                  <w:t>Arpan Pokhrel</w:t>
-                </w:r>
-              </w:p>
-            </w:tc>
-          </w:sdtContent>
-        </w:sdt>
+        <w:tc>
+          <w:tcPr>
+            <w:tcW w:w="1250" w:type="pct"/>
+            <w:vAlign w:val="center"/>
+          </w:tcPr>
+          <w:p>
+            <w:pPr>
+              <w:spacing w:before="120" w:line="360" w:lineRule="auto"/>
+              <w:jc w:val="center"/>
+              <w:rPr>
+                <w:rFonts w:cs="Times New Roman"/>
+              </w:rPr>
+            </w:pPr>
+            <w:r>
+              <w:rPr>
+                <w:rFonts w:cs="Times New Roman"/>
+              </w:rPr>
+              <w:t>Shital Thapa</w:t>
+            </w:r>
+          </w:p>
+        </w:tc>
         <w:tc>
           <w:tcPr>
             <w:tcW w:w="1250" w:type="pct"/>
@@ -746,14 +729,7 @@
               <w:rPr>
                 <w:rFonts w:cs="Times New Roman"/>
               </w:rPr>
-              <w:t>2</w:t>
-            </w:r>
-            <w:r>
-              <w:rPr>
-                <w:rFonts w:cs="Times New Roman"/>
-                <w:vertAlign w:val="superscript"/>
-              </w:rPr>
-              <w:t>nd</w:t>
+              <w:t>2nd</w:t>
             </w:r>
           </w:p>
         </w:tc>
@@ -765,6 +741,7 @@
           <w:p>
             <w:pPr>
               <w:spacing w:before="120" w:line="360" w:lineRule="auto"/>
+              <w:jc w:val="center"/>
               <w:rPr>
                 <w:rFonts w:cs="Times New Roman"/>
                 <w:b/>
@@ -777,7 +754,7 @@
                 <w:b/>
                 <w:bCs/>
               </w:rPr>
-              <w:t>2019-00-00-0000</w:t>
+              <w:t>2025-1-53-0348</w:t>
             </w:r>
           </w:p>
         </w:tc>
@@ -794,17 +771,16 @@
           <w:p>
             <w:pPr>
               <w:spacing w:before="120" w:line="360" w:lineRule="auto"/>
+              <w:jc w:val="center"/>
               <w:rPr>
                 <w:rFonts w:cs="Times New Roman"/>
-                <w:b/>
-                <w:bCs/>
               </w:rPr>
             </w:pPr>
             <w:r>
               <w:rPr>
                 <w:rFonts w:cs="Times New Roman"/>
               </w:rPr>
-              <w:t xml:space="preserve">     Aastha GC</w:t>
+              <w:t>Aastha GC</w:t>
             </w:r>
           </w:p>
         </w:tc>
@@ -819,8 +795,6 @@
               <w:jc w:val="center"/>
               <w:rPr>
                 <w:rFonts w:cs="Times New Roman"/>
-                <w:b/>
-                <w:bCs/>
               </w:rPr>
             </w:pPr>
             <w:r>
@@ -842,22 +816,13 @@
               <w:jc w:val="center"/>
               <w:rPr>
                 <w:rFonts w:cs="Times New Roman"/>
-                <w:b/>
-                <w:bCs/>
               </w:rPr>
             </w:pPr>
             <w:r>
               <w:rPr>
                 <w:rFonts w:cs="Times New Roman"/>
               </w:rPr>
-              <w:t>2</w:t>
-            </w:r>
-            <w:r>
-              <w:rPr>
-                <w:rFonts w:cs="Times New Roman"/>
-                <w:vertAlign w:val="superscript"/>
-              </w:rPr>
-              <w:t>nd</w:t>
+              <w:t>2nd</w:t>
             </w:r>
           </w:p>
         </w:tc>
@@ -869,6 +834,7 @@
           <w:p>
             <w:pPr>
               <w:spacing w:before="120" w:line="360" w:lineRule="auto"/>
+              <w:jc w:val="center"/>
               <w:rPr>
                 <w:rFonts w:cs="Times New Roman"/>
                 <w:b/>
@@ -904,12 +870,6 @@
                 <w:bCs/>
               </w:rPr>
             </w:pPr>
-            <w:r>
-              <w:rPr>
-                <w:rFonts w:cs="Times New Roman"/>
-              </w:rPr>
-              <w:t xml:space="preserve">     Shital Thapa</w:t>
-            </w:r>
           </w:p>
         </w:tc>
         <w:tc>
@@ -920,19 +880,12 @@
           <w:p>
             <w:pPr>
               <w:spacing w:before="120" w:line="360" w:lineRule="auto"/>
-              <w:jc w:val="center"/>
               <w:rPr>
                 <w:rFonts w:cs="Times New Roman"/>
                 <w:b/>
                 <w:bCs/>
               </w:rPr>
             </w:pPr>
-            <w:r>
-              <w:rPr>
-                <w:rFonts w:cs="Times New Roman"/>
-              </w:rPr>
-              <w:t>BCA</w:t>
-            </w:r>
           </w:p>
         </w:tc>
         <w:tc>
@@ -943,26 +896,12 @@
           <w:p>
             <w:pPr>
               <w:spacing w:before="120" w:line="360" w:lineRule="auto"/>
-              <w:jc w:val="center"/>
               <w:rPr>
                 <w:rFonts w:cs="Times New Roman"/>
                 <w:b/>
                 <w:bCs/>
               </w:rPr>
             </w:pPr>
-            <w:r>
-              <w:rPr>
-                <w:rFonts w:cs="Times New Roman"/>
-              </w:rPr>
-              <w:t>2</w:t>
-            </w:r>
-            <w:r>
-              <w:rPr>
-                <w:rFonts w:cs="Times New Roman"/>
-                <w:vertAlign w:val="superscript"/>
-              </w:rPr>
-              <w:t>nd</w:t>
-            </w:r>
           </w:p>
         </w:tc>
         <w:tc>
@@ -979,22 +918,6 @@
                 <w:bCs/>
               </w:rPr>
             </w:pPr>
-            <w:r>
-              <w:rPr>
-                <w:rFonts w:cs="Times New Roman"/>
-                <w:b/>
-                <w:bCs/>
-              </w:rPr>
-              <w:t>20</w:t>
-            </w:r>
-            <w:r>
-              <w:rPr>
-                <w:rFonts w:cs="Times New Roman"/>
-                <w:b/>
-                <w:bCs/>
-              </w:rPr>
-              <w:t>25-1-53-0348</w:t>
-            </w:r>
           </w:p>
         </w:tc>
       </w:tr>
@@ -1151,7 +1074,7 @@
           <w:noProof/>
           <w:szCs w:val="24"/>
         </w:rPr>
-        <w:t>13/05/2026</w:t>
+        <w:t>10/06/2026</w:t>
       </w:r>
       <w:r>
         <w:rPr>
@@ -1277,7 +1200,7 @@
         <w:jc w:val="both"/>
       </w:pPr>
       <w:r>
-        <w:t>Aastha GC</w:t>
+        <w:t>Shital Thapa</w:t>
       </w:r>
     </w:p>
     <w:p>
@@ -1286,7 +1209,7 @@
         <w:jc w:val="both"/>
       </w:pPr>
       <w:r>
-        <w:t>Shital Thapa</w:t>
+        <w:t>Astha GC</w:t>
       </w:r>
     </w:p>
     <w:p>
@@ -10495,35 +10418,6 @@
         </w:p>
       </w:docPartBody>
     </w:docPart>
-    <w:docPart>
-      <w:docPartPr>
-        <w:name w:val="B60308EA4A03407396F90736BAE58D5C"/>
-        <w:category>
-          <w:name w:val="General"/>
-          <w:gallery w:val="placeholder"/>
-        </w:category>
-        <w:types>
-          <w:type w:val="bbPlcHdr"/>
-        </w:types>
-        <w:behaviors>
-          <w:behavior w:val="content"/>
-        </w:behaviors>
-        <w:guid w:val="{71933C8E-F15D-4E71-8009-E4AEDA90A2B1}"/>
-      </w:docPartPr>
-      <w:docPartBody>
-        <w:p>
-          <w:pPr>
-            <w:pStyle w:val="B60308EA4A03407396F90736BAE58D5C"/>
-          </w:pPr>
-          <w:r>
-            <w:rPr>
-              <w:rStyle w:val="PlaceholderText"/>
-            </w:rPr>
-            <w:t>[Author]</w:t>
-          </w:r>
-        </w:p>
-      </w:docPartBody>
-    </w:docPart>
   </w:docParts>
 </w:glossaryDocument>
 </file>
@@ -10618,9 +10512,11 @@
     <w:rsid w:val="007952A4"/>
     <w:rsid w:val="00911E99"/>
     <w:rsid w:val="00A85403"/>
+    <w:rsid w:val="00B53714"/>
     <w:rsid w:val="00C22C82"/>
     <w:rsid w:val="00C4473B"/>
     <w:rsid w:val="00C86294"/>
+    <w:rsid w:val="00CF6D79"/>
     <w:rsid w:val="00DC7D42"/>
     <w:rsid w:val="00DD3B45"/>
     <w:rsid w:val="00DF390D"/>
@@ -11400,6 +11296,15 @@
 </file>
 
 <file path=customXml/item1.xml><?xml version="1.0" encoding="utf-8"?>
+<?mso-contentType ?>
+<FormTemplates xmlns="http://schemas.microsoft.com/sharepoint/v3/contenttype/forms">
+  <Display>DocumentLibraryForm</Display>
+  <Edit>DocumentLibraryForm</Edit>
+  <New>DocumentLibraryForm</New>
+</FormTemplates>
+</file>
+
+<file path=customXml/item2.xml><?xml version="1.0" encoding="utf-8"?>
 <ct:contentTypeSchema xmlns:ct="http://schemas.microsoft.com/office/2006/metadata/contentType" xmlns:ma="http://schemas.microsoft.com/office/2006/metadata/properties/metaAttributes" ct:_="" ma:_="" ma:contentTypeName="Document" ma:contentTypeID="0x01010021A59588BC0053418FC88F40861DA871" ma:contentTypeVersion="10" ma:contentTypeDescription="Create a new document." ma:contentTypeScope="" ma:versionID="3673c1cf7550c71788a22a838bb0d9c0">
   <xsd:schema xmlns:xsd="http://www.w3.org/2001/XMLSchema" xmlns:xs="http://www.w3.org/2001/XMLSchema" xmlns:p="http://schemas.microsoft.com/office/2006/metadata/properties" xmlns:ns2="22f4eba5-1bf1-421f-a001-fd7acca9760c" targetNamespace="http://schemas.microsoft.com/office/2006/metadata/properties" ma:root="true" ma:fieldsID="ac330b6bfa0f539d41f40e8181b11b47" ns2:_="">
     <xsd:import namespace="22f4eba5-1bf1-421f-a001-fd7acca9760c"/>
@@ -11583,26 +11488,25 @@
 </ct:contentTypeSchema>
 </file>
 
-<file path=customXml/item2.xml><?xml version="1.0" encoding="utf-8"?>
-<?mso-contentType ?>
-<FormTemplates xmlns="http://schemas.microsoft.com/sharepoint/v3/contenttype/forms">
-  <Display>DocumentLibraryForm</Display>
-  <Edit>DocumentLibraryForm</Edit>
-  <New>DocumentLibraryForm</New>
-</FormTemplates>
-</file>
-
 <file path=customXml/item3.xml><?xml version="1.0" encoding="utf-8"?>
-<b:Sources xmlns:b="http://schemas.openxmlformats.org/officeDocument/2006/bibliography" xmlns="http://schemas.openxmlformats.org/officeDocument/2006/bibliography" SelectedStyle="\APA.XSL" StyleName="APA"/>
-</file>
-
-<file path=customXml/item4.xml><?xml version="1.0" encoding="utf-8"?>
 <p:properties xmlns:p="http://schemas.microsoft.com/office/2006/metadata/properties" xmlns:xsi="http://www.w3.org/2001/XMLSchema-instance" xmlns:pc="http://schemas.microsoft.com/office/infopath/2007/PartnerControls">
   <documentManagement/>
 </p:properties>
 </file>
 
+<file path=customXml/item4.xml><?xml version="1.0" encoding="utf-8"?>
+<b:Sources xmlns:b="http://schemas.openxmlformats.org/officeDocument/2006/bibliography" xmlns="http://schemas.openxmlformats.org/officeDocument/2006/bibliography" SelectedStyle="\APA.XSL" StyleName="APA"/>
+</file>
+
 <file path=customXml/itemProps1.xml><?xml version="1.0" encoding="utf-8"?>
+<ds:datastoreItem xmlns:ds="http://schemas.openxmlformats.org/officeDocument/2006/customXml" ds:itemID="{56C44748-5791-4773-80AF-F953C3055353}">
+  <ds:schemaRefs>
+    <ds:schemaRef ds:uri="http://schemas.microsoft.com/sharepoint/v3/contenttype/forms"/>
+  </ds:schemaRefs>
+</ds:datastoreItem>
+</file>
+
+<file path=customXml/itemProps2.xml><?xml version="1.0" encoding="utf-8"?>
 <ds:datastoreItem xmlns:ds="http://schemas.openxmlformats.org/officeDocument/2006/customXml" ds:itemID="{65E5B5D4-677A-455F-8552-96943537CE77}">
   <ds:schemaRefs>
     <ds:schemaRef ds:uri="http://schemas.microsoft.com/office/2006/metadata/contentType"/>
@@ -11620,27 +11524,19 @@
 </ds:datastoreItem>
 </file>
 
-<file path=customXml/itemProps2.xml><?xml version="1.0" encoding="utf-8"?>
-<ds:datastoreItem xmlns:ds="http://schemas.openxmlformats.org/officeDocument/2006/customXml" ds:itemID="{56C44748-5791-4773-80AF-F953C3055353}">
-  <ds:schemaRefs>
-    <ds:schemaRef ds:uri="http://schemas.microsoft.com/sharepoint/v3/contenttype/forms"/>
-  </ds:schemaRefs>
-</ds:datastoreItem>
-</file>
-
 <file path=customXml/itemProps3.xml><?xml version="1.0" encoding="utf-8"?>
-<ds:datastoreItem xmlns:ds="http://schemas.openxmlformats.org/officeDocument/2006/customXml" ds:itemID="{1005C12F-91E2-4418-9BE0-1D62D5B3DE1C}">
-  <ds:schemaRefs>
-    <ds:schemaRef ds:uri="http://schemas.openxmlformats.org/officeDocument/2006/bibliography"/>
-  </ds:schemaRefs>
-</ds:datastoreItem>
-</file>
-
-<file path=customXml/itemProps4.xml><?xml version="1.0" encoding="utf-8"?>
 <ds:datastoreItem xmlns:ds="http://schemas.openxmlformats.org/officeDocument/2006/customXml" ds:itemID="{279A32A1-94B8-4C38-AF26-42DBFF0B0D86}">
   <ds:schemaRefs>
     <ds:schemaRef ds:uri="http://schemas.microsoft.com/office/2006/metadata/properties"/>
     <ds:schemaRef ds:uri="http://schemas.microsoft.com/office/infopath/2007/PartnerControls"/>
   </ds:schemaRefs>
 </ds:datastoreItem>
+</file>
+
+<file path=customXml/itemProps4.xml><?xml version="1.0" encoding="utf-8"?>
+<ds:datastoreItem xmlns:ds="http://schemas.openxmlformats.org/officeDocument/2006/customXml" ds:itemID="{1005C12F-91E2-4418-9BE0-1D62D5B3DE1C}">
+  <ds:schemaRefs>
+    <ds:schemaRef ds:uri="http://schemas.openxmlformats.org/officeDocument/2006/bibliography"/>
+  </ds:schemaRefs>
+</ds:datastoreItem>
 </file>
--- a/documentation.docx
+++ b/documentation.docx
@@ -415,7 +415,7 @@
           </mc:Choice>
           <mc:Fallback>
             <w:pict>
-              <v:group w14:anchorId="6CA10F25" id="Group 5" o:spid="_x0000_s1026" style="width:68.5pt;height:110pt;mso-position-horizontal-relative:char;mso-position-vertical-relative:line" coordsize="6762,16097" o:gfxdata="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">
+              <v:group w14:anchorId="4FE2E0DD" id="Group 5" o:spid="_x0000_s1026" style="width:68.5pt;height:110pt;mso-position-horizontal-relative:char;mso-position-vertical-relative:line" coordsize="6762,16097" o:gfxdata="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">
                 <v:line id="Straight Connector 2" o:spid="_x0000_s1027" style="position:absolute;visibility:visible;mso-wrap-style:square" from="3333,0" to="3333,16097" o:connectortype="straight" o:gfxdata="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" strokecolor="black [3200]" strokeweight="2.5pt">
                   <v:stroke joinstyle="miter"/>
                 </v:line>
@@ -1074,7 +1074,7 @@
           <w:noProof/>
           <w:szCs w:val="24"/>
         </w:rPr>
-        <w:t>10/06/2026</w:t>
+        <w:t>11/06/2026</w:t>
       </w:r>
       <w:r>
         <w:rPr>
@@ -3043,7 +3043,7 @@
         <w:rPr>
           <w:color w:val="000000" w:themeColor="text1"/>
         </w:rPr>
-        <w:t>Manual fine calculation can create mistakes.</w:t>
+        <w:t>No centralized system for fine management.</w:t>
       </w:r>
     </w:p>
     <w:p>
@@ -3063,7 +3063,7 @@
         <w:rPr>
           <w:color w:val="000000" w:themeColor="text1"/>
         </w:rPr>
-        <w:t>Report generation is slow and inefficient.</w:t>
+        <w:t>Manual fine calculation can create mistakes.</w:t>
       </w:r>
     </w:p>
     <w:p>
@@ -3083,7 +3083,7 @@
         <w:rPr>
           <w:color w:val="000000" w:themeColor="text1"/>
         </w:rPr>
-        <w:t>No centralized system for fine management.</w:t>
+        <w:t>Report generation is slow and inefficient.</w:t>
       </w:r>
     </w:p>
     <w:p>
@@ -4802,7 +4802,15 @@
         <w:t xml:space="preserve">he student fine management system is a simple and effective solution that makes the process of handling student fines faster, easier, and more reliable for educational institutions. </w:t>
       </w:r>
       <w:r>
-        <w:t>The system can also generate reports easily, making administrative work more effective and organized. The project reduces manual work and saves time for administrators by allowing the to add, update, search, and manage student fine records quickly and accurately.</w:t>
+        <w:t xml:space="preserve">The system can also generate reports easily, making administrative work more effective and organized. The project reduces manual work and saves time for administrators by allowing </w:t>
+      </w:r>
+      <w:proofErr w:type="spellStart"/>
+      <w:r>
+        <w:t>the</w:t>
+      </w:r>
+      <w:proofErr w:type="spellEnd"/>
+      <w:r>
+        <w:t xml:space="preserve"> to add, update, search, and manage student fine records quickly and accurately.</w:t>
       </w:r>
     </w:p>
     <w:p>
@@ -10491,10 +10499,12 @@
   </w:compat>
   <w:rsids>
     <w:rsidRoot w:val="001B1BB0"/>
+    <w:rsid w:val="00015EA7"/>
     <w:rsid w:val="000F3C26"/>
     <w:rsid w:val="001300FF"/>
     <w:rsid w:val="00134B49"/>
     <w:rsid w:val="001B1BB0"/>
+    <w:rsid w:val="001D2683"/>
     <w:rsid w:val="002B5927"/>
     <w:rsid w:val="0035202E"/>
     <w:rsid w:val="003C005B"/>
@@ -10509,12 +10519,14 @@
     <w:rsid w:val="006D036D"/>
     <w:rsid w:val="007018A3"/>
     <w:rsid w:val="00743365"/>
+    <w:rsid w:val="00785DDD"/>
     <w:rsid w:val="007952A4"/>
     <w:rsid w:val="00911E99"/>
     <w:rsid w:val="00A85403"/>
     <w:rsid w:val="00B53714"/>
     <w:rsid w:val="00C22C82"/>
     <w:rsid w:val="00C4473B"/>
+    <w:rsid w:val="00C5249C"/>
     <w:rsid w:val="00C86294"/>
     <w:rsid w:val="00CF6D79"/>
     <w:rsid w:val="00DC7D42"/>
@@ -10984,10 +10996,6 @@
   </w:style>
   <w:style w:type="paragraph" w:customStyle="1" w:styleId="272C1A22B7244BE3AEDB1C3778ACA723">
     <w:name w:val="272C1A22B7244BE3AEDB1C3778ACA723"/>
-    <w:rsid w:val="001B1BB0"/>
-  </w:style>
-  <w:style w:type="paragraph" w:customStyle="1" w:styleId="B60308EA4A03407396F90736BAE58D5C">
-    <w:name w:val="B60308EA4A03407396F90736BAE58D5C"/>
     <w:rsid w:val="001B1BB0"/>
   </w:style>
 </w:styles>

--- a/documentation.docx
+++ b/documentation.docx
@@ -415,7 +415,7 @@
           </mc:Choice>
           <mc:Fallback>
             <w:pict>
-              <v:group w14:anchorId="4FE2E0DD" id="Group 5" o:spid="_x0000_s1026" style="width:68.5pt;height:110pt;mso-position-horizontal-relative:char;mso-position-vertical-relative:line" coordsize="6762,16097" o:gfxdata="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">
+              <v:group w14:anchorId="06E42B49" id="Group 5" o:spid="_x0000_s1026" style="width:68.5pt;height:110pt;mso-position-horizontal-relative:char;mso-position-vertical-relative:line" coordsize="6762,16097" o:gfxdata="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">
                 <v:line id="Straight Connector 2" o:spid="_x0000_s1027" style="position:absolute;visibility:visible;mso-wrap-style:square" from="3333,0" to="3333,16097" o:connectortype="straight" o:gfxdata="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" strokecolor="black [3200]" strokeweight="2.5pt">
                   <v:stroke joinstyle="miter"/>
                 </v:line>
@@ -1074,7 +1074,7 @@
           <w:noProof/>
           <w:szCs w:val="24"/>
         </w:rPr>
-        <w:t>11/06/2026</w:t>
+        <w:t>15/06/2026</w:t>
       </w:r>
       <w:r>
         <w:rPr>
@@ -10503,6 +10503,7 @@
     <w:rsid w:val="000F3C26"/>
     <w:rsid w:val="001300FF"/>
     <w:rsid w:val="00134B49"/>
+    <w:rsid w:val="00190906"/>
     <w:rsid w:val="001B1BB0"/>
     <w:rsid w:val="001D2683"/>
     <w:rsid w:val="002B5927"/>
@@ -10529,6 +10530,7 @@
     <w:rsid w:val="00C5249C"/>
     <w:rsid w:val="00C86294"/>
     <w:rsid w:val="00CF6D79"/>
+    <w:rsid w:val="00DB5872"/>
     <w:rsid w:val="00DC7D42"/>
     <w:rsid w:val="00DD3B45"/>
     <w:rsid w:val="00DF390D"/>
@@ -11304,15 +11306,6 @@
 </file>
 
 <file path=customXml/item1.xml><?xml version="1.0" encoding="utf-8"?>
-<?mso-contentType ?>
-<FormTemplates xmlns="http://schemas.microsoft.com/sharepoint/v3/contenttype/forms">
-  <Display>DocumentLibraryForm</Display>
-  <Edit>DocumentLibraryForm</Edit>
-  <New>DocumentLibraryForm</New>
-</FormTemplates>
-</file>
-
-<file path=customXml/item2.xml><?xml version="1.0" encoding="utf-8"?>
 <ct:contentTypeSchema xmlns:ct="http://schemas.microsoft.com/office/2006/metadata/contentType" xmlns:ma="http://schemas.microsoft.com/office/2006/metadata/properties/metaAttributes" ct:_="" ma:_="" ma:contentTypeName="Document" ma:contentTypeID="0x01010021A59588BC0053418FC88F40861DA871" ma:contentTypeVersion="10" ma:contentTypeDescription="Create a new document." ma:contentTypeScope="" ma:versionID="3673c1cf7550c71788a22a838bb0d9c0">
   <xsd:schema xmlns:xsd="http://www.w3.org/2001/XMLSchema" xmlns:xs="http://www.w3.org/2001/XMLSchema" xmlns:p="http://schemas.microsoft.com/office/2006/metadata/properties" xmlns:ns2="22f4eba5-1bf1-421f-a001-fd7acca9760c" targetNamespace="http://schemas.microsoft.com/office/2006/metadata/properties" ma:root="true" ma:fieldsID="ac330b6bfa0f539d41f40e8181b11b47" ns2:_="">
     <xsd:import namespace="22f4eba5-1bf1-421f-a001-fd7acca9760c"/>
@@ -11496,25 +11489,26 @@
 </ct:contentTypeSchema>
 </file>
 
+<file path=customXml/item2.xml><?xml version="1.0" encoding="utf-8"?>
+<?mso-contentType ?>
+<FormTemplates xmlns="http://schemas.microsoft.com/sharepoint/v3/contenttype/forms">
+  <Display>DocumentLibraryForm</Display>
+  <Edit>DocumentLibraryForm</Edit>
+  <New>DocumentLibraryForm</New>
+</FormTemplates>
+</file>
+
 <file path=customXml/item3.xml><?xml version="1.0" encoding="utf-8"?>
+<b:Sources xmlns:b="http://schemas.openxmlformats.org/officeDocument/2006/bibliography" xmlns="http://schemas.openxmlformats.org/officeDocument/2006/bibliography" SelectedStyle="\APA.XSL" StyleName="APA"/>
+</file>
+
+<file path=customXml/item4.xml><?xml version="1.0" encoding="utf-8"?>
 <p:properties xmlns:p="http://schemas.microsoft.com/office/2006/metadata/properties" xmlns:xsi="http://www.w3.org/2001/XMLSchema-instance" xmlns:pc="http://schemas.microsoft.com/office/infopath/2007/PartnerControls">
   <documentManagement/>
 </p:properties>
 </file>
 
-<file path=customXml/item4.xml><?xml version="1.0" encoding="utf-8"?>
-<b:Sources xmlns:b="http://schemas.openxmlformats.org/officeDocument/2006/bibliography" xmlns="http://schemas.openxmlformats.org/officeDocument/2006/bibliography" SelectedStyle="\APA.XSL" StyleName="APA"/>
-</file>
-
 <file path=customXml/itemProps1.xml><?xml version="1.0" encoding="utf-8"?>
-<ds:datastoreItem xmlns:ds="http://schemas.openxmlformats.org/officeDocument/2006/customXml" ds:itemID="{56C44748-5791-4773-80AF-F953C3055353}">
-  <ds:schemaRefs>
-    <ds:schemaRef ds:uri="http://schemas.microsoft.com/sharepoint/v3/contenttype/forms"/>
-  </ds:schemaRefs>
-</ds:datastoreItem>
-</file>
-
-<file path=customXml/itemProps2.xml><?xml version="1.0" encoding="utf-8"?>
 <ds:datastoreItem xmlns:ds="http://schemas.openxmlformats.org/officeDocument/2006/customXml" ds:itemID="{65E5B5D4-677A-455F-8552-96943537CE77}">
   <ds:schemaRefs>
     <ds:schemaRef ds:uri="http://schemas.microsoft.com/office/2006/metadata/contentType"/>
@@ -11532,19 +11526,27 @@
 </ds:datastoreItem>
 </file>
 
+<file path=customXml/itemProps2.xml><?xml version="1.0" encoding="utf-8"?>
+<ds:datastoreItem xmlns:ds="http://schemas.openxmlformats.org/officeDocument/2006/customXml" ds:itemID="{56C44748-5791-4773-80AF-F953C3055353}">
+  <ds:schemaRefs>
+    <ds:schemaRef ds:uri="http://schemas.microsoft.com/sharepoint/v3/contenttype/forms"/>
+  </ds:schemaRefs>
+</ds:datastoreItem>
+</file>
+
 <file path=customXml/itemProps3.xml><?xml version="1.0" encoding="utf-8"?>
+<ds:datastoreItem xmlns:ds="http://schemas.openxmlformats.org/officeDocument/2006/customXml" ds:itemID="{1005C12F-91E2-4418-9BE0-1D62D5B3DE1C}">
+  <ds:schemaRefs>
+    <ds:schemaRef ds:uri="http://schemas.openxmlformats.org/officeDocument/2006/bibliography"/>
+  </ds:schemaRefs>
+</ds:datastoreItem>
+</file>
+
+<file path=customXml/itemProps4.xml><?xml version="1.0" encoding="utf-8"?>
 <ds:datastoreItem xmlns:ds="http://schemas.openxmlformats.org/officeDocument/2006/customXml" ds:itemID="{279A32A1-94B8-4C38-AF26-42DBFF0B0D86}">
   <ds:schemaRefs>
     <ds:schemaRef ds:uri="http://schemas.microsoft.com/office/2006/metadata/properties"/>
     <ds:schemaRef ds:uri="http://schemas.microsoft.com/office/infopath/2007/PartnerControls"/>
   </ds:schemaRefs>
 </ds:datastoreItem>
-</file>
-
-<file path=customXml/itemProps4.xml><?xml version="1.0" encoding="utf-8"?>
-<ds:datastoreItem xmlns:ds="http://schemas.openxmlformats.org/officeDocument/2006/customXml" ds:itemID="{1005C12F-91E2-4418-9BE0-1D62D5B3DE1C}">
-  <ds:schemaRefs>
-    <ds:schemaRef ds:uri="http://schemas.openxmlformats.org/officeDocument/2006/bibliography"/>
-  </ds:schemaRefs>
-</ds:datastoreItem>
 </file>
--- a/documentation.docx
+++ b/documentation.docx
@@ -1,6 +1,6 @@
 
 <file path=word/document.xml><?xml version="1.0" encoding="utf-8"?>
-<w:document xmlns:wpc="http://schemas.microsoft.com/office/word/2010/wordprocessingCanvas" xmlns:cx="http://schemas.microsoft.com/office/drawing/2014/chartex" xmlns:cx1="http://schemas.microsoft.com/office/drawing/2015/9/8/chartex" xmlns:cx2="http://schemas.microsoft.com/office/drawing/2015/10/21/chartex" xmlns:cx3="http://schemas.microsoft.com/office/drawing/2016/5/9/chartex" xmlns:cx4="http://schemas.microsoft.com/office/drawing/2016/5/10/chartex" xmlns:cx5="http://schemas.microsoft.com/office/drawing/2016/5/11/chartex" xmlns:cx6="http://schemas.microsoft.com/office/drawing/2016/5/12/chartex" xmlns:cx7="http://schemas.microsoft.com/office/drawing/2016/5/13/chartex" xmlns:cx8="http://schemas.microsoft.com/office/drawing/2016/5/14/chartex" xmlns:mc="http://schemas.openxmlformats.org/markup-compatibility/2006" xmlns:aink="http://schemas.microsoft.com/office/drawing/2016/ink" xmlns:am3d="http://schemas.microsoft.com/office/drawing/2017/model3d" xmlns:o="urn:schemas-microsoft-com:office:office" xmlns:oel="http://schemas.microsoft.com/office/2019/extlst" xmlns:r="http://schemas.openxmlformats.org/officeDocument/2006/relationships" xmlns:m="http://schemas.openxmlformats.org/officeDocument/2006/math" xmlns:v="urn:schemas-microsoft-com:vml" xmlns:wp14="http://schemas.microsoft.com/office/word/2010/wordprocessingDrawing" xmlns:wp="http://schemas.openxmlformats.org/drawingml/2006/wordprocessingDrawing" xmlns:w10="urn:schemas-microsoft-com:office:word" xmlns:w="http://schemas.openxmlformats.org/wordprocessingml/2006/main" xmlns:w14="http://schemas.microsoft.com/office/word/2010/wordml" xmlns:w15="http://schemas.microsoft.com/office/word/2012/wordml" xmlns:w16cex="http://schemas.microsoft.com/office/word/2018/wordml/cex" xmlns:w16cid="http://schemas.microsoft.com/office/word/2016/wordml/cid" xmlns:w16="http://schemas.microsoft.com/office/word/2018/wordml" xmlns:w16du="http://schemas.microsoft.com/office/word/2023/wordml/word16du" xmlns:w16sdtdh="http://schemas.microsoft.com/office/word/2020/wordml/sdtdatahash" xmlns:w16sdtfl="http://schemas.microsoft.com/office/word/2024/wordml/sdtformatlock" xmlns:w16se="http://schemas.microsoft.com/office/word/2015/wordml/symex" xmlns:wpg="http://schemas.microsoft.com/office/word/2010/wordprocessingGroup" xmlns:wpi="http://schemas.microsoft.com/office/word/2010/wordprocessingInk" xmlns:wne="http://schemas.microsoft.com/office/word/2006/wordml" xmlns:wps="http://schemas.microsoft.com/office/word/2010/wordprocessingShape" mc:Ignorable="w14 w15 w16se w16cid w16 w16cex w16sdtdh w16sdtfl w16du wp14">
+<w:document xmlns:wpc="http://schemas.microsoft.com/office/word/2010/wordprocessingCanvas" xmlns:mc="http://schemas.openxmlformats.org/markup-compatibility/2006" xmlns:o="urn:schemas-microsoft-com:office:office" xmlns:r="http://schemas.openxmlformats.org/officeDocument/2006/relationships" xmlns:m="http://schemas.openxmlformats.org/officeDocument/2006/math" xmlns:v="urn:schemas-microsoft-com:vml" xmlns:wp14="http://schemas.microsoft.com/office/word/2010/wordprocessingDrawing" xmlns:wp="http://schemas.openxmlformats.org/drawingml/2006/wordprocessingDrawing" xmlns:w10="urn:schemas-microsoft-com:office:word" xmlns:w="http://schemas.openxmlformats.org/wordprocessingml/2006/main" xmlns:w14="http://schemas.microsoft.com/office/word/2010/wordml" xmlns:wpg="http://schemas.microsoft.com/office/word/2010/wordprocessingGroup" xmlns:wpi="http://schemas.microsoft.com/office/word/2010/wordprocessingInk" xmlns:wne="http://schemas.microsoft.com/office/word/2006/wordml" xmlns:wps="http://schemas.microsoft.com/office/word/2010/wordprocessingShape" mc:Ignorable="w14 wp14">
   <w:body>
     <w:p>
       <w:pPr>
@@ -74,11 +74,11 @@
                     <pic:cNvPicPr/>
                   </pic:nvPicPr>
                   <pic:blipFill>
-                    <a:blip r:embed="rId11">
+                    <a:blip r:embed="rId12">
                       <a:extLst>
                         <a:ext uri="{BEBA8EAE-BF5A-486C-A8C5-ECC9F3942E4B}">
                           <a14:imgProps xmlns:a14="http://schemas.microsoft.com/office/drawing/2010/main">
-                            <a14:imgLayer r:embed="rId12">
+                            <a14:imgLayer r:embed="rId13">
                               <a14:imgEffect>
                                 <a14:saturation sat="0"/>
                               </a14:imgEffect>
@@ -145,7 +145,6 @@
           <w:szCs w:val="28"/>
         </w:rPr>
       </w:pPr>
-      <w:proofErr w:type="spellStart"/>
       <w:r>
         <w:rPr>
           <w:rFonts w:cs="Times New Roman"/>
@@ -154,18 +153,7 @@
           <w:sz w:val="28"/>
           <w:szCs w:val="28"/>
         </w:rPr>
-        <w:t>Simalchaur</w:t>
-      </w:r>
-      <w:proofErr w:type="spellEnd"/>
-      <w:r>
-        <w:rPr>
-          <w:rFonts w:cs="Times New Roman"/>
-          <w:b/>
-          <w:bCs/>
-          <w:sz w:val="28"/>
-          <w:szCs w:val="28"/>
-        </w:rPr>
-        <w:t>, Pokhara</w:t>
+        <w:t>Simalchaur, Pokhara</w:t>
       </w:r>
       <w:r>
         <w:rPr>
@@ -259,6 +247,7 @@
           <w:dataBinding w:prefixMappings="xmlns:ns0='http://purl.org/dc/elements/1.1/' xmlns:ns1='http://schemas.openxmlformats.org/package/2006/metadata/core-properties' " w:xpath="/ns1:coreProperties[1]/ns0:title[1]" w:storeItemID="{6C3C8BC8-F283-45AE-878A-BAB7291924A1}"/>
           <w:text/>
         </w:sdtPr>
+        <w:sdtEndPr/>
         <w:sdtContent>
           <w:r>
             <w:rPr>
@@ -413,7 +402,7 @@
               </wp:inline>
             </w:drawing>
           </mc:Choice>
-          <mc:Fallback>
+          <mc:Fallback xmlns:w16se="http://schemas.microsoft.com/office/word/2015/wordml/symex" xmlns:w16sdtfl="http://schemas.microsoft.com/office/word/2024/wordml/sdtformatlock" xmlns:w16sdtdh="http://schemas.microsoft.com/office/word/2020/wordml/sdtdatahash" xmlns:w16du="http://schemas.microsoft.com/office/word/2023/wordml/word16du" xmlns:w16="http://schemas.microsoft.com/office/word/2018/wordml" xmlns:w16cid="http://schemas.microsoft.com/office/word/2016/wordml/cid" xmlns:w16cex="http://schemas.microsoft.com/office/word/2018/wordml/cex" xmlns:w15="http://schemas.microsoft.com/office/word/2012/wordml" xmlns:oel="http://schemas.microsoft.com/office/2019/extlst" xmlns:am3d="http://schemas.microsoft.com/office/drawing/2017/model3d" xmlns:aink="http://schemas.microsoft.com/office/drawing/2016/ink" xmlns:cx8="http://schemas.microsoft.com/office/drawing/2016/5/14/chartex" xmlns:cx7="http://schemas.microsoft.com/office/drawing/2016/5/13/chartex" xmlns:cx6="http://schemas.microsoft.com/office/drawing/2016/5/12/chartex" xmlns:cx5="http://schemas.microsoft.com/office/drawing/2016/5/11/chartex" xmlns:cx4="http://schemas.microsoft.com/office/drawing/2016/5/10/chartex" xmlns:cx3="http://schemas.microsoft.com/office/drawing/2016/5/9/chartex" xmlns:cx2="http://schemas.microsoft.com/office/drawing/2015/10/21/chartex" xmlns:cx1="http://schemas.microsoft.com/office/drawing/2015/9/8/chartex" xmlns:cx="http://schemas.microsoft.com/office/drawing/2014/chartex">
             <w:pict>
               <v:group w14:anchorId="06E42B49" id="Group 5" o:spid="_x0000_s1026" style="width:68.5pt;height:110pt;mso-position-horizontal-relative:char;mso-position-vertical-relative:line" coordsize="6762,16097" o:gfxdata="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">
                 <v:line id="Straight Connector 2" o:spid="_x0000_s1027" style="position:absolute;visibility:visible;mso-wrap-style:square" from="3333,0" to="3333,16097" o:connectortype="straight" o:gfxdata="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" strokecolor="black [3200]" strokeweight="2.5pt">
@@ -463,21 +452,7 @@
         <w:rPr>
           <w:rFonts w:cs="Times New Roman"/>
         </w:rPr>
-        <w:t xml:space="preserve">Bachelor of Computer </w:t>
-      </w:r>
-      <w:proofErr w:type="gramStart"/>
-      <w:r>
-        <w:rPr>
-          <w:rFonts w:cs="Times New Roman"/>
-        </w:rPr>
-        <w:t>Application(</w:t>
-      </w:r>
-      <w:proofErr w:type="gramEnd"/>
-      <w:r>
-        <w:rPr>
-          <w:rFonts w:cs="Times New Roman"/>
-        </w:rPr>
-        <w:t>BCA) Program</w:t>
+        <w:t>Bachelor of Computer Application(BCA) Program</w:t>
       </w:r>
     </w:p>
     <w:p>
@@ -1074,7 +1049,7 @@
           <w:noProof/>
           <w:szCs w:val="24"/>
         </w:rPr>
-        <w:t>15/06/2026</w:t>
+        <w:t>17/06/2026</w:t>
       </w:r>
       <w:r>
         <w:rPr>
@@ -1085,6 +1060,8 @@
         </w:rPr>
         <w:fldChar w:fldCharType="end"/>
       </w:r>
+      <w:bookmarkStart w:id="3" w:name="_GoBack"/>
+      <w:bookmarkEnd w:id="3"/>
     </w:p>
     <w:p>
       <w:pPr>
@@ -1273,7 +1250,6 @@
           <w:b/>
           <w:szCs w:val="24"/>
         </w:rPr>
-        <w:lastRenderedPageBreak/>
         <w:t>TABLE OF CONTENT</w:t>
       </w:r>
     </w:p>
@@ -2516,15 +2492,14 @@
         <w:spacing w:before="0" w:after="0" w:line="360" w:lineRule="auto"/>
         <w:jc w:val="both"/>
       </w:pPr>
-      <w:bookmarkStart w:id="3" w:name="_Toc229566093"/>
-      <w:r>
-        <w:lastRenderedPageBreak/>
+      <w:bookmarkStart w:id="4" w:name="_Toc229566093"/>
+      <w:r>
         <w:t>1.</w:t>
       </w:r>
       <w:r>
         <w:t>Introduction</w:t>
       </w:r>
-      <w:bookmarkEnd w:id="3"/>
+      <w:bookmarkEnd w:id="4"/>
     </w:p>
     <w:p>
       <w:pPr>
@@ -2532,15 +2507,7 @@
         <w:jc w:val="both"/>
       </w:pPr>
       <w:r>
-        <w:t xml:space="preserve">Student Fine Management system is a software project used to manage student fines in school/colleges and other many educational institutions. It helps to keep records of </w:t>
-      </w:r>
-      <w:proofErr w:type="gramStart"/>
-      <w:r>
-        <w:t>fines ,</w:t>
-      </w:r>
-      <w:proofErr w:type="gramEnd"/>
-      <w:r>
-        <w:t xml:space="preserve"> Payments and student details in an easy and organised way. The system reduces manual work, save times, and improve accuracy in maintain fine records. It is useful for tracking paid and unpaid fines efficiently. In many i</w:t>
+        <w:t>Student Fine Management system is a software project used to manage student fines in school/colleges and other many educational institutions. It helps to keep records of fines , Payments and student details in an easy and organised way. The system reduces manual work, save times, and improve accuracy in maintain fine records. It is useful for tracking paid and unpaid fines efficiently. In many i</w:t>
       </w:r>
       <w:r>
         <w:t xml:space="preserve">nstitutions fines are imposed on </w:t>
@@ -2549,15 +2516,7 @@
         <w:t>students</w:t>
       </w:r>
       <w:r>
-        <w:t xml:space="preserve"> for various reasons such as late payment of fees, library book delays, breaking institutional rules, or failure to submit assignments on time. These fines records are maintained manually in registers or paper files which is a </w:t>
-      </w:r>
-      <w:proofErr w:type="gramStart"/>
-      <w:r>
-        <w:t>time consuming</w:t>
-      </w:r>
-      <w:proofErr w:type="gramEnd"/>
-      <w:r>
-        <w:t xml:space="preserve"> process. The student fine management system provides a digital platform where administrators can easily manage all fine related activities. The system allows the admin to store student information, add new fine record, update payment status, search student details, and generate reports whenever required. By using this system, educational institutions can reduce paper work and improve the accuracy and efficiency of fine management</w:t>
+        <w:t xml:space="preserve"> for various reasons such as late payment of fees, library book delays, breaking institutional rules, or failure to submit assignments on time. These fines records are maintained manually in registers or paper files which is a time consuming process. The student fine management system provides a digital platform where administrators can easily manage all fine related activities. The system allows the admin to store student information, add new fine record, update payment status, search student details, and generate reports whenever required. By using this system, educational institutions can reduce paper work and improve the accuracy and efficiency of fine management</w:t>
       </w:r>
       <w:r>
         <w:t>.</w:t>
@@ -2569,39 +2528,7 @@
         <w:jc w:val="both"/>
       </w:pPr>
       <w:r>
-        <w:t xml:space="preserve">The system is designed in a simple and </w:t>
-      </w:r>
-      <w:proofErr w:type="gramStart"/>
-      <w:r>
-        <w:t>user friendly</w:t>
-      </w:r>
-      <w:proofErr w:type="gramEnd"/>
-      <w:r>
-        <w:t xml:space="preserve"> manner so that it can be easily used by administrative staff without requiring advance technical knowledge. Each student is assigned a unique identification number through which </w:t>
-      </w:r>
-      <w:proofErr w:type="gramStart"/>
-      <w:r>
-        <w:t>there</w:t>
-      </w:r>
-      <w:proofErr w:type="gramEnd"/>
-      <w:r>
-        <w:t xml:space="preserve"> fine details can be accessed quickly. The system also helps maintain transparency because students </w:t>
-      </w:r>
-      <w:proofErr w:type="gramStart"/>
-      <w:r>
-        <w:t>fines</w:t>
-      </w:r>
-      <w:proofErr w:type="gramEnd"/>
-      <w:r>
-        <w:t xml:space="preserve"> record can be stored systematically whenever necessary. The student fine management system generally </w:t>
-      </w:r>
-      <w:proofErr w:type="gramStart"/>
-      <w:r>
-        <w:t>consist</w:t>
-      </w:r>
-      <w:proofErr w:type="gramEnd"/>
-      <w:r>
-        <w:t xml:space="preserve"> of different modules such as student management, fine management, payment management. The student Management module stores basic student details such as name, roll no, class and contact information. The fine management module records the type of fine, amount, date and reason of the file. The payment management module keeps track of whether the fine has been paid or not. The report module helps generate summarizes of collected fines and pending dues. </w:t>
+        <w:t xml:space="preserve">The system is designed in a simple and user friendly manner so that it can be easily used by administrative staff without requiring advance technical knowledge. Each student is assigned a unique identification number through which there fine details can be accessed quickly. The system also helps maintain transparency because students fines record can be stored systematically whenever necessary. The student fine management system generally consist of different modules such as student management, fine management, payment management. The student Management module stores basic student details such as name, roll no, class and contact information. The fine management module records the type of fine, amount, date and reason of the file. The payment management module keeps track of whether the fine has been paid or not. The report module helps generate summarizes of collected fines and pending dues. </w:t>
       </w:r>
     </w:p>
     <w:p>
@@ -2619,11 +2546,7 @@
         <w:t>e</w:t>
       </w:r>
       <w:r>
-        <w:t xml:space="preserve">d </w:t>
-      </w:r>
-      <w:r>
-        <w:lastRenderedPageBreak/>
-        <w:t>fines and pending dues becomes challenging in a manual system. Therefore, there is a need for an automated and computerized system that can manage student fine records accurately and efficiently.</w:t>
+        <w:t>d fines and pending dues becomes challenging in a manual system. Therefore, there is a need for an automated and computerized system that can manage student fine records accurately and efficiently.</w:t>
       </w:r>
     </w:p>
     <w:p>
@@ -2632,33 +2555,7 @@
         <w:jc w:val="both"/>
       </w:pPr>
       <w:r>
-        <w:t xml:space="preserve">The student fine management system is </w:t>
-      </w:r>
-      <w:proofErr w:type="gramStart"/>
-      <w:r>
-        <w:t>develop</w:t>
-      </w:r>
-      <w:proofErr w:type="gramEnd"/>
-      <w:r>
-        <w:t xml:space="preserve"> with the objective of simplifying the fine management process and improving administrative efficacy.  The system stores all information in a data base, which allows easy retrieval and modification of records. Each student is assigned a unique identification number or roll no, making it easier to access </w:t>
-      </w:r>
-      <w:proofErr w:type="spellStart"/>
-      <w:r>
-        <w:t>there</w:t>
-      </w:r>
-      <w:proofErr w:type="spellEnd"/>
-      <w:r>
-        <w:t xml:space="preserve"> fie details quickly. Administrators can also keep track of paid and unpaid fines, which helps maintain transparency and accountability with in </w:t>
-      </w:r>
-      <w:proofErr w:type="spellStart"/>
-      <w:proofErr w:type="gramStart"/>
-      <w:r>
-        <w:t>a</w:t>
-      </w:r>
-      <w:proofErr w:type="spellEnd"/>
-      <w:proofErr w:type="gramEnd"/>
-      <w:r>
-        <w:t xml:space="preserve"> institution.</w:t>
+        <w:t>The student fine management system is develop with the objective of simplifying the fine management process and improving administrative efficacy.  The system stores all information in a data base, which allows easy retrieval and modification of records. Each student is assigned a unique identification number or roll no, making it easier to access there fie details quickly. Administrators can also keep track of paid and unpaid fines, which helps maintain transparency and accountability with in a institution.</w:t>
       </w:r>
     </w:p>
     <w:p>
@@ -2670,23 +2567,7 @@
         <w:t>For our project, we divided work between us from the beginning</w:t>
       </w:r>
       <w:r>
-        <w:t xml:space="preserve">. Documentations and coding </w:t>
-      </w:r>
-      <w:proofErr w:type="gramStart"/>
-      <w:r>
-        <w:t>was</w:t>
-      </w:r>
-      <w:proofErr w:type="gramEnd"/>
-      <w:r>
-        <w:t xml:space="preserve"> divided between all of us. Mainly, Gantt chart was sketched and requirement traceability matrix was done by Aastha G.C. similarly, Flowchart and DFD was graphically designed by Shital Thapa. Research about project related information and testing platform and was handled by Arpan Pokhrel. However, each member contributed to the coding and testing of each module and provided </w:t>
-      </w:r>
-      <w:proofErr w:type="gramStart"/>
-      <w:r>
-        <w:t>there</w:t>
-      </w:r>
-      <w:proofErr w:type="gramEnd"/>
-      <w:r>
-        <w:t xml:space="preserve"> variable inputs to improve the system. </w:t>
+        <w:t xml:space="preserve">. Documentations and coding was divided between all of us. Mainly, Gantt chart was sketched and requirement traceability matrix was done by Aastha G.C. similarly, Flowchart and DFD was graphically designed by Shital Thapa. Research about project related information and testing platform and was handled by Arpan Pokhrel. However, each member contributed to the coding and testing of each module and provided there variable inputs to improve the system. </w:t>
       </w:r>
     </w:p>
     <w:p>
@@ -2695,41 +2576,7 @@
         <w:jc w:val="both"/>
       </w:pPr>
       <w:r>
-        <w:t xml:space="preserve">While doing research we knew that </w:t>
-      </w:r>
-      <w:proofErr w:type="spellStart"/>
-      <w:proofErr w:type="gramStart"/>
-      <w:r>
-        <w:t>thee</w:t>
-      </w:r>
-      <w:proofErr w:type="spellEnd"/>
-      <w:proofErr w:type="gramEnd"/>
-      <w:r>
-        <w:t xml:space="preserve"> </w:t>
-      </w:r>
-      <w:proofErr w:type="gramStart"/>
-      <w:r>
-        <w:t>were  many</w:t>
-      </w:r>
-      <w:proofErr w:type="gramEnd"/>
-      <w:r>
-        <w:t xml:space="preserve"> difficulties regarding collection of data, multiple set booking, data was in accurate, adaptation in system according to government policy was difficult while changing. By keeping this </w:t>
-      </w:r>
-      <w:proofErr w:type="gramStart"/>
-      <w:r>
-        <w:t>difficulties</w:t>
-      </w:r>
-      <w:proofErr w:type="gramEnd"/>
-      <w:r>
-        <w:t xml:space="preserve"> we made this system and we were successful to minimize </w:t>
-      </w:r>
-      <w:proofErr w:type="gramStart"/>
-      <w:r>
-        <w:t>this difficulties</w:t>
-      </w:r>
-      <w:proofErr w:type="gramEnd"/>
-      <w:r>
-        <w:t xml:space="preserve"> using C++</w:t>
+        <w:t>While doing research we knew that thee were  many difficulties regarding collection of data, multiple set booking, data was in accurate, adaptation in system according to government policy was difficult while changing. By keeping this difficulties we made this system and we were successful to minimize this difficulties using C++</w:t>
       </w:r>
       <w:r>
         <w:t xml:space="preserve">. </w:t>
@@ -2741,23 +2588,7 @@
         <w:jc w:val="both"/>
       </w:pPr>
       <w:r>
-        <w:t xml:space="preserve">Going digitally is one of the great </w:t>
-      </w:r>
-      <w:proofErr w:type="gramStart"/>
-      <w:r>
-        <w:t>idea</w:t>
-      </w:r>
-      <w:proofErr w:type="gramEnd"/>
-      <w:r>
-        <w:t xml:space="preserve"> in this time period because each and every thing has been digitalized and many of the work pressures will be overcome, work will be much faster and we will be able to find each and every thing in much more efficient way. We will be able to deliver better experience for our customers. Analysing of data will be much </w:t>
-      </w:r>
-      <w:proofErr w:type="gramStart"/>
-      <w:r>
-        <w:t>more easier</w:t>
-      </w:r>
-      <w:proofErr w:type="gramEnd"/>
-      <w:r>
-        <w:t>, so going digitally is best method.</w:t>
+        <w:t>Going digitally is one of the great idea in this time period because each and every thing has been digitalized and many of the work pressures will be overcome, work will be much faster and we will be able to find each and every thing in much more efficient way. We will be able to deliver better experience for our customers. Analysing of data will be much more easier, so going digitally is best method.</w:t>
       </w:r>
     </w:p>
     <w:p>
@@ -2834,9 +2665,8 @@
         <w:spacing w:before="0" w:after="0" w:line="360" w:lineRule="auto"/>
         <w:jc w:val="both"/>
       </w:pPr>
-      <w:bookmarkStart w:id="4" w:name="_Toc229566094"/>
-      <w:r>
-        <w:lastRenderedPageBreak/>
+      <w:bookmarkStart w:id="5" w:name="_Toc229566094"/>
+      <w:r>
         <w:t>2.</w:t>
       </w:r>
       <w:r>
@@ -2851,7 +2681,7 @@
       <w:r>
         <w:t>tatement</w:t>
       </w:r>
-      <w:bookmarkEnd w:id="4"/>
+      <w:bookmarkEnd w:id="5"/>
     </w:p>
     <w:p>
       <w:pPr>
@@ -2859,23 +2689,7 @@
         <w:jc w:val="both"/>
       </w:pPr>
       <w:r>
-        <w:t xml:space="preserve">There were many difficulties as this was our first </w:t>
-      </w:r>
-      <w:proofErr w:type="gramStart"/>
-      <w:r>
-        <w:t>programming based</w:t>
-      </w:r>
-      <w:proofErr w:type="gramEnd"/>
-      <w:r>
-        <w:t xml:space="preserve"> project. Although there were many </w:t>
-      </w:r>
-      <w:proofErr w:type="gramStart"/>
-      <w:r>
-        <w:t>problems</w:t>
-      </w:r>
-      <w:proofErr w:type="gramEnd"/>
-      <w:r>
-        <w:t xml:space="preserve"> we were able to solve an implement it on our project.</w:t>
+        <w:t>There were many difficulties as this was our first programming based project. Although there were many problems we were able to solve an implement it on our project.</w:t>
       </w:r>
       <w:r>
         <w:rPr>
@@ -2917,15 +2731,7 @@
         <w:t xml:space="preserve">Data collection, multiple seat booking, data was inaccurate, adaptation in system according to government policy and organizational change were difficult in the existing </w:t>
       </w:r>
       <w:r>
-        <w:t xml:space="preserve">system. </w:t>
-      </w:r>
-      <w:proofErr w:type="gramStart"/>
-      <w:r>
-        <w:t>So</w:t>
-      </w:r>
-      <w:proofErr w:type="gramEnd"/>
-      <w:r>
-        <w:t xml:space="preserve"> to overcome these difficulties our program was intended.</w:t>
+        <w:t>system. So to overcome these difficulties our program was intended.</w:t>
       </w:r>
     </w:p>
     <w:p>
@@ -3069,22 +2875,12 @@
     <w:p>
       <w:pPr>
         <w:pStyle w:val="ListParagraph"/>
-        <w:numPr>
-          <w:ilvl w:val="0"/>
-          <w:numId w:val="18"/>
-        </w:numPr>
         <w:spacing w:line="360" w:lineRule="auto"/>
         <w:jc w:val="both"/>
         <w:rPr>
           <w:color w:val="000000" w:themeColor="text1"/>
         </w:rPr>
       </w:pPr>
-      <w:r>
-        <w:rPr>
-          <w:color w:val="000000" w:themeColor="text1"/>
-        </w:rPr>
-        <w:t>Report generation is slow and inefficient.</w:t>
-      </w:r>
     </w:p>
     <w:p>
       <w:pPr>
@@ -3146,15 +2942,14 @@
         <w:spacing w:before="0" w:after="0" w:line="360" w:lineRule="auto"/>
         <w:jc w:val="both"/>
       </w:pPr>
-      <w:bookmarkStart w:id="5" w:name="_Toc229566095"/>
-      <w:r>
-        <w:lastRenderedPageBreak/>
+      <w:bookmarkStart w:id="6" w:name="_Toc229566095"/>
+      <w:r>
         <w:t>3.</w:t>
       </w:r>
       <w:r>
         <w:t>Objectives</w:t>
       </w:r>
-      <w:bookmarkEnd w:id="5"/>
+      <w:bookmarkEnd w:id="6"/>
     </w:p>
     <w:p>
       <w:pPr>
@@ -3222,54 +3017,8 @@
     <w:p>
       <w:pPr>
         <w:pStyle w:val="ListParagraph"/>
-        <w:numPr>
-          <w:ilvl w:val="0"/>
-          <w:numId w:val="19"/>
-        </w:numPr>
         <w:spacing w:line="360" w:lineRule="auto"/>
       </w:pPr>
-      <w:r>
-        <w:t>To minimize errors in calculation and record keeping.</w:t>
-      </w:r>
-    </w:p>
-    <w:p>
-      <w:pPr>
-        <w:pStyle w:val="ListParagraph"/>
-        <w:numPr>
-          <w:ilvl w:val="0"/>
-          <w:numId w:val="19"/>
-        </w:numPr>
-        <w:spacing w:line="360" w:lineRule="auto"/>
-      </w:pPr>
-      <w:r>
-        <w:t>To provide quick access to student fine details.</w:t>
-      </w:r>
-    </w:p>
-    <w:p>
-      <w:pPr>
-        <w:pStyle w:val="ListParagraph"/>
-        <w:numPr>
-          <w:ilvl w:val="0"/>
-          <w:numId w:val="19"/>
-        </w:numPr>
-        <w:spacing w:line="360" w:lineRule="auto"/>
-      </w:pPr>
-      <w:r>
-        <w:t>To generate reports efficiently when required.</w:t>
-      </w:r>
-    </w:p>
-    <w:p>
-      <w:pPr>
-        <w:pStyle w:val="ListParagraph"/>
-        <w:numPr>
-          <w:ilvl w:val="0"/>
-          <w:numId w:val="19"/>
-        </w:numPr>
-        <w:spacing w:line="360" w:lineRule="auto"/>
-      </w:pPr>
-      <w:r>
-        <w:t xml:space="preserve">To improve transparency and accountability in the system. </w:t>
-      </w:r>
     </w:p>
     <w:p>
       <w:pPr>
@@ -3334,15 +3083,14 @@
         <w:spacing w:before="0" w:after="0" w:line="360" w:lineRule="auto"/>
         <w:jc w:val="both"/>
       </w:pPr>
-      <w:bookmarkStart w:id="6" w:name="_Toc229566096"/>
-      <w:r>
-        <w:lastRenderedPageBreak/>
+      <w:bookmarkStart w:id="7" w:name="_Toc229566096"/>
+      <w:r>
         <w:t>4.</w:t>
       </w:r>
       <w:r>
         <w:t>Background Study</w:t>
       </w:r>
-      <w:bookmarkEnd w:id="6"/>
+      <w:bookmarkEnd w:id="7"/>
     </w:p>
     <w:p>
       <w:pPr>
@@ -3417,23 +3165,7 @@
         <w:t xml:space="preserve"> </w:t>
       </w:r>
       <w:r>
-        <w:t xml:space="preserve">and colleges, fines related to late submissions, rule violations, </w:t>
-      </w:r>
-      <w:proofErr w:type="gramStart"/>
-      <w:r>
-        <w:t>or  library</w:t>
-      </w:r>
-      <w:proofErr w:type="gramEnd"/>
-      <w:r>
-        <w:t xml:space="preserve"> delays are </w:t>
-      </w:r>
-      <w:proofErr w:type="spellStart"/>
-      <w:r>
-        <w:t>sill</w:t>
-      </w:r>
-      <w:proofErr w:type="spellEnd"/>
-      <w:r>
-        <w:t xml:space="preserve"> recorded using paper registers or basic spread sheets. This often leads to errors, data loss, and difficulty in tracking records efficiently.</w:t>
+        <w:t>and colleges, fines related to late submissions, rule violations, or  library delays are sill recorded using paper registers or basic spread sheets. This often leads to errors, data loss, and difficulty in tracking records efficiently.</w:t>
       </w:r>
     </w:p>
     <w:p>
@@ -3463,15 +3195,7 @@
         <w:jc w:val="both"/>
       </w:pPr>
       <w:r>
-        <w:t xml:space="preserve">Research also shows that </w:t>
-      </w:r>
-      <w:proofErr w:type="gramStart"/>
-      <w:r>
-        <w:t>computer based</w:t>
-      </w:r>
-      <w:proofErr w:type="gramEnd"/>
-      <w:r>
-        <w:t xml:space="preserve"> student management systems help in organizing student data, improving accessibility and reducing administrative workload.</w:t>
+        <w:t>Research also shows that computer based student management systems help in organizing student data, improving accessibility and reducing administrative workload.</w:t>
       </w:r>
     </w:p>
     <w:p>
@@ -3522,15 +3246,14 @@
         <w:spacing w:before="0" w:after="0" w:line="360" w:lineRule="auto"/>
         <w:jc w:val="both"/>
       </w:pPr>
-      <w:bookmarkStart w:id="7" w:name="_Toc229566097"/>
-      <w:r>
-        <w:lastRenderedPageBreak/>
+      <w:bookmarkStart w:id="8" w:name="_Toc229566097"/>
+      <w:r>
         <w:t>5.</w:t>
       </w:r>
       <w:r>
         <w:t>Requirement Document</w:t>
       </w:r>
-      <w:bookmarkEnd w:id="7"/>
+      <w:bookmarkEnd w:id="8"/>
     </w:p>
     <w:p>
       <w:pPr>
@@ -3688,7 +3411,6 @@
         </w:rPr>
         <w:t>2.</w:t>
       </w:r>
-      <w:proofErr w:type="gramStart"/>
       <w:r>
         <w:rPr>
           <w:b/>
@@ -3700,15 +3422,7 @@
           <w:b/>
           <w:color w:val="000000" w:themeColor="text1"/>
         </w:rPr>
-        <w:t>Functional</w:t>
-      </w:r>
-      <w:proofErr w:type="gramEnd"/>
-      <w:r>
-        <w:rPr>
-          <w:b/>
-          <w:color w:val="000000" w:themeColor="text1"/>
-        </w:rPr>
-        <w:t xml:space="preserve"> requirements</w:t>
+        <w:t>Functional requirements</w:t>
       </w:r>
     </w:p>
     <w:p>
@@ -3924,6 +3638,7 @@
         <w:ind w:left="1088"/>
       </w:pPr>
     </w:p>
+    <w:p/>
     <w:p>
       <w:pPr>
         <w:pStyle w:val="ListParagraph"/>
@@ -3932,53 +3647,16 @@
     </w:p>
     <w:p>
       <w:pPr>
-        <w:pStyle w:val="ListParagraph"/>
-        <w:ind w:left="1088"/>
-      </w:pPr>
-    </w:p>
-    <w:p/>
-    <w:p>
-      <w:pPr>
-        <w:pStyle w:val="ListParagraph"/>
-        <w:ind w:left="1088"/>
-      </w:pPr>
-    </w:p>
-    <w:p>
-      <w:pPr>
-        <w:pStyle w:val="ListParagraph"/>
-        <w:ind w:left="1088"/>
-      </w:pPr>
-    </w:p>
-    <w:p>
-      <w:pPr>
-        <w:pStyle w:val="ListParagraph"/>
-        <w:ind w:left="1088"/>
-      </w:pPr>
-    </w:p>
-    <w:p>
-      <w:pPr>
-        <w:pStyle w:val="ListParagraph"/>
-        <w:ind w:left="1088"/>
-      </w:pPr>
-    </w:p>
-    <w:p>
-      <w:pPr>
-        <w:pStyle w:val="ListParagraph"/>
-        <w:ind w:left="1088"/>
-      </w:pPr>
-    </w:p>
-    <w:p>
-      <w:pPr>
         <w:pStyle w:val="Heading1"/>
       </w:pPr>
-      <w:bookmarkStart w:id="8" w:name="_Toc229566098"/>
+      <w:bookmarkStart w:id="9" w:name="_Toc229566098"/>
       <w:r>
         <w:t xml:space="preserve">6. </w:t>
       </w:r>
       <w:r>
         <w:t>Use case</w:t>
       </w:r>
-      <w:bookmarkEnd w:id="8"/>
+      <w:bookmarkEnd w:id="9"/>
     </w:p>
     <w:p/>
     <w:p/>
@@ -3990,6 +3668,7 @@
       <w:r>
         <w:rPr>
           <w:noProof/>
+          <w:lang w:val="en-US"/>
         </w:rPr>
         <w:drawing>
           <wp:inline distT="0" distB="0" distL="0" distR="0" wp14:anchorId="5F24D909" wp14:editId="02142A53">
@@ -4007,7 +3686,7 @@
                     <pic:cNvPicPr/>
                   </pic:nvPicPr>
                   <pic:blipFill>
-                    <a:blip r:embed="rId13"/>
+                    <a:blip r:embed="rId14"/>
                     <a:stretch>
                       <a:fillRect/>
                     </a:stretch>
@@ -4033,7 +3712,7 @@
         <w:pStyle w:val="Caption"/>
         <w:jc w:val="center"/>
       </w:pPr>
-      <w:bookmarkStart w:id="9" w:name="_Toc229561743"/>
+      <w:bookmarkStart w:id="10" w:name="_Toc229561743"/>
       <w:r>
         <w:t xml:space="preserve">Figure </w:t>
       </w:r>
@@ -4058,7 +3737,7 @@
       <w:r>
         <w:t>Use case of Fine Management</w:t>
       </w:r>
-      <w:bookmarkEnd w:id="9"/>
+      <w:bookmarkEnd w:id="10"/>
     </w:p>
     <w:p/>
     <w:p>
@@ -4086,35 +3765,18 @@
         <w:pStyle w:val="Heading1"/>
         <w:spacing w:before="0" w:after="0"/>
       </w:pPr>
-      <w:bookmarkStart w:id="10" w:name="_Toc229566099"/>
-      <w:r>
-        <w:lastRenderedPageBreak/>
+      <w:bookmarkStart w:id="11" w:name="_Toc229566099"/>
+      <w:r>
         <w:t>7. Detailed Timeline</w:t>
       </w:r>
-      <w:bookmarkEnd w:id="10"/>
+      <w:bookmarkEnd w:id="11"/>
     </w:p>
     <w:p>
       <w:pPr>
         <w:spacing w:after="0"/>
       </w:pPr>
       <w:r>
-        <w:t xml:space="preserve">The waterfall model is a traditional, linear, and sequential software development </w:t>
-      </w:r>
-      <w:proofErr w:type="gramStart"/>
-      <w:r>
-        <w:t>lifecycle(</w:t>
-      </w:r>
-      <w:proofErr w:type="gramEnd"/>
-      <w:r>
-        <w:t xml:space="preserve">SDLC) approach where each phase, requirements, design, implementation, testing, deployment, and maintenance must be completed before moving to next step. This model is suitable for project with stable and </w:t>
-      </w:r>
-      <w:proofErr w:type="gramStart"/>
-      <w:r>
-        <w:t>well defined</w:t>
-      </w:r>
-      <w:proofErr w:type="gramEnd"/>
-      <w:r>
-        <w:t xml:space="preserve"> requirements. </w:t>
+        <w:t xml:space="preserve">The waterfall model is a traditional, linear, and sequential software development lifecycle(SDLC) approach where each phase, requirements, design, implementation, testing, deployment, and maintenance must be completed before moving to next step. This model is suitable for project with stable and well defined requirements. </w:t>
       </w:r>
     </w:p>
     <w:p>
@@ -4124,6 +3786,7 @@
       <w:r>
         <w:rPr>
           <w:noProof/>
+          <w:lang w:val="en-US"/>
         </w:rPr>
         <w:drawing>
           <wp:inline distT="0" distB="0" distL="0" distR="0" wp14:anchorId="4C8F76CA" wp14:editId="316BA696">
@@ -4143,7 +3806,7 @@
                     </pic:cNvPicPr>
                   </pic:nvPicPr>
                   <pic:blipFill>
-                    <a:blip r:embed="rId14">
+                    <a:blip r:embed="rId15">
                       <a:extLst>
                         <a:ext uri="{28A0092B-C50C-407E-A947-70E740481C1C}">
                           <a14:useLocalDpi xmlns:a14="http://schemas.microsoft.com/office/drawing/2010/main" val="0"/>
@@ -4180,7 +3843,7 @@
         <w:pStyle w:val="Caption"/>
         <w:jc w:val="center"/>
       </w:pPr>
-      <w:bookmarkStart w:id="11" w:name="_Toc229561744"/>
+      <w:bookmarkStart w:id="12" w:name="_Toc229561744"/>
       <w:r>
         <w:t xml:space="preserve">Figure </w:t>
       </w:r>
@@ -4205,7 +3868,7 @@
       <w:r>
         <w:t>Waterfall model</w:t>
       </w:r>
-      <w:bookmarkEnd w:id="11"/>
+      <w:bookmarkEnd w:id="12"/>
     </w:p>
     <w:p/>
     <w:p>
@@ -4374,15 +4037,14 @@
       <w:pPr>
         <w:pStyle w:val="Heading1"/>
       </w:pPr>
-      <w:bookmarkStart w:id="12" w:name="_Toc229566100"/>
-      <w:r>
-        <w:lastRenderedPageBreak/>
+      <w:bookmarkStart w:id="13" w:name="_Toc229566100"/>
+      <w:r>
         <w:t>8</w:t>
       </w:r>
       <w:r>
         <w:t>.Gantt Chart</w:t>
       </w:r>
-      <w:bookmarkEnd w:id="12"/>
+      <w:bookmarkEnd w:id="13"/>
     </w:p>
     <w:p/>
     <w:p/>
@@ -4393,6 +4055,7 @@
       <w:r>
         <w:rPr>
           <w:noProof/>
+          <w:lang w:val="en-US"/>
         </w:rPr>
         <w:drawing>
           <wp:inline distT="0" distB="0" distL="0" distR="0" wp14:anchorId="73DFC79D" wp14:editId="77170220">
@@ -4410,7 +4073,7 @@
                     <pic:cNvPicPr/>
                   </pic:nvPicPr>
                   <pic:blipFill>
-                    <a:blip r:embed="rId15"/>
+                    <a:blip r:embed="rId16"/>
                     <a:stretch>
                       <a:fillRect/>
                     </a:stretch>
@@ -4436,7 +4099,7 @@
         <w:pStyle w:val="Caption"/>
         <w:jc w:val="center"/>
       </w:pPr>
-      <w:bookmarkStart w:id="13" w:name="_Toc229561745"/>
+      <w:bookmarkStart w:id="14" w:name="_Toc229561745"/>
       <w:r>
         <w:t xml:space="preserve">Figure </w:t>
       </w:r>
@@ -4461,7 +4124,7 @@
       <w:r>
         <w:t>Gantt Chart</w:t>
       </w:r>
-      <w:bookmarkEnd w:id="13"/>
+      <w:bookmarkEnd w:id="14"/>
     </w:p>
     <w:p>
       <w:pPr>
@@ -4545,12 +4208,11 @@
       <w:pPr>
         <w:pStyle w:val="Heading1"/>
       </w:pPr>
-      <w:bookmarkStart w:id="14" w:name="_Toc229566101"/>
-      <w:r>
-        <w:lastRenderedPageBreak/>
+      <w:bookmarkStart w:id="15" w:name="_Toc229566101"/>
+      <w:r>
         <w:t>9.Reference</w:t>
       </w:r>
-      <w:bookmarkEnd w:id="14"/>
+      <w:bookmarkEnd w:id="15"/>
     </w:p>
     <w:p>
       <w:pPr>
@@ -4622,7 +4284,7 @@
           <w:color w:val="000000" w:themeColor="text1"/>
         </w:rPr>
       </w:pPr>
-      <w:hyperlink r:id="rId16" w:tgtFrame="_new" w:history="1">
+      <w:hyperlink r:id="rId17" w:tgtFrame="_new" w:history="1">
         <w:r>
           <w:rPr>
             <w:color w:val="000000" w:themeColor="text1"/>
@@ -4646,7 +4308,7 @@
           <w:color w:val="000000" w:themeColor="text1"/>
         </w:rPr>
       </w:pPr>
-      <w:hyperlink r:id="rId17" w:history="1">
+      <w:hyperlink r:id="rId18" w:history="1">
         <w:r>
           <w:rPr>
             <w:rStyle w:val="Hyperlink"/>
@@ -4727,11 +4389,11 @@
         <w:pStyle w:val="Heading1"/>
         <w:spacing w:before="0" w:after="0" w:line="360" w:lineRule="auto"/>
       </w:pPr>
-      <w:bookmarkStart w:id="15" w:name="_Toc229566102"/>
+      <w:bookmarkStart w:id="16" w:name="_Toc229566102"/>
       <w:r>
         <w:t>Conclusion</w:t>
       </w:r>
-      <w:bookmarkEnd w:id="15"/>
+      <w:bookmarkEnd w:id="16"/>
       <w:r>
         <w:t xml:space="preserve"> </w:t>
       </w:r>
@@ -4802,15 +4464,7 @@
         <w:t xml:space="preserve">he student fine management system is a simple and effective solution that makes the process of handling student fines faster, easier, and more reliable for educational institutions. </w:t>
       </w:r>
       <w:r>
-        <w:t xml:space="preserve">The system can also generate reports easily, making administrative work more effective and organized. The project reduces manual work and saves time for administrators by allowing </w:t>
-      </w:r>
-      <w:proofErr w:type="spellStart"/>
-      <w:r>
-        <w:t>the</w:t>
-      </w:r>
-      <w:proofErr w:type="spellEnd"/>
-      <w:r>
-        <w:t xml:space="preserve"> to add, update, search, and manage student fine records quickly and accurately.</w:t>
+        <w:t>The system can also generate reports easily, making administrative work more effective and organized. The project reduces manual work and saves time for administrators by allowing the to add, update, search, and manage student fine records quickly and accurately.</w:t>
       </w:r>
     </w:p>
     <w:p>
@@ -4818,15 +4472,7 @@
         <w:spacing w:after="0" w:line="360" w:lineRule="auto"/>
       </w:pPr>
       <w:r>
-        <w:t xml:space="preserve">From an educational perspective, this project is highly useful for beginner students in computer science and information technology. It provides practical knowledge about programming, database management, CRUD operations and software development students can learn how </w:t>
-      </w:r>
-      <w:proofErr w:type="gramStart"/>
-      <w:r>
-        <w:t>real world</w:t>
-      </w:r>
-      <w:proofErr w:type="gramEnd"/>
-      <w:r>
-        <w:t xml:space="preserve"> management systems work and how technology can solve practical problems school and colleges. </w:t>
+        <w:t xml:space="preserve">From an educational perspective, this project is highly useful for beginner students in computer science and information technology. It provides practical knowledge about programming, database management, CRUD operations and software development students can learn how real world management systems work and how technology can solve practical problems school and colleges. </w:t>
       </w:r>
     </w:p>
     <w:p>
@@ -4834,15 +4480,7 @@
         <w:spacing w:after="0" w:line="360" w:lineRule="auto"/>
       </w:pPr>
       <w:r>
-        <w:t xml:space="preserve">In conclusion, the student fine management system is a useful, reliable and practical project that helps educational institutions manage student fine effectively. It </w:t>
-      </w:r>
-      <w:proofErr w:type="gramStart"/>
-      <w:r>
-        <w:t>improve</w:t>
-      </w:r>
-      <w:proofErr w:type="gramEnd"/>
-      <w:r>
-        <w:t xml:space="preserve"> efficiency, accuracy, transparency, and discipline management while reducing paper work and manual effort. This project demonstrated how digital technology can make administrative tasks easier, faster, and more secure for both students and administrators. </w:t>
+        <w:t xml:space="preserve">In conclusion, the student fine management system is a useful, reliable and practical project that helps educational institutions manage student fine effectively. It improve efficiency, accuracy, transparency, and discipline management while reducing paper work and manual effort. This project demonstrated how digital technology can make administrative tasks easier, faster, and more secure for both students and administrators. </w:t>
       </w:r>
     </w:p>
     <w:p>
@@ -4899,7 +4537,7 @@
       </w:r>
     </w:p>
     <w:sectPr>
-      <w:footerReference w:type="default" r:id="rId18"/>
+      <w:footerReference w:type="default" r:id="rId19"/>
       <w:pgSz w:w="11906" w:h="16838" w:code="9"/>
       <w:pgMar w:top="1440" w:right="1440" w:bottom="1440" w:left="2160" w:header="720" w:footer="720" w:gutter="0"/>
       <w:cols w:space="720"/>
@@ -4910,7 +4548,7 @@
 </file>
 
 <file path=word/endnotes.xml><?xml version="1.0" encoding="utf-8"?>
-<w:endnotes xmlns:wpc="http://schemas.microsoft.com/office/word/2010/wordprocessingCanvas" xmlns:cx="http://schemas.microsoft.com/office/drawing/2014/chartex" xmlns:cx1="http://schemas.microsoft.com/office/drawing/2015/9/8/chartex" xmlns:cx2="http://schemas.microsoft.com/office/drawing/2015/10/21/chartex" xmlns:cx3="http://schemas.microsoft.com/office/drawing/2016/5/9/chartex" xmlns:cx4="http://schemas.microsoft.com/office/drawing/2016/5/10/chartex" xmlns:cx5="http://schemas.microsoft.com/office/drawing/2016/5/11/chartex" xmlns:cx6="http://schemas.microsoft.com/office/drawing/2016/5/12/chartex" xmlns:cx7="http://schemas.microsoft.com/office/drawing/2016/5/13/chartex" xmlns:cx8="http://schemas.microsoft.com/office/drawing/2016/5/14/chartex" xmlns:mc="http://schemas.openxmlformats.org/markup-compatibility/2006" xmlns:aink="http://schemas.microsoft.com/office/drawing/2016/ink" xmlns:am3d="http://schemas.microsoft.com/office/drawing/2017/model3d" xmlns:o="urn:schemas-microsoft-com:office:office" xmlns:oel="http://schemas.microsoft.com/office/2019/extlst" xmlns:r="http://schemas.openxmlformats.org/officeDocument/2006/relationships" xmlns:m="http://schemas.openxmlformats.org/officeDocument/2006/math" xmlns:v="urn:schemas-microsoft-com:vml" xmlns:wp14="http://schemas.microsoft.com/office/word/2010/wordprocessingDrawing" xmlns:wp="http://schemas.openxmlformats.org/drawingml/2006/wordprocessingDrawing" xmlns:w10="urn:schemas-microsoft-com:office:word" xmlns:w="http://schemas.openxmlformats.org/wordprocessingml/2006/main" xmlns:w14="http://schemas.microsoft.com/office/word/2010/wordml" xmlns:w15="http://schemas.microsoft.com/office/word/2012/wordml" xmlns:w16cex="http://schemas.microsoft.com/office/word/2018/wordml/cex" xmlns:w16cid="http://schemas.microsoft.com/office/word/2016/wordml/cid" xmlns:w16="http://schemas.microsoft.com/office/word/2018/wordml" xmlns:w16du="http://schemas.microsoft.com/office/word/2023/wordml/word16du" xmlns:w16sdtdh="http://schemas.microsoft.com/office/word/2020/wordml/sdtdatahash" xmlns:w16sdtfl="http://schemas.microsoft.com/office/word/2024/wordml/sdtformatlock" xmlns:w16se="http://schemas.microsoft.com/office/word/2015/wordml/symex" xmlns:wpg="http://schemas.microsoft.com/office/word/2010/wordprocessingGroup" xmlns:wpi="http://schemas.microsoft.com/office/word/2010/wordprocessingInk" xmlns:wne="http://schemas.microsoft.com/office/word/2006/wordml" xmlns:wps="http://schemas.microsoft.com/office/word/2010/wordprocessingShape" mc:Ignorable="w14 w15 w16se w16cid w16 w16cex w16sdtdh w16sdtfl w16du wp14">
+<w:endnotes xmlns:wpc="http://schemas.microsoft.com/office/word/2010/wordprocessingCanvas" xmlns:mc="http://schemas.openxmlformats.org/markup-compatibility/2006" xmlns:o="urn:schemas-microsoft-com:office:office" xmlns:r="http://schemas.openxmlformats.org/officeDocument/2006/relationships" xmlns:m="http://schemas.openxmlformats.org/officeDocument/2006/math" xmlns:v="urn:schemas-microsoft-com:vml" xmlns:wp14="http://schemas.microsoft.com/office/word/2010/wordprocessingDrawing" xmlns:wp="http://schemas.openxmlformats.org/drawingml/2006/wordprocessingDrawing" xmlns:w10="urn:schemas-microsoft-com:office:word" xmlns:w="http://schemas.openxmlformats.org/wordprocessingml/2006/main" xmlns:w14="http://schemas.microsoft.com/office/word/2010/wordml" xmlns:wpg="http://schemas.microsoft.com/office/word/2010/wordprocessingGroup" xmlns:wpi="http://schemas.microsoft.com/office/word/2010/wordprocessingInk" xmlns:wne="http://schemas.microsoft.com/office/word/2006/wordml" xmlns:wps="http://schemas.microsoft.com/office/word/2010/wordprocessingShape" mc:Ignorable="w14 wp14">
   <w:endnote w:type="separator" w:id="-1">
     <w:p>
       <w:pPr>
@@ -4935,7 +4573,7 @@
 </file>
 
 <file path=word/footer1.xml><?xml version="1.0" encoding="utf-8"?>
-<w:ftr xmlns:wpc="http://schemas.microsoft.com/office/word/2010/wordprocessingCanvas" xmlns:cx="http://schemas.microsoft.com/office/drawing/2014/chartex" xmlns:cx1="http://schemas.microsoft.com/office/drawing/2015/9/8/chartex" xmlns:cx2="http://schemas.microsoft.com/office/drawing/2015/10/21/chartex" xmlns:cx3="http://schemas.microsoft.com/office/drawing/2016/5/9/chartex" xmlns:cx4="http://schemas.microsoft.com/office/drawing/2016/5/10/chartex" xmlns:cx5="http://schemas.microsoft.com/office/drawing/2016/5/11/chartex" xmlns:cx6="http://schemas.microsoft.com/office/drawing/2016/5/12/chartex" xmlns:cx7="http://schemas.microsoft.com/office/drawing/2016/5/13/chartex" xmlns:cx8="http://schemas.microsoft.com/office/drawing/2016/5/14/chartex" xmlns:mc="http://schemas.openxmlformats.org/markup-compatibility/2006" xmlns:aink="http://schemas.microsoft.com/office/drawing/2016/ink" xmlns:am3d="http://schemas.microsoft.com/office/drawing/2017/model3d" xmlns:o="urn:schemas-microsoft-com:office:office" xmlns:oel="http://schemas.microsoft.com/office/2019/extlst" xmlns:r="http://schemas.openxmlformats.org/officeDocument/2006/relationships" xmlns:m="http://schemas.openxmlformats.org/officeDocument/2006/math" xmlns:v="urn:schemas-microsoft-com:vml" xmlns:wp14="http://schemas.microsoft.com/office/word/2010/wordprocessingDrawing" xmlns:wp="http://schemas.openxmlformats.org/drawingml/2006/wordprocessingDrawing" xmlns:w10="urn:schemas-microsoft-com:office:word" xmlns:w="http://schemas.openxmlformats.org/wordprocessingml/2006/main" xmlns:w14="http://schemas.microsoft.com/office/word/2010/wordml" xmlns:w15="http://schemas.microsoft.com/office/word/2012/wordml" xmlns:w16cex="http://schemas.microsoft.com/office/word/2018/wordml/cex" xmlns:w16cid="http://schemas.microsoft.com/office/word/2016/wordml/cid" xmlns:w16="http://schemas.microsoft.com/office/word/2018/wordml" xmlns:w16du="http://schemas.microsoft.com/office/word/2023/wordml/word16du" xmlns:w16sdtdh="http://schemas.microsoft.com/office/word/2020/wordml/sdtdatahash" xmlns:w16sdtfl="http://schemas.microsoft.com/office/word/2024/wordml/sdtformatlock" xmlns:w16se="http://schemas.microsoft.com/office/word/2015/wordml/symex" xmlns:wpg="http://schemas.microsoft.com/office/word/2010/wordprocessingGroup" xmlns:wpi="http://schemas.microsoft.com/office/word/2010/wordprocessingInk" xmlns:wne="http://schemas.microsoft.com/office/word/2006/wordml" xmlns:wps="http://schemas.microsoft.com/office/word/2010/wordprocessingShape" mc:Ignorable="w14 w15 w16se w16cid w16 w16cex w16sdtdh w16sdtfl w16du wp14">
+<w:ftr xmlns:wpc="http://schemas.microsoft.com/office/word/2010/wordprocessingCanvas" xmlns:mc="http://schemas.openxmlformats.org/markup-compatibility/2006" xmlns:o="urn:schemas-microsoft-com:office:office" xmlns:r="http://schemas.openxmlformats.org/officeDocument/2006/relationships" xmlns:m="http://schemas.openxmlformats.org/officeDocument/2006/math" xmlns:v="urn:schemas-microsoft-com:vml" xmlns:wp14="http://schemas.microsoft.com/office/word/2010/wordprocessingDrawing" xmlns:wp="http://schemas.openxmlformats.org/drawingml/2006/wordprocessingDrawing" xmlns:w10="urn:schemas-microsoft-com:office:word" xmlns:w="http://schemas.openxmlformats.org/wordprocessingml/2006/main" xmlns:w14="http://schemas.microsoft.com/office/word/2010/wordml" xmlns:wpg="http://schemas.microsoft.com/office/word/2010/wordprocessingGroup" xmlns:wpi="http://schemas.microsoft.com/office/word/2010/wordprocessingInk" xmlns:wne="http://schemas.microsoft.com/office/word/2006/wordml" xmlns:wps="http://schemas.microsoft.com/office/word/2010/wordprocessingShape" mc:Ignorable="w14 wp14">
   <w:sdt>
     <w:sdtPr>
       <w:id w:val="1769740165"/>
@@ -4988,7 +4626,7 @@
 </file>
 
 <file path=word/footnotes.xml><?xml version="1.0" encoding="utf-8"?>
-<w:footnotes xmlns:wpc="http://schemas.microsoft.com/office/word/2010/wordprocessingCanvas" xmlns:cx="http://schemas.microsoft.com/office/drawing/2014/chartex" xmlns:cx1="http://schemas.microsoft.com/office/drawing/2015/9/8/chartex" xmlns:cx2="http://schemas.microsoft.com/office/drawing/2015/10/21/chartex" xmlns:cx3="http://schemas.microsoft.com/office/drawing/2016/5/9/chartex" xmlns:cx4="http://schemas.microsoft.com/office/drawing/2016/5/10/chartex" xmlns:cx5="http://schemas.microsoft.com/office/drawing/2016/5/11/chartex" xmlns:cx6="http://schemas.microsoft.com/office/drawing/2016/5/12/chartex" xmlns:cx7="http://schemas.microsoft.com/office/drawing/2016/5/13/chartex" xmlns:cx8="http://schemas.microsoft.com/office/drawing/2016/5/14/chartex" xmlns:mc="http://schemas.openxmlformats.org/markup-compatibility/2006" xmlns:aink="http://schemas.microsoft.com/office/drawing/2016/ink" xmlns:am3d="http://schemas.microsoft.com/office/drawing/2017/model3d" xmlns:o="urn:schemas-microsoft-com:office:office" xmlns:oel="http://schemas.microsoft.com/office/2019/extlst" xmlns:r="http://schemas.openxmlformats.org/officeDocument/2006/relationships" xmlns:m="http://schemas.openxmlformats.org/officeDocument/2006/math" xmlns:v="urn:schemas-microsoft-com:vml" xmlns:wp14="http://schemas.microsoft.com/office/word/2010/wordprocessingDrawing" xmlns:wp="http://schemas.openxmlformats.org/drawingml/2006/wordprocessingDrawing" xmlns:w10="urn:schemas-microsoft-com:office:word" xmlns:w="http://schemas.openxmlformats.org/wordprocessingml/2006/main" xmlns:w14="http://schemas.microsoft.com/office/word/2010/wordml" xmlns:w15="http://schemas.microsoft.com/office/word/2012/wordml" xmlns:w16cex="http://schemas.microsoft.com/office/word/2018/wordml/cex" xmlns:w16cid="http://schemas.microsoft.com/office/word/2016/wordml/cid" xmlns:w16="http://schemas.microsoft.com/office/word/2018/wordml" xmlns:w16du="http://schemas.microsoft.com/office/word/2023/wordml/word16du" xmlns:w16sdtdh="http://schemas.microsoft.com/office/word/2020/wordml/sdtdatahash" xmlns:w16sdtfl="http://schemas.microsoft.com/office/word/2024/wordml/sdtformatlock" xmlns:w16se="http://schemas.microsoft.com/office/word/2015/wordml/symex" xmlns:wpg="http://schemas.microsoft.com/office/word/2010/wordprocessingGroup" xmlns:wpi="http://schemas.microsoft.com/office/word/2010/wordprocessingInk" xmlns:wne="http://schemas.microsoft.com/office/word/2006/wordml" xmlns:wps="http://schemas.microsoft.com/office/word/2010/wordprocessingShape" mc:Ignorable="w14 w15 w16se w16cid w16 w16cex w16sdtdh w16sdtfl w16du wp14">
+<w:footnotes xmlns:wpc="http://schemas.microsoft.com/office/word/2010/wordprocessingCanvas" xmlns:mc="http://schemas.openxmlformats.org/markup-compatibility/2006" xmlns:o="urn:schemas-microsoft-com:office:office" xmlns:r="http://schemas.openxmlformats.org/officeDocument/2006/relationships" xmlns:m="http://schemas.openxmlformats.org/officeDocument/2006/math" xmlns:v="urn:schemas-microsoft-com:vml" xmlns:wp14="http://schemas.microsoft.com/office/word/2010/wordprocessingDrawing" xmlns:wp="http://schemas.openxmlformats.org/drawingml/2006/wordprocessingDrawing" xmlns:w10="urn:schemas-microsoft-com:office:word" xmlns:w="http://schemas.openxmlformats.org/wordprocessingml/2006/main" xmlns:w14="http://schemas.microsoft.com/office/word/2010/wordml" xmlns:wpg="http://schemas.microsoft.com/office/word/2010/wordprocessingGroup" xmlns:wpi="http://schemas.microsoft.com/office/word/2010/wordprocessingInk" xmlns:wne="http://schemas.microsoft.com/office/word/2006/wordml" xmlns:wps="http://schemas.microsoft.com/office/word/2010/wordprocessingShape" mc:Ignorable="w14 wp14">
   <w:footnote w:type="separator" w:id="-1">
     <w:p>
       <w:pPr>
@@ -5013,8 +4651,8 @@
 </file>
 
 <file path=word/numbering.xml><?xml version="1.0" encoding="utf-8"?>
-<w:numbering xmlns:wpc="http://schemas.microsoft.com/office/word/2010/wordprocessingCanvas" xmlns:cx="http://schemas.microsoft.com/office/drawing/2014/chartex" xmlns:cx1="http://schemas.microsoft.com/office/drawing/2015/9/8/chartex" xmlns:cx2="http://schemas.microsoft.com/office/drawing/2015/10/21/chartex" xmlns:cx3="http://schemas.microsoft.com/office/drawing/2016/5/9/chartex" xmlns:cx4="http://schemas.microsoft.com/office/drawing/2016/5/10/chartex" xmlns:cx5="http://schemas.microsoft.com/office/drawing/2016/5/11/chartex" xmlns:cx6="http://schemas.microsoft.com/office/drawing/2016/5/12/chartex" xmlns:cx7="http://schemas.microsoft.com/office/drawing/2016/5/13/chartex" xmlns:cx8="http://schemas.microsoft.com/office/drawing/2016/5/14/chartex" xmlns:mc="http://schemas.openxmlformats.org/markup-compatibility/2006" xmlns:aink="http://schemas.microsoft.com/office/drawing/2016/ink" xmlns:am3d="http://schemas.microsoft.com/office/drawing/2017/model3d" xmlns:o="urn:schemas-microsoft-com:office:office" xmlns:oel="http://schemas.microsoft.com/office/2019/extlst" xmlns:r="http://schemas.openxmlformats.org/officeDocument/2006/relationships" xmlns:m="http://schemas.openxmlformats.org/officeDocument/2006/math" xmlns:v="urn:schemas-microsoft-com:vml" xmlns:wp14="http://schemas.microsoft.com/office/word/2010/wordprocessingDrawing" xmlns:wp="http://schemas.openxmlformats.org/drawingml/2006/wordprocessingDrawing" xmlns:w10="urn:schemas-microsoft-com:office:word" xmlns:w="http://schemas.openxmlformats.org/wordprocessingml/2006/main" xmlns:w14="http://schemas.microsoft.com/office/word/2010/wordml" xmlns:w15="http://schemas.microsoft.com/office/word/2012/wordml" xmlns:w16cex="http://schemas.microsoft.com/office/word/2018/wordml/cex" xmlns:w16cid="http://schemas.microsoft.com/office/word/2016/wordml/cid" xmlns:w16="http://schemas.microsoft.com/office/word/2018/wordml" xmlns:w16du="http://schemas.microsoft.com/office/word/2023/wordml/word16du" xmlns:w16sdtdh="http://schemas.microsoft.com/office/word/2020/wordml/sdtdatahash" xmlns:w16sdtfl="http://schemas.microsoft.com/office/word/2024/wordml/sdtformatlock" xmlns:w16se="http://schemas.microsoft.com/office/word/2015/wordml/symex" xmlns:wpg="http://schemas.microsoft.com/office/word/2010/wordprocessingGroup" xmlns:wpi="http://schemas.microsoft.com/office/word/2010/wordprocessingInk" xmlns:wne="http://schemas.microsoft.com/office/word/2006/wordml" xmlns:wps="http://schemas.microsoft.com/office/word/2010/wordprocessingShape" mc:Ignorable="w14 w15 w16se w16cid w16 w16cex w16sdtdh w16sdtfl w16du wp14">
-  <w:abstractNum w:abstractNumId="0" w15:restartNumberingAfterBreak="0">
+<w:numbering xmlns:wpc="http://schemas.microsoft.com/office/word/2010/wordprocessingCanvas" xmlns:mc="http://schemas.openxmlformats.org/markup-compatibility/2006" xmlns:o="urn:schemas-microsoft-com:office:office" xmlns:r="http://schemas.openxmlformats.org/officeDocument/2006/relationships" xmlns:m="http://schemas.openxmlformats.org/officeDocument/2006/math" xmlns:v="urn:schemas-microsoft-com:vml" xmlns:wp14="http://schemas.microsoft.com/office/word/2010/wordprocessingDrawing" xmlns:wp="http://schemas.openxmlformats.org/drawingml/2006/wordprocessingDrawing" xmlns:w10="urn:schemas-microsoft-com:office:word" xmlns:w="http://schemas.openxmlformats.org/wordprocessingml/2006/main" xmlns:w14="http://schemas.microsoft.com/office/word/2010/wordml" xmlns:wpg="http://schemas.microsoft.com/office/word/2010/wordprocessingGroup" xmlns:wpi="http://schemas.microsoft.com/office/word/2010/wordprocessingInk" xmlns:wne="http://schemas.microsoft.com/office/word/2006/wordml" xmlns:wps="http://schemas.microsoft.com/office/word/2010/wordprocessingShape" mc:Ignorable="w14 wp14">
+  <w:abstractNum w:abstractNumId="0">
     <w:nsid w:val="01FB37DE"/>
     <w:multiLevelType w:val="hybridMultilevel"/>
     <w:tmpl w:val="00B6C87A"/>
@@ -5127,120 +4765,120 @@
       </w:rPr>
     </w:lvl>
   </w:abstractNum>
-  <w:abstractNum w:abstractNumId="1" w15:restartNumberingAfterBreak="0">
+  <w:abstractNum w:abstractNumId="1">
     <w:nsid w:val="0A022930"/>
     <w:multiLevelType w:val="hybridMultilevel"/>
-    <w:tmpl w:val="84D6AEBE"/>
-    <w:lvl w:ilvl="0" w:tplc="04090001">
+    <w:tmpl w:val="F782BEB0"/>
+    <w:lvl w:ilvl="0" w:tplc="0409000F">
+      <w:start w:val="1"/>
+      <w:numFmt w:val="decimal"/>
+      <w:lvlText w:val="%1."/>
+      <w:lvlJc w:val="left"/>
+      <w:pPr>
+        <w:ind w:left="720" w:hanging="360"/>
+      </w:pPr>
+      <w:rPr>
+        <w:rFonts w:hint="default"/>
+      </w:rPr>
+    </w:lvl>
+    <w:lvl w:ilvl="1" w:tplc="04090003" w:tentative="1">
+      <w:start w:val="1"/>
+      <w:numFmt w:val="bullet"/>
+      <w:lvlText w:val="o"/>
+      <w:lvlJc w:val="left"/>
+      <w:pPr>
+        <w:ind w:left="1440" w:hanging="360"/>
+      </w:pPr>
+      <w:rPr>
+        <w:rFonts w:ascii="Courier New" w:hAnsi="Courier New" w:cs="Courier New" w:hint="default"/>
+      </w:rPr>
+    </w:lvl>
+    <w:lvl w:ilvl="2" w:tplc="04090005" w:tentative="1">
+      <w:start w:val="1"/>
+      <w:numFmt w:val="bullet"/>
+      <w:lvlText w:val=""/>
+      <w:lvlJc w:val="left"/>
+      <w:pPr>
+        <w:ind w:left="2160" w:hanging="360"/>
+      </w:pPr>
+      <w:rPr>
+        <w:rFonts w:ascii="Wingdings" w:hAnsi="Wingdings" w:hint="default"/>
+      </w:rPr>
+    </w:lvl>
+    <w:lvl w:ilvl="3" w:tplc="04090001" w:tentative="1">
       <w:start w:val="1"/>
       <w:numFmt w:val="bullet"/>
       <w:lvlText w:val=""/>
       <w:lvlJc w:val="left"/>
       <w:pPr>
-        <w:ind w:left="720" w:hanging="360"/>
+        <w:ind w:left="2880" w:hanging="360"/>
       </w:pPr>
       <w:rPr>
         <w:rFonts w:ascii="Symbol" w:hAnsi="Symbol" w:hint="default"/>
       </w:rPr>
     </w:lvl>
-    <w:lvl w:ilvl="1" w:tplc="04090003" w:tentative="1">
+    <w:lvl w:ilvl="4" w:tplc="04090003" w:tentative="1">
       <w:start w:val="1"/>
       <w:numFmt w:val="bullet"/>
       <w:lvlText w:val="o"/>
       <w:lvlJc w:val="left"/>
       <w:pPr>
-        <w:ind w:left="1440" w:hanging="360"/>
+        <w:ind w:left="3600" w:hanging="360"/>
       </w:pPr>
       <w:rPr>
         <w:rFonts w:ascii="Courier New" w:hAnsi="Courier New" w:cs="Courier New" w:hint="default"/>
       </w:rPr>
     </w:lvl>
-    <w:lvl w:ilvl="2" w:tplc="04090005" w:tentative="1">
+    <w:lvl w:ilvl="5" w:tplc="04090005" w:tentative="1">
       <w:start w:val="1"/>
       <w:numFmt w:val="bullet"/>
       <w:lvlText w:val=""/>
       <w:lvlJc w:val="left"/>
       <w:pPr>
-        <w:ind w:left="2160" w:hanging="360"/>
+        <w:ind w:left="4320" w:hanging="360"/>
       </w:pPr>
       <w:rPr>
         <w:rFonts w:ascii="Wingdings" w:hAnsi="Wingdings" w:hint="default"/>
       </w:rPr>
     </w:lvl>
-    <w:lvl w:ilvl="3" w:tplc="04090001" w:tentative="1">
+    <w:lvl w:ilvl="6" w:tplc="04090001" w:tentative="1">
       <w:start w:val="1"/>
       <w:numFmt w:val="bullet"/>
       <w:lvlText w:val=""/>
       <w:lvlJc w:val="left"/>
       <w:pPr>
-        <w:ind w:left="2880" w:hanging="360"/>
+        <w:ind w:left="5040" w:hanging="360"/>
       </w:pPr>
       <w:rPr>
         <w:rFonts w:ascii="Symbol" w:hAnsi="Symbol" w:hint="default"/>
       </w:rPr>
     </w:lvl>
-    <w:lvl w:ilvl="4" w:tplc="04090003" w:tentative="1">
+    <w:lvl w:ilvl="7" w:tplc="04090003" w:tentative="1">
       <w:start w:val="1"/>
       <w:numFmt w:val="bullet"/>
       <w:lvlText w:val="o"/>
       <w:lvlJc w:val="left"/>
       <w:pPr>
-        <w:ind w:left="3600" w:hanging="360"/>
+        <w:ind w:left="5760" w:hanging="360"/>
       </w:pPr>
       <w:rPr>
         <w:rFonts w:ascii="Courier New" w:hAnsi="Courier New" w:cs="Courier New" w:hint="default"/>
       </w:rPr>
     </w:lvl>
-    <w:lvl w:ilvl="5" w:tplc="04090005" w:tentative="1">
+    <w:lvl w:ilvl="8" w:tplc="04090005" w:tentative="1">
       <w:start w:val="1"/>
       <w:numFmt w:val="bullet"/>
       <w:lvlText w:val=""/>
       <w:lvlJc w:val="left"/>
       <w:pPr>
-        <w:ind w:left="4320" w:hanging="360"/>
+        <w:ind w:left="6480" w:hanging="360"/>
       </w:pPr>
       <w:rPr>
         <w:rFonts w:ascii="Wingdings" w:hAnsi="Wingdings" w:hint="default"/>
       </w:rPr>
     </w:lvl>
-    <w:lvl w:ilvl="6" w:tplc="04090001" w:tentative="1">
-      <w:start w:val="1"/>
-      <w:numFmt w:val="bullet"/>
-      <w:lvlText w:val=""/>
-      <w:lvlJc w:val="left"/>
-      <w:pPr>
-        <w:ind w:left="5040" w:hanging="360"/>
-      </w:pPr>
-      <w:rPr>
-        <w:rFonts w:ascii="Symbol" w:hAnsi="Symbol" w:hint="default"/>
-      </w:rPr>
-    </w:lvl>
-    <w:lvl w:ilvl="7" w:tplc="04090003" w:tentative="1">
-      <w:start w:val="1"/>
-      <w:numFmt w:val="bullet"/>
-      <w:lvlText w:val="o"/>
-      <w:lvlJc w:val="left"/>
-      <w:pPr>
-        <w:ind w:left="5760" w:hanging="360"/>
-      </w:pPr>
-      <w:rPr>
-        <w:rFonts w:ascii="Courier New" w:hAnsi="Courier New" w:cs="Courier New" w:hint="default"/>
-      </w:rPr>
-    </w:lvl>
-    <w:lvl w:ilvl="8" w:tplc="04090005" w:tentative="1">
-      <w:start w:val="1"/>
-      <w:numFmt w:val="bullet"/>
-      <w:lvlText w:val=""/>
-      <w:lvlJc w:val="left"/>
-      <w:pPr>
-        <w:ind w:left="6480" w:hanging="360"/>
-      </w:pPr>
-      <w:rPr>
-        <w:rFonts w:ascii="Wingdings" w:hAnsi="Wingdings" w:hint="default"/>
-      </w:rPr>
-    </w:lvl>
   </w:abstractNum>
-  <w:abstractNum w:abstractNumId="2" w15:restartNumberingAfterBreak="0">
+  <w:abstractNum w:abstractNumId="2">
     <w:nsid w:val="0FA97372"/>
     <w:multiLevelType w:val="multilevel"/>
     <w:tmpl w:val="7C181842"/>
@@ -5353,7 +4991,7 @@
       </w:rPr>
     </w:lvl>
   </w:abstractNum>
-  <w:abstractNum w:abstractNumId="3" w15:restartNumberingAfterBreak="0">
+  <w:abstractNum w:abstractNumId="3">
     <w:nsid w:val="11080D9D"/>
     <w:multiLevelType w:val="multilevel"/>
     <w:tmpl w:val="DB1C7804"/>
@@ -5502,7 +5140,7 @@
       </w:rPr>
     </w:lvl>
   </w:abstractNum>
-  <w:abstractNum w:abstractNumId="4" w15:restartNumberingAfterBreak="0">
+  <w:abstractNum w:abstractNumId="4">
     <w:nsid w:val="18AC224B"/>
     <w:multiLevelType w:val="hybridMultilevel"/>
     <w:tmpl w:val="00CA901C"/>
@@ -5615,7 +5253,7 @@
       </w:rPr>
     </w:lvl>
   </w:abstractNum>
-  <w:abstractNum w:abstractNumId="5" w15:restartNumberingAfterBreak="0">
+  <w:abstractNum w:abstractNumId="5">
     <w:nsid w:val="1CE3746A"/>
     <w:multiLevelType w:val="hybridMultilevel"/>
     <w:tmpl w:val="CA98A3EC"/>
@@ -5728,7 +5366,7 @@
       </w:rPr>
     </w:lvl>
   </w:abstractNum>
-  <w:abstractNum w:abstractNumId="6" w15:restartNumberingAfterBreak="0">
+  <w:abstractNum w:abstractNumId="6">
     <w:nsid w:val="1F5B20BF"/>
     <w:multiLevelType w:val="hybridMultilevel"/>
     <w:tmpl w:val="0B148300"/>
@@ -5814,7 +5452,7 @@
       </w:pPr>
     </w:lvl>
   </w:abstractNum>
-  <w:abstractNum w:abstractNumId="7" w15:restartNumberingAfterBreak="0">
+  <w:abstractNum w:abstractNumId="7">
     <w:nsid w:val="261A760D"/>
     <w:multiLevelType w:val="multilevel"/>
     <w:tmpl w:val="47F88D68"/>
@@ -5963,7 +5601,7 @@
       </w:rPr>
     </w:lvl>
   </w:abstractNum>
-  <w:abstractNum w:abstractNumId="8" w15:restartNumberingAfterBreak="0">
+  <w:abstractNum w:abstractNumId="8">
     <w:nsid w:val="28D53AAE"/>
     <w:multiLevelType w:val="multilevel"/>
     <w:tmpl w:val="E0D85A56"/>
@@ -6084,7 +5722,7 @@
       </w:rPr>
     </w:lvl>
   </w:abstractNum>
-  <w:abstractNum w:abstractNumId="9" w15:restartNumberingAfterBreak="0">
+  <w:abstractNum w:abstractNumId="9">
     <w:nsid w:val="304450E7"/>
     <w:multiLevelType w:val="hybridMultilevel"/>
     <w:tmpl w:val="179C1F3A"/>
@@ -6173,7 +5811,7 @@
       </w:pPr>
     </w:lvl>
   </w:abstractNum>
-  <w:abstractNum w:abstractNumId="10" w15:restartNumberingAfterBreak="0">
+  <w:abstractNum w:abstractNumId="10">
     <w:nsid w:val="32B04B0C"/>
     <w:multiLevelType w:val="hybridMultilevel"/>
     <w:tmpl w:val="7A188826"/>
@@ -6259,120 +5897,120 @@
       </w:pPr>
     </w:lvl>
   </w:abstractNum>
-  <w:abstractNum w:abstractNumId="11" w15:restartNumberingAfterBreak="0">
+  <w:abstractNum w:abstractNumId="11">
     <w:nsid w:val="351B0C4D"/>
     <w:multiLevelType w:val="hybridMultilevel"/>
-    <w:tmpl w:val="3698B7BC"/>
-    <w:lvl w:ilvl="0" w:tplc="04090001">
+    <w:tmpl w:val="B652E368"/>
+    <w:lvl w:ilvl="0" w:tplc="0409000F">
+      <w:start w:val="1"/>
+      <w:numFmt w:val="decimal"/>
+      <w:lvlText w:val="%1."/>
+      <w:lvlJc w:val="left"/>
+      <w:pPr>
+        <w:ind w:left="720" w:hanging="360"/>
+      </w:pPr>
+      <w:rPr>
+        <w:rFonts w:hint="default"/>
+      </w:rPr>
+    </w:lvl>
+    <w:lvl w:ilvl="1" w:tplc="04090003" w:tentative="1">
+      <w:start w:val="1"/>
+      <w:numFmt w:val="bullet"/>
+      <w:lvlText w:val="o"/>
+      <w:lvlJc w:val="left"/>
+      <w:pPr>
+        <w:ind w:left="1440" w:hanging="360"/>
+      </w:pPr>
+      <w:rPr>
+        <w:rFonts w:ascii="Courier New" w:hAnsi="Courier New" w:cs="Courier New" w:hint="default"/>
+      </w:rPr>
+    </w:lvl>
+    <w:lvl w:ilvl="2" w:tplc="04090005" w:tentative="1">
+      <w:start w:val="1"/>
+      <w:numFmt w:val="bullet"/>
+      <w:lvlText w:val=""/>
+      <w:lvlJc w:val="left"/>
+      <w:pPr>
+        <w:ind w:left="2160" w:hanging="360"/>
+      </w:pPr>
+      <w:rPr>
+        <w:rFonts w:ascii="Wingdings" w:hAnsi="Wingdings" w:hint="default"/>
+      </w:rPr>
+    </w:lvl>
+    <w:lvl w:ilvl="3" w:tplc="04090001" w:tentative="1">
       <w:start w:val="1"/>
       <w:numFmt w:val="bullet"/>
       <w:lvlText w:val=""/>
       <w:lvlJc w:val="left"/>
       <w:pPr>
-        <w:ind w:left="720" w:hanging="360"/>
+        <w:ind w:left="2880" w:hanging="360"/>
       </w:pPr>
       <w:rPr>
         <w:rFonts w:ascii="Symbol" w:hAnsi="Symbol" w:hint="default"/>
       </w:rPr>
     </w:lvl>
-    <w:lvl w:ilvl="1" w:tplc="04090003" w:tentative="1">
+    <w:lvl w:ilvl="4" w:tplc="04090003" w:tentative="1">
       <w:start w:val="1"/>
       <w:numFmt w:val="bullet"/>
       <w:lvlText w:val="o"/>
       <w:lvlJc w:val="left"/>
       <w:pPr>
-        <w:ind w:left="1440" w:hanging="360"/>
+        <w:ind w:left="3600" w:hanging="360"/>
       </w:pPr>
       <w:rPr>
         <w:rFonts w:ascii="Courier New" w:hAnsi="Courier New" w:cs="Courier New" w:hint="default"/>
       </w:rPr>
     </w:lvl>
-    <w:lvl w:ilvl="2" w:tplc="04090005" w:tentative="1">
+    <w:lvl w:ilvl="5" w:tplc="04090005" w:tentative="1">
       <w:start w:val="1"/>
       <w:numFmt w:val="bullet"/>
       <w:lvlText w:val=""/>
       <w:lvlJc w:val="left"/>
       <w:pPr>
-        <w:ind w:left="2160" w:hanging="360"/>
+        <w:ind w:left="4320" w:hanging="360"/>
       </w:pPr>
       <w:rPr>
         <w:rFonts w:ascii="Wingdings" w:hAnsi="Wingdings" w:hint="default"/>
       </w:rPr>
     </w:lvl>
-    <w:lvl w:ilvl="3" w:tplc="04090001" w:tentative="1">
+    <w:lvl w:ilvl="6" w:tplc="04090001" w:tentative="1">
       <w:start w:val="1"/>
       <w:numFmt w:val="bullet"/>
       <w:lvlText w:val=""/>
       <w:lvlJc w:val="left"/>
       <w:pPr>
-        <w:ind w:left="2880" w:hanging="360"/>
+        <w:ind w:left="5040" w:hanging="360"/>
       </w:pPr>
       <w:rPr>
         <w:rFonts w:ascii="Symbol" w:hAnsi="Symbol" w:hint="default"/>
       </w:rPr>
     </w:lvl>
-    <w:lvl w:ilvl="4" w:tplc="04090003" w:tentative="1">
+    <w:lvl w:ilvl="7" w:tplc="04090003" w:tentative="1">
       <w:start w:val="1"/>
       <w:numFmt w:val="bullet"/>
       <w:lvlText w:val="o"/>
       <w:lvlJc w:val="left"/>
       <w:pPr>
-        <w:ind w:left="3600" w:hanging="360"/>
+        <w:ind w:left="5760" w:hanging="360"/>
       </w:pPr>
       <w:rPr>
         <w:rFonts w:ascii="Courier New" w:hAnsi="Courier New" w:cs="Courier New" w:hint="default"/>
       </w:rPr>
     </w:lvl>
-    <w:lvl w:ilvl="5" w:tplc="04090005" w:tentative="1">
+    <w:lvl w:ilvl="8" w:tplc="04090005" w:tentative="1">
       <w:start w:val="1"/>
       <w:numFmt w:val="bullet"/>
       <w:lvlText w:val=""/>
       <w:lvlJc w:val="left"/>
       <w:pPr>
-        <w:ind w:left="4320" w:hanging="360"/>
+        <w:ind w:left="6480" w:hanging="360"/>
       </w:pPr>
       <w:rPr>
         <w:rFonts w:ascii="Wingdings" w:hAnsi="Wingdings" w:hint="default"/>
       </w:rPr>
     </w:lvl>
-    <w:lvl w:ilvl="6" w:tplc="04090001" w:tentative="1">
-      <w:start w:val="1"/>
-      <w:numFmt w:val="bullet"/>
-      <w:lvlText w:val=""/>
-      <w:lvlJc w:val="left"/>
-      <w:pPr>
-        <w:ind w:left="5040" w:hanging="360"/>
-      </w:pPr>
-      <w:rPr>
-        <w:rFonts w:ascii="Symbol" w:hAnsi="Symbol" w:hint="default"/>
-      </w:rPr>
-    </w:lvl>
-    <w:lvl w:ilvl="7" w:tplc="04090003" w:tentative="1">
-      <w:start w:val="1"/>
-      <w:numFmt w:val="bullet"/>
-      <w:lvlText w:val="o"/>
-      <w:lvlJc w:val="left"/>
-      <w:pPr>
-        <w:ind w:left="5760" w:hanging="360"/>
-      </w:pPr>
-      <w:rPr>
-        <w:rFonts w:ascii="Courier New" w:hAnsi="Courier New" w:cs="Courier New" w:hint="default"/>
-      </w:rPr>
-    </w:lvl>
-    <w:lvl w:ilvl="8" w:tplc="04090005" w:tentative="1">
-      <w:start w:val="1"/>
-      <w:numFmt w:val="bullet"/>
-      <w:lvlText w:val=""/>
-      <w:lvlJc w:val="left"/>
-      <w:pPr>
-        <w:ind w:left="6480" w:hanging="360"/>
-      </w:pPr>
-      <w:rPr>
-        <w:rFonts w:ascii="Wingdings" w:hAnsi="Wingdings" w:hint="default"/>
-      </w:rPr>
-    </w:lvl>
   </w:abstractNum>
-  <w:abstractNum w:abstractNumId="12" w15:restartNumberingAfterBreak="0">
+  <w:abstractNum w:abstractNumId="12">
     <w:nsid w:val="354143F8"/>
     <w:multiLevelType w:val="hybridMultilevel"/>
     <w:tmpl w:val="80A26312"/>
@@ -6485,7 +6123,7 @@
       </w:rPr>
     </w:lvl>
   </w:abstractNum>
-  <w:abstractNum w:abstractNumId="13" w15:restartNumberingAfterBreak="0">
+  <w:abstractNum w:abstractNumId="13">
     <w:nsid w:val="37B976D2"/>
     <w:multiLevelType w:val="hybridMultilevel"/>
     <w:tmpl w:val="C686B4C6"/>
@@ -6574,7 +6212,7 @@
       </w:pPr>
     </w:lvl>
   </w:abstractNum>
-  <w:abstractNum w:abstractNumId="14" w15:restartNumberingAfterBreak="0">
+  <w:abstractNum w:abstractNumId="14">
     <w:nsid w:val="3A103230"/>
     <w:multiLevelType w:val="hybridMultilevel"/>
     <w:tmpl w:val="420E5E74"/>
@@ -6663,7 +6301,7 @@
       </w:pPr>
     </w:lvl>
   </w:abstractNum>
-  <w:abstractNum w:abstractNumId="15" w15:restartNumberingAfterBreak="0">
+  <w:abstractNum w:abstractNumId="15">
     <w:nsid w:val="3B6717A6"/>
     <w:multiLevelType w:val="hybridMultilevel"/>
     <w:tmpl w:val="0560965A"/>
@@ -6776,7 +6414,7 @@
       </w:rPr>
     </w:lvl>
   </w:abstractNum>
-  <w:abstractNum w:abstractNumId="16" w15:restartNumberingAfterBreak="0">
+  <w:abstractNum w:abstractNumId="16">
     <w:nsid w:val="3C862C13"/>
     <w:multiLevelType w:val="hybridMultilevel"/>
     <w:tmpl w:val="33803D40"/>
@@ -6889,7 +6527,7 @@
       </w:rPr>
     </w:lvl>
   </w:abstractNum>
-  <w:abstractNum w:abstractNumId="17" w15:restartNumberingAfterBreak="0">
+  <w:abstractNum w:abstractNumId="17">
     <w:nsid w:val="3D85501A"/>
     <w:multiLevelType w:val="hybridMultilevel"/>
     <w:tmpl w:val="7ED8929C"/>
@@ -6975,7 +6613,7 @@
       </w:pPr>
     </w:lvl>
   </w:abstractNum>
-  <w:abstractNum w:abstractNumId="18" w15:restartNumberingAfterBreak="0">
+  <w:abstractNum w:abstractNumId="18">
     <w:nsid w:val="40EC6F4B"/>
     <w:multiLevelType w:val="hybridMultilevel"/>
     <w:tmpl w:val="CCFC8B78"/>
@@ -7088,7 +6726,7 @@
       </w:rPr>
     </w:lvl>
   </w:abstractNum>
-  <w:abstractNum w:abstractNumId="19" w15:restartNumberingAfterBreak="0">
+  <w:abstractNum w:abstractNumId="19">
     <w:nsid w:val="47414871"/>
     <w:multiLevelType w:val="hybridMultilevel"/>
     <w:tmpl w:val="A2F8A038"/>
@@ -7201,7 +6839,7 @@
       </w:rPr>
     </w:lvl>
   </w:abstractNum>
-  <w:abstractNum w:abstractNumId="20" w15:restartNumberingAfterBreak="0">
+  <w:abstractNum w:abstractNumId="20">
     <w:nsid w:val="4AEB50CD"/>
     <w:multiLevelType w:val="hybridMultilevel"/>
     <w:tmpl w:val="157CB846"/>
@@ -7314,7 +6952,7 @@
       </w:rPr>
     </w:lvl>
   </w:abstractNum>
-  <w:abstractNum w:abstractNumId="21" w15:restartNumberingAfterBreak="0">
+  <w:abstractNum w:abstractNumId="21">
     <w:nsid w:val="510C12AC"/>
     <w:multiLevelType w:val="hybridMultilevel"/>
     <w:tmpl w:val="1EECA868"/>
@@ -7427,7 +7065,7 @@
       </w:rPr>
     </w:lvl>
   </w:abstractNum>
-  <w:abstractNum w:abstractNumId="22" w15:restartNumberingAfterBreak="0">
+  <w:abstractNum w:abstractNumId="22">
     <w:nsid w:val="51D35F3A"/>
     <w:multiLevelType w:val="hybridMultilevel"/>
     <w:tmpl w:val="A114EE9C"/>
@@ -7540,7 +7178,7 @@
       </w:rPr>
     </w:lvl>
   </w:abstractNum>
-  <w:abstractNum w:abstractNumId="23" w15:restartNumberingAfterBreak="0">
+  <w:abstractNum w:abstractNumId="23">
     <w:nsid w:val="568C0D0E"/>
     <w:multiLevelType w:val="hybridMultilevel"/>
     <w:tmpl w:val="2A508690"/>
@@ -7653,7 +7291,7 @@
       </w:rPr>
     </w:lvl>
   </w:abstractNum>
-  <w:abstractNum w:abstractNumId="24" w15:restartNumberingAfterBreak="0">
+  <w:abstractNum w:abstractNumId="24">
     <w:nsid w:val="5A953DAD"/>
     <w:multiLevelType w:val="hybridMultilevel"/>
     <w:tmpl w:val="923C6ECA"/>
@@ -7766,7 +7404,7 @@
       </w:rPr>
     </w:lvl>
   </w:abstractNum>
-  <w:abstractNum w:abstractNumId="25" w15:restartNumberingAfterBreak="0">
+  <w:abstractNum w:abstractNumId="25">
     <w:nsid w:val="5CA45A24"/>
     <w:multiLevelType w:val="hybridMultilevel"/>
     <w:tmpl w:val="CB90F91C"/>
@@ -7879,7 +7517,7 @@
       </w:rPr>
     </w:lvl>
   </w:abstractNum>
-  <w:abstractNum w:abstractNumId="26" w15:restartNumberingAfterBreak="0">
+  <w:abstractNum w:abstractNumId="26">
     <w:nsid w:val="5CFE4A2C"/>
     <w:multiLevelType w:val="hybridMultilevel"/>
     <w:tmpl w:val="07B62302"/>
@@ -7968,7 +7606,7 @@
       </w:pPr>
     </w:lvl>
   </w:abstractNum>
-  <w:abstractNum w:abstractNumId="27" w15:restartNumberingAfterBreak="0">
+  <w:abstractNum w:abstractNumId="27">
     <w:nsid w:val="60347B78"/>
     <w:multiLevelType w:val="hybridMultilevel"/>
     <w:tmpl w:val="20E65BBC"/>
@@ -8081,7 +7719,7 @@
       </w:rPr>
     </w:lvl>
   </w:abstractNum>
-  <w:abstractNum w:abstractNumId="28" w15:restartNumberingAfterBreak="0">
+  <w:abstractNum w:abstractNumId="28">
     <w:nsid w:val="60975DAC"/>
     <w:multiLevelType w:val="multilevel"/>
     <w:tmpl w:val="380C6BFE"/>
@@ -8211,7 +7849,7 @@
       </w:rPr>
     </w:lvl>
   </w:abstractNum>
-  <w:abstractNum w:abstractNumId="29" w15:restartNumberingAfterBreak="0">
+  <w:abstractNum w:abstractNumId="29">
     <w:nsid w:val="60B12A81"/>
     <w:multiLevelType w:val="multilevel"/>
     <w:tmpl w:val="BBE6D7CC"/>
@@ -8360,7 +7998,7 @@
       </w:rPr>
     </w:lvl>
   </w:abstractNum>
-  <w:abstractNum w:abstractNumId="30" w15:restartNumberingAfterBreak="0">
+  <w:abstractNum w:abstractNumId="30">
     <w:nsid w:val="688C7D5C"/>
     <w:multiLevelType w:val="hybridMultilevel"/>
     <w:tmpl w:val="217C0934"/>
@@ -8473,7 +8111,7 @@
       </w:rPr>
     </w:lvl>
   </w:abstractNum>
-  <w:abstractNum w:abstractNumId="31" w15:restartNumberingAfterBreak="0">
+  <w:abstractNum w:abstractNumId="31">
     <w:nsid w:val="68DC1F10"/>
     <w:multiLevelType w:val="hybridMultilevel"/>
     <w:tmpl w:val="D1265278"/>
@@ -8586,7 +8224,7 @@
       </w:rPr>
     </w:lvl>
   </w:abstractNum>
-  <w:abstractNum w:abstractNumId="32" w15:restartNumberingAfterBreak="0">
+  <w:abstractNum w:abstractNumId="32">
     <w:nsid w:val="69CA3B02"/>
     <w:multiLevelType w:val="hybridMultilevel"/>
     <w:tmpl w:val="F642E598"/>
@@ -8699,7 +8337,7 @@
       </w:rPr>
     </w:lvl>
   </w:abstractNum>
-  <w:abstractNum w:abstractNumId="33" w15:restartNumberingAfterBreak="0">
+  <w:abstractNum w:abstractNumId="33">
     <w:nsid w:val="6B7377DD"/>
     <w:multiLevelType w:val="hybridMultilevel"/>
     <w:tmpl w:val="7CAC653A"/>
@@ -8785,7 +8423,7 @@
       </w:pPr>
     </w:lvl>
   </w:abstractNum>
-  <w:abstractNum w:abstractNumId="34" w15:restartNumberingAfterBreak="0">
+  <w:abstractNum w:abstractNumId="34">
     <w:nsid w:val="722002D8"/>
     <w:multiLevelType w:val="hybridMultilevel"/>
     <w:tmpl w:val="79B46684"/>
@@ -8898,7 +8536,7 @@
       </w:rPr>
     </w:lvl>
   </w:abstractNum>
-  <w:abstractNum w:abstractNumId="35" w15:restartNumberingAfterBreak="0">
+  <w:abstractNum w:abstractNumId="35">
     <w:nsid w:val="72BA1947"/>
     <w:multiLevelType w:val="hybridMultilevel"/>
     <w:tmpl w:val="CCE4C876"/>
@@ -9011,7 +8649,7 @@
       </w:rPr>
     </w:lvl>
   </w:abstractNum>
-  <w:abstractNum w:abstractNumId="36" w15:restartNumberingAfterBreak="0">
+  <w:abstractNum w:abstractNumId="36">
     <w:nsid w:val="764C0700"/>
     <w:multiLevelType w:val="hybridMultilevel"/>
     <w:tmpl w:val="6D68C8A8"/>
@@ -9124,7 +8762,7 @@
       </w:rPr>
     </w:lvl>
   </w:abstractNum>
-  <w:abstractNum w:abstractNumId="37" w15:restartNumberingAfterBreak="0">
+  <w:abstractNum w:abstractNumId="37">
     <w:nsid w:val="77EB3A93"/>
     <w:multiLevelType w:val="hybridMultilevel"/>
     <w:tmpl w:val="A3F2EAF0"/>
@@ -9210,7 +8848,7 @@
       </w:pPr>
     </w:lvl>
   </w:abstractNum>
-  <w:abstractNum w:abstractNumId="38" w15:restartNumberingAfterBreak="0">
+  <w:abstractNum w:abstractNumId="38">
     <w:nsid w:val="7A3B0902"/>
     <w:multiLevelType w:val="hybridMultilevel"/>
     <w:tmpl w:val="8F7AAA36"/>
@@ -9323,128 +8961,128 @@
       </w:rPr>
     </w:lvl>
   </w:abstractNum>
-  <w:num w:numId="1" w16cid:durableId="1486435293">
+  <w:num w:numId="1">
     <w:abstractNumId w:val="9"/>
   </w:num>
-  <w:num w:numId="2" w16cid:durableId="803159321">
+  <w:num w:numId="2">
     <w:abstractNumId w:val="28"/>
   </w:num>
-  <w:num w:numId="3" w16cid:durableId="844442084">
+  <w:num w:numId="3">
     <w:abstractNumId w:val="12"/>
   </w:num>
-  <w:num w:numId="4" w16cid:durableId="1853183113">
+  <w:num w:numId="4">
     <w:abstractNumId w:val="21"/>
   </w:num>
-  <w:num w:numId="5" w16cid:durableId="263192883">
+  <w:num w:numId="5">
     <w:abstractNumId w:val="29"/>
   </w:num>
-  <w:num w:numId="6" w16cid:durableId="1032657442">
+  <w:num w:numId="6">
     <w:abstractNumId w:val="32"/>
   </w:num>
-  <w:num w:numId="7" w16cid:durableId="1301152837">
+  <w:num w:numId="7">
     <w:abstractNumId w:val="13"/>
   </w:num>
-  <w:num w:numId="8" w16cid:durableId="431439231">
+  <w:num w:numId="8">
     <w:abstractNumId w:val="6"/>
   </w:num>
-  <w:num w:numId="9" w16cid:durableId="1815174260">
+  <w:num w:numId="9">
     <w:abstractNumId w:val="18"/>
   </w:num>
-  <w:num w:numId="10" w16cid:durableId="441875543">
+  <w:num w:numId="10">
     <w:abstractNumId w:val="2"/>
   </w:num>
-  <w:num w:numId="11" w16cid:durableId="1760131499">
+  <w:num w:numId="11">
     <w:abstractNumId w:val="14"/>
   </w:num>
-  <w:num w:numId="12" w16cid:durableId="187107099">
+  <w:num w:numId="12">
     <w:abstractNumId w:val="26"/>
   </w:num>
-  <w:num w:numId="13" w16cid:durableId="1403479052">
+  <w:num w:numId="13">
     <w:abstractNumId w:val="17"/>
   </w:num>
-  <w:num w:numId="14" w16cid:durableId="310057813">
+  <w:num w:numId="14">
     <w:abstractNumId w:val="8"/>
   </w:num>
-  <w:num w:numId="15" w16cid:durableId="1594431577">
+  <w:num w:numId="15">
     <w:abstractNumId w:val="38"/>
   </w:num>
-  <w:num w:numId="16" w16cid:durableId="1082067259">
+  <w:num w:numId="16">
     <w:abstractNumId w:val="3"/>
   </w:num>
-  <w:num w:numId="17" w16cid:durableId="731080915">
+  <w:num w:numId="17">
     <w:abstractNumId w:val="35"/>
   </w:num>
-  <w:num w:numId="18" w16cid:durableId="174345623">
+  <w:num w:numId="18">
     <w:abstractNumId w:val="1"/>
   </w:num>
-  <w:num w:numId="19" w16cid:durableId="436104372">
+  <w:num w:numId="19">
     <w:abstractNumId w:val="11"/>
   </w:num>
-  <w:num w:numId="20" w16cid:durableId="1412114924">
+  <w:num w:numId="20">
     <w:abstractNumId w:val="10"/>
   </w:num>
-  <w:num w:numId="21" w16cid:durableId="1452701854">
+  <w:num w:numId="21">
     <w:abstractNumId w:val="23"/>
   </w:num>
-  <w:num w:numId="22" w16cid:durableId="226577784">
+  <w:num w:numId="22">
     <w:abstractNumId w:val="19"/>
   </w:num>
-  <w:num w:numId="23" w16cid:durableId="1272785396">
+  <w:num w:numId="23">
     <w:abstractNumId w:val="31"/>
   </w:num>
-  <w:num w:numId="24" w16cid:durableId="1596010870">
+  <w:num w:numId="24">
     <w:abstractNumId w:val="15"/>
   </w:num>
-  <w:num w:numId="25" w16cid:durableId="2009399630">
+  <w:num w:numId="25">
     <w:abstractNumId w:val="20"/>
   </w:num>
-  <w:num w:numId="26" w16cid:durableId="1842500169">
+  <w:num w:numId="26">
     <w:abstractNumId w:val="25"/>
   </w:num>
-  <w:num w:numId="27" w16cid:durableId="2123767266">
+  <w:num w:numId="27">
     <w:abstractNumId w:val="36"/>
   </w:num>
-  <w:num w:numId="28" w16cid:durableId="1971282117">
+  <w:num w:numId="28">
     <w:abstractNumId w:val="5"/>
   </w:num>
-  <w:num w:numId="29" w16cid:durableId="206256355">
+  <w:num w:numId="29">
     <w:abstractNumId w:val="22"/>
   </w:num>
-  <w:num w:numId="30" w16cid:durableId="945699314">
+  <w:num w:numId="30">
     <w:abstractNumId w:val="37"/>
   </w:num>
-  <w:num w:numId="31" w16cid:durableId="790368740">
+  <w:num w:numId="31">
     <w:abstractNumId w:val="0"/>
   </w:num>
-  <w:num w:numId="32" w16cid:durableId="1775517372">
+  <w:num w:numId="32">
     <w:abstractNumId w:val="27"/>
   </w:num>
-  <w:num w:numId="33" w16cid:durableId="379599754">
+  <w:num w:numId="33">
     <w:abstractNumId w:val="33"/>
   </w:num>
-  <w:num w:numId="34" w16cid:durableId="1539200794">
+  <w:num w:numId="34">
     <w:abstractNumId w:val="24"/>
   </w:num>
-  <w:num w:numId="35" w16cid:durableId="520701708">
+  <w:num w:numId="35">
     <w:abstractNumId w:val="30"/>
   </w:num>
-  <w:num w:numId="36" w16cid:durableId="244268210">
+  <w:num w:numId="36">
     <w:abstractNumId w:val="16"/>
   </w:num>
-  <w:num w:numId="37" w16cid:durableId="736779932">
+  <w:num w:numId="37">
     <w:abstractNumId w:val="7"/>
   </w:num>
-  <w:num w:numId="38" w16cid:durableId="705256416">
+  <w:num w:numId="38">
     <w:abstractNumId w:val="34"/>
   </w:num>
-  <w:num w:numId="39" w16cid:durableId="13500532">
+  <w:num w:numId="39">
     <w:abstractNumId w:val="4"/>
   </w:num>
 </w:numbering>
 </file>
 
 <file path=word/styles.xml><?xml version="1.0" encoding="utf-8"?>
-<w:styles xmlns:mc="http://schemas.openxmlformats.org/markup-compatibility/2006" xmlns:r="http://schemas.openxmlformats.org/officeDocument/2006/relationships" xmlns:w="http://schemas.openxmlformats.org/wordprocessingml/2006/main" xmlns:w14="http://schemas.microsoft.com/office/word/2010/wordml" xmlns:w15="http://schemas.microsoft.com/office/word/2012/wordml" xmlns:w16cex="http://schemas.microsoft.com/office/word/2018/wordml/cex" xmlns:w16cid="http://schemas.microsoft.com/office/word/2016/wordml/cid" xmlns:w16="http://schemas.microsoft.com/office/word/2018/wordml" xmlns:w16du="http://schemas.microsoft.com/office/word/2023/wordml/word16du" xmlns:w16sdtdh="http://schemas.microsoft.com/office/word/2020/wordml/sdtdatahash" xmlns:w16sdtfl="http://schemas.microsoft.com/office/word/2024/wordml/sdtformatlock" xmlns:w16se="http://schemas.microsoft.com/office/word/2015/wordml/symex" mc:Ignorable="w14 w15 w16se w16cid w16 w16cex w16sdtdh w16sdtfl w16du">
+<w:styles xmlns:mc="http://schemas.openxmlformats.org/markup-compatibility/2006" xmlns:r="http://schemas.openxmlformats.org/officeDocument/2006/relationships" xmlns:w="http://schemas.openxmlformats.org/wordprocessingml/2006/main" xmlns:w14="http://schemas.microsoft.com/office/word/2010/wordml" mc:Ignorable="w14">
   <w:docDefaults>
     <w:rPrDefault>
       <w:rPr>
@@ -9460,383 +9098,144 @@
       </w:pPr>
     </w:pPrDefault>
   </w:docDefaults>
-  <w:latentStyles w:defLockedState="0" w:defUIPriority="99" w:defSemiHidden="0" w:defUnhideWhenUsed="0" w:defQFormat="0" w:count="376">
-    <w:lsdException w:name="Normal" w:uiPriority="0" w:qFormat="1"/>
-    <w:lsdException w:name="heading 1" w:uiPriority="9" w:qFormat="1"/>
-    <w:lsdException w:name="heading 2" w:semiHidden="1" w:uiPriority="9" w:unhideWhenUsed="1" w:qFormat="1"/>
-    <w:lsdException w:name="heading 3" w:semiHidden="1" w:uiPriority="9" w:unhideWhenUsed="1" w:qFormat="1"/>
-    <w:lsdException w:name="heading 4" w:semiHidden="1" w:uiPriority="9" w:unhideWhenUsed="1" w:qFormat="1"/>
-    <w:lsdException w:name="heading 5" w:semiHidden="1" w:uiPriority="9" w:unhideWhenUsed="1" w:qFormat="1"/>
-    <w:lsdException w:name="heading 6" w:semiHidden="1" w:uiPriority="9" w:unhideWhenUsed="1" w:qFormat="1"/>
-    <w:lsdException w:name="heading 7" w:semiHidden="1" w:uiPriority="9" w:unhideWhenUsed="1" w:qFormat="1"/>
-    <w:lsdException w:name="heading 8" w:semiHidden="1" w:uiPriority="9" w:unhideWhenUsed="1" w:qFormat="1"/>
-    <w:lsdException w:name="heading 9" w:semiHidden="1" w:uiPriority="9" w:unhideWhenUsed="1" w:qFormat="1"/>
-    <w:lsdException w:name="index 1" w:semiHidden="1" w:unhideWhenUsed="1"/>
-    <w:lsdException w:name="index 2" w:semiHidden="1" w:unhideWhenUsed="1"/>
-    <w:lsdException w:name="index 3" w:semiHidden="1" w:unhideWhenUsed="1"/>
-    <w:lsdException w:name="index 4" w:semiHidden="1" w:unhideWhenUsed="1"/>
-    <w:lsdException w:name="index 5" w:semiHidden="1" w:unhideWhenUsed="1"/>
-    <w:lsdException w:name="index 6" w:semiHidden="1" w:unhideWhenUsed="1"/>
-    <w:lsdException w:name="index 7" w:semiHidden="1" w:unhideWhenUsed="1"/>
-    <w:lsdException w:name="index 8" w:semiHidden="1" w:unhideWhenUsed="1"/>
-    <w:lsdException w:name="index 9" w:semiHidden="1" w:unhideWhenUsed="1"/>
-    <w:lsdException w:name="toc 1" w:semiHidden="1" w:uiPriority="39" w:unhideWhenUsed="1"/>
-    <w:lsdException w:name="toc 2" w:semiHidden="1" w:uiPriority="39" w:unhideWhenUsed="1"/>
-    <w:lsdException w:name="toc 3" w:semiHidden="1" w:uiPriority="39" w:unhideWhenUsed="1"/>
-    <w:lsdException w:name="toc 4" w:semiHidden="1" w:uiPriority="39" w:unhideWhenUsed="1"/>
-    <w:lsdException w:name="toc 5" w:semiHidden="1" w:uiPriority="39" w:unhideWhenUsed="1"/>
-    <w:lsdException w:name="toc 6" w:semiHidden="1" w:uiPriority="39" w:unhideWhenUsed="1"/>
-    <w:lsdException w:name="toc 7" w:semiHidden="1" w:uiPriority="39" w:unhideWhenUsed="1"/>
-    <w:lsdException w:name="toc 8" w:semiHidden="1" w:uiPriority="39" w:unhideWhenUsed="1"/>
-    <w:lsdException w:name="toc 9" w:semiHidden="1" w:uiPriority="39" w:unhideWhenUsed="1"/>
-    <w:lsdException w:name="Normal Indent" w:semiHidden="1" w:unhideWhenUsed="1"/>
-    <w:lsdException w:name="footnote text" w:semiHidden="1" w:unhideWhenUsed="1"/>
-    <w:lsdException w:name="annotation text" w:semiHidden="1" w:unhideWhenUsed="1"/>
-    <w:lsdException w:name="header" w:semiHidden="1" w:unhideWhenUsed="1"/>
-    <w:lsdException w:name="footer" w:semiHidden="1" w:unhideWhenUsed="1"/>
-    <w:lsdException w:name="index heading" w:semiHidden="1" w:unhideWhenUsed="1"/>
-    <w:lsdException w:name="caption" w:semiHidden="1" w:uiPriority="35" w:unhideWhenUsed="1" w:qFormat="1"/>
-    <w:lsdException w:name="table of figures" w:semiHidden="1" w:unhideWhenUsed="1"/>
-    <w:lsdException w:name="envelope address" w:semiHidden="1" w:unhideWhenUsed="1"/>
-    <w:lsdException w:name="envelope return" w:semiHidden="1" w:unhideWhenUsed="1"/>
-    <w:lsdException w:name="footnote reference" w:semiHidden="1" w:unhideWhenUsed="1"/>
-    <w:lsdException w:name="annotation reference" w:semiHidden="1" w:unhideWhenUsed="1"/>
-    <w:lsdException w:name="line number" w:semiHidden="1" w:unhideWhenUsed="1"/>
-    <w:lsdException w:name="page number" w:semiHidden="1" w:unhideWhenUsed="1"/>
-    <w:lsdException w:name="endnote reference" w:semiHidden="1" w:unhideWhenUsed="1"/>
-    <w:lsdException w:name="endnote text" w:semiHidden="1" w:unhideWhenUsed="1"/>
-    <w:lsdException w:name="table of authorities" w:semiHidden="1" w:unhideWhenUsed="1"/>
-    <w:lsdException w:name="macro" w:semiHidden="1" w:unhideWhenUsed="1"/>
-    <w:lsdException w:name="toa heading" w:semiHidden="1" w:unhideWhenUsed="1"/>
-    <w:lsdException w:name="List" w:semiHidden="1" w:unhideWhenUsed="1"/>
-    <w:lsdException w:name="List Bullet" w:semiHidden="1" w:unhideWhenUsed="1"/>
-    <w:lsdException w:name="List Number" w:semiHidden="1" w:unhideWhenUsed="1"/>
-    <w:lsdException w:name="List 2" w:semiHidden="1" w:unhideWhenUsed="1"/>
-    <w:lsdException w:name="List 3" w:semiHidden="1" w:unhideWhenUsed="1"/>
-    <w:lsdException w:name="List 4" w:semiHidden="1" w:unhideWhenUsed="1"/>
-    <w:lsdException w:name="List 5" w:semiHidden="1" w:unhideWhenUsed="1"/>
-    <w:lsdException w:name="List Bullet 2" w:semiHidden="1" w:unhideWhenUsed="1"/>
-    <w:lsdException w:name="List Bullet 3" w:semiHidden="1" w:unhideWhenUsed="1"/>
-    <w:lsdException w:name="List Bullet 4" w:semiHidden="1" w:unhideWhenUsed="1"/>
-    <w:lsdException w:name="List Bullet 5" w:semiHidden="1" w:unhideWhenUsed="1"/>
-    <w:lsdException w:name="List Number 2" w:semiHidden="1" w:unhideWhenUsed="1"/>
-    <w:lsdException w:name="List Number 3" w:semiHidden="1" w:unhideWhenUsed="1"/>
-    <w:lsdException w:name="List Number 4" w:semiHidden="1" w:unhideWhenUsed="1"/>
-    <w:lsdException w:name="List Number 5" w:semiHidden="1" w:unhideWhenUsed="1"/>
-    <w:lsdException w:name="Title" w:uiPriority="10" w:qFormat="1"/>
-    <w:lsdException w:name="Closing" w:semiHidden="1" w:unhideWhenUsed="1"/>
-    <w:lsdException w:name="Signature" w:semiHidden="1" w:unhideWhenUsed="1"/>
-    <w:lsdException w:name="Default Paragraph Font" w:semiHidden="1" w:uiPriority="1" w:unhideWhenUsed="1"/>
-    <w:lsdException w:name="Body Text" w:semiHidden="1" w:unhideWhenUsed="1"/>
-    <w:lsdException w:name="Body Text Indent" w:semiHidden="1" w:unhideWhenUsed="1"/>
-    <w:lsdException w:name="List Continue" w:semiHidden="1" w:unhideWhenUsed="1"/>
-    <w:lsdException w:name="List Continue 2" w:semiHidden="1" w:unhideWhenUsed="1"/>
-    <w:lsdException w:name="List Continue 3" w:semiHidden="1" w:unhideWhenUsed="1"/>
-    <w:lsdException w:name="List Continue 4" w:semiHidden="1" w:unhideWhenUsed="1"/>
-    <w:lsdException w:name="List Continue 5" w:semiHidden="1" w:unhideWhenUsed="1"/>
-    <w:lsdException w:name="Message Header" w:semiHidden="1" w:unhideWhenUsed="1"/>
-    <w:lsdException w:name="Subtitle" w:uiPriority="11" w:qFormat="1"/>
-    <w:lsdException w:name="Salutation" w:semiHidden="1" w:unhideWhenUsed="1"/>
-    <w:lsdException w:name="Date" w:semiHidden="1" w:unhideWhenUsed="1"/>
-    <w:lsdException w:name="Body Text First Indent" w:semiHidden="1" w:unhideWhenUsed="1"/>
-    <w:lsdException w:name="Body Text First Indent 2" w:semiHidden="1" w:unhideWhenUsed="1"/>
-    <w:lsdException w:name="Note Heading" w:semiHidden="1" w:unhideWhenUsed="1"/>
-    <w:lsdException w:name="Body Text 2" w:semiHidden="1" w:unhideWhenUsed="1"/>
-    <w:lsdException w:name="Body Text 3" w:semiHidden="1" w:unhideWhenUsed="1"/>
-    <w:lsdException w:name="Body Text Indent 2" w:semiHidden="1" w:unhideWhenUsed="1"/>
-    <w:lsdException w:name="Body Text Indent 3" w:semiHidden="1" w:unhideWhenUsed="1"/>
-    <w:lsdException w:name="Block Text" w:semiHidden="1" w:unhideWhenUsed="1"/>
-    <w:lsdException w:name="Hyperlink" w:semiHidden="1" w:unhideWhenUsed="1"/>
-    <w:lsdException w:name="FollowedHyperlink" w:semiHidden="1" w:unhideWhenUsed="1"/>
-    <w:lsdException w:name="Strong" w:uiPriority="22" w:qFormat="1"/>
-    <w:lsdException w:name="Emphasis" w:uiPriority="20" w:qFormat="1"/>
-    <w:lsdException w:name="Document Map" w:semiHidden="1" w:unhideWhenUsed="1"/>
-    <w:lsdException w:name="Plain Text" w:semiHidden="1" w:unhideWhenUsed="1"/>
-    <w:lsdException w:name="E-mail Signature" w:semiHidden="1" w:unhideWhenUsed="1"/>
-    <w:lsdException w:name="HTML Top of Form" w:semiHidden="1" w:unhideWhenUsed="1"/>
-    <w:lsdException w:name="HTML Bottom of Form" w:semiHidden="1" w:unhideWhenUsed="1"/>
-    <w:lsdException w:name="Normal (Web)" w:semiHidden="1" w:unhideWhenUsed="1"/>
-    <w:lsdException w:name="HTML Acronym" w:semiHidden="1" w:unhideWhenUsed="1"/>
-    <w:lsdException w:name="HTML Address" w:semiHidden="1" w:unhideWhenUsed="1"/>
-    <w:lsdException w:name="HTML Cite" w:semiHidden="1" w:unhideWhenUsed="1"/>
-    <w:lsdException w:name="HTML Code" w:semiHidden="1" w:unhideWhenUsed="1"/>
-    <w:lsdException w:name="HTML Definition" w:semiHidden="1" w:unhideWhenUsed="1"/>
-    <w:lsdException w:name="HTML Keyboard" w:semiHidden="1" w:unhideWhenUsed="1"/>
-    <w:lsdException w:name="HTML Preformatted" w:semiHidden="1" w:unhideWhenUsed="1"/>
-    <w:lsdException w:name="HTML Sample" w:semiHidden="1" w:unhideWhenUsed="1"/>
-    <w:lsdException w:name="HTML Typewriter" w:semiHidden="1" w:unhideWhenUsed="1"/>
-    <w:lsdException w:name="HTML Variable" w:semiHidden="1" w:unhideWhenUsed="1"/>
-    <w:lsdException w:name="Normal Table" w:semiHidden="1" w:unhideWhenUsed="1"/>
-    <w:lsdException w:name="annotation subject" w:semiHidden="1" w:unhideWhenUsed="1"/>
-    <w:lsdException w:name="No List" w:semiHidden="1" w:unhideWhenUsed="1"/>
-    <w:lsdException w:name="Outline List 1" w:semiHidden="1" w:unhideWhenUsed="1"/>
-    <w:lsdException w:name="Outline List 2" w:semiHidden="1" w:unhideWhenUsed="1"/>
-    <w:lsdException w:name="Outline List 3" w:semiHidden="1" w:unhideWhenUsed="1"/>
-    <w:lsdException w:name="Table Simple 1" w:semiHidden="1" w:unhideWhenUsed="1"/>
-    <w:lsdException w:name="Table Simple 2" w:semiHidden="1" w:unhideWhenUsed="1"/>
-    <w:lsdException w:name="Table Simple 3" w:semiHidden="1" w:unhideWhenUsed="1"/>
-    <w:lsdException w:name="Table Classic 1" w:semiHidden="1" w:unhideWhenUsed="1"/>
-    <w:lsdException w:name="Table Classic 2" w:semiHidden="1" w:unhideWhenUsed="1"/>
-    <w:lsdException w:name="Table Classic 3" w:semiHidden="1" w:unhideWhenUsed="1"/>
-    <w:lsdException w:name="Table Classic 4" w:semiHidden="1" w:unhideWhenUsed="1"/>
-    <w:lsdException w:name="Table Colorful 1" w:semiHidden="1" w:unhideWhenUsed="1"/>
-    <w:lsdException w:name="Table Colorful 2" w:semiHidden="1" w:unhideWhenUsed="1"/>
-    <w:lsdException w:name="Table Colorful 3" w:semiHidden="1" w:unhideWhenUsed="1"/>
-    <w:lsdException w:name="Table Columns 1" w:semiHidden="1" w:unhideWhenUsed="1"/>
-    <w:lsdException w:name="Table Columns 2" w:semiHidden="1" w:unhideWhenUsed="1"/>
-    <w:lsdException w:name="Table Columns 3" w:semiHidden="1" w:unhideWhenUsed="1"/>
-    <w:lsdException w:name="Table Columns 4" w:semiHidden="1" w:unhideWhenUsed="1"/>
-    <w:lsdException w:name="Table Columns 5" w:semiHidden="1" w:unhideWhenUsed="1"/>
-    <w:lsdException w:name="Table Grid 1" w:semiHidden="1" w:unhideWhenUsed="1"/>
-    <w:lsdException w:name="Table Grid 2" w:semiHidden="1" w:unhideWhenUsed="1"/>
-    <w:lsdException w:name="Table Grid 3" w:semiHidden="1" w:unhideWhenUsed="1"/>
-    <w:lsdException w:name="Table Grid 4" w:semiHidden="1" w:unhideWhenUsed="1"/>
-    <w:lsdException w:name="Table Grid 5" w:semiHidden="1" w:unhideWhenUsed="1"/>
-    <w:lsdException w:name="Table Grid 6" w:semiHidden="1" w:unhideWhenUsed="1"/>
-    <w:lsdException w:name="Table Grid 7" w:semiHidden="1" w:unhideWhenUsed="1"/>
-    <w:lsdException w:name="Table Grid 8" w:semiHidden="1" w:unhideWhenUsed="1"/>
-    <w:lsdException w:name="Table List 1" w:semiHidden="1" w:unhideWhenUsed="1"/>
-    <w:lsdException w:name="Table List 2" w:semiHidden="1" w:unhideWhenUsed="1"/>
-    <w:lsdException w:name="Table List 3" w:semiHidden="1" w:unhideWhenUsed="1"/>
-    <w:lsdException w:name="Table List 4" w:semiHidden="1" w:unhideWhenUsed="1"/>
-    <w:lsdException w:name="Table List 5" w:semiHidden="1" w:unhideWhenUsed="1"/>
-    <w:lsdException w:name="Table List 6" w:semiHidden="1" w:unhideWhenUsed="1"/>
-    <w:lsdException w:name="Table List 7" w:semiHidden="1" w:unhideWhenUsed="1"/>
-    <w:lsdException w:name="Table List 8" w:semiHidden="1" w:unhideWhenUsed="1"/>
-    <w:lsdException w:name="Table 3D effects 1" w:semiHidden="1" w:unhideWhenUsed="1"/>
-    <w:lsdException w:name="Table 3D effects 2" w:semiHidden="1" w:unhideWhenUsed="1"/>
-    <w:lsdException w:name="Table 3D effects 3" w:semiHidden="1" w:unhideWhenUsed="1"/>
-    <w:lsdException w:name="Table Contemporary" w:semiHidden="1" w:unhideWhenUsed="1"/>
-    <w:lsdException w:name="Table Elegant" w:semiHidden="1" w:unhideWhenUsed="1"/>
-    <w:lsdException w:name="Table Professional" w:semiHidden="1" w:unhideWhenUsed="1"/>
-    <w:lsdException w:name="Table Subtle 1" w:semiHidden="1" w:unhideWhenUsed="1"/>
-    <w:lsdException w:name="Table Subtle 2" w:semiHidden="1" w:unhideWhenUsed="1"/>
-    <w:lsdException w:name="Table Web 1" w:semiHidden="1" w:unhideWhenUsed="1"/>
-    <w:lsdException w:name="Table Web 2" w:semiHidden="1" w:unhideWhenUsed="1"/>
-    <w:lsdException w:name="Table Web 3" w:semiHidden="1" w:unhideWhenUsed="1"/>
-    <w:lsdException w:name="Balloon Text" w:semiHidden="1" w:unhideWhenUsed="1"/>
-    <w:lsdException w:name="Table Grid" w:uiPriority="39"/>
-    <w:lsdException w:name="Table Theme" w:semiHidden="1" w:unhideWhenUsed="1"/>
-    <w:lsdException w:name="Placeholder Text" w:semiHidden="1"/>
-    <w:lsdException w:name="No Spacing" w:uiPriority="1" w:qFormat="1"/>
-    <w:lsdException w:name="Light Shading" w:uiPriority="60"/>
-    <w:lsdException w:name="Light List" w:uiPriority="61"/>
-    <w:lsdException w:name="Light Grid" w:uiPriority="62"/>
-    <w:lsdException w:name="Medium Shading 1" w:uiPriority="63"/>
-    <w:lsdException w:name="Medium Shading 2" w:uiPriority="64"/>
-    <w:lsdException w:name="Medium List 1" w:uiPriority="65"/>
-    <w:lsdException w:name="Medium List 2" w:uiPriority="66"/>
-    <w:lsdException w:name="Medium Grid 1" w:uiPriority="67"/>
-    <w:lsdException w:name="Medium Grid 2" w:uiPriority="68"/>
-    <w:lsdException w:name="Medium Grid 3" w:uiPriority="69"/>
-    <w:lsdException w:name="Dark List" w:uiPriority="70"/>
-    <w:lsdException w:name="Colorful Shading" w:uiPriority="71"/>
-    <w:lsdException w:name="Colorful List" w:uiPriority="72"/>
-    <w:lsdException w:name="Colorful Grid" w:uiPriority="73"/>
-    <w:lsdException w:name="Light Shading Accent 1" w:uiPriority="60"/>
-    <w:lsdException w:name="Light List Accent 1" w:uiPriority="61"/>
-    <w:lsdException w:name="Light Grid Accent 1" w:uiPriority="62"/>
-    <w:lsdException w:name="Medium Shading 1 Accent 1" w:uiPriority="63"/>
-    <w:lsdException w:name="Medium Shading 2 Accent 1" w:uiPriority="64"/>
-    <w:lsdException w:name="Medium List 1 Accent 1" w:uiPriority="65"/>
-    <w:lsdException w:name="Revision" w:semiHidden="1"/>
-    <w:lsdException w:name="List Paragraph" w:uiPriority="34" w:qFormat="1"/>
-    <w:lsdException w:name="Quote" w:uiPriority="29" w:qFormat="1"/>
-    <w:lsdException w:name="Intense Quote" w:uiPriority="30" w:qFormat="1"/>
-    <w:lsdException w:name="Medium List 2 Accent 1" w:uiPriority="66"/>
-    <w:lsdException w:name="Medium Grid 1 Accent 1" w:uiPriority="67"/>
-    <w:lsdException w:name="Medium Grid 2 Accent 1" w:uiPriority="68"/>
-    <w:lsdException w:name="Medium Grid 3 Accent 1" w:uiPriority="69"/>
-    <w:lsdException w:name="Dark List Accent 1" w:uiPriority="70"/>
-    <w:lsdException w:name="Colorful Shading Accent 1" w:uiPriority="71"/>
-    <w:lsdException w:name="Colorful List Accent 1" w:uiPriority="72"/>
-    <w:lsdException w:name="Colorful Grid Accent 1" w:uiPriority="73"/>
-    <w:lsdException w:name="Light Shading Accent 2" w:uiPriority="60"/>
-    <w:lsdException w:name="Light List Accent 2" w:uiPriority="61"/>
-    <w:lsdException w:name="Light Grid Accent 2" w:uiPriority="62"/>
-    <w:lsdException w:name="Medium Shading 1 Accent 2" w:uiPriority="63"/>
-    <w:lsdException w:name="Medium Shading 2 Accent 2" w:uiPriority="64"/>
-    <w:lsdException w:name="Medium List 1 Accent 2" w:uiPriority="65"/>
-    <w:lsdException w:name="Medium List 2 Accent 2" w:uiPriority="66"/>
-    <w:lsdException w:name="Medium Grid 1 Accent 2" w:uiPriority="67"/>
-    <w:lsdException w:name="Medium Grid 2 Accent 2" w:uiPriority="68"/>
-    <w:lsdException w:name="Medium Grid 3 Accent 2" w:uiPriority="69"/>
-    <w:lsdException w:name="Dark List Accent 2" w:uiPriority="70"/>
-    <w:lsdException w:name="Colorful Shading Accent 2" w:uiPriority="71"/>
-    <w:lsdException w:name="Colorful List Accent 2" w:uiPriority="72"/>
-    <w:lsdException w:name="Colorful Grid Accent 2" w:uiPriority="73"/>
-    <w:lsdException w:name="Light Shading Accent 3" w:uiPriority="60"/>
-    <w:lsdException w:name="Light List Accent 3" w:uiPriority="61"/>
-    <w:lsdException w:name="Light Grid Accent 3" w:uiPriority="62"/>
-    <w:lsdException w:name="Medium Shading 1 Accent 3" w:uiPriority="63"/>
-    <w:lsdException w:name="Medium Shading 2 Accent 3" w:uiPriority="64"/>
-    <w:lsdException w:name="Medium List 1 Accent 3" w:uiPriority="65"/>
-    <w:lsdException w:name="Medium List 2 Accent 3" w:uiPriority="66"/>
-    <w:lsdException w:name="Medium Grid 1 Accent 3" w:uiPriority="67"/>
-    <w:lsdException w:name="Medium Grid 2 Accent 3" w:uiPriority="68"/>
-    <w:lsdException w:name="Medium Grid 3 Accent 3" w:uiPriority="69"/>
-    <w:lsdException w:name="Dark List Accent 3" w:uiPriority="70"/>
-    <w:lsdException w:name="Colorful Shading Accent 3" w:uiPriority="71"/>
-    <w:lsdException w:name="Colorful List Accent 3" w:uiPriority="72"/>
-    <w:lsdException w:name="Colorful Grid Accent 3" w:uiPriority="73"/>
-    <w:lsdException w:name="Light Shading Accent 4" w:uiPriority="60"/>
-    <w:lsdException w:name="Light List Accent 4" w:uiPriority="61"/>
-    <w:lsdException w:name="Light Grid Accent 4" w:uiPriority="62"/>
-    <w:lsdException w:name="Medium Shading 1 Accent 4" w:uiPriority="63"/>
-    <w:lsdException w:name="Medium Shading 2 Accent 4" w:uiPriority="64"/>
-    <w:lsdException w:name="Medium List 1 Accent 4" w:uiPriority="65"/>
-    <w:lsdException w:name="Medium List 2 Accent 4" w:uiPriority="66"/>
-    <w:lsdException w:name="Medium Grid 1 Accent 4" w:uiPriority="67"/>
-    <w:lsdException w:name="Medium Grid 2 Accent 4" w:uiPriority="68"/>
-    <w:lsdException w:name="Medium Grid 3 Accent 4" w:uiPriority="69"/>
-    <w:lsdException w:name="Dark List Accent 4" w:uiPriority="70"/>
-    <w:lsdException w:name="Colorful Shading Accent 4" w:uiPriority="71"/>
-    <w:lsdException w:name="Colorful List Accent 4" w:uiPriority="72"/>
-    <w:lsdException w:name="Colorful Grid Accent 4" w:uiPriority="73"/>
-    <w:lsdException w:name="Light Shading Accent 5" w:uiPriority="60"/>
-    <w:lsdException w:name="Light List Accent 5" w:uiPriority="61"/>
-    <w:lsdException w:name="Light Grid Accent 5" w:uiPriority="62"/>
-    <w:lsdException w:name="Medium Shading 1 Accent 5" w:uiPriority="63"/>
-    <w:lsdException w:name="Medium Shading 2 Accent 5" w:uiPriority="64"/>
-    <w:lsdException w:name="Medium List 1 Accent 5" w:uiPriority="65"/>
-    <w:lsdException w:name="Medium List 2 Accent 5" w:uiPriority="66"/>
-    <w:lsdException w:name="Medium Grid 1 Accent 5" w:uiPriority="67"/>
-    <w:lsdException w:name="Medium Grid 2 Accent 5" w:uiPriority="68"/>
-    <w:lsdException w:name="Medium Grid 3 Accent 5" w:uiPriority="69"/>
-    <w:lsdException w:name="Dark List Accent 5" w:uiPriority="70"/>
-    <w:lsdException w:name="Colorful Shading Accent 5" w:uiPriority="71"/>
-    <w:lsdException w:name="Colorful List Accent 5" w:uiPriority="72"/>
-    <w:lsdException w:name="Colorful Grid Accent 5" w:uiPriority="73"/>
-    <w:lsdException w:name="Light Shading Accent 6" w:uiPriority="60"/>
-    <w:lsdException w:name="Light List Accent 6" w:uiPriority="61"/>
-    <w:lsdException w:name="Light Grid Accent 6" w:uiPriority="62"/>
-    <w:lsdException w:name="Medium Shading 1 Accent 6" w:uiPriority="63"/>
-    <w:lsdException w:name="Medium Shading 2 Accent 6" w:uiPriority="64"/>
-    <w:lsdException w:name="Medium List 1 Accent 6" w:uiPriority="65"/>
-    <w:lsdException w:name="Medium List 2 Accent 6" w:uiPriority="66"/>
-    <w:lsdException w:name="Medium Grid 1 Accent 6" w:uiPriority="67"/>
-    <w:lsdException w:name="Medium Grid 2 Accent 6" w:uiPriority="68"/>
-    <w:lsdException w:name="Medium Grid 3 Accent 6" w:uiPriority="69"/>
-    <w:lsdException w:name="Dark List Accent 6" w:uiPriority="70"/>
-    <w:lsdException w:name="Colorful Shading Accent 6" w:uiPriority="71"/>
-    <w:lsdException w:name="Colorful List Accent 6" w:uiPriority="72"/>
-    <w:lsdException w:name="Colorful Grid Accent 6" w:uiPriority="73"/>
-    <w:lsdException w:name="Subtle Emphasis" w:uiPriority="19" w:qFormat="1"/>
-    <w:lsdException w:name="Intense Emphasis" w:uiPriority="21" w:qFormat="1"/>
-    <w:lsdException w:name="Subtle Reference" w:uiPriority="31" w:qFormat="1"/>
-    <w:lsdException w:name="Intense Reference" w:uiPriority="32" w:qFormat="1"/>
-    <w:lsdException w:name="Book Title" w:uiPriority="33" w:qFormat="1"/>
-    <w:lsdException w:name="Bibliography" w:semiHidden="1" w:uiPriority="37" w:unhideWhenUsed="1"/>
-    <w:lsdException w:name="TOC Heading" w:semiHidden="1" w:uiPriority="39" w:unhideWhenUsed="1" w:qFormat="1"/>
-    <w:lsdException w:name="Plain Table 1" w:uiPriority="41"/>
-    <w:lsdException w:name="Plain Table 2" w:uiPriority="42"/>
-    <w:lsdException w:name="Plain Table 3" w:uiPriority="43"/>
-    <w:lsdException w:name="Plain Table 4" w:uiPriority="44"/>
-    <w:lsdException w:name="Plain Table 5" w:uiPriority="45"/>
-    <w:lsdException w:name="Grid Table Light" w:uiPriority="40"/>
-    <w:lsdException w:name="Grid Table 1 Light" w:uiPriority="46"/>
-    <w:lsdException w:name="Grid Table 2" w:uiPriority="47"/>
-    <w:lsdException w:name="Grid Table 3" w:uiPriority="48"/>
-    <w:lsdException w:name="Grid Table 4" w:uiPriority="49"/>
-    <w:lsdException w:name="Grid Table 5 Dark" w:uiPriority="50"/>
-    <w:lsdException w:name="Grid Table 6 Colorful" w:uiPriority="51"/>
-    <w:lsdException w:name="Grid Table 7 Colorful" w:uiPriority="52"/>
-    <w:lsdException w:name="Grid Table 1 Light Accent 1" w:uiPriority="46"/>
-    <w:lsdException w:name="Grid Table 2 Accent 1" w:uiPriority="47"/>
-    <w:lsdException w:name="Grid Table 3 Accent 1" w:uiPriority="48"/>
-    <w:lsdException w:name="Grid Table 4 Accent 1" w:uiPriority="49"/>
-    <w:lsdException w:name="Grid Table 5 Dark Accent 1" w:uiPriority="50"/>
-    <w:lsdException w:name="Grid Table 6 Colorful Accent 1" w:uiPriority="51"/>
-    <w:lsdException w:name="Grid Table 7 Colorful Accent 1" w:uiPriority="52"/>
-    <w:lsdException w:name="Grid Table 1 Light Accent 2" w:uiPriority="46"/>
-    <w:lsdException w:name="Grid Table 2 Accent 2" w:uiPriority="47"/>
-    <w:lsdException w:name="Grid Table 3 Accent 2" w:uiPriority="48"/>
-    <w:lsdException w:name="Grid Table 4 Accent 2" w:uiPriority="49"/>
-    <w:lsdException w:name="Grid Table 5 Dark Accent 2" w:uiPriority="50"/>
-    <w:lsdException w:name="Grid Table 6 Colorful Accent 2" w:uiPriority="51"/>
-    <w:lsdException w:name="Grid Table 7 Colorful Accent 2" w:uiPriority="52"/>
-    <w:lsdException w:name="Grid Table 1 Light Accent 3" w:uiPriority="46"/>
-    <w:lsdException w:name="Grid Table 2 Accent 3" w:uiPriority="47"/>
-    <w:lsdException w:name="Grid Table 3 Accent 3" w:uiPriority="48"/>
-    <w:lsdException w:name="Grid Table 4 Accent 3" w:uiPriority="49"/>
-    <w:lsdException w:name="Grid Table 5 Dark Accent 3" w:uiPriority="50"/>
-    <w:lsdException w:name="Grid Table 6 Colorful Accent 3" w:uiPriority="51"/>
-    <w:lsdException w:name="Grid Table 7 Colorful Accent 3" w:uiPriority="52"/>
-    <w:lsdException w:name="Grid Table 1 Light Accent 4" w:uiPriority="46"/>
-    <w:lsdException w:name="Grid Table 2 Accent 4" w:uiPriority="47"/>
-    <w:lsdException w:name="Grid Table 3 Accent 4" w:uiPriority="48"/>
-    <w:lsdException w:name="Grid Table 4 Accent 4" w:uiPriority="49"/>
-    <w:lsdException w:name="Grid Table 5 Dark Accent 4" w:uiPriority="50"/>
-    <w:lsdException w:name="Grid Table 6 Colorful Accent 4" w:uiPriority="51"/>
-    <w:lsdException w:name="Grid Table 7 Colorful Accent 4" w:uiPriority="52"/>
-    <w:lsdException w:name="Grid Table 1 Light Accent 5" w:uiPriority="46"/>
-    <w:lsdException w:name="Grid Table 2 Accent 5" w:uiPriority="47"/>
-    <w:lsdException w:name="Grid Table 3 Accent 5" w:uiPriority="48"/>
-    <w:lsdException w:name="Grid Table 4 Accent 5" w:uiPriority="49"/>
-    <w:lsdException w:name="Grid Table 5 Dark Accent 5" w:uiPriority="50"/>
-    <w:lsdException w:name="Grid Table 6 Colorful Accent 5" w:uiPriority="51"/>
-    <w:lsdException w:name="Grid Table 7 Colorful Accent 5" w:uiPriority="52"/>
-    <w:lsdException w:name="Grid Table 1 Light Accent 6" w:uiPriority="46"/>
-    <w:lsdException w:name="Grid Table 2 Accent 6" w:uiPriority="47"/>
-    <w:lsdException w:name="Grid Table 3 Accent 6" w:uiPriority="48"/>
-    <w:lsdException w:name="Grid Table 4 Accent 6" w:uiPriority="49"/>
-    <w:lsdException w:name="Grid Table 5 Dark Accent 6" w:uiPriority="50"/>
-    <w:lsdException w:name="Grid Table 6 Colorful Accent 6" w:uiPriority="51"/>
-    <w:lsdException w:name="Grid Table 7 Colorful Accent 6" w:uiPriority="52"/>
-    <w:lsdException w:name="List Table 1 Light" w:uiPriority="46"/>
-    <w:lsdException w:name="List Table 2" w:uiPriority="47"/>
-    <w:lsdException w:name="List Table 3" w:uiPriority="48"/>
-    <w:lsdException w:name="List Table 4" w:uiPriority="49"/>
-    <w:lsdException w:name="List Table 5 Dark" w:uiPriority="50"/>
-    <w:lsdException w:name="List Table 6 Colorful" w:uiPriority="51"/>
-    <w:lsdException w:name="List Table 7 Colorful" w:uiPriority="52"/>
-    <w:lsdException w:name="List Table 1 Light Accent 1" w:uiPriority="46"/>
-    <w:lsdException w:name="List Table 2 Accent 1" w:uiPriority="47"/>
-    <w:lsdException w:name="List Table 3 Accent 1" w:uiPriority="48"/>
-    <w:lsdException w:name="List Table 4 Accent 1" w:uiPriority="49"/>
-    <w:lsdException w:name="List Table 5 Dark Accent 1" w:uiPriority="50"/>
-    <w:lsdException w:name="List Table 6 Colorful Accent 1" w:uiPriority="51"/>
-    <w:lsdException w:name="List Table 7 Colorful Accent 1" w:uiPriority="52"/>
-    <w:lsdException w:name="List Table 1 Light Accent 2" w:uiPriority="46"/>
-    <w:lsdException w:name="List Table 2 Accent 2" w:uiPriority="47"/>
-    <w:lsdException w:name="List Table 3 Accent 2" w:uiPriority="48"/>
-    <w:lsdException w:name="List Table 4 Accent 2" w:uiPriority="49"/>
-    <w:lsdException w:name="List Table 5 Dark Accent 2" w:uiPriority="50"/>
-    <w:lsdException w:name="List Table 6 Colorful Accent 2" w:uiPriority="51"/>
-    <w:lsdException w:name="List Table 7 Colorful Accent 2" w:uiPriority="52"/>
-    <w:lsdException w:name="List Table 1 Light Accent 3" w:uiPriority="46"/>
-    <w:lsdException w:name="List Table 2 Accent 3" w:uiPriority="47"/>
-    <w:lsdException w:name="List Table 3 Accent 3" w:uiPriority="48"/>
-    <w:lsdException w:name="List Table 4 Accent 3" w:uiPriority="49"/>
-    <w:lsdException w:name="List Table 5 Dark Accent 3" w:uiPriority="50"/>
-    <w:lsdException w:name="List Table 6 Colorful Accent 3" w:uiPriority="51"/>
-    <w:lsdException w:name="List Table 7 Colorful Accent 3" w:uiPriority="52"/>
-    <w:lsdException w:name="List Table 1 Light Accent 4" w:uiPriority="46"/>
-    <w:lsdException w:name="List Table 2 Accent 4" w:uiPriority="47"/>
-    <w:lsdException w:name="List Table 3 Accent 4" w:uiPriority="48"/>
-    <w:lsdException w:name="List Table 4 Accent 4" w:uiPriority="49"/>
-    <w:lsdException w:name="List Table 5 Dark Accent 4" w:uiPriority="50"/>
-    <w:lsdException w:name="List Table 6 Colorful Accent 4" w:uiPriority="51"/>
-    <w:lsdException w:name="List Table 7 Colorful Accent 4" w:uiPriority="52"/>
-    <w:lsdException w:name="List Table 1 Light Accent 5" w:uiPriority="46"/>
-    <w:lsdException w:name="List Table 2 Accent 5" w:uiPriority="47"/>
-    <w:lsdException w:name="List Table 3 Accent 5" w:uiPriority="48"/>
-    <w:lsdException w:name="List Table 4 Accent 5" w:uiPriority="49"/>
-    <w:lsdException w:name="List Table 5 Dark Accent 5" w:uiPriority="50"/>
-    <w:lsdException w:name="List Table 6 Colorful Accent 5" w:uiPriority="51"/>
-    <w:lsdException w:name="List Table 7 Colorful Accent 5" w:uiPriority="52"/>
-    <w:lsdException w:name="List Table 1 Light Accent 6" w:uiPriority="46"/>
-    <w:lsdException w:name="List Table 2 Accent 6" w:uiPriority="47"/>
-    <w:lsdException w:name="List Table 3 Accent 6" w:uiPriority="48"/>
-    <w:lsdException w:name="List Table 4 Accent 6" w:uiPriority="49"/>
-    <w:lsdException w:name="List Table 5 Dark Accent 6" w:uiPriority="50"/>
-    <w:lsdException w:name="List Table 6 Colorful Accent 6" w:uiPriority="51"/>
-    <w:lsdException w:name="List Table 7 Colorful Accent 6" w:uiPriority="52"/>
-    <w:lsdException w:name="Mention" w:semiHidden="1" w:unhideWhenUsed="1"/>
-    <w:lsdException w:name="Smart Hyperlink" w:semiHidden="1" w:unhideWhenUsed="1"/>
-    <w:lsdException w:name="Hashtag" w:semiHidden="1" w:unhideWhenUsed="1"/>
-    <w:lsdException w:name="Unresolved Mention" w:semiHidden="1" w:unhideWhenUsed="1"/>
-    <w:lsdException w:name="Smart Link" w:semiHidden="1" w:unhideWhenUsed="1"/>
+  <w:latentStyles w:defLockedState="0" w:defUIPriority="99" w:defSemiHidden="1" w:defUnhideWhenUsed="1" w:defQFormat="0" w:count="267">
+    <w:lsdException w:name="Normal" w:semiHidden="0" w:uiPriority="0" w:unhideWhenUsed="0" w:qFormat="1"/>
+    <w:lsdException w:name="heading 1" w:semiHidden="0" w:uiPriority="9" w:unhideWhenUsed="0" w:qFormat="1"/>
+    <w:lsdException w:name="heading 2" w:uiPriority="9" w:qFormat="1"/>
+    <w:lsdException w:name="heading 3" w:uiPriority="9" w:qFormat="1"/>
+    <w:lsdException w:name="heading 4" w:uiPriority="9" w:qFormat="1"/>
+    <w:lsdException w:name="heading 5" w:uiPriority="9" w:qFormat="1"/>
+    <w:lsdException w:name="heading 6" w:uiPriority="9" w:qFormat="1"/>
+    <w:lsdException w:name="heading 7" w:uiPriority="9" w:qFormat="1"/>
+    <w:lsdException w:name="heading 8" w:uiPriority="9" w:qFormat="1"/>
+    <w:lsdException w:name="heading 9" w:uiPriority="9" w:qFormat="1"/>
+    <w:lsdException w:name="toc 1" w:uiPriority="39"/>
+    <w:lsdException w:name="toc 2" w:uiPriority="39"/>
+    <w:lsdException w:name="toc 3" w:uiPriority="39"/>
+    <w:lsdException w:name="toc 4" w:uiPriority="39"/>
+    <w:lsdException w:name="toc 5" w:uiPriority="39"/>
+    <w:lsdException w:name="toc 6" w:uiPriority="39"/>
+    <w:lsdException w:name="toc 7" w:uiPriority="39"/>
+    <w:lsdException w:name="toc 8" w:uiPriority="39"/>
+    <w:lsdException w:name="toc 9" w:uiPriority="39"/>
+    <w:lsdException w:name="caption" w:uiPriority="35" w:qFormat="1"/>
+    <w:lsdException w:name="Title" w:semiHidden="0" w:uiPriority="10" w:unhideWhenUsed="0" w:qFormat="1"/>
+    <w:lsdException w:name="Default Paragraph Font" w:uiPriority="1"/>
+    <w:lsdException w:name="Subtitle" w:semiHidden="0" w:uiPriority="11" w:unhideWhenUsed="0" w:qFormat="1"/>
+    <w:lsdException w:name="Strong" w:semiHidden="0" w:uiPriority="22" w:unhideWhenUsed="0" w:qFormat="1"/>
+    <w:lsdException w:name="Emphasis" w:semiHidden="0" w:uiPriority="20" w:unhideWhenUsed="0" w:qFormat="1"/>
+    <w:lsdException w:name="Table Grid" w:semiHidden="0" w:uiPriority="39" w:unhideWhenUsed="0"/>
+    <w:lsdException w:name="Placeholder Text" w:unhideWhenUsed="0"/>
+    <w:lsdException w:name="No Spacing" w:semiHidden="0" w:uiPriority="1" w:unhideWhenUsed="0" w:qFormat="1"/>
+    <w:lsdException w:name="Light Shading" w:semiHidden="0" w:uiPriority="60" w:unhideWhenUsed="0"/>
+    <w:lsdException w:name="Light List" w:semiHidden="0" w:uiPriority="61" w:unhideWhenUsed="0"/>
+    <w:lsdException w:name="Light Grid" w:semiHidden="0" w:uiPriority="62" w:unhideWhenUsed="0"/>
+    <w:lsdException w:name="Medium Shading 1" w:semiHidden="0" w:uiPriority="63" w:unhideWhenUsed="0"/>
+    <w:lsdException w:name="Medium Shading 2" w:semiHidden="0" w:uiPriority="64" w:unhideWhenUsed="0"/>
+    <w:lsdException w:name="Medium List 1" w:semiHidden="0" w:uiPriority="65" w:unhideWhenUsed="0"/>
+    <w:lsdException w:name="Medium List 2" w:semiHidden="0" w:uiPriority="66" w:unhideWhenUsed="0"/>
+    <w:lsdException w:name="Medium Grid 1" w:semiHidden="0" w:uiPriority="67" w:unhideWhenUsed="0"/>
+    <w:lsdException w:name="Medium Grid 2" w:semiHidden="0" w:uiPriority="68" w:unhideWhenUsed="0"/>
+    <w:lsdException w:name="Medium Grid 3" w:semiHidden="0" w:uiPriority="69" w:unhideWhenUsed="0"/>
+    <w:lsdException w:name="Dark List" w:semiHidden="0" w:uiPriority="70" w:unhideWhenUsed="0"/>
+    <w:lsdException w:name="Colorful Shading" w:semiHidden="0" w:uiPriority="71" w:unhideWhenUsed="0"/>
+    <w:lsdException w:name="Colorful List" w:semiHidden="0" w:uiPriority="72" w:unhideWhenUsed="0"/>
+    <w:lsdException w:name="Colorful Grid" w:semiHidden="0" w:uiPriority="73" w:unhideWhenUsed="0"/>
+    <w:lsdException w:name="Light Shading Accent 1" w:semiHidden="0" w:uiPriority="60" w:unhideWhenUsed="0"/>
+    <w:lsdException w:name="Light List Accent 1" w:semiHidden="0" w:uiPriority="61" w:unhideWhenUsed="0"/>
+    <w:lsdException w:name="Light Grid Accent 1" w:semiHidden="0" w:uiPriority="62" w:unhideWhenUsed="0"/>
+    <w:lsdException w:name="Medium Shading 1 Accent 1" w:semiHidden="0" w:uiPriority="63" w:unhideWhenUsed="0"/>
+    <w:lsdException w:name="Medium Shading 2 Accent 1" w:semiHidden="0" w:uiPriority="64" w:unhideWhenUsed="0"/>
+    <w:lsdException w:name="Medium List 1 Accent 1" w:semiHidden="0" w:uiPriority="65" w:unhideWhenUsed="0"/>
+    <w:lsdException w:name="Revision" w:unhideWhenUsed="0"/>
+    <w:lsdException w:name="List Paragraph" w:semiHidden="0" w:uiPriority="34" w:unhideWhenUsed="0" w:qFormat="1"/>
+    <w:lsdException w:name="Quote" w:semiHidden="0" w:uiPriority="29" w:unhideWhenUsed="0" w:qFormat="1"/>
+    <w:lsdException w:name="Intense Quote" w:semiHidden="0" w:uiPriority="30" w:unhideWhenUsed="0" w:qFormat="1"/>
+    <w:lsdException w:name="Medium List 2 Accent 1" w:semiHidden="0" w:uiPriority="66" w:unhideWhenUsed="0"/>
+    <w:lsdException w:name="Medium Grid 1 Accent 1" w:semiHidden="0" w:uiPriority="67" w:unhideWhenUsed="0"/>
+    <w:lsdException w:name="Medium Grid 2 Accent 1" w:semiHidden="0" w:uiPriority="68" w:unhideWhenUsed="0"/>
+    <w:lsdException w:name="Medium Grid 3 Accent 1" w:semiHidden="0" w:uiPriority="69" w:unhideWhenUsed="0"/>
+    <w:lsdException w:name="Dark List Accent 1" w:semiHidden="0" w:uiPriority="70" w:unhideWhenUsed="0"/>
+    <w:lsdException w:name="Colorful Shading Accent 1" w:semiHidden="0" w:uiPriority="71" w:unhideWhenUsed="0"/>
+    <w:lsdException w:name="Colorful List Accent 1" w:semiHidden="0" w:uiPriority="72" w:unhideWhenUsed="0"/>
+    <w:lsdException w:name="Colorful Grid Accent 1" w:semiHidden="0" w:uiPriority="73" w:unhideWhenUsed="0"/>
+    <w:lsdException w:name="Light Shading Accent 2" w:semiHidden="0" w:uiPriority="60" w:unhideWhenUsed="0"/>
+    <w:lsdException w:name="Light List Accent 2" w:semiHidden="0" w:uiPriority="61" w:unhideWhenUsed="0"/>
+    <w:lsdException w:name="Light Grid Accent 2" w:semiHidden="0" w:uiPriority="62" w:unhideWhenUsed="0"/>
+    <w:lsdException w:name="Medium Shading 1 Accent 2" w:semiHidden="0" w:uiPriority="63" w:unhideWhenUsed="0"/>
+    <w:lsdException w:name="Medium Shading 2 Accent 2" w:semiHidden="0" w:uiPriority="64" w:unhideWhenUsed="0"/>
+    <w:lsdException w:name="Medium List 1 Accent 2" w:semiHidden="0" w:uiPriority="65" w:unhideWhenUsed="0"/>
+    <w:lsdException w:name="Medium List 2 Accent 2" w:semiHidden="0" w:uiPriority="66" w:unhideWhenUsed="0"/>
+    <w:lsdException w:name="Medium Grid 1 Accent 2" w:semiHidden="0" w:uiPriority="67" w:unhideWhenUsed="0"/>
+    <w:lsdException w:name="Medium Grid 2 Accent 2" w:semiHidden="0" w:uiPriority="68" w:unhideWhenUsed="0"/>
+    <w:lsdException w:name="Medium Grid 3 Accent 2" w:semiHidden="0" w:uiPriority="69" w:unhideWhenUsed="0"/>
+    <w:lsdException w:name="Dark List Accent 2" w:semiHidden="0" w:uiPriority="70" w:unhideWhenUsed="0"/>
+    <w:lsdException w:name="Colorful Shading Accent 2" w:semiHidden="0" w:uiPriority="71" w:unhideWhenUsed="0"/>
+    <w:lsdException w:name="Colorful List Accent 2" w:semiHidden="0" w:uiPriority="72" w:unhideWhenUsed="0"/>
+    <w:lsdException w:name="Colorful Grid Accent 2" w:semiHidden="0" w:uiPriority="73" w:unhideWhenUsed="0"/>
+    <w:lsdException w:name="Light Shading Accent 3" w:semiHidden="0" w:uiPriority="60" w:unhideWhenUsed="0"/>
+    <w:lsdException w:name="Light List Accent 3" w:semiHidden="0" w:uiPriority="61" w:unhideWhenUsed="0"/>
+    <w:lsdException w:name="Light Grid Accent 3" w:semiHidden="0" w:uiPriority="62" w:unhideWhenUsed="0"/>
+    <w:lsdException w:name="Medium Shading 1 Accent 3" w:semiHidden="0" w:uiPriority="63" w:unhideWhenUsed="0"/>
+    <w:lsdException w:name="Medium Shading 2 Accent 3" w:semiHidden="0" w:uiPriority="64" w:unhideWhenUsed="0"/>
+    <w:lsdException w:name="Medium List 1 Accent 3" w:semiHidden="0" w:uiPriority="65" w:unhideWhenUsed="0"/>
+    <w:lsdException w:name="Medium List 2 Accent 3" w:semiHidden="0" w:uiPriority="66" w:unhideWhenUsed="0"/>
+    <w:lsdException w:name="Medium Grid 1 Accent 3" w:semiHidden="0" w:uiPriority="67" w:unhideWhenUsed="0"/>
+    <w:lsdException w:name="Medium Grid 2 Accent 3" w:semiHidden="0" w:uiPriority="68" w:unhideWhenUsed="0"/>
+    <w:lsdException w:name="Medium Grid 3 Accent 3" w:semiHidden="0" w:uiPriority="69" w:unhideWhenUsed="0"/>
+    <w:lsdException w:name="Dark List Accent 3" w:semiHidden="0" w:uiPriority="70" w:unhideWhenUsed="0"/>
+    <w:lsdException w:name="Colorful Shading Accent 3" w:semiHidden="0" w:uiPriority="71" w:unhideWhenUsed="0"/>
+    <w:lsdException w:name="Colorful List Accent 3" w:semiHidden="0" w:uiPriority="72" w:unhideWhenUsed="0"/>
+    <w:lsdException w:name="Colorful Grid Accent 3" w:semiHidden="0" w:uiPriority="73" w:unhideWhenUsed="0"/>
+    <w:lsdException w:name="Light Shading Accent 4" w:semiHidden="0" w:uiPriority="60" w:unhideWhenUsed="0"/>
+    <w:lsdException w:name="Light List Accent 4" w:semiHidden="0" w:uiPriority="61" w:unhideWhenUsed="0"/>
+    <w:lsdException w:name="Light Grid Accent 4" w:semiHidden="0" w:uiPriority="62" w:unhideWhenUsed="0"/>
+    <w:lsdException w:name="Medium Shading 1 Accent 4" w:semiHidden="0" w:uiPriority="63" w:unhideWhenUsed="0"/>
+    <w:lsdException w:name="Medium Shading 2 Accent 4" w:semiHidden="0" w:uiPriority="64" w:unhideWhenUsed="0"/>
+    <w:lsdException w:name="Medium List 1 Accent 4" w:semiHidden="0" w:uiPriority="65" w:unhideWhenUsed="0"/>
+    <w:lsdException w:name="Medium List 2 Accent 4" w:semiHidden="0" w:uiPriority="66" w:unhideWhenUsed="0"/>
+    <w:lsdException w:name="Medium Grid 1 Accent 4" w:semiHidden="0" w:uiPriority="67" w:unhideWhenUsed="0"/>
+    <w:lsdException w:name="Medium Grid 2 Accent 4" w:semiHidden="0" w:uiPriority="68" w:unhideWhenUsed="0"/>
+    <w:lsdException w:name="Medium Grid 3 Accent 4" w:semiHidden="0" w:uiPriority="69" w:unhideWhenUsed="0"/>
+    <w:lsdException w:name="Dark List Accent 4" w:semiHidden="0" w:uiPriority="70" w:unhideWhenUsed="0"/>
+    <w:lsdException w:name="Colorful Shading Accent 4" w:semiHidden="0" w:uiPriority="71" w:unhideWhenUsed="0"/>
+    <w:lsdException w:name="Colorful List Accent 4" w:semiHidden="0" w:uiPriority="72" w:unhideWhenUsed="0"/>
+    <w:lsdException w:name="Colorful Grid Accent 4" w:semiHidden="0" w:uiPriority="73" w:unhideWhenUsed="0"/>
+    <w:lsdException w:name="Light Shading Accent 5" w:semiHidden="0" w:uiPriority="60" w:unhideWhenUsed="0"/>
+    <w:lsdException w:name="Light List Accent 5" w:semiHidden="0" w:uiPriority="61" w:unhideWhenUsed="0"/>
+    <w:lsdException w:name="Light Grid Accent 5" w:semiHidden="0" w:uiPriority="62" w:unhideWhenUsed="0"/>
+    <w:lsdException w:name="Medium Shading 1 Accent 5" w:semiHidden="0" w:uiPriority="63" w:unhideWhenUsed="0"/>
+    <w:lsdException w:name="Medium Shading 2 Accent 5" w:semiHidden="0" w:uiPriority="64" w:unhideWhenUsed="0"/>
+    <w:lsdException w:name="Medium List 1 Accent 5" w:semiHidden="0" w:uiPriority="65" w:unhideWhenUsed="0"/>
+    <w:lsdException w:name="Medium List 2 Accent 5" w:semiHidden="0" w:uiPriority="66" w:unhideWhenUsed="0"/>
+    <w:lsdException w:name="Medium Grid 1 Accent 5" w:semiHidden="0" w:uiPriority="67" w:unhideWhenUsed="0"/>
+    <w:lsdException w:name="Medium Grid 2 Accent 5" w:semiHidden="0" w:uiPriority="68" w:unhideWhenUsed="0"/>
+    <w:lsdException w:name="Medium Grid 3 Accent 5" w:semiHidden="0" w:uiPriority="69" w:unhideWhenUsed="0"/>
+    <w:lsdException w:name="Dark List Accent 5" w:semiHidden="0" w:uiPriority="70" w:unhideWhenUsed="0"/>
+    <w:lsdException w:name="Colorful Shading Accent 5" w:semiHidden="0" w:uiPriority="71" w:unhideWhenUsed="0"/>
+    <w:lsdException w:name="Colorful List Accent 5" w:semiHidden="0" w:uiPriority="72" w:unhideWhenUsed="0"/>
+    <w:lsdException w:name="Colorful Grid Accent 5" w:semiHidden="0" w:uiPriority="73" w:unhideWhenUsed="0"/>
+    <w:lsdException w:name="Light Shading Accent 6" w:semiHidden="0" w:uiPriority="60" w:unhideWhenUsed="0"/>
+    <w:lsdException w:name="Light List Accent 6" w:semiHidden="0" w:uiPriority="61" w:unhideWhenUsed="0"/>
+    <w:lsdException w:name="Light Grid Accent 6" w:semiHidden="0" w:uiPriority="62" w:unhideWhenUsed="0"/>
+    <w:lsdException w:name="Medium Shading 1 Accent 6" w:semiHidden="0" w:uiPriority="63" w:unhideWhenUsed="0"/>
+    <w:lsdException w:name="Medium Shading 2 Accent 6" w:semiHidden="0" w:uiPriority="64" w:unhideWhenUsed="0"/>
+    <w:lsdException w:name="Medium List 1 Accent 6" w:semiHidden="0" w:uiPriority="65" w:unhideWhenUsed="0"/>
+    <w:lsdException w:name="Medium List 2 Accent 6" w:semiHidden="0" w:uiPriority="66" w:unhideWhenUsed="0"/>
+    <w:lsdException w:name="Medium Grid 1 Accent 6" w:semiHidden="0" w:uiPriority="67" w:unhideWhenUsed="0"/>
+    <w:lsdException w:name="Medium Grid 2 Accent 6" w:semiHidden="0" w:uiPriority="68" w:unhideWhenUsed="0"/>
+    <w:lsdException w:name="Medium Grid 3 Accent 6" w:semiHidden="0" w:uiPriority="69" w:unhideWhenUsed="0"/>
+    <w:lsdException w:name="Dark List Accent 6" w:semiHidden="0" w:uiPriority="70" w:unhideWhenUsed="0"/>
+    <w:lsdException w:name="Colorful Shading Accent 6" w:semiHidden="0" w:uiPriority="71" w:unhideWhenUsed="0"/>
+    <w:lsdException w:name="Colorful List Accent 6" w:semiHidden="0" w:uiPriority="72" w:unhideWhenUsed="0"/>
+    <w:lsdException w:name="Colorful Grid Accent 6" w:semiHidden="0" w:uiPriority="73" w:unhideWhenUsed="0"/>
+    <w:lsdException w:name="Subtle Emphasis" w:semiHidden="0" w:uiPriority="19" w:unhideWhenUsed="0" w:qFormat="1"/>
+    <w:lsdException w:name="Intense Emphasis" w:semiHidden="0" w:uiPriority="21" w:unhideWhenUsed="0" w:qFormat="1"/>
+    <w:lsdException w:name="Subtle Reference" w:semiHidden="0" w:uiPriority="31" w:unhideWhenUsed="0" w:qFormat="1"/>
+    <w:lsdException w:name="Intense Reference" w:semiHidden="0" w:uiPriority="32" w:unhideWhenUsed="0" w:qFormat="1"/>
+    <w:lsdException w:name="Book Title" w:semiHidden="0" w:uiPriority="33" w:unhideWhenUsed="0" w:qFormat="1"/>
+    <w:lsdException w:name="Bibliography" w:uiPriority="37"/>
+    <w:lsdException w:name="TOC Heading" w:uiPriority="39" w:qFormat="1"/>
   </w:latentStyles>
   <w:style w:type="paragraph" w:default="1" w:styleId="Normal">
     <w:name w:val="Normal"/>
@@ -9927,6 +9326,7 @@
       <w:spacing w:after="0" w:line="240" w:lineRule="auto"/>
     </w:pPr>
     <w:tblPr>
+      <w:tblInd w:w="0" w:type="dxa"/>
       <w:tblBorders>
         <w:top w:val="single" w:sz="4" w:space="0" w:color="auto"/>
         <w:left w:val="single" w:sz="4" w:space="0" w:color="auto"/>
@@ -9935,6 +9335,12 @@
         <w:insideH w:val="single" w:sz="4" w:space="0" w:color="auto"/>
         <w:insideV w:val="single" w:sz="4" w:space="0" w:color="auto"/>
       </w:tblBorders>
+      <w:tblCellMar>
+        <w:top w:w="0" w:type="dxa"/>
+        <w:left w:w="108" w:type="dxa"/>
+        <w:bottom w:w="0" w:type="dxa"/>
+        <w:right w:w="108" w:type="dxa"/>
+      </w:tblCellMar>
     </w:tblPr>
   </w:style>
   <w:style w:type="character" w:styleId="PlaceholderText">
@@ -10123,12 +9529,19 @@
     <w:tblPr>
       <w:tblStyleRowBandSize w:val="1"/>
       <w:tblStyleColBandSize w:val="1"/>
+      <w:tblInd w:w="0" w:type="dxa"/>
       <w:tblBorders>
         <w:top w:val="single" w:sz="4" w:space="0" w:color="000000" w:themeColor="text1"/>
         <w:left w:val="single" w:sz="4" w:space="0" w:color="000000" w:themeColor="text1"/>
         <w:bottom w:val="single" w:sz="4" w:space="0" w:color="000000" w:themeColor="text1"/>
         <w:right w:val="single" w:sz="4" w:space="0" w:color="000000" w:themeColor="text1"/>
       </w:tblBorders>
+      <w:tblCellMar>
+        <w:top w:w="0" w:type="dxa"/>
+        <w:left w:w="108" w:type="dxa"/>
+        <w:bottom w:w="0" w:type="dxa"/>
+        <w:right w:w="108" w:type="dxa"/>
+      </w:tblCellMar>
     </w:tblPr>
     <w:tblStylePr w:type="firstRow">
       <w:rPr>
@@ -10247,6 +9660,7 @@
     <w:tblPr>
       <w:tblStyleRowBandSize w:val="1"/>
       <w:tblStyleColBandSize w:val="1"/>
+      <w:tblInd w:w="0" w:type="dxa"/>
       <w:tblBorders>
         <w:top w:val="single" w:sz="4" w:space="0" w:color="999999" w:themeColor="text1" w:themeTint="66"/>
         <w:left w:val="single" w:sz="4" w:space="0" w:color="999999" w:themeColor="text1" w:themeTint="66"/>
@@ -10255,6 +9669,12 @@
         <w:insideH w:val="single" w:sz="4" w:space="0" w:color="999999" w:themeColor="text1" w:themeTint="66"/>
         <w:insideV w:val="single" w:sz="4" w:space="0" w:color="999999" w:themeColor="text1" w:themeTint="66"/>
       </w:tblBorders>
+      <w:tblCellMar>
+        <w:top w:w="0" w:type="dxa"/>
+        <w:left w:w="108" w:type="dxa"/>
+        <w:bottom w:w="0" w:type="dxa"/>
+        <w:right w:w="108" w:type="dxa"/>
+      </w:tblCellMar>
     </w:tblPr>
     <w:tblStylePr w:type="firstRow">
       <w:rPr>
@@ -10379,7 +9799,740 @@
       <w:ind w:left="240"/>
     </w:pPr>
   </w:style>
-  <w:style w:type="character" w:styleId="UnresolvedMention">
+  <w:style w:type="character" w:customStyle="1" w:styleId="UnresolvedMention">
+    <w:name w:val="Unresolved Mention"/>
+    <w:basedOn w:val="DefaultParagraphFont"/>
+    <w:uiPriority w:val="99"/>
+    <w:semiHidden/>
+    <w:unhideWhenUsed/>
+    <w:rsid w:val="00212A7F"/>
+    <w:rPr>
+      <w:color w:val="605E5C"/>
+      <w:shd w:val="clear" w:color="auto" w:fill="E1DFDD"/>
+    </w:rPr>
+  </w:style>
+</w:styles>
+</file>
+
+<file path=word/stylesWithEffects.xml><?xml version="1.0" encoding="utf-8"?>
+<w:styles xmlns:wpc="http://schemas.microsoft.com/office/word/2010/wordprocessingCanvas" xmlns:mc="http://schemas.openxmlformats.org/markup-compatibility/2006" xmlns:o="urn:schemas-microsoft-com:office:office" xmlns:r="http://schemas.openxmlformats.org/officeDocument/2006/relationships" xmlns:m="http://schemas.openxmlformats.org/officeDocument/2006/math" xmlns:v="urn:schemas-microsoft-com:vml" xmlns:wp14="http://schemas.microsoft.com/office/word/2010/wordprocessingDrawing" xmlns:wp="http://schemas.openxmlformats.org/drawingml/2006/wordprocessingDrawing" xmlns:w10="urn:schemas-microsoft-com:office:word" xmlns:w="http://schemas.openxmlformats.org/wordprocessingml/2006/main" xmlns:w14="http://schemas.microsoft.com/office/word/2010/wordml" xmlns:wpg="http://schemas.microsoft.com/office/word/2010/wordprocessingGroup" xmlns:wpi="http://schemas.microsoft.com/office/word/2010/wordprocessingInk" xmlns:wne="http://schemas.microsoft.com/office/word/2006/wordml" xmlns:wps="http://schemas.microsoft.com/office/word/2010/wordprocessingShape" mc:Ignorable="w14 wp14">
+  <w:docDefaults>
+    <w:rPrDefault>
+      <w:rPr>
+        <w:rFonts w:asciiTheme="minorHAnsi" w:eastAsiaTheme="minorHAnsi" w:hAnsiTheme="minorHAnsi" w:cstheme="minorBidi"/>
+        <w:sz w:val="22"/>
+        <w:szCs w:val="22"/>
+        <w:lang w:val="en-US" w:eastAsia="en-US" w:bidi="ar-SA"/>
+      </w:rPr>
+    </w:rPrDefault>
+    <w:pPrDefault>
+      <w:pPr>
+        <w:spacing w:after="160" w:line="259" w:lineRule="auto"/>
+      </w:pPr>
+    </w:pPrDefault>
+  </w:docDefaults>
+  <w:latentStyles w:defLockedState="0" w:defUIPriority="99" w:defSemiHidden="1" w:defUnhideWhenUsed="1" w:defQFormat="0" w:count="267">
+    <w:lsdException w:name="Normal" w:semiHidden="0" w:uiPriority="0" w:unhideWhenUsed="0" w:qFormat="1"/>
+    <w:lsdException w:name="heading 1" w:semiHidden="0" w:uiPriority="9" w:unhideWhenUsed="0" w:qFormat="1"/>
+    <w:lsdException w:name="heading 2" w:uiPriority="9" w:qFormat="1"/>
+    <w:lsdException w:name="heading 3" w:uiPriority="9" w:qFormat="1"/>
+    <w:lsdException w:name="heading 4" w:uiPriority="9" w:qFormat="1"/>
+    <w:lsdException w:name="heading 5" w:uiPriority="9" w:qFormat="1"/>
+    <w:lsdException w:name="heading 6" w:uiPriority="9" w:qFormat="1"/>
+    <w:lsdException w:name="heading 7" w:uiPriority="9" w:qFormat="1"/>
+    <w:lsdException w:name="heading 8" w:uiPriority="9" w:qFormat="1"/>
+    <w:lsdException w:name="heading 9" w:uiPriority="9" w:qFormat="1"/>
+    <w:lsdException w:name="toc 1" w:uiPriority="39"/>
+    <w:lsdException w:name="toc 2" w:uiPriority="39"/>
+    <w:lsdException w:name="toc 3" w:uiPriority="39"/>
+    <w:lsdException w:name="toc 4" w:uiPriority="39"/>
+    <w:lsdException w:name="toc 5" w:uiPriority="39"/>
+    <w:lsdException w:name="toc 6" w:uiPriority="39"/>
+    <w:lsdException w:name="toc 7" w:uiPriority="39"/>
+    <w:lsdException w:name="toc 8" w:uiPriority="39"/>
+    <w:lsdException w:name="toc 9" w:uiPriority="39"/>
+    <w:lsdException w:name="caption" w:uiPriority="35" w:qFormat="1"/>
+    <w:lsdException w:name="Title" w:semiHidden="0" w:uiPriority="10" w:unhideWhenUsed="0" w:qFormat="1"/>
+    <w:lsdException w:name="Default Paragraph Font" w:uiPriority="1"/>
+    <w:lsdException w:name="Subtitle" w:semiHidden="0" w:uiPriority="11" w:unhideWhenUsed="0" w:qFormat="1"/>
+    <w:lsdException w:name="Strong" w:semiHidden="0" w:uiPriority="22" w:unhideWhenUsed="0" w:qFormat="1"/>
+    <w:lsdException w:name="Emphasis" w:semiHidden="0" w:uiPriority="20" w:unhideWhenUsed="0" w:qFormat="1"/>
+    <w:lsdException w:name="Table Grid" w:semiHidden="0" w:uiPriority="39" w:unhideWhenUsed="0"/>
+    <w:lsdException w:name="Placeholder Text" w:unhideWhenUsed="0"/>
+    <w:lsdException w:name="No Spacing" w:semiHidden="0" w:uiPriority="1" w:unhideWhenUsed="0" w:qFormat="1"/>
+    <w:lsdException w:name="Light Shading" w:semiHidden="0" w:uiPriority="60" w:unhideWhenUsed="0"/>
+    <w:lsdException w:name="Light List" w:semiHidden="0" w:uiPriority="61" w:unhideWhenUsed="0"/>
+    <w:lsdException w:name="Light Grid" w:semiHidden="0" w:uiPriority="62" w:unhideWhenUsed="0"/>
+    <w:lsdException w:name="Medium Shading 1" w:semiHidden="0" w:uiPriority="63" w:unhideWhenUsed="0"/>
+    <w:lsdException w:name="Medium Shading 2" w:semiHidden="0" w:uiPriority="64" w:unhideWhenUsed="0"/>
+    <w:lsdException w:name="Medium List 1" w:semiHidden="0" w:uiPriority="65" w:unhideWhenUsed="0"/>
+    <w:lsdException w:name="Medium List 2" w:semiHidden="0" w:uiPriority="66" w:unhideWhenUsed="0"/>
+    <w:lsdException w:name="Medium Grid 1" w:semiHidden="0" w:uiPriority="67" w:unhideWhenUsed="0"/>
+    <w:lsdException w:name="Medium Grid 2" w:semiHidden="0" w:uiPriority="68" w:unhideWhenUsed="0"/>
+    <w:lsdException w:name="Medium Grid 3" w:semiHidden="0" w:uiPriority="69" w:unhideWhenUsed="0"/>
+    <w:lsdException w:name="Dark List" w:semiHidden="0" w:uiPriority="70" w:unhideWhenUsed="0"/>
+    <w:lsdException w:name="Colorful Shading" w:semiHidden="0" w:uiPriority="71" w:unhideWhenUsed="0"/>
+    <w:lsdException w:name="Colorful List" w:semiHidden="0" w:uiPriority="72" w:unhideWhenUsed="0"/>
+    <w:lsdException w:name="Colorful Grid" w:semiHidden="0" w:uiPriority="73" w:unhideWhenUsed="0"/>
+    <w:lsdException w:name="Light Shading Accent 1" w:semiHidden="0" w:uiPriority="60" w:unhideWhenUsed="0"/>
+    <w:lsdException w:name="Light List Accent 1" w:semiHidden="0" w:uiPriority="61" w:unhideWhenUsed="0"/>
+    <w:lsdException w:name="Light Grid Accent 1" w:semiHidden="0" w:uiPriority="62" w:unhideWhenUsed="0"/>
+    <w:lsdException w:name="Medium Shading 1 Accent 1" w:semiHidden="0" w:uiPriority="63" w:unhideWhenUsed="0"/>
+    <w:lsdException w:name="Medium Shading 2 Accent 1" w:semiHidden="0" w:uiPriority="64" w:unhideWhenUsed="0"/>
+    <w:lsdException w:name="Medium List 1 Accent 1" w:semiHidden="0" w:uiPriority="65" w:unhideWhenUsed="0"/>
+    <w:lsdException w:name="Revision" w:unhideWhenUsed="0"/>
+    <w:lsdException w:name="List Paragraph" w:semiHidden="0" w:uiPriority="34" w:unhideWhenUsed="0" w:qFormat="1"/>
+    <w:lsdException w:name="Quote" w:semiHidden="0" w:uiPriority="29" w:unhideWhenUsed="0" w:qFormat="1"/>
+    <w:lsdException w:name="Intense Quote" w:semiHidden="0" w:uiPriority="30" w:unhideWhenUsed="0" w:qFormat="1"/>
+    <w:lsdException w:name="Medium List 2 Accent 1" w:semiHidden="0" w:uiPriority="66" w:unhideWhenUsed="0"/>
+    <w:lsdException w:name="Medium Grid 1 Accent 1" w:semiHidden="0" w:uiPriority="67" w:unhideWhenUsed="0"/>
+    <w:lsdException w:name="Medium Grid 2 Accent 1" w:semiHidden="0" w:uiPriority="68" w:unhideWhenUsed="0"/>
+    <w:lsdException w:name="Medium Grid 3 Accent 1" w:semiHidden="0" w:uiPriority="69" w:unhideWhenUsed="0"/>
+    <w:lsdException w:name="Dark List Accent 1" w:semiHidden="0" w:uiPriority="70" w:unhideWhenUsed="0"/>
+    <w:lsdException w:name="Colorful Shading Accent 1" w:semiHidden="0" w:uiPriority="71" w:unhideWhenUsed="0"/>
+    <w:lsdException w:name="Colorful List Accent 1" w:semiHidden="0" w:uiPriority="72" w:unhideWhenUsed="0"/>
+    <w:lsdException w:name="Colorful Grid Accent 1" w:semiHidden="0" w:uiPriority="73" w:unhideWhenUsed="0"/>
+    <w:lsdException w:name="Light Shading Accent 2" w:semiHidden="0" w:uiPriority="60" w:unhideWhenUsed="0"/>
+    <w:lsdException w:name="Light List Accent 2" w:semiHidden="0" w:uiPriority="61" w:unhideWhenUsed="0"/>
+    <w:lsdException w:name="Light Grid Accent 2" w:semiHidden="0" w:uiPriority="62" w:unhideWhenUsed="0"/>
+    <w:lsdException w:name="Medium Shading 1 Accent 2" w:semiHidden="0" w:uiPriority="63" w:unhideWhenUsed="0"/>
+    <w:lsdException w:name="Medium Shading 2 Accent 2" w:semiHidden="0" w:uiPriority="64" w:unhideWhenUsed="0"/>
+    <w:lsdException w:name="Medium List 1 Accent 2" w:semiHidden="0" w:uiPriority="65" w:unhideWhenUsed="0"/>
+    <w:lsdException w:name="Medium List 2 Accent 2" w:semiHidden="0" w:uiPriority="66" w:unhideWhenUsed="0"/>
+    <w:lsdException w:name="Medium Grid 1 Accent 2" w:semiHidden="0" w:uiPriority="67" w:unhideWhenUsed="0"/>
+    <w:lsdException w:name="Medium Grid 2 Accent 2" w:semiHidden="0" w:uiPriority="68" w:unhideWhenUsed="0"/>
+    <w:lsdException w:name="Medium Grid 3 Accent 2" w:semiHidden="0" w:uiPriority="69" w:unhideWhenUsed="0"/>
+    <w:lsdException w:name="Dark List Accent 2" w:semiHidden="0" w:uiPriority="70" w:unhideWhenUsed="0"/>
+    <w:lsdException w:name="Colorful Shading Accent 2" w:semiHidden="0" w:uiPriority="71" w:unhideWhenUsed="0"/>
+    <w:lsdException w:name="Colorful List Accent 2" w:semiHidden="0" w:uiPriority="72" w:unhideWhenUsed="0"/>
+    <w:lsdException w:name="Colorful Grid Accent 2" w:semiHidden="0" w:uiPriority="73" w:unhideWhenUsed="0"/>
+    <w:lsdException w:name="Light Shading Accent 3" w:semiHidden="0" w:uiPriority="60" w:unhideWhenUsed="0"/>
+    <w:lsdException w:name="Light List Accent 3" w:semiHidden="0" w:uiPriority="61" w:unhideWhenUsed="0"/>
+    <w:lsdException w:name="Light Grid Accent 3" w:semiHidden="0" w:uiPriority="62" w:unhideWhenUsed="0"/>
+    <w:lsdException w:name="Medium Shading 1 Accent 3" w:semiHidden="0" w:uiPriority="63" w:unhideWhenUsed="0"/>
+    <w:lsdException w:name="Medium Shading 2 Accent 3" w:semiHidden="0" w:uiPriority="64" w:unhideWhenUsed="0"/>
+    <w:lsdException w:name="Medium List 1 Accent 3" w:semiHidden="0" w:uiPriority="65" w:unhideWhenUsed="0"/>
+    <w:lsdException w:name="Medium List 2 Accent 3" w:semiHidden="0" w:uiPriority="66" w:unhideWhenUsed="0"/>
+    <w:lsdException w:name="Medium Grid 1 Accent 3" w:semiHidden="0" w:uiPriority="67" w:unhideWhenUsed="0"/>
+    <w:lsdException w:name="Medium Grid 2 Accent 3" w:semiHidden="0" w:uiPriority="68" w:unhideWhenUsed="0"/>
+    <w:lsdException w:name="Medium Grid 3 Accent 3" w:semiHidden="0" w:uiPriority="69" w:unhideWhenUsed="0"/>
+    <w:lsdException w:name="Dark List Accent 3" w:semiHidden="0" w:uiPriority="70" w:unhideWhenUsed="0"/>
+    <w:lsdException w:name="Colorful Shading Accent 3" w:semiHidden="0" w:uiPriority="71" w:unhideWhenUsed="0"/>
+    <w:lsdException w:name="Colorful List Accent 3" w:semiHidden="0" w:uiPriority="72" w:unhideWhenUsed="0"/>
+    <w:lsdException w:name="Colorful Grid Accent 3" w:semiHidden="0" w:uiPriority="73" w:unhideWhenUsed="0"/>
+    <w:lsdException w:name="Light Shading Accent 4" w:semiHidden="0" w:uiPriority="60" w:unhideWhenUsed="0"/>
+    <w:lsdException w:name="Light List Accent 4" w:semiHidden="0" w:uiPriority="61" w:unhideWhenUsed="0"/>
+    <w:lsdException w:name="Light Grid Accent 4" w:semiHidden="0" w:uiPriority="62" w:unhideWhenUsed="0"/>
+    <w:lsdException w:name="Medium Shading 1 Accent 4" w:semiHidden="0" w:uiPriority="63" w:unhideWhenUsed="0"/>
+    <w:lsdException w:name="Medium Shading 2 Accent 4" w:semiHidden="0" w:uiPriority="64" w:unhideWhenUsed="0"/>
+    <w:lsdException w:name="Medium List 1 Accent 4" w:semiHidden="0" w:uiPriority="65" w:unhideWhenUsed="0"/>
+    <w:lsdException w:name="Medium List 2 Accent 4" w:semiHidden="0" w:uiPriority="66" w:unhideWhenUsed="0"/>
+    <w:lsdException w:name="Medium Grid 1 Accent 4" w:semiHidden="0" w:uiPriority="67" w:unhideWhenUsed="0"/>
+    <w:lsdException w:name="Medium Grid 2 Accent 4" w:semiHidden="0" w:uiPriority="68" w:unhideWhenUsed="0"/>
+    <w:lsdException w:name="Medium Grid 3 Accent 4" w:semiHidden="0" w:uiPriority="69" w:unhideWhenUsed="0"/>
+    <w:lsdException w:name="Dark List Accent 4" w:semiHidden="0" w:uiPriority="70" w:unhideWhenUsed="0"/>
+    <w:lsdException w:name="Colorful Shading Accent 4" w:semiHidden="0" w:uiPriority="71" w:unhideWhenUsed="0"/>
+    <w:lsdException w:name="Colorful List Accent 4" w:semiHidden="0" w:uiPriority="72" w:unhideWhenUsed="0"/>
+    <w:lsdException w:name="Colorful Grid Accent 4" w:semiHidden="0" w:uiPriority="73" w:unhideWhenUsed="0"/>
+    <w:lsdException w:name="Light Shading Accent 5" w:semiHidden="0" w:uiPriority="60" w:unhideWhenUsed="0"/>
+    <w:lsdException w:name="Light List Accent 5" w:semiHidden="0" w:uiPriority="61" w:unhideWhenUsed="0"/>
+    <w:lsdException w:name="Light Grid Accent 5" w:semiHidden="0" w:uiPriority="62" w:unhideWhenUsed="0"/>
+    <w:lsdException w:name="Medium Shading 1 Accent 5" w:semiHidden="0" w:uiPriority="63" w:unhideWhenUsed="0"/>
+    <w:lsdException w:name="Medium Shading 2 Accent 5" w:semiHidden="0" w:uiPriority="64" w:unhideWhenUsed="0"/>
+    <w:lsdException w:name="Medium List 1 Accent 5" w:semiHidden="0" w:uiPriority="65" w:unhideWhenUsed="0"/>
+    <w:lsdException w:name="Medium List 2 Accent 5" w:semiHidden="0" w:uiPriority="66" w:unhideWhenUsed="0"/>
+    <w:lsdException w:name="Medium Grid 1 Accent 5" w:semiHidden="0" w:uiPriority="67" w:unhideWhenUsed="0"/>
+    <w:lsdException w:name="Medium Grid 2 Accent 5" w:semiHidden="0" w:uiPriority="68" w:unhideWhenUsed="0"/>
+    <w:lsdException w:name="Medium Grid 3 Accent 5" w:semiHidden="0" w:uiPriority="69" w:unhideWhenUsed="0"/>
+    <w:lsdException w:name="Dark List Accent 5" w:semiHidden="0" w:uiPriority="70" w:unhideWhenUsed="0"/>
+    <w:lsdException w:name="Colorful Shading Accent 5" w:semiHidden="0" w:uiPriority="71" w:unhideWhenUsed="0"/>
+    <w:lsdException w:name="Colorful List Accent 5" w:semiHidden="0" w:uiPriority="72" w:unhideWhenUsed="0"/>
+    <w:lsdException w:name="Colorful Grid Accent 5" w:semiHidden="0" w:uiPriority="73" w:unhideWhenUsed="0"/>
+    <w:lsdException w:name="Light Shading Accent 6" w:semiHidden="0" w:uiPriority="60" w:unhideWhenUsed="0"/>
+    <w:lsdException w:name="Light List Accent 6" w:semiHidden="0" w:uiPriority="61" w:unhideWhenUsed="0"/>
+    <w:lsdException w:name="Light Grid Accent 6" w:semiHidden="0" w:uiPriority="62" w:unhideWhenUsed="0"/>
+    <w:lsdException w:name="Medium Shading 1 Accent 6" w:semiHidden="0" w:uiPriority="63" w:unhideWhenUsed="0"/>
+    <w:lsdException w:name="Medium Shading 2 Accent 6" w:semiHidden="0" w:uiPriority="64" w:unhideWhenUsed="0"/>
+    <w:lsdException w:name="Medium List 1 Accent 6" w:semiHidden="0" w:uiPriority="65" w:unhideWhenUsed="0"/>
+    <w:lsdException w:name="Medium List 2 Accent 6" w:semiHidden="0" w:uiPriority="66" w:unhideWhenUsed="0"/>
+    <w:lsdException w:name="Medium Grid 1 Accent 6" w:semiHidden="0" w:uiPriority="67" w:unhideWhenUsed="0"/>
+    <w:lsdException w:name="Medium Grid 2 Accent 6" w:semiHidden="0" w:uiPriority="68" w:unhideWhenUsed="0"/>
+    <w:lsdException w:name="Medium Grid 3 Accent 6" w:semiHidden="0" w:uiPriority="69" w:unhideWhenUsed="0"/>
+    <w:lsdException w:name="Dark List Accent 6" w:semiHidden="0" w:uiPriority="70" w:unhideWhenUsed="0"/>
+    <w:lsdException w:name="Colorful Shading Accent 6" w:semiHidden="0" w:uiPriority="71" w:unhideWhenUsed="0"/>
+    <w:lsdException w:name="Colorful List Accent 6" w:semiHidden="0" w:uiPriority="72" w:unhideWhenUsed="0"/>
+    <w:lsdException w:name="Colorful Grid Accent 6" w:semiHidden="0" w:uiPriority="73" w:unhideWhenUsed="0"/>
+    <w:lsdException w:name="Subtle Emphasis" w:semiHidden="0" w:uiPriority="19" w:unhideWhenUsed="0" w:qFormat="1"/>
+    <w:lsdException w:name="Intense Emphasis" w:semiHidden="0" w:uiPriority="21" w:unhideWhenUsed="0" w:qFormat="1"/>
+    <w:lsdException w:name="Subtle Reference" w:semiHidden="0" w:uiPriority="31" w:unhideWhenUsed="0" w:qFormat="1"/>
+    <w:lsdException w:name="Intense Reference" w:semiHidden="0" w:uiPriority="32" w:unhideWhenUsed="0" w:qFormat="1"/>
+    <w:lsdException w:name="Book Title" w:semiHidden="0" w:uiPriority="33" w:unhideWhenUsed="0" w:qFormat="1"/>
+    <w:lsdException w:name="Bibliography" w:uiPriority="37"/>
+    <w:lsdException w:name="TOC Heading" w:uiPriority="39" w:qFormat="1"/>
+  </w:latentStyles>
+  <w:style w:type="paragraph" w:default="1" w:styleId="Normal">
+    <w:name w:val="Normal"/>
+    <w:aliases w:val="Normal Text"/>
+    <w:qFormat/>
+    <w:rsid w:val="00F31CE3"/>
+    <w:rPr>
+      <w:rFonts w:ascii="Times New Roman" w:hAnsi="Times New Roman"/>
+      <w:sz w:val="24"/>
+      <w:lang w:val="en-GB"/>
+    </w:rPr>
+  </w:style>
+  <w:style w:type="paragraph" w:styleId="Heading1">
+    <w:name w:val="heading 1"/>
+    <w:basedOn w:val="Normal"/>
+    <w:next w:val="Normal"/>
+    <w:link w:val="Heading1Char"/>
+    <w:uiPriority w:val="9"/>
+    <w:qFormat/>
+    <w:rsid w:val="002E2869"/>
+    <w:pPr>
+      <w:keepNext/>
+      <w:keepLines/>
+      <w:spacing w:before="120" w:after="120"/>
+      <w:outlineLvl w:val="0"/>
+    </w:pPr>
+    <w:rPr>
+      <w:rFonts w:eastAsiaTheme="majorEastAsia" w:cstheme="majorBidi"/>
+      <w:b/>
+      <w:sz w:val="28"/>
+      <w:szCs w:val="32"/>
+    </w:rPr>
+  </w:style>
+  <w:style w:type="paragraph" w:styleId="Heading2">
+    <w:name w:val="heading 2"/>
+    <w:basedOn w:val="Normal"/>
+    <w:next w:val="Normal"/>
+    <w:link w:val="Heading2Char"/>
+    <w:uiPriority w:val="9"/>
+    <w:unhideWhenUsed/>
+    <w:qFormat/>
+    <w:rsid w:val="006549AC"/>
+    <w:pPr>
+      <w:keepNext/>
+      <w:keepLines/>
+      <w:spacing w:before="240" w:after="240"/>
+      <w:outlineLvl w:val="1"/>
+    </w:pPr>
+    <w:rPr>
+      <w:rFonts w:eastAsiaTheme="majorEastAsia" w:cstheme="majorBidi"/>
+      <w:b/>
+      <w:szCs w:val="26"/>
+    </w:rPr>
+  </w:style>
+  <w:style w:type="character" w:default="1" w:styleId="DefaultParagraphFont">
+    <w:name w:val="Default Paragraph Font"/>
+    <w:uiPriority w:val="1"/>
+    <w:semiHidden/>
+    <w:unhideWhenUsed/>
+  </w:style>
+  <w:style w:type="table" w:default="1" w:styleId="TableNormal">
+    <w:name w:val="Normal Table"/>
+    <w:uiPriority w:val="99"/>
+    <w:semiHidden/>
+    <w:unhideWhenUsed/>
+    <w:tblPr>
+      <w:tblInd w:w="0" w:type="dxa"/>
+      <w:tblCellMar>
+        <w:top w:w="0" w:type="dxa"/>
+        <w:left w:w="108" w:type="dxa"/>
+        <w:bottom w:w="0" w:type="dxa"/>
+        <w:right w:w="108" w:type="dxa"/>
+      </w:tblCellMar>
+    </w:tblPr>
+  </w:style>
+  <w:style w:type="numbering" w:default="1" w:styleId="NoList">
+    <w:name w:val="No List"/>
+    <w:uiPriority w:val="99"/>
+    <w:semiHidden/>
+    <w:unhideWhenUsed/>
+  </w:style>
+  <w:style w:type="table" w:styleId="TableGrid">
+    <w:name w:val="Table Grid"/>
+    <w:basedOn w:val="TableNormal"/>
+    <w:uiPriority w:val="39"/>
+    <w:rsid w:val="00F31CE3"/>
+    <w:pPr>
+      <w:spacing w:after="0" w:line="240" w:lineRule="auto"/>
+    </w:pPr>
+    <w:tblPr>
+      <w:tblInd w:w="0" w:type="dxa"/>
+      <w:tblBorders>
+        <w:top w:val="single" w:sz="4" w:space="0" w:color="auto"/>
+        <w:left w:val="single" w:sz="4" w:space="0" w:color="auto"/>
+        <w:bottom w:val="single" w:sz="4" w:space="0" w:color="auto"/>
+        <w:right w:val="single" w:sz="4" w:space="0" w:color="auto"/>
+        <w:insideH w:val="single" w:sz="4" w:space="0" w:color="auto"/>
+        <w:insideV w:val="single" w:sz="4" w:space="0" w:color="auto"/>
+      </w:tblBorders>
+      <w:tblCellMar>
+        <w:top w:w="0" w:type="dxa"/>
+        <w:left w:w="108" w:type="dxa"/>
+        <w:bottom w:w="0" w:type="dxa"/>
+        <w:right w:w="108" w:type="dxa"/>
+      </w:tblCellMar>
+    </w:tblPr>
+  </w:style>
+  <w:style w:type="character" w:styleId="PlaceholderText">
+    <w:name w:val="Placeholder Text"/>
+    <w:basedOn w:val="DefaultParagraphFont"/>
+    <w:uiPriority w:val="99"/>
+    <w:semiHidden/>
+    <w:rsid w:val="00F31CE3"/>
+    <w:rPr>
+      <w:color w:val="808080"/>
+    </w:rPr>
+  </w:style>
+  <w:style w:type="paragraph" w:styleId="TOC1">
+    <w:name w:val="toc 1"/>
+    <w:basedOn w:val="Normal"/>
+    <w:next w:val="Normal"/>
+    <w:autoRedefine/>
+    <w:uiPriority w:val="39"/>
+    <w:unhideWhenUsed/>
+    <w:rsid w:val="000C7DFA"/>
+    <w:pPr>
+      <w:tabs>
+        <w:tab w:val="left" w:pos="270"/>
+        <w:tab w:val="right" w:leader="dot" w:pos="8296"/>
+      </w:tabs>
+      <w:spacing w:after="100"/>
+    </w:pPr>
+  </w:style>
+  <w:style w:type="character" w:styleId="Hyperlink">
+    <w:name w:val="Hyperlink"/>
+    <w:basedOn w:val="DefaultParagraphFont"/>
+    <w:uiPriority w:val="99"/>
+    <w:unhideWhenUsed/>
+    <w:rsid w:val="000C7DFA"/>
+    <w:rPr>
+      <w:color w:val="0563C1" w:themeColor="hyperlink"/>
+      <w:u w:val="single"/>
+    </w:rPr>
+  </w:style>
+  <w:style w:type="paragraph" w:styleId="ListParagraph">
+    <w:name w:val="List Paragraph"/>
+    <w:basedOn w:val="Normal"/>
+    <w:uiPriority w:val="34"/>
+    <w:qFormat/>
+    <w:rsid w:val="002E2869"/>
+    <w:pPr>
+      <w:ind w:left="720"/>
+      <w:contextualSpacing/>
+    </w:pPr>
+  </w:style>
+  <w:style w:type="character" w:customStyle="1" w:styleId="Heading1Char">
+    <w:name w:val="Heading 1 Char"/>
+    <w:basedOn w:val="DefaultParagraphFont"/>
+    <w:link w:val="Heading1"/>
+    <w:uiPriority w:val="9"/>
+    <w:rsid w:val="002E2869"/>
+    <w:rPr>
+      <w:rFonts w:ascii="Times New Roman" w:eastAsiaTheme="majorEastAsia" w:hAnsi="Times New Roman" w:cstheme="majorBidi"/>
+      <w:b/>
+      <w:sz w:val="28"/>
+      <w:szCs w:val="32"/>
+      <w:lang w:val="en-GB"/>
+    </w:rPr>
+  </w:style>
+  <w:style w:type="paragraph" w:styleId="Caption">
+    <w:name w:val="caption"/>
+    <w:basedOn w:val="Normal"/>
+    <w:next w:val="Normal"/>
+    <w:uiPriority w:val="35"/>
+    <w:unhideWhenUsed/>
+    <w:qFormat/>
+    <w:rsid w:val="00FF49F4"/>
+    <w:pPr>
+      <w:spacing w:after="200" w:line="240" w:lineRule="auto"/>
+    </w:pPr>
+    <w:rPr>
+      <w:i/>
+      <w:iCs/>
+      <w:color w:val="44546A" w:themeColor="text2"/>
+      <w:sz w:val="18"/>
+      <w:szCs w:val="18"/>
+    </w:rPr>
+  </w:style>
+  <w:style w:type="paragraph" w:styleId="NormalWeb">
+    <w:name w:val="Normal (Web)"/>
+    <w:basedOn w:val="Normal"/>
+    <w:uiPriority w:val="99"/>
+    <w:unhideWhenUsed/>
+    <w:rsid w:val="00766399"/>
+    <w:pPr>
+      <w:spacing w:before="100" w:beforeAutospacing="1" w:after="100" w:afterAutospacing="1" w:line="240" w:lineRule="auto"/>
+    </w:pPr>
+    <w:rPr>
+      <w:rFonts w:eastAsia="Times New Roman" w:cs="Times New Roman"/>
+      <w:szCs w:val="24"/>
+      <w:lang w:val="en-US"/>
+    </w:rPr>
+  </w:style>
+  <w:style w:type="character" w:styleId="Strong">
+    <w:name w:val="Strong"/>
+    <w:basedOn w:val="DefaultParagraphFont"/>
+    <w:uiPriority w:val="22"/>
+    <w:qFormat/>
+    <w:rsid w:val="00766399"/>
+    <w:rPr>
+      <w:b/>
+      <w:bCs/>
+    </w:rPr>
+  </w:style>
+  <w:style w:type="character" w:customStyle="1" w:styleId="Heading2Char">
+    <w:name w:val="Heading 2 Char"/>
+    <w:basedOn w:val="DefaultParagraphFont"/>
+    <w:link w:val="Heading2"/>
+    <w:uiPriority w:val="9"/>
+    <w:rsid w:val="006549AC"/>
+    <w:rPr>
+      <w:rFonts w:ascii="Times New Roman" w:eastAsiaTheme="majorEastAsia" w:hAnsi="Times New Roman" w:cstheme="majorBidi"/>
+      <w:b/>
+      <w:sz w:val="24"/>
+      <w:szCs w:val="26"/>
+      <w:lang w:val="en-GB"/>
+    </w:rPr>
+  </w:style>
+  <w:style w:type="paragraph" w:styleId="Header">
+    <w:name w:val="header"/>
+    <w:basedOn w:val="Normal"/>
+    <w:link w:val="HeaderChar"/>
+    <w:uiPriority w:val="99"/>
+    <w:unhideWhenUsed/>
+    <w:rsid w:val="006549AC"/>
+    <w:pPr>
+      <w:tabs>
+        <w:tab w:val="center" w:pos="4680"/>
+        <w:tab w:val="right" w:pos="9360"/>
+      </w:tabs>
+      <w:spacing w:after="0" w:line="240" w:lineRule="auto"/>
+    </w:pPr>
+  </w:style>
+  <w:style w:type="character" w:customStyle="1" w:styleId="HeaderChar">
+    <w:name w:val="Header Char"/>
+    <w:basedOn w:val="DefaultParagraphFont"/>
+    <w:link w:val="Header"/>
+    <w:uiPriority w:val="99"/>
+    <w:rsid w:val="006549AC"/>
+    <w:rPr>
+      <w:rFonts w:ascii="Times New Roman" w:hAnsi="Times New Roman"/>
+      <w:sz w:val="24"/>
+      <w:lang w:val="en-GB"/>
+    </w:rPr>
+  </w:style>
+  <w:style w:type="paragraph" w:styleId="Footer">
+    <w:name w:val="footer"/>
+    <w:basedOn w:val="Normal"/>
+    <w:link w:val="FooterChar"/>
+    <w:uiPriority w:val="99"/>
+    <w:unhideWhenUsed/>
+    <w:rsid w:val="006549AC"/>
+    <w:pPr>
+      <w:tabs>
+        <w:tab w:val="center" w:pos="4680"/>
+        <w:tab w:val="right" w:pos="9360"/>
+      </w:tabs>
+      <w:spacing w:after="0" w:line="240" w:lineRule="auto"/>
+    </w:pPr>
+  </w:style>
+  <w:style w:type="character" w:customStyle="1" w:styleId="FooterChar">
+    <w:name w:val="Footer Char"/>
+    <w:basedOn w:val="DefaultParagraphFont"/>
+    <w:link w:val="Footer"/>
+    <w:uiPriority w:val="99"/>
+    <w:rsid w:val="006549AC"/>
+    <w:rPr>
+      <w:rFonts w:ascii="Times New Roman" w:hAnsi="Times New Roman"/>
+      <w:sz w:val="24"/>
+      <w:lang w:val="en-GB"/>
+    </w:rPr>
+  </w:style>
+  <w:style w:type="table" w:customStyle="1" w:styleId="ListTable31">
+    <w:name w:val="List Table 31"/>
+    <w:basedOn w:val="TableNormal"/>
+    <w:uiPriority w:val="48"/>
+    <w:rsid w:val="0026435A"/>
+    <w:pPr>
+      <w:spacing w:after="0" w:line="240" w:lineRule="auto"/>
+    </w:pPr>
+    <w:tblPr>
+      <w:tblStyleRowBandSize w:val="1"/>
+      <w:tblStyleColBandSize w:val="1"/>
+      <w:tblInd w:w="0" w:type="dxa"/>
+      <w:tblBorders>
+        <w:top w:val="single" w:sz="4" w:space="0" w:color="000000" w:themeColor="text1"/>
+        <w:left w:val="single" w:sz="4" w:space="0" w:color="000000" w:themeColor="text1"/>
+        <w:bottom w:val="single" w:sz="4" w:space="0" w:color="000000" w:themeColor="text1"/>
+        <w:right w:val="single" w:sz="4" w:space="0" w:color="000000" w:themeColor="text1"/>
+      </w:tblBorders>
+      <w:tblCellMar>
+        <w:top w:w="0" w:type="dxa"/>
+        <w:left w:w="108" w:type="dxa"/>
+        <w:bottom w:w="0" w:type="dxa"/>
+        <w:right w:w="108" w:type="dxa"/>
+      </w:tblCellMar>
+    </w:tblPr>
+    <w:tblStylePr w:type="firstRow">
+      <w:rPr>
+        <w:b/>
+        <w:bCs/>
+        <w:color w:val="FFFFFF" w:themeColor="background1"/>
+      </w:rPr>
+      <w:tblPr/>
+      <w:tcPr>
+        <w:shd w:val="clear" w:color="auto" w:fill="000000" w:themeFill="text1"/>
+      </w:tcPr>
+    </w:tblStylePr>
+    <w:tblStylePr w:type="lastRow">
+      <w:rPr>
+        <w:b/>
+        <w:bCs/>
+      </w:rPr>
+      <w:tblPr/>
+      <w:tcPr>
+        <w:tcBorders>
+          <w:top w:val="double" w:sz="4" w:space="0" w:color="000000" w:themeColor="text1"/>
+        </w:tcBorders>
+        <w:shd w:val="clear" w:color="auto" w:fill="FFFFFF" w:themeFill="background1"/>
+      </w:tcPr>
+    </w:tblStylePr>
+    <w:tblStylePr w:type="firstCol">
+      <w:rPr>
+        <w:b/>
+        <w:bCs/>
+      </w:rPr>
+      <w:tblPr/>
+      <w:tcPr>
+        <w:tcBorders>
+          <w:right w:val="nil"/>
+        </w:tcBorders>
+        <w:shd w:val="clear" w:color="auto" w:fill="FFFFFF" w:themeFill="background1"/>
+      </w:tcPr>
+    </w:tblStylePr>
+    <w:tblStylePr w:type="lastCol">
+      <w:rPr>
+        <w:b/>
+        <w:bCs/>
+      </w:rPr>
+      <w:tblPr/>
+      <w:tcPr>
+        <w:tcBorders>
+          <w:left w:val="nil"/>
+        </w:tcBorders>
+        <w:shd w:val="clear" w:color="auto" w:fill="FFFFFF" w:themeFill="background1"/>
+      </w:tcPr>
+    </w:tblStylePr>
+    <w:tblStylePr w:type="band1Vert">
+      <w:tblPr/>
+      <w:tcPr>
+        <w:tcBorders>
+          <w:left w:val="single" w:sz="4" w:space="0" w:color="000000" w:themeColor="text1"/>
+          <w:right w:val="single" w:sz="4" w:space="0" w:color="000000" w:themeColor="text1"/>
+        </w:tcBorders>
+      </w:tcPr>
+    </w:tblStylePr>
+    <w:tblStylePr w:type="band1Horz">
+      <w:tblPr/>
+      <w:tcPr>
+        <w:tcBorders>
+          <w:top w:val="single" w:sz="4" w:space="0" w:color="000000" w:themeColor="text1"/>
+          <w:bottom w:val="single" w:sz="4" w:space="0" w:color="000000" w:themeColor="text1"/>
+          <w:insideH w:val="nil"/>
+        </w:tcBorders>
+      </w:tcPr>
+    </w:tblStylePr>
+    <w:tblStylePr w:type="neCell">
+      <w:tblPr/>
+      <w:tcPr>
+        <w:tcBorders>
+          <w:left w:val="nil"/>
+          <w:bottom w:val="nil"/>
+        </w:tcBorders>
+      </w:tcPr>
+    </w:tblStylePr>
+    <w:tblStylePr w:type="nwCell">
+      <w:tblPr/>
+      <w:tcPr>
+        <w:tcBorders>
+          <w:bottom w:val="nil"/>
+          <w:right w:val="nil"/>
+        </w:tcBorders>
+      </w:tcPr>
+    </w:tblStylePr>
+    <w:tblStylePr w:type="seCell">
+      <w:tblPr/>
+      <w:tcPr>
+        <w:tcBorders>
+          <w:top w:val="double" w:sz="4" w:space="0" w:color="000000" w:themeColor="text1"/>
+          <w:left w:val="nil"/>
+        </w:tcBorders>
+      </w:tcPr>
+    </w:tblStylePr>
+    <w:tblStylePr w:type="swCell">
+      <w:tblPr/>
+      <w:tcPr>
+        <w:tcBorders>
+          <w:top w:val="double" w:sz="4" w:space="0" w:color="000000" w:themeColor="text1"/>
+          <w:right w:val="nil"/>
+        </w:tcBorders>
+      </w:tcPr>
+    </w:tblStylePr>
+  </w:style>
+  <w:style w:type="table" w:customStyle="1" w:styleId="GridTable1Light1">
+    <w:name w:val="Grid Table 1 Light1"/>
+    <w:basedOn w:val="TableNormal"/>
+    <w:uiPriority w:val="46"/>
+    <w:rsid w:val="0026435A"/>
+    <w:pPr>
+      <w:spacing w:after="0" w:line="240" w:lineRule="auto"/>
+    </w:pPr>
+    <w:tblPr>
+      <w:tblStyleRowBandSize w:val="1"/>
+      <w:tblStyleColBandSize w:val="1"/>
+      <w:tblInd w:w="0" w:type="dxa"/>
+      <w:tblBorders>
+        <w:top w:val="single" w:sz="4" w:space="0" w:color="999999" w:themeColor="text1" w:themeTint="66"/>
+        <w:left w:val="single" w:sz="4" w:space="0" w:color="999999" w:themeColor="text1" w:themeTint="66"/>
+        <w:bottom w:val="single" w:sz="4" w:space="0" w:color="999999" w:themeColor="text1" w:themeTint="66"/>
+        <w:right w:val="single" w:sz="4" w:space="0" w:color="999999" w:themeColor="text1" w:themeTint="66"/>
+        <w:insideH w:val="single" w:sz="4" w:space="0" w:color="999999" w:themeColor="text1" w:themeTint="66"/>
+        <w:insideV w:val="single" w:sz="4" w:space="0" w:color="999999" w:themeColor="text1" w:themeTint="66"/>
+      </w:tblBorders>
+      <w:tblCellMar>
+        <w:top w:w="0" w:type="dxa"/>
+        <w:left w:w="108" w:type="dxa"/>
+        <w:bottom w:w="0" w:type="dxa"/>
+        <w:right w:w="108" w:type="dxa"/>
+      </w:tblCellMar>
+    </w:tblPr>
+    <w:tblStylePr w:type="firstRow">
+      <w:rPr>
+        <w:b/>
+        <w:bCs/>
+      </w:rPr>
+      <w:tblPr/>
+      <w:tcPr>
+        <w:tcBorders>
+          <w:bottom w:val="single" w:sz="12" w:space="0" w:color="666666" w:themeColor="text1" w:themeTint="99"/>
+        </w:tcBorders>
+      </w:tcPr>
+    </w:tblStylePr>
+    <w:tblStylePr w:type="lastRow">
+      <w:rPr>
+        <w:b/>
+        <w:bCs/>
+      </w:rPr>
+      <w:tblPr/>
+      <w:tcPr>
+        <w:tcBorders>
+          <w:top w:val="double" w:sz="2" w:space="0" w:color="666666" w:themeColor="text1" w:themeTint="99"/>
+        </w:tcBorders>
+      </w:tcPr>
+    </w:tblStylePr>
+    <w:tblStylePr w:type="firstCol">
+      <w:rPr>
+        <w:b/>
+        <w:bCs/>
+      </w:rPr>
+    </w:tblStylePr>
+    <w:tblStylePr w:type="lastCol">
+      <w:rPr>
+        <w:b/>
+        <w:bCs/>
+      </w:rPr>
+    </w:tblStylePr>
+  </w:style>
+  <w:style w:type="character" w:styleId="Emphasis">
+    <w:name w:val="Emphasis"/>
+    <w:basedOn w:val="DefaultParagraphFont"/>
+    <w:uiPriority w:val="20"/>
+    <w:qFormat/>
+    <w:rsid w:val="002461A0"/>
+    <w:rPr>
+      <w:i/>
+      <w:iCs/>
+    </w:rPr>
+  </w:style>
+  <w:style w:type="paragraph" w:styleId="BalloonText">
+    <w:name w:val="Balloon Text"/>
+    <w:basedOn w:val="Normal"/>
+    <w:link w:val="BalloonTextChar"/>
+    <w:uiPriority w:val="99"/>
+    <w:semiHidden/>
+    <w:unhideWhenUsed/>
+    <w:rsid w:val="00B87AE3"/>
+    <w:pPr>
+      <w:spacing w:after="0" w:line="240" w:lineRule="auto"/>
+    </w:pPr>
+    <w:rPr>
+      <w:rFonts w:ascii="Tahoma" w:hAnsi="Tahoma" w:cs="Tahoma"/>
+      <w:sz w:val="16"/>
+      <w:szCs w:val="16"/>
+    </w:rPr>
+  </w:style>
+  <w:style w:type="character" w:customStyle="1" w:styleId="BalloonTextChar">
+    <w:name w:val="Balloon Text Char"/>
+    <w:basedOn w:val="DefaultParagraphFont"/>
+    <w:link w:val="BalloonText"/>
+    <w:uiPriority w:val="99"/>
+    <w:semiHidden/>
+    <w:rsid w:val="00B87AE3"/>
+    <w:rPr>
+      <w:rFonts w:ascii="Tahoma" w:hAnsi="Tahoma" w:cs="Tahoma"/>
+      <w:sz w:val="16"/>
+      <w:szCs w:val="16"/>
+      <w:lang w:val="en-GB"/>
+    </w:rPr>
+  </w:style>
+  <w:style w:type="paragraph" w:styleId="TableofFigures">
+    <w:name w:val="table of figures"/>
+    <w:basedOn w:val="Normal"/>
+    <w:next w:val="Normal"/>
+    <w:uiPriority w:val="99"/>
+    <w:unhideWhenUsed/>
+    <w:rsid w:val="0098069A"/>
+    <w:pPr>
+      <w:spacing w:after="0"/>
+    </w:pPr>
+  </w:style>
+  <w:style w:type="paragraph" w:styleId="TOCHeading">
+    <w:name w:val="TOC Heading"/>
+    <w:basedOn w:val="Heading1"/>
+    <w:next w:val="Normal"/>
+    <w:uiPriority w:val="39"/>
+    <w:unhideWhenUsed/>
+    <w:qFormat/>
+    <w:rsid w:val="00327377"/>
+    <w:pPr>
+      <w:spacing w:before="240" w:after="0"/>
+      <w:outlineLvl w:val="9"/>
+    </w:pPr>
+    <w:rPr>
+      <w:rFonts w:asciiTheme="majorHAnsi" w:hAnsiTheme="majorHAnsi"/>
+      <w:b w:val="0"/>
+      <w:color w:val="2F5496" w:themeColor="accent1" w:themeShade="BF"/>
+      <w:sz w:val="32"/>
+      <w:lang w:val="en-US"/>
+    </w:rPr>
+  </w:style>
+  <w:style w:type="paragraph" w:styleId="TOC2">
+    <w:name w:val="toc 2"/>
+    <w:basedOn w:val="Normal"/>
+    <w:next w:val="Normal"/>
+    <w:autoRedefine/>
+    <w:uiPriority w:val="39"/>
+    <w:unhideWhenUsed/>
+    <w:rsid w:val="00327377"/>
+    <w:pPr>
+      <w:spacing w:after="100"/>
+      <w:ind w:left="240"/>
+    </w:pPr>
+  </w:style>
+  <w:style w:type="character" w:customStyle="1" w:styleId="UnresolvedMention">
     <w:name w:val="Unresolved Mention"/>
     <w:basedOn w:val="DefaultParagraphFont"/>
     <w:uiPriority w:val="99"/>
@@ -10395,7 +10548,7 @@
 </file>
 
 <file path=word/glossary/document.xml><?xml version="1.0" encoding="utf-8"?>
-<w:glossaryDocument xmlns:wpc="http://schemas.microsoft.com/office/word/2010/wordprocessingCanvas" xmlns:cx="http://schemas.microsoft.com/office/drawing/2014/chartex" xmlns:cx1="http://schemas.microsoft.com/office/drawing/2015/9/8/chartex" xmlns:cx2="http://schemas.microsoft.com/office/drawing/2015/10/21/chartex" xmlns:cx3="http://schemas.microsoft.com/office/drawing/2016/5/9/chartex" xmlns:cx4="http://schemas.microsoft.com/office/drawing/2016/5/10/chartex" xmlns:cx5="http://schemas.microsoft.com/office/drawing/2016/5/11/chartex" xmlns:cx6="http://schemas.microsoft.com/office/drawing/2016/5/12/chartex" xmlns:cx7="http://schemas.microsoft.com/office/drawing/2016/5/13/chartex" xmlns:cx8="http://schemas.microsoft.com/office/drawing/2016/5/14/chartex" xmlns:mc="http://schemas.openxmlformats.org/markup-compatibility/2006" xmlns:aink="http://schemas.microsoft.com/office/drawing/2016/ink" xmlns:am3d="http://schemas.microsoft.com/office/drawing/2017/model3d" xmlns:o="urn:schemas-microsoft-com:office:office" xmlns:oel="http://schemas.microsoft.com/office/2019/extlst" xmlns:r="http://schemas.openxmlformats.org/officeDocument/2006/relationships" xmlns:m="http://schemas.openxmlformats.org/officeDocument/2006/math" xmlns:v="urn:schemas-microsoft-com:vml" xmlns:wp14="http://schemas.microsoft.com/office/word/2010/wordprocessingDrawing" xmlns:wp="http://schemas.openxmlformats.org/drawingml/2006/wordprocessingDrawing" xmlns:w10="urn:schemas-microsoft-com:office:word" xmlns:w="http://schemas.openxmlformats.org/wordprocessingml/2006/main" xmlns:w14="http://schemas.microsoft.com/office/word/2010/wordml" xmlns:w15="http://schemas.microsoft.com/office/word/2012/wordml" xmlns:w16cex="http://schemas.microsoft.com/office/word/2018/wordml/cex" xmlns:w16cid="http://schemas.microsoft.com/office/word/2016/wordml/cid" xmlns:w16="http://schemas.microsoft.com/office/word/2018/wordml" xmlns:w16du="http://schemas.microsoft.com/office/word/2023/wordml/word16du" xmlns:w16sdtdh="http://schemas.microsoft.com/office/word/2020/wordml/sdtdatahash" xmlns:w16sdtfl="http://schemas.microsoft.com/office/word/2024/wordml/sdtformatlock" xmlns:w16se="http://schemas.microsoft.com/office/word/2015/wordml/symex" xmlns:wpg="http://schemas.microsoft.com/office/word/2010/wordprocessingGroup" xmlns:wpi="http://schemas.microsoft.com/office/word/2010/wordprocessingInk" xmlns:wne="http://schemas.microsoft.com/office/word/2006/wordml" xmlns:wps="http://schemas.microsoft.com/office/word/2010/wordprocessingShape" mc:Ignorable="w14 w15 w16se w16cid w16 w16cex w16sdtdh w16sdtfl w16du wp14">
+<w:glossaryDocument xmlns:wpc="http://schemas.microsoft.com/office/word/2010/wordprocessingCanvas" xmlns:mc="http://schemas.openxmlformats.org/markup-compatibility/2006" xmlns:o="urn:schemas-microsoft-com:office:office" xmlns:r="http://schemas.openxmlformats.org/officeDocument/2006/relationships" xmlns:m="http://schemas.openxmlformats.org/officeDocument/2006/math" xmlns:v="urn:schemas-microsoft-com:vml" xmlns:wp14="http://schemas.microsoft.com/office/word/2010/wordprocessingDrawing" xmlns:wp="http://schemas.openxmlformats.org/drawingml/2006/wordprocessingDrawing" xmlns:w10="urn:schemas-microsoft-com:office:word" xmlns:w="http://schemas.openxmlformats.org/wordprocessingml/2006/main" xmlns:w14="http://schemas.microsoft.com/office/word/2010/wordml" xmlns:wpg="http://schemas.microsoft.com/office/word/2010/wordprocessingGroup" xmlns:wpi="http://schemas.microsoft.com/office/word/2010/wordprocessingInk" xmlns:wne="http://schemas.microsoft.com/office/word/2006/wordml" xmlns:wps="http://schemas.microsoft.com/office/word/2010/wordprocessingShape" mc:Ignorable="w14 wp14">
   <w:docParts>
     <w:docPart>
       <w:docPartPr>
@@ -10431,7 +10584,7 @@
 </file>
 
 <file path=word/glossary/fontTable.xml><?xml version="1.0" encoding="utf-8"?>
-<w:fonts xmlns:mc="http://schemas.openxmlformats.org/markup-compatibility/2006" xmlns:r="http://schemas.openxmlformats.org/officeDocument/2006/relationships" xmlns:w="http://schemas.openxmlformats.org/wordprocessingml/2006/main" xmlns:w14="http://schemas.microsoft.com/office/word/2010/wordml" xmlns:w15="http://schemas.microsoft.com/office/word/2012/wordml" xmlns:w16cex="http://schemas.microsoft.com/office/word/2018/wordml/cex" xmlns:w16cid="http://schemas.microsoft.com/office/word/2016/wordml/cid" xmlns:w16="http://schemas.microsoft.com/office/word/2018/wordml" xmlns:w16du="http://schemas.microsoft.com/office/word/2023/wordml/word16du" xmlns:w16sdtdh="http://schemas.microsoft.com/office/word/2020/wordml/sdtdatahash" xmlns:w16sdtfl="http://schemas.microsoft.com/office/word/2024/wordml/sdtformatlock" xmlns:w16se="http://schemas.microsoft.com/office/word/2015/wordml/symex" mc:Ignorable="w14 w15 w16se w16cid w16 w16cex w16sdtdh w16sdtfl w16du">
+<w:fonts xmlns:mc="http://schemas.openxmlformats.org/markup-compatibility/2006" xmlns:r="http://schemas.openxmlformats.org/officeDocument/2006/relationships" xmlns:w="http://schemas.openxmlformats.org/wordprocessingml/2006/main" xmlns:w14="http://schemas.microsoft.com/office/word/2010/wordml" mc:Ignorable="w14">
   <w:font w:name="Symbol">
     <w:panose1 w:val="05050102010706020507"/>
     <w:charset w:val="02"/>
@@ -10444,14 +10597,14 @@
     <w:charset w:val="00"/>
     <w:family w:val="roman"/>
     <w:pitch w:val="variable"/>
-    <w:sig w:usb0="E0002EFF" w:usb1="C000785B" w:usb2="00000009" w:usb3="00000000" w:csb0="000001FF" w:csb1="00000000"/>
+    <w:sig w:usb0="E0002EFF" w:usb1="C0007843" w:usb2="00000009" w:usb3="00000000" w:csb0="000001FF" w:csb1="00000000"/>
   </w:font>
   <w:font w:name="Courier New">
     <w:panose1 w:val="02070309020205020404"/>
     <w:charset w:val="00"/>
     <w:family w:val="modern"/>
     <w:pitch w:val="fixed"/>
-    <w:sig w:usb0="E0002EFF" w:usb1="C0007843" w:usb2="00000009" w:usb3="00000000" w:csb0="000001FF" w:csb1="00000000"/>
+    <w:sig w:usb0="E0002AFF" w:usb1="C0007843" w:usb2="00000009" w:usb3="00000000" w:csb0="000001FF" w:csb1="00000000"/>
   </w:font>
   <w:font w:name="Wingdings">
     <w:panose1 w:val="05000000000000000000"/>
@@ -10465,27 +10618,35 @@
     <w:charset w:val="00"/>
     <w:family w:val="swiss"/>
     <w:pitch w:val="variable"/>
-    <w:sig w:usb0="E4002EFF" w:usb1="C200247B" w:usb2="00000009" w:usb3="00000000" w:csb0="000001FF" w:csb1="00000000"/>
+    <w:sig w:usb0="E00002FF" w:usb1="4000ACFF" w:usb2="00000001" w:usb3="00000000" w:csb0="0000019F" w:csb1="00000000"/>
   </w:font>
   <w:font w:name="Tahoma">
     <w:panose1 w:val="020B0604030504040204"/>
     <w:charset w:val="00"/>
     <w:family w:val="swiss"/>
+    <w:notTrueType/>
     <w:pitch w:val="variable"/>
-    <w:sig w:usb0="E1002EFF" w:usb1="C000605B" w:usb2="00000029" w:usb3="00000000" w:csb0="000101FF" w:csb1="00000000"/>
+    <w:sig w:usb0="00000003" w:usb1="00000000" w:usb2="00000000" w:usb3="00000000" w:csb0="00000001" w:csb1="00000000"/>
   </w:font>
   <w:font w:name="Calibri Light">
     <w:panose1 w:val="020F0302020204030204"/>
     <w:charset w:val="00"/>
     <w:family w:val="swiss"/>
     <w:pitch w:val="variable"/>
-    <w:sig w:usb0="E4002EFF" w:usb1="C200247B" w:usb2="00000009" w:usb3="00000000" w:csb0="000001FF" w:csb1="00000000"/>
+    <w:sig w:usb0="A00002EF" w:usb1="4000207B" w:usb2="00000000" w:usb3="00000000" w:csb0="0000019F" w:csb1="00000000"/>
+  </w:font>
+  <w:font w:name="Cambria">
+    <w:panose1 w:val="02040503050406030204"/>
+    <w:charset w:val="00"/>
+    <w:family w:val="roman"/>
+    <w:pitch w:val="variable"/>
+    <w:sig w:usb0="E00002FF" w:usb1="400004FF" w:usb2="00000000" w:usb3="00000000" w:csb0="0000019F" w:csb1="00000000"/>
   </w:font>
 </w:fonts>
 </file>
 
 <file path=word/glossary/settings.xml><?xml version="1.0" encoding="utf-8"?>
-<w:settings xmlns:mc="http://schemas.openxmlformats.org/markup-compatibility/2006" xmlns:o="urn:schemas-microsoft-com:office:office" xmlns:r="http://schemas.openxmlformats.org/officeDocument/2006/relationships" xmlns:m="http://schemas.openxmlformats.org/officeDocument/2006/math" xmlns:v="urn:schemas-microsoft-com:vml" xmlns:w10="urn:schemas-microsoft-com:office:word" xmlns:w="http://schemas.openxmlformats.org/wordprocessingml/2006/main" xmlns:w14="http://schemas.microsoft.com/office/word/2010/wordml" xmlns:w15="http://schemas.microsoft.com/office/word/2012/wordml" xmlns:w16cex="http://schemas.microsoft.com/office/word/2018/wordml/cex" xmlns:w16cid="http://schemas.microsoft.com/office/word/2016/wordml/cid" xmlns:w16="http://schemas.microsoft.com/office/word/2018/wordml" xmlns:w16du="http://schemas.microsoft.com/office/word/2023/wordml/word16du" xmlns:w16sdtdh="http://schemas.microsoft.com/office/word/2020/wordml/sdtdatahash" xmlns:w16sdtfl="http://schemas.microsoft.com/office/word/2024/wordml/sdtformatlock" xmlns:w16se="http://schemas.microsoft.com/office/word/2015/wordml/symex" xmlns:sl="http://schemas.openxmlformats.org/schemaLibrary/2006/main" mc:Ignorable="w14 w15 w16se w16cid w16 w16cex w16sdtdh w16sdtfl w16du">
+<w:settings xmlns:mc="http://schemas.openxmlformats.org/markup-compatibility/2006" xmlns:o="urn:schemas-microsoft-com:office:office" xmlns:r="http://schemas.openxmlformats.org/officeDocument/2006/relationships" xmlns:m="http://schemas.openxmlformats.org/officeDocument/2006/math" xmlns:v="urn:schemas-microsoft-com:vml" xmlns:w10="urn:schemas-microsoft-com:office:word" xmlns:w="http://schemas.openxmlformats.org/wordprocessingml/2006/main" xmlns:w14="http://schemas.microsoft.com/office/word/2010/wordml" xmlns:sl="http://schemas.openxmlformats.org/schemaLibrary/2006/main" mc:Ignorable="w14">
   <w:view w:val="normal"/>
   <w:defaultTabStop w:val="720"/>
   <w:characterSpacingControl w:val="doNotCompress"/>
@@ -10495,7 +10656,6 @@
     <w:compatSetting w:name="overrideTableStyleFontSizeAndJustification" w:uri="http://schemas.microsoft.com/office/word" w:val="1"/>
     <w:compatSetting w:name="enableOpenTypeFeatures" w:uri="http://schemas.microsoft.com/office/word" w:val="1"/>
     <w:compatSetting w:name="doNotFlipMirrorIndents" w:uri="http://schemas.microsoft.com/office/word" w:val="1"/>
-    <w:compatSetting w:name="useWord2013TrackBottomHyphenation" w:uri="http://schemas.microsoft.com/office/word" w:val="1"/>
   </w:compat>
   <w:rsids>
     <w:rsidRoot w:val="001B1BB0"/>
@@ -10522,6 +10682,7 @@
     <w:rsid w:val="00743365"/>
     <w:rsid w:val="00785DDD"/>
     <w:rsid w:val="007952A4"/>
+    <w:rsid w:val="008603F4"/>
     <w:rsid w:val="00911E99"/>
     <w:rsid w:val="00A85403"/>
     <w:rsid w:val="00B53714"/>
@@ -10561,7 +10722,7 @@
 </file>
 
 <file path=word/glossary/styles.xml><?xml version="1.0" encoding="utf-8"?>
-<w:styles xmlns:mc="http://schemas.openxmlformats.org/markup-compatibility/2006" xmlns:r="http://schemas.openxmlformats.org/officeDocument/2006/relationships" xmlns:w="http://schemas.openxmlformats.org/wordprocessingml/2006/main" xmlns:w14="http://schemas.microsoft.com/office/word/2010/wordml" xmlns:w15="http://schemas.microsoft.com/office/word/2012/wordml" xmlns:w16cex="http://schemas.microsoft.com/office/word/2018/wordml/cex" xmlns:w16cid="http://schemas.microsoft.com/office/word/2016/wordml/cid" xmlns:w16="http://schemas.microsoft.com/office/word/2018/wordml" xmlns:w16du="http://schemas.microsoft.com/office/word/2023/wordml/word16du" xmlns:w16sdtdh="http://schemas.microsoft.com/office/word/2020/wordml/sdtdatahash" xmlns:w16sdtfl="http://schemas.microsoft.com/office/word/2024/wordml/sdtformatlock" xmlns:w16se="http://schemas.microsoft.com/office/word/2015/wordml/symex" mc:Ignorable="w14 w15 w16se w16cid w16 w16cex w16sdtdh w16sdtfl w16du">
+<w:styles xmlns:mc="http://schemas.openxmlformats.org/markup-compatibility/2006" xmlns:r="http://schemas.openxmlformats.org/officeDocument/2006/relationships" xmlns:w="http://schemas.openxmlformats.org/wordprocessingml/2006/main" xmlns:w14="http://schemas.microsoft.com/office/word/2010/wordml" mc:Ignorable="w14">
   <w:docDefaults>
     <w:rPrDefault>
       <w:rPr>
@@ -10577,383 +10738,348 @@
       </w:pPr>
     </w:pPrDefault>
   </w:docDefaults>
-  <w:latentStyles w:defLockedState="0" w:defUIPriority="99" w:defSemiHidden="0" w:defUnhideWhenUsed="0" w:defQFormat="0" w:count="376">
-    <w:lsdException w:name="Normal" w:uiPriority="0" w:qFormat="1"/>
-    <w:lsdException w:name="heading 1" w:uiPriority="9" w:qFormat="1"/>
-    <w:lsdException w:name="heading 2" w:semiHidden="1" w:uiPriority="9" w:unhideWhenUsed="1" w:qFormat="1"/>
-    <w:lsdException w:name="heading 3" w:semiHidden="1" w:uiPriority="9" w:unhideWhenUsed="1" w:qFormat="1"/>
-    <w:lsdException w:name="heading 4" w:semiHidden="1" w:uiPriority="9" w:unhideWhenUsed="1" w:qFormat="1"/>
-    <w:lsdException w:name="heading 5" w:semiHidden="1" w:uiPriority="9" w:unhideWhenUsed="1" w:qFormat="1"/>
-    <w:lsdException w:name="heading 6" w:semiHidden="1" w:uiPriority="9" w:unhideWhenUsed="1" w:qFormat="1"/>
-    <w:lsdException w:name="heading 7" w:semiHidden="1" w:uiPriority="9" w:unhideWhenUsed="1" w:qFormat="1"/>
-    <w:lsdException w:name="heading 8" w:semiHidden="1" w:uiPriority="9" w:unhideWhenUsed="1" w:qFormat="1"/>
-    <w:lsdException w:name="heading 9" w:semiHidden="1" w:uiPriority="9" w:unhideWhenUsed="1" w:qFormat="1"/>
-    <w:lsdException w:name="index 1" w:semiHidden="1" w:unhideWhenUsed="1"/>
-    <w:lsdException w:name="index 2" w:semiHidden="1" w:unhideWhenUsed="1"/>
-    <w:lsdException w:name="index 3" w:semiHidden="1" w:unhideWhenUsed="1"/>
-    <w:lsdException w:name="index 4" w:semiHidden="1" w:unhideWhenUsed="1"/>
-    <w:lsdException w:name="index 5" w:semiHidden="1" w:unhideWhenUsed="1"/>
-    <w:lsdException w:name="index 6" w:semiHidden="1" w:unhideWhenUsed="1"/>
-    <w:lsdException w:name="index 7" w:semiHidden="1" w:unhideWhenUsed="1"/>
-    <w:lsdException w:name="index 8" w:semiHidden="1" w:unhideWhenUsed="1"/>
-    <w:lsdException w:name="index 9" w:semiHidden="1" w:unhideWhenUsed="1"/>
-    <w:lsdException w:name="toc 1" w:semiHidden="1" w:uiPriority="39" w:unhideWhenUsed="1"/>
-    <w:lsdException w:name="toc 2" w:semiHidden="1" w:uiPriority="39" w:unhideWhenUsed="1"/>
-    <w:lsdException w:name="toc 3" w:semiHidden="1" w:uiPriority="39" w:unhideWhenUsed="1"/>
-    <w:lsdException w:name="toc 4" w:semiHidden="1" w:uiPriority="39" w:unhideWhenUsed="1"/>
-    <w:lsdException w:name="toc 5" w:semiHidden="1" w:uiPriority="39" w:unhideWhenUsed="1"/>
-    <w:lsdException w:name="toc 6" w:semiHidden="1" w:uiPriority="39" w:unhideWhenUsed="1"/>
-    <w:lsdException w:name="toc 7" w:semiHidden="1" w:uiPriority="39" w:unhideWhenUsed="1"/>
-    <w:lsdException w:name="toc 8" w:semiHidden="1" w:uiPriority="39" w:unhideWhenUsed="1"/>
-    <w:lsdException w:name="toc 9" w:semiHidden="1" w:uiPriority="39" w:unhideWhenUsed="1"/>
-    <w:lsdException w:name="Normal Indent" w:semiHidden="1" w:unhideWhenUsed="1"/>
-    <w:lsdException w:name="footnote text" w:semiHidden="1" w:unhideWhenUsed="1"/>
-    <w:lsdException w:name="annotation text" w:semiHidden="1" w:unhideWhenUsed="1"/>
-    <w:lsdException w:name="header" w:semiHidden="1" w:unhideWhenUsed="1"/>
-    <w:lsdException w:name="footer" w:semiHidden="1" w:unhideWhenUsed="1"/>
-    <w:lsdException w:name="index heading" w:semiHidden="1" w:unhideWhenUsed="1"/>
-    <w:lsdException w:name="caption" w:semiHidden="1" w:uiPriority="35" w:unhideWhenUsed="1" w:qFormat="1"/>
-    <w:lsdException w:name="table of figures" w:semiHidden="1" w:unhideWhenUsed="1"/>
-    <w:lsdException w:name="envelope address" w:semiHidden="1" w:unhideWhenUsed="1"/>
-    <w:lsdException w:name="envelope return" w:semiHidden="1" w:unhideWhenUsed="1"/>
-    <w:lsdException w:name="footnote reference" w:semiHidden="1" w:unhideWhenUsed="1"/>
-    <w:lsdException w:name="annotation reference" w:semiHidden="1" w:unhideWhenUsed="1"/>
-    <w:lsdException w:name="line number" w:semiHidden="1" w:unhideWhenUsed="1"/>
-    <w:lsdException w:name="page number" w:semiHidden="1" w:unhideWhenUsed="1"/>
-    <w:lsdException w:name="endnote reference" w:semiHidden="1" w:unhideWhenUsed="1"/>
-    <w:lsdException w:name="endnote text" w:semiHidden="1" w:unhideWhenUsed="1"/>
-    <w:lsdException w:name="table of authorities" w:semiHidden="1" w:unhideWhenUsed="1"/>
-    <w:lsdException w:name="macro" w:semiHidden="1" w:unhideWhenUsed="1"/>
-    <w:lsdException w:name="toa heading" w:semiHidden="1" w:unhideWhenUsed="1"/>
-    <w:lsdException w:name="List" w:semiHidden="1" w:unhideWhenUsed="1"/>
-    <w:lsdException w:name="List Bullet" w:semiHidden="1" w:unhideWhenUsed="1"/>
-    <w:lsdException w:name="List Number" w:semiHidden="1" w:unhideWhenUsed="1"/>
-    <w:lsdException w:name="List 2" w:semiHidden="1" w:unhideWhenUsed="1"/>
-    <w:lsdException w:name="List 3" w:semiHidden="1" w:unhideWhenUsed="1"/>
-    <w:lsdException w:name="List 4" w:semiHidden="1" w:unhideWhenUsed="1"/>
-    <w:lsdException w:name="List 5" w:semiHidden="1" w:unhideWhenUsed="1"/>
-    <w:lsdException w:name="List Bullet 2" w:semiHidden="1" w:unhideWhenUsed="1"/>
-    <w:lsdException w:name="List Bullet 3" w:semiHidden="1" w:unhideWhenUsed="1"/>
-    <w:lsdException w:name="List Bullet 4" w:semiHidden="1" w:unhideWhenUsed="1"/>
-    <w:lsdException w:name="List Bullet 5" w:semiHidden="1" w:unhideWhenUsed="1"/>
-    <w:lsdException w:name="List Number 2" w:semiHidden="1" w:unhideWhenUsed="1"/>
-    <w:lsdException w:name="List Number 3" w:semiHidden="1" w:unhideWhenUsed="1"/>
-    <w:lsdException w:name="List Number 4" w:semiHidden="1" w:unhideWhenUsed="1"/>
-    <w:lsdException w:name="List Number 5" w:semiHidden="1" w:unhideWhenUsed="1"/>
-    <w:lsdException w:name="Title" w:uiPriority="10" w:qFormat="1"/>
-    <w:lsdException w:name="Closing" w:semiHidden="1" w:unhideWhenUsed="1"/>
-    <w:lsdException w:name="Signature" w:semiHidden="1" w:unhideWhenUsed="1"/>
-    <w:lsdException w:name="Default Paragraph Font" w:semiHidden="1" w:uiPriority="1" w:unhideWhenUsed="1"/>
-    <w:lsdException w:name="Body Text" w:semiHidden="1" w:unhideWhenUsed="1"/>
-    <w:lsdException w:name="Body Text Indent" w:semiHidden="1" w:unhideWhenUsed="1"/>
-    <w:lsdException w:name="List Continue" w:semiHidden="1" w:unhideWhenUsed="1"/>
-    <w:lsdException w:name="List Continue 2" w:semiHidden="1" w:unhideWhenUsed="1"/>
-    <w:lsdException w:name="List Continue 3" w:semiHidden="1" w:unhideWhenUsed="1"/>
-    <w:lsdException w:name="List Continue 4" w:semiHidden="1" w:unhideWhenUsed="1"/>
-    <w:lsdException w:name="List Continue 5" w:semiHidden="1" w:unhideWhenUsed="1"/>
-    <w:lsdException w:name="Message Header" w:semiHidden="1" w:unhideWhenUsed="1"/>
-    <w:lsdException w:name="Subtitle" w:uiPriority="11" w:qFormat="1"/>
-    <w:lsdException w:name="Salutation" w:semiHidden="1" w:unhideWhenUsed="1"/>
-    <w:lsdException w:name="Date" w:semiHidden="1" w:unhideWhenUsed="1"/>
-    <w:lsdException w:name="Body Text First Indent" w:semiHidden="1" w:unhideWhenUsed="1"/>
-    <w:lsdException w:name="Body Text First Indent 2" w:semiHidden="1" w:unhideWhenUsed="1"/>
-    <w:lsdException w:name="Note Heading" w:semiHidden="1" w:unhideWhenUsed="1"/>
-    <w:lsdException w:name="Body Text 2" w:semiHidden="1" w:unhideWhenUsed="1"/>
-    <w:lsdException w:name="Body Text 3" w:semiHidden="1" w:unhideWhenUsed="1"/>
-    <w:lsdException w:name="Body Text Indent 2" w:semiHidden="1" w:unhideWhenUsed="1"/>
-    <w:lsdException w:name="Body Text Indent 3" w:semiHidden="1" w:unhideWhenUsed="1"/>
-    <w:lsdException w:name="Block Text" w:semiHidden="1" w:unhideWhenUsed="1"/>
-    <w:lsdException w:name="Hyperlink" w:semiHidden="1" w:unhideWhenUsed="1"/>
-    <w:lsdException w:name="FollowedHyperlink" w:semiHidden="1" w:unhideWhenUsed="1"/>
-    <w:lsdException w:name="Strong" w:uiPriority="22" w:qFormat="1"/>
-    <w:lsdException w:name="Emphasis" w:uiPriority="20" w:qFormat="1"/>
-    <w:lsdException w:name="Document Map" w:semiHidden="1" w:unhideWhenUsed="1"/>
-    <w:lsdException w:name="Plain Text" w:semiHidden="1" w:unhideWhenUsed="1"/>
-    <w:lsdException w:name="E-mail Signature" w:semiHidden="1" w:unhideWhenUsed="1"/>
-    <w:lsdException w:name="HTML Top of Form" w:semiHidden="1" w:unhideWhenUsed="1"/>
-    <w:lsdException w:name="HTML Bottom of Form" w:semiHidden="1" w:unhideWhenUsed="1"/>
-    <w:lsdException w:name="Normal (Web)" w:semiHidden="1" w:unhideWhenUsed="1"/>
-    <w:lsdException w:name="HTML Acronym" w:semiHidden="1" w:unhideWhenUsed="1"/>
-    <w:lsdException w:name="HTML Address" w:semiHidden="1" w:unhideWhenUsed="1"/>
-    <w:lsdException w:name="HTML Cite" w:semiHidden="1" w:unhideWhenUsed="1"/>
-    <w:lsdException w:name="HTML Code" w:semiHidden="1" w:unhideWhenUsed="1"/>
-    <w:lsdException w:name="HTML Definition" w:semiHidden="1" w:unhideWhenUsed="1"/>
-    <w:lsdException w:name="HTML Keyboard" w:semiHidden="1" w:unhideWhenUsed="1"/>
-    <w:lsdException w:name="HTML Preformatted" w:semiHidden="1" w:unhideWhenUsed="1"/>
-    <w:lsdException w:name="HTML Sample" w:semiHidden="1" w:unhideWhenUsed="1"/>
-    <w:lsdException w:name="HTML Typewriter" w:semiHidden="1" w:unhideWhenUsed="1"/>
-    <w:lsdException w:name="HTML Variable" w:semiHidden="1" w:unhideWhenUsed="1"/>
-    <w:lsdException w:name="Normal Table" w:semiHidden="1" w:unhideWhenUsed="1"/>
-    <w:lsdException w:name="annotation subject" w:semiHidden="1" w:unhideWhenUsed="1"/>
-    <w:lsdException w:name="No List" w:semiHidden="1" w:unhideWhenUsed="1"/>
-    <w:lsdException w:name="Outline List 1" w:semiHidden="1" w:unhideWhenUsed="1"/>
-    <w:lsdException w:name="Outline List 2" w:semiHidden="1" w:unhideWhenUsed="1"/>
-    <w:lsdException w:name="Outline List 3" w:semiHidden="1" w:unhideWhenUsed="1"/>
-    <w:lsdException w:name="Table Simple 1" w:semiHidden="1" w:unhideWhenUsed="1"/>
-    <w:lsdException w:name="Table Simple 2" w:semiHidden="1" w:unhideWhenUsed="1"/>
-    <w:lsdException w:name="Table Simple 3" w:semiHidden="1" w:unhideWhenUsed="1"/>
-    <w:lsdException w:name="Table Classic 1" w:semiHidden="1" w:unhideWhenUsed="1"/>
-    <w:lsdException w:name="Table Classic 2" w:semiHidden="1" w:unhideWhenUsed="1"/>
-    <w:lsdException w:name="Table Classic 3" w:semiHidden="1" w:unhideWhenUsed="1"/>
-    <w:lsdException w:name="Table Classic 4" w:semiHidden="1" w:unhideWhenUsed="1"/>
-    <w:lsdException w:name="Table Colorful 1" w:semiHidden="1" w:unhideWhenUsed="1"/>
-    <w:lsdException w:name="Table Colorful 2" w:semiHidden="1" w:unhideWhenUsed="1"/>
-    <w:lsdException w:name="Table Colorful 3" w:semiHidden="1" w:unhideWhenUsed="1"/>
-    <w:lsdException w:name="Table Columns 1" w:semiHidden="1" w:unhideWhenUsed="1"/>
-    <w:lsdException w:name="Table Columns 2" w:semiHidden="1" w:unhideWhenUsed="1"/>
-    <w:lsdException w:name="Table Columns 3" w:semiHidden="1" w:unhideWhenUsed="1"/>
-    <w:lsdException w:name="Table Columns 4" w:semiHidden="1" w:unhideWhenUsed="1"/>
-    <w:lsdException w:name="Table Columns 5" w:semiHidden="1" w:unhideWhenUsed="1"/>
-    <w:lsdException w:name="Table Grid 1" w:semiHidden="1" w:unhideWhenUsed="1"/>
-    <w:lsdException w:name="Table Grid 2" w:semiHidden="1" w:unhideWhenUsed="1"/>
-    <w:lsdException w:name="Table Grid 3" w:semiHidden="1" w:unhideWhenUsed="1"/>
-    <w:lsdException w:name="Table Grid 4" w:semiHidden="1" w:unhideWhenUsed="1"/>
-    <w:lsdException w:name="Table Grid 5" w:semiHidden="1" w:unhideWhenUsed="1"/>
-    <w:lsdException w:name="Table Grid 6" w:semiHidden="1" w:unhideWhenUsed="1"/>
-    <w:lsdException w:name="Table Grid 7" w:semiHidden="1" w:unhideWhenUsed="1"/>
-    <w:lsdException w:name="Table Grid 8" w:semiHidden="1" w:unhideWhenUsed="1"/>
-    <w:lsdException w:name="Table List 1" w:semiHidden="1" w:unhideWhenUsed="1"/>
-    <w:lsdException w:name="Table List 2" w:semiHidden="1" w:unhideWhenUsed="1"/>
-    <w:lsdException w:name="Table List 3" w:semiHidden="1" w:unhideWhenUsed="1"/>
-    <w:lsdException w:name="Table List 4" w:semiHidden="1" w:unhideWhenUsed="1"/>
-    <w:lsdException w:name="Table List 5" w:semiHidden="1" w:unhideWhenUsed="1"/>
-    <w:lsdException w:name="Table List 6" w:semiHidden="1" w:unhideWhenUsed="1"/>
-    <w:lsdException w:name="Table List 7" w:semiHidden="1" w:unhideWhenUsed="1"/>
-    <w:lsdException w:name="Table List 8" w:semiHidden="1" w:unhideWhenUsed="1"/>
-    <w:lsdException w:name="Table 3D effects 1" w:semiHidden="1" w:unhideWhenUsed="1"/>
-    <w:lsdException w:name="Table 3D effects 2" w:semiHidden="1" w:unhideWhenUsed="1"/>
-    <w:lsdException w:name="Table 3D effects 3" w:semiHidden="1" w:unhideWhenUsed="1"/>
-    <w:lsdException w:name="Table Contemporary" w:semiHidden="1" w:unhideWhenUsed="1"/>
-    <w:lsdException w:name="Table Elegant" w:semiHidden="1" w:unhideWhenUsed="1"/>
-    <w:lsdException w:name="Table Professional" w:semiHidden="1" w:unhideWhenUsed="1"/>
-    <w:lsdException w:name="Table Subtle 1" w:semiHidden="1" w:unhideWhenUsed="1"/>
-    <w:lsdException w:name="Table Subtle 2" w:semiHidden="1" w:unhideWhenUsed="1"/>
-    <w:lsdException w:name="Table Web 1" w:semiHidden="1" w:unhideWhenUsed="1"/>
-    <w:lsdException w:name="Table Web 2" w:semiHidden="1" w:unhideWhenUsed="1"/>
-    <w:lsdException w:name="Table Web 3" w:semiHidden="1" w:unhideWhenUsed="1"/>
-    <w:lsdException w:name="Balloon Text" w:semiHidden="1" w:unhideWhenUsed="1"/>
-    <w:lsdException w:name="Table Grid" w:uiPriority="39"/>
-    <w:lsdException w:name="Table Theme" w:semiHidden="1" w:unhideWhenUsed="1"/>
-    <w:lsdException w:name="Placeholder Text" w:semiHidden="1"/>
-    <w:lsdException w:name="No Spacing" w:uiPriority="1" w:qFormat="1"/>
-    <w:lsdException w:name="Light Shading" w:uiPriority="60"/>
-    <w:lsdException w:name="Light List" w:uiPriority="61"/>
-    <w:lsdException w:name="Light Grid" w:uiPriority="62"/>
-    <w:lsdException w:name="Medium Shading 1" w:uiPriority="63"/>
-    <w:lsdException w:name="Medium Shading 2" w:uiPriority="64"/>
-    <w:lsdException w:name="Medium List 1" w:uiPriority="65"/>
-    <w:lsdException w:name="Medium List 2" w:uiPriority="66"/>
-    <w:lsdException w:name="Medium Grid 1" w:uiPriority="67"/>
-    <w:lsdException w:name="Medium Grid 2" w:uiPriority="68"/>
-    <w:lsdException w:name="Medium Grid 3" w:uiPriority="69"/>
-    <w:lsdException w:name="Dark List" w:uiPriority="70"/>
-    <w:lsdException w:name="Colorful Shading" w:uiPriority="71"/>
-    <w:lsdException w:name="Colorful List" w:uiPriority="72"/>
-    <w:lsdException w:name="Colorful Grid" w:uiPriority="73"/>
-    <w:lsdException w:name="Light Shading Accent 1" w:uiPriority="60"/>
-    <w:lsdException w:name="Light List Accent 1" w:uiPriority="61"/>
-    <w:lsdException w:name="Light Grid Accent 1" w:uiPriority="62"/>
-    <w:lsdException w:name="Medium Shading 1 Accent 1" w:uiPriority="63"/>
-    <w:lsdException w:name="Medium Shading 2 Accent 1" w:uiPriority="64"/>
-    <w:lsdException w:name="Medium List 1 Accent 1" w:uiPriority="65"/>
-    <w:lsdException w:name="Revision" w:semiHidden="1"/>
-    <w:lsdException w:name="List Paragraph" w:uiPriority="34" w:qFormat="1"/>
-    <w:lsdException w:name="Quote" w:uiPriority="29" w:qFormat="1"/>
-    <w:lsdException w:name="Intense Quote" w:uiPriority="30" w:qFormat="1"/>
-    <w:lsdException w:name="Medium List 2 Accent 1" w:uiPriority="66"/>
-    <w:lsdException w:name="Medium Grid 1 Accent 1" w:uiPriority="67"/>
-    <w:lsdException w:name="Medium Grid 2 Accent 1" w:uiPriority="68"/>
-    <w:lsdException w:name="Medium Grid 3 Accent 1" w:uiPriority="69"/>
-    <w:lsdException w:name="Dark List Accent 1" w:uiPriority="70"/>
-    <w:lsdException w:name="Colorful Shading Accent 1" w:uiPriority="71"/>
-    <w:lsdException w:name="Colorful List Accent 1" w:uiPriority="72"/>
-    <w:lsdException w:name="Colorful Grid Accent 1" w:uiPriority="73"/>
-    <w:lsdException w:name="Light Shading Accent 2" w:uiPriority="60"/>
-    <w:lsdException w:name="Light List Accent 2" w:uiPriority="61"/>
-    <w:lsdException w:name="Light Grid Accent 2" w:uiPriority="62"/>
-    <w:lsdException w:name="Medium Shading 1 Accent 2" w:uiPriority="63"/>
-    <w:lsdException w:name="Medium Shading 2 Accent 2" w:uiPriority="64"/>
-    <w:lsdException w:name="Medium List 1 Accent 2" w:uiPriority="65"/>
-    <w:lsdException w:name="Medium List 2 Accent 2" w:uiPriority="66"/>
-    <w:lsdException w:name="Medium Grid 1 Accent 2" w:uiPriority="67"/>
-    <w:lsdException w:name="Medium Grid 2 Accent 2" w:uiPriority="68"/>
-    <w:lsdException w:name="Medium Grid 3 Accent 2" w:uiPriority="69"/>
-    <w:lsdException w:name="Dark List Accent 2" w:uiPriority="70"/>
-    <w:lsdException w:name="Colorful Shading Accent 2" w:uiPriority="71"/>
-    <w:lsdException w:name="Colorful List Accent 2" w:uiPriority="72"/>
-    <w:lsdException w:name="Colorful Grid Accent 2" w:uiPriority="73"/>
-    <w:lsdException w:name="Light Shading Accent 3" w:uiPriority="60"/>
-    <w:lsdException w:name="Light List Accent 3" w:uiPriority="61"/>
-    <w:lsdException w:name="Light Grid Accent 3" w:uiPriority="62"/>
-    <w:lsdException w:name="Medium Shading 1 Accent 3" w:uiPriority="63"/>
-    <w:lsdException w:name="Medium Shading 2 Accent 3" w:uiPriority="64"/>
-    <w:lsdException w:name="Medium List 1 Accent 3" w:uiPriority="65"/>
-    <w:lsdException w:name="Medium List 2 Accent 3" w:uiPriority="66"/>
-    <w:lsdException w:name="Medium Grid 1 Accent 3" w:uiPriority="67"/>
-    <w:lsdException w:name="Medium Grid 2 Accent 3" w:uiPriority="68"/>
-    <w:lsdException w:name="Medium Grid 3 Accent 3" w:uiPriority="69"/>
-    <w:lsdException w:name="Dark List Accent 3" w:uiPriority="70"/>
-    <w:lsdException w:name="Colorful Shading Accent 3" w:uiPriority="71"/>
-    <w:lsdException w:name="Colorful List Accent 3" w:uiPriority="72"/>
-    <w:lsdException w:name="Colorful Grid Accent 3" w:uiPriority="73"/>
-    <w:lsdException w:name="Light Shading Accent 4" w:uiPriority="60"/>
-    <w:lsdException w:name="Light List Accent 4" w:uiPriority="61"/>
-    <w:lsdException w:name="Light Grid Accent 4" w:uiPriority="62"/>
-    <w:lsdException w:name="Medium Shading 1 Accent 4" w:uiPriority="63"/>
-    <w:lsdException w:name="Medium Shading 2 Accent 4" w:uiPriority="64"/>
-    <w:lsdException w:name="Medium List 1 Accent 4" w:uiPriority="65"/>
-    <w:lsdException w:name="Medium List 2 Accent 4" w:uiPriority="66"/>
-    <w:lsdException w:name="Medium Grid 1 Accent 4" w:uiPriority="67"/>
-    <w:lsdException w:name="Medium Grid 2 Accent 4" w:uiPriority="68"/>
-    <w:lsdException w:name="Medium Grid 3 Accent 4" w:uiPriority="69"/>
-    <w:lsdException w:name="Dark List Accent 4" w:uiPriority="70"/>
-    <w:lsdException w:name="Colorful Shading Accent 4" w:uiPriority="71"/>
-    <w:lsdException w:name="Colorful List Accent 4" w:uiPriority="72"/>
-    <w:lsdException w:name="Colorful Grid Accent 4" w:uiPriority="73"/>
-    <w:lsdException w:name="Light Shading Accent 5" w:uiPriority="60"/>
-    <w:lsdException w:name="Light List Accent 5" w:uiPriority="61"/>
-    <w:lsdException w:name="Light Grid Accent 5" w:uiPriority="62"/>
-    <w:lsdException w:name="Medium Shading 1 Accent 5" w:uiPriority="63"/>
-    <w:lsdException w:name="Medium Shading 2 Accent 5" w:uiPriority="64"/>
-    <w:lsdException w:name="Medium List 1 Accent 5" w:uiPriority="65"/>
-    <w:lsdException w:name="Medium List 2 Accent 5" w:uiPriority="66"/>
-    <w:lsdException w:name="Medium Grid 1 Accent 5" w:uiPriority="67"/>
-    <w:lsdException w:name="Medium Grid 2 Accent 5" w:uiPriority="68"/>
-    <w:lsdException w:name="Medium Grid 3 Accent 5" w:uiPriority="69"/>
-    <w:lsdException w:name="Dark List Accent 5" w:uiPriority="70"/>
-    <w:lsdException w:name="Colorful Shading Accent 5" w:uiPriority="71"/>
-    <w:lsdException w:name="Colorful List Accent 5" w:uiPriority="72"/>
-    <w:lsdException w:name="Colorful Grid Accent 5" w:uiPriority="73"/>
-    <w:lsdException w:name="Light Shading Accent 6" w:uiPriority="60"/>
-    <w:lsdException w:name="Light List Accent 6" w:uiPriority="61"/>
-    <w:lsdException w:name="Light Grid Accent 6" w:uiPriority="62"/>
-    <w:lsdException w:name="Medium Shading 1 Accent 6" w:uiPriority="63"/>
-    <w:lsdException w:name="Medium Shading 2 Accent 6" w:uiPriority="64"/>
-    <w:lsdException w:name="Medium List 1 Accent 6" w:uiPriority="65"/>
-    <w:lsdException w:name="Medium List 2 Accent 6" w:uiPriority="66"/>
-    <w:lsdException w:name="Medium Grid 1 Accent 6" w:uiPriority="67"/>
-    <w:lsdException w:name="Medium Grid 2 Accent 6" w:uiPriority="68"/>
-    <w:lsdException w:name="Medium Grid 3 Accent 6" w:uiPriority="69"/>
-    <w:lsdException w:name="Dark List Accent 6" w:uiPriority="70"/>
-    <w:lsdException w:name="Colorful Shading Accent 6" w:uiPriority="71"/>
-    <w:lsdException w:name="Colorful List Accent 6" w:uiPriority="72"/>
-    <w:lsdException w:name="Colorful Grid Accent 6" w:uiPriority="73"/>
-    <w:lsdException w:name="Subtle Emphasis" w:uiPriority="19" w:qFormat="1"/>
-    <w:lsdException w:name="Intense Emphasis" w:uiPriority="21" w:qFormat="1"/>
-    <w:lsdException w:name="Subtle Reference" w:uiPriority="31" w:qFormat="1"/>
-    <w:lsdException w:name="Intense Reference" w:uiPriority="32" w:qFormat="1"/>
-    <w:lsdException w:name="Book Title" w:uiPriority="33" w:qFormat="1"/>
-    <w:lsdException w:name="Bibliography" w:semiHidden="1" w:uiPriority="37" w:unhideWhenUsed="1"/>
-    <w:lsdException w:name="TOC Heading" w:semiHidden="1" w:uiPriority="39" w:unhideWhenUsed="1" w:qFormat="1"/>
-    <w:lsdException w:name="Plain Table 1" w:uiPriority="41"/>
-    <w:lsdException w:name="Plain Table 2" w:uiPriority="42"/>
-    <w:lsdException w:name="Plain Table 3" w:uiPriority="43"/>
-    <w:lsdException w:name="Plain Table 4" w:uiPriority="44"/>
-    <w:lsdException w:name="Plain Table 5" w:uiPriority="45"/>
-    <w:lsdException w:name="Grid Table Light" w:uiPriority="40"/>
-    <w:lsdException w:name="Grid Table 1 Light" w:uiPriority="46"/>
-    <w:lsdException w:name="Grid Table 2" w:uiPriority="47"/>
-    <w:lsdException w:name="Grid Table 3" w:uiPriority="48"/>
-    <w:lsdException w:name="Grid Table 4" w:uiPriority="49"/>
-    <w:lsdException w:name="Grid Table 5 Dark" w:uiPriority="50"/>
-    <w:lsdException w:name="Grid Table 6 Colorful" w:uiPriority="51"/>
-    <w:lsdException w:name="Grid Table 7 Colorful" w:uiPriority="52"/>
-    <w:lsdException w:name="Grid Table 1 Light Accent 1" w:uiPriority="46"/>
-    <w:lsdException w:name="Grid Table 2 Accent 1" w:uiPriority="47"/>
-    <w:lsdException w:name="Grid Table 3 Accent 1" w:uiPriority="48"/>
-    <w:lsdException w:name="Grid Table 4 Accent 1" w:uiPriority="49"/>
-    <w:lsdException w:name="Grid Table 5 Dark Accent 1" w:uiPriority="50"/>
-    <w:lsdException w:name="Grid Table 6 Colorful Accent 1" w:uiPriority="51"/>
-    <w:lsdException w:name="Grid Table 7 Colorful Accent 1" w:uiPriority="52"/>
-    <w:lsdException w:name="Grid Table 1 Light Accent 2" w:uiPriority="46"/>
-    <w:lsdException w:name="Grid Table 2 Accent 2" w:uiPriority="47"/>
-    <w:lsdException w:name="Grid Table 3 Accent 2" w:uiPriority="48"/>
-    <w:lsdException w:name="Grid Table 4 Accent 2" w:uiPriority="49"/>
-    <w:lsdException w:name="Grid Table 5 Dark Accent 2" w:uiPriority="50"/>
-    <w:lsdException w:name="Grid Table 6 Colorful Accent 2" w:uiPriority="51"/>
-    <w:lsdException w:name="Grid Table 7 Colorful Accent 2" w:uiPriority="52"/>
-    <w:lsdException w:name="Grid Table 1 Light Accent 3" w:uiPriority="46"/>
-    <w:lsdException w:name="Grid Table 2 Accent 3" w:uiPriority="47"/>
-    <w:lsdException w:name="Grid Table 3 Accent 3" w:uiPriority="48"/>
-    <w:lsdException w:name="Grid Table 4 Accent 3" w:uiPriority="49"/>
-    <w:lsdException w:name="Grid Table 5 Dark Accent 3" w:uiPriority="50"/>
-    <w:lsdException w:name="Grid Table 6 Colorful Accent 3" w:uiPriority="51"/>
-    <w:lsdException w:name="Grid Table 7 Colorful Accent 3" w:uiPriority="52"/>
-    <w:lsdException w:name="Grid Table 1 Light Accent 4" w:uiPriority="46"/>
-    <w:lsdException w:name="Grid Table 2 Accent 4" w:uiPriority="47"/>
-    <w:lsdException w:name="Grid Table 3 Accent 4" w:uiPriority="48"/>
-    <w:lsdException w:name="Grid Table 4 Accent 4" w:uiPriority="49"/>
-    <w:lsdException w:name="Grid Table 5 Dark Accent 4" w:uiPriority="50"/>
-    <w:lsdException w:name="Grid Table 6 Colorful Accent 4" w:uiPriority="51"/>
-    <w:lsdException w:name="Grid Table 7 Colorful Accent 4" w:uiPriority="52"/>
-    <w:lsdException w:name="Grid Table 1 Light Accent 5" w:uiPriority="46"/>
-    <w:lsdException w:name="Grid Table 2 Accent 5" w:uiPriority="47"/>
-    <w:lsdException w:name="Grid Table 3 Accent 5" w:uiPriority="48"/>
-    <w:lsdException w:name="Grid Table 4 Accent 5" w:uiPriority="49"/>
-    <w:lsdException w:name="Grid Table 5 Dark Accent 5" w:uiPriority="50"/>
-    <w:lsdException w:name="Grid Table 6 Colorful Accent 5" w:uiPriority="51"/>
-    <w:lsdException w:name="Grid Table 7 Colorful Accent 5" w:uiPriority="52"/>
-    <w:lsdException w:name="Grid Table 1 Light Accent 6" w:uiPriority="46"/>
-    <w:lsdException w:name="Grid Table 2 Accent 6" w:uiPriority="47"/>
-    <w:lsdException w:name="Grid Table 3 Accent 6" w:uiPriority="48"/>
-    <w:lsdException w:name="Grid Table 4 Accent 6" w:uiPriority="49"/>
-    <w:lsdException w:name="Grid Table 5 Dark Accent 6" w:uiPriority="50"/>
-    <w:lsdException w:name="Grid Table 6 Colorful Accent 6" w:uiPriority="51"/>
-    <w:lsdException w:name="Grid Table 7 Colorful Accent 6" w:uiPriority="52"/>
-    <w:lsdException w:name="List Table 1 Light" w:uiPriority="46"/>
-    <w:lsdException w:name="List Table 2" w:uiPriority="47"/>
-    <w:lsdException w:name="List Table 3" w:uiPriority="48"/>
-    <w:lsdException w:name="List Table 4" w:uiPriority="49"/>
-    <w:lsdException w:name="List Table 5 Dark" w:uiPriority="50"/>
-    <w:lsdException w:name="List Table 6 Colorful" w:uiPriority="51"/>
-    <w:lsdException w:name="List Table 7 Colorful" w:uiPriority="52"/>
-    <w:lsdException w:name="List Table 1 Light Accent 1" w:uiPriority="46"/>
-    <w:lsdException w:name="List Table 2 Accent 1" w:uiPriority="47"/>
-    <w:lsdException w:name="List Table 3 Accent 1" w:uiPriority="48"/>
-    <w:lsdException w:name="List Table 4 Accent 1" w:uiPriority="49"/>
-    <w:lsdException w:name="List Table 5 Dark Accent 1" w:uiPriority="50"/>
-    <w:lsdException w:name="List Table 6 Colorful Accent 1" w:uiPriority="51"/>
-    <w:lsdException w:name="List Table 7 Colorful Accent 1" w:uiPriority="52"/>
-    <w:lsdException w:name="List Table 1 Light Accent 2" w:uiPriority="46"/>
-    <w:lsdException w:name="List Table 2 Accent 2" w:uiPriority="47"/>
-    <w:lsdException w:name="List Table 3 Accent 2" w:uiPriority="48"/>
-    <w:lsdException w:name="List Table 4 Accent 2" w:uiPriority="49"/>
-    <w:lsdException w:name="List Table 5 Dark Accent 2" w:uiPriority="50"/>
-    <w:lsdException w:name="List Table 6 Colorful Accent 2" w:uiPriority="51"/>
-    <w:lsdException w:name="List Table 7 Colorful Accent 2" w:uiPriority="52"/>
-    <w:lsdException w:name="List Table 1 Light Accent 3" w:uiPriority="46"/>
-    <w:lsdException w:name="List Table 2 Accent 3" w:uiPriority="47"/>
-    <w:lsdException w:name="List Table 3 Accent 3" w:uiPriority="48"/>
-    <w:lsdException w:name="List Table 4 Accent 3" w:uiPriority="49"/>
-    <w:lsdException w:name="List Table 5 Dark Accent 3" w:uiPriority="50"/>
-    <w:lsdException w:name="List Table 6 Colorful Accent 3" w:uiPriority="51"/>
-    <w:lsdException w:name="List Table 7 Colorful Accent 3" w:uiPriority="52"/>
-    <w:lsdException w:name="List Table 1 Light Accent 4" w:uiPriority="46"/>
-    <w:lsdException w:name="List Table 2 Accent 4" w:uiPriority="47"/>
-    <w:lsdException w:name="List Table 3 Accent 4" w:uiPriority="48"/>
-    <w:lsdException w:name="List Table 4 Accent 4" w:uiPriority="49"/>
-    <w:lsdException w:name="List Table 5 Dark Accent 4" w:uiPriority="50"/>
-    <w:lsdException w:name="List Table 6 Colorful Accent 4" w:uiPriority="51"/>
-    <w:lsdException w:name="List Table 7 Colorful Accent 4" w:uiPriority="52"/>
-    <w:lsdException w:name="List Table 1 Light Accent 5" w:uiPriority="46"/>
-    <w:lsdException w:name="List Table 2 Accent 5" w:uiPriority="47"/>
-    <w:lsdException w:name="List Table 3 Accent 5" w:uiPriority="48"/>
-    <w:lsdException w:name="List Table 4 Accent 5" w:uiPriority="49"/>
-    <w:lsdException w:name="List Table 5 Dark Accent 5" w:uiPriority="50"/>
-    <w:lsdException w:name="List Table 6 Colorful Accent 5" w:uiPriority="51"/>
-    <w:lsdException w:name="List Table 7 Colorful Accent 5" w:uiPriority="52"/>
-    <w:lsdException w:name="List Table 1 Light Accent 6" w:uiPriority="46"/>
-    <w:lsdException w:name="List Table 2 Accent 6" w:uiPriority="47"/>
-    <w:lsdException w:name="List Table 3 Accent 6" w:uiPriority="48"/>
-    <w:lsdException w:name="List Table 4 Accent 6" w:uiPriority="49"/>
-    <w:lsdException w:name="List Table 5 Dark Accent 6" w:uiPriority="50"/>
-    <w:lsdException w:name="List Table 6 Colorful Accent 6" w:uiPriority="51"/>
-    <w:lsdException w:name="List Table 7 Colorful Accent 6" w:uiPriority="52"/>
-    <w:lsdException w:name="Mention" w:semiHidden="1" w:unhideWhenUsed="1"/>
-    <w:lsdException w:name="Smart Hyperlink" w:semiHidden="1" w:unhideWhenUsed="1"/>
-    <w:lsdException w:name="Hashtag" w:semiHidden="1" w:unhideWhenUsed="1"/>
-    <w:lsdException w:name="Unresolved Mention" w:semiHidden="1" w:unhideWhenUsed="1"/>
-    <w:lsdException w:name="Smart Link" w:semiHidden="1" w:unhideWhenUsed="1"/>
+  <w:latentStyles w:defLockedState="0" w:defUIPriority="99" w:defSemiHidden="1" w:defUnhideWhenUsed="1" w:defQFormat="0" w:count="267">
+    <w:lsdException w:name="Normal" w:semiHidden="0" w:uiPriority="0" w:unhideWhenUsed="0" w:qFormat="1"/>
+    <w:lsdException w:name="heading 1" w:semiHidden="0" w:uiPriority="9" w:unhideWhenUsed="0" w:qFormat="1"/>
+    <w:lsdException w:name="heading 2" w:uiPriority="9" w:qFormat="1"/>
+    <w:lsdException w:name="heading 3" w:uiPriority="9" w:qFormat="1"/>
+    <w:lsdException w:name="heading 4" w:uiPriority="9" w:qFormat="1"/>
+    <w:lsdException w:name="heading 5" w:uiPriority="9" w:qFormat="1"/>
+    <w:lsdException w:name="heading 6" w:uiPriority="9" w:qFormat="1"/>
+    <w:lsdException w:name="heading 7" w:uiPriority="9" w:qFormat="1"/>
+    <w:lsdException w:name="heading 8" w:uiPriority="9" w:qFormat="1"/>
+    <w:lsdException w:name="heading 9" w:uiPriority="9" w:qFormat="1"/>
+    <w:lsdException w:name="toc 1" w:uiPriority="39"/>
+    <w:lsdException w:name="toc 2" w:uiPriority="39"/>
+    <w:lsdException w:name="toc 3" w:uiPriority="39"/>
+    <w:lsdException w:name="toc 4" w:uiPriority="39"/>
+    <w:lsdException w:name="toc 5" w:uiPriority="39"/>
+    <w:lsdException w:name="toc 6" w:uiPriority="39"/>
+    <w:lsdException w:name="toc 7" w:uiPriority="39"/>
+    <w:lsdException w:name="toc 8" w:uiPriority="39"/>
+    <w:lsdException w:name="toc 9" w:uiPriority="39"/>
+    <w:lsdException w:name="caption" w:uiPriority="35" w:qFormat="1"/>
+    <w:lsdException w:name="Title" w:semiHidden="0" w:uiPriority="10" w:unhideWhenUsed="0" w:qFormat="1"/>
+    <w:lsdException w:name="Default Paragraph Font" w:uiPriority="1"/>
+    <w:lsdException w:name="Subtitle" w:semiHidden="0" w:uiPriority="11" w:unhideWhenUsed="0" w:qFormat="1"/>
+    <w:lsdException w:name="Strong" w:semiHidden="0" w:uiPriority="22" w:unhideWhenUsed="0" w:qFormat="1"/>
+    <w:lsdException w:name="Emphasis" w:semiHidden="0" w:uiPriority="20" w:unhideWhenUsed="0" w:qFormat="1"/>
+    <w:lsdException w:name="Table Grid" w:semiHidden="0" w:uiPriority="39" w:unhideWhenUsed="0"/>
+    <w:lsdException w:name="Placeholder Text" w:unhideWhenUsed="0"/>
+    <w:lsdException w:name="No Spacing" w:semiHidden="0" w:uiPriority="1" w:unhideWhenUsed="0" w:qFormat="1"/>
+    <w:lsdException w:name="Light Shading" w:semiHidden="0" w:uiPriority="60" w:unhideWhenUsed="0"/>
+    <w:lsdException w:name="Light List" w:semiHidden="0" w:uiPriority="61" w:unhideWhenUsed="0"/>
+    <w:lsdException w:name="Light Grid" w:semiHidden="0" w:uiPriority="62" w:unhideWhenUsed="0"/>
+    <w:lsdException w:name="Medium Shading 1" w:semiHidden="0" w:uiPriority="63" w:unhideWhenUsed="0"/>
+    <w:lsdException w:name="Medium Shading 2" w:semiHidden="0" w:uiPriority="64" w:unhideWhenUsed="0"/>
+    <w:lsdException w:name="Medium List 1" w:semiHidden="0" w:uiPriority="65" w:unhideWhenUsed="0"/>
+    <w:lsdException w:name="Medium List 2" w:semiHidden="0" w:uiPriority="66" w:unhideWhenUsed="0"/>
+    <w:lsdException w:name="Medium Grid 1" w:semiHidden="0" w:uiPriority="67" w:unhideWhenUsed="0"/>
+    <w:lsdException w:name="Medium Grid 2" w:semiHidden="0" w:uiPriority="68" w:unhideWhenUsed="0"/>
+    <w:lsdException w:name="Medium Grid 3" w:semiHidden="0" w:uiPriority="69" w:unhideWhenUsed="0"/>
+    <w:lsdException w:name="Dark List" w:semiHidden="0" w:uiPriority="70" w:unhideWhenUsed="0"/>
+    <w:lsdException w:name="Colorful Shading" w:semiHidden="0" w:uiPriority="71" w:unhideWhenUsed="0"/>
+    <w:lsdException w:name="Colorful List" w:semiHidden="0" w:uiPriority="72" w:unhideWhenUsed="0"/>
+    <w:lsdException w:name="Colorful Grid" w:semiHidden="0" w:uiPriority="73" w:unhideWhenUsed="0"/>
+    <w:lsdException w:name="Light Shading Accent 1" w:semiHidden="0" w:uiPriority="60" w:unhideWhenUsed="0"/>
+    <w:lsdException w:name="Light List Accent 1" w:semiHidden="0" w:uiPriority="61" w:unhideWhenUsed="0"/>
+    <w:lsdException w:name="Light Grid Accent 1" w:semiHidden="0" w:uiPriority="62" w:unhideWhenUsed="0"/>
+    <w:lsdException w:name="Medium Shading 1 Accent 1" w:semiHidden="0" w:uiPriority="63" w:unhideWhenUsed="0"/>
+    <w:lsdException w:name="Medium Shading 2 Accent 1" w:semiHidden="0" w:uiPriority="64" w:unhideWhenUsed="0"/>
+    <w:lsdException w:name="Medium List 1 Accent 1" w:semiHidden="0" w:uiPriority="65" w:unhideWhenUsed="0"/>
+    <w:lsdException w:name="Revision" w:unhideWhenUsed="0"/>
+    <w:lsdException w:name="List Paragraph" w:semiHidden="0" w:uiPriority="34" w:unhideWhenUsed="0" w:qFormat="1"/>
+    <w:lsdException w:name="Quote" w:semiHidden="0" w:uiPriority="29" w:unhideWhenUsed="0" w:qFormat="1"/>
+    <w:lsdException w:name="Intense Quote" w:semiHidden="0" w:uiPriority="30" w:unhideWhenUsed="0" w:qFormat="1"/>
+    <w:lsdException w:name="Medium List 2 Accent 1" w:semiHidden="0" w:uiPriority="66" w:unhideWhenUsed="0"/>
+    <w:lsdException w:name="Medium Grid 1 Accent 1" w:semiHidden="0" w:uiPriority="67" w:unhideWhenUsed="0"/>
+    <w:lsdException w:name="Medium Grid 2 Accent 1" w:semiHidden="0" w:uiPriority="68" w:unhideWhenUsed="0"/>
+    <w:lsdException w:name="Medium Grid 3 Accent 1" w:semiHidden="0" w:uiPriority="69" w:unhideWhenUsed="0"/>
+    <w:lsdException w:name="Dark List Accent 1" w:semiHidden="0" w:uiPriority="70" w:unhideWhenUsed="0"/>
+    <w:lsdException w:name="Colorful Shading Accent 1" w:semiHidden="0" w:uiPriority="71" w:unhideWhenUsed="0"/>
+    <w:lsdException w:name="Colorful List Accent 1" w:semiHidden="0" w:uiPriority="72" w:unhideWhenUsed="0"/>
+    <w:lsdException w:name="Colorful Grid Accent 1" w:semiHidden="0" w:uiPriority="73" w:unhideWhenUsed="0"/>
+    <w:lsdException w:name="Light Shading Accent 2" w:semiHidden="0" w:uiPriority="60" w:unhideWhenUsed="0"/>
+    <w:lsdException w:name="Light List Accent 2" w:semiHidden="0" w:uiPriority="61" w:unhideWhenUsed="0"/>
+    <w:lsdException w:name="Light Grid Accent 2" w:semiHidden="0" w:uiPriority="62" w:unhideWhenUsed="0"/>
+    <w:lsdException w:name="Medium Shading 1 Accent 2" w:semiHidden="0" w:uiPriority="63" w:unhideWhenUsed="0"/>
+    <w:lsdException w:name="Medium Shading 2 Accent 2" w:semiHidden="0" w:uiPriority="64" w:unhideWhenUsed="0"/>
+    <w:lsdException w:name="Medium List 1 Accent 2" w:semiHidden="0" w:uiPriority="65" w:unhideWhenUsed="0"/>
+    <w:lsdException w:name="Medium List 2 Accent 2" w:semiHidden="0" w:uiPriority="66" w:unhideWhenUsed="0"/>
+    <w:lsdException w:name="Medium Grid 1 Accent 2" w:semiHidden="0" w:uiPriority="67" w:unhideWhenUsed="0"/>
+    <w:lsdException w:name="Medium Grid 2 Accent 2" w:semiHidden="0" w:uiPriority="68" w:unhideWhenUsed="0"/>
+    <w:lsdException w:name="Medium Grid 3 Accent 2" w:semiHidden="0" w:uiPriority="69" w:unhideWhenUsed="0"/>
+    <w:lsdException w:name="Dark List Accent 2" w:semiHidden="0" w:uiPriority="70" w:unhideWhenUsed="0"/>
+    <w:lsdException w:name="Colorful Shading Accent 2" w:semiHidden="0" w:uiPriority="71" w:unhideWhenUsed="0"/>
+    <w:lsdException w:name="Colorful List Accent 2" w:semiHidden="0" w:uiPriority="72" w:unhideWhenUsed="0"/>
+    <w:lsdException w:name="Colorful Grid Accent 2" w:semiHidden="0" w:uiPriority="73" w:unhideWhenUsed="0"/>
+    <w:lsdException w:name="Light Shading Accent 3" w:semiHidden="0" w:uiPriority="60" w:unhideWhenUsed="0"/>
+    <w:lsdException w:name="Light List Accent 3" w:semiHidden="0" w:uiPriority="61" w:unhideWhenUsed="0"/>
+    <w:lsdException w:name="Light Grid Accent 3" w:semiHidden="0" w:uiPriority="62" w:unhideWhenUsed="0"/>
+    <w:lsdException w:name="Medium Shading 1 Accent 3" w:semiHidden="0" w:uiPriority="63" w:unhideWhenUsed="0"/>
+    <w:lsdException w:name="Medium Shading 2 Accent 3" w:semiHidden="0" w:uiPriority="64" w:unhideWhenUsed="0"/>
+    <w:lsdException w:name="Medium List 1 Accent 3" w:semiHidden="0" w:uiPriority="65" w:unhideWhenUsed="0"/>
+    <w:lsdException w:name="Medium List 2 Accent 3" w:semiHidden="0" w:uiPriority="66" w:unhideWhenUsed="0"/>
+    <w:lsdException w:name="Medium Grid 1 Accent 3" w:semiHidden="0" w:uiPriority="67" w:unhideWhenUsed="0"/>
+    <w:lsdException w:name="Medium Grid 2 Accent 3" w:semiHidden="0" w:uiPriority="68" w:unhideWhenUsed="0"/>
+    <w:lsdException w:name="Medium Grid 3 Accent 3" w:semiHidden="0" w:uiPriority="69" w:unhideWhenUsed="0"/>
+    <w:lsdException w:name="Dark List Accent 3" w:semiHidden="0" w:uiPriority="70" w:unhideWhenUsed="0"/>
+    <w:lsdException w:name="Colorful Shading Accent 3" w:semiHidden="0" w:uiPriority="71" w:unhideWhenUsed="0"/>
+    <w:lsdException w:name="Colorful List Accent 3" w:semiHidden="0" w:uiPriority="72" w:unhideWhenUsed="0"/>
+    <w:lsdException w:name="Colorful Grid Accent 3" w:semiHidden="0" w:uiPriority="73" w:unhideWhenUsed="0"/>
+    <w:lsdException w:name="Light Shading Accent 4" w:semiHidden="0" w:uiPriority="60" w:unhideWhenUsed="0"/>
+    <w:lsdException w:name="Light List Accent 4" w:semiHidden="0" w:uiPriority="61" w:unhideWhenUsed="0"/>
+    <w:lsdException w:name="Light Grid Accent 4" w:semiHidden="0" w:uiPriority="62" w:unhideWhenUsed="0"/>
+    <w:lsdException w:name="Medium Shading 1 Accent 4" w:semiHidden="0" w:uiPriority="63" w:unhideWhenUsed="0"/>
+    <w:lsdException w:name="Medium Shading 2 Accent 4" w:semiHidden="0" w:uiPriority="64" w:unhideWhenUsed="0"/>
+    <w:lsdException w:name="Medium List 1 Accent 4" w:semiHidden="0" w:uiPriority="65" w:unhideWhenUsed="0"/>
+    <w:lsdException w:name="Medium List 2 Accent 4" w:semiHidden="0" w:uiPriority="66" w:unhideWhenUsed="0"/>
+    <w:lsdException w:name="Medium Grid 1 Accent 4" w:semiHidden="0" w:uiPriority="67" w:unhideWhenUsed="0"/>
+    <w:lsdException w:name="Medium Grid 2 Accent 4" w:semiHidden="0" w:uiPriority="68" w:unhideWhenUsed="0"/>
+    <w:lsdException w:name="Medium Grid 3 Accent 4" w:semiHidden="0" w:uiPriority="69" w:unhideWhenUsed="0"/>
+    <w:lsdException w:name="Dark List Accent 4" w:semiHidden="0" w:uiPriority="70" w:unhideWhenUsed="0"/>
+    <w:lsdException w:name="Colorful Shading Accent 4" w:semiHidden="0" w:uiPriority="71" w:unhideWhenUsed="0"/>
+    <w:lsdException w:name="Colorful List Accent 4" w:semiHidden="0" w:uiPriority="72" w:unhideWhenUsed="0"/>
+    <w:lsdException w:name="Colorful Grid Accent 4" w:semiHidden="0" w:uiPriority="73" w:unhideWhenUsed="0"/>
+    <w:lsdException w:name="Light Shading Accent 5" w:semiHidden="0" w:uiPriority="60" w:unhideWhenUsed="0"/>
+    <w:lsdException w:name="Light List Accent 5" w:semiHidden="0" w:uiPriority="61" w:unhideWhenUsed="0"/>
+    <w:lsdException w:name="Light Grid Accent 5" w:semiHidden="0" w:uiPriority="62" w:unhideWhenUsed="0"/>
+    <w:lsdException w:name="Medium Shading 1 Accent 5" w:semiHidden="0" w:uiPriority="63" w:unhideWhenUsed="0"/>
+    <w:lsdException w:name="Medium Shading 2 Accent 5" w:semiHidden="0" w:uiPriority="64" w:unhideWhenUsed="0"/>
+    <w:lsdException w:name="Medium List 1 Accent 5" w:semiHidden="0" w:uiPriority="65" w:unhideWhenUsed="0"/>
+    <w:lsdException w:name="Medium List 2 Accent 5" w:semiHidden="0" w:uiPriority="66" w:unhideWhenUsed="0"/>
+    <w:lsdException w:name="Medium Grid 1 Accent 5" w:semiHidden="0" w:uiPriority="67" w:unhideWhenUsed="0"/>
+    <w:lsdException w:name="Medium Grid 2 Accent 5" w:semiHidden="0" w:uiPriority="68" w:unhideWhenUsed="0"/>
+    <w:lsdException w:name="Medium Grid 3 Accent 5" w:semiHidden="0" w:uiPriority="69" w:unhideWhenUsed="0"/>
+    <w:lsdException w:name="Dark List Accent 5" w:semiHidden="0" w:uiPriority="70" w:unhideWhenUsed="0"/>
+    <w:lsdException w:name="Colorful Shading Accent 5" w:semiHidden="0" w:uiPriority="71" w:unhideWhenUsed="0"/>
+    <w:lsdException w:name="Colorful List Accent 5" w:semiHidden="0" w:uiPriority="72" w:unhideWhenUsed="0"/>
+    <w:lsdException w:name="Colorful Grid Accent 5" w:semiHidden="0" w:uiPriority="73" w:unhideWhenUsed="0"/>
+    <w:lsdException w:name="Light Shading Accent 6" w:semiHidden="0" w:uiPriority="60" w:unhideWhenUsed="0"/>
+    <w:lsdException w:name="Light List Accent 6" w:semiHidden="0" w:uiPriority="61" w:unhideWhenUsed="0"/>
+    <w:lsdException w:name="Light Grid Accent 6" w:semiHidden="0" w:uiPriority="62" w:unhideWhenUsed="0"/>
+    <w:lsdException w:name="Medium Shading 1 Accent 6" w:semiHidden="0" w:uiPriority="63" w:unhideWhenUsed="0"/>
+    <w:lsdException w:name="Medium Shading 2 Accent 6" w:semiHidden="0" w:uiPriority="64" w:unhideWhenUsed="0"/>
+    <w:lsdException w:name="Medium List 1 Accent 6" w:semiHidden="0" w:uiPriority="65" w:unhideWhenUsed="0"/>
+    <w:lsdException w:name="Medium List 2 Accent 6" w:semiHidden="0" w:uiPriority="66" w:unhideWhenUsed="0"/>
+    <w:lsdException w:name="Medium Grid 1 Accent 6" w:semiHidden="0" w:uiPriority="67" w:unhideWhenUsed="0"/>
+    <w:lsdException w:name="Medium Grid 2 Accent 6" w:semiHidden="0" w:uiPriority="68" w:unhideWhenUsed="0"/>
+    <w:lsdException w:name="Medium Grid 3 Accent 6" w:semiHidden="0" w:uiPriority="69" w:unhideWhenUsed="0"/>
+    <w:lsdException w:name="Dark List Accent 6" w:semiHidden="0" w:uiPriority="70" w:unhideWhenUsed="0"/>
+    <w:lsdException w:name="Colorful Shading Accent 6" w:semiHidden="0" w:uiPriority="71" w:unhideWhenUsed="0"/>
+    <w:lsdException w:name="Colorful List Accent 6" w:semiHidden="0" w:uiPriority="72" w:unhideWhenUsed="0"/>
+    <w:lsdException w:name="Colorful Grid Accent 6" w:semiHidden="0" w:uiPriority="73" w:unhideWhenUsed="0"/>
+    <w:lsdException w:name="Subtle Emphasis" w:semiHidden="0" w:uiPriority="19" w:unhideWhenUsed="0" w:qFormat="1"/>
+    <w:lsdException w:name="Intense Emphasis" w:semiHidden="0" w:uiPriority="21" w:unhideWhenUsed="0" w:qFormat="1"/>
+    <w:lsdException w:name="Subtle Reference" w:semiHidden="0" w:uiPriority="31" w:unhideWhenUsed="0" w:qFormat="1"/>
+    <w:lsdException w:name="Intense Reference" w:semiHidden="0" w:uiPriority="32" w:unhideWhenUsed="0" w:qFormat="1"/>
+    <w:lsdException w:name="Book Title" w:semiHidden="0" w:uiPriority="33" w:unhideWhenUsed="0" w:qFormat="1"/>
+    <w:lsdException w:name="Bibliography" w:uiPriority="37"/>
+    <w:lsdException w:name="TOC Heading" w:uiPriority="39" w:qFormat="1"/>
+  </w:latentStyles>
+  <w:style w:type="paragraph" w:default="1" w:styleId="Normal">
+    <w:name w:val="Normal"/>
+    <w:qFormat/>
+  </w:style>
+  <w:style w:type="character" w:default="1" w:styleId="DefaultParagraphFont">
+    <w:name w:val="Default Paragraph Font"/>
+    <w:uiPriority w:val="1"/>
+    <w:semiHidden/>
+    <w:unhideWhenUsed/>
+  </w:style>
+  <w:style w:type="table" w:default="1" w:styleId="TableNormal">
+    <w:name w:val="Normal Table"/>
+    <w:uiPriority w:val="99"/>
+    <w:semiHidden/>
+    <w:unhideWhenUsed/>
+    <w:tblPr>
+      <w:tblInd w:w="0" w:type="dxa"/>
+      <w:tblCellMar>
+        <w:top w:w="0" w:type="dxa"/>
+        <w:left w:w="108" w:type="dxa"/>
+        <w:bottom w:w="0" w:type="dxa"/>
+        <w:right w:w="108" w:type="dxa"/>
+      </w:tblCellMar>
+    </w:tblPr>
+  </w:style>
+  <w:style w:type="numbering" w:default="1" w:styleId="NoList">
+    <w:name w:val="No List"/>
+    <w:uiPriority w:val="99"/>
+    <w:semiHidden/>
+    <w:unhideWhenUsed/>
+  </w:style>
+  <w:style w:type="character" w:styleId="PlaceholderText">
+    <w:name w:val="Placeholder Text"/>
+    <w:basedOn w:val="DefaultParagraphFont"/>
+    <w:uiPriority w:val="99"/>
+    <w:semiHidden/>
+    <w:rsid w:val="001B1BB0"/>
+    <w:rPr>
+      <w:color w:val="808080"/>
+    </w:rPr>
+  </w:style>
+  <w:style w:type="paragraph" w:customStyle="1" w:styleId="272C1A22B7244BE3AEDB1C3778ACA723">
+    <w:name w:val="272C1A22B7244BE3AEDB1C3778ACA723"/>
+    <w:rsid w:val="001B1BB0"/>
+  </w:style>
+</w:styles>
+</file>
+
+<file path=word/glossary/stylesWithEffects.xml><?xml version="1.0" encoding="utf-8"?>
+<w:styles xmlns:wpc="http://schemas.microsoft.com/office/word/2010/wordprocessingCanvas" xmlns:mc="http://schemas.openxmlformats.org/markup-compatibility/2006" xmlns:o="urn:schemas-microsoft-com:office:office" xmlns:r="http://schemas.openxmlformats.org/officeDocument/2006/relationships" xmlns:m="http://schemas.openxmlformats.org/officeDocument/2006/math" xmlns:v="urn:schemas-microsoft-com:vml" xmlns:wp14="http://schemas.microsoft.com/office/word/2010/wordprocessingDrawing" xmlns:wp="http://schemas.openxmlformats.org/drawingml/2006/wordprocessingDrawing" xmlns:w10="urn:schemas-microsoft-com:office:word" xmlns:w="http://schemas.openxmlformats.org/wordprocessingml/2006/main" xmlns:w14="http://schemas.microsoft.com/office/word/2010/wordml" xmlns:wpg="http://schemas.microsoft.com/office/word/2010/wordprocessingGroup" xmlns:wpi="http://schemas.microsoft.com/office/word/2010/wordprocessingInk" xmlns:wne="http://schemas.microsoft.com/office/word/2006/wordml" xmlns:wps="http://schemas.microsoft.com/office/word/2010/wordprocessingShape" mc:Ignorable="w14 wp14">
+  <w:docDefaults>
+    <w:rPrDefault>
+      <w:rPr>
+        <w:rFonts w:asciiTheme="minorHAnsi" w:eastAsiaTheme="minorEastAsia" w:hAnsiTheme="minorHAnsi" w:cstheme="minorBidi"/>
+        <w:sz w:val="22"/>
+        <w:szCs w:val="22"/>
+        <w:lang w:val="en-US" w:eastAsia="en-US" w:bidi="ar-SA"/>
+      </w:rPr>
+    </w:rPrDefault>
+    <w:pPrDefault>
+      <w:pPr>
+        <w:spacing w:after="160" w:line="259" w:lineRule="auto"/>
+      </w:pPr>
+    </w:pPrDefault>
+  </w:docDefaults>
+  <w:latentStyles w:defLockedState="0" w:defUIPriority="99" w:defSemiHidden="1" w:defUnhideWhenUsed="1" w:defQFormat="0" w:count="267">
+    <w:lsdException w:name="Normal" w:semiHidden="0" w:uiPriority="0" w:unhideWhenUsed="0" w:qFormat="1"/>
+    <w:lsdException w:name="heading 1" w:semiHidden="0" w:uiPriority="9" w:unhideWhenUsed="0" w:qFormat="1"/>
+    <w:lsdException w:name="heading 2" w:uiPriority="9" w:qFormat="1"/>
+    <w:lsdException w:name="heading 3" w:uiPriority="9" w:qFormat="1"/>
+    <w:lsdException w:name="heading 4" w:uiPriority="9" w:qFormat="1"/>
+    <w:lsdException w:name="heading 5" w:uiPriority="9" w:qFormat="1"/>
+    <w:lsdException w:name="heading 6" w:uiPriority="9" w:qFormat="1"/>
+    <w:lsdException w:name="heading 7" w:uiPriority="9" w:qFormat="1"/>
+    <w:lsdException w:name="heading 8" w:uiPriority="9" w:qFormat="1"/>
+    <w:lsdException w:name="heading 9" w:uiPriority="9" w:qFormat="1"/>
+    <w:lsdException w:name="toc 1" w:uiPriority="39"/>
+    <w:lsdException w:name="toc 2" w:uiPriority="39"/>
+    <w:lsdException w:name="toc 3" w:uiPriority="39"/>
+    <w:lsdException w:name="toc 4" w:uiPriority="39"/>
+    <w:lsdException w:name="toc 5" w:uiPriority="39"/>
+    <w:lsdException w:name="toc 6" w:uiPriority="39"/>
+    <w:lsdException w:name="toc 7" w:uiPriority="39"/>
+    <w:lsdException w:name="toc 8" w:uiPriority="39"/>
+    <w:lsdException w:name="toc 9" w:uiPriority="39"/>
+    <w:lsdException w:name="caption" w:uiPriority="35" w:qFormat="1"/>
+    <w:lsdException w:name="Title" w:semiHidden="0" w:uiPriority="10" w:unhideWhenUsed="0" w:qFormat="1"/>
+    <w:lsdException w:name="Default Paragraph Font" w:uiPriority="1"/>
+    <w:lsdException w:name="Subtitle" w:semiHidden="0" w:uiPriority="11" w:unhideWhenUsed="0" w:qFormat="1"/>
+    <w:lsdException w:name="Strong" w:semiHidden="0" w:uiPriority="22" w:unhideWhenUsed="0" w:qFormat="1"/>
+    <w:lsdException w:name="Emphasis" w:semiHidden="0" w:uiPriority="20" w:unhideWhenUsed="0" w:qFormat="1"/>
+    <w:lsdException w:name="Table Grid" w:semiHidden="0" w:uiPriority="39" w:unhideWhenUsed="0"/>
+    <w:lsdException w:name="Placeholder Text" w:unhideWhenUsed="0"/>
+    <w:lsdException w:name="No Spacing" w:semiHidden="0" w:uiPriority="1" w:unhideWhenUsed="0" w:qFormat="1"/>
+    <w:lsdException w:name="Light Shading" w:semiHidden="0" w:uiPriority="60" w:unhideWhenUsed="0"/>
+    <w:lsdException w:name="Light List" w:semiHidden="0" w:uiPriority="61" w:unhideWhenUsed="0"/>
+    <w:lsdException w:name="Light Grid" w:semiHidden="0" w:uiPriority="62" w:unhideWhenUsed="0"/>
+    <w:lsdException w:name="Medium Shading 1" w:semiHidden="0" w:uiPriority="63" w:unhideWhenUsed="0"/>
+    <w:lsdException w:name="Medium Shading 2" w:semiHidden="0" w:uiPriority="64" w:unhideWhenUsed="0"/>
+    <w:lsdException w:name="Medium List 1" w:semiHidden="0" w:uiPriority="65" w:unhideWhenUsed="0"/>
+    <w:lsdException w:name="Medium List 2" w:semiHidden="0" w:uiPriority="66" w:unhideWhenUsed="0"/>
+    <w:lsdException w:name="Medium Grid 1" w:semiHidden="0" w:uiPriority="67" w:unhideWhenUsed="0"/>
+    <w:lsdException w:name="Medium Grid 2" w:semiHidden="0" w:uiPriority="68" w:unhideWhenUsed="0"/>
+    <w:lsdException w:name="Medium Grid 3" w:semiHidden="0" w:uiPriority="69" w:unhideWhenUsed="0"/>
+    <w:lsdException w:name="Dark List" w:semiHidden="0" w:uiPriority="70" w:unhideWhenUsed="0"/>
+    <w:lsdException w:name="Colorful Shading" w:semiHidden="0" w:uiPriority="71" w:unhideWhenUsed="0"/>
+    <w:lsdException w:name="Colorful List" w:semiHidden="0" w:uiPriority="72" w:unhideWhenUsed="0"/>
+    <w:lsdException w:name="Colorful Grid" w:semiHidden="0" w:uiPriority="73" w:unhideWhenUsed="0"/>
+    <w:lsdException w:name="Light Shading Accent 1" w:semiHidden="0" w:uiPriority="60" w:unhideWhenUsed="0"/>
+    <w:lsdException w:name="Light List Accent 1" w:semiHidden="0" w:uiPriority="61" w:unhideWhenUsed="0"/>
+    <w:lsdException w:name="Light Grid Accent 1" w:semiHidden="0" w:uiPriority="62" w:unhideWhenUsed="0"/>
+    <w:lsdException w:name="Medium Shading 1 Accent 1" w:semiHidden="0" w:uiPriority="63" w:unhideWhenUsed="0"/>
+    <w:lsdException w:name="Medium Shading 2 Accent 1" w:semiHidden="0" w:uiPriority="64" w:unhideWhenUsed="0"/>
+    <w:lsdException w:name="Medium List 1 Accent 1" w:semiHidden="0" w:uiPriority="65" w:unhideWhenUsed="0"/>
+    <w:lsdException w:name="Revision" w:unhideWhenUsed="0"/>
+    <w:lsdException w:name="List Paragraph" w:semiHidden="0" w:uiPriority="34" w:unhideWhenUsed="0" w:qFormat="1"/>
+    <w:lsdException w:name="Quote" w:semiHidden="0" w:uiPriority="29" w:unhideWhenUsed="0" w:qFormat="1"/>
+    <w:lsdException w:name="Intense Quote" w:semiHidden="0" w:uiPriority="30" w:unhideWhenUsed="0" w:qFormat="1"/>
+    <w:lsdException w:name="Medium List 2 Accent 1" w:semiHidden="0" w:uiPriority="66" w:unhideWhenUsed="0"/>
+    <w:lsdException w:name="Medium Grid 1 Accent 1" w:semiHidden="0" w:uiPriority="67" w:unhideWhenUsed="0"/>
+    <w:lsdException w:name="Medium Grid 2 Accent 1" w:semiHidden="0" w:uiPriority="68" w:unhideWhenUsed="0"/>
+    <w:lsdException w:name="Medium Grid 3 Accent 1" w:semiHidden="0" w:uiPriority="69" w:unhideWhenUsed="0"/>
+    <w:lsdException w:name="Dark List Accent 1" w:semiHidden="0" w:uiPriority="70" w:unhideWhenUsed="0"/>
+    <w:lsdException w:name="Colorful Shading Accent 1" w:semiHidden="0" w:uiPriority="71" w:unhideWhenUsed="0"/>
+    <w:lsdException w:name="Colorful List Accent 1" w:semiHidden="0" w:uiPriority="72" w:unhideWhenUsed="0"/>
+    <w:lsdException w:name="Colorful Grid Accent 1" w:semiHidden="0" w:uiPriority="73" w:unhideWhenUsed="0"/>
+    <w:lsdException w:name="Light Shading Accent 2" w:semiHidden="0" w:uiPriority="60" w:unhideWhenUsed="0"/>
+    <w:lsdException w:name="Light List Accent 2" w:semiHidden="0" w:uiPriority="61" w:unhideWhenUsed="0"/>
+    <w:lsdException w:name="Light Grid Accent 2" w:semiHidden="0" w:uiPriority="62" w:unhideWhenUsed="0"/>
+    <w:lsdException w:name="Medium Shading 1 Accent 2" w:semiHidden="0" w:uiPriority="63" w:unhideWhenUsed="0"/>
+    <w:lsdException w:name="Medium Shading 2 Accent 2" w:semiHidden="0" w:uiPriority="64" w:unhideWhenUsed="0"/>
+    <w:lsdException w:name="Medium List 1 Accent 2" w:semiHidden="0" w:uiPriority="65" w:unhideWhenUsed="0"/>
+    <w:lsdException w:name="Medium List 2 Accent 2" w:semiHidden="0" w:uiPriority="66" w:unhideWhenUsed="0"/>
+    <w:lsdException w:name="Medium Grid 1 Accent 2" w:semiHidden="0" w:uiPriority="67" w:unhideWhenUsed="0"/>
+    <w:lsdException w:name="Medium Grid 2 Accent 2" w:semiHidden="0" w:uiPriority="68" w:unhideWhenUsed="0"/>
+    <w:lsdException w:name="Medium Grid 3 Accent 2" w:semiHidden="0" w:uiPriority="69" w:unhideWhenUsed="0"/>
+    <w:lsdException w:name="Dark List Accent 2" w:semiHidden="0" w:uiPriority="70" w:unhideWhenUsed="0"/>
+    <w:lsdException w:name="Colorful Shading Accent 2" w:semiHidden="0" w:uiPriority="71" w:unhideWhenUsed="0"/>
+    <w:lsdException w:name="Colorful List Accent 2" w:semiHidden="0" w:uiPriority="72" w:unhideWhenUsed="0"/>
+    <w:lsdException w:name="Colorful Grid Accent 2" w:semiHidden="0" w:uiPriority="73" w:unhideWhenUsed="0"/>
+    <w:lsdException w:name="Light Shading Accent 3" w:semiHidden="0" w:uiPriority="60" w:unhideWhenUsed="0"/>
+    <w:lsdException w:name="Light List Accent 3" w:semiHidden="0" w:uiPriority="61" w:unhideWhenUsed="0"/>
+    <w:lsdException w:name="Light Grid Accent 3" w:semiHidden="0" w:uiPriority="62" w:unhideWhenUsed="0"/>
+    <w:lsdException w:name="Medium Shading 1 Accent 3" w:semiHidden="0" w:uiPriority="63" w:unhideWhenUsed="0"/>
+    <w:lsdException w:name="Medium Shading 2 Accent 3" w:semiHidden="0" w:uiPriority="64" w:unhideWhenUsed="0"/>
+    <w:lsdException w:name="Medium List 1 Accent 3" w:semiHidden="0" w:uiPriority="65" w:unhideWhenUsed="0"/>
+    <w:lsdException w:name="Medium List 2 Accent 3" w:semiHidden="0" w:uiPriority="66" w:unhideWhenUsed="0"/>
+    <w:lsdException w:name="Medium Grid 1 Accent 3" w:semiHidden="0" w:uiPriority="67" w:unhideWhenUsed="0"/>
+    <w:lsdException w:name="Medium Grid 2 Accent 3" w:semiHidden="0" w:uiPriority="68" w:unhideWhenUsed="0"/>
+    <w:lsdException w:name="Medium Grid 3 Accent 3" w:semiHidden="0" w:uiPriority="69" w:unhideWhenUsed="0"/>
+    <w:lsdException w:name="Dark List Accent 3" w:semiHidden="0" w:uiPriority="70" w:unhideWhenUsed="0"/>
+    <w:lsdException w:name="Colorful Shading Accent 3" w:semiHidden="0" w:uiPriority="71" w:unhideWhenUsed="0"/>
+    <w:lsdException w:name="Colorful List Accent 3" w:semiHidden="0" w:uiPriority="72" w:unhideWhenUsed="0"/>
+    <w:lsdException w:name="Colorful Grid Accent 3" w:semiHidden="0" w:uiPriority="73" w:unhideWhenUsed="0"/>
+    <w:lsdException w:name="Light Shading Accent 4" w:semiHidden="0" w:uiPriority="60" w:unhideWhenUsed="0"/>
+    <w:lsdException w:name="Light List Accent 4" w:semiHidden="0" w:uiPriority="61" w:unhideWhenUsed="0"/>
+    <w:lsdException w:name="Light Grid Accent 4" w:semiHidden="0" w:uiPriority="62" w:unhideWhenUsed="0"/>
+    <w:lsdException w:name="Medium Shading 1 Accent 4" w:semiHidden="0" w:uiPriority="63" w:unhideWhenUsed="0"/>
+    <w:lsdException w:name="Medium Shading 2 Accent 4" w:semiHidden="0" w:uiPriority="64" w:unhideWhenUsed="0"/>
+    <w:lsdException w:name="Medium List 1 Accent 4" w:semiHidden="0" w:uiPriority="65" w:unhideWhenUsed="0"/>
+    <w:lsdException w:name="Medium List 2 Accent 4" w:semiHidden="0" w:uiPriority="66" w:unhideWhenUsed="0"/>
+    <w:lsdException w:name="Medium Grid 1 Accent 4" w:semiHidden="0" w:uiPriority="67" w:unhideWhenUsed="0"/>
+    <w:lsdException w:name="Medium Grid 2 Accent 4" w:semiHidden="0" w:uiPriority="68" w:unhideWhenUsed="0"/>
+    <w:lsdException w:name="Medium Grid 3 Accent 4" w:semiHidden="0" w:uiPriority="69" w:unhideWhenUsed="0"/>
+    <w:lsdException w:name="Dark List Accent 4" w:semiHidden="0" w:uiPriority="70" w:unhideWhenUsed="0"/>
+    <w:lsdException w:name="Colorful Shading Accent 4" w:semiHidden="0" w:uiPriority="71" w:unhideWhenUsed="0"/>
+    <w:lsdException w:name="Colorful List Accent 4" w:semiHidden="0" w:uiPriority="72" w:unhideWhenUsed="0"/>
+    <w:lsdException w:name="Colorful Grid Accent 4" w:semiHidden="0" w:uiPriority="73" w:unhideWhenUsed="0"/>
+    <w:lsdException w:name="Light Shading Accent 5" w:semiHidden="0" w:uiPriority="60" w:unhideWhenUsed="0"/>
+    <w:lsdException w:name="Light List Accent 5" w:semiHidden="0" w:uiPriority="61" w:unhideWhenUsed="0"/>
+    <w:lsdException w:name="Light Grid Accent 5" w:semiHidden="0" w:uiPriority="62" w:unhideWhenUsed="0"/>
+    <w:lsdException w:name="Medium Shading 1 Accent 5" w:semiHidden="0" w:uiPriority="63" w:unhideWhenUsed="0"/>
+    <w:lsdException w:name="Medium Shading 2 Accent 5" w:semiHidden="0" w:uiPriority="64" w:unhideWhenUsed="0"/>
+    <w:lsdException w:name="Medium List 1 Accent 5" w:semiHidden="0" w:uiPriority="65" w:unhideWhenUsed="0"/>
+    <w:lsdException w:name="Medium List 2 Accent 5" w:semiHidden="0" w:uiPriority="66" w:unhideWhenUsed="0"/>
+    <w:lsdException w:name="Medium Grid 1 Accent 5" w:semiHidden="0" w:uiPriority="67" w:unhideWhenUsed="0"/>
+    <w:lsdException w:name="Medium Grid 2 Accent 5" w:semiHidden="0" w:uiPriority="68" w:unhideWhenUsed="0"/>
+    <w:lsdException w:name="Medium Grid 3 Accent 5" w:semiHidden="0" w:uiPriority="69" w:unhideWhenUsed="0"/>
+    <w:lsdException w:name="Dark List Accent 5" w:semiHidden="0" w:uiPriority="70" w:unhideWhenUsed="0"/>
+    <w:lsdException w:name="Colorful Shading Accent 5" w:semiHidden="0" w:uiPriority="71" w:unhideWhenUsed="0"/>
+    <w:lsdException w:name="Colorful List Accent 5" w:semiHidden="0" w:uiPriority="72" w:unhideWhenUsed="0"/>
+    <w:lsdException w:name="Colorful Grid Accent 5" w:semiHidden="0" w:uiPriority="73" w:unhideWhenUsed="0"/>
+    <w:lsdException w:name="Light Shading Accent 6" w:semiHidden="0" w:uiPriority="60" w:unhideWhenUsed="0"/>
+    <w:lsdException w:name="Light List Accent 6" w:semiHidden="0" w:uiPriority="61" w:unhideWhenUsed="0"/>
+    <w:lsdException w:name="Light Grid Accent 6" w:semiHidden="0" w:uiPriority="62" w:unhideWhenUsed="0"/>
+    <w:lsdException w:name="Medium Shading 1 Accent 6" w:semiHidden="0" w:uiPriority="63" w:unhideWhenUsed="0"/>
+    <w:lsdException w:name="Medium Shading 2 Accent 6" w:semiHidden="0" w:uiPriority="64" w:unhideWhenUsed="0"/>
+    <w:lsdException w:name="Medium List 1 Accent 6" w:semiHidden="0" w:uiPriority="65" w:unhideWhenUsed="0"/>
+    <w:lsdException w:name="Medium List 2 Accent 6" w:semiHidden="0" w:uiPriority="66" w:unhideWhenUsed="0"/>
+    <w:lsdException w:name="Medium Grid 1 Accent 6" w:semiHidden="0" w:uiPriority="67" w:unhideWhenUsed="0"/>
+    <w:lsdException w:name="Medium Grid 2 Accent 6" w:semiHidden="0" w:uiPriority="68" w:unhideWhenUsed="0"/>
+    <w:lsdException w:name="Medium Grid 3 Accent 6" w:semiHidden="0" w:uiPriority="69" w:unhideWhenUsed="0"/>
+    <w:lsdException w:name="Dark List Accent 6" w:semiHidden="0" w:uiPriority="70" w:unhideWhenUsed="0"/>
+    <w:lsdException w:name="Colorful Shading Accent 6" w:semiHidden="0" w:uiPriority="71" w:unhideWhenUsed="0"/>
+    <w:lsdException w:name="Colorful List Accent 6" w:semiHidden="0" w:uiPriority="72" w:unhideWhenUsed="0"/>
+    <w:lsdException w:name="Colorful Grid Accent 6" w:semiHidden="0" w:uiPriority="73" w:unhideWhenUsed="0"/>
+    <w:lsdException w:name="Subtle Emphasis" w:semiHidden="0" w:uiPriority="19" w:unhideWhenUsed="0" w:qFormat="1"/>
+    <w:lsdException w:name="Intense Emphasis" w:semiHidden="0" w:uiPriority="21" w:unhideWhenUsed="0" w:qFormat="1"/>
+    <w:lsdException w:name="Subtle Reference" w:semiHidden="0" w:uiPriority="31" w:unhideWhenUsed="0" w:qFormat="1"/>
+    <w:lsdException w:name="Intense Reference" w:semiHidden="0" w:uiPriority="32" w:unhideWhenUsed="0" w:qFormat="1"/>
+    <w:lsdException w:name="Book Title" w:semiHidden="0" w:uiPriority="33" w:unhideWhenUsed="0" w:qFormat="1"/>
+    <w:lsdException w:name="Bibliography" w:uiPriority="37"/>
+    <w:lsdException w:name="TOC Heading" w:uiPriority="39" w:qFormat="1"/>
   </w:latentStyles>
   <w:style w:type="paragraph" w:default="1" w:styleId="Normal">
     <w:name w:val="Normal"/>
@@ -11004,7 +11130,7 @@
 </file>
 
 <file path=word/glossary/webSettings.xml><?xml version="1.0" encoding="utf-8"?>
-<w:webSettings xmlns:mc="http://schemas.openxmlformats.org/markup-compatibility/2006" xmlns:r="http://schemas.openxmlformats.org/officeDocument/2006/relationships" xmlns:w="http://schemas.openxmlformats.org/wordprocessingml/2006/main" xmlns:w14="http://schemas.microsoft.com/office/word/2010/wordml" xmlns:w15="http://schemas.microsoft.com/office/word/2012/wordml" xmlns:w16cex="http://schemas.microsoft.com/office/word/2018/wordml/cex" xmlns:w16cid="http://schemas.microsoft.com/office/word/2016/wordml/cid" xmlns:w16="http://schemas.microsoft.com/office/word/2018/wordml" xmlns:w16du="http://schemas.microsoft.com/office/word/2023/wordml/word16du" xmlns:w16sdtdh="http://schemas.microsoft.com/office/word/2020/wordml/sdtdatahash" xmlns:w16sdtfl="http://schemas.microsoft.com/office/word/2024/wordml/sdtformatlock" xmlns:w16se="http://schemas.microsoft.com/office/word/2015/wordml/symex" mc:Ignorable="w14 w15 w16se w16cid w16 w16cex w16sdtdh w16sdtfl w16du">
+<w:webSettings xmlns:mc="http://schemas.openxmlformats.org/markup-compatibility/2006" xmlns:r="http://schemas.openxmlformats.org/officeDocument/2006/relationships" xmlns:w="http://schemas.openxmlformats.org/wordprocessingml/2006/main" xmlns:w14="http://schemas.microsoft.com/office/word/2010/wordml" mc:Ignorable="w14">
   <w:optimizeForBrowser/>
   <w:allowPNG/>
 </w:webSettings>
@@ -11299,13 +11425,22 @@
   <a:extraClrSchemeLst/>
   <a:extLst>
     <a:ext uri="{05A4C25C-085E-4340-85A3-A5531E510DB2}">
-      <thm15:themeFamily xmlns:thm15="http://schemas.microsoft.com/office/thememl/2012/main" name="Office Theme" id="{62F939B6-93AF-4DB8-9C6B-D6C7DFDC589F}" vid="{4A3C46E8-61CC-4603-A589-7422A47A8E4A}"/>
+      <thm15:themeFamily xmlns:thm15="http://schemas.microsoft.com/office/thememl/2012/main" xmlns="" name="Office Theme" id="{62F939B6-93AF-4DB8-9C6B-D6C7DFDC589F}" vid="{4A3C46E8-61CC-4603-A589-7422A47A8E4A}"/>
     </a:ext>
   </a:extLst>
 </a:theme>
 </file>
 
 <file path=customXml/item1.xml><?xml version="1.0" encoding="utf-8"?>
+<?mso-contentType ?>
+<FormTemplates xmlns="http://schemas.microsoft.com/sharepoint/v3/contenttype/forms">
+  <Display>DocumentLibraryForm</Display>
+  <Edit>DocumentLibraryForm</Edit>
+  <New>DocumentLibraryForm</New>
+</FormTemplates>
+</file>
+
+<file path=customXml/item2.xml><?xml version="1.0" encoding="utf-8"?>
 <ct:contentTypeSchema xmlns:ct="http://schemas.microsoft.com/office/2006/metadata/contentType" xmlns:ma="http://schemas.microsoft.com/office/2006/metadata/properties/metaAttributes" ct:_="" ma:_="" ma:contentTypeName="Document" ma:contentTypeID="0x01010021A59588BC0053418FC88F40861DA871" ma:contentTypeVersion="10" ma:contentTypeDescription="Create a new document." ma:contentTypeScope="" ma:versionID="3673c1cf7550c71788a22a838bb0d9c0">
   <xsd:schema xmlns:xsd="http://www.w3.org/2001/XMLSchema" xmlns:xs="http://www.w3.org/2001/XMLSchema" xmlns:p="http://schemas.microsoft.com/office/2006/metadata/properties" xmlns:ns2="22f4eba5-1bf1-421f-a001-fd7acca9760c" targetNamespace="http://schemas.microsoft.com/office/2006/metadata/properties" ma:root="true" ma:fieldsID="ac330b6bfa0f539d41f40e8181b11b47" ns2:_="">
     <xsd:import namespace="22f4eba5-1bf1-421f-a001-fd7acca9760c"/>
@@ -11489,26 +11624,25 @@
 </ct:contentTypeSchema>
 </file>
 
-<file path=customXml/item2.xml><?xml version="1.0" encoding="utf-8"?>
-<?mso-contentType ?>
-<FormTemplates xmlns="http://schemas.microsoft.com/sharepoint/v3/contenttype/forms">
-  <Display>DocumentLibraryForm</Display>
-  <Edit>DocumentLibraryForm</Edit>
-  <New>DocumentLibraryForm</New>
-</FormTemplates>
-</file>
-
 <file path=customXml/item3.xml><?xml version="1.0" encoding="utf-8"?>
-<b:Sources xmlns:b="http://schemas.openxmlformats.org/officeDocument/2006/bibliography" xmlns="http://schemas.openxmlformats.org/officeDocument/2006/bibliography" SelectedStyle="\APA.XSL" StyleName="APA"/>
-</file>
-
-<file path=customXml/item4.xml><?xml version="1.0" encoding="utf-8"?>
 <p:properties xmlns:p="http://schemas.microsoft.com/office/2006/metadata/properties" xmlns:xsi="http://www.w3.org/2001/XMLSchema-instance" xmlns:pc="http://schemas.microsoft.com/office/infopath/2007/PartnerControls">
   <documentManagement/>
 </p:properties>
 </file>
 
+<file path=customXml/item4.xml><?xml version="1.0" encoding="utf-8"?>
+<b:Sources xmlns:b="http://schemas.openxmlformats.org/officeDocument/2006/bibliography" xmlns="http://schemas.openxmlformats.org/officeDocument/2006/bibliography" SelectedStyle="\APA.XSL" StyleName="APA"/>
+</file>
+
 <file path=customXml/itemProps1.xml><?xml version="1.0" encoding="utf-8"?>
+<ds:datastoreItem xmlns:ds="http://schemas.openxmlformats.org/officeDocument/2006/customXml" ds:itemID="{56C44748-5791-4773-80AF-F953C3055353}">
+  <ds:schemaRefs>
+    <ds:schemaRef ds:uri="http://schemas.microsoft.com/sharepoint/v3/contenttype/forms"/>
+  </ds:schemaRefs>
+</ds:datastoreItem>
+</file>
+
+<file path=customXml/itemProps2.xml><?xml version="1.0" encoding="utf-8"?>
 <ds:datastoreItem xmlns:ds="http://schemas.openxmlformats.org/officeDocument/2006/customXml" ds:itemID="{65E5B5D4-677A-455F-8552-96943537CE77}">
   <ds:schemaRefs>
     <ds:schemaRef ds:uri="http://schemas.microsoft.com/office/2006/metadata/contentType"/>
@@ -11526,27 +11660,19 @@
 </ds:datastoreItem>
 </file>
 
-<file path=customXml/itemProps2.xml><?xml version="1.0" encoding="utf-8"?>
-<ds:datastoreItem xmlns:ds="http://schemas.openxmlformats.org/officeDocument/2006/customXml" ds:itemID="{56C44748-5791-4773-80AF-F953C3055353}">
-  <ds:schemaRefs>
-    <ds:schemaRef ds:uri="http://schemas.microsoft.com/sharepoint/v3/contenttype/forms"/>
-  </ds:schemaRefs>
-</ds:datastoreItem>
-</file>
-
 <file path=customXml/itemProps3.xml><?xml version="1.0" encoding="utf-8"?>
-<ds:datastoreItem xmlns:ds="http://schemas.openxmlformats.org/officeDocument/2006/customXml" ds:itemID="{1005C12F-91E2-4418-9BE0-1D62D5B3DE1C}">
-  <ds:schemaRefs>
-    <ds:schemaRef ds:uri="http://schemas.openxmlformats.org/officeDocument/2006/bibliography"/>
-  </ds:schemaRefs>
-</ds:datastoreItem>
-</file>
-
-<file path=customXml/itemProps4.xml><?xml version="1.0" encoding="utf-8"?>
 <ds:datastoreItem xmlns:ds="http://schemas.openxmlformats.org/officeDocument/2006/customXml" ds:itemID="{279A32A1-94B8-4C38-AF26-42DBFF0B0D86}">
   <ds:schemaRefs>
     <ds:schemaRef ds:uri="http://schemas.microsoft.com/office/2006/metadata/properties"/>
     <ds:schemaRef ds:uri="http://schemas.microsoft.com/office/infopath/2007/PartnerControls"/>
   </ds:schemaRefs>
 </ds:datastoreItem>
+</file>
+
+<file path=customXml/itemProps4.xml><?xml version="1.0" encoding="utf-8"?>
+<ds:datastoreItem xmlns:ds="http://schemas.openxmlformats.org/officeDocument/2006/customXml" ds:itemID="{3166FB97-9572-4EF0-8F84-E83A63FFB0A1}">
+  <ds:schemaRefs>
+    <ds:schemaRef ds:uri="http://schemas.openxmlformats.org/officeDocument/2006/bibliography"/>
+  </ds:schemaRefs>
+</ds:datastoreItem>
 </file>
--- a/documentation.docx
+++ b/documentation.docx
@@ -1,6 +1,6 @@
 
 <file path=word/document.xml><?xml version="1.0" encoding="utf-8"?>
-<w:document xmlns:wpc="http://schemas.microsoft.com/office/word/2010/wordprocessingCanvas" xmlns:mc="http://schemas.openxmlformats.org/markup-compatibility/2006" xmlns:o="urn:schemas-microsoft-com:office:office" xmlns:r="http://schemas.openxmlformats.org/officeDocument/2006/relationships" xmlns:m="http://schemas.openxmlformats.org/officeDocument/2006/math" xmlns:v="urn:schemas-microsoft-com:vml" xmlns:wp14="http://schemas.microsoft.com/office/word/2010/wordprocessingDrawing" xmlns:wp="http://schemas.openxmlformats.org/drawingml/2006/wordprocessingDrawing" xmlns:w10="urn:schemas-microsoft-com:office:word" xmlns:w="http://schemas.openxmlformats.org/wordprocessingml/2006/main" xmlns:w14="http://schemas.microsoft.com/office/word/2010/wordml" xmlns:wpg="http://schemas.microsoft.com/office/word/2010/wordprocessingGroup" xmlns:wpi="http://schemas.microsoft.com/office/word/2010/wordprocessingInk" xmlns:wne="http://schemas.microsoft.com/office/word/2006/wordml" xmlns:wps="http://schemas.microsoft.com/office/word/2010/wordprocessingShape" mc:Ignorable="w14 wp14">
+<w:document xmlns:wpc="http://schemas.microsoft.com/office/word/2010/wordprocessingCanvas" xmlns:cx="http://schemas.microsoft.com/office/drawing/2014/chartex" xmlns:cx1="http://schemas.microsoft.com/office/drawing/2015/9/8/chartex" xmlns:cx2="http://schemas.microsoft.com/office/drawing/2015/10/21/chartex" xmlns:cx3="http://schemas.microsoft.com/office/drawing/2016/5/9/chartex" xmlns:cx4="http://schemas.microsoft.com/office/drawing/2016/5/10/chartex" xmlns:cx5="http://schemas.microsoft.com/office/drawing/2016/5/11/chartex" xmlns:cx6="http://schemas.microsoft.com/office/drawing/2016/5/12/chartex" xmlns:cx7="http://schemas.microsoft.com/office/drawing/2016/5/13/chartex" xmlns:cx8="http://schemas.microsoft.com/office/drawing/2016/5/14/chartex" xmlns:mc="http://schemas.openxmlformats.org/markup-compatibility/2006" xmlns:aink="http://schemas.microsoft.com/office/drawing/2016/ink" xmlns:am3d="http://schemas.microsoft.com/office/drawing/2017/model3d" xmlns:o="urn:schemas-microsoft-com:office:office" xmlns:oel="http://schemas.microsoft.com/office/2019/extlst" xmlns:r="http://schemas.openxmlformats.org/officeDocument/2006/relationships" xmlns:m="http://schemas.openxmlformats.org/officeDocument/2006/math" xmlns:v="urn:schemas-microsoft-com:vml" xmlns:wp14="http://schemas.microsoft.com/office/word/2010/wordprocessingDrawing" xmlns:wp="http://schemas.openxmlformats.org/drawingml/2006/wordprocessingDrawing" xmlns:w10="urn:schemas-microsoft-com:office:word" xmlns:w="http://schemas.openxmlformats.org/wordprocessingml/2006/main" xmlns:w14="http://schemas.microsoft.com/office/word/2010/wordml" xmlns:w15="http://schemas.microsoft.com/office/word/2012/wordml" xmlns:w16cex="http://schemas.microsoft.com/office/word/2018/wordml/cex" xmlns:w16cid="http://schemas.microsoft.com/office/word/2016/wordml/cid" xmlns:w16="http://schemas.microsoft.com/office/word/2018/wordml" xmlns:w16du="http://schemas.microsoft.com/office/word/2023/wordml/word16du" xmlns:w16sdtdh="http://schemas.microsoft.com/office/word/2020/wordml/sdtdatahash" xmlns:w16sdtfl="http://schemas.microsoft.com/office/word/2024/wordml/sdtformatlock" xmlns:w16se="http://schemas.microsoft.com/office/word/2015/wordml/symex" xmlns:wpg="http://schemas.microsoft.com/office/word/2010/wordprocessingGroup" xmlns:wpi="http://schemas.microsoft.com/office/word/2010/wordprocessingInk" xmlns:wne="http://schemas.microsoft.com/office/word/2006/wordml" xmlns:wps="http://schemas.microsoft.com/office/word/2010/wordprocessingShape" mc:Ignorable="w14 w15 w16se w16cid w16 w16cex w16sdtdh w16sdtfl w16du wp14">
   <w:body>
     <w:p>
       <w:pPr>
@@ -74,11 +74,11 @@
                     <pic:cNvPicPr/>
                   </pic:nvPicPr>
                   <pic:blipFill>
-                    <a:blip r:embed="rId12">
+                    <a:blip r:embed="rId11">
                       <a:extLst>
                         <a:ext uri="{BEBA8EAE-BF5A-486C-A8C5-ECC9F3942E4B}">
                           <a14:imgProps xmlns:a14="http://schemas.microsoft.com/office/drawing/2010/main">
-                            <a14:imgLayer r:embed="rId13">
+                            <a14:imgLayer r:embed="rId12">
                               <a14:imgEffect>
                                 <a14:saturation sat="0"/>
                               </a14:imgEffect>
@@ -247,7 +247,6 @@
           <w:dataBinding w:prefixMappings="xmlns:ns0='http://purl.org/dc/elements/1.1/' xmlns:ns1='http://schemas.openxmlformats.org/package/2006/metadata/core-properties' " w:xpath="/ns1:coreProperties[1]/ns0:title[1]" w:storeItemID="{6C3C8BC8-F283-45AE-878A-BAB7291924A1}"/>
           <w:text/>
         </w:sdtPr>
-        <w:sdtEndPr/>
         <w:sdtContent>
           <w:r>
             <w:rPr>
@@ -402,9 +401,9 @@
               </wp:inline>
             </w:drawing>
           </mc:Choice>
-          <mc:Fallback xmlns:w16se="http://schemas.microsoft.com/office/word/2015/wordml/symex" xmlns:w16sdtfl="http://schemas.microsoft.com/office/word/2024/wordml/sdtformatlock" xmlns:w16sdtdh="http://schemas.microsoft.com/office/word/2020/wordml/sdtdatahash" xmlns:w16du="http://schemas.microsoft.com/office/word/2023/wordml/word16du" xmlns:w16="http://schemas.microsoft.com/office/word/2018/wordml" xmlns:w16cid="http://schemas.microsoft.com/office/word/2016/wordml/cid" xmlns:w16cex="http://schemas.microsoft.com/office/word/2018/wordml/cex" xmlns:w15="http://schemas.microsoft.com/office/word/2012/wordml" xmlns:oel="http://schemas.microsoft.com/office/2019/extlst" xmlns:am3d="http://schemas.microsoft.com/office/drawing/2017/model3d" xmlns:aink="http://schemas.microsoft.com/office/drawing/2016/ink" xmlns:cx8="http://schemas.microsoft.com/office/drawing/2016/5/14/chartex" xmlns:cx7="http://schemas.microsoft.com/office/drawing/2016/5/13/chartex" xmlns:cx6="http://schemas.microsoft.com/office/drawing/2016/5/12/chartex" xmlns:cx5="http://schemas.microsoft.com/office/drawing/2016/5/11/chartex" xmlns:cx4="http://schemas.microsoft.com/office/drawing/2016/5/10/chartex" xmlns:cx3="http://schemas.microsoft.com/office/drawing/2016/5/9/chartex" xmlns:cx2="http://schemas.microsoft.com/office/drawing/2015/10/21/chartex" xmlns:cx1="http://schemas.microsoft.com/office/drawing/2015/9/8/chartex" xmlns:cx="http://schemas.microsoft.com/office/drawing/2014/chartex">
+          <mc:Fallback>
             <w:pict>
-              <v:group w14:anchorId="06E42B49" id="Group 5" o:spid="_x0000_s1026" style="width:68.5pt;height:110pt;mso-position-horizontal-relative:char;mso-position-vertical-relative:line" coordsize="6762,16097" o:gfxdata="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">
+              <v:group w14:anchorId="2BE811C4" id="Group 5" o:spid="_x0000_s1026" style="width:68.5pt;height:110pt;mso-position-horizontal-relative:char;mso-position-vertical-relative:line" coordsize="6762,16097" o:gfxdata="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">
                 <v:line id="Straight Connector 2" o:spid="_x0000_s1027" style="position:absolute;visibility:visible;mso-wrap-style:square" from="3333,0" to="3333,16097" o:connectortype="straight" o:gfxdata="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" strokecolor="black [3200]" strokeweight="2.5pt">
                   <v:stroke joinstyle="miter"/>
                 </v:line>
@@ -1049,7 +1048,7 @@
           <w:noProof/>
           <w:szCs w:val="24"/>
         </w:rPr>
-        <w:t>17/06/2026</w:t>
+        <w:t>07/07/2026</w:t>
       </w:r>
       <w:r>
         <w:rPr>
@@ -1060,8 +1059,6 @@
         </w:rPr>
         <w:fldChar w:fldCharType="end"/>
       </w:r>
-      <w:bookmarkStart w:id="3" w:name="_GoBack"/>
-      <w:bookmarkEnd w:id="3"/>
     </w:p>
     <w:p>
       <w:pPr>
@@ -1250,6 +1247,7 @@
           <w:b/>
           <w:szCs w:val="24"/>
         </w:rPr>
+        <w:lastRenderedPageBreak/>
         <w:t>TABLE OF CONTENT</w:t>
       </w:r>
     </w:p>
@@ -2492,14 +2490,15 @@
         <w:spacing w:before="0" w:after="0" w:line="360" w:lineRule="auto"/>
         <w:jc w:val="both"/>
       </w:pPr>
-      <w:bookmarkStart w:id="4" w:name="_Toc229566093"/>
-      <w:r>
+      <w:bookmarkStart w:id="3" w:name="_Toc229566093"/>
+      <w:r>
+        <w:lastRenderedPageBreak/>
         <w:t>1.</w:t>
       </w:r>
       <w:r>
         <w:t>Introduction</w:t>
       </w:r>
-      <w:bookmarkEnd w:id="4"/>
+      <w:bookmarkEnd w:id="3"/>
     </w:p>
     <w:p>
       <w:pPr>
@@ -2546,7 +2545,11 @@
         <w:t>e</w:t>
       </w:r>
       <w:r>
-        <w:t>d fines and pending dues becomes challenging in a manual system. Therefore, there is a need for an automated and computerized system that can manage student fine records accurately and efficiently.</w:t>
+        <w:t xml:space="preserve">d </w:t>
+      </w:r>
+      <w:r>
+        <w:lastRenderedPageBreak/>
+        <w:t>fines and pending dues becomes challenging in a manual system. Therefore, there is a need for an automated and computerized system that can manage student fine records accurately and efficiently.</w:t>
       </w:r>
     </w:p>
     <w:p>
@@ -2665,8 +2668,9 @@
         <w:spacing w:before="0" w:after="0" w:line="360" w:lineRule="auto"/>
         <w:jc w:val="both"/>
       </w:pPr>
-      <w:bookmarkStart w:id="5" w:name="_Toc229566094"/>
-      <w:r>
+      <w:bookmarkStart w:id="4" w:name="_Toc229566094"/>
+      <w:r>
+        <w:lastRenderedPageBreak/>
         <w:t>2.</w:t>
       </w:r>
       <w:r>
@@ -2681,7 +2685,7 @@
       <w:r>
         <w:t>tatement</w:t>
       </w:r>
-      <w:bookmarkEnd w:id="5"/>
+      <w:bookmarkEnd w:id="4"/>
     </w:p>
     <w:p>
       <w:pPr>
@@ -2942,14 +2946,15 @@
         <w:spacing w:before="0" w:after="0" w:line="360" w:lineRule="auto"/>
         <w:jc w:val="both"/>
       </w:pPr>
-      <w:bookmarkStart w:id="6" w:name="_Toc229566095"/>
-      <w:r>
+      <w:bookmarkStart w:id="5" w:name="_Toc229566095"/>
+      <w:r>
+        <w:lastRenderedPageBreak/>
         <w:t>3.</w:t>
       </w:r>
       <w:r>
         <w:t>Objectives</w:t>
       </w:r>
-      <w:bookmarkEnd w:id="6"/>
+      <w:bookmarkEnd w:id="5"/>
     </w:p>
     <w:p>
       <w:pPr>
@@ -3083,14 +3088,14 @@
         <w:spacing w:before="0" w:after="0" w:line="360" w:lineRule="auto"/>
         <w:jc w:val="both"/>
       </w:pPr>
-      <w:bookmarkStart w:id="7" w:name="_Toc229566096"/>
+      <w:bookmarkStart w:id="6" w:name="_Toc229566096"/>
       <w:r>
         <w:t>4.</w:t>
       </w:r>
       <w:r>
         <w:t>Background Study</w:t>
       </w:r>
-      <w:bookmarkEnd w:id="7"/>
+      <w:bookmarkEnd w:id="6"/>
     </w:p>
     <w:p>
       <w:pPr>
@@ -3147,6 +3152,7 @@
         <w:jc w:val="both"/>
       </w:pPr>
       <w:r>
+        <w:lastRenderedPageBreak/>
         <w:t>The project background should include information about the reasoning why you want to implement this specific project in this specific location in this specific manner. It must explain the current situation and its problems and the way in which you want to solve these problems.</w:t>
       </w:r>
     </w:p>
@@ -3246,14 +3252,15 @@
         <w:spacing w:before="0" w:after="0" w:line="360" w:lineRule="auto"/>
         <w:jc w:val="both"/>
       </w:pPr>
-      <w:bookmarkStart w:id="8" w:name="_Toc229566097"/>
-      <w:r>
+      <w:bookmarkStart w:id="7" w:name="_Toc229566097"/>
+      <w:r>
+        <w:lastRenderedPageBreak/>
         <w:t>5.</w:t>
       </w:r>
       <w:r>
         <w:t>Requirement Document</w:t>
       </w:r>
-      <w:bookmarkEnd w:id="8"/>
+      <w:bookmarkEnd w:id="7"/>
     </w:p>
     <w:p>
       <w:pPr>
@@ -3649,17 +3656,15 @@
       <w:pPr>
         <w:pStyle w:val="Heading1"/>
       </w:pPr>
-      <w:bookmarkStart w:id="9" w:name="_Toc229566098"/>
+      <w:bookmarkStart w:id="8" w:name="_Toc229566098"/>
       <w:r>
         <w:t xml:space="preserve">6. </w:t>
       </w:r>
       <w:r>
         <w:t>Use case</w:t>
       </w:r>
-      <w:bookmarkEnd w:id="9"/>
-    </w:p>
-    <w:p/>
-    <w:p/>
+      <w:bookmarkEnd w:id="8"/>
+    </w:p>
     <w:p/>
     <w:p>
       <w:pPr>
@@ -3686,7 +3691,7 @@
                     <pic:cNvPicPr/>
                   </pic:nvPicPr>
                   <pic:blipFill>
-                    <a:blip r:embed="rId14"/>
+                    <a:blip r:embed="rId13"/>
                     <a:stretch>
                       <a:fillRect/>
                     </a:stretch>
@@ -3712,7 +3717,7 @@
         <w:pStyle w:val="Caption"/>
         <w:jc w:val="center"/>
       </w:pPr>
-      <w:bookmarkStart w:id="10" w:name="_Toc229561743"/>
+      <w:bookmarkStart w:id="9" w:name="_Toc229561743"/>
       <w:r>
         <w:t xml:space="preserve">Figure </w:t>
       </w:r>
@@ -3737,7 +3742,7 @@
       <w:r>
         <w:t>Use case of Fine Management</w:t>
       </w:r>
-      <w:bookmarkEnd w:id="10"/>
+      <w:bookmarkEnd w:id="9"/>
     </w:p>
     <w:p/>
     <w:p>
@@ -3765,11 +3770,12 @@
         <w:pStyle w:val="Heading1"/>
         <w:spacing w:before="0" w:after="0"/>
       </w:pPr>
-      <w:bookmarkStart w:id="11" w:name="_Toc229566099"/>
-      <w:r>
+      <w:bookmarkStart w:id="10" w:name="_Toc229566099"/>
+      <w:r>
+        <w:lastRenderedPageBreak/>
         <w:t>7. Detailed Timeline</w:t>
       </w:r>
-      <w:bookmarkEnd w:id="11"/>
+      <w:bookmarkEnd w:id="10"/>
     </w:p>
     <w:p>
       <w:pPr>
@@ -3806,7 +3812,7 @@
                     </pic:cNvPicPr>
                   </pic:nvPicPr>
                   <pic:blipFill>
-                    <a:blip r:embed="rId15">
+                    <a:blip r:embed="rId14">
                       <a:extLst>
                         <a:ext uri="{28A0092B-C50C-407E-A947-70E740481C1C}">
                           <a14:useLocalDpi xmlns:a14="http://schemas.microsoft.com/office/drawing/2010/main" val="0"/>
@@ -3843,7 +3849,7 @@
         <w:pStyle w:val="Caption"/>
         <w:jc w:val="center"/>
       </w:pPr>
-      <w:bookmarkStart w:id="12" w:name="_Toc229561744"/>
+      <w:bookmarkStart w:id="11" w:name="_Toc229561744"/>
       <w:r>
         <w:t xml:space="preserve">Figure </w:t>
       </w:r>
@@ -3868,7 +3874,7 @@
       <w:r>
         <w:t>Waterfall model</w:t>
       </w:r>
-      <w:bookmarkEnd w:id="12"/>
+      <w:bookmarkEnd w:id="11"/>
     </w:p>
     <w:p/>
     <w:p>
@@ -4037,14 +4043,15 @@
       <w:pPr>
         <w:pStyle w:val="Heading1"/>
       </w:pPr>
-      <w:bookmarkStart w:id="13" w:name="_Toc229566100"/>
-      <w:r>
+      <w:bookmarkStart w:id="12" w:name="_Toc229566100"/>
+      <w:r>
+        <w:lastRenderedPageBreak/>
         <w:t>8</w:t>
       </w:r>
       <w:r>
         <w:t>.Gantt Chart</w:t>
       </w:r>
-      <w:bookmarkEnd w:id="13"/>
+      <w:bookmarkEnd w:id="12"/>
     </w:p>
     <w:p/>
     <w:p/>
@@ -4073,7 +4080,7 @@
                     <pic:cNvPicPr/>
                   </pic:nvPicPr>
                   <pic:blipFill>
-                    <a:blip r:embed="rId16"/>
+                    <a:blip r:embed="rId15"/>
                     <a:stretch>
                       <a:fillRect/>
                     </a:stretch>
@@ -4099,7 +4106,7 @@
         <w:pStyle w:val="Caption"/>
         <w:jc w:val="center"/>
       </w:pPr>
-      <w:bookmarkStart w:id="14" w:name="_Toc229561745"/>
+      <w:bookmarkStart w:id="13" w:name="_Toc229561745"/>
       <w:r>
         <w:t xml:space="preserve">Figure </w:t>
       </w:r>
@@ -4124,95 +4131,96 @@
       <w:r>
         <w:t>Gantt Chart</w:t>
       </w:r>
+      <w:bookmarkEnd w:id="13"/>
+    </w:p>
+    <w:p>
+      <w:pPr>
+        <w:spacing w:line="360" w:lineRule="auto"/>
+        <w:rPr>
+          <w:b/>
+        </w:rPr>
+      </w:pPr>
+    </w:p>
+    <w:p>
+      <w:pPr>
+        <w:spacing w:line="360" w:lineRule="auto"/>
+        <w:rPr>
+          <w:b/>
+        </w:rPr>
+      </w:pPr>
+    </w:p>
+    <w:p>
+      <w:pPr>
+        <w:spacing w:line="360" w:lineRule="auto"/>
+        <w:rPr>
+          <w:b/>
+        </w:rPr>
+      </w:pPr>
+    </w:p>
+    <w:p>
+      <w:pPr>
+        <w:spacing w:line="360" w:lineRule="auto"/>
+        <w:rPr>
+          <w:b/>
+        </w:rPr>
+      </w:pPr>
+    </w:p>
+    <w:p>
+      <w:pPr>
+        <w:spacing w:line="360" w:lineRule="auto"/>
+        <w:rPr>
+          <w:b/>
+        </w:rPr>
+      </w:pPr>
+    </w:p>
+    <w:p>
+      <w:pPr>
+        <w:spacing w:line="360" w:lineRule="auto"/>
+        <w:rPr>
+          <w:b/>
+        </w:rPr>
+      </w:pPr>
+    </w:p>
+    <w:p>
+      <w:pPr>
+        <w:spacing w:line="360" w:lineRule="auto"/>
+        <w:rPr>
+          <w:b/>
+        </w:rPr>
+      </w:pPr>
+    </w:p>
+    <w:p>
+      <w:pPr>
+        <w:spacing w:line="360" w:lineRule="auto"/>
+        <w:rPr>
+          <w:b/>
+        </w:rPr>
+      </w:pPr>
+    </w:p>
+    <w:p>
+      <w:pPr>
+        <w:spacing w:line="360" w:lineRule="auto"/>
+        <w:rPr>
+          <w:b/>
+        </w:rPr>
+      </w:pPr>
+    </w:p>
+    <w:p>
+      <w:pPr>
+        <w:pStyle w:val="Heading1"/>
+      </w:pPr>
+    </w:p>
+    <w:p/>
+    <w:p>
+      <w:pPr>
+        <w:pStyle w:val="Heading1"/>
+      </w:pPr>
+      <w:bookmarkStart w:id="14" w:name="_Toc229566101"/>
+      <w:r>
+        <w:lastRenderedPageBreak/>
+        <w:t>9.Reference</w:t>
+      </w:r>
       <w:bookmarkEnd w:id="14"/>
-    </w:p>
-    <w:p>
-      <w:pPr>
-        <w:spacing w:line="360" w:lineRule="auto"/>
-        <w:rPr>
-          <w:b/>
-        </w:rPr>
-      </w:pPr>
-    </w:p>
-    <w:p>
-      <w:pPr>
-        <w:spacing w:line="360" w:lineRule="auto"/>
-        <w:rPr>
-          <w:b/>
-        </w:rPr>
-      </w:pPr>
-    </w:p>
-    <w:p>
-      <w:pPr>
-        <w:spacing w:line="360" w:lineRule="auto"/>
-        <w:rPr>
-          <w:b/>
-        </w:rPr>
-      </w:pPr>
-    </w:p>
-    <w:p>
-      <w:pPr>
-        <w:spacing w:line="360" w:lineRule="auto"/>
-        <w:rPr>
-          <w:b/>
-        </w:rPr>
-      </w:pPr>
-    </w:p>
-    <w:p>
-      <w:pPr>
-        <w:spacing w:line="360" w:lineRule="auto"/>
-        <w:rPr>
-          <w:b/>
-        </w:rPr>
-      </w:pPr>
-    </w:p>
-    <w:p>
-      <w:pPr>
-        <w:spacing w:line="360" w:lineRule="auto"/>
-        <w:rPr>
-          <w:b/>
-        </w:rPr>
-      </w:pPr>
-    </w:p>
-    <w:p>
-      <w:pPr>
-        <w:spacing w:line="360" w:lineRule="auto"/>
-        <w:rPr>
-          <w:b/>
-        </w:rPr>
-      </w:pPr>
-    </w:p>
-    <w:p>
-      <w:pPr>
-        <w:spacing w:line="360" w:lineRule="auto"/>
-        <w:rPr>
-          <w:b/>
-        </w:rPr>
-      </w:pPr>
-    </w:p>
-    <w:p>
-      <w:pPr>
-        <w:spacing w:line="360" w:lineRule="auto"/>
-        <w:rPr>
-          <w:b/>
-        </w:rPr>
-      </w:pPr>
-    </w:p>
-    <w:p>
-      <w:pPr>
-        <w:pStyle w:val="Heading1"/>
-      </w:pPr>
-    </w:p>
-    <w:p/>
-    <w:p>
-      <w:pPr>
-        <w:pStyle w:val="Heading1"/>
-      </w:pPr>
-      <w:bookmarkStart w:id="15" w:name="_Toc229566101"/>
-      <w:r>
-        <w:t>9.Reference</w:t>
-      </w:r>
-      <w:bookmarkEnd w:id="15"/>
     </w:p>
     <w:p>
       <w:pPr>
@@ -4284,7 +4292,7 @@
           <w:color w:val="000000" w:themeColor="text1"/>
         </w:rPr>
       </w:pPr>
-      <w:hyperlink r:id="rId17" w:tgtFrame="_new" w:history="1">
+      <w:hyperlink r:id="rId16" w:tgtFrame="_new" w:history="1">
         <w:r>
           <w:rPr>
             <w:color w:val="000000" w:themeColor="text1"/>
@@ -4308,7 +4316,7 @@
           <w:color w:val="000000" w:themeColor="text1"/>
         </w:rPr>
       </w:pPr>
-      <w:hyperlink r:id="rId18" w:history="1">
+      <w:hyperlink r:id="rId17" w:history="1">
         <w:r>
           <w:rPr>
             <w:rStyle w:val="Hyperlink"/>
@@ -4389,11 +4397,11 @@
         <w:pStyle w:val="Heading1"/>
         <w:spacing w:before="0" w:after="0" w:line="360" w:lineRule="auto"/>
       </w:pPr>
-      <w:bookmarkStart w:id="16" w:name="_Toc229566102"/>
+      <w:bookmarkStart w:id="15" w:name="_Toc229566102"/>
       <w:r>
         <w:t>Conclusion</w:t>
       </w:r>
-      <w:bookmarkEnd w:id="16"/>
+      <w:bookmarkEnd w:id="15"/>
       <w:r>
         <w:t xml:space="preserve"> </w:t>
       </w:r>
@@ -4537,7 +4545,7 @@
       </w:r>
     </w:p>
     <w:sectPr>
-      <w:footerReference w:type="default" r:id="rId19"/>
+      <w:footerReference w:type="default" r:id="rId18"/>
       <w:pgSz w:w="11906" w:h="16838" w:code="9"/>
       <w:pgMar w:top="1440" w:right="1440" w:bottom="1440" w:left="2160" w:header="720" w:footer="720" w:gutter="0"/>
       <w:cols w:space="720"/>
@@ -4548,7 +4556,7 @@
 </file>
 
 <file path=word/endnotes.xml><?xml version="1.0" encoding="utf-8"?>
-<w:endnotes xmlns:wpc="http://schemas.microsoft.com/office/word/2010/wordprocessingCanvas" xmlns:mc="http://schemas.openxmlformats.org/markup-compatibility/2006" xmlns:o="urn:schemas-microsoft-com:office:office" xmlns:r="http://schemas.openxmlformats.org/officeDocument/2006/relationships" xmlns:m="http://schemas.openxmlformats.org/officeDocument/2006/math" xmlns:v="urn:schemas-microsoft-com:vml" xmlns:wp14="http://schemas.microsoft.com/office/word/2010/wordprocessingDrawing" xmlns:wp="http://schemas.openxmlformats.org/drawingml/2006/wordprocessingDrawing" xmlns:w10="urn:schemas-microsoft-com:office:word" xmlns:w="http://schemas.openxmlformats.org/wordprocessingml/2006/main" xmlns:w14="http://schemas.microsoft.com/office/word/2010/wordml" xmlns:wpg="http://schemas.microsoft.com/office/word/2010/wordprocessingGroup" xmlns:wpi="http://schemas.microsoft.com/office/word/2010/wordprocessingInk" xmlns:wne="http://schemas.microsoft.com/office/word/2006/wordml" xmlns:wps="http://schemas.microsoft.com/office/word/2010/wordprocessingShape" mc:Ignorable="w14 wp14">
+<w:endnotes xmlns:wpc="http://schemas.microsoft.com/office/word/2010/wordprocessingCanvas" xmlns:cx="http://schemas.microsoft.com/office/drawing/2014/chartex" xmlns:cx1="http://schemas.microsoft.com/office/drawing/2015/9/8/chartex" xmlns:cx2="http://schemas.microsoft.com/office/drawing/2015/10/21/chartex" xmlns:cx3="http://schemas.microsoft.com/office/drawing/2016/5/9/chartex" xmlns:cx4="http://schemas.microsoft.com/office/drawing/2016/5/10/chartex" xmlns:cx5="http://schemas.microsoft.com/office/drawing/2016/5/11/chartex" xmlns:cx6="http://schemas.microsoft.com/office/drawing/2016/5/12/chartex" xmlns:cx7="http://schemas.microsoft.com/office/drawing/2016/5/13/chartex" xmlns:cx8="http://schemas.microsoft.com/office/drawing/2016/5/14/chartex" xmlns:mc="http://schemas.openxmlformats.org/markup-compatibility/2006" xmlns:aink="http://schemas.microsoft.com/office/drawing/2016/ink" xmlns:am3d="http://schemas.microsoft.com/office/drawing/2017/model3d" xmlns:o="urn:schemas-microsoft-com:office:office" xmlns:oel="http://schemas.microsoft.com/office/2019/extlst" xmlns:r="http://schemas.openxmlformats.org/officeDocument/2006/relationships" xmlns:m="http://schemas.openxmlformats.org/officeDocument/2006/math" xmlns:v="urn:schemas-microsoft-com:vml" xmlns:wp14="http://schemas.microsoft.com/office/word/2010/wordprocessingDrawing" xmlns:wp="http://schemas.openxmlformats.org/drawingml/2006/wordprocessingDrawing" xmlns:w10="urn:schemas-microsoft-com:office:word" xmlns:w="http://schemas.openxmlformats.org/wordprocessingml/2006/main" xmlns:w14="http://schemas.microsoft.com/office/word/2010/wordml" xmlns:w15="http://schemas.microsoft.com/office/word/2012/wordml" xmlns:w16cex="http://schemas.microsoft.com/office/word/2018/wordml/cex" xmlns:w16cid="http://schemas.microsoft.com/office/word/2016/wordml/cid" xmlns:w16="http://schemas.microsoft.com/office/word/2018/wordml" xmlns:w16du="http://schemas.microsoft.com/office/word/2023/wordml/word16du" xmlns:w16sdtdh="http://schemas.microsoft.com/office/word/2020/wordml/sdtdatahash" xmlns:w16sdtfl="http://schemas.microsoft.com/office/word/2024/wordml/sdtformatlock" xmlns:w16se="http://schemas.microsoft.com/office/word/2015/wordml/symex" xmlns:wpg="http://schemas.microsoft.com/office/word/2010/wordprocessingGroup" xmlns:wpi="http://schemas.microsoft.com/office/word/2010/wordprocessingInk" xmlns:wne="http://schemas.microsoft.com/office/word/2006/wordml" xmlns:wps="http://schemas.microsoft.com/office/word/2010/wordprocessingShape" mc:Ignorable="w14 w15 w16se w16cid w16 w16cex w16sdtdh w16sdtfl w16du wp14">
   <w:endnote w:type="separator" w:id="-1">
     <w:p>
       <w:pPr>
@@ -4573,7 +4581,7 @@
 </file>
 
 <file path=word/footer1.xml><?xml version="1.0" encoding="utf-8"?>
-<w:ftr xmlns:wpc="http://schemas.microsoft.com/office/word/2010/wordprocessingCanvas" xmlns:mc="http://schemas.openxmlformats.org/markup-compatibility/2006" xmlns:o="urn:schemas-microsoft-com:office:office" xmlns:r="http://schemas.openxmlformats.org/officeDocument/2006/relationships" xmlns:m="http://schemas.openxmlformats.org/officeDocument/2006/math" xmlns:v="urn:schemas-microsoft-com:vml" xmlns:wp14="http://schemas.microsoft.com/office/word/2010/wordprocessingDrawing" xmlns:wp="http://schemas.openxmlformats.org/drawingml/2006/wordprocessingDrawing" xmlns:w10="urn:schemas-microsoft-com:office:word" xmlns:w="http://schemas.openxmlformats.org/wordprocessingml/2006/main" xmlns:w14="http://schemas.microsoft.com/office/word/2010/wordml" xmlns:wpg="http://schemas.microsoft.com/office/word/2010/wordprocessingGroup" xmlns:wpi="http://schemas.microsoft.com/office/word/2010/wordprocessingInk" xmlns:wne="http://schemas.microsoft.com/office/word/2006/wordml" xmlns:wps="http://schemas.microsoft.com/office/word/2010/wordprocessingShape" mc:Ignorable="w14 wp14">
+<w:ftr xmlns:wpc="http://schemas.microsoft.com/office/word/2010/wordprocessingCanvas" xmlns:cx="http://schemas.microsoft.com/office/drawing/2014/chartex" xmlns:cx1="http://schemas.microsoft.com/office/drawing/2015/9/8/chartex" xmlns:cx2="http://schemas.microsoft.com/office/drawing/2015/10/21/chartex" xmlns:cx3="http://schemas.microsoft.com/office/drawing/2016/5/9/chartex" xmlns:cx4="http://schemas.microsoft.com/office/drawing/2016/5/10/chartex" xmlns:cx5="http://schemas.microsoft.com/office/drawing/2016/5/11/chartex" xmlns:cx6="http://schemas.microsoft.com/office/drawing/2016/5/12/chartex" xmlns:cx7="http://schemas.microsoft.com/office/drawing/2016/5/13/chartex" xmlns:cx8="http://schemas.microsoft.com/office/drawing/2016/5/14/chartex" xmlns:mc="http://schemas.openxmlformats.org/markup-compatibility/2006" xmlns:aink="http://schemas.microsoft.com/office/drawing/2016/ink" xmlns:am3d="http://schemas.microsoft.com/office/drawing/2017/model3d" xmlns:o="urn:schemas-microsoft-com:office:office" xmlns:oel="http://schemas.microsoft.com/office/2019/extlst" xmlns:r="http://schemas.openxmlformats.org/officeDocument/2006/relationships" xmlns:m="http://schemas.openxmlformats.org/officeDocument/2006/math" xmlns:v="urn:schemas-microsoft-com:vml" xmlns:wp14="http://schemas.microsoft.com/office/word/2010/wordprocessingDrawing" xmlns:wp="http://schemas.openxmlformats.org/drawingml/2006/wordprocessingDrawing" xmlns:w10="urn:schemas-microsoft-com:office:word" xmlns:w="http://schemas.openxmlformats.org/wordprocessingml/2006/main" xmlns:w14="http://schemas.microsoft.com/office/word/2010/wordml" xmlns:w15="http://schemas.microsoft.com/office/word/2012/wordml" xmlns:w16cex="http://schemas.microsoft.com/office/word/2018/wordml/cex" xmlns:w16cid="http://schemas.microsoft.com/office/word/2016/wordml/cid" xmlns:w16="http://schemas.microsoft.com/office/word/2018/wordml" xmlns:w16du="http://schemas.microsoft.com/office/word/2023/wordml/word16du" xmlns:w16sdtdh="http://schemas.microsoft.com/office/word/2020/wordml/sdtdatahash" xmlns:w16sdtfl="http://schemas.microsoft.com/office/word/2024/wordml/sdtformatlock" xmlns:w16se="http://schemas.microsoft.com/office/word/2015/wordml/symex" xmlns:wpg="http://schemas.microsoft.com/office/word/2010/wordprocessingGroup" xmlns:wpi="http://schemas.microsoft.com/office/word/2010/wordprocessingInk" xmlns:wne="http://schemas.microsoft.com/office/word/2006/wordml" xmlns:wps="http://schemas.microsoft.com/office/word/2010/wordprocessingShape" mc:Ignorable="w14 w15 w16se w16cid w16 w16cex w16sdtdh w16sdtfl w16du wp14">
   <w:sdt>
     <w:sdtPr>
       <w:id w:val="1769740165"/>
@@ -4626,7 +4634,7 @@
 </file>
 
 <file path=word/footnotes.xml><?xml version="1.0" encoding="utf-8"?>
-<w:footnotes xmlns:wpc="http://schemas.microsoft.com/office/word/2010/wordprocessingCanvas" xmlns:mc="http://schemas.openxmlformats.org/markup-compatibility/2006" xmlns:o="urn:schemas-microsoft-com:office:office" xmlns:r="http://schemas.openxmlformats.org/officeDocument/2006/relationships" xmlns:m="http://schemas.openxmlformats.org/officeDocument/2006/math" xmlns:v="urn:schemas-microsoft-com:vml" xmlns:wp14="http://schemas.microsoft.com/office/word/2010/wordprocessingDrawing" xmlns:wp="http://schemas.openxmlformats.org/drawingml/2006/wordprocessingDrawing" xmlns:w10="urn:schemas-microsoft-com:office:word" xmlns:w="http://schemas.openxmlformats.org/wordprocessingml/2006/main" xmlns:w14="http://schemas.microsoft.com/office/word/2010/wordml" xmlns:wpg="http://schemas.microsoft.com/office/word/2010/wordprocessingGroup" xmlns:wpi="http://schemas.microsoft.com/office/word/2010/wordprocessingInk" xmlns:wne="http://schemas.microsoft.com/office/word/2006/wordml" xmlns:wps="http://schemas.microsoft.com/office/word/2010/wordprocessingShape" mc:Ignorable="w14 wp14">
+<w:footnotes xmlns:wpc="http://schemas.microsoft.com/office/word/2010/wordprocessingCanvas" xmlns:cx="http://schemas.microsoft.com/office/drawing/2014/chartex" xmlns:cx1="http://schemas.microsoft.com/office/drawing/2015/9/8/chartex" xmlns:cx2="http://schemas.microsoft.com/office/drawing/2015/10/21/chartex" xmlns:cx3="http://schemas.microsoft.com/office/drawing/2016/5/9/chartex" xmlns:cx4="http://schemas.microsoft.com/office/drawing/2016/5/10/chartex" xmlns:cx5="http://schemas.microsoft.com/office/drawing/2016/5/11/chartex" xmlns:cx6="http://schemas.microsoft.com/office/drawing/2016/5/12/chartex" xmlns:cx7="http://schemas.microsoft.com/office/drawing/2016/5/13/chartex" xmlns:cx8="http://schemas.microsoft.com/office/drawing/2016/5/14/chartex" xmlns:mc="http://schemas.openxmlformats.org/markup-compatibility/2006" xmlns:aink="http://schemas.microsoft.com/office/drawing/2016/ink" xmlns:am3d="http://schemas.microsoft.com/office/drawing/2017/model3d" xmlns:o="urn:schemas-microsoft-com:office:office" xmlns:oel="http://schemas.microsoft.com/office/2019/extlst" xmlns:r="http://schemas.openxmlformats.org/officeDocument/2006/relationships" xmlns:m="http://schemas.openxmlformats.org/officeDocument/2006/math" xmlns:v="urn:schemas-microsoft-com:vml" xmlns:wp14="http://schemas.microsoft.com/office/word/2010/wordprocessingDrawing" xmlns:wp="http://schemas.openxmlformats.org/drawingml/2006/wordprocessingDrawing" xmlns:w10="urn:schemas-microsoft-com:office:word" xmlns:w="http://schemas.openxmlformats.org/wordprocessingml/2006/main" xmlns:w14="http://schemas.microsoft.com/office/word/2010/wordml" xmlns:w15="http://schemas.microsoft.com/office/word/2012/wordml" xmlns:w16cex="http://schemas.microsoft.com/office/word/2018/wordml/cex" xmlns:w16cid="http://schemas.microsoft.com/office/word/2016/wordml/cid" xmlns:w16="http://schemas.microsoft.com/office/word/2018/wordml" xmlns:w16du="http://schemas.microsoft.com/office/word/2023/wordml/word16du" xmlns:w16sdtdh="http://schemas.microsoft.com/office/word/2020/wordml/sdtdatahash" xmlns:w16sdtfl="http://schemas.microsoft.com/office/word/2024/wordml/sdtformatlock" xmlns:w16se="http://schemas.microsoft.com/office/word/2015/wordml/symex" xmlns:wpg="http://schemas.microsoft.com/office/word/2010/wordprocessingGroup" xmlns:wpi="http://schemas.microsoft.com/office/word/2010/wordprocessingInk" xmlns:wne="http://schemas.microsoft.com/office/word/2006/wordml" xmlns:wps="http://schemas.microsoft.com/office/word/2010/wordprocessingShape" mc:Ignorable="w14 w15 w16se w16cid w16 w16cex w16sdtdh w16sdtfl w16du wp14">
   <w:footnote w:type="separator" w:id="-1">
     <w:p>
       <w:pPr>
@@ -4651,8 +4659,8 @@
 </file>
 
 <file path=word/numbering.xml><?xml version="1.0" encoding="utf-8"?>
-<w:numbering xmlns:wpc="http://schemas.microsoft.com/office/word/2010/wordprocessingCanvas" xmlns:mc="http://schemas.openxmlformats.org/markup-compatibility/2006" xmlns:o="urn:schemas-microsoft-com:office:office" xmlns:r="http://schemas.openxmlformats.org/officeDocument/2006/relationships" xmlns:m="http://schemas.openxmlformats.org/officeDocument/2006/math" xmlns:v="urn:schemas-microsoft-com:vml" xmlns:wp14="http://schemas.microsoft.com/office/word/2010/wordprocessingDrawing" xmlns:wp="http://schemas.openxmlformats.org/drawingml/2006/wordprocessingDrawing" xmlns:w10="urn:schemas-microsoft-com:office:word" xmlns:w="http://schemas.openxmlformats.org/wordprocessingml/2006/main" xmlns:w14="http://schemas.microsoft.com/office/word/2010/wordml" xmlns:wpg="http://schemas.microsoft.com/office/word/2010/wordprocessingGroup" xmlns:wpi="http://schemas.microsoft.com/office/word/2010/wordprocessingInk" xmlns:wne="http://schemas.microsoft.com/office/word/2006/wordml" xmlns:wps="http://schemas.microsoft.com/office/word/2010/wordprocessingShape" mc:Ignorable="w14 wp14">
-  <w:abstractNum w:abstractNumId="0">
+<w:numbering xmlns:wpc="http://schemas.microsoft.com/office/word/2010/wordprocessingCanvas" xmlns:cx="http://schemas.microsoft.com/office/drawing/2014/chartex" xmlns:cx1="http://schemas.microsoft.com/office/drawing/2015/9/8/chartex" xmlns:cx2="http://schemas.microsoft.com/office/drawing/2015/10/21/chartex" xmlns:cx3="http://schemas.microsoft.com/office/drawing/2016/5/9/chartex" xmlns:cx4="http://schemas.microsoft.com/office/drawing/2016/5/10/chartex" xmlns:cx5="http://schemas.microsoft.com/office/drawing/2016/5/11/chartex" xmlns:cx6="http://schemas.microsoft.com/office/drawing/2016/5/12/chartex" xmlns:cx7="http://schemas.microsoft.com/office/drawing/2016/5/13/chartex" xmlns:cx8="http://schemas.microsoft.com/office/drawing/2016/5/14/chartex" xmlns:mc="http://schemas.openxmlformats.org/markup-compatibility/2006" xmlns:aink="http://schemas.microsoft.com/office/drawing/2016/ink" xmlns:am3d="http://schemas.microsoft.com/office/drawing/2017/model3d" xmlns:o="urn:schemas-microsoft-com:office:office" xmlns:oel="http://schemas.microsoft.com/office/2019/extlst" xmlns:r="http://schemas.openxmlformats.org/officeDocument/2006/relationships" xmlns:m="http://schemas.openxmlformats.org/officeDocument/2006/math" xmlns:v="urn:schemas-microsoft-com:vml" xmlns:wp14="http://schemas.microsoft.com/office/word/2010/wordprocessingDrawing" xmlns:wp="http://schemas.openxmlformats.org/drawingml/2006/wordprocessingDrawing" xmlns:w10="urn:schemas-microsoft-com:office:word" xmlns:w="http://schemas.openxmlformats.org/wordprocessingml/2006/main" xmlns:w14="http://schemas.microsoft.com/office/word/2010/wordml" xmlns:w15="http://schemas.microsoft.com/office/word/2012/wordml" xmlns:w16cex="http://schemas.microsoft.com/office/word/2018/wordml/cex" xmlns:w16cid="http://schemas.microsoft.com/office/word/2016/wordml/cid" xmlns:w16="http://schemas.microsoft.com/office/word/2018/wordml" xmlns:w16du="http://schemas.microsoft.com/office/word/2023/wordml/word16du" xmlns:w16sdtdh="http://schemas.microsoft.com/office/word/2020/wordml/sdtdatahash" xmlns:w16sdtfl="http://schemas.microsoft.com/office/word/2024/wordml/sdtformatlock" xmlns:w16se="http://schemas.microsoft.com/office/word/2015/wordml/symex" xmlns:wpg="http://schemas.microsoft.com/office/word/2010/wordprocessingGroup" xmlns:wpi="http://schemas.microsoft.com/office/word/2010/wordprocessingInk" xmlns:wne="http://schemas.microsoft.com/office/word/2006/wordml" xmlns:wps="http://schemas.microsoft.com/office/word/2010/wordprocessingShape" mc:Ignorable="w14 w15 w16se w16cid w16 w16cex w16sdtdh w16sdtfl w16du wp14">
+  <w:abstractNum w:abstractNumId="0" w15:restartNumberingAfterBreak="0">
     <w:nsid w:val="01FB37DE"/>
     <w:multiLevelType w:val="hybridMultilevel"/>
     <w:tmpl w:val="00B6C87A"/>
@@ -4765,7 +4773,7 @@
       </w:rPr>
     </w:lvl>
   </w:abstractNum>
-  <w:abstractNum w:abstractNumId="1">
+  <w:abstractNum w:abstractNumId="1" w15:restartNumberingAfterBreak="0">
     <w:nsid w:val="0A022930"/>
     <w:multiLevelType w:val="hybridMultilevel"/>
     <w:tmpl w:val="F782BEB0"/>
@@ -4878,7 +4886,7 @@
       </w:rPr>
     </w:lvl>
   </w:abstractNum>
-  <w:abstractNum w:abstractNumId="2">
+  <w:abstractNum w:abstractNumId="2" w15:restartNumberingAfterBreak="0">
     <w:nsid w:val="0FA97372"/>
     <w:multiLevelType w:val="multilevel"/>
     <w:tmpl w:val="7C181842"/>
@@ -4991,7 +4999,7 @@
       </w:rPr>
     </w:lvl>
   </w:abstractNum>
-  <w:abstractNum w:abstractNumId="3">
+  <w:abstractNum w:abstractNumId="3" w15:restartNumberingAfterBreak="0">
     <w:nsid w:val="11080D9D"/>
     <w:multiLevelType w:val="multilevel"/>
     <w:tmpl w:val="DB1C7804"/>
@@ -5140,7 +5148,7 @@
       </w:rPr>
     </w:lvl>
   </w:abstractNum>
-  <w:abstractNum w:abstractNumId="4">
+  <w:abstractNum w:abstractNumId="4" w15:restartNumberingAfterBreak="0">
     <w:nsid w:val="18AC224B"/>
     <w:multiLevelType w:val="hybridMultilevel"/>
     <w:tmpl w:val="00CA901C"/>
@@ -5253,7 +5261,7 @@
       </w:rPr>
     </w:lvl>
   </w:abstractNum>
-  <w:abstractNum w:abstractNumId="5">
+  <w:abstractNum w:abstractNumId="5" w15:restartNumberingAfterBreak="0">
     <w:nsid w:val="1CE3746A"/>
     <w:multiLevelType w:val="hybridMultilevel"/>
     <w:tmpl w:val="CA98A3EC"/>
@@ -5366,7 +5374,7 @@
       </w:rPr>
     </w:lvl>
   </w:abstractNum>
-  <w:abstractNum w:abstractNumId="6">
+  <w:abstractNum w:abstractNumId="6" w15:restartNumberingAfterBreak="0">
     <w:nsid w:val="1F5B20BF"/>
     <w:multiLevelType w:val="hybridMultilevel"/>
     <w:tmpl w:val="0B148300"/>
@@ -5452,7 +5460,7 @@
       </w:pPr>
     </w:lvl>
   </w:abstractNum>
-  <w:abstractNum w:abstractNumId="7">
+  <w:abstractNum w:abstractNumId="7" w15:restartNumberingAfterBreak="0">
     <w:nsid w:val="261A760D"/>
     <w:multiLevelType w:val="multilevel"/>
     <w:tmpl w:val="47F88D68"/>
@@ -5601,7 +5609,7 @@
       </w:rPr>
     </w:lvl>
   </w:abstractNum>
-  <w:abstractNum w:abstractNumId="8">
+  <w:abstractNum w:abstractNumId="8" w15:restartNumberingAfterBreak="0">
     <w:nsid w:val="28D53AAE"/>
     <w:multiLevelType w:val="multilevel"/>
     <w:tmpl w:val="E0D85A56"/>
@@ -5722,7 +5730,7 @@
       </w:rPr>
     </w:lvl>
   </w:abstractNum>
-  <w:abstractNum w:abstractNumId="9">
+  <w:abstractNum w:abstractNumId="9" w15:restartNumberingAfterBreak="0">
     <w:nsid w:val="304450E7"/>
     <w:multiLevelType w:val="hybridMultilevel"/>
     <w:tmpl w:val="179C1F3A"/>
@@ -5811,7 +5819,7 @@
       </w:pPr>
     </w:lvl>
   </w:abstractNum>
-  <w:abstractNum w:abstractNumId="10">
+  <w:abstractNum w:abstractNumId="10" w15:restartNumberingAfterBreak="0">
     <w:nsid w:val="32B04B0C"/>
     <w:multiLevelType w:val="hybridMultilevel"/>
     <w:tmpl w:val="7A188826"/>
@@ -5897,7 +5905,7 @@
       </w:pPr>
     </w:lvl>
   </w:abstractNum>
-  <w:abstractNum w:abstractNumId="11">
+  <w:abstractNum w:abstractNumId="11" w15:restartNumberingAfterBreak="0">
     <w:nsid w:val="351B0C4D"/>
     <w:multiLevelType w:val="hybridMultilevel"/>
     <w:tmpl w:val="B652E368"/>
@@ -6010,7 +6018,7 @@
       </w:rPr>
     </w:lvl>
   </w:abstractNum>
-  <w:abstractNum w:abstractNumId="12">
+  <w:abstractNum w:abstractNumId="12" w15:restartNumberingAfterBreak="0">
     <w:nsid w:val="354143F8"/>
     <w:multiLevelType w:val="hybridMultilevel"/>
     <w:tmpl w:val="80A26312"/>
@@ -6123,7 +6131,7 @@
       </w:rPr>
     </w:lvl>
   </w:abstractNum>
-  <w:abstractNum w:abstractNumId="13">
+  <w:abstractNum w:abstractNumId="13" w15:restartNumberingAfterBreak="0">
     <w:nsid w:val="37B976D2"/>
     <w:multiLevelType w:val="hybridMultilevel"/>
     <w:tmpl w:val="C686B4C6"/>
@@ -6212,7 +6220,7 @@
       </w:pPr>
     </w:lvl>
   </w:abstractNum>
-  <w:abstractNum w:abstractNumId="14">
+  <w:abstractNum w:abstractNumId="14" w15:restartNumberingAfterBreak="0">
     <w:nsid w:val="3A103230"/>
     <w:multiLevelType w:val="hybridMultilevel"/>
     <w:tmpl w:val="420E5E74"/>
@@ -6301,7 +6309,7 @@
       </w:pPr>
     </w:lvl>
   </w:abstractNum>
-  <w:abstractNum w:abstractNumId="15">
+  <w:abstractNum w:abstractNumId="15" w15:restartNumberingAfterBreak="0">
     <w:nsid w:val="3B6717A6"/>
     <w:multiLevelType w:val="hybridMultilevel"/>
     <w:tmpl w:val="0560965A"/>
@@ -6414,7 +6422,7 @@
       </w:rPr>
     </w:lvl>
   </w:abstractNum>
-  <w:abstractNum w:abstractNumId="16">
+  <w:abstractNum w:abstractNumId="16" w15:restartNumberingAfterBreak="0">
     <w:nsid w:val="3C862C13"/>
     <w:multiLevelType w:val="hybridMultilevel"/>
     <w:tmpl w:val="33803D40"/>
@@ -6527,7 +6535,7 @@
       </w:rPr>
     </w:lvl>
   </w:abstractNum>
-  <w:abstractNum w:abstractNumId="17">
+  <w:abstractNum w:abstractNumId="17" w15:restartNumberingAfterBreak="0">
     <w:nsid w:val="3D85501A"/>
     <w:multiLevelType w:val="hybridMultilevel"/>
     <w:tmpl w:val="7ED8929C"/>
@@ -6613,7 +6621,7 @@
       </w:pPr>
     </w:lvl>
   </w:abstractNum>
-  <w:abstractNum w:abstractNumId="18">
+  <w:abstractNum w:abstractNumId="18" w15:restartNumberingAfterBreak="0">
     <w:nsid w:val="40EC6F4B"/>
     <w:multiLevelType w:val="hybridMultilevel"/>
     <w:tmpl w:val="CCFC8B78"/>
@@ -6726,7 +6734,7 @@
       </w:rPr>
     </w:lvl>
   </w:abstractNum>
-  <w:abstractNum w:abstractNumId="19">
+  <w:abstractNum w:abstractNumId="19" w15:restartNumberingAfterBreak="0">
     <w:nsid w:val="47414871"/>
     <w:multiLevelType w:val="hybridMultilevel"/>
     <w:tmpl w:val="A2F8A038"/>
@@ -6839,7 +6847,7 @@
       </w:rPr>
     </w:lvl>
   </w:abstractNum>
-  <w:abstractNum w:abstractNumId="20">
+  <w:abstractNum w:abstractNumId="20" w15:restartNumberingAfterBreak="0">
     <w:nsid w:val="4AEB50CD"/>
     <w:multiLevelType w:val="hybridMultilevel"/>
     <w:tmpl w:val="157CB846"/>
@@ -6952,7 +6960,7 @@
       </w:rPr>
     </w:lvl>
   </w:abstractNum>
-  <w:abstractNum w:abstractNumId="21">
+  <w:abstractNum w:abstractNumId="21" w15:restartNumberingAfterBreak="0">
     <w:nsid w:val="510C12AC"/>
     <w:multiLevelType w:val="hybridMultilevel"/>
     <w:tmpl w:val="1EECA868"/>
@@ -7065,7 +7073,7 @@
       </w:rPr>
     </w:lvl>
   </w:abstractNum>
-  <w:abstractNum w:abstractNumId="22">
+  <w:abstractNum w:abstractNumId="22" w15:restartNumberingAfterBreak="0">
     <w:nsid w:val="51D35F3A"/>
     <w:multiLevelType w:val="hybridMultilevel"/>
     <w:tmpl w:val="A114EE9C"/>
@@ -7178,7 +7186,7 @@
       </w:rPr>
     </w:lvl>
   </w:abstractNum>
-  <w:abstractNum w:abstractNumId="23">
+  <w:abstractNum w:abstractNumId="23" w15:restartNumberingAfterBreak="0">
     <w:nsid w:val="568C0D0E"/>
     <w:multiLevelType w:val="hybridMultilevel"/>
     <w:tmpl w:val="2A508690"/>
@@ -7291,7 +7299,7 @@
       </w:rPr>
     </w:lvl>
   </w:abstractNum>
-  <w:abstractNum w:abstractNumId="24">
+  <w:abstractNum w:abstractNumId="24" w15:restartNumberingAfterBreak="0">
     <w:nsid w:val="5A953DAD"/>
     <w:multiLevelType w:val="hybridMultilevel"/>
     <w:tmpl w:val="923C6ECA"/>
@@ -7404,7 +7412,7 @@
       </w:rPr>
     </w:lvl>
   </w:abstractNum>
-  <w:abstractNum w:abstractNumId="25">
+  <w:abstractNum w:abstractNumId="25" w15:restartNumberingAfterBreak="0">
     <w:nsid w:val="5CA45A24"/>
     <w:multiLevelType w:val="hybridMultilevel"/>
     <w:tmpl w:val="CB90F91C"/>
@@ -7517,7 +7525,7 @@
       </w:rPr>
     </w:lvl>
   </w:abstractNum>
-  <w:abstractNum w:abstractNumId="26">
+  <w:abstractNum w:abstractNumId="26" w15:restartNumberingAfterBreak="0">
     <w:nsid w:val="5CFE4A2C"/>
     <w:multiLevelType w:val="hybridMultilevel"/>
     <w:tmpl w:val="07B62302"/>
@@ -7606,7 +7614,7 @@
       </w:pPr>
     </w:lvl>
   </w:abstractNum>
-  <w:abstractNum w:abstractNumId="27">
+  <w:abstractNum w:abstractNumId="27" w15:restartNumberingAfterBreak="0">
     <w:nsid w:val="60347B78"/>
     <w:multiLevelType w:val="hybridMultilevel"/>
     <w:tmpl w:val="20E65BBC"/>
@@ -7719,7 +7727,7 @@
       </w:rPr>
     </w:lvl>
   </w:abstractNum>
-  <w:abstractNum w:abstractNumId="28">
+  <w:abstractNum w:abstractNumId="28" w15:restartNumberingAfterBreak="0">
     <w:nsid w:val="60975DAC"/>
     <w:multiLevelType w:val="multilevel"/>
     <w:tmpl w:val="380C6BFE"/>
@@ -7849,7 +7857,7 @@
       </w:rPr>
     </w:lvl>
   </w:abstractNum>
-  <w:abstractNum w:abstractNumId="29">
+  <w:abstractNum w:abstractNumId="29" w15:restartNumberingAfterBreak="0">
     <w:nsid w:val="60B12A81"/>
     <w:multiLevelType w:val="multilevel"/>
     <w:tmpl w:val="BBE6D7CC"/>
@@ -7998,7 +8006,7 @@
       </w:rPr>
     </w:lvl>
   </w:abstractNum>
-  <w:abstractNum w:abstractNumId="30">
+  <w:abstractNum w:abstractNumId="30" w15:restartNumberingAfterBreak="0">
     <w:nsid w:val="688C7D5C"/>
     <w:multiLevelType w:val="hybridMultilevel"/>
     <w:tmpl w:val="217C0934"/>
@@ -8111,7 +8119,7 @@
       </w:rPr>
     </w:lvl>
   </w:abstractNum>
-  <w:abstractNum w:abstractNumId="31">
+  <w:abstractNum w:abstractNumId="31" w15:restartNumberingAfterBreak="0">
     <w:nsid w:val="68DC1F10"/>
     <w:multiLevelType w:val="hybridMultilevel"/>
     <w:tmpl w:val="D1265278"/>
@@ -8224,7 +8232,7 @@
       </w:rPr>
     </w:lvl>
   </w:abstractNum>
-  <w:abstractNum w:abstractNumId="32">
+  <w:abstractNum w:abstractNumId="32" w15:restartNumberingAfterBreak="0">
     <w:nsid w:val="69CA3B02"/>
     <w:multiLevelType w:val="hybridMultilevel"/>
     <w:tmpl w:val="F642E598"/>
@@ -8337,7 +8345,7 @@
       </w:rPr>
     </w:lvl>
   </w:abstractNum>
-  <w:abstractNum w:abstractNumId="33">
+  <w:abstractNum w:abstractNumId="33" w15:restartNumberingAfterBreak="0">
     <w:nsid w:val="6B7377DD"/>
     <w:multiLevelType w:val="hybridMultilevel"/>
     <w:tmpl w:val="7CAC653A"/>
@@ -8423,7 +8431,7 @@
       </w:pPr>
     </w:lvl>
   </w:abstractNum>
-  <w:abstractNum w:abstractNumId="34">
+  <w:abstractNum w:abstractNumId="34" w15:restartNumberingAfterBreak="0">
     <w:nsid w:val="722002D8"/>
     <w:multiLevelType w:val="hybridMultilevel"/>
     <w:tmpl w:val="79B46684"/>
@@ -8536,7 +8544,7 @@
       </w:rPr>
     </w:lvl>
   </w:abstractNum>
-  <w:abstractNum w:abstractNumId="35">
+  <w:abstractNum w:abstractNumId="35" w15:restartNumberingAfterBreak="0">
     <w:nsid w:val="72BA1947"/>
     <w:multiLevelType w:val="hybridMultilevel"/>
     <w:tmpl w:val="CCE4C876"/>
@@ -8649,7 +8657,7 @@
       </w:rPr>
     </w:lvl>
   </w:abstractNum>
-  <w:abstractNum w:abstractNumId="36">
+  <w:abstractNum w:abstractNumId="36" w15:restartNumberingAfterBreak="0">
     <w:nsid w:val="764C0700"/>
     <w:multiLevelType w:val="hybridMultilevel"/>
     <w:tmpl w:val="6D68C8A8"/>
@@ -8762,7 +8770,7 @@
       </w:rPr>
     </w:lvl>
   </w:abstractNum>
-  <w:abstractNum w:abstractNumId="37">
+  <w:abstractNum w:abstractNumId="37" w15:restartNumberingAfterBreak="0">
     <w:nsid w:val="77EB3A93"/>
     <w:multiLevelType w:val="hybridMultilevel"/>
     <w:tmpl w:val="A3F2EAF0"/>
@@ -8848,7 +8856,7 @@
       </w:pPr>
     </w:lvl>
   </w:abstractNum>
-  <w:abstractNum w:abstractNumId="38">
+  <w:abstractNum w:abstractNumId="38" w15:restartNumberingAfterBreak="0">
     <w:nsid w:val="7A3B0902"/>
     <w:multiLevelType w:val="hybridMultilevel"/>
     <w:tmpl w:val="8F7AAA36"/>
@@ -8961,128 +8969,128 @@
       </w:rPr>
     </w:lvl>
   </w:abstractNum>
-  <w:num w:numId="1">
+  <w:num w:numId="1" w16cid:durableId="681786857">
     <w:abstractNumId w:val="9"/>
   </w:num>
-  <w:num w:numId="2">
+  <w:num w:numId="2" w16cid:durableId="2095011545">
     <w:abstractNumId w:val="28"/>
   </w:num>
-  <w:num w:numId="3">
+  <w:num w:numId="3" w16cid:durableId="747188654">
     <w:abstractNumId w:val="12"/>
   </w:num>
-  <w:num w:numId="4">
+  <w:num w:numId="4" w16cid:durableId="330376084">
     <w:abstractNumId w:val="21"/>
   </w:num>
-  <w:num w:numId="5">
+  <w:num w:numId="5" w16cid:durableId="193735274">
     <w:abstractNumId w:val="29"/>
   </w:num>
-  <w:num w:numId="6">
+  <w:num w:numId="6" w16cid:durableId="62721973">
     <w:abstractNumId w:val="32"/>
   </w:num>
-  <w:num w:numId="7">
+  <w:num w:numId="7" w16cid:durableId="247815901">
     <w:abstractNumId w:val="13"/>
   </w:num>
-  <w:num w:numId="8">
+  <w:num w:numId="8" w16cid:durableId="1539313686">
     <w:abstractNumId w:val="6"/>
   </w:num>
-  <w:num w:numId="9">
+  <w:num w:numId="9" w16cid:durableId="1014763620">
     <w:abstractNumId w:val="18"/>
   </w:num>
-  <w:num w:numId="10">
+  <w:num w:numId="10" w16cid:durableId="305596894">
     <w:abstractNumId w:val="2"/>
   </w:num>
-  <w:num w:numId="11">
+  <w:num w:numId="11" w16cid:durableId="542444483">
     <w:abstractNumId w:val="14"/>
   </w:num>
-  <w:num w:numId="12">
+  <w:num w:numId="12" w16cid:durableId="1937707219">
     <w:abstractNumId w:val="26"/>
   </w:num>
-  <w:num w:numId="13">
+  <w:num w:numId="13" w16cid:durableId="1450052791">
     <w:abstractNumId w:val="17"/>
   </w:num>
-  <w:num w:numId="14">
+  <w:num w:numId="14" w16cid:durableId="707149820">
     <w:abstractNumId w:val="8"/>
   </w:num>
-  <w:num w:numId="15">
+  <w:num w:numId="15" w16cid:durableId="1190073586">
     <w:abstractNumId w:val="38"/>
   </w:num>
-  <w:num w:numId="16">
+  <w:num w:numId="16" w16cid:durableId="192425716">
     <w:abstractNumId w:val="3"/>
   </w:num>
-  <w:num w:numId="17">
+  <w:num w:numId="17" w16cid:durableId="1031229089">
     <w:abstractNumId w:val="35"/>
   </w:num>
-  <w:num w:numId="18">
+  <w:num w:numId="18" w16cid:durableId="1604220177">
     <w:abstractNumId w:val="1"/>
   </w:num>
-  <w:num w:numId="19">
+  <w:num w:numId="19" w16cid:durableId="1125663582">
     <w:abstractNumId w:val="11"/>
   </w:num>
-  <w:num w:numId="20">
+  <w:num w:numId="20" w16cid:durableId="1717922774">
     <w:abstractNumId w:val="10"/>
   </w:num>
-  <w:num w:numId="21">
+  <w:num w:numId="21" w16cid:durableId="1406538170">
     <w:abstractNumId w:val="23"/>
   </w:num>
-  <w:num w:numId="22">
+  <w:num w:numId="22" w16cid:durableId="94520400">
     <w:abstractNumId w:val="19"/>
   </w:num>
-  <w:num w:numId="23">
+  <w:num w:numId="23" w16cid:durableId="859047930">
     <w:abstractNumId w:val="31"/>
   </w:num>
-  <w:num w:numId="24">
+  <w:num w:numId="24" w16cid:durableId="978149458">
     <w:abstractNumId w:val="15"/>
   </w:num>
-  <w:num w:numId="25">
+  <w:num w:numId="25" w16cid:durableId="2041858802">
     <w:abstractNumId w:val="20"/>
   </w:num>
-  <w:num w:numId="26">
+  <w:num w:numId="26" w16cid:durableId="1890458415">
     <w:abstractNumId w:val="25"/>
   </w:num>
-  <w:num w:numId="27">
+  <w:num w:numId="27" w16cid:durableId="967080234">
     <w:abstractNumId w:val="36"/>
   </w:num>
-  <w:num w:numId="28">
+  <w:num w:numId="28" w16cid:durableId="812525677">
     <w:abstractNumId w:val="5"/>
   </w:num>
-  <w:num w:numId="29">
+  <w:num w:numId="29" w16cid:durableId="1877622836">
     <w:abstractNumId w:val="22"/>
   </w:num>
-  <w:num w:numId="30">
+  <w:num w:numId="30" w16cid:durableId="1712150705">
     <w:abstractNumId w:val="37"/>
   </w:num>
-  <w:num w:numId="31">
+  <w:num w:numId="31" w16cid:durableId="168911339">
     <w:abstractNumId w:val="0"/>
   </w:num>
-  <w:num w:numId="32">
+  <w:num w:numId="32" w16cid:durableId="1879851712">
     <w:abstractNumId w:val="27"/>
   </w:num>
-  <w:num w:numId="33">
+  <w:num w:numId="33" w16cid:durableId="950936200">
     <w:abstractNumId w:val="33"/>
   </w:num>
-  <w:num w:numId="34">
+  <w:num w:numId="34" w16cid:durableId="733043209">
     <w:abstractNumId w:val="24"/>
   </w:num>
-  <w:num w:numId="35">
+  <w:num w:numId="35" w16cid:durableId="168106130">
     <w:abstractNumId w:val="30"/>
   </w:num>
-  <w:num w:numId="36">
+  <w:num w:numId="36" w16cid:durableId="954485269">
     <w:abstractNumId w:val="16"/>
   </w:num>
-  <w:num w:numId="37">
+  <w:num w:numId="37" w16cid:durableId="1873028343">
     <w:abstractNumId w:val="7"/>
   </w:num>
-  <w:num w:numId="38">
+  <w:num w:numId="38" w16cid:durableId="476844785">
     <w:abstractNumId w:val="34"/>
   </w:num>
-  <w:num w:numId="39">
+  <w:num w:numId="39" w16cid:durableId="1530945760">
     <w:abstractNumId w:val="4"/>
   </w:num>
 </w:numbering>
 </file>
 
 <file path=word/styles.xml><?xml version="1.0" encoding="utf-8"?>
-<w:styles xmlns:mc="http://schemas.openxmlformats.org/markup-compatibility/2006" xmlns:r="http://schemas.openxmlformats.org/officeDocument/2006/relationships" xmlns:w="http://schemas.openxmlformats.org/wordprocessingml/2006/main" xmlns:w14="http://schemas.microsoft.com/office/word/2010/wordml" mc:Ignorable="w14">
+<w:styles xmlns:mc="http://schemas.openxmlformats.org/markup-compatibility/2006" xmlns:r="http://schemas.openxmlformats.org/officeDocument/2006/relationships" xmlns:w="http://schemas.openxmlformats.org/wordprocessingml/2006/main" xmlns:w14="http://schemas.microsoft.com/office/word/2010/wordml" xmlns:w15="http://schemas.microsoft.com/office/word/2012/wordml" xmlns:w16cex="http://schemas.microsoft.com/office/word/2018/wordml/cex" xmlns:w16cid="http://schemas.microsoft.com/office/word/2016/wordml/cid" xmlns:w16="http://schemas.microsoft.com/office/word/2018/wordml" xmlns:w16du="http://schemas.microsoft.com/office/word/2023/wordml/word16du" xmlns:w16sdtdh="http://schemas.microsoft.com/office/word/2020/wordml/sdtdatahash" xmlns:w16sdtfl="http://schemas.microsoft.com/office/word/2024/wordml/sdtformatlock" xmlns:w16se="http://schemas.microsoft.com/office/word/2015/wordml/symex" mc:Ignorable="w14 w15 w16se w16cid w16 w16cex w16sdtdh w16sdtfl w16du">
   <w:docDefaults>
     <w:rPrDefault>
       <w:rPr>
@@ -9098,144 +9106,383 @@
       </w:pPr>
     </w:pPrDefault>
   </w:docDefaults>
-  <w:latentStyles w:defLockedState="0" w:defUIPriority="99" w:defSemiHidden="1" w:defUnhideWhenUsed="1" w:defQFormat="0" w:count="267">
-    <w:lsdException w:name="Normal" w:semiHidden="0" w:uiPriority="0" w:unhideWhenUsed="0" w:qFormat="1"/>
-    <w:lsdException w:name="heading 1" w:semiHidden="0" w:uiPriority="9" w:unhideWhenUsed="0" w:qFormat="1"/>
-    <w:lsdException w:name="heading 2" w:uiPriority="9" w:qFormat="1"/>
-    <w:lsdException w:name="heading 3" w:uiPriority="9" w:qFormat="1"/>
-    <w:lsdException w:name="heading 4" w:uiPriority="9" w:qFormat="1"/>
-    <w:lsdException w:name="heading 5" w:uiPriority="9" w:qFormat="1"/>
-    <w:lsdException w:name="heading 6" w:uiPriority="9" w:qFormat="1"/>
-    <w:lsdException w:name="heading 7" w:uiPriority="9" w:qFormat="1"/>
-    <w:lsdException w:name="heading 8" w:uiPriority="9" w:qFormat="1"/>
-    <w:lsdException w:name="heading 9" w:uiPriority="9" w:qFormat="1"/>
-    <w:lsdException w:name="toc 1" w:uiPriority="39"/>
-    <w:lsdException w:name="toc 2" w:uiPriority="39"/>
-    <w:lsdException w:name="toc 3" w:uiPriority="39"/>
-    <w:lsdException w:name="toc 4" w:uiPriority="39"/>
-    <w:lsdException w:name="toc 5" w:uiPriority="39"/>
-    <w:lsdException w:name="toc 6" w:uiPriority="39"/>
-    <w:lsdException w:name="toc 7" w:uiPriority="39"/>
-    <w:lsdException w:name="toc 8" w:uiPriority="39"/>
-    <w:lsdException w:name="toc 9" w:uiPriority="39"/>
-    <w:lsdException w:name="caption" w:uiPriority="35" w:qFormat="1"/>
-    <w:lsdException w:name="Title" w:semiHidden="0" w:uiPriority="10" w:unhideWhenUsed="0" w:qFormat="1"/>
-    <w:lsdException w:name="Default Paragraph Font" w:uiPriority="1"/>
-    <w:lsdException w:name="Subtitle" w:semiHidden="0" w:uiPriority="11" w:unhideWhenUsed="0" w:qFormat="1"/>
-    <w:lsdException w:name="Strong" w:semiHidden="0" w:uiPriority="22" w:unhideWhenUsed="0" w:qFormat="1"/>
-    <w:lsdException w:name="Emphasis" w:semiHidden="0" w:uiPriority="20" w:unhideWhenUsed="0" w:qFormat="1"/>
-    <w:lsdException w:name="Table Grid" w:semiHidden="0" w:uiPriority="39" w:unhideWhenUsed="0"/>
-    <w:lsdException w:name="Placeholder Text" w:unhideWhenUsed="0"/>
-    <w:lsdException w:name="No Spacing" w:semiHidden="0" w:uiPriority="1" w:unhideWhenUsed="0" w:qFormat="1"/>
-    <w:lsdException w:name="Light Shading" w:semiHidden="0" w:uiPriority="60" w:unhideWhenUsed="0"/>
-    <w:lsdException w:name="Light List" w:semiHidden="0" w:uiPriority="61" w:unhideWhenUsed="0"/>
-    <w:lsdException w:name="Light Grid" w:semiHidden="0" w:uiPriority="62" w:unhideWhenUsed="0"/>
-    <w:lsdException w:name="Medium Shading 1" w:semiHidden="0" w:uiPriority="63" w:unhideWhenUsed="0"/>
-    <w:lsdException w:name="Medium Shading 2" w:semiHidden="0" w:uiPriority="64" w:unhideWhenUsed="0"/>
-    <w:lsdException w:name="Medium List 1" w:semiHidden="0" w:uiPriority="65" w:unhideWhenUsed="0"/>
-    <w:lsdException w:name="Medium List 2" w:semiHidden="0" w:uiPriority="66" w:unhideWhenUsed="0"/>
-    <w:lsdException w:name="Medium Grid 1" w:semiHidden="0" w:uiPriority="67" w:unhideWhenUsed="0"/>
-    <w:lsdException w:name="Medium Grid 2" w:semiHidden="0" w:uiPriority="68" w:unhideWhenUsed="0"/>
-    <w:lsdException w:name="Medium Grid 3" w:semiHidden="0" w:uiPriority="69" w:unhideWhenUsed="0"/>
-    <w:lsdException w:name="Dark List" w:semiHidden="0" w:uiPriority="70" w:unhideWhenUsed="0"/>
-    <w:lsdException w:name="Colorful Shading" w:semiHidden="0" w:uiPriority="71" w:unhideWhenUsed="0"/>
-    <w:lsdException w:name="Colorful List" w:semiHidden="0" w:uiPriority="72" w:unhideWhenUsed="0"/>
-    <w:lsdException w:name="Colorful Grid" w:semiHidden="0" w:uiPriority="73" w:unhideWhenUsed="0"/>
-    <w:lsdException w:name="Light Shading Accent 1" w:semiHidden="0" w:uiPriority="60" w:unhideWhenUsed="0"/>
-    <w:lsdException w:name="Light List Accent 1" w:semiHidden="0" w:uiPriority="61" w:unhideWhenUsed="0"/>
-    <w:lsdException w:name="Light Grid Accent 1" w:semiHidden="0" w:uiPriority="62" w:unhideWhenUsed="0"/>
-    <w:lsdException w:name="Medium Shading 1 Accent 1" w:semiHidden="0" w:uiPriority="63" w:unhideWhenUsed="0"/>
-    <w:lsdException w:name="Medium Shading 2 Accent 1" w:semiHidden="0" w:uiPriority="64" w:unhideWhenUsed="0"/>
-    <w:lsdException w:name="Medium List 1 Accent 1" w:semiHidden="0" w:uiPriority="65" w:unhideWhenUsed="0"/>
-    <w:lsdException w:name="Revision" w:unhideWhenUsed="0"/>
-    <w:lsdException w:name="List Paragraph" w:semiHidden="0" w:uiPriority="34" w:unhideWhenUsed="0" w:qFormat="1"/>
-    <w:lsdException w:name="Quote" w:semiHidden="0" w:uiPriority="29" w:unhideWhenUsed="0" w:qFormat="1"/>
-    <w:lsdException w:name="Intense Quote" w:semiHidden="0" w:uiPriority="30" w:unhideWhenUsed="0" w:qFormat="1"/>
-    <w:lsdException w:name="Medium List 2 Accent 1" w:semiHidden="0" w:uiPriority="66" w:unhideWhenUsed="0"/>
-    <w:lsdException w:name="Medium Grid 1 Accent 1" w:semiHidden="0" w:uiPriority="67" w:unhideWhenUsed="0"/>
-    <w:lsdException w:name="Medium Grid 2 Accent 1" w:semiHidden="0" w:uiPriority="68" w:unhideWhenUsed="0"/>
-    <w:lsdException w:name="Medium Grid 3 Accent 1" w:semiHidden="0" w:uiPriority="69" w:unhideWhenUsed="0"/>
-    <w:lsdException w:name="Dark List Accent 1" w:semiHidden="0" w:uiPriority="70" w:unhideWhenUsed="0"/>
-    <w:lsdException w:name="Colorful Shading Accent 1" w:semiHidden="0" w:uiPriority="71" w:unhideWhenUsed="0"/>
-    <w:lsdException w:name="Colorful List Accent 1" w:semiHidden="0" w:uiPriority="72" w:unhideWhenUsed="0"/>
-    <w:lsdException w:name="Colorful Grid Accent 1" w:semiHidden="0" w:uiPriority="73" w:unhideWhenUsed="0"/>
-    <w:lsdException w:name="Light Shading Accent 2" w:semiHidden="0" w:uiPriority="60" w:unhideWhenUsed="0"/>
-    <w:lsdException w:name="Light List Accent 2" w:semiHidden="0" w:uiPriority="61" w:unhideWhenUsed="0"/>
-    <w:lsdException w:name="Light Grid Accent 2" w:semiHidden="0" w:uiPriority="62" w:unhideWhenUsed="0"/>
-    <w:lsdException w:name="Medium Shading 1 Accent 2" w:semiHidden="0" w:uiPriority="63" w:unhideWhenUsed="0"/>
-    <w:lsdException w:name="Medium Shading 2 Accent 2" w:semiHidden="0" w:uiPriority="64" w:unhideWhenUsed="0"/>
-    <w:lsdException w:name="Medium List 1 Accent 2" w:semiHidden="0" w:uiPriority="65" w:unhideWhenUsed="0"/>
-    <w:lsdException w:name="Medium List 2 Accent 2" w:semiHidden="0" w:uiPriority="66" w:unhideWhenUsed="0"/>
-    <w:lsdException w:name="Medium Grid 1 Accent 2" w:semiHidden="0" w:uiPriority="67" w:unhideWhenUsed="0"/>
-    <w:lsdException w:name="Medium Grid 2 Accent 2" w:semiHidden="0" w:uiPriority="68" w:unhideWhenUsed="0"/>
-    <w:lsdException w:name="Medium Grid 3 Accent 2" w:semiHidden="0" w:uiPriority="69" w:unhideWhenUsed="0"/>
-    <w:lsdException w:name="Dark List Accent 2" w:semiHidden="0" w:uiPriority="70" w:unhideWhenUsed="0"/>
-    <w:lsdException w:name="Colorful Shading Accent 2" w:semiHidden="0" w:uiPriority="71" w:unhideWhenUsed="0"/>
-    <w:lsdException w:name="Colorful List Accent 2" w:semiHidden="0" w:uiPriority="72" w:unhideWhenUsed="0"/>
-    <w:lsdException w:name="Colorful Grid Accent 2" w:semiHidden="0" w:uiPriority="73" w:unhideWhenUsed="0"/>
-    <w:lsdException w:name="Light Shading Accent 3" w:semiHidden="0" w:uiPriority="60" w:unhideWhenUsed="0"/>
-    <w:lsdException w:name="Light List Accent 3" w:semiHidden="0" w:uiPriority="61" w:unhideWhenUsed="0"/>
-    <w:lsdException w:name="Light Grid Accent 3" w:semiHidden="0" w:uiPriority="62" w:unhideWhenUsed="0"/>
-    <w:lsdException w:name="Medium Shading 1 Accent 3" w:semiHidden="0" w:uiPriority="63" w:unhideWhenUsed="0"/>
-    <w:lsdException w:name="Medium Shading 2 Accent 3" w:semiHidden="0" w:uiPriority="64" w:unhideWhenUsed="0"/>
-    <w:lsdException w:name="Medium List 1 Accent 3" w:semiHidden="0" w:uiPriority="65" w:unhideWhenUsed="0"/>
-    <w:lsdException w:name="Medium List 2 Accent 3" w:semiHidden="0" w:uiPriority="66" w:unhideWhenUsed="0"/>
-    <w:lsdException w:name="Medium Grid 1 Accent 3" w:semiHidden="0" w:uiPriority="67" w:unhideWhenUsed="0"/>
-    <w:lsdException w:name="Medium Grid 2 Accent 3" w:semiHidden="0" w:uiPriority="68" w:unhideWhenUsed="0"/>
-    <w:lsdException w:name="Medium Grid 3 Accent 3" w:semiHidden="0" w:uiPriority="69" w:unhideWhenUsed="0"/>
-    <w:lsdException w:name="Dark List Accent 3" w:semiHidden="0" w:uiPriority="70" w:unhideWhenUsed="0"/>
-    <w:lsdException w:name="Colorful Shading Accent 3" w:semiHidden="0" w:uiPriority="71" w:unhideWhenUsed="0"/>
-    <w:lsdException w:name="Colorful List Accent 3" w:semiHidden="0" w:uiPriority="72" w:unhideWhenUsed="0"/>
-    <w:lsdException w:name="Colorful Grid Accent 3" w:semiHidden="0" w:uiPriority="73" w:unhideWhenUsed="0"/>
-    <w:lsdException w:name="Light Shading Accent 4" w:semiHidden="0" w:uiPriority="60" w:unhideWhenUsed="0"/>
-    <w:lsdException w:name="Light List Accent 4" w:semiHidden="0" w:uiPriority="61" w:unhideWhenUsed="0"/>
-    <w:lsdException w:name="Light Grid Accent 4" w:semiHidden="0" w:uiPriority="62" w:unhideWhenUsed="0"/>
-    <w:lsdException w:name="Medium Shading 1 Accent 4" w:semiHidden="0" w:uiPriority="63" w:unhideWhenUsed="0"/>
-    <w:lsdException w:name="Medium Shading 2 Accent 4" w:semiHidden="0" w:uiPriority="64" w:unhideWhenUsed="0"/>
-    <w:lsdException w:name="Medium List 1 Accent 4" w:semiHidden="0" w:uiPriority="65" w:unhideWhenUsed="0"/>
-    <w:lsdException w:name="Medium List 2 Accent 4" w:semiHidden="0" w:uiPriority="66" w:unhideWhenUsed="0"/>
-    <w:lsdException w:name="Medium Grid 1 Accent 4" w:semiHidden="0" w:uiPriority="67" w:unhideWhenUsed="0"/>
-    <w:lsdException w:name="Medium Grid 2 Accent 4" w:semiHidden="0" w:uiPriority="68" w:unhideWhenUsed="0"/>
-    <w:lsdException w:name="Medium Grid 3 Accent 4" w:semiHidden="0" w:uiPriority="69" w:unhideWhenUsed="0"/>
-    <w:lsdException w:name="Dark List Accent 4" w:semiHidden="0" w:uiPriority="70" w:unhideWhenUsed="0"/>
-    <w:lsdException w:name="Colorful Shading Accent 4" w:semiHidden="0" w:uiPriority="71" w:unhideWhenUsed="0"/>
-    <w:lsdException w:name="Colorful List Accent 4" w:semiHidden="0" w:uiPriority="72" w:unhideWhenUsed="0"/>
-    <w:lsdException w:name="Colorful Grid Accent 4" w:semiHidden="0" w:uiPriority="73" w:unhideWhenUsed="0"/>
-    <w:lsdException w:name="Light Shading Accent 5" w:semiHidden="0" w:uiPriority="60" w:unhideWhenUsed="0"/>
-    <w:lsdException w:name="Light List Accent 5" w:semiHidden="0" w:uiPriority="61" w:unhideWhenUsed="0"/>
-    <w:lsdException w:name="Light Grid Accent 5" w:semiHidden="0" w:uiPriority="62" w:unhideWhenUsed="0"/>
-    <w:lsdException w:name="Medium Shading 1 Accent 5" w:semiHidden="0" w:uiPriority="63" w:unhideWhenUsed="0"/>
-    <w:lsdException w:name="Medium Shading 2 Accent 5" w:semiHidden="0" w:uiPriority="64" w:unhideWhenUsed="0"/>
-    <w:lsdException w:name="Medium List 1 Accent 5" w:semiHidden="0" w:uiPriority="65" w:unhideWhenUsed="0"/>
-    <w:lsdException w:name="Medium List 2 Accent 5" w:semiHidden="0" w:uiPriority="66" w:unhideWhenUsed="0"/>
-    <w:lsdException w:name="Medium Grid 1 Accent 5" w:semiHidden="0" w:uiPriority="67" w:unhideWhenUsed="0"/>
-    <w:lsdException w:name="Medium Grid 2 Accent 5" w:semiHidden="0" w:uiPriority="68" w:unhideWhenUsed="0"/>
-    <w:lsdException w:name="Medium Grid 3 Accent 5" w:semiHidden="0" w:uiPriority="69" w:unhideWhenUsed="0"/>
-    <w:lsdException w:name="Dark List Accent 5" w:semiHidden="0" w:uiPriority="70" w:unhideWhenUsed="0"/>
-    <w:lsdException w:name="Colorful Shading Accent 5" w:semiHidden="0" w:uiPriority="71" w:unhideWhenUsed="0"/>
-    <w:lsdException w:name="Colorful List Accent 5" w:semiHidden="0" w:uiPriority="72" w:unhideWhenUsed="0"/>
-    <w:lsdException w:name="Colorful Grid Accent 5" w:semiHidden="0" w:uiPriority="73" w:unhideWhenUsed="0"/>
-    <w:lsdException w:name="Light Shading Accent 6" w:semiHidden="0" w:uiPriority="60" w:unhideWhenUsed="0"/>
-    <w:lsdException w:name="Light List Accent 6" w:semiHidden="0" w:uiPriority="61" w:unhideWhenUsed="0"/>
-    <w:lsdException w:name="Light Grid Accent 6" w:semiHidden="0" w:uiPriority="62" w:unhideWhenUsed="0"/>
-    <w:lsdException w:name="Medium Shading 1 Accent 6" w:semiHidden="0" w:uiPriority="63" w:unhideWhenUsed="0"/>
-    <w:lsdException w:name="Medium Shading 2 Accent 6" w:semiHidden="0" w:uiPriority="64" w:unhideWhenUsed="0"/>
-    <w:lsdException w:name="Medium List 1 Accent 6" w:semiHidden="0" w:uiPriority="65" w:unhideWhenUsed="0"/>
-    <w:lsdException w:name="Medium List 2 Accent 6" w:semiHidden="0" w:uiPriority="66" w:unhideWhenUsed="0"/>
-    <w:lsdException w:name="Medium Grid 1 Accent 6" w:semiHidden="0" w:uiPriority="67" w:unhideWhenUsed="0"/>
-    <w:lsdException w:name="Medium Grid 2 Accent 6" w:semiHidden="0" w:uiPriority="68" w:unhideWhenUsed="0"/>
-    <w:lsdException w:name="Medium Grid 3 Accent 6" w:semiHidden="0" w:uiPriority="69" w:unhideWhenUsed="0"/>
-    <w:lsdException w:name="Dark List Accent 6" w:semiHidden="0" w:uiPriority="70" w:unhideWhenUsed="0"/>
-    <w:lsdException w:name="Colorful Shading Accent 6" w:semiHidden="0" w:uiPriority="71" w:unhideWhenUsed="0"/>
-    <w:lsdException w:name="Colorful List Accent 6" w:semiHidden="0" w:uiPriority="72" w:unhideWhenUsed="0"/>
-    <w:lsdException w:name="Colorful Grid Accent 6" w:semiHidden="0" w:uiPriority="73" w:unhideWhenUsed="0"/>
-    <w:lsdException w:name="Subtle Emphasis" w:semiHidden="0" w:uiPriority="19" w:unhideWhenUsed="0" w:qFormat="1"/>
-    <w:lsdException w:name="Intense Emphasis" w:semiHidden="0" w:uiPriority="21" w:unhideWhenUsed="0" w:qFormat="1"/>
-    <w:lsdException w:name="Subtle Reference" w:semiHidden="0" w:uiPriority="31" w:unhideWhenUsed="0" w:qFormat="1"/>
-    <w:lsdException w:name="Intense Reference" w:semiHidden="0" w:uiPriority="32" w:unhideWhenUsed="0" w:qFormat="1"/>
-    <w:lsdException w:name="Book Title" w:semiHidden="0" w:uiPriority="33" w:unhideWhenUsed="0" w:qFormat="1"/>
-    <w:lsdException w:name="Bibliography" w:uiPriority="37"/>
-    <w:lsdException w:name="TOC Heading" w:uiPriority="39" w:qFormat="1"/>
+  <w:latentStyles w:defLockedState="0" w:defUIPriority="99" w:defSemiHidden="0" w:defUnhideWhenUsed="0" w:defQFormat="0" w:count="376">
+    <w:lsdException w:name="Normal" w:uiPriority="0" w:qFormat="1"/>
+    <w:lsdException w:name="heading 1" w:uiPriority="9" w:qFormat="1"/>
+    <w:lsdException w:name="heading 2" w:semiHidden="1" w:uiPriority="9" w:unhideWhenUsed="1" w:qFormat="1"/>
+    <w:lsdException w:name="heading 3" w:semiHidden="1" w:uiPriority="9" w:unhideWhenUsed="1" w:qFormat="1"/>
+    <w:lsdException w:name="heading 4" w:semiHidden="1" w:uiPriority="9" w:unhideWhenUsed="1" w:qFormat="1"/>
+    <w:lsdException w:name="heading 5" w:semiHidden="1" w:uiPriority="9" w:unhideWhenUsed="1" w:qFormat="1"/>
+    <w:lsdException w:name="heading 6" w:semiHidden="1" w:uiPriority="9" w:unhideWhenUsed="1" w:qFormat="1"/>
+    <w:lsdException w:name="heading 7" w:semiHidden="1" w:uiPriority="9" w:unhideWhenUsed="1" w:qFormat="1"/>
+    <w:lsdException w:name="heading 8" w:semiHidden="1" w:uiPriority="9" w:unhideWhenUsed="1" w:qFormat="1"/>
+    <w:lsdException w:name="heading 9" w:semiHidden="1" w:uiPriority="9" w:unhideWhenUsed="1" w:qFormat="1"/>
+    <w:lsdException w:name="index 1" w:semiHidden="1" w:unhideWhenUsed="1"/>
+    <w:lsdException w:name="index 2" w:semiHidden="1" w:unhideWhenUsed="1"/>
+    <w:lsdException w:name="index 3" w:semiHidden="1" w:unhideWhenUsed="1"/>
+    <w:lsdException w:name="index 4" w:semiHidden="1" w:unhideWhenUsed="1"/>
+    <w:lsdException w:name="index 5" w:semiHidden="1" w:unhideWhenUsed="1"/>
+    <w:lsdException w:name="index 6" w:semiHidden="1" w:unhideWhenUsed="1"/>
+    <w:lsdException w:name="index 7" w:semiHidden="1" w:unhideWhenUsed="1"/>
+    <w:lsdException w:name="index 8" w:semiHidden="1" w:unhideWhenUsed="1"/>
+    <w:lsdException w:name="index 9" w:semiHidden="1" w:unhideWhenUsed="1"/>
+    <w:lsdException w:name="toc 1" w:semiHidden="1" w:uiPriority="39" w:unhideWhenUsed="1"/>
+    <w:lsdException w:name="toc 2" w:semiHidden="1" w:uiPriority="39" w:unhideWhenUsed="1"/>
+    <w:lsdException w:name="toc 3" w:semiHidden="1" w:uiPriority="39" w:unhideWhenUsed="1"/>
+    <w:lsdException w:name="toc 4" w:semiHidden="1" w:uiPriority="39" w:unhideWhenUsed="1"/>
+    <w:lsdException w:name="toc 5" w:semiHidden="1" w:uiPriority="39" w:unhideWhenUsed="1"/>
+    <w:lsdException w:name="toc 6" w:semiHidden="1" w:uiPriority="39" w:unhideWhenUsed="1"/>
+    <w:lsdException w:name="toc 7" w:semiHidden="1" w:uiPriority="39" w:unhideWhenUsed="1"/>
+    <w:lsdException w:name="toc 8" w:semiHidden="1" w:uiPriority="39" w:unhideWhenUsed="1"/>
+    <w:lsdException w:name="toc 9" w:semiHidden="1" w:uiPriority="39" w:unhideWhenUsed="1"/>
+    <w:lsdException w:name="Normal Indent" w:semiHidden="1" w:unhideWhenUsed="1"/>
+    <w:lsdException w:name="footnote text" w:semiHidden="1" w:unhideWhenUsed="1"/>
+    <w:lsdException w:name="annotation text" w:semiHidden="1" w:unhideWhenUsed="1"/>
+    <w:lsdException w:name="header" w:semiHidden="1" w:unhideWhenUsed="1"/>
+    <w:lsdException w:name="footer" w:semiHidden="1" w:unhideWhenUsed="1"/>
+    <w:lsdException w:name="index heading" w:semiHidden="1" w:unhideWhenUsed="1"/>
+    <w:lsdException w:name="caption" w:semiHidden="1" w:uiPriority="35" w:unhideWhenUsed="1" w:qFormat="1"/>
+    <w:lsdException w:name="table of figures" w:semiHidden="1" w:unhideWhenUsed="1"/>
+    <w:lsdException w:name="envelope address" w:semiHidden="1" w:unhideWhenUsed="1"/>
+    <w:lsdException w:name="envelope return" w:semiHidden="1" w:unhideWhenUsed="1"/>
+    <w:lsdException w:name="footnote reference" w:semiHidden="1" w:unhideWhenUsed="1"/>
+    <w:lsdException w:name="annotation reference" w:semiHidden="1" w:unhideWhenUsed="1"/>
+    <w:lsdException w:name="line number" w:semiHidden="1" w:unhideWhenUsed="1"/>
+    <w:lsdException w:name="page number" w:semiHidden="1" w:unhideWhenUsed="1"/>
+    <w:lsdException w:name="endnote reference" w:semiHidden="1" w:unhideWhenUsed="1"/>
+    <w:lsdException w:name="endnote text" w:semiHidden="1" w:unhideWhenUsed="1"/>
+    <w:lsdException w:name="table of authorities" w:semiHidden="1" w:unhideWhenUsed="1"/>
+    <w:lsdException w:name="macro" w:semiHidden="1" w:unhideWhenUsed="1"/>
+    <w:lsdException w:name="toa heading" w:semiHidden="1" w:unhideWhenUsed="1"/>
+    <w:lsdException w:name="List" w:semiHidden="1" w:unhideWhenUsed="1"/>
+    <w:lsdException w:name="List Bullet" w:semiHidden="1" w:unhideWhenUsed="1"/>
+    <w:lsdException w:name="List Number" w:semiHidden="1" w:unhideWhenUsed="1"/>
+    <w:lsdException w:name="List 2" w:semiHidden="1" w:unhideWhenUsed="1"/>
+    <w:lsdException w:name="List 3" w:semiHidden="1" w:unhideWhenUsed="1"/>
+    <w:lsdException w:name="List 4" w:semiHidden="1" w:unhideWhenUsed="1"/>
+    <w:lsdException w:name="List 5" w:semiHidden="1" w:unhideWhenUsed="1"/>
+    <w:lsdException w:name="List Bullet 2" w:semiHidden="1" w:unhideWhenUsed="1"/>
+    <w:lsdException w:name="List Bullet 3" w:semiHidden="1" w:unhideWhenUsed="1"/>
+    <w:lsdException w:name="List Bullet 4" w:semiHidden="1" w:unhideWhenUsed="1"/>
+    <w:lsdException w:name="List Bullet 5" w:semiHidden="1" w:unhideWhenUsed="1"/>
+    <w:lsdException w:name="List Number 2" w:semiHidden="1" w:unhideWhenUsed="1"/>
+    <w:lsdException w:name="List Number 3" w:semiHidden="1" w:unhideWhenUsed="1"/>
+    <w:lsdException w:name="List Number 4" w:semiHidden="1" w:unhideWhenUsed="1"/>
+    <w:lsdException w:name="List Number 5" w:semiHidden="1" w:unhideWhenUsed="1"/>
+    <w:lsdException w:name="Title" w:uiPriority="10" w:qFormat="1"/>
+    <w:lsdException w:name="Closing" w:semiHidden="1" w:unhideWhenUsed="1"/>
+    <w:lsdException w:name="Signature" w:semiHidden="1" w:unhideWhenUsed="1"/>
+    <w:lsdException w:name="Default Paragraph Font" w:semiHidden="1" w:uiPriority="1" w:unhideWhenUsed="1"/>
+    <w:lsdException w:name="Body Text" w:semiHidden="1" w:unhideWhenUsed="1"/>
+    <w:lsdException w:name="Body Text Indent" w:semiHidden="1" w:unhideWhenUsed="1"/>
+    <w:lsdException w:name="List Continue" w:semiHidden="1" w:unhideWhenUsed="1"/>
+    <w:lsdException w:name="List Continue 2" w:semiHidden="1" w:unhideWhenUsed="1"/>
+    <w:lsdException w:name="List Continue 3" w:semiHidden="1" w:unhideWhenUsed="1"/>
+    <w:lsdException w:name="List Continue 4" w:semiHidden="1" w:unhideWhenUsed="1"/>
+    <w:lsdException w:name="List Continue 5" w:semiHidden="1" w:unhideWhenUsed="1"/>
+    <w:lsdException w:name="Message Header" w:semiHidden="1" w:unhideWhenUsed="1"/>
+    <w:lsdException w:name="Subtitle" w:uiPriority="11" w:qFormat="1"/>
+    <w:lsdException w:name="Salutation" w:semiHidden="1" w:unhideWhenUsed="1"/>
+    <w:lsdException w:name="Date" w:semiHidden="1" w:unhideWhenUsed="1"/>
+    <w:lsdException w:name="Body Text First Indent" w:semiHidden="1" w:unhideWhenUsed="1"/>
+    <w:lsdException w:name="Body Text First Indent 2" w:semiHidden="1" w:unhideWhenUsed="1"/>
+    <w:lsdException w:name="Note Heading" w:semiHidden="1" w:unhideWhenUsed="1"/>
+    <w:lsdException w:name="Body Text 2" w:semiHidden="1" w:unhideWhenUsed="1"/>
+    <w:lsdException w:name="Body Text 3" w:semiHidden="1" w:unhideWhenUsed="1"/>
+    <w:lsdException w:name="Body Text Indent 2" w:semiHidden="1" w:unhideWhenUsed="1"/>
+    <w:lsdException w:name="Body Text Indent 3" w:semiHidden="1" w:unhideWhenUsed="1"/>
+    <w:lsdException w:name="Block Text" w:semiHidden="1" w:unhideWhenUsed="1"/>
+    <w:lsdException w:name="Hyperlink" w:semiHidden="1" w:unhideWhenUsed="1"/>
+    <w:lsdException w:name="FollowedHyperlink" w:semiHidden="1" w:unhideWhenUsed="1"/>
+    <w:lsdException w:name="Strong" w:uiPriority="22" w:qFormat="1"/>
+    <w:lsdException w:name="Emphasis" w:uiPriority="20" w:qFormat="1"/>
+    <w:lsdException w:name="Document Map" w:semiHidden="1" w:unhideWhenUsed="1"/>
+    <w:lsdException w:name="Plain Text" w:semiHidden="1" w:unhideWhenUsed="1"/>
+    <w:lsdException w:name="E-mail Signature" w:semiHidden="1" w:unhideWhenUsed="1"/>
+    <w:lsdException w:name="HTML Top of Form" w:semiHidden="1" w:unhideWhenUsed="1"/>
+    <w:lsdException w:name="HTML Bottom of Form" w:semiHidden="1" w:unhideWhenUsed="1"/>
+    <w:lsdException w:name="Normal (Web)" w:semiHidden="1" w:unhideWhenUsed="1"/>
+    <w:lsdException w:name="HTML Acronym" w:semiHidden="1" w:unhideWhenUsed="1"/>
+    <w:lsdException w:name="HTML Address" w:semiHidden="1" w:unhideWhenUsed="1"/>
+    <w:lsdException w:name="HTML Cite" w:semiHidden="1" w:unhideWhenUsed="1"/>
+    <w:lsdException w:name="HTML Code" w:semiHidden="1" w:unhideWhenUsed="1"/>
+    <w:lsdException w:name="HTML Definition" w:semiHidden="1" w:unhideWhenUsed="1"/>
+    <w:lsdException w:name="HTML Keyboard" w:semiHidden="1" w:unhideWhenUsed="1"/>
+    <w:lsdException w:name="HTML Preformatted" w:semiHidden="1" w:unhideWhenUsed="1"/>
+    <w:lsdException w:name="HTML Sample" w:semiHidden="1" w:unhideWhenUsed="1"/>
+    <w:lsdException w:name="HTML Typewriter" w:semiHidden="1" w:unhideWhenUsed="1"/>
+    <w:lsdException w:name="HTML Variable" w:semiHidden="1" w:unhideWhenUsed="1"/>
+    <w:lsdException w:name="Normal Table" w:semiHidden="1" w:unhideWhenUsed="1"/>
+    <w:lsdException w:name="annotation subject" w:semiHidden="1" w:unhideWhenUsed="1"/>
+    <w:lsdException w:name="No List" w:semiHidden="1" w:unhideWhenUsed="1"/>
+    <w:lsdException w:name="Outline List 1" w:semiHidden="1" w:unhideWhenUsed="1"/>
+    <w:lsdException w:name="Outline List 2" w:semiHidden="1" w:unhideWhenUsed="1"/>
+    <w:lsdException w:name="Outline List 3" w:semiHidden="1" w:unhideWhenUsed="1"/>
+    <w:lsdException w:name="Table Simple 1" w:semiHidden="1" w:unhideWhenUsed="1"/>
+    <w:lsdException w:name="Table Simple 2" w:semiHidden="1" w:unhideWhenUsed="1"/>
+    <w:lsdException w:name="Table Simple 3" w:semiHidden="1" w:unhideWhenUsed="1"/>
+    <w:lsdException w:name="Table Classic 1" w:semiHidden="1" w:unhideWhenUsed="1"/>
+    <w:lsdException w:name="Table Classic 2" w:semiHidden="1" w:unhideWhenUsed="1"/>
+    <w:lsdException w:name="Table Classic 3" w:semiHidden="1" w:unhideWhenUsed="1"/>
+    <w:lsdException w:name="Table Classic 4" w:semiHidden="1" w:unhideWhenUsed="1"/>
+    <w:lsdException w:name="Table Colorful 1" w:semiHidden="1" w:unhideWhenUsed="1"/>
+    <w:lsdException w:name="Table Colorful 2" w:semiHidden="1" w:unhideWhenUsed="1"/>
+    <w:lsdException w:name="Table Colorful 3" w:semiHidden="1" w:unhideWhenUsed="1"/>
+    <w:lsdException w:name="Table Columns 1" w:semiHidden="1" w:unhideWhenUsed="1"/>
+    <w:lsdException w:name="Table Columns 2" w:semiHidden="1" w:unhideWhenUsed="1"/>
+    <w:lsdException w:name="Table Columns 3" w:semiHidden="1" w:unhideWhenUsed="1"/>
+    <w:lsdException w:name="Table Columns 4" w:semiHidden="1" w:unhideWhenUsed="1"/>
+    <w:lsdException w:name="Table Columns 5" w:semiHidden="1" w:unhideWhenUsed="1"/>
+    <w:lsdException w:name="Table Grid 1" w:semiHidden="1" w:unhideWhenUsed="1"/>
+    <w:lsdException w:name="Table Grid 2" w:semiHidden="1" w:unhideWhenUsed="1"/>
+    <w:lsdException w:name="Table Grid 3" w:semiHidden="1" w:unhideWhenUsed="1"/>
+    <w:lsdException w:name="Table Grid 4" w:semiHidden="1" w:unhideWhenUsed="1"/>
+    <w:lsdException w:name="Table Grid 5" w:semiHidden="1" w:unhideWhenUsed="1"/>
+    <w:lsdException w:name="Table Grid 6" w:semiHidden="1" w:unhideWhenUsed="1"/>
+    <w:lsdException w:name="Table Grid 7" w:semiHidden="1" w:unhideWhenUsed="1"/>
+    <w:lsdException w:name="Table Grid 8" w:semiHidden="1" w:unhideWhenUsed="1"/>
+    <w:lsdException w:name="Table List 1" w:semiHidden="1" w:unhideWhenUsed="1"/>
+    <w:lsdException w:name="Table List 2" w:semiHidden="1" w:unhideWhenUsed="1"/>
+    <w:lsdException w:name="Table List 3" w:semiHidden="1" w:unhideWhenUsed="1"/>
+    <w:lsdException w:name="Table List 4" w:semiHidden="1" w:unhideWhenUsed="1"/>
+    <w:lsdException w:name="Table List 5" w:semiHidden="1" w:unhideWhenUsed="1"/>
+    <w:lsdException w:name="Table List 6" w:semiHidden="1" w:unhideWhenUsed="1"/>
+    <w:lsdException w:name="Table List 7" w:semiHidden="1" w:unhideWhenUsed="1"/>
+    <w:lsdException w:name="Table List 8" w:semiHidden="1" w:unhideWhenUsed="1"/>
+    <w:lsdException w:name="Table 3D effects 1" w:semiHidden="1" w:unhideWhenUsed="1"/>
+    <w:lsdException w:name="Table 3D effects 2" w:semiHidden="1" w:unhideWhenUsed="1"/>
+    <w:lsdException w:name="Table 3D effects 3" w:semiHidden="1" w:unhideWhenUsed="1"/>
+    <w:lsdException w:name="Table Contemporary" w:semiHidden="1" w:unhideWhenUsed="1"/>
+    <w:lsdException w:name="Table Elegant" w:semiHidden="1" w:unhideWhenUsed="1"/>
+    <w:lsdException w:name="Table Professional" w:semiHidden="1" w:unhideWhenUsed="1"/>
+    <w:lsdException w:name="Table Subtle 1" w:semiHidden="1" w:unhideWhenUsed="1"/>
+    <w:lsdException w:name="Table Subtle 2" w:semiHidden="1" w:unhideWhenUsed="1"/>
+    <w:lsdException w:name="Table Web 1" w:semiHidden="1" w:unhideWhenUsed="1"/>
+    <w:lsdException w:name="Table Web 2" w:semiHidden="1" w:unhideWhenUsed="1"/>
+    <w:lsdException w:name="Table Web 3" w:semiHidden="1" w:unhideWhenUsed="1"/>
+    <w:lsdException w:name="Balloon Text" w:semiHidden="1" w:unhideWhenUsed="1"/>
+    <w:lsdException w:name="Table Grid" w:uiPriority="39"/>
+    <w:lsdException w:name="Table Theme" w:semiHidden="1" w:unhideWhenUsed="1"/>
+    <w:lsdException w:name="Placeholder Text" w:semiHidden="1"/>
+    <w:lsdException w:name="No Spacing" w:uiPriority="1" w:qFormat="1"/>
+    <w:lsdException w:name="Light Shading" w:uiPriority="60"/>
+    <w:lsdException w:name="Light List" w:uiPriority="61"/>
+    <w:lsdException w:name="Light Grid" w:uiPriority="62"/>
+    <w:lsdException w:name="Medium Shading 1" w:uiPriority="63"/>
+    <w:lsdException w:name="Medium Shading 2" w:uiPriority="64"/>
+    <w:lsdException w:name="Medium List 1" w:uiPriority="65"/>
+    <w:lsdException w:name="Medium List 2" w:uiPriority="66"/>
+    <w:lsdException w:name="Medium Grid 1" w:uiPriority="67"/>
+    <w:lsdException w:name="Medium Grid 2" w:uiPriority="68"/>
+    <w:lsdException w:name="Medium Grid 3" w:uiPriority="69"/>
+    <w:lsdException w:name="Dark List" w:uiPriority="70"/>
+    <w:lsdException w:name="Colorful Shading" w:uiPriority="71"/>
+    <w:lsdException w:name="Colorful List" w:uiPriority="72"/>
+    <w:lsdException w:name="Colorful Grid" w:uiPriority="73"/>
+    <w:lsdException w:name="Light Shading Accent 1" w:uiPriority="60"/>
+    <w:lsdException w:name="Light List Accent 1" w:uiPriority="61"/>
+    <w:lsdException w:name="Light Grid Accent 1" w:uiPriority="62"/>
+    <w:lsdException w:name="Medium Shading 1 Accent 1" w:uiPriority="63"/>
+    <w:lsdException w:name="Medium Shading 2 Accent 1" w:uiPriority="64"/>
+    <w:lsdException w:name="Medium List 1 Accent 1" w:uiPriority="65"/>
+    <w:lsdException w:name="Revision" w:semiHidden="1"/>
+    <w:lsdException w:name="List Paragraph" w:uiPriority="34" w:qFormat="1"/>
+    <w:lsdException w:name="Quote" w:uiPriority="29" w:qFormat="1"/>
+    <w:lsdException w:name="Intense Quote" w:uiPriority="30" w:qFormat="1"/>
+    <w:lsdException w:name="Medium List 2 Accent 1" w:uiPriority="66"/>
+    <w:lsdException w:name="Medium Grid 1 Accent 1" w:uiPriority="67"/>
+    <w:lsdException w:name="Medium Grid 2 Accent 1" w:uiPriority="68"/>
+    <w:lsdException w:name="Medium Grid 3 Accent 1" w:uiPriority="69"/>
+    <w:lsdException w:name="Dark List Accent 1" w:uiPriority="70"/>
+    <w:lsdException w:name="Colorful Shading Accent 1" w:uiPriority="71"/>
+    <w:lsdException w:name="Colorful List Accent 1" w:uiPriority="72"/>
+    <w:lsdException w:name="Colorful Grid Accent 1" w:uiPriority="73"/>
+    <w:lsdException w:name="Light Shading Accent 2" w:uiPriority="60"/>
+    <w:lsdException w:name="Light List Accent 2" w:uiPriority="61"/>
+    <w:lsdException w:name="Light Grid Accent 2" w:uiPriority="62"/>
+    <w:lsdException w:name="Medium Shading 1 Accent 2" w:uiPriority="63"/>
+    <w:lsdException w:name="Medium Shading 2 Accent 2" w:uiPriority="64"/>
+    <w:lsdException w:name="Medium List 1 Accent 2" w:uiPriority="65"/>
+    <w:lsdException w:name="Medium List 2 Accent 2" w:uiPriority="66"/>
+    <w:lsdException w:name="Medium Grid 1 Accent 2" w:uiPriority="67"/>
+    <w:lsdException w:name="Medium Grid 2 Accent 2" w:uiPriority="68"/>
+    <w:lsdException w:name="Medium Grid 3 Accent 2" w:uiPriority="69"/>
+    <w:lsdException w:name="Dark List Accent 2" w:uiPriority="70"/>
+    <w:lsdException w:name="Colorful Shading Accent 2" w:uiPriority="71"/>
+    <w:lsdException w:name="Colorful List Accent 2" w:uiPriority="72"/>
+    <w:lsdException w:name="Colorful Grid Accent 2" w:uiPriority="73"/>
+    <w:lsdException w:name="Light Shading Accent 3" w:uiPriority="60"/>
+    <w:lsdException w:name="Light List Accent 3" w:uiPriority="61"/>
+    <w:lsdException w:name="Light Grid Accent 3" w:uiPriority="62"/>
+    <w:lsdException w:name="Medium Shading 1 Accent 3" w:uiPriority="63"/>
+    <w:lsdException w:name="Medium Shading 2 Accent 3" w:uiPriority="64"/>
+    <w:lsdException w:name="Medium List 1 Accent 3" w:uiPriority="65"/>
+    <w:lsdException w:name="Medium List 2 Accent 3" w:uiPriority="66"/>
+    <w:lsdException w:name="Medium Grid 1 Accent 3" w:uiPriority="67"/>
+    <w:lsdException w:name="Medium Grid 2 Accent 3" w:uiPriority="68"/>
+    <w:lsdException w:name="Medium Grid 3 Accent 3" w:uiPriority="69"/>
+    <w:lsdException w:name="Dark List Accent 3" w:uiPriority="70"/>
+    <w:lsdException w:name="Colorful Shading Accent 3" w:uiPriority="71"/>
+    <w:lsdException w:name="Colorful List Accent 3" w:uiPriority="72"/>
+    <w:lsdException w:name="Colorful Grid Accent 3" w:uiPriority="73"/>
+    <w:lsdException w:name="Light Shading Accent 4" w:uiPriority="60"/>
+    <w:lsdException w:name="Light List Accent 4" w:uiPriority="61"/>
+    <w:lsdException w:name="Light Grid Accent 4" w:uiPriority="62"/>
+    <w:lsdException w:name="Medium Shading 1 Accent 4" w:uiPriority="63"/>
+    <w:lsdException w:name="Medium Shading 2 Accent 4" w:uiPriority="64"/>
+    <w:lsdException w:name="Medium List 1 Accent 4" w:uiPriority="65"/>
+    <w:lsdException w:name="Medium List 2 Accent 4" w:uiPriority="66"/>
+    <w:lsdException w:name="Medium Grid 1 Accent 4" w:uiPriority="67"/>
+    <w:lsdException w:name="Medium Grid 2 Accent 4" w:uiPriority="68"/>
+    <w:lsdException w:name="Medium Grid 3 Accent 4" w:uiPriority="69"/>
+    <w:lsdException w:name="Dark List Accent 4" w:uiPriority="70"/>
+    <w:lsdException w:name="Colorful Shading Accent 4" w:uiPriority="71"/>
+    <w:lsdException w:name="Colorful List Accent 4" w:uiPriority="72"/>
+    <w:lsdException w:name="Colorful Grid Accent 4" w:uiPriority="73"/>
+    <w:lsdException w:name="Light Shading Accent 5" w:uiPriority="60"/>
+    <w:lsdException w:name="Light List Accent 5" w:uiPriority="61"/>
+    <w:lsdException w:name="Light Grid Accent 5" w:uiPriority="62"/>
+    <w:lsdException w:name="Medium Shading 1 Accent 5" w:uiPriority="63"/>
+    <w:lsdException w:name="Medium Shading 2 Accent 5" w:uiPriority="64"/>
+    <w:lsdException w:name="Medium List 1 Accent 5" w:uiPriority="65"/>
+    <w:lsdException w:name="Medium List 2 Accent 5" w:uiPriority="66"/>
+    <w:lsdException w:name="Medium Grid 1 Accent 5" w:uiPriority="67"/>
+    <w:lsdException w:name="Medium Grid 2 Accent 5" w:uiPriority="68"/>
+    <w:lsdException w:name="Medium Grid 3 Accent 5" w:uiPriority="69"/>
+    <w:lsdException w:name="Dark List Accent 5" w:uiPriority="70"/>
+    <w:lsdException w:name="Colorful Shading Accent 5" w:uiPriority="71"/>
+    <w:lsdException w:name="Colorful List Accent 5" w:uiPriority="72"/>
+    <w:lsdException w:name="Colorful Grid Accent 5" w:uiPriority="73"/>
+    <w:lsdException w:name="Light Shading Accent 6" w:uiPriority="60"/>
+    <w:lsdException w:name="Light List Accent 6" w:uiPriority="61"/>
+    <w:lsdException w:name="Light Grid Accent 6" w:uiPriority="62"/>
+    <w:lsdException w:name="Medium Shading 1 Accent 6" w:uiPriority="63"/>
+    <w:lsdException w:name="Medium Shading 2 Accent 6" w:uiPriority="64"/>
+    <w:lsdException w:name="Medium List 1 Accent 6" w:uiPriority="65"/>
+    <w:lsdException w:name="Medium List 2 Accent 6" w:uiPriority="66"/>
+    <w:lsdException w:name="Medium Grid 1 Accent 6" w:uiPriority="67"/>
+    <w:lsdException w:name="Medium Grid 2 Accent 6" w:uiPriority="68"/>
+    <w:lsdException w:name="Medium Grid 3 Accent 6" w:uiPriority="69"/>
+    <w:lsdException w:name="Dark List Accent 6" w:uiPriority="70"/>
+    <w:lsdException w:name="Colorful Shading Accent 6" w:uiPriority="71"/>
+    <w:lsdException w:name="Colorful List Accent 6" w:uiPriority="72"/>
+    <w:lsdException w:name="Colorful Grid Accent 6" w:uiPriority="73"/>
+    <w:lsdException w:name="Subtle Emphasis" w:uiPriority="19" w:qFormat="1"/>
+    <w:lsdException w:name="Intense Emphasis" w:uiPriority="21" w:qFormat="1"/>
+    <w:lsdException w:name="Subtle Reference" w:uiPriority="31" w:qFormat="1"/>
+    <w:lsdException w:name="Intense Reference" w:uiPriority="32" w:qFormat="1"/>
+    <w:lsdException w:name="Book Title" w:uiPriority="33" w:qFormat="1"/>
+    <w:lsdException w:name="Bibliography" w:semiHidden="1" w:uiPriority="37" w:unhideWhenUsed="1"/>
+    <w:lsdException w:name="TOC Heading" w:semiHidden="1" w:uiPriority="39" w:unhideWhenUsed="1" w:qFormat="1"/>
+    <w:lsdException w:name="Plain Table 1" w:uiPriority="41"/>
+    <w:lsdException w:name="Plain Table 2" w:uiPriority="42"/>
+    <w:lsdException w:name="Plain Table 3" w:uiPriority="43"/>
+    <w:lsdException w:name="Plain Table 4" w:uiPriority="44"/>
+    <w:lsdException w:name="Plain Table 5" w:uiPriority="45"/>
+    <w:lsdException w:name="Grid Table Light" w:uiPriority="40"/>
+    <w:lsdException w:name="Grid Table 1 Light" w:uiPriority="46"/>
+    <w:lsdException w:name="Grid Table 2" w:uiPriority="47"/>
+    <w:lsdException w:name="Grid Table 3" w:uiPriority="48"/>
+    <w:lsdException w:name="Grid Table 4" w:uiPriority="49"/>
+    <w:lsdException w:name="Grid Table 5 Dark" w:uiPriority="50"/>
+    <w:lsdException w:name="Grid Table 6 Colorful" w:uiPriority="51"/>
+    <w:lsdException w:name="Grid Table 7 Colorful" w:uiPriority="52"/>
+    <w:lsdException w:name="Grid Table 1 Light Accent 1" w:uiPriority="46"/>
+    <w:lsdException w:name="Grid Table 2 Accent 1" w:uiPriority="47"/>
+    <w:lsdException w:name="Grid Table 3 Accent 1" w:uiPriority="48"/>
+    <w:lsdException w:name="Grid Table 4 Accent 1" w:uiPriority="49"/>
+    <w:lsdException w:name="Grid Table 5 Dark Accent 1" w:uiPriority="50"/>
+    <w:lsdException w:name="Grid Table 6 Colorful Accent 1" w:uiPriority="51"/>
+    <w:lsdException w:name="Grid Table 7 Colorful Accent 1" w:uiPriority="52"/>
+    <w:lsdException w:name="Grid Table 1 Light Accent 2" w:uiPriority="46"/>
+    <w:lsdException w:name="Grid Table 2 Accent 2" w:uiPriority="47"/>
+    <w:lsdException w:name="Grid Table 3 Accent 2" w:uiPriority="48"/>
+    <w:lsdException w:name="Grid Table 4 Accent 2" w:uiPriority="49"/>
+    <w:lsdException w:name="Grid Table 5 Dark Accent 2" w:uiPriority="50"/>
+    <w:lsdException w:name="Grid Table 6 Colorful Accent 2" w:uiPriority="51"/>
+    <w:lsdException w:name="Grid Table 7 Colorful Accent 2" w:uiPriority="52"/>
+    <w:lsdException w:name="Grid Table 1 Light Accent 3" w:uiPriority="46"/>
+    <w:lsdException w:name="Grid Table 2 Accent 3" w:uiPriority="47"/>
+    <w:lsdException w:name="Grid Table 3 Accent 3" w:uiPriority="48"/>
+    <w:lsdException w:name="Grid Table 4 Accent 3" w:uiPriority="49"/>
+    <w:lsdException w:name="Grid Table 5 Dark Accent 3" w:uiPriority="50"/>
+    <w:lsdException w:name="Grid Table 6 Colorful Accent 3" w:uiPriority="51"/>
+    <w:lsdException w:name="Grid Table 7 Colorful Accent 3" w:uiPriority="52"/>
+    <w:lsdException w:name="Grid Table 1 Light Accent 4" w:uiPriority="46"/>
+    <w:lsdException w:name="Grid Table 2 Accent 4" w:uiPriority="47"/>
+    <w:lsdException w:name="Grid Table 3 Accent 4" w:uiPriority="48"/>
+    <w:lsdException w:name="Grid Table 4 Accent 4" w:uiPriority="49"/>
+    <w:lsdException w:name="Grid Table 5 Dark Accent 4" w:uiPriority="50"/>
+    <w:lsdException w:name="Grid Table 6 Colorful Accent 4" w:uiPriority="51"/>
+    <w:lsdException w:name="Grid Table 7 Colorful Accent 4" w:uiPriority="52"/>
+    <w:lsdException w:name="Grid Table 1 Light Accent 5" w:uiPriority="46"/>
+    <w:lsdException w:name="Grid Table 2 Accent 5" w:uiPriority="47"/>
+    <w:lsdException w:name="Grid Table 3 Accent 5" w:uiPriority="48"/>
+    <w:lsdException w:name="Grid Table 4 Accent 5" w:uiPriority="49"/>
+    <w:lsdException w:name="Grid Table 5 Dark Accent 5" w:uiPriority="50"/>
+    <w:lsdException w:name="Grid Table 6 Colorful Accent 5" w:uiPriority="51"/>
+    <w:lsdException w:name="Grid Table 7 Colorful Accent 5" w:uiPriority="52"/>
+    <w:lsdException w:name="Grid Table 1 Light Accent 6" w:uiPriority="46"/>
+    <w:lsdException w:name="Grid Table 2 Accent 6" w:uiPriority="47"/>
+    <w:lsdException w:name="Grid Table 3 Accent 6" w:uiPriority="48"/>
+    <w:lsdException w:name="Grid Table 4 Accent 6" w:uiPriority="49"/>
+    <w:lsdException w:name="Grid Table 5 Dark Accent 6" w:uiPriority="50"/>
+    <w:lsdException w:name="Grid Table 6 Colorful Accent 6" w:uiPriority="51"/>
+    <w:lsdException w:name="Grid Table 7 Colorful Accent 6" w:uiPriority="52"/>
+    <w:lsdException w:name="List Table 1 Light" w:uiPriority="46"/>
+    <w:lsdException w:name="List Table 2" w:uiPriority="47"/>
+    <w:lsdException w:name="List Table 3" w:uiPriority="48"/>
+    <w:lsdException w:name="List Table 4" w:uiPriority="49"/>
+    <w:lsdException w:name="List Table 5 Dark" w:uiPriority="50"/>
+    <w:lsdException w:name="List Table 6 Colorful" w:uiPriority="51"/>
+    <w:lsdException w:name="List Table 7 Colorful" w:uiPriority="52"/>
+    <w:lsdException w:name="List Table 1 Light Accent 1" w:uiPriority="46"/>
+    <w:lsdException w:name="List Table 2 Accent 1" w:uiPriority="47"/>
+    <w:lsdException w:name="List Table 3 Accent 1" w:uiPriority="48"/>
+    <w:lsdException w:name="List Table 4 Accent 1" w:uiPriority="49"/>
+    <w:lsdException w:name="List Table 5 Dark Accent 1" w:uiPriority="50"/>
+    <w:lsdException w:name="List Table 6 Colorful Accent 1" w:uiPriority="51"/>
+    <w:lsdException w:name="List Table 7 Colorful Accent 1" w:uiPriority="52"/>
+    <w:lsdException w:name="List Table 1 Light Accent 2" w:uiPriority="46"/>
+    <w:lsdException w:name="List Table 2 Accent 2" w:uiPriority="47"/>
+    <w:lsdException w:name="List Table 3 Accent 2" w:uiPriority="48"/>
+    <w:lsdException w:name="List Table 4 Accent 2" w:uiPriority="49"/>
+    <w:lsdException w:name="List Table 5 Dark Accent 2" w:uiPriority="50"/>
+    <w:lsdException w:name="List Table 6 Colorful Accent 2" w:uiPriority="51"/>
+    <w:lsdException w:name="List Table 7 Colorful Accent 2" w:uiPriority="52"/>
+    <w:lsdException w:name="List Table 1 Light Accent 3" w:uiPriority="46"/>
+    <w:lsdException w:name="List Table 2 Accent 3" w:uiPriority="47"/>
+    <w:lsdException w:name="List Table 3 Accent 3" w:uiPriority="48"/>
+    <w:lsdException w:name="List Table 4 Accent 3" w:uiPriority="49"/>
+    <w:lsdException w:name="List Table 5 Dark Accent 3" w:uiPriority="50"/>
+    <w:lsdException w:name="List Table 6 Colorful Accent 3" w:uiPriority="51"/>
+    <w:lsdException w:name="List Table 7 Colorful Accent 3" w:uiPriority="52"/>
+    <w:lsdException w:name="List Table 1 Light Accent 4" w:uiPriority="46"/>
+    <w:lsdException w:name="List Table 2 Accent 4" w:uiPriority="47"/>
+    <w:lsdException w:name="List Table 3 Accent 4" w:uiPriority="48"/>
+    <w:lsdException w:name="List Table 4 Accent 4" w:uiPriority="49"/>
+    <w:lsdException w:name="List Table 5 Dark Accent 4" w:uiPriority="50"/>
+    <w:lsdException w:name="List Table 6 Colorful Accent 4" w:uiPriority="51"/>
+    <w:lsdException w:name="List Table 7 Colorful Accent 4" w:uiPriority="52"/>
+    <w:lsdException w:name="List Table 1 Light Accent 5" w:uiPriority="46"/>
+    <w:lsdException w:name="List Table 2 Accent 5" w:uiPriority="47"/>
+    <w:lsdException w:name="List Table 3 Accent 5" w:uiPriority="48"/>
+    <w:lsdException w:name="List Table 4 Accent 5" w:uiPriority="49"/>
+    <w:lsdException w:name="List Table 5 Dark Accent 5" w:uiPriority="50"/>
+    <w:lsdException w:name="List Table 6 Colorful Accent 5" w:uiPriority="51"/>
+    <w:lsdException w:name="List Table 7 Colorful Accent 5" w:uiPriority="52"/>
+    <w:lsdException w:name="List Table 1 Light Accent 6" w:uiPriority="46"/>
+    <w:lsdException w:name="List Table 2 Accent 6" w:uiPriority="47"/>
+    <w:lsdException w:name="List Table 3 Accent 6" w:uiPriority="48"/>
+    <w:lsdException w:name="List Table 4 Accent 6" w:uiPriority="49"/>
+    <w:lsdException w:name="List Table 5 Dark Accent 6" w:uiPriority="50"/>
+    <w:lsdException w:name="List Table 6 Colorful Accent 6" w:uiPriority="51"/>
+    <w:lsdException w:name="List Table 7 Colorful Accent 6" w:uiPriority="52"/>
+    <w:lsdException w:name="Mention" w:semiHidden="1" w:unhideWhenUsed="1"/>
+    <w:lsdException w:name="Smart Hyperlink" w:semiHidden="1" w:unhideWhenUsed="1"/>
+    <w:lsdException w:name="Hashtag" w:semiHidden="1" w:unhideWhenUsed="1"/>
+    <w:lsdException w:name="Unresolved Mention" w:semiHidden="1" w:unhideWhenUsed="1"/>
+    <w:lsdException w:name="Smart Link" w:semiHidden="1" w:unhideWhenUsed="1"/>
   </w:latentStyles>
   <w:style w:type="paragraph" w:default="1" w:styleId="Normal">
     <w:name w:val="Normal"/>
@@ -9326,7 +9573,6 @@
       <w:spacing w:after="0" w:line="240" w:lineRule="auto"/>
     </w:pPr>
     <w:tblPr>
-      <w:tblInd w:w="0" w:type="dxa"/>
       <w:tblBorders>
         <w:top w:val="single" w:sz="4" w:space="0" w:color="auto"/>
         <w:left w:val="single" w:sz="4" w:space="0" w:color="auto"/>
@@ -9335,12 +9581,6 @@
         <w:insideH w:val="single" w:sz="4" w:space="0" w:color="auto"/>
         <w:insideV w:val="single" w:sz="4" w:space="0" w:color="auto"/>
       </w:tblBorders>
-      <w:tblCellMar>
-        <w:top w:w="0" w:type="dxa"/>
-        <w:left w:w="108" w:type="dxa"/>
-        <w:bottom w:w="0" w:type="dxa"/>
-        <w:right w:w="108" w:type="dxa"/>
-      </w:tblCellMar>
     </w:tblPr>
   </w:style>
   <w:style w:type="character" w:styleId="PlaceholderText">
@@ -9529,19 +9769,12 @@
     <w:tblPr>
       <w:tblStyleRowBandSize w:val="1"/>
       <w:tblStyleColBandSize w:val="1"/>
-      <w:tblInd w:w="0" w:type="dxa"/>
       <w:tblBorders>
         <w:top w:val="single" w:sz="4" w:space="0" w:color="000000" w:themeColor="text1"/>
         <w:left w:val="single" w:sz="4" w:space="0" w:color="000000" w:themeColor="text1"/>
         <w:bottom w:val="single" w:sz="4" w:space="0" w:color="000000" w:themeColor="text1"/>
         <w:right w:val="single" w:sz="4" w:space="0" w:color="000000" w:themeColor="text1"/>
       </w:tblBorders>
-      <w:tblCellMar>
-        <w:top w:w="0" w:type="dxa"/>
-        <w:left w:w="108" w:type="dxa"/>
-        <w:bottom w:w="0" w:type="dxa"/>
-        <w:right w:w="108" w:type="dxa"/>
-      </w:tblCellMar>
     </w:tblPr>
     <w:tblStylePr w:type="firstRow">
       <w:rPr>
@@ -9660,7 +9893,6 @@
     <w:tblPr>
       <w:tblStyleRowBandSize w:val="1"/>
       <w:tblStyleColBandSize w:val="1"/>
-      <w:tblInd w:w="0" w:type="dxa"/>
       <w:tblBorders>
         <w:top w:val="single" w:sz="4" w:space="0" w:color="999999" w:themeColor="text1" w:themeTint="66"/>
         <w:left w:val="single" w:sz="4" w:space="0" w:color="999999" w:themeColor="text1" w:themeTint="66"/>
@@ -9669,12 +9901,6 @@
         <w:insideH w:val="single" w:sz="4" w:space="0" w:color="999999" w:themeColor="text1" w:themeTint="66"/>
         <w:insideV w:val="single" w:sz="4" w:space="0" w:color="999999" w:themeColor="text1" w:themeTint="66"/>
       </w:tblBorders>
-      <w:tblCellMar>
-        <w:top w:w="0" w:type="dxa"/>
-        <w:left w:w="108" w:type="dxa"/>
-        <w:bottom w:w="0" w:type="dxa"/>
-        <w:right w:w="108" w:type="dxa"/>
-      </w:tblCellMar>
     </w:tblPr>
     <w:tblStylePr w:type="firstRow">
       <w:rPr>
@@ -9799,741 +10025,8 @@
       <w:ind w:left="240"/>
     </w:pPr>
   </w:style>
-  <w:style w:type="character" w:customStyle="1" w:styleId="UnresolvedMention">
-    <w:name w:val="Unresolved Mention"/>
-    <w:basedOn w:val="DefaultParagraphFont"/>
-    <w:uiPriority w:val="99"/>
-    <w:semiHidden/>
-    <w:unhideWhenUsed/>
-    <w:rsid w:val="00212A7F"/>
-    <w:rPr>
-      <w:color w:val="605E5C"/>
-      <w:shd w:val="clear" w:color="auto" w:fill="E1DFDD"/>
-    </w:rPr>
-  </w:style>
-</w:styles>
-</file>
-
-<file path=word/stylesWithEffects.xml><?xml version="1.0" encoding="utf-8"?>
-<w:styles xmlns:wpc="http://schemas.microsoft.com/office/word/2010/wordprocessingCanvas" xmlns:mc="http://schemas.openxmlformats.org/markup-compatibility/2006" xmlns:o="urn:schemas-microsoft-com:office:office" xmlns:r="http://schemas.openxmlformats.org/officeDocument/2006/relationships" xmlns:m="http://schemas.openxmlformats.org/officeDocument/2006/math" xmlns:v="urn:schemas-microsoft-com:vml" xmlns:wp14="http://schemas.microsoft.com/office/word/2010/wordprocessingDrawing" xmlns:wp="http://schemas.openxmlformats.org/drawingml/2006/wordprocessingDrawing" xmlns:w10="urn:schemas-microsoft-com:office:word" xmlns:w="http://schemas.openxmlformats.org/wordprocessingml/2006/main" xmlns:w14="http://schemas.microsoft.com/office/word/2010/wordml" xmlns:wpg="http://schemas.microsoft.com/office/word/2010/wordprocessingGroup" xmlns:wpi="http://schemas.microsoft.com/office/word/2010/wordprocessingInk" xmlns:wne="http://schemas.microsoft.com/office/word/2006/wordml" xmlns:wps="http://schemas.microsoft.com/office/word/2010/wordprocessingShape" mc:Ignorable="w14 wp14">
-  <w:docDefaults>
-    <w:rPrDefault>
-      <w:rPr>
-        <w:rFonts w:asciiTheme="minorHAnsi" w:eastAsiaTheme="minorHAnsi" w:hAnsiTheme="minorHAnsi" w:cstheme="minorBidi"/>
-        <w:sz w:val="22"/>
-        <w:szCs w:val="22"/>
-        <w:lang w:val="en-US" w:eastAsia="en-US" w:bidi="ar-SA"/>
-      </w:rPr>
-    </w:rPrDefault>
-    <w:pPrDefault>
-      <w:pPr>
-        <w:spacing w:after="160" w:line="259" w:lineRule="auto"/>
-      </w:pPr>
-    </w:pPrDefault>
-  </w:docDefaults>
-  <w:latentStyles w:defLockedState="0" w:defUIPriority="99" w:defSemiHidden="1" w:defUnhideWhenUsed="1" w:defQFormat="0" w:count="267">
-    <w:lsdException w:name="Normal" w:semiHidden="0" w:uiPriority="0" w:unhideWhenUsed="0" w:qFormat="1"/>
-    <w:lsdException w:name="heading 1" w:semiHidden="0" w:uiPriority="9" w:unhideWhenUsed="0" w:qFormat="1"/>
-    <w:lsdException w:name="heading 2" w:uiPriority="9" w:qFormat="1"/>
-    <w:lsdException w:name="heading 3" w:uiPriority="9" w:qFormat="1"/>
-    <w:lsdException w:name="heading 4" w:uiPriority="9" w:qFormat="1"/>
-    <w:lsdException w:name="heading 5" w:uiPriority="9" w:qFormat="1"/>
-    <w:lsdException w:name="heading 6" w:uiPriority="9" w:qFormat="1"/>
-    <w:lsdException w:name="heading 7" w:uiPriority="9" w:qFormat="1"/>
-    <w:lsdException w:name="heading 8" w:uiPriority="9" w:qFormat="1"/>
-    <w:lsdException w:name="heading 9" w:uiPriority="9" w:qFormat="1"/>
-    <w:lsdException w:name="toc 1" w:uiPriority="39"/>
-    <w:lsdException w:name="toc 2" w:uiPriority="39"/>
-    <w:lsdException w:name="toc 3" w:uiPriority="39"/>
-    <w:lsdException w:name="toc 4" w:uiPriority="39"/>
-    <w:lsdException w:name="toc 5" w:uiPriority="39"/>
-    <w:lsdException w:name="toc 6" w:uiPriority="39"/>
-    <w:lsdException w:name="toc 7" w:uiPriority="39"/>
-    <w:lsdException w:name="toc 8" w:uiPriority="39"/>
-    <w:lsdException w:name="toc 9" w:uiPriority="39"/>
-    <w:lsdException w:name="caption" w:uiPriority="35" w:qFormat="1"/>
-    <w:lsdException w:name="Title" w:semiHidden="0" w:uiPriority="10" w:unhideWhenUsed="0" w:qFormat="1"/>
-    <w:lsdException w:name="Default Paragraph Font" w:uiPriority="1"/>
-    <w:lsdException w:name="Subtitle" w:semiHidden="0" w:uiPriority="11" w:unhideWhenUsed="0" w:qFormat="1"/>
-    <w:lsdException w:name="Strong" w:semiHidden="0" w:uiPriority="22" w:unhideWhenUsed="0" w:qFormat="1"/>
-    <w:lsdException w:name="Emphasis" w:semiHidden="0" w:uiPriority="20" w:unhideWhenUsed="0" w:qFormat="1"/>
-    <w:lsdException w:name="Table Grid" w:semiHidden="0" w:uiPriority="39" w:unhideWhenUsed="0"/>
-    <w:lsdException w:name="Placeholder Text" w:unhideWhenUsed="0"/>
-    <w:lsdException w:name="No Spacing" w:semiHidden="0" w:uiPriority="1" w:unhideWhenUsed="0" w:qFormat="1"/>
-    <w:lsdException w:name="Light Shading" w:semiHidden="0" w:uiPriority="60" w:unhideWhenUsed="0"/>
-    <w:lsdException w:name="Light List" w:semiHidden="0" w:uiPriority="61" w:unhideWhenUsed="0"/>
-    <w:lsdException w:name="Light Grid" w:semiHidden="0" w:uiPriority="62" w:unhideWhenUsed="0"/>
-    <w:lsdException w:name="Medium Shading 1" w:semiHidden="0" w:uiPriority="63" w:unhideWhenUsed="0"/>
-    <w:lsdException w:name="Medium Shading 2" w:semiHidden="0" w:uiPriority="64" w:unhideWhenUsed="0"/>
-    <w:lsdException w:name="Medium List 1" w:semiHidden="0" w:uiPriority="65" w:unhideWhenUsed="0"/>
-    <w:lsdException w:name="Medium List 2" w:semiHidden="0" w:uiPriority="66" w:unhideWhenUsed="0"/>
-    <w:lsdException w:name="Medium Grid 1" w:semiHidden="0" w:uiPriority="67" w:unhideWhenUsed="0"/>
-    <w:lsdException w:name="Medium Grid 2" w:semiHidden="0" w:uiPriority="68" w:unhideWhenUsed="0"/>
-    <w:lsdException w:name="Medium Grid 3" w:semiHidden="0" w:uiPriority="69" w:unhideWhenUsed="0"/>
-    <w:lsdException w:name="Dark List" w:semiHidden="0" w:uiPriority="70" w:unhideWhenUsed="0"/>
-    <w:lsdException w:name="Colorful Shading" w:semiHidden="0" w:uiPriority="71" w:unhideWhenUsed="0"/>
-    <w:lsdException w:name="Colorful List" w:semiHidden="0" w:uiPriority="72" w:unhideWhenUsed="0"/>
-    <w:lsdException w:name="Colorful Grid" w:semiHidden="0" w:uiPriority="73" w:unhideWhenUsed="0"/>
-    <w:lsdException w:name="Light Shading Accent 1" w:semiHidden="0" w:uiPriority="60" w:unhideWhenUsed="0"/>
-    <w:lsdException w:name="Light List Accent 1" w:semiHidden="0" w:uiPriority="61" w:unhideWhenUsed="0"/>
-    <w:lsdException w:name="Light Grid Accent 1" w:semiHidden="0" w:uiPriority="62" w:unhideWhenUsed="0"/>
-    <w:lsdException w:name="Medium Shading 1 Accent 1" w:semiHidden="0" w:uiPriority="63" w:unhideWhenUsed="0"/>
-    <w:lsdException w:name="Medium Shading 2 Accent 1" w:semiHidden="0" w:uiPriority="64" w:unhideWhenUsed="0"/>
-    <w:lsdException w:name="Medium List 1 Accent 1" w:semiHidden="0" w:uiPriority="65" w:unhideWhenUsed="0"/>
-    <w:lsdException w:name="Revision" w:unhideWhenUsed="0"/>
-    <w:lsdException w:name="List Paragraph" w:semiHidden="0" w:uiPriority="34" w:unhideWhenUsed="0" w:qFormat="1"/>
-    <w:lsdException w:name="Quote" w:semiHidden="0" w:uiPriority="29" w:unhideWhenUsed="0" w:qFormat="1"/>
-    <w:lsdException w:name="Intense Quote" w:semiHidden="0" w:uiPriority="30" w:unhideWhenUsed="0" w:qFormat="1"/>
-    <w:lsdException w:name="Medium List 2 Accent 1" w:semiHidden="0" w:uiPriority="66" w:unhideWhenUsed="0"/>
-    <w:lsdException w:name="Medium Grid 1 Accent 1" w:semiHidden="0" w:uiPriority="67" w:unhideWhenUsed="0"/>
-    <w:lsdException w:name="Medium Grid 2 Accent 1" w:semiHidden="0" w:uiPriority="68" w:unhideWhenUsed="0"/>
-    <w:lsdException w:name="Medium Grid 3 Accent 1" w:semiHidden="0" w:uiPriority="69" w:unhideWhenUsed="0"/>
-    <w:lsdException w:name="Dark List Accent 1" w:semiHidden="0" w:uiPriority="70" w:unhideWhenUsed="0"/>
-    <w:lsdException w:name="Colorful Shading Accent 1" w:semiHidden="0" w:uiPriority="71" w:unhideWhenUsed="0"/>
-    <w:lsdException w:name="Colorful List Accent 1" w:semiHidden="0" w:uiPriority="72" w:unhideWhenUsed="0"/>
-    <w:lsdException w:name="Colorful Grid Accent 1" w:semiHidden="0" w:uiPriority="73" w:unhideWhenUsed="0"/>
-    <w:lsdException w:name="Light Shading Accent 2" w:semiHidden="0" w:uiPriority="60" w:unhideWhenUsed="0"/>
-    <w:lsdException w:name="Light List Accent 2" w:semiHidden="0" w:uiPriority="61" w:unhideWhenUsed="0"/>
-    <w:lsdException w:name="Light Grid Accent 2" w:semiHidden="0" w:uiPriority="62" w:unhideWhenUsed="0"/>
-    <w:lsdException w:name="Medium Shading 1 Accent 2" w:semiHidden="0" w:uiPriority="63" w:unhideWhenUsed="0"/>
-    <w:lsdException w:name="Medium Shading 2 Accent 2" w:semiHidden="0" w:uiPriority="64" w:unhideWhenUsed="0"/>
-    <w:lsdException w:name="Medium List 1 Accent 2" w:semiHidden="0" w:uiPriority="65" w:unhideWhenUsed="0"/>
-    <w:lsdException w:name="Medium List 2 Accent 2" w:semiHidden="0" w:uiPriority="66" w:unhideWhenUsed="0"/>
-    <w:lsdException w:name="Medium Grid 1 Accent 2" w:semiHidden="0" w:uiPriority="67" w:unhideWhenUsed="0"/>
-    <w:lsdException w:name="Medium Grid 2 Accent 2" w:semiHidden="0" w:uiPriority="68" w:unhideWhenUsed="0"/>
-    <w:lsdException w:name="Medium Grid 3 Accent 2" w:semiHidden="0" w:uiPriority="69" w:unhideWhenUsed="0"/>
-    <w:lsdException w:name="Dark List Accent 2" w:semiHidden="0" w:uiPriority="70" w:unhideWhenUsed="0"/>
-    <w:lsdException w:name="Colorful Shading Accent 2" w:semiHidden="0" w:uiPriority="71" w:unhideWhenUsed="0"/>
-    <w:lsdException w:name="Colorful List Accent 2" w:semiHidden="0" w:uiPriority="72" w:unhideWhenUsed="0"/>
-    <w:lsdException w:name="Colorful Grid Accent 2" w:semiHidden="0" w:uiPriority="73" w:unhideWhenUsed="0"/>
-    <w:lsdException w:name="Light Shading Accent 3" w:semiHidden="0" w:uiPriority="60" w:unhideWhenUsed="0"/>
-    <w:lsdException w:name="Light List Accent 3" w:semiHidden="0" w:uiPriority="61" w:unhideWhenUsed="0"/>
-    <w:lsdException w:name="Light Grid Accent 3" w:semiHidden="0" w:uiPriority="62" w:unhideWhenUsed="0"/>
-    <w:lsdException w:name="Medium Shading 1 Accent 3" w:semiHidden="0" w:uiPriority="63" w:unhideWhenUsed="0"/>
-    <w:lsdException w:name="Medium Shading 2 Accent 3" w:semiHidden="0" w:uiPriority="64" w:unhideWhenUsed="0"/>
-    <w:lsdException w:name="Medium List 1 Accent 3" w:semiHidden="0" w:uiPriority="65" w:unhideWhenUsed="0"/>
-    <w:lsdException w:name="Medium List 2 Accent 3" w:semiHidden="0" w:uiPriority="66" w:unhideWhenUsed="0"/>
-    <w:lsdException w:name="Medium Grid 1 Accent 3" w:semiHidden="0" w:uiPriority="67" w:unhideWhenUsed="0"/>
-    <w:lsdException w:name="Medium Grid 2 Accent 3" w:semiHidden="0" w:uiPriority="68" w:unhideWhenUsed="0"/>
-    <w:lsdException w:name="Medium Grid 3 Accent 3" w:semiHidden="0" w:uiPriority="69" w:unhideWhenUsed="0"/>
-    <w:lsdException w:name="Dark List Accent 3" w:semiHidden="0" w:uiPriority="70" w:unhideWhenUsed="0"/>
-    <w:lsdException w:name="Colorful Shading Accent 3" w:semiHidden="0" w:uiPriority="71" w:unhideWhenUsed="0"/>
-    <w:lsdException w:name="Colorful List Accent 3" w:semiHidden="0" w:uiPriority="72" w:unhideWhenUsed="0"/>
-    <w:lsdException w:name="Colorful Grid Accent 3" w:semiHidden="0" w:uiPriority="73" w:unhideWhenUsed="0"/>
-    <w:lsdException w:name="Light Shading Accent 4" w:semiHidden="0" w:uiPriority="60" w:unhideWhenUsed="0"/>
-    <w:lsdException w:name="Light List Accent 4" w:semiHidden="0" w:uiPriority="61" w:unhideWhenUsed="0"/>
-    <w:lsdException w:name="Light Grid Accent 4" w:semiHidden="0" w:uiPriority="62" w:unhideWhenUsed="0"/>
-    <w:lsdException w:name="Medium Shading 1 Accent 4" w:semiHidden="0" w:uiPriority="63" w:unhideWhenUsed="0"/>
-    <w:lsdException w:name="Medium Shading 2 Accent 4" w:semiHidden="0" w:uiPriority="64" w:unhideWhenUsed="0"/>
-    <w:lsdException w:name="Medium List 1 Accent 4" w:semiHidden="0" w:uiPriority="65" w:unhideWhenUsed="0"/>
-    <w:lsdException w:name="Medium List 2 Accent 4" w:semiHidden="0" w:uiPriority="66" w:unhideWhenUsed="0"/>
-    <w:lsdException w:name="Medium Grid 1 Accent 4" w:semiHidden="0" w:uiPriority="67" w:unhideWhenUsed="0"/>
-    <w:lsdException w:name="Medium Grid 2 Accent 4" w:semiHidden="0" w:uiPriority="68" w:unhideWhenUsed="0"/>
-    <w:lsdException w:name="Medium Grid 3 Accent 4" w:semiHidden="0" w:uiPriority="69" w:unhideWhenUsed="0"/>
-    <w:lsdException w:name="Dark List Accent 4" w:semiHidden="0" w:uiPriority="70" w:unhideWhenUsed="0"/>
-    <w:lsdException w:name="Colorful Shading Accent 4" w:semiHidden="0" w:uiPriority="71" w:unhideWhenUsed="0"/>
-    <w:lsdException w:name="Colorful List Accent 4" w:semiHidden="0" w:uiPriority="72" w:unhideWhenUsed="0"/>
-    <w:lsdException w:name="Colorful Grid Accent 4" w:semiHidden="0" w:uiPriority="73" w:unhideWhenUsed="0"/>
-    <w:lsdException w:name="Light Shading Accent 5" w:semiHidden="0" w:uiPriority="60" w:unhideWhenUsed="0"/>
-    <w:lsdException w:name="Light List Accent 5" w:semiHidden="0" w:uiPriority="61" w:unhideWhenUsed="0"/>
-    <w:lsdException w:name="Light Grid Accent 5" w:semiHidden="0" w:uiPriority="62" w:unhideWhenUsed="0"/>
-    <w:lsdException w:name="Medium Shading 1 Accent 5" w:semiHidden="0" w:uiPriority="63" w:unhideWhenUsed="0"/>
-    <w:lsdException w:name="Medium Shading 2 Accent 5" w:semiHidden="0" w:uiPriority="64" w:unhideWhenUsed="0"/>
-    <w:lsdException w:name="Medium List 1 Accent 5" w:semiHidden="0" w:uiPriority="65" w:unhideWhenUsed="0"/>
-    <w:lsdException w:name="Medium List 2 Accent 5" w:semiHidden="0" w:uiPriority="66" w:unhideWhenUsed="0"/>
-    <w:lsdException w:name="Medium Grid 1 Accent 5" w:semiHidden="0" w:uiPriority="67" w:unhideWhenUsed="0"/>
-    <w:lsdException w:name="Medium Grid 2 Accent 5" w:semiHidden="0" w:uiPriority="68" w:unhideWhenUsed="0"/>
-    <w:lsdException w:name="Medium Grid 3 Accent 5" w:semiHidden="0" w:uiPriority="69" w:unhideWhenUsed="0"/>
-    <w:lsdException w:name="Dark List Accent 5" w:semiHidden="0" w:uiPriority="70" w:unhideWhenUsed="0"/>
-    <w:lsdException w:name="Colorful Shading Accent 5" w:semiHidden="0" w:uiPriority="71" w:unhideWhenUsed="0"/>
-    <w:lsdException w:name="Colorful List Accent 5" w:semiHidden="0" w:uiPriority="72" w:unhideWhenUsed="0"/>
-    <w:lsdException w:name="Colorful Grid Accent 5" w:semiHidden="0" w:uiPriority="73" w:unhideWhenUsed="0"/>
-    <w:lsdException w:name="Light Shading Accent 6" w:semiHidden="0" w:uiPriority="60" w:unhideWhenUsed="0"/>
-    <w:lsdException w:name="Light List Accent 6" w:semiHidden="0" w:uiPriority="61" w:unhideWhenUsed="0"/>
-    <w:lsdException w:name="Light Grid Accent 6" w:semiHidden="0" w:uiPriority="62" w:unhideWhenUsed="0"/>
-    <w:lsdException w:name="Medium Shading 1 Accent 6" w:semiHidden="0" w:uiPriority="63" w:unhideWhenUsed="0"/>
-    <w:lsdException w:name="Medium Shading 2 Accent 6" w:semiHidden="0" w:uiPriority="64" w:unhideWhenUsed="0"/>
-    <w:lsdException w:name="Medium List 1 Accent 6" w:semiHidden="0" w:uiPriority="65" w:unhideWhenUsed="0"/>
-    <w:lsdException w:name="Medium List 2 Accent 6" w:semiHidden="0" w:uiPriority="66" w:unhideWhenUsed="0"/>
-    <w:lsdException w:name="Medium Grid 1 Accent 6" w:semiHidden="0" w:uiPriority="67" w:unhideWhenUsed="0"/>
-    <w:lsdException w:name="Medium Grid 2 Accent 6" w:semiHidden="0" w:uiPriority="68" w:unhideWhenUsed="0"/>
-    <w:lsdException w:name="Medium Grid 3 Accent 6" w:semiHidden="0" w:uiPriority="69" w:unhideWhenUsed="0"/>
-    <w:lsdException w:name="Dark List Accent 6" w:semiHidden="0" w:uiPriority="70" w:unhideWhenUsed="0"/>
-    <w:lsdException w:name="Colorful Shading Accent 6" w:semiHidden="0" w:uiPriority="71" w:unhideWhenUsed="0"/>
-    <w:lsdException w:name="Colorful List Accent 6" w:semiHidden="0" w:uiPriority="72" w:unhideWhenUsed="0"/>
-    <w:lsdException w:name="Colorful Grid Accent 6" w:semiHidden="0" w:uiPriority="73" w:unhideWhenUsed="0"/>
-    <w:lsdException w:name="Subtle Emphasis" w:semiHidden="0" w:uiPriority="19" w:unhideWhenUsed="0" w:qFormat="1"/>
-    <w:lsdException w:name="Intense Emphasis" w:semiHidden="0" w:uiPriority="21" w:unhideWhenUsed="0" w:qFormat="1"/>
-    <w:lsdException w:name="Subtle Reference" w:semiHidden="0" w:uiPriority="31" w:unhideWhenUsed="0" w:qFormat="1"/>
-    <w:lsdException w:name="Intense Reference" w:semiHidden="0" w:uiPriority="32" w:unhideWhenUsed="0" w:qFormat="1"/>
-    <w:lsdException w:name="Book Title" w:semiHidden="0" w:uiPriority="33" w:unhideWhenUsed="0" w:qFormat="1"/>
-    <w:lsdException w:name="Bibliography" w:uiPriority="37"/>
-    <w:lsdException w:name="TOC Heading" w:uiPriority="39" w:qFormat="1"/>
-  </w:latentStyles>
-  <w:style w:type="paragraph" w:default="1" w:styleId="Normal">
-    <w:name w:val="Normal"/>
-    <w:aliases w:val="Normal Text"/>
-    <w:qFormat/>
-    <w:rsid w:val="00F31CE3"/>
-    <w:rPr>
-      <w:rFonts w:ascii="Times New Roman" w:hAnsi="Times New Roman"/>
-      <w:sz w:val="24"/>
-      <w:lang w:val="en-GB"/>
-    </w:rPr>
-  </w:style>
-  <w:style w:type="paragraph" w:styleId="Heading1">
-    <w:name w:val="heading 1"/>
-    <w:basedOn w:val="Normal"/>
-    <w:next w:val="Normal"/>
-    <w:link w:val="Heading1Char"/>
-    <w:uiPriority w:val="9"/>
-    <w:qFormat/>
-    <w:rsid w:val="002E2869"/>
-    <w:pPr>
-      <w:keepNext/>
-      <w:keepLines/>
-      <w:spacing w:before="120" w:after="120"/>
-      <w:outlineLvl w:val="0"/>
-    </w:pPr>
-    <w:rPr>
-      <w:rFonts w:eastAsiaTheme="majorEastAsia" w:cstheme="majorBidi"/>
-      <w:b/>
-      <w:sz w:val="28"/>
-      <w:szCs w:val="32"/>
-    </w:rPr>
-  </w:style>
-  <w:style w:type="paragraph" w:styleId="Heading2">
-    <w:name w:val="heading 2"/>
-    <w:basedOn w:val="Normal"/>
-    <w:next w:val="Normal"/>
-    <w:link w:val="Heading2Char"/>
-    <w:uiPriority w:val="9"/>
-    <w:unhideWhenUsed/>
-    <w:qFormat/>
-    <w:rsid w:val="006549AC"/>
-    <w:pPr>
-      <w:keepNext/>
-      <w:keepLines/>
-      <w:spacing w:before="240" w:after="240"/>
-      <w:outlineLvl w:val="1"/>
-    </w:pPr>
-    <w:rPr>
-      <w:rFonts w:eastAsiaTheme="majorEastAsia" w:cstheme="majorBidi"/>
-      <w:b/>
-      <w:szCs w:val="26"/>
-    </w:rPr>
-  </w:style>
-  <w:style w:type="character" w:default="1" w:styleId="DefaultParagraphFont">
-    <w:name w:val="Default Paragraph Font"/>
-    <w:uiPriority w:val="1"/>
-    <w:semiHidden/>
-    <w:unhideWhenUsed/>
-  </w:style>
-  <w:style w:type="table" w:default="1" w:styleId="TableNormal">
-    <w:name w:val="Normal Table"/>
-    <w:uiPriority w:val="99"/>
-    <w:semiHidden/>
-    <w:unhideWhenUsed/>
-    <w:tblPr>
-      <w:tblInd w:w="0" w:type="dxa"/>
-      <w:tblCellMar>
-        <w:top w:w="0" w:type="dxa"/>
-        <w:left w:w="108" w:type="dxa"/>
-        <w:bottom w:w="0" w:type="dxa"/>
-        <w:right w:w="108" w:type="dxa"/>
-      </w:tblCellMar>
-    </w:tblPr>
-  </w:style>
-  <w:style w:type="numbering" w:default="1" w:styleId="NoList">
-    <w:name w:val="No List"/>
-    <w:uiPriority w:val="99"/>
-    <w:semiHidden/>
-    <w:unhideWhenUsed/>
-  </w:style>
-  <w:style w:type="table" w:styleId="TableGrid">
-    <w:name w:val="Table Grid"/>
-    <w:basedOn w:val="TableNormal"/>
-    <w:uiPriority w:val="39"/>
-    <w:rsid w:val="00F31CE3"/>
-    <w:pPr>
-      <w:spacing w:after="0" w:line="240" w:lineRule="auto"/>
-    </w:pPr>
-    <w:tblPr>
-      <w:tblInd w:w="0" w:type="dxa"/>
-      <w:tblBorders>
-        <w:top w:val="single" w:sz="4" w:space="0" w:color="auto"/>
-        <w:left w:val="single" w:sz="4" w:space="0" w:color="auto"/>
-        <w:bottom w:val="single" w:sz="4" w:space="0" w:color="auto"/>
-        <w:right w:val="single" w:sz="4" w:space="0" w:color="auto"/>
-        <w:insideH w:val="single" w:sz="4" w:space="0" w:color="auto"/>
-        <w:insideV w:val="single" w:sz="4" w:space="0" w:color="auto"/>
-      </w:tblBorders>
-      <w:tblCellMar>
-        <w:top w:w="0" w:type="dxa"/>
-        <w:left w:w="108" w:type="dxa"/>
-        <w:bottom w:w="0" w:type="dxa"/>
-        <w:right w:w="108" w:type="dxa"/>
-      </w:tblCellMar>
-    </w:tblPr>
-  </w:style>
-  <w:style w:type="character" w:styleId="PlaceholderText">
-    <w:name w:val="Placeholder Text"/>
-    <w:basedOn w:val="DefaultParagraphFont"/>
-    <w:uiPriority w:val="99"/>
-    <w:semiHidden/>
-    <w:rsid w:val="00F31CE3"/>
-    <w:rPr>
-      <w:color w:val="808080"/>
-    </w:rPr>
-  </w:style>
-  <w:style w:type="paragraph" w:styleId="TOC1">
-    <w:name w:val="toc 1"/>
-    <w:basedOn w:val="Normal"/>
-    <w:next w:val="Normal"/>
-    <w:autoRedefine/>
-    <w:uiPriority w:val="39"/>
-    <w:unhideWhenUsed/>
-    <w:rsid w:val="000C7DFA"/>
-    <w:pPr>
-      <w:tabs>
-        <w:tab w:val="left" w:pos="270"/>
-        <w:tab w:val="right" w:leader="dot" w:pos="8296"/>
-      </w:tabs>
-      <w:spacing w:after="100"/>
-    </w:pPr>
-  </w:style>
-  <w:style w:type="character" w:styleId="Hyperlink">
-    <w:name w:val="Hyperlink"/>
-    <w:basedOn w:val="DefaultParagraphFont"/>
-    <w:uiPriority w:val="99"/>
-    <w:unhideWhenUsed/>
-    <w:rsid w:val="000C7DFA"/>
-    <w:rPr>
-      <w:color w:val="0563C1" w:themeColor="hyperlink"/>
-      <w:u w:val="single"/>
-    </w:rPr>
-  </w:style>
-  <w:style w:type="paragraph" w:styleId="ListParagraph">
-    <w:name w:val="List Paragraph"/>
-    <w:basedOn w:val="Normal"/>
-    <w:uiPriority w:val="34"/>
-    <w:qFormat/>
-    <w:rsid w:val="002E2869"/>
-    <w:pPr>
-      <w:ind w:left="720"/>
-      <w:contextualSpacing/>
-    </w:pPr>
-  </w:style>
-  <w:style w:type="character" w:customStyle="1" w:styleId="Heading1Char">
-    <w:name w:val="Heading 1 Char"/>
-    <w:basedOn w:val="DefaultParagraphFont"/>
-    <w:link w:val="Heading1"/>
-    <w:uiPriority w:val="9"/>
-    <w:rsid w:val="002E2869"/>
-    <w:rPr>
-      <w:rFonts w:ascii="Times New Roman" w:eastAsiaTheme="majorEastAsia" w:hAnsi="Times New Roman" w:cstheme="majorBidi"/>
-      <w:b/>
-      <w:sz w:val="28"/>
-      <w:szCs w:val="32"/>
-      <w:lang w:val="en-GB"/>
-    </w:rPr>
-  </w:style>
-  <w:style w:type="paragraph" w:styleId="Caption">
-    <w:name w:val="caption"/>
-    <w:basedOn w:val="Normal"/>
-    <w:next w:val="Normal"/>
-    <w:uiPriority w:val="35"/>
-    <w:unhideWhenUsed/>
-    <w:qFormat/>
-    <w:rsid w:val="00FF49F4"/>
-    <w:pPr>
-      <w:spacing w:after="200" w:line="240" w:lineRule="auto"/>
-    </w:pPr>
-    <w:rPr>
-      <w:i/>
-      <w:iCs/>
-      <w:color w:val="44546A" w:themeColor="text2"/>
-      <w:sz w:val="18"/>
-      <w:szCs w:val="18"/>
-    </w:rPr>
-  </w:style>
-  <w:style w:type="paragraph" w:styleId="NormalWeb">
-    <w:name w:val="Normal (Web)"/>
-    <w:basedOn w:val="Normal"/>
-    <w:uiPriority w:val="99"/>
-    <w:unhideWhenUsed/>
-    <w:rsid w:val="00766399"/>
-    <w:pPr>
-      <w:spacing w:before="100" w:beforeAutospacing="1" w:after="100" w:afterAutospacing="1" w:line="240" w:lineRule="auto"/>
-    </w:pPr>
-    <w:rPr>
-      <w:rFonts w:eastAsia="Times New Roman" w:cs="Times New Roman"/>
-      <w:szCs w:val="24"/>
-      <w:lang w:val="en-US"/>
-    </w:rPr>
-  </w:style>
-  <w:style w:type="character" w:styleId="Strong">
-    <w:name w:val="Strong"/>
-    <w:basedOn w:val="DefaultParagraphFont"/>
-    <w:uiPriority w:val="22"/>
-    <w:qFormat/>
-    <w:rsid w:val="00766399"/>
-    <w:rPr>
-      <w:b/>
-      <w:bCs/>
-    </w:rPr>
-  </w:style>
-  <w:style w:type="character" w:customStyle="1" w:styleId="Heading2Char">
-    <w:name w:val="Heading 2 Char"/>
-    <w:basedOn w:val="DefaultParagraphFont"/>
-    <w:link w:val="Heading2"/>
-    <w:uiPriority w:val="9"/>
-    <w:rsid w:val="006549AC"/>
-    <w:rPr>
-      <w:rFonts w:ascii="Times New Roman" w:eastAsiaTheme="majorEastAsia" w:hAnsi="Times New Roman" w:cstheme="majorBidi"/>
-      <w:b/>
-      <w:sz w:val="24"/>
-      <w:szCs w:val="26"/>
-      <w:lang w:val="en-GB"/>
-    </w:rPr>
-  </w:style>
-  <w:style w:type="paragraph" w:styleId="Header">
-    <w:name w:val="header"/>
-    <w:basedOn w:val="Normal"/>
-    <w:link w:val="HeaderChar"/>
-    <w:uiPriority w:val="99"/>
-    <w:unhideWhenUsed/>
-    <w:rsid w:val="006549AC"/>
-    <w:pPr>
-      <w:tabs>
-        <w:tab w:val="center" w:pos="4680"/>
-        <w:tab w:val="right" w:pos="9360"/>
-      </w:tabs>
-      <w:spacing w:after="0" w:line="240" w:lineRule="auto"/>
-    </w:pPr>
-  </w:style>
-  <w:style w:type="character" w:customStyle="1" w:styleId="HeaderChar">
-    <w:name w:val="Header Char"/>
-    <w:basedOn w:val="DefaultParagraphFont"/>
-    <w:link w:val="Header"/>
-    <w:uiPriority w:val="99"/>
-    <w:rsid w:val="006549AC"/>
-    <w:rPr>
-      <w:rFonts w:ascii="Times New Roman" w:hAnsi="Times New Roman"/>
-      <w:sz w:val="24"/>
-      <w:lang w:val="en-GB"/>
-    </w:rPr>
-  </w:style>
-  <w:style w:type="paragraph" w:styleId="Footer">
-    <w:name w:val="footer"/>
-    <w:basedOn w:val="Normal"/>
-    <w:link w:val="FooterChar"/>
-    <w:uiPriority w:val="99"/>
-    <w:unhideWhenUsed/>
-    <w:rsid w:val="006549AC"/>
-    <w:pPr>
-      <w:tabs>
-        <w:tab w:val="center" w:pos="4680"/>
-        <w:tab w:val="right" w:pos="9360"/>
-      </w:tabs>
-      <w:spacing w:after="0" w:line="240" w:lineRule="auto"/>
-    </w:pPr>
-  </w:style>
-  <w:style w:type="character" w:customStyle="1" w:styleId="FooterChar">
-    <w:name w:val="Footer Char"/>
-    <w:basedOn w:val="DefaultParagraphFont"/>
-    <w:link w:val="Footer"/>
-    <w:uiPriority w:val="99"/>
-    <w:rsid w:val="006549AC"/>
-    <w:rPr>
-      <w:rFonts w:ascii="Times New Roman" w:hAnsi="Times New Roman"/>
-      <w:sz w:val="24"/>
-      <w:lang w:val="en-GB"/>
-    </w:rPr>
-  </w:style>
-  <w:style w:type="table" w:customStyle="1" w:styleId="ListTable31">
-    <w:name w:val="List Table 31"/>
-    <w:basedOn w:val="TableNormal"/>
-    <w:uiPriority w:val="48"/>
-    <w:rsid w:val="0026435A"/>
-    <w:pPr>
-      <w:spacing w:after="0" w:line="240" w:lineRule="auto"/>
-    </w:pPr>
-    <w:tblPr>
-      <w:tblStyleRowBandSize w:val="1"/>
-      <w:tblStyleColBandSize w:val="1"/>
-      <w:tblInd w:w="0" w:type="dxa"/>
-      <w:tblBorders>
-        <w:top w:val="single" w:sz="4" w:space="0" w:color="000000" w:themeColor="text1"/>
-        <w:left w:val="single" w:sz="4" w:space="0" w:color="000000" w:themeColor="text1"/>
-        <w:bottom w:val="single" w:sz="4" w:space="0" w:color="000000" w:themeColor="text1"/>
-        <w:right w:val="single" w:sz="4" w:space="0" w:color="000000" w:themeColor="text1"/>
-      </w:tblBorders>
-      <w:tblCellMar>
-        <w:top w:w="0" w:type="dxa"/>
-        <w:left w:w="108" w:type="dxa"/>
-        <w:bottom w:w="0" w:type="dxa"/>
-        <w:right w:w="108" w:type="dxa"/>
-      </w:tblCellMar>
-    </w:tblPr>
-    <w:tblStylePr w:type="firstRow">
-      <w:rPr>
-        <w:b/>
-        <w:bCs/>
-        <w:color w:val="FFFFFF" w:themeColor="background1"/>
-      </w:rPr>
-      <w:tblPr/>
-      <w:tcPr>
-        <w:shd w:val="clear" w:color="auto" w:fill="000000" w:themeFill="text1"/>
-      </w:tcPr>
-    </w:tblStylePr>
-    <w:tblStylePr w:type="lastRow">
-      <w:rPr>
-        <w:b/>
-        <w:bCs/>
-      </w:rPr>
-      <w:tblPr/>
-      <w:tcPr>
-        <w:tcBorders>
-          <w:top w:val="double" w:sz="4" w:space="0" w:color="000000" w:themeColor="text1"/>
-        </w:tcBorders>
-        <w:shd w:val="clear" w:color="auto" w:fill="FFFFFF" w:themeFill="background1"/>
-      </w:tcPr>
-    </w:tblStylePr>
-    <w:tblStylePr w:type="firstCol">
-      <w:rPr>
-        <w:b/>
-        <w:bCs/>
-      </w:rPr>
-      <w:tblPr/>
-      <w:tcPr>
-        <w:tcBorders>
-          <w:right w:val="nil"/>
-        </w:tcBorders>
-        <w:shd w:val="clear" w:color="auto" w:fill="FFFFFF" w:themeFill="background1"/>
-      </w:tcPr>
-    </w:tblStylePr>
-    <w:tblStylePr w:type="lastCol">
-      <w:rPr>
-        <w:b/>
-        <w:bCs/>
-      </w:rPr>
-      <w:tblPr/>
-      <w:tcPr>
-        <w:tcBorders>
-          <w:left w:val="nil"/>
-        </w:tcBorders>
-        <w:shd w:val="clear" w:color="auto" w:fill="FFFFFF" w:themeFill="background1"/>
-      </w:tcPr>
-    </w:tblStylePr>
-    <w:tblStylePr w:type="band1Vert">
-      <w:tblPr/>
-      <w:tcPr>
-        <w:tcBorders>
-          <w:left w:val="single" w:sz="4" w:space="0" w:color="000000" w:themeColor="text1"/>
-          <w:right w:val="single" w:sz="4" w:space="0" w:color="000000" w:themeColor="text1"/>
-        </w:tcBorders>
-      </w:tcPr>
-    </w:tblStylePr>
-    <w:tblStylePr w:type="band1Horz">
-      <w:tblPr/>
-      <w:tcPr>
-        <w:tcBorders>
-          <w:top w:val="single" w:sz="4" w:space="0" w:color="000000" w:themeColor="text1"/>
-          <w:bottom w:val="single" w:sz="4" w:space="0" w:color="000000" w:themeColor="text1"/>
-          <w:insideH w:val="nil"/>
-        </w:tcBorders>
-      </w:tcPr>
-    </w:tblStylePr>
-    <w:tblStylePr w:type="neCell">
-      <w:tblPr/>
-      <w:tcPr>
-        <w:tcBorders>
-          <w:left w:val="nil"/>
-          <w:bottom w:val="nil"/>
-        </w:tcBorders>
-      </w:tcPr>
-    </w:tblStylePr>
-    <w:tblStylePr w:type="nwCell">
-      <w:tblPr/>
-      <w:tcPr>
-        <w:tcBorders>
-          <w:bottom w:val="nil"/>
-          <w:right w:val="nil"/>
-        </w:tcBorders>
-      </w:tcPr>
-    </w:tblStylePr>
-    <w:tblStylePr w:type="seCell">
-      <w:tblPr/>
-      <w:tcPr>
-        <w:tcBorders>
-          <w:top w:val="double" w:sz="4" w:space="0" w:color="000000" w:themeColor="text1"/>
-          <w:left w:val="nil"/>
-        </w:tcBorders>
-      </w:tcPr>
-    </w:tblStylePr>
-    <w:tblStylePr w:type="swCell">
-      <w:tblPr/>
-      <w:tcPr>
-        <w:tcBorders>
-          <w:top w:val="double" w:sz="4" w:space="0" w:color="000000" w:themeColor="text1"/>
-          <w:right w:val="nil"/>
-        </w:tcBorders>
-      </w:tcPr>
-    </w:tblStylePr>
-  </w:style>
-  <w:style w:type="table" w:customStyle="1" w:styleId="GridTable1Light1">
-    <w:name w:val="Grid Table 1 Light1"/>
-    <w:basedOn w:val="TableNormal"/>
-    <w:uiPriority w:val="46"/>
-    <w:rsid w:val="0026435A"/>
-    <w:pPr>
-      <w:spacing w:after="0" w:line="240" w:lineRule="auto"/>
-    </w:pPr>
-    <w:tblPr>
-      <w:tblStyleRowBandSize w:val="1"/>
-      <w:tblStyleColBandSize w:val="1"/>
-      <w:tblInd w:w="0" w:type="dxa"/>
-      <w:tblBorders>
-        <w:top w:val="single" w:sz="4" w:space="0" w:color="999999" w:themeColor="text1" w:themeTint="66"/>
-        <w:left w:val="single" w:sz="4" w:space="0" w:color="999999" w:themeColor="text1" w:themeTint="66"/>
-        <w:bottom w:val="single" w:sz="4" w:space="0" w:color="999999" w:themeColor="text1" w:themeTint="66"/>
-        <w:right w:val="single" w:sz="4" w:space="0" w:color="999999" w:themeColor="text1" w:themeTint="66"/>
-        <w:insideH w:val="single" w:sz="4" w:space="0" w:color="999999" w:themeColor="text1" w:themeTint="66"/>
-        <w:insideV w:val="single" w:sz="4" w:space="0" w:color="999999" w:themeColor="text1" w:themeTint="66"/>
-      </w:tblBorders>
-      <w:tblCellMar>
-        <w:top w:w="0" w:type="dxa"/>
-        <w:left w:w="108" w:type="dxa"/>
-        <w:bottom w:w="0" w:type="dxa"/>
-        <w:right w:w="108" w:type="dxa"/>
-      </w:tblCellMar>
-    </w:tblPr>
-    <w:tblStylePr w:type="firstRow">
-      <w:rPr>
-        <w:b/>
-        <w:bCs/>
-      </w:rPr>
-      <w:tblPr/>
-      <w:tcPr>
-        <w:tcBorders>
-          <w:bottom w:val="single" w:sz="12" w:space="0" w:color="666666" w:themeColor="text1" w:themeTint="99"/>
-        </w:tcBorders>
-      </w:tcPr>
-    </w:tblStylePr>
-    <w:tblStylePr w:type="lastRow">
-      <w:rPr>
-        <w:b/>
-        <w:bCs/>
-      </w:rPr>
-      <w:tblPr/>
-      <w:tcPr>
-        <w:tcBorders>
-          <w:top w:val="double" w:sz="2" w:space="0" w:color="666666" w:themeColor="text1" w:themeTint="99"/>
-        </w:tcBorders>
-      </w:tcPr>
-    </w:tblStylePr>
-    <w:tblStylePr w:type="firstCol">
-      <w:rPr>
-        <w:b/>
-        <w:bCs/>
-      </w:rPr>
-    </w:tblStylePr>
-    <w:tblStylePr w:type="lastCol">
-      <w:rPr>
-        <w:b/>
-        <w:bCs/>
-      </w:rPr>
-    </w:tblStylePr>
-  </w:style>
-  <w:style w:type="character" w:styleId="Emphasis">
-    <w:name w:val="Emphasis"/>
-    <w:basedOn w:val="DefaultParagraphFont"/>
-    <w:uiPriority w:val="20"/>
-    <w:qFormat/>
-    <w:rsid w:val="002461A0"/>
-    <w:rPr>
-      <w:i/>
-      <w:iCs/>
-    </w:rPr>
-  </w:style>
-  <w:style w:type="paragraph" w:styleId="BalloonText">
-    <w:name w:val="Balloon Text"/>
-    <w:basedOn w:val="Normal"/>
-    <w:link w:val="BalloonTextChar"/>
-    <w:uiPriority w:val="99"/>
-    <w:semiHidden/>
-    <w:unhideWhenUsed/>
-    <w:rsid w:val="00B87AE3"/>
-    <w:pPr>
-      <w:spacing w:after="0" w:line="240" w:lineRule="auto"/>
-    </w:pPr>
-    <w:rPr>
-      <w:rFonts w:ascii="Tahoma" w:hAnsi="Tahoma" w:cs="Tahoma"/>
-      <w:sz w:val="16"/>
-      <w:szCs w:val="16"/>
-    </w:rPr>
-  </w:style>
-  <w:style w:type="character" w:customStyle="1" w:styleId="BalloonTextChar">
-    <w:name w:val="Balloon Text Char"/>
-    <w:basedOn w:val="DefaultParagraphFont"/>
-    <w:link w:val="BalloonText"/>
-    <w:uiPriority w:val="99"/>
-    <w:semiHidden/>
-    <w:rsid w:val="00B87AE3"/>
-    <w:rPr>
-      <w:rFonts w:ascii="Tahoma" w:hAnsi="Tahoma" w:cs="Tahoma"/>
-      <w:sz w:val="16"/>
-      <w:szCs w:val="16"/>
-      <w:lang w:val="en-GB"/>
-    </w:rPr>
-  </w:style>
-  <w:style w:type="paragraph" w:styleId="TableofFigures">
-    <w:name w:val="table of figures"/>
-    <w:basedOn w:val="Normal"/>
-    <w:next w:val="Normal"/>
-    <w:uiPriority w:val="99"/>
-    <w:unhideWhenUsed/>
-    <w:rsid w:val="0098069A"/>
-    <w:pPr>
-      <w:spacing w:after="0"/>
-    </w:pPr>
-  </w:style>
-  <w:style w:type="paragraph" w:styleId="TOCHeading">
-    <w:name w:val="TOC Heading"/>
-    <w:basedOn w:val="Heading1"/>
-    <w:next w:val="Normal"/>
-    <w:uiPriority w:val="39"/>
-    <w:unhideWhenUsed/>
-    <w:qFormat/>
-    <w:rsid w:val="00327377"/>
-    <w:pPr>
-      <w:spacing w:before="240" w:after="0"/>
-      <w:outlineLvl w:val="9"/>
-    </w:pPr>
-    <w:rPr>
-      <w:rFonts w:asciiTheme="majorHAnsi" w:hAnsiTheme="majorHAnsi"/>
-      <w:b w:val="0"/>
-      <w:color w:val="2F5496" w:themeColor="accent1" w:themeShade="BF"/>
-      <w:sz w:val="32"/>
-      <w:lang w:val="en-US"/>
-    </w:rPr>
-  </w:style>
-  <w:style w:type="paragraph" w:styleId="TOC2">
-    <w:name w:val="toc 2"/>
-    <w:basedOn w:val="Normal"/>
-    <w:next w:val="Normal"/>
-    <w:autoRedefine/>
-    <w:uiPriority w:val="39"/>
-    <w:unhideWhenUsed/>
-    <w:rsid w:val="00327377"/>
-    <w:pPr>
-      <w:spacing w:after="100"/>
-      <w:ind w:left="240"/>
-    </w:pPr>
-  </w:style>
-  <w:style w:type="character" w:customStyle="1" w:styleId="UnresolvedMention">
-    <w:name w:val="Unresolved Mention"/>
+  <w:style w:type="character" w:customStyle="1" w:styleId="UnresolvedMention1">
+    <w:name w:val="Unresolved Mention1"/>
     <w:basedOn w:val="DefaultParagraphFont"/>
     <w:uiPriority w:val="99"/>
     <w:semiHidden/>
@@ -10548,7 +10041,7 @@
 </file>
 
 <file path=word/glossary/document.xml><?xml version="1.0" encoding="utf-8"?>
-<w:glossaryDocument xmlns:wpc="http://schemas.microsoft.com/office/word/2010/wordprocessingCanvas" xmlns:mc="http://schemas.openxmlformats.org/markup-compatibility/2006" xmlns:o="urn:schemas-microsoft-com:office:office" xmlns:r="http://schemas.openxmlformats.org/officeDocument/2006/relationships" xmlns:m="http://schemas.openxmlformats.org/officeDocument/2006/math" xmlns:v="urn:schemas-microsoft-com:vml" xmlns:wp14="http://schemas.microsoft.com/office/word/2010/wordprocessingDrawing" xmlns:wp="http://schemas.openxmlformats.org/drawingml/2006/wordprocessingDrawing" xmlns:w10="urn:schemas-microsoft-com:office:word" xmlns:w="http://schemas.openxmlformats.org/wordprocessingml/2006/main" xmlns:w14="http://schemas.microsoft.com/office/word/2010/wordml" xmlns:wpg="http://schemas.microsoft.com/office/word/2010/wordprocessingGroup" xmlns:wpi="http://schemas.microsoft.com/office/word/2010/wordprocessingInk" xmlns:wne="http://schemas.microsoft.com/office/word/2006/wordml" xmlns:wps="http://schemas.microsoft.com/office/word/2010/wordprocessingShape" mc:Ignorable="w14 wp14">
+<w:glossaryDocument xmlns:wpc="http://schemas.microsoft.com/office/word/2010/wordprocessingCanvas" xmlns:cx="http://schemas.microsoft.com/office/drawing/2014/chartex" xmlns:cx1="http://schemas.microsoft.com/office/drawing/2015/9/8/chartex" xmlns:cx2="http://schemas.microsoft.com/office/drawing/2015/10/21/chartex" xmlns:cx3="http://schemas.microsoft.com/office/drawing/2016/5/9/chartex" xmlns:cx4="http://schemas.microsoft.com/office/drawing/2016/5/10/chartex" xmlns:cx5="http://schemas.microsoft.com/office/drawing/2016/5/11/chartex" xmlns:cx6="http://schemas.microsoft.com/office/drawing/2016/5/12/chartex" xmlns:cx7="http://schemas.microsoft.com/office/drawing/2016/5/13/chartex" xmlns:cx8="http://schemas.microsoft.com/office/drawing/2016/5/14/chartex" xmlns:mc="http://schemas.openxmlformats.org/markup-compatibility/2006" xmlns:aink="http://schemas.microsoft.com/office/drawing/2016/ink" xmlns:am3d="http://schemas.microsoft.com/office/drawing/2017/model3d" xmlns:o="urn:schemas-microsoft-com:office:office" xmlns:oel="http://schemas.microsoft.com/office/2019/extlst" xmlns:r="http://schemas.openxmlformats.org/officeDocument/2006/relationships" xmlns:m="http://schemas.openxmlformats.org/officeDocument/2006/math" xmlns:v="urn:schemas-microsoft-com:vml" xmlns:wp14="http://schemas.microsoft.com/office/word/2010/wordprocessingDrawing" xmlns:wp="http://schemas.openxmlformats.org/drawingml/2006/wordprocessingDrawing" xmlns:w10="urn:schemas-microsoft-com:office:word" xmlns:w="http://schemas.openxmlformats.org/wordprocessingml/2006/main" xmlns:w14="http://schemas.microsoft.com/office/word/2010/wordml" xmlns:w15="http://schemas.microsoft.com/office/word/2012/wordml" xmlns:w16cex="http://schemas.microsoft.com/office/word/2018/wordml/cex" xmlns:w16cid="http://schemas.microsoft.com/office/word/2016/wordml/cid" xmlns:w16="http://schemas.microsoft.com/office/word/2018/wordml" xmlns:w16du="http://schemas.microsoft.com/office/word/2023/wordml/word16du" xmlns:w16sdtdh="http://schemas.microsoft.com/office/word/2020/wordml/sdtdatahash" xmlns:w16sdtfl="http://schemas.microsoft.com/office/word/2024/wordml/sdtformatlock" xmlns:w16se="http://schemas.microsoft.com/office/word/2015/wordml/symex" xmlns:wpg="http://schemas.microsoft.com/office/word/2010/wordprocessingGroup" xmlns:wpi="http://schemas.microsoft.com/office/word/2010/wordprocessingInk" xmlns:wne="http://schemas.microsoft.com/office/word/2006/wordml" xmlns:wps="http://schemas.microsoft.com/office/word/2010/wordprocessingShape" mc:Ignorable="w14 w15 w16se w16cid w16 w16cex w16sdtdh w16sdtfl w16du wp14">
   <w:docParts>
     <w:docPart>
       <w:docPartPr>
@@ -10584,7 +10077,7 @@
 </file>
 
 <file path=word/glossary/fontTable.xml><?xml version="1.0" encoding="utf-8"?>
-<w:fonts xmlns:mc="http://schemas.openxmlformats.org/markup-compatibility/2006" xmlns:r="http://schemas.openxmlformats.org/officeDocument/2006/relationships" xmlns:w="http://schemas.openxmlformats.org/wordprocessingml/2006/main" xmlns:w14="http://schemas.microsoft.com/office/word/2010/wordml" mc:Ignorable="w14">
+<w:fonts xmlns:mc="http://schemas.openxmlformats.org/markup-compatibility/2006" xmlns:r="http://schemas.openxmlformats.org/officeDocument/2006/relationships" xmlns:w="http://schemas.openxmlformats.org/wordprocessingml/2006/main" xmlns:w14="http://schemas.microsoft.com/office/word/2010/wordml" xmlns:w15="http://schemas.microsoft.com/office/word/2012/wordml" xmlns:w16cex="http://schemas.microsoft.com/office/word/2018/wordml/cex" xmlns:w16cid="http://schemas.microsoft.com/office/word/2016/wordml/cid" xmlns:w16="http://schemas.microsoft.com/office/word/2018/wordml" xmlns:w16du="http://schemas.microsoft.com/office/word/2023/wordml/word16du" xmlns:w16sdtdh="http://schemas.microsoft.com/office/word/2020/wordml/sdtdatahash" xmlns:w16sdtfl="http://schemas.microsoft.com/office/word/2024/wordml/sdtformatlock" xmlns:w16se="http://schemas.microsoft.com/office/word/2015/wordml/symex" mc:Ignorable="w14 w15 w16se w16cid w16 w16cex w16sdtdh w16sdtfl w16du">
   <w:font w:name="Symbol">
     <w:panose1 w:val="05050102010706020507"/>
     <w:charset w:val="02"/>
@@ -10597,14 +10090,14 @@
     <w:charset w:val="00"/>
     <w:family w:val="roman"/>
     <w:pitch w:val="variable"/>
-    <w:sig w:usb0="E0002EFF" w:usb1="C0007843" w:usb2="00000009" w:usb3="00000000" w:csb0="000001FF" w:csb1="00000000"/>
+    <w:sig w:usb0="E0002EFF" w:usb1="C000785B" w:usb2="00000009" w:usb3="00000000" w:csb0="000001FF" w:csb1="00000000"/>
   </w:font>
   <w:font w:name="Courier New">
     <w:panose1 w:val="02070309020205020404"/>
     <w:charset w:val="00"/>
     <w:family w:val="modern"/>
     <w:pitch w:val="fixed"/>
-    <w:sig w:usb0="E0002AFF" w:usb1="C0007843" w:usb2="00000009" w:usb3="00000000" w:csb0="000001FF" w:csb1="00000000"/>
+    <w:sig w:usb0="E0002EFF" w:usb1="C0007843" w:usb2="00000009" w:usb3="00000000" w:csb0="000001FF" w:csb1="00000000"/>
   </w:font>
   <w:font w:name="Wingdings">
     <w:panose1 w:val="05000000000000000000"/>
@@ -10618,7 +10111,7 @@
     <w:charset w:val="00"/>
     <w:family w:val="swiss"/>
     <w:pitch w:val="variable"/>
-    <w:sig w:usb0="E00002FF" w:usb1="4000ACFF" w:usb2="00000001" w:usb3="00000000" w:csb0="0000019F" w:csb1="00000000"/>
+    <w:sig w:usb0="E4002EFF" w:usb1="C200247B" w:usb2="00000009" w:usb3="00000000" w:csb0="000001FF" w:csb1="00000000"/>
   </w:font>
   <w:font w:name="Tahoma">
     <w:panose1 w:val="020B0604030504040204"/>
@@ -10633,20 +10126,13 @@
     <w:charset w:val="00"/>
     <w:family w:val="swiss"/>
     <w:pitch w:val="variable"/>
-    <w:sig w:usb0="A00002EF" w:usb1="4000207B" w:usb2="00000000" w:usb3="00000000" w:csb0="0000019F" w:csb1="00000000"/>
-  </w:font>
-  <w:font w:name="Cambria">
-    <w:panose1 w:val="02040503050406030204"/>
-    <w:charset w:val="00"/>
-    <w:family w:val="roman"/>
-    <w:pitch w:val="variable"/>
-    <w:sig w:usb0="E00002FF" w:usb1="400004FF" w:usb2="00000000" w:usb3="00000000" w:csb0="0000019F" w:csb1="00000000"/>
+    <w:sig w:usb0="E4002EFF" w:usb1="C200247B" w:usb2="00000009" w:usb3="00000000" w:csb0="000001FF" w:csb1="00000000"/>
   </w:font>
 </w:fonts>
 </file>
 
 <file path=word/glossary/settings.xml><?xml version="1.0" encoding="utf-8"?>
-<w:settings xmlns:mc="http://schemas.openxmlformats.org/markup-compatibility/2006" xmlns:o="urn:schemas-microsoft-com:office:office" xmlns:r="http://schemas.openxmlformats.org/officeDocument/2006/relationships" xmlns:m="http://schemas.openxmlformats.org/officeDocument/2006/math" xmlns:v="urn:schemas-microsoft-com:vml" xmlns:w10="urn:schemas-microsoft-com:office:word" xmlns:w="http://schemas.openxmlformats.org/wordprocessingml/2006/main" xmlns:w14="http://schemas.microsoft.com/office/word/2010/wordml" xmlns:sl="http://schemas.openxmlformats.org/schemaLibrary/2006/main" mc:Ignorable="w14">
+<w:settings xmlns:mc="http://schemas.openxmlformats.org/markup-compatibility/2006" xmlns:o="urn:schemas-microsoft-com:office:office" xmlns:r="http://schemas.openxmlformats.org/officeDocument/2006/relationships" xmlns:m="http://schemas.openxmlformats.org/officeDocument/2006/math" xmlns:v="urn:schemas-microsoft-com:vml" xmlns:w10="urn:schemas-microsoft-com:office:word" xmlns:w="http://schemas.openxmlformats.org/wordprocessingml/2006/main" xmlns:w14="http://schemas.microsoft.com/office/word/2010/wordml" xmlns:w15="http://schemas.microsoft.com/office/word/2012/wordml" xmlns:w16cex="http://schemas.microsoft.com/office/word/2018/wordml/cex" xmlns:w16cid="http://schemas.microsoft.com/office/word/2016/wordml/cid" xmlns:w16="http://schemas.microsoft.com/office/word/2018/wordml" xmlns:w16du="http://schemas.microsoft.com/office/word/2023/wordml/word16du" xmlns:w16sdtdh="http://schemas.microsoft.com/office/word/2020/wordml/sdtdatahash" xmlns:w16sdtfl="http://schemas.microsoft.com/office/word/2024/wordml/sdtformatlock" xmlns:w16se="http://schemas.microsoft.com/office/word/2015/wordml/symex" xmlns:sl="http://schemas.openxmlformats.org/schemaLibrary/2006/main" mc:Ignorable="w14 w15 w16se w16cid w16 w16cex w16sdtdh w16sdtfl w16du">
   <w:view w:val="normal"/>
   <w:defaultTabStop w:val="720"/>
   <w:characterSpacingControl w:val="doNotCompress"/>
@@ -10656,6 +10142,7 @@
     <w:compatSetting w:name="overrideTableStyleFontSizeAndJustification" w:uri="http://schemas.microsoft.com/office/word" w:val="1"/>
     <w:compatSetting w:name="enableOpenTypeFeatures" w:uri="http://schemas.microsoft.com/office/word" w:val="1"/>
     <w:compatSetting w:name="doNotFlipMirrorIndents" w:uri="http://schemas.microsoft.com/office/word" w:val="1"/>
+    <w:compatSetting w:name="useWord2013TrackBottomHyphenation" w:uri="http://schemas.microsoft.com/office/word" w:val="1"/>
   </w:compat>
   <w:rsids>
     <w:rsidRoot w:val="001B1BB0"/>
@@ -10676,6 +10163,7 @@
     <w:rsid w:val="00586AAF"/>
     <w:rsid w:val="005A53D4"/>
     <w:rsid w:val="00632E6A"/>
+    <w:rsid w:val="006B6F7F"/>
     <w:rsid w:val="006C6C55"/>
     <w:rsid w:val="006D036D"/>
     <w:rsid w:val="007018A3"/>
@@ -10694,6 +10182,7 @@
     <w:rsid w:val="00DB5872"/>
     <w:rsid w:val="00DC7D42"/>
     <w:rsid w:val="00DD3B45"/>
+    <w:rsid w:val="00DE15C8"/>
     <w:rsid w:val="00DF390D"/>
     <w:rsid w:val="00EC7C3D"/>
     <w:rsid w:val="00EF3FFA"/>
@@ -10722,7 +10211,7 @@
 </file>
 
 <file path=word/glossary/styles.xml><?xml version="1.0" encoding="utf-8"?>
-<w:styles xmlns:mc="http://schemas.openxmlformats.org/markup-compatibility/2006" xmlns:r="http://schemas.openxmlformats.org/officeDocument/2006/relationships" xmlns:w="http://schemas.openxmlformats.org/wordprocessingml/2006/main" xmlns:w14="http://schemas.microsoft.com/office/word/2010/wordml" mc:Ignorable="w14">
+<w:styles xmlns:mc="http://schemas.openxmlformats.org/markup-compatibility/2006" xmlns:r="http://schemas.openxmlformats.org/officeDocument/2006/relationships" xmlns:w="http://schemas.openxmlformats.org/wordprocessingml/2006/main" xmlns:w14="http://schemas.microsoft.com/office/word/2010/wordml" xmlns:w15="http://schemas.microsoft.com/office/word/2012/wordml" xmlns:w16cex="http://schemas.microsoft.com/office/word/2018/wordml/cex" xmlns:w16cid="http://schemas.microsoft.com/office/word/2016/wordml/cid" xmlns:w16="http://schemas.microsoft.com/office/word/2018/wordml" xmlns:w16du="http://schemas.microsoft.com/office/word/2023/wordml/word16du" xmlns:w16sdtdh="http://schemas.microsoft.com/office/word/2020/wordml/sdtdatahash" xmlns:w16sdtfl="http://schemas.microsoft.com/office/word/2024/wordml/sdtformatlock" xmlns:w16se="http://schemas.microsoft.com/office/word/2015/wordml/symex" mc:Ignorable="w14 w15 w16se w16cid w16 w16cex w16sdtdh w16sdtfl w16du">
   <w:docDefaults>
     <w:rPrDefault>
       <w:rPr>
@@ -10738,348 +10227,383 @@
       </w:pPr>
     </w:pPrDefault>
   </w:docDefaults>
-  <w:latentStyles w:defLockedState="0" w:defUIPriority="99" w:defSemiHidden="1" w:defUnhideWhenUsed="1" w:defQFormat="0" w:count="267">
-    <w:lsdException w:name="Normal" w:semiHidden="0" w:uiPriority="0" w:unhideWhenUsed="0" w:qFormat="1"/>
-    <w:lsdException w:name="heading 1" w:semiHidden="0" w:uiPriority="9" w:unhideWhenUsed="0" w:qFormat="1"/>
-    <w:lsdException w:name="heading 2" w:uiPriority="9" w:qFormat="1"/>
-    <w:lsdException w:name="heading 3" w:uiPriority="9" w:qFormat="1"/>
-    <w:lsdException w:name="heading 4" w:uiPriority="9" w:qFormat="1"/>
-    <w:lsdException w:name="heading 5" w:uiPriority="9" w:qFormat="1"/>
-    <w:lsdException w:name="heading 6" w:uiPriority="9" w:qFormat="1"/>
-    <w:lsdException w:name="heading 7" w:uiPriority="9" w:qFormat="1"/>
-    <w:lsdException w:name="heading 8" w:uiPriority="9" w:qFormat="1"/>
-    <w:lsdException w:name="heading 9" w:uiPriority="9" w:qFormat="1"/>
-    <w:lsdException w:name="toc 1" w:uiPriority="39"/>
-    <w:lsdException w:name="toc 2" w:uiPriority="39"/>
-    <w:lsdException w:name="toc 3" w:uiPriority="39"/>
-    <w:lsdException w:name="toc 4" w:uiPriority="39"/>
-    <w:lsdException w:name="toc 5" w:uiPriority="39"/>
-    <w:lsdException w:name="toc 6" w:uiPriority="39"/>
-    <w:lsdException w:name="toc 7" w:uiPriority="39"/>
-    <w:lsdException w:name="toc 8" w:uiPriority="39"/>
-    <w:lsdException w:name="toc 9" w:uiPriority="39"/>
-    <w:lsdException w:name="caption" w:uiPriority="35" w:qFormat="1"/>
-    <w:lsdException w:name="Title" w:semiHidden="0" w:uiPriority="10" w:unhideWhenUsed="0" w:qFormat="1"/>
-    <w:lsdException w:name="Default Paragraph Font" w:uiPriority="1"/>
-    <w:lsdException w:name="Subtitle" w:semiHidden="0" w:uiPriority="11" w:unhideWhenUsed="0" w:qFormat="1"/>
-    <w:lsdException w:name="Strong" w:semiHidden="0" w:uiPriority="22" w:unhideWhenUsed="0" w:qFormat="1"/>
-    <w:lsdException w:name="Emphasis" w:semiHidden="0" w:uiPriority="20" w:unhideWhenUsed="0" w:qFormat="1"/>
-    <w:lsdException w:name="Table Grid" w:semiHidden="0" w:uiPriority="39" w:unhideWhenUsed="0"/>
-    <w:lsdException w:name="Placeholder Text" w:unhideWhenUsed="0"/>
-    <w:lsdException w:name="No Spacing" w:semiHidden="0" w:uiPriority="1" w:unhideWhenUsed="0" w:qFormat="1"/>
-    <w:lsdException w:name="Light Shading" w:semiHidden="0" w:uiPriority="60" w:unhideWhenUsed="0"/>
-    <w:lsdException w:name="Light List" w:semiHidden="0" w:uiPriority="61" w:unhideWhenUsed="0"/>
-    <w:lsdException w:name="Light Grid" w:semiHidden="0" w:uiPriority="62" w:unhideWhenUsed="0"/>
-    <w:lsdException w:name="Medium Shading 1" w:semiHidden="0" w:uiPriority="63" w:unhideWhenUsed="0"/>
-    <w:lsdException w:name="Medium Shading 2" w:semiHidden="0" w:uiPriority="64" w:unhideWhenUsed="0"/>
-    <w:lsdException w:name="Medium List 1" w:semiHidden="0" w:uiPriority="65" w:unhideWhenUsed="0"/>
-    <w:lsdException w:name="Medium List 2" w:semiHidden="0" w:uiPriority="66" w:unhideWhenUsed="0"/>
-    <w:lsdException w:name="Medium Grid 1" w:semiHidden="0" w:uiPriority="67" w:unhideWhenUsed="0"/>
-    <w:lsdException w:name="Medium Grid 2" w:semiHidden="0" w:uiPriority="68" w:unhideWhenUsed="0"/>
-    <w:lsdException w:name="Medium Grid 3" w:semiHidden="0" w:uiPriority="69" w:unhideWhenUsed="0"/>
-    <w:lsdException w:name="Dark List" w:semiHidden="0" w:uiPriority="70" w:unhideWhenUsed="0"/>
-    <w:lsdException w:name="Colorful Shading" w:semiHidden="0" w:uiPriority="71" w:unhideWhenUsed="0"/>
-    <w:lsdException w:name="Colorful List" w:semiHidden="0" w:uiPriority="72" w:unhideWhenUsed="0"/>
-    <w:lsdException w:name="Colorful Grid" w:semiHidden="0" w:uiPriority="73" w:unhideWhenUsed="0"/>
-    <w:lsdException w:name="Light Shading Accent 1" w:semiHidden="0" w:uiPriority="60" w:unhideWhenUsed="0"/>
-    <w:lsdException w:name="Light List Accent 1" w:semiHidden="0" w:uiPriority="61" w:unhideWhenUsed="0"/>
-    <w:lsdException w:name="Light Grid Accent 1" w:semiHidden="0" w:uiPriority="62" w:unhideWhenUsed="0"/>
-    <w:lsdException w:name="Medium Shading 1 Accent 1" w:semiHidden="0" w:uiPriority="63" w:unhideWhenUsed="0"/>
-    <w:lsdException w:name="Medium Shading 2 Accent 1" w:semiHidden="0" w:uiPriority="64" w:unhideWhenUsed="0"/>
-    <w:lsdException w:name="Medium List 1 Accent 1" w:semiHidden="0" w:uiPriority="65" w:unhideWhenUsed="0"/>
-    <w:lsdException w:name="Revision" w:unhideWhenUsed="0"/>
-    <w:lsdException w:name="List Paragraph" w:semiHidden="0" w:uiPriority="34" w:unhideWhenUsed="0" w:qFormat="1"/>
-    <w:lsdException w:name="Quote" w:semiHidden="0" w:uiPriority="29" w:unhideWhenUsed="0" w:qFormat="1"/>
-    <w:lsdException w:name="Intense Quote" w:semiHidden="0" w:uiPriority="30" w:unhideWhenUsed="0" w:qFormat="1"/>
-    <w:lsdException w:name="Medium List 2 Accent 1" w:semiHidden="0" w:uiPriority="66" w:unhideWhenUsed="0"/>
-    <w:lsdException w:name="Medium Grid 1 Accent 1" w:semiHidden="0" w:uiPriority="67" w:unhideWhenUsed="0"/>
-    <w:lsdException w:name="Medium Grid 2 Accent 1" w:semiHidden="0" w:uiPriority="68" w:unhideWhenUsed="0"/>
-    <w:lsdException w:name="Medium Grid 3 Accent 1" w:semiHidden="0" w:uiPriority="69" w:unhideWhenUsed="0"/>
-    <w:lsdException w:name="Dark List Accent 1" w:semiHidden="0" w:uiPriority="70" w:unhideWhenUsed="0"/>
-    <w:lsdException w:name="Colorful Shading Accent 1" w:semiHidden="0" w:uiPriority="71" w:unhideWhenUsed="0"/>
-    <w:lsdException w:name="Colorful List Accent 1" w:semiHidden="0" w:uiPriority="72" w:unhideWhenUsed="0"/>
-    <w:lsdException w:name="Colorful Grid Accent 1" w:semiHidden="0" w:uiPriority="73" w:unhideWhenUsed="0"/>
-    <w:lsdException w:name="Light Shading Accent 2" w:semiHidden="0" w:uiPriority="60" w:unhideWhenUsed="0"/>
-    <w:lsdException w:name="Light List Accent 2" w:semiHidden="0" w:uiPriority="61" w:unhideWhenUsed="0"/>
-    <w:lsdException w:name="Light Grid Accent 2" w:semiHidden="0" w:uiPriority="62" w:unhideWhenUsed="0"/>
-    <w:lsdException w:name="Medium Shading 1 Accent 2" w:semiHidden="0" w:uiPriority="63" w:unhideWhenUsed="0"/>
-    <w:lsdException w:name="Medium Shading 2 Accent 2" w:semiHidden="0" w:uiPriority="64" w:unhideWhenUsed="0"/>
-    <w:lsdException w:name="Medium List 1 Accent 2" w:semiHidden="0" w:uiPriority="65" w:unhideWhenUsed="0"/>
-    <w:lsdException w:name="Medium List 2 Accent 2" w:semiHidden="0" w:uiPriority="66" w:unhideWhenUsed="0"/>
-    <w:lsdException w:name="Medium Grid 1 Accent 2" w:semiHidden="0" w:uiPriority="67" w:unhideWhenUsed="0"/>
-    <w:lsdException w:name="Medium Grid 2 Accent 2" w:semiHidden="0" w:uiPriority="68" w:unhideWhenUsed="0"/>
-    <w:lsdException w:name="Medium Grid 3 Accent 2" w:semiHidden="0" w:uiPriority="69" w:unhideWhenUsed="0"/>
-    <w:lsdException w:name="Dark List Accent 2" w:semiHidden="0" w:uiPriority="70" w:unhideWhenUsed="0"/>
-    <w:lsdException w:name="Colorful Shading Accent 2" w:semiHidden="0" w:uiPriority="71" w:unhideWhenUsed="0"/>
-    <w:lsdException w:name="Colorful List Accent 2" w:semiHidden="0" w:uiPriority="72" w:unhideWhenUsed="0"/>
-    <w:lsdException w:name="Colorful Grid Accent 2" w:semiHidden="0" w:uiPriority="73" w:unhideWhenUsed="0"/>
-    <w:lsdException w:name="Light Shading Accent 3" w:semiHidden="0" w:uiPriority="60" w:unhideWhenUsed="0"/>
-    <w:lsdException w:name="Light List Accent 3" w:semiHidden="0" w:uiPriority="61" w:unhideWhenUsed="0"/>
-    <w:lsdException w:name="Light Grid Accent 3" w:semiHidden="0" w:uiPriority="62" w:unhideWhenUsed="0"/>
-    <w:lsdException w:name="Medium Shading 1 Accent 3" w:semiHidden="0" w:uiPriority="63" w:unhideWhenUsed="0"/>
-    <w:lsdException w:name="Medium Shading 2 Accent 3" w:semiHidden="0" w:uiPriority="64" w:unhideWhenUsed="0"/>
-    <w:lsdException w:name="Medium List 1 Accent 3" w:semiHidden="0" w:uiPriority="65" w:unhideWhenUsed="0"/>
-    <w:lsdException w:name="Medium List 2 Accent 3" w:semiHidden="0" w:uiPriority="66" w:unhideWhenUsed="0"/>
-    <w:lsdException w:name="Medium Grid 1 Accent 3" w:semiHidden="0" w:uiPriority="67" w:unhideWhenUsed="0"/>
-    <w:lsdException w:name="Medium Grid 2 Accent 3" w:semiHidden="0" w:uiPriority="68" w:unhideWhenUsed="0"/>
-    <w:lsdException w:name="Medium Grid 3 Accent 3" w:semiHidden="0" w:uiPriority="69" w:unhideWhenUsed="0"/>
-    <w:lsdException w:name="Dark List Accent 3" w:semiHidden="0" w:uiPriority="70" w:unhideWhenUsed="0"/>
-    <w:lsdException w:name="Colorful Shading Accent 3" w:semiHidden="0" w:uiPriority="71" w:unhideWhenUsed="0"/>
-    <w:lsdException w:name="Colorful List Accent 3" w:semiHidden="0" w:uiPriority="72" w:unhideWhenUsed="0"/>
-    <w:lsdException w:name="Colorful Grid Accent 3" w:semiHidden="0" w:uiPriority="73" w:unhideWhenUsed="0"/>
-    <w:lsdException w:name="Light Shading Accent 4" w:semiHidden="0" w:uiPriority="60" w:unhideWhenUsed="0"/>
-    <w:lsdException w:name="Light List Accent 4" w:semiHidden="0" w:uiPriority="61" w:unhideWhenUsed="0"/>
-    <w:lsdException w:name="Light Grid Accent 4" w:semiHidden="0" w:uiPriority="62" w:unhideWhenUsed="0"/>
-    <w:lsdException w:name="Medium Shading 1 Accent 4" w:semiHidden="0" w:uiPriority="63" w:unhideWhenUsed="0"/>
-    <w:lsdException w:name="Medium Shading 2 Accent 4" w:semiHidden="0" w:uiPriority="64" w:unhideWhenUsed="0"/>
-    <w:lsdException w:name="Medium List 1 Accent 4" w:semiHidden="0" w:uiPriority="65" w:unhideWhenUsed="0"/>
-    <w:lsdException w:name="Medium List 2 Accent 4" w:semiHidden="0" w:uiPriority="66" w:unhideWhenUsed="0"/>
-    <w:lsdException w:name="Medium Grid 1 Accent 4" w:semiHidden="0" w:uiPriority="67" w:unhideWhenUsed="0"/>
-    <w:lsdException w:name="Medium Grid 2 Accent 4" w:semiHidden="0" w:uiPriority="68" w:unhideWhenUsed="0"/>
-    <w:lsdException w:name="Medium Grid 3 Accent 4" w:semiHidden="0" w:uiPriority="69" w:unhideWhenUsed="0"/>
-    <w:lsdException w:name="Dark List Accent 4" w:semiHidden="0" w:uiPriority="70" w:unhideWhenUsed="0"/>
-    <w:lsdException w:name="Colorful Shading Accent 4" w:semiHidden="0" w:uiPriority="71" w:unhideWhenUsed="0"/>
-    <w:lsdException w:name="Colorful List Accent 4" w:semiHidden="0" w:uiPriority="72" w:unhideWhenUsed="0"/>
-    <w:lsdException w:name="Colorful Grid Accent 4" w:semiHidden="0" w:uiPriority="73" w:unhideWhenUsed="0"/>
-    <w:lsdException w:name="Light Shading Accent 5" w:semiHidden="0" w:uiPriority="60" w:unhideWhenUsed="0"/>
-    <w:lsdException w:name="Light List Accent 5" w:semiHidden="0" w:uiPriority="61" w:unhideWhenUsed="0"/>
-    <w:lsdException w:name="Light Grid Accent 5" w:semiHidden="0" w:uiPriority="62" w:unhideWhenUsed="0"/>
-    <w:lsdException w:name="Medium Shading 1 Accent 5" w:semiHidden="0" w:uiPriority="63" w:unhideWhenUsed="0"/>
-    <w:lsdException w:name="Medium Shading 2 Accent 5" w:semiHidden="0" w:uiPriority="64" w:unhideWhenUsed="0"/>
-    <w:lsdException w:name="Medium List 1 Accent 5" w:semiHidden="0" w:uiPriority="65" w:unhideWhenUsed="0"/>
-    <w:lsdException w:name="Medium List 2 Accent 5" w:semiHidden="0" w:uiPriority="66" w:unhideWhenUsed="0"/>
-    <w:lsdException w:name="Medium Grid 1 Accent 5" w:semiHidden="0" w:uiPriority="67" w:unhideWhenUsed="0"/>
-    <w:lsdException w:name="Medium Grid 2 Accent 5" w:semiHidden="0" w:uiPriority="68" w:unhideWhenUsed="0"/>
-    <w:lsdException w:name="Medium Grid 3 Accent 5" w:semiHidden="0" w:uiPriority="69" w:unhideWhenUsed="0"/>
-    <w:lsdException w:name="Dark List Accent 5" w:semiHidden="0" w:uiPriority="70" w:unhideWhenUsed="0"/>
-    <w:lsdException w:name="Colorful Shading Accent 5" w:semiHidden="0" w:uiPriority="71" w:unhideWhenUsed="0"/>
-    <w:lsdException w:name="Colorful List Accent 5" w:semiHidden="0" w:uiPriority="72" w:unhideWhenUsed="0"/>
-    <w:lsdException w:name="Colorful Grid Accent 5" w:semiHidden="0" w:uiPriority="73" w:unhideWhenUsed="0"/>
-    <w:lsdException w:name="Light Shading Accent 6" w:semiHidden="0" w:uiPriority="60" w:unhideWhenUsed="0"/>
-    <w:lsdException w:name="Light List Accent 6" w:semiHidden="0" w:uiPriority="61" w:unhideWhenUsed="0"/>
-    <w:lsdException w:name="Light Grid Accent 6" w:semiHidden="0" w:uiPriority="62" w:unhideWhenUsed="0"/>
-    <w:lsdException w:name="Medium Shading 1 Accent 6" w:semiHidden="0" w:uiPriority="63" w:unhideWhenUsed="0"/>
-    <w:lsdException w:name="Medium Shading 2 Accent 6" w:semiHidden="0" w:uiPriority="64" w:unhideWhenUsed="0"/>
-    <w:lsdException w:name="Medium List 1 Accent 6" w:semiHidden="0" w:uiPriority="65" w:unhideWhenUsed="0"/>
-    <w:lsdException w:name="Medium List 2 Accent 6" w:semiHidden="0" w:uiPriority="66" w:unhideWhenUsed="0"/>
-    <w:lsdException w:name="Medium Grid 1 Accent 6" w:semiHidden="0" w:uiPriority="67" w:unhideWhenUsed="0"/>
-    <w:lsdException w:name="Medium Grid 2 Accent 6" w:semiHidden="0" w:uiPriority="68" w:unhideWhenUsed="0"/>
-    <w:lsdException w:name="Medium Grid 3 Accent 6" w:semiHidden="0" w:uiPriority="69" w:unhideWhenUsed="0"/>
-    <w:lsdException w:name="Dark List Accent 6" w:semiHidden="0" w:uiPriority="70" w:unhideWhenUsed="0"/>
-    <w:lsdException w:name="Colorful Shading Accent 6" w:semiHidden="0" w:uiPriority="71" w:unhideWhenUsed="0"/>
-    <w:lsdException w:name="Colorful List Accent 6" w:semiHidden="0" w:uiPriority="72" w:unhideWhenUsed="0"/>
-    <w:lsdException w:name="Colorful Grid Accent 6" w:semiHidden="0" w:uiPriority="73" w:unhideWhenUsed="0"/>
-    <w:lsdException w:name="Subtle Emphasis" w:semiHidden="0" w:uiPriority="19" w:unhideWhenUsed="0" w:qFormat="1"/>
-    <w:lsdException w:name="Intense Emphasis" w:semiHidden="0" w:uiPriority="21" w:unhideWhenUsed="0" w:qFormat="1"/>
-    <w:lsdException w:name="Subtle Reference" w:semiHidden="0" w:uiPriority="31" w:unhideWhenUsed="0" w:qFormat="1"/>
-    <w:lsdException w:name="Intense Reference" w:semiHidden="0" w:uiPriority="32" w:unhideWhenUsed="0" w:qFormat="1"/>
-    <w:lsdException w:name="Book Title" w:semiHidden="0" w:uiPriority="33" w:unhideWhenUsed="0" w:qFormat="1"/>
-    <w:lsdException w:name="Bibliography" w:uiPriority="37"/>
-    <w:lsdException w:name="TOC Heading" w:uiPriority="39" w:qFormat="1"/>
-  </w:latentStyles>
-  <w:style w:type="paragraph" w:default="1" w:styleId="Normal">
-    <w:name w:val="Normal"/>
-    <w:qFormat/>
-  </w:style>
-  <w:style w:type="character" w:default="1" w:styleId="DefaultParagraphFont">
-    <w:name w:val="Default Paragraph Font"/>
-    <w:uiPriority w:val="1"/>
-    <w:semiHidden/>
-    <w:unhideWhenUsed/>
-  </w:style>
-  <w:style w:type="table" w:default="1" w:styleId="TableNormal">
-    <w:name w:val="Normal Table"/>
-    <w:uiPriority w:val="99"/>
-    <w:semiHidden/>
-    <w:unhideWhenUsed/>
-    <w:tblPr>
-      <w:tblInd w:w="0" w:type="dxa"/>
-      <w:tblCellMar>
-        <w:top w:w="0" w:type="dxa"/>
-        <w:left w:w="108" w:type="dxa"/>
-        <w:bottom w:w="0" w:type="dxa"/>
-        <w:right w:w="108" w:type="dxa"/>
-      </w:tblCellMar>
-    </w:tblPr>
-  </w:style>
-  <w:style w:type="numbering" w:default="1" w:styleId="NoList">
-    <w:name w:val="No List"/>
-    <w:uiPriority w:val="99"/>
-    <w:semiHidden/>
-    <w:unhideWhenUsed/>
-  </w:style>
-  <w:style w:type="character" w:styleId="PlaceholderText">
-    <w:name w:val="Placeholder Text"/>
-    <w:basedOn w:val="DefaultParagraphFont"/>
-    <w:uiPriority w:val="99"/>
-    <w:semiHidden/>
-    <w:rsid w:val="001B1BB0"/>
-    <w:rPr>
-      <w:color w:val="808080"/>
-    </w:rPr>
-  </w:style>
-  <w:style w:type="paragraph" w:customStyle="1" w:styleId="272C1A22B7244BE3AEDB1C3778ACA723">
-    <w:name w:val="272C1A22B7244BE3AEDB1C3778ACA723"/>
-    <w:rsid w:val="001B1BB0"/>
-  </w:style>
-</w:styles>
-</file>
-
-<file path=word/glossary/stylesWithEffects.xml><?xml version="1.0" encoding="utf-8"?>
-<w:styles xmlns:wpc="http://schemas.microsoft.com/office/word/2010/wordprocessingCanvas" xmlns:mc="http://schemas.openxmlformats.org/markup-compatibility/2006" xmlns:o="urn:schemas-microsoft-com:office:office" xmlns:r="http://schemas.openxmlformats.org/officeDocument/2006/relationships" xmlns:m="http://schemas.openxmlformats.org/officeDocument/2006/math" xmlns:v="urn:schemas-microsoft-com:vml" xmlns:wp14="http://schemas.microsoft.com/office/word/2010/wordprocessingDrawing" xmlns:wp="http://schemas.openxmlformats.org/drawingml/2006/wordprocessingDrawing" xmlns:w10="urn:schemas-microsoft-com:office:word" xmlns:w="http://schemas.openxmlformats.org/wordprocessingml/2006/main" xmlns:w14="http://schemas.microsoft.com/office/word/2010/wordml" xmlns:wpg="http://schemas.microsoft.com/office/word/2010/wordprocessingGroup" xmlns:wpi="http://schemas.microsoft.com/office/word/2010/wordprocessingInk" xmlns:wne="http://schemas.microsoft.com/office/word/2006/wordml" xmlns:wps="http://schemas.microsoft.com/office/word/2010/wordprocessingShape" mc:Ignorable="w14 wp14">
-  <w:docDefaults>
-    <w:rPrDefault>
-      <w:rPr>
-        <w:rFonts w:asciiTheme="minorHAnsi" w:eastAsiaTheme="minorEastAsia" w:hAnsiTheme="minorHAnsi" w:cstheme="minorBidi"/>
-        <w:sz w:val="22"/>
-        <w:szCs w:val="22"/>
-        <w:lang w:val="en-US" w:eastAsia="en-US" w:bidi="ar-SA"/>
-      </w:rPr>
-    </w:rPrDefault>
-    <w:pPrDefault>
-      <w:pPr>
-        <w:spacing w:after="160" w:line="259" w:lineRule="auto"/>
-      </w:pPr>
-    </w:pPrDefault>
-  </w:docDefaults>
-  <w:latentStyles w:defLockedState="0" w:defUIPriority="99" w:defSemiHidden="1" w:defUnhideWhenUsed="1" w:defQFormat="0" w:count="267">
-    <w:lsdException w:name="Normal" w:semiHidden="0" w:uiPriority="0" w:unhideWhenUsed="0" w:qFormat="1"/>
-    <w:lsdException w:name="heading 1" w:semiHidden="0" w:uiPriority="9" w:unhideWhenUsed="0" w:qFormat="1"/>
-    <w:lsdException w:name="heading 2" w:uiPriority="9" w:qFormat="1"/>
-    <w:lsdException w:name="heading 3" w:uiPriority="9" w:qFormat="1"/>
-    <w:lsdException w:name="heading 4" w:uiPriority="9" w:qFormat="1"/>
-    <w:lsdException w:name="heading 5" w:uiPriority="9" w:qFormat="1"/>
-    <w:lsdException w:name="heading 6" w:uiPriority="9" w:qFormat="1"/>
-    <w:lsdException w:name="heading 7" w:uiPriority="9" w:qFormat="1"/>
-    <w:lsdException w:name="heading 8" w:uiPriority="9" w:qFormat="1"/>
-    <w:lsdException w:name="heading 9" w:uiPriority="9" w:qFormat="1"/>
-    <w:lsdException w:name="toc 1" w:uiPriority="39"/>
-    <w:lsdException w:name="toc 2" w:uiPriority="39"/>
-    <w:lsdException w:name="toc 3" w:uiPriority="39"/>
-    <w:lsdException w:name="toc 4" w:uiPriority="39"/>
-    <w:lsdException w:name="toc 5" w:uiPriority="39"/>
-    <w:lsdException w:name="toc 6" w:uiPriority="39"/>
-    <w:lsdException w:name="toc 7" w:uiPriority="39"/>
-    <w:lsdException w:name="toc 8" w:uiPriority="39"/>
-    <w:lsdException w:name="toc 9" w:uiPriority="39"/>
-    <w:lsdException w:name="caption" w:uiPriority="35" w:qFormat="1"/>
-    <w:lsdException w:name="Title" w:semiHidden="0" w:uiPriority="10" w:unhideWhenUsed="0" w:qFormat="1"/>
-    <w:lsdException w:name="Default Paragraph Font" w:uiPriority="1"/>
-    <w:lsdException w:name="Subtitle" w:semiHidden="0" w:uiPriority="11" w:unhideWhenUsed="0" w:qFormat="1"/>
-    <w:lsdException w:name="Strong" w:semiHidden="0" w:uiPriority="22" w:unhideWhenUsed="0" w:qFormat="1"/>
-    <w:lsdException w:name="Emphasis" w:semiHidden="0" w:uiPriority="20" w:unhideWhenUsed="0" w:qFormat="1"/>
-    <w:lsdException w:name="Table Grid" w:semiHidden="0" w:uiPriority="39" w:unhideWhenUsed="0"/>
-    <w:lsdException w:name="Placeholder Text" w:unhideWhenUsed="0"/>
-    <w:lsdException w:name="No Spacing" w:semiHidden="0" w:uiPriority="1" w:unhideWhenUsed="0" w:qFormat="1"/>
-    <w:lsdException w:name="Light Shading" w:semiHidden="0" w:uiPriority="60" w:unhideWhenUsed="0"/>
-    <w:lsdException w:name="Light List" w:semiHidden="0" w:uiPriority="61" w:unhideWhenUsed="0"/>
-    <w:lsdException w:name="Light Grid" w:semiHidden="0" w:uiPriority="62" w:unhideWhenUsed="0"/>
-    <w:lsdException w:name="Medium Shading 1" w:semiHidden="0" w:uiPriority="63" w:unhideWhenUsed="0"/>
-    <w:lsdException w:name="Medium Shading 2" w:semiHidden="0" w:uiPriority="64" w:unhideWhenUsed="0"/>
-    <w:lsdException w:name="Medium List 1" w:semiHidden="0" w:uiPriority="65" w:unhideWhenUsed="0"/>
-    <w:lsdException w:name="Medium List 2" w:semiHidden="0" w:uiPriority="66" w:unhideWhenUsed="0"/>
-    <w:lsdException w:name="Medium Grid 1" w:semiHidden="0" w:uiPriority="67" w:unhideWhenUsed="0"/>
-    <w:lsdException w:name="Medium Grid 2" w:semiHidden="0" w:uiPriority="68" w:unhideWhenUsed="0"/>
-    <w:lsdException w:name="Medium Grid 3" w:semiHidden="0" w:uiPriority="69" w:unhideWhenUsed="0"/>
-    <w:lsdException w:name="Dark List" w:semiHidden="0" w:uiPriority="70" w:unhideWhenUsed="0"/>
-    <w:lsdException w:name="Colorful Shading" w:semiHidden="0" w:uiPriority="71" w:unhideWhenUsed="0"/>
-    <w:lsdException w:name="Colorful List" w:semiHidden="0" w:uiPriority="72" w:unhideWhenUsed="0"/>
-    <w:lsdException w:name="Colorful Grid" w:semiHidden="0" w:uiPriority="73" w:unhideWhenUsed="0"/>
-    <w:lsdException w:name="Light Shading Accent 1" w:semiHidden="0" w:uiPriority="60" w:unhideWhenUsed="0"/>
-    <w:lsdException w:name="Light List Accent 1" w:semiHidden="0" w:uiPriority="61" w:unhideWhenUsed="0"/>
-    <w:lsdException w:name="Light Grid Accent 1" w:semiHidden="0" w:uiPriority="62" w:unhideWhenUsed="0"/>
-    <w:lsdException w:name="Medium Shading 1 Accent 1" w:semiHidden="0" w:uiPriority="63" w:unhideWhenUsed="0"/>
-    <w:lsdException w:name="Medium Shading 2 Accent 1" w:semiHidden="0" w:uiPriority="64" w:unhideWhenUsed="0"/>
-    <w:lsdException w:name="Medium List 1 Accent 1" w:semiHidden="0" w:uiPriority="65" w:unhideWhenUsed="0"/>
-    <w:lsdException w:name="Revision" w:unhideWhenUsed="0"/>
-    <w:lsdException w:name="List Paragraph" w:semiHidden="0" w:uiPriority="34" w:unhideWhenUsed="0" w:qFormat="1"/>
-    <w:lsdException w:name="Quote" w:semiHidden="0" w:uiPriority="29" w:unhideWhenUsed="0" w:qFormat="1"/>
-    <w:lsdException w:name="Intense Quote" w:semiHidden="0" w:uiPriority="30" w:unhideWhenUsed="0" w:qFormat="1"/>
-    <w:lsdException w:name="Medium List 2 Accent 1" w:semiHidden="0" w:uiPriority="66" w:unhideWhenUsed="0"/>
-    <w:lsdException w:name="Medium Grid 1 Accent 1" w:semiHidden="0" w:uiPriority="67" w:unhideWhenUsed="0"/>
-    <w:lsdException w:name="Medium Grid 2 Accent 1" w:semiHidden="0" w:uiPriority="68" w:unhideWhenUsed="0"/>
-    <w:lsdException w:name="Medium Grid 3 Accent 1" w:semiHidden="0" w:uiPriority="69" w:unhideWhenUsed="0"/>
-    <w:lsdException w:name="Dark List Accent 1" w:semiHidden="0" w:uiPriority="70" w:unhideWhenUsed="0"/>
-    <w:lsdException w:name="Colorful Shading Accent 1" w:semiHidden="0" w:uiPriority="71" w:unhideWhenUsed="0"/>
-    <w:lsdException w:name="Colorful List Accent 1" w:semiHidden="0" w:uiPriority="72" w:unhideWhenUsed="0"/>
-    <w:lsdException w:name="Colorful Grid Accent 1" w:semiHidden="0" w:uiPriority="73" w:unhideWhenUsed="0"/>
-    <w:lsdException w:name="Light Shading Accent 2" w:semiHidden="0" w:uiPriority="60" w:unhideWhenUsed="0"/>
-    <w:lsdException w:name="Light List Accent 2" w:semiHidden="0" w:uiPriority="61" w:unhideWhenUsed="0"/>
-    <w:lsdException w:name="Light Grid Accent 2" w:semiHidden="0" w:uiPriority="62" w:unhideWhenUsed="0"/>
-    <w:lsdException w:name="Medium Shading 1 Accent 2" w:semiHidden="0" w:uiPriority="63" w:unhideWhenUsed="0"/>
-    <w:lsdException w:name="Medium Shading 2 Accent 2" w:semiHidden="0" w:uiPriority="64" w:unhideWhenUsed="0"/>
-    <w:lsdException w:name="Medium List 1 Accent 2" w:semiHidden="0" w:uiPriority="65" w:unhideWhenUsed="0"/>
-    <w:lsdException w:name="Medium List 2 Accent 2" w:semiHidden="0" w:uiPriority="66" w:unhideWhenUsed="0"/>
-    <w:lsdException w:name="Medium Grid 1 Accent 2" w:semiHidden="0" w:uiPriority="67" w:unhideWhenUsed="0"/>
-    <w:lsdException w:name="Medium Grid 2 Accent 2" w:semiHidden="0" w:uiPriority="68" w:unhideWhenUsed="0"/>
-    <w:lsdException w:name="Medium Grid 3 Accent 2" w:semiHidden="0" w:uiPriority="69" w:unhideWhenUsed="0"/>
-    <w:lsdException w:name="Dark List Accent 2" w:semiHidden="0" w:uiPriority="70" w:unhideWhenUsed="0"/>
-    <w:lsdException w:name="Colorful Shading Accent 2" w:semiHidden="0" w:uiPriority="71" w:unhideWhenUsed="0"/>
-    <w:lsdException w:name="Colorful List Accent 2" w:semiHidden="0" w:uiPriority="72" w:unhideWhenUsed="0"/>
-    <w:lsdException w:name="Colorful Grid Accent 2" w:semiHidden="0" w:uiPriority="73" w:unhideWhenUsed="0"/>
-    <w:lsdException w:name="Light Shading Accent 3" w:semiHidden="0" w:uiPriority="60" w:unhideWhenUsed="0"/>
-    <w:lsdException w:name="Light List Accent 3" w:semiHidden="0" w:uiPriority="61" w:unhideWhenUsed="0"/>
-    <w:lsdException w:name="Light Grid Accent 3" w:semiHidden="0" w:uiPriority="62" w:unhideWhenUsed="0"/>
-    <w:lsdException w:name="Medium Shading 1 Accent 3" w:semiHidden="0" w:uiPriority="63" w:unhideWhenUsed="0"/>
-    <w:lsdException w:name="Medium Shading 2 Accent 3" w:semiHidden="0" w:uiPriority="64" w:unhideWhenUsed="0"/>
-    <w:lsdException w:name="Medium List 1 Accent 3" w:semiHidden="0" w:uiPriority="65" w:unhideWhenUsed="0"/>
-    <w:lsdException w:name="Medium List 2 Accent 3" w:semiHidden="0" w:uiPriority="66" w:unhideWhenUsed="0"/>
-    <w:lsdException w:name="Medium Grid 1 Accent 3" w:semiHidden="0" w:uiPriority="67" w:unhideWhenUsed="0"/>
-    <w:lsdException w:name="Medium Grid 2 Accent 3" w:semiHidden="0" w:uiPriority="68" w:unhideWhenUsed="0"/>
-    <w:lsdException w:name="Medium Grid 3 Accent 3" w:semiHidden="0" w:uiPriority="69" w:unhideWhenUsed="0"/>
-    <w:lsdException w:name="Dark List Accent 3" w:semiHidden="0" w:uiPriority="70" w:unhideWhenUsed="0"/>
-    <w:lsdException w:name="Colorful Shading Accent 3" w:semiHidden="0" w:uiPriority="71" w:unhideWhenUsed="0"/>
-    <w:lsdException w:name="Colorful List Accent 3" w:semiHidden="0" w:uiPriority="72" w:unhideWhenUsed="0"/>
-    <w:lsdException w:name="Colorful Grid Accent 3" w:semiHidden="0" w:uiPriority="73" w:unhideWhenUsed="0"/>
-    <w:lsdException w:name="Light Shading Accent 4" w:semiHidden="0" w:uiPriority="60" w:unhideWhenUsed="0"/>
-    <w:lsdException w:name="Light List Accent 4" w:semiHidden="0" w:uiPriority="61" w:unhideWhenUsed="0"/>
-    <w:lsdException w:name="Light Grid Accent 4" w:semiHidden="0" w:uiPriority="62" w:unhideWhenUsed="0"/>
-    <w:lsdException w:name="Medium Shading 1 Accent 4" w:semiHidden="0" w:uiPriority="63" w:unhideWhenUsed="0"/>
-    <w:lsdException w:name="Medium Shading 2 Accent 4" w:semiHidden="0" w:uiPriority="64" w:unhideWhenUsed="0"/>
-    <w:lsdException w:name="Medium List 1 Accent 4" w:semiHidden="0" w:uiPriority="65" w:unhideWhenUsed="0"/>
-    <w:lsdException w:name="Medium List 2 Accent 4" w:semiHidden="0" w:uiPriority="66" w:unhideWhenUsed="0"/>
-    <w:lsdException w:name="Medium Grid 1 Accent 4" w:semiHidden="0" w:uiPriority="67" w:unhideWhenUsed="0"/>
-    <w:lsdException w:name="Medium Grid 2 Accent 4" w:semiHidden="0" w:uiPriority="68" w:unhideWhenUsed="0"/>
-    <w:lsdException w:name="Medium Grid 3 Accent 4" w:semiHidden="0" w:uiPriority="69" w:unhideWhenUsed="0"/>
-    <w:lsdException w:name="Dark List Accent 4" w:semiHidden="0" w:uiPriority="70" w:unhideWhenUsed="0"/>
-    <w:lsdException w:name="Colorful Shading Accent 4" w:semiHidden="0" w:uiPriority="71" w:unhideWhenUsed="0"/>
-    <w:lsdException w:name="Colorful List Accent 4" w:semiHidden="0" w:uiPriority="72" w:unhideWhenUsed="0"/>
-    <w:lsdException w:name="Colorful Grid Accent 4" w:semiHidden="0" w:uiPriority="73" w:unhideWhenUsed="0"/>
-    <w:lsdException w:name="Light Shading Accent 5" w:semiHidden="0" w:uiPriority="60" w:unhideWhenUsed="0"/>
-    <w:lsdException w:name="Light List Accent 5" w:semiHidden="0" w:uiPriority="61" w:unhideWhenUsed="0"/>
-    <w:lsdException w:name="Light Grid Accent 5" w:semiHidden="0" w:uiPriority="62" w:unhideWhenUsed="0"/>
-    <w:lsdException w:name="Medium Shading 1 Accent 5" w:semiHidden="0" w:uiPriority="63" w:unhideWhenUsed="0"/>
-    <w:lsdException w:name="Medium Shading 2 Accent 5" w:semiHidden="0" w:uiPriority="64" w:unhideWhenUsed="0"/>
-    <w:lsdException w:name="Medium List 1 Accent 5" w:semiHidden="0" w:uiPriority="65" w:unhideWhenUsed="0"/>
-    <w:lsdException w:name="Medium List 2 Accent 5" w:semiHidden="0" w:uiPriority="66" w:unhideWhenUsed="0"/>
-    <w:lsdException w:name="Medium Grid 1 Accent 5" w:semiHidden="0" w:uiPriority="67" w:unhideWhenUsed="0"/>
-    <w:lsdException w:name="Medium Grid 2 Accent 5" w:semiHidden="0" w:uiPriority="68" w:unhideWhenUsed="0"/>
-    <w:lsdException w:name="Medium Grid 3 Accent 5" w:semiHidden="0" w:uiPriority="69" w:unhideWhenUsed="0"/>
-    <w:lsdException w:name="Dark List Accent 5" w:semiHidden="0" w:uiPriority="70" w:unhideWhenUsed="0"/>
-    <w:lsdException w:name="Colorful Shading Accent 5" w:semiHidden="0" w:uiPriority="71" w:unhideWhenUsed="0"/>
-    <w:lsdException w:name="Colorful List Accent 5" w:semiHidden="0" w:uiPriority="72" w:unhideWhenUsed="0"/>
-    <w:lsdException w:name="Colorful Grid Accent 5" w:semiHidden="0" w:uiPriority="73" w:unhideWhenUsed="0"/>
-    <w:lsdException w:name="Light Shading Accent 6" w:semiHidden="0" w:uiPriority="60" w:unhideWhenUsed="0"/>
-    <w:lsdException w:name="Light List Accent 6" w:semiHidden="0" w:uiPriority="61" w:unhideWhenUsed="0"/>
-    <w:lsdException w:name="Light Grid Accent 6" w:semiHidden="0" w:uiPriority="62" w:unhideWhenUsed="0"/>
-    <w:lsdException w:name="Medium Shading 1 Accent 6" w:semiHidden="0" w:uiPriority="63" w:unhideWhenUsed="0"/>
-    <w:lsdException w:name="Medium Shading 2 Accent 6" w:semiHidden="0" w:uiPriority="64" w:unhideWhenUsed="0"/>
-    <w:lsdException w:name="Medium List 1 Accent 6" w:semiHidden="0" w:uiPriority="65" w:unhideWhenUsed="0"/>
-    <w:lsdException w:name="Medium List 2 Accent 6" w:semiHidden="0" w:uiPriority="66" w:unhideWhenUsed="0"/>
-    <w:lsdException w:name="Medium Grid 1 Accent 6" w:semiHidden="0" w:uiPriority="67" w:unhideWhenUsed="0"/>
-    <w:lsdException w:name="Medium Grid 2 Accent 6" w:semiHidden="0" w:uiPriority="68" w:unhideWhenUsed="0"/>
-    <w:lsdException w:name="Medium Grid 3 Accent 6" w:semiHidden="0" w:uiPriority="69" w:unhideWhenUsed="0"/>
-    <w:lsdException w:name="Dark List Accent 6" w:semiHidden="0" w:uiPriority="70" w:unhideWhenUsed="0"/>
-    <w:lsdException w:name="Colorful Shading Accent 6" w:semiHidden="0" w:uiPriority="71" w:unhideWhenUsed="0"/>
-    <w:lsdException w:name="Colorful List Accent 6" w:semiHidden="0" w:uiPriority="72" w:unhideWhenUsed="0"/>
-    <w:lsdException w:name="Colorful Grid Accent 6" w:semiHidden="0" w:uiPriority="73" w:unhideWhenUsed="0"/>
-    <w:lsdException w:name="Subtle Emphasis" w:semiHidden="0" w:uiPriority="19" w:unhideWhenUsed="0" w:qFormat="1"/>
-    <w:lsdException w:name="Intense Emphasis" w:semiHidden="0" w:uiPriority="21" w:unhideWhenUsed="0" w:qFormat="1"/>
-    <w:lsdException w:name="Subtle Reference" w:semiHidden="0" w:uiPriority="31" w:unhideWhenUsed="0" w:qFormat="1"/>
-    <w:lsdException w:name="Intense Reference" w:semiHidden="0" w:uiPriority="32" w:unhideWhenUsed="0" w:qFormat="1"/>
-    <w:lsdException w:name="Book Title" w:semiHidden="0" w:uiPriority="33" w:unhideWhenUsed="0" w:qFormat="1"/>
-    <w:lsdException w:name="Bibliography" w:uiPriority="37"/>
-    <w:lsdException w:name="TOC Heading" w:uiPriority="39" w:qFormat="1"/>
+  <w:latentStyles w:defLockedState="0" w:defUIPriority="99" w:defSemiHidden="0" w:defUnhideWhenUsed="0" w:defQFormat="0" w:count="376">
+    <w:lsdException w:name="Normal" w:uiPriority="0" w:qFormat="1"/>
+    <w:lsdException w:name="heading 1" w:uiPriority="9" w:qFormat="1"/>
+    <w:lsdException w:name="heading 2" w:semiHidden="1" w:uiPriority="9" w:unhideWhenUsed="1" w:qFormat="1"/>
+    <w:lsdException w:name="heading 3" w:semiHidden="1" w:uiPriority="9" w:unhideWhenUsed="1" w:qFormat="1"/>
+    <w:lsdException w:name="heading 4" w:semiHidden="1" w:uiPriority="9" w:unhideWhenUsed="1" w:qFormat="1"/>
+    <w:lsdException w:name="heading 5" w:semiHidden="1" w:uiPriority="9" w:unhideWhenUsed="1" w:qFormat="1"/>
+    <w:lsdException w:name="heading 6" w:semiHidden="1" w:uiPriority="9" w:unhideWhenUsed="1" w:qFormat="1"/>
+    <w:lsdException w:name="heading 7" w:semiHidden="1" w:uiPriority="9" w:unhideWhenUsed="1" w:qFormat="1"/>
+    <w:lsdException w:name="heading 8" w:semiHidden="1" w:uiPriority="9" w:unhideWhenUsed="1" w:qFormat="1"/>
+    <w:lsdException w:name="heading 9" w:semiHidden="1" w:uiPriority="9" w:unhideWhenUsed="1" w:qFormat="1"/>
+    <w:lsdException w:name="index 1" w:semiHidden="1" w:unhideWhenUsed="1"/>
+    <w:lsdException w:name="index 2" w:semiHidden="1" w:unhideWhenUsed="1"/>
+    <w:lsdException w:name="index 3" w:semiHidden="1" w:unhideWhenUsed="1"/>
+    <w:lsdException w:name="index 4" w:semiHidden="1" w:unhideWhenUsed="1"/>
+    <w:lsdException w:name="index 5" w:semiHidden="1" w:unhideWhenUsed="1"/>
+    <w:lsdException w:name="index 6" w:semiHidden="1" w:unhideWhenUsed="1"/>
+    <w:lsdException w:name="index 7" w:semiHidden="1" w:unhideWhenUsed="1"/>
+    <w:lsdException w:name="index 8" w:semiHidden="1" w:unhideWhenUsed="1"/>
+    <w:lsdException w:name="index 9" w:semiHidden="1" w:unhideWhenUsed="1"/>
+    <w:lsdException w:name="toc 1" w:semiHidden="1" w:uiPriority="39" w:unhideWhenUsed="1"/>
+    <w:lsdException w:name="toc 2" w:semiHidden="1" w:uiPriority="39" w:unhideWhenUsed="1"/>
+    <w:lsdException w:name="toc 3" w:semiHidden="1" w:uiPriority="39" w:unhideWhenUsed="1"/>
+    <w:lsdException w:name="toc 4" w:semiHidden="1" w:uiPriority="39" w:unhideWhenUsed="1"/>
+    <w:lsdException w:name="toc 5" w:semiHidden="1" w:uiPriority="39" w:unhideWhenUsed="1"/>
+    <w:lsdException w:name="toc 6" w:semiHidden="1" w:uiPriority="39" w:unhideWhenUsed="1"/>
+    <w:lsdException w:name="toc 7" w:semiHidden="1" w:uiPriority="39" w:unhideWhenUsed="1"/>
+    <w:lsdException w:name="toc 8" w:semiHidden="1" w:uiPriority="39" w:unhideWhenUsed="1"/>
+    <w:lsdException w:name="toc 9" w:semiHidden="1" w:uiPriority="39" w:unhideWhenUsed="1"/>
+    <w:lsdException w:name="Normal Indent" w:semiHidden="1" w:unhideWhenUsed="1"/>
+    <w:lsdException w:name="footnote text" w:semiHidden="1" w:unhideWhenUsed="1"/>
+    <w:lsdException w:name="annotation text" w:semiHidden="1" w:unhideWhenUsed="1"/>
+    <w:lsdException w:name="header" w:semiHidden="1" w:unhideWhenUsed="1"/>
+    <w:lsdException w:name="footer" w:semiHidden="1" w:unhideWhenUsed="1"/>
+    <w:lsdException w:name="index heading" w:semiHidden="1" w:unhideWhenUsed="1"/>
+    <w:lsdException w:name="caption" w:semiHidden="1" w:uiPriority="35" w:unhideWhenUsed="1" w:qFormat="1"/>
+    <w:lsdException w:name="table of figures" w:semiHidden="1" w:unhideWhenUsed="1"/>
+    <w:lsdException w:name="envelope address" w:semiHidden="1" w:unhideWhenUsed="1"/>
+    <w:lsdException w:name="envelope return" w:semiHidden="1" w:unhideWhenUsed="1"/>
+    <w:lsdException w:name="footnote reference" w:semiHidden="1" w:unhideWhenUsed="1"/>
+    <w:lsdException w:name="annotation reference" w:semiHidden="1" w:unhideWhenUsed="1"/>
+    <w:lsdException w:name="line number" w:semiHidden="1" w:unhideWhenUsed="1"/>
+    <w:lsdException w:name="page number" w:semiHidden="1" w:unhideWhenUsed="1"/>
+    <w:lsdException w:name="endnote reference" w:semiHidden="1" w:unhideWhenUsed="1"/>
+    <w:lsdException w:name="endnote text" w:semiHidden="1" w:unhideWhenUsed="1"/>
+    <w:lsdException w:name="table of authorities" w:semiHidden="1" w:unhideWhenUsed="1"/>
+    <w:lsdException w:name="macro" w:semiHidden="1" w:unhideWhenUsed="1"/>
+    <w:lsdException w:name="toa heading" w:semiHidden="1" w:unhideWhenUsed="1"/>
+    <w:lsdException w:name="List" w:semiHidden="1" w:unhideWhenUsed="1"/>
+    <w:lsdException w:name="List Bullet" w:semiHidden="1" w:unhideWhenUsed="1"/>
+    <w:lsdException w:name="List Number" w:semiHidden="1" w:unhideWhenUsed="1"/>
+    <w:lsdException w:name="List 2" w:semiHidden="1" w:unhideWhenUsed="1"/>
+    <w:lsdException w:name="List 3" w:semiHidden="1" w:unhideWhenUsed="1"/>
+    <w:lsdException w:name="List 4" w:semiHidden="1" w:unhideWhenUsed="1"/>
+    <w:lsdException w:name="List 5" w:semiHidden="1" w:unhideWhenUsed="1"/>
+    <w:lsdException w:name="List Bullet 2" w:semiHidden="1" w:unhideWhenUsed="1"/>
+    <w:lsdException w:name="List Bullet 3" w:semiHidden="1" w:unhideWhenUsed="1"/>
+    <w:lsdException w:name="List Bullet 4" w:semiHidden="1" w:unhideWhenUsed="1"/>
+    <w:lsdException w:name="List Bullet 5" w:semiHidden="1" w:unhideWhenUsed="1"/>
+    <w:lsdException w:name="List Number 2" w:semiHidden="1" w:unhideWhenUsed="1"/>
+    <w:lsdException w:name="List Number 3" w:semiHidden="1" w:unhideWhenUsed="1"/>
+    <w:lsdException w:name="List Number 4" w:semiHidden="1" w:unhideWhenUsed="1"/>
+    <w:lsdException w:name="List Number 5" w:semiHidden="1" w:unhideWhenUsed="1"/>
+    <w:lsdException w:name="Title" w:uiPriority="10" w:qFormat="1"/>
+    <w:lsdException w:name="Closing" w:semiHidden="1" w:unhideWhenUsed="1"/>
+    <w:lsdException w:name="Signature" w:semiHidden="1" w:unhideWhenUsed="1"/>
+    <w:lsdException w:name="Default Paragraph Font" w:semiHidden="1" w:uiPriority="1" w:unhideWhenUsed="1"/>
+    <w:lsdException w:name="Body Text" w:semiHidden="1" w:unhideWhenUsed="1"/>
+    <w:lsdException w:name="Body Text Indent" w:semiHidden="1" w:unhideWhenUsed="1"/>
+    <w:lsdException w:name="List Continue" w:semiHidden="1" w:unhideWhenUsed="1"/>
+    <w:lsdException w:name="List Continue 2" w:semiHidden="1" w:unhideWhenUsed="1"/>
+    <w:lsdException w:name="List Continue 3" w:semiHidden="1" w:unhideWhenUsed="1"/>
+    <w:lsdException w:name="List Continue 4" w:semiHidden="1" w:unhideWhenUsed="1"/>
+    <w:lsdException w:name="List Continue 5" w:semiHidden="1" w:unhideWhenUsed="1"/>
+    <w:lsdException w:name="Message Header" w:semiHidden="1" w:unhideWhenUsed="1"/>
+    <w:lsdException w:name="Subtitle" w:uiPriority="11" w:qFormat="1"/>
+    <w:lsdException w:name="Salutation" w:semiHidden="1" w:unhideWhenUsed="1"/>
+    <w:lsdException w:name="Date" w:semiHidden="1" w:unhideWhenUsed="1"/>
+    <w:lsdException w:name="Body Text First Indent" w:semiHidden="1" w:unhideWhenUsed="1"/>
+    <w:lsdException w:name="Body Text First Indent 2" w:semiHidden="1" w:unhideWhenUsed="1"/>
+    <w:lsdException w:name="Note Heading" w:semiHidden="1" w:unhideWhenUsed="1"/>
+    <w:lsdException w:name="Body Text 2" w:semiHidden="1" w:unhideWhenUsed="1"/>
+    <w:lsdException w:name="Body Text 3" w:semiHidden="1" w:unhideWhenUsed="1"/>
+    <w:lsdException w:name="Body Text Indent 2" w:semiHidden="1" w:unhideWhenUsed="1"/>
+    <w:lsdException w:name="Body Text Indent 3" w:semiHidden="1" w:unhideWhenUsed="1"/>
+    <w:lsdException w:name="Block Text" w:semiHidden="1" w:unhideWhenUsed="1"/>
+    <w:lsdException w:name="Hyperlink" w:semiHidden="1" w:unhideWhenUsed="1"/>
+    <w:lsdException w:name="FollowedHyperlink" w:semiHidden="1" w:unhideWhenUsed="1"/>
+    <w:lsdException w:name="Strong" w:uiPriority="22" w:qFormat="1"/>
+    <w:lsdException w:name="Emphasis" w:uiPriority="20" w:qFormat="1"/>
+    <w:lsdException w:name="Document Map" w:semiHidden="1" w:unhideWhenUsed="1"/>
+    <w:lsdException w:name="Plain Text" w:semiHidden="1" w:unhideWhenUsed="1"/>
+    <w:lsdException w:name="E-mail Signature" w:semiHidden="1" w:unhideWhenUsed="1"/>
+    <w:lsdException w:name="HTML Top of Form" w:semiHidden="1" w:unhideWhenUsed="1"/>
+    <w:lsdException w:name="HTML Bottom of Form" w:semiHidden="1" w:unhideWhenUsed="1"/>
+    <w:lsdException w:name="Normal (Web)" w:semiHidden="1" w:unhideWhenUsed="1"/>
+    <w:lsdException w:name="HTML Acronym" w:semiHidden="1" w:unhideWhenUsed="1"/>
+    <w:lsdException w:name="HTML Address" w:semiHidden="1" w:unhideWhenUsed="1"/>
+    <w:lsdException w:name="HTML Cite" w:semiHidden="1" w:unhideWhenUsed="1"/>
+    <w:lsdException w:name="HTML Code" w:semiHidden="1" w:unhideWhenUsed="1"/>
+    <w:lsdException w:name="HTML Definition" w:semiHidden="1" w:unhideWhenUsed="1"/>
+    <w:lsdException w:name="HTML Keyboard" w:semiHidden="1" w:unhideWhenUsed="1"/>
+    <w:lsdException w:name="HTML Preformatted" w:semiHidden="1" w:unhideWhenUsed="1"/>
+    <w:lsdException w:name="HTML Sample" w:semiHidden="1" w:unhideWhenUsed="1"/>
+    <w:lsdException w:name="HTML Typewriter" w:semiHidden="1" w:unhideWhenUsed="1"/>
+    <w:lsdException w:name="HTML Variable" w:semiHidden="1" w:unhideWhenUsed="1"/>
+    <w:lsdException w:name="Normal Table" w:semiHidden="1" w:unhideWhenUsed="1"/>
+    <w:lsdException w:name="annotation subject" w:semiHidden="1" w:unhideWhenUsed="1"/>
+    <w:lsdException w:name="No List" w:semiHidden="1" w:unhideWhenUsed="1"/>
+    <w:lsdException w:name="Outline List 1" w:semiHidden="1" w:unhideWhenUsed="1"/>
+    <w:lsdException w:name="Outline List 2" w:semiHidden="1" w:unhideWhenUsed="1"/>
+    <w:lsdException w:name="Outline List 3" w:semiHidden="1" w:unhideWhenUsed="1"/>
+    <w:lsdException w:name="Table Simple 1" w:semiHidden="1" w:unhideWhenUsed="1"/>
+    <w:lsdException w:name="Table Simple 2" w:semiHidden="1" w:unhideWhenUsed="1"/>
+    <w:lsdException w:name="Table Simple 3" w:semiHidden="1" w:unhideWhenUsed="1"/>
+    <w:lsdException w:name="Table Classic 1" w:semiHidden="1" w:unhideWhenUsed="1"/>
+    <w:lsdException w:name="Table Classic 2" w:semiHidden="1" w:unhideWhenUsed="1"/>
+    <w:lsdException w:name="Table Classic 3" w:semiHidden="1" w:unhideWhenUsed="1"/>
+    <w:lsdException w:name="Table Classic 4" w:semiHidden="1" w:unhideWhenUsed="1"/>
+    <w:lsdException w:name="Table Colorful 1" w:semiHidden="1" w:unhideWhenUsed="1"/>
+    <w:lsdException w:name="Table Colorful 2" w:semiHidden="1" w:unhideWhenUsed="1"/>
+    <w:lsdException w:name="Table Colorful 3" w:semiHidden="1" w:unhideWhenUsed="1"/>
+    <w:lsdException w:name="Table Columns 1" w:semiHidden="1" w:unhideWhenUsed="1"/>
+    <w:lsdException w:name="Table Columns 2" w:semiHidden="1" w:unhideWhenUsed="1"/>
+    <w:lsdException w:name="Table Columns 3" w:semiHidden="1" w:unhideWhenUsed="1"/>
+    <w:lsdException w:name="Table Columns 4" w:semiHidden="1" w:unhideWhenUsed="1"/>
+    <w:lsdException w:name="Table Columns 5" w:semiHidden="1" w:unhideWhenUsed="1"/>
+    <w:lsdException w:name="Table Grid 1" w:semiHidden="1" w:unhideWhenUsed="1"/>
+    <w:lsdException w:name="Table Grid 2" w:semiHidden="1" w:unhideWhenUsed="1"/>
+    <w:lsdException w:name="Table Grid 3" w:semiHidden="1" w:unhideWhenUsed="1"/>
+    <w:lsdException w:name="Table Grid 4" w:semiHidden="1" w:unhideWhenUsed="1"/>
+    <w:lsdException w:name="Table Grid 5" w:semiHidden="1" w:unhideWhenUsed="1"/>
+    <w:lsdException w:name="Table Grid 6" w:semiHidden="1" w:unhideWhenUsed="1"/>
+    <w:lsdException w:name="Table Grid 7" w:semiHidden="1" w:unhideWhenUsed="1"/>
+    <w:lsdException w:name="Table Grid 8" w:semiHidden="1" w:unhideWhenUsed="1"/>
+    <w:lsdException w:name="Table List 1" w:semiHidden="1" w:unhideWhenUsed="1"/>
+    <w:lsdException w:name="Table List 2" w:semiHidden="1" w:unhideWhenUsed="1"/>
+    <w:lsdException w:name="Table List 3" w:semiHidden="1" w:unhideWhenUsed="1"/>
+    <w:lsdException w:name="Table List 4" w:semiHidden="1" w:unhideWhenUsed="1"/>
+    <w:lsdException w:name="Table List 5" w:semiHidden="1" w:unhideWhenUsed="1"/>
+    <w:lsdException w:name="Table List 6" w:semiHidden="1" w:unhideWhenUsed="1"/>
+    <w:lsdException w:name="Table List 7" w:semiHidden="1" w:unhideWhenUsed="1"/>
+    <w:lsdException w:name="Table List 8" w:semiHidden="1" w:unhideWhenUsed="1"/>
+    <w:lsdException w:name="Table 3D effects 1" w:semiHidden="1" w:unhideWhenUsed="1"/>
+    <w:lsdException w:name="Table 3D effects 2" w:semiHidden="1" w:unhideWhenUsed="1"/>
+    <w:lsdException w:name="Table 3D effects 3" w:semiHidden="1" w:unhideWhenUsed="1"/>
+    <w:lsdException w:name="Table Contemporary" w:semiHidden="1" w:unhideWhenUsed="1"/>
+    <w:lsdException w:name="Table Elegant" w:semiHidden="1" w:unhideWhenUsed="1"/>
+    <w:lsdException w:name="Table Professional" w:semiHidden="1" w:unhideWhenUsed="1"/>
+    <w:lsdException w:name="Table Subtle 1" w:semiHidden="1" w:unhideWhenUsed="1"/>
+    <w:lsdException w:name="Table Subtle 2" w:semiHidden="1" w:unhideWhenUsed="1"/>
+    <w:lsdException w:name="Table Web 1" w:semiHidden="1" w:unhideWhenUsed="1"/>
+    <w:lsdException w:name="Table Web 2" w:semiHidden="1" w:unhideWhenUsed="1"/>
+    <w:lsdException w:name="Table Web 3" w:semiHidden="1" w:unhideWhenUsed="1"/>
+    <w:lsdException w:name="Balloon Text" w:semiHidden="1" w:unhideWhenUsed="1"/>
+    <w:lsdException w:name="Table Grid" w:uiPriority="39"/>
+    <w:lsdException w:name="Table Theme" w:semiHidden="1" w:unhideWhenUsed="1"/>
+    <w:lsdException w:name="Placeholder Text" w:semiHidden="1"/>
+    <w:lsdException w:name="No Spacing" w:uiPriority="1" w:qFormat="1"/>
+    <w:lsdException w:name="Light Shading" w:uiPriority="60"/>
+    <w:lsdException w:name="Light List" w:uiPriority="61"/>
+    <w:lsdException w:name="Light Grid" w:uiPriority="62"/>
+    <w:lsdException w:name="Medium Shading 1" w:uiPriority="63"/>
+    <w:lsdException w:name="Medium Shading 2" w:uiPriority="64"/>
+    <w:lsdException w:name="Medium List 1" w:uiPriority="65"/>
+    <w:lsdException w:name="Medium List 2" w:uiPriority="66"/>
+    <w:lsdException w:name="Medium Grid 1" w:uiPriority="67"/>
+    <w:lsdException w:name="Medium Grid 2" w:uiPriority="68"/>
+    <w:lsdException w:name="Medium Grid 3" w:uiPriority="69"/>
+    <w:lsdException w:name="Dark List" w:uiPriority="70"/>
+    <w:lsdException w:name="Colorful Shading" w:uiPriority="71"/>
+    <w:lsdException w:name="Colorful List" w:uiPriority="72"/>
+    <w:lsdException w:name="Colorful Grid" w:uiPriority="73"/>
+    <w:lsdException w:name="Light Shading Accent 1" w:uiPriority="60"/>
+    <w:lsdException w:name="Light List Accent 1" w:uiPriority="61"/>
+    <w:lsdException w:name="Light Grid Accent 1" w:uiPriority="62"/>
+    <w:lsdException w:name="Medium Shading 1 Accent 1" w:uiPriority="63"/>
+    <w:lsdException w:name="Medium Shading 2 Accent 1" w:uiPriority="64"/>
+    <w:lsdException w:name="Medium List 1 Accent 1" w:uiPriority="65"/>
+    <w:lsdException w:name="Revision" w:semiHidden="1"/>
+    <w:lsdException w:name="List Paragraph" w:uiPriority="34" w:qFormat="1"/>
+    <w:lsdException w:name="Quote" w:uiPriority="29" w:qFormat="1"/>
+    <w:lsdException w:name="Intense Quote" w:uiPriority="30" w:qFormat="1"/>
+    <w:lsdException w:name="Medium List 2 Accent 1" w:uiPriority="66"/>
+    <w:lsdException w:name="Medium Grid 1 Accent 1" w:uiPriority="67"/>
+    <w:lsdException w:name="Medium Grid 2 Accent 1" w:uiPriority="68"/>
+    <w:lsdException w:name="Medium Grid 3 Accent 1" w:uiPriority="69"/>
+    <w:lsdException w:name="Dark List Accent 1" w:uiPriority="70"/>
+    <w:lsdException w:name="Colorful Shading Accent 1" w:uiPriority="71"/>
+    <w:lsdException w:name="Colorful List Accent 1" w:uiPriority="72"/>
+    <w:lsdException w:name="Colorful Grid Accent 1" w:uiPriority="73"/>
+    <w:lsdException w:name="Light Shading Accent 2" w:uiPriority="60"/>
+    <w:lsdException w:name="Light List Accent 2" w:uiPriority="61"/>
+    <w:lsdException w:name="Light Grid Accent 2" w:uiPriority="62"/>
+    <w:lsdException w:name="Medium Shading 1 Accent 2" w:uiPriority="63"/>
+    <w:lsdException w:name="Medium Shading 2 Accent 2" w:uiPriority="64"/>
+    <w:lsdException w:name="Medium List 1 Accent 2" w:uiPriority="65"/>
+    <w:lsdException w:name="Medium List 2 Accent 2" w:uiPriority="66"/>
+    <w:lsdException w:name="Medium Grid 1 Accent 2" w:uiPriority="67"/>
+    <w:lsdException w:name="Medium Grid 2 Accent 2" w:uiPriority="68"/>
+    <w:lsdException w:name="Medium Grid 3 Accent 2" w:uiPriority="69"/>
+    <w:lsdException w:name="Dark List Accent 2" w:uiPriority="70"/>
+    <w:lsdException w:name="Colorful Shading Accent 2" w:uiPriority="71"/>
+    <w:lsdException w:name="Colorful List Accent 2" w:uiPriority="72"/>
+    <w:lsdException w:name="Colorful Grid Accent 2" w:uiPriority="73"/>
+    <w:lsdException w:name="Light Shading Accent 3" w:uiPriority="60"/>
+    <w:lsdException w:name="Light List Accent 3" w:uiPriority="61"/>
+    <w:lsdException w:name="Light Grid Accent 3" w:uiPriority="62"/>
+    <w:lsdException w:name="Medium Shading 1 Accent 3" w:uiPriority="63"/>
+    <w:lsdException w:name="Medium Shading 2 Accent 3" w:uiPriority="64"/>
+    <w:lsdException w:name="Medium List 1 Accent 3" w:uiPriority="65"/>
+    <w:lsdException w:name="Medium List 2 Accent 3" w:uiPriority="66"/>
+    <w:lsdException w:name="Medium Grid 1 Accent 3" w:uiPriority="67"/>
+    <w:lsdException w:name="Medium Grid 2 Accent 3" w:uiPriority="68"/>
+    <w:lsdException w:name="Medium Grid 3 Accent 3" w:uiPriority="69"/>
+    <w:lsdException w:name="Dark List Accent 3" w:uiPriority="70"/>
+    <w:lsdException w:name="Colorful Shading Accent 3" w:uiPriority="71"/>
+    <w:lsdException w:name="Colorful List Accent 3" w:uiPriority="72"/>
+    <w:lsdException w:name="Colorful Grid Accent 3" w:uiPriority="73"/>
+    <w:lsdException w:name="Light Shading Accent 4" w:uiPriority="60"/>
+    <w:lsdException w:name="Light List Accent 4" w:uiPriority="61"/>
+    <w:lsdException w:name="Light Grid Accent 4" w:uiPriority="62"/>
+    <w:lsdException w:name="Medium Shading 1 Accent 4" w:uiPriority="63"/>
+    <w:lsdException w:name="Medium Shading 2 Accent 4" w:uiPriority="64"/>
+    <w:lsdException w:name="Medium List 1 Accent 4" w:uiPriority="65"/>
+    <w:lsdException w:name="Medium List 2 Accent 4" w:uiPriority="66"/>
+    <w:lsdException w:name="Medium Grid 1 Accent 4" w:uiPriority="67"/>
+    <w:lsdException w:name="Medium Grid 2 Accent 4" w:uiPriority="68"/>
+    <w:lsdException w:name="Medium Grid 3 Accent 4" w:uiPriority="69"/>
+    <w:lsdException w:name="Dark List Accent 4" w:uiPriority="70"/>
+    <w:lsdException w:name="Colorful Shading Accent 4" w:uiPriority="71"/>
+    <w:lsdException w:name="Colorful List Accent 4" w:uiPriority="72"/>
+    <w:lsdException w:name="Colorful Grid Accent 4" w:uiPriority="73"/>
+    <w:lsdException w:name="Light Shading Accent 5" w:uiPriority="60"/>
+    <w:lsdException w:name="Light List Accent 5" w:uiPriority="61"/>
+    <w:lsdException w:name="Light Grid Accent 5" w:uiPriority="62"/>
+    <w:lsdException w:name="Medium Shading 1 Accent 5" w:uiPriority="63"/>
+    <w:lsdException w:name="Medium Shading 2 Accent 5" w:uiPriority="64"/>
+    <w:lsdException w:name="Medium List 1 Accent 5" w:uiPriority="65"/>
+    <w:lsdException w:name="Medium List 2 Accent 5" w:uiPriority="66"/>
+    <w:lsdException w:name="Medium Grid 1 Accent 5" w:uiPriority="67"/>
+    <w:lsdException w:name="Medium Grid 2 Accent 5" w:uiPriority="68"/>
+    <w:lsdException w:name="Medium Grid 3 Accent 5" w:uiPriority="69"/>
+    <w:lsdException w:name="Dark List Accent 5" w:uiPriority="70"/>
+    <w:lsdException w:name="Colorful Shading Accent 5" w:uiPriority="71"/>
+    <w:lsdException w:name="Colorful List Accent 5" w:uiPriority="72"/>
+    <w:lsdException w:name="Colorful Grid Accent 5" w:uiPriority="73"/>
+    <w:lsdException w:name="Light Shading Accent 6" w:uiPriority="60"/>
+    <w:lsdException w:name="Light List Accent 6" w:uiPriority="61"/>
+    <w:lsdException w:name="Light Grid Accent 6" w:uiPriority="62"/>
+    <w:lsdException w:name="Medium Shading 1 Accent 6" w:uiPriority="63"/>
+    <w:lsdException w:name="Medium Shading 2 Accent 6" w:uiPriority="64"/>
+    <w:lsdException w:name="Medium List 1 Accent 6" w:uiPriority="65"/>
+    <w:lsdException w:name="Medium List 2 Accent 6" w:uiPriority="66"/>
+    <w:lsdException w:name="Medium Grid 1 Accent 6" w:uiPriority="67"/>
+    <w:lsdException w:name="Medium Grid 2 Accent 6" w:uiPriority="68"/>
+    <w:lsdException w:name="Medium Grid 3 Accent 6" w:uiPriority="69"/>
+    <w:lsdException w:name="Dark List Accent 6" w:uiPriority="70"/>
+    <w:lsdException w:name="Colorful Shading Accent 6" w:uiPriority="71"/>
+    <w:lsdException w:name="Colorful List Accent 6" w:uiPriority="72"/>
+    <w:lsdException w:name="Colorful Grid Accent 6" w:uiPriority="73"/>
+    <w:lsdException w:name="Subtle Emphasis" w:uiPriority="19" w:qFormat="1"/>
+    <w:lsdException w:name="Intense Emphasis" w:uiPriority="21" w:qFormat="1"/>
+    <w:lsdException w:name="Subtle Reference" w:uiPriority="31" w:qFormat="1"/>
+    <w:lsdException w:name="Intense Reference" w:uiPriority="32" w:qFormat="1"/>
+    <w:lsdException w:name="Book Title" w:uiPriority="33" w:qFormat="1"/>
+    <w:lsdException w:name="Bibliography" w:semiHidden="1" w:uiPriority="37" w:unhideWhenUsed="1"/>
+    <w:lsdException w:name="TOC Heading" w:semiHidden="1" w:uiPriority="39" w:unhideWhenUsed="1" w:qFormat="1"/>
+    <w:lsdException w:name="Plain Table 1" w:uiPriority="41"/>
+    <w:lsdException w:name="Plain Table 2" w:uiPriority="42"/>
+    <w:lsdException w:name="Plain Table 3" w:uiPriority="43"/>
+    <w:lsdException w:name="Plain Table 4" w:uiPriority="44"/>
+    <w:lsdException w:name="Plain Table 5" w:uiPriority="45"/>
+    <w:lsdException w:name="Grid Table Light" w:uiPriority="40"/>
+    <w:lsdException w:name="Grid Table 1 Light" w:uiPriority="46"/>
+    <w:lsdException w:name="Grid Table 2" w:uiPriority="47"/>
+    <w:lsdException w:name="Grid Table 3" w:uiPriority="48"/>
+    <w:lsdException w:name="Grid Table 4" w:uiPriority="49"/>
+    <w:lsdException w:name="Grid Table 5 Dark" w:uiPriority="50"/>
+    <w:lsdException w:name="Grid Table 6 Colorful" w:uiPriority="51"/>
+    <w:lsdException w:name="Grid Table 7 Colorful" w:uiPriority="52"/>
+    <w:lsdException w:name="Grid Table 1 Light Accent 1" w:uiPriority="46"/>
+    <w:lsdException w:name="Grid Table 2 Accent 1" w:uiPriority="47"/>
+    <w:lsdException w:name="Grid Table 3 Accent 1" w:uiPriority="48"/>
+    <w:lsdException w:name="Grid Table 4 Accent 1" w:uiPriority="49"/>
+    <w:lsdException w:name="Grid Table 5 Dark Accent 1" w:uiPriority="50"/>
+    <w:lsdException w:name="Grid Table 6 Colorful Accent 1" w:uiPriority="51"/>
+    <w:lsdException w:name="Grid Table 7 Colorful Accent 1" w:uiPriority="52"/>
+    <w:lsdException w:name="Grid Table 1 Light Accent 2" w:uiPriority="46"/>
+    <w:lsdException w:name="Grid Table 2 Accent 2" w:uiPriority="47"/>
+    <w:lsdException w:name="Grid Table 3 Accent 2" w:uiPriority="48"/>
+    <w:lsdException w:name="Grid Table 4 Accent 2" w:uiPriority="49"/>
+    <w:lsdException w:name="Grid Table 5 Dark Accent 2" w:uiPriority="50"/>
+    <w:lsdException w:name="Grid Table 6 Colorful Accent 2" w:uiPriority="51"/>
+    <w:lsdException w:name="Grid Table 7 Colorful Accent 2" w:uiPriority="52"/>
+    <w:lsdException w:name="Grid Table 1 Light Accent 3" w:uiPriority="46"/>
+    <w:lsdException w:name="Grid Table 2 Accent 3" w:uiPriority="47"/>
+    <w:lsdException w:name="Grid Table 3 Accent 3" w:uiPriority="48"/>
+    <w:lsdException w:name="Grid Table 4 Accent 3" w:uiPriority="49"/>
+    <w:lsdException w:name="Grid Table 5 Dark Accent 3" w:uiPriority="50"/>
+    <w:lsdException w:name="Grid Table 6 Colorful Accent 3" w:uiPriority="51"/>
+    <w:lsdException w:name="Grid Table 7 Colorful Accent 3" w:uiPriority="52"/>
+    <w:lsdException w:name="Grid Table 1 Light Accent 4" w:uiPriority="46"/>
+    <w:lsdException w:name="Grid Table 2 Accent 4" w:uiPriority="47"/>
+    <w:lsdException w:name="Grid Table 3 Accent 4" w:uiPriority="48"/>
+    <w:lsdException w:name="Grid Table 4 Accent 4" w:uiPriority="49"/>
+    <w:lsdException w:name="Grid Table 5 Dark Accent 4" w:uiPriority="50"/>
+    <w:lsdException w:name="Grid Table 6 Colorful Accent 4" w:uiPriority="51"/>
+    <w:lsdException w:name="Grid Table 7 Colorful Accent 4" w:uiPriority="52"/>
+    <w:lsdException w:name="Grid Table 1 Light Accent 5" w:uiPriority="46"/>
+    <w:lsdException w:name="Grid Table 2 Accent 5" w:uiPriority="47"/>
+    <w:lsdException w:name="Grid Table 3 Accent 5" w:uiPriority="48"/>
+    <w:lsdException w:name="Grid Table 4 Accent 5" w:uiPriority="49"/>
+    <w:lsdException w:name="Grid Table 5 Dark Accent 5" w:uiPriority="50"/>
+    <w:lsdException w:name="Grid Table 6 Colorful Accent 5" w:uiPriority="51"/>
+    <w:lsdException w:name="Grid Table 7 Colorful Accent 5" w:uiPriority="52"/>
+    <w:lsdException w:name="Grid Table 1 Light Accent 6" w:uiPriority="46"/>
+    <w:lsdException w:name="Grid Table 2 Accent 6" w:uiPriority="47"/>
+    <w:lsdException w:name="Grid Table 3 Accent 6" w:uiPriority="48"/>
+    <w:lsdException w:name="Grid Table 4 Accent 6" w:uiPriority="49"/>
+    <w:lsdException w:name="Grid Table 5 Dark Accent 6" w:uiPriority="50"/>
+    <w:lsdException w:name="Grid Table 6 Colorful Accent 6" w:uiPriority="51"/>
+    <w:lsdException w:name="Grid Table 7 Colorful Accent 6" w:uiPriority="52"/>
+    <w:lsdException w:name="List Table 1 Light" w:uiPriority="46"/>
+    <w:lsdException w:name="List Table 2" w:uiPriority="47"/>
+    <w:lsdException w:name="List Table 3" w:uiPriority="48"/>
+    <w:lsdException w:name="List Table 4" w:uiPriority="49"/>
+    <w:lsdException w:name="List Table 5 Dark" w:uiPriority="50"/>
+    <w:lsdException w:name="List Table 6 Colorful" w:uiPriority="51"/>
+    <w:lsdException w:name="List Table 7 Colorful" w:uiPriority="52"/>
+    <w:lsdException w:name="List Table 1 Light Accent 1" w:uiPriority="46"/>
+    <w:lsdException w:name="List Table 2 Accent 1" w:uiPriority="47"/>
+    <w:lsdException w:name="List Table 3 Accent 1" w:uiPriority="48"/>
+    <w:lsdException w:name="List Table 4 Accent 1" w:uiPriority="49"/>
+    <w:lsdException w:name="List Table 5 Dark Accent 1" w:uiPriority="50"/>
+    <w:lsdException w:name="List Table 6 Colorful Accent 1" w:uiPriority="51"/>
+    <w:lsdException w:name="List Table 7 Colorful Accent 1" w:uiPriority="52"/>
+    <w:lsdException w:name="List Table 1 Light Accent 2" w:uiPriority="46"/>
+    <w:lsdException w:name="List Table 2 Accent 2" w:uiPriority="47"/>
+    <w:lsdException w:name="List Table 3 Accent 2" w:uiPriority="48"/>
+    <w:lsdException w:name="List Table 4 Accent 2" w:uiPriority="49"/>
+    <w:lsdException w:name="List Table 5 Dark Accent 2" w:uiPriority="50"/>
+    <w:lsdException w:name="List Table 6 Colorful Accent 2" w:uiPriority="51"/>
+    <w:lsdException w:name="List Table 7 Colorful Accent 2" w:uiPriority="52"/>
+    <w:lsdException w:name="List Table 1 Light Accent 3" w:uiPriority="46"/>
+    <w:lsdException w:name="List Table 2 Accent 3" w:uiPriority="47"/>
+    <w:lsdException w:name="List Table 3 Accent 3" w:uiPriority="48"/>
+    <w:lsdException w:name="List Table 4 Accent 3" w:uiPriority="49"/>
+    <w:lsdException w:name="List Table 5 Dark Accent 3" w:uiPriority="50"/>
+    <w:lsdException w:name="List Table 6 Colorful Accent 3" w:uiPriority="51"/>
+    <w:lsdException w:name="List Table 7 Colorful Accent 3" w:uiPriority="52"/>
+    <w:lsdException w:name="List Table 1 Light Accent 4" w:uiPriority="46"/>
+    <w:lsdException w:name="List Table 2 Accent 4" w:uiPriority="47"/>
+    <w:lsdException w:name="List Table 3 Accent 4" w:uiPriority="48"/>
+    <w:lsdException w:name="List Table 4 Accent 4" w:uiPriority="49"/>
+    <w:lsdException w:name="List Table 5 Dark Accent 4" w:uiPriority="50"/>
+    <w:lsdException w:name="List Table 6 Colorful Accent 4" w:uiPriority="51"/>
+    <w:lsdException w:name="List Table 7 Colorful Accent 4" w:uiPriority="52"/>
+    <w:lsdException w:name="List Table 1 Light Accent 5" w:uiPriority="46"/>
+    <w:lsdException w:name="List Table 2 Accent 5" w:uiPriority="47"/>
+    <w:lsdException w:name="List Table 3 Accent 5" w:uiPriority="48"/>
+    <w:lsdException w:name="List Table 4 Accent 5" w:uiPriority="49"/>
+    <w:lsdException w:name="List Table 5 Dark Accent 5" w:uiPriority="50"/>
+    <w:lsdException w:name="List Table 6 Colorful Accent 5" w:uiPriority="51"/>
+    <w:lsdException w:name="List Table 7 Colorful Accent 5" w:uiPriority="52"/>
+    <w:lsdException w:name="List Table 1 Light Accent 6" w:uiPriority="46"/>
+    <w:lsdException w:name="List Table 2 Accent 6" w:uiPriority="47"/>
+    <w:lsdException w:name="List Table 3 Accent 6" w:uiPriority="48"/>
+    <w:lsdException w:name="List Table 4 Accent 6" w:uiPriority="49"/>
+    <w:lsdException w:name="List Table 5 Dark Accent 6" w:uiPriority="50"/>
+    <w:lsdException w:name="List Table 6 Colorful Accent 6" w:uiPriority="51"/>
+    <w:lsdException w:name="List Table 7 Colorful Accent 6" w:uiPriority="52"/>
+    <w:lsdException w:name="Mention" w:semiHidden="1" w:unhideWhenUsed="1"/>
+    <w:lsdException w:name="Smart Hyperlink" w:semiHidden="1" w:unhideWhenUsed="1"/>
+    <w:lsdException w:name="Hashtag" w:semiHidden="1" w:unhideWhenUsed="1"/>
+    <w:lsdException w:name="Unresolved Mention" w:semiHidden="1" w:unhideWhenUsed="1"/>
+    <w:lsdException w:name="Smart Link" w:semiHidden="1" w:unhideWhenUsed="1"/>
   </w:latentStyles>
   <w:style w:type="paragraph" w:default="1" w:styleId="Normal">
     <w:name w:val="Normal"/>
@@ -11130,7 +10654,7 @@
 </file>
 
 <file path=word/glossary/webSettings.xml><?xml version="1.0" encoding="utf-8"?>
-<w:webSettings xmlns:mc="http://schemas.openxmlformats.org/markup-compatibility/2006" xmlns:r="http://schemas.openxmlformats.org/officeDocument/2006/relationships" xmlns:w="http://schemas.openxmlformats.org/wordprocessingml/2006/main" xmlns:w14="http://schemas.microsoft.com/office/word/2010/wordml" mc:Ignorable="w14">
+<w:webSettings xmlns:mc="http://schemas.openxmlformats.org/markup-compatibility/2006" xmlns:r="http://schemas.openxmlformats.org/officeDocument/2006/relationships" xmlns:w="http://schemas.openxmlformats.org/wordprocessingml/2006/main" xmlns:w14="http://schemas.microsoft.com/office/word/2010/wordml" xmlns:w15="http://schemas.microsoft.com/office/word/2012/wordml" xmlns:w16cex="http://schemas.microsoft.com/office/word/2018/wordml/cex" xmlns:w16cid="http://schemas.microsoft.com/office/word/2016/wordml/cid" xmlns:w16="http://schemas.microsoft.com/office/word/2018/wordml" xmlns:w16du="http://schemas.microsoft.com/office/word/2023/wordml/word16du" xmlns:w16sdtdh="http://schemas.microsoft.com/office/word/2020/wordml/sdtdatahash" xmlns:w16sdtfl="http://schemas.microsoft.com/office/word/2024/wordml/sdtformatlock" xmlns:w16se="http://schemas.microsoft.com/office/word/2015/wordml/symex" mc:Ignorable="w14 w15 w16se w16cid w16 w16cex w16sdtdh w16sdtfl w16du">
   <w:optimizeForBrowser/>
   <w:allowPNG/>
 </w:webSettings>
@@ -11425,22 +10949,13 @@
   <a:extraClrSchemeLst/>
   <a:extLst>
     <a:ext uri="{05A4C25C-085E-4340-85A3-A5531E510DB2}">
-      <thm15:themeFamily xmlns:thm15="http://schemas.microsoft.com/office/thememl/2012/main" xmlns="" name="Office Theme" id="{62F939B6-93AF-4DB8-9C6B-D6C7DFDC589F}" vid="{4A3C46E8-61CC-4603-A589-7422A47A8E4A}"/>
+      <thm15:themeFamily xmlns:thm15="http://schemas.microsoft.com/office/thememl/2012/main" name="Office Theme" id="{62F939B6-93AF-4DB8-9C6B-D6C7DFDC589F}" vid="{4A3C46E8-61CC-4603-A589-7422A47A8E4A}"/>
     </a:ext>
   </a:extLst>
 </a:theme>
 </file>
 
 <file path=customXml/item1.xml><?xml version="1.0" encoding="utf-8"?>
-<?mso-contentType ?>
-<FormTemplates xmlns="http://schemas.microsoft.com/sharepoint/v3/contenttype/forms">
-  <Display>DocumentLibraryForm</Display>
-  <Edit>DocumentLibraryForm</Edit>
-  <New>DocumentLibraryForm</New>
-</FormTemplates>
-</file>
-
-<file path=customXml/item2.xml><?xml version="1.0" encoding="utf-8"?>
 <ct:contentTypeSchema xmlns:ct="http://schemas.microsoft.com/office/2006/metadata/contentType" xmlns:ma="http://schemas.microsoft.com/office/2006/metadata/properties/metaAttributes" ct:_="" ma:_="" ma:contentTypeName="Document" ma:contentTypeID="0x01010021A59588BC0053418FC88F40861DA871" ma:contentTypeVersion="10" ma:contentTypeDescription="Create a new document." ma:contentTypeScope="" ma:versionID="3673c1cf7550c71788a22a838bb0d9c0">
   <xsd:schema xmlns:xsd="http://www.w3.org/2001/XMLSchema" xmlns:xs="http://www.w3.org/2001/XMLSchema" xmlns:p="http://schemas.microsoft.com/office/2006/metadata/properties" xmlns:ns2="22f4eba5-1bf1-421f-a001-fd7acca9760c" targetNamespace="http://schemas.microsoft.com/office/2006/metadata/properties" ma:root="true" ma:fieldsID="ac330b6bfa0f539d41f40e8181b11b47" ns2:_="">
     <xsd:import namespace="22f4eba5-1bf1-421f-a001-fd7acca9760c"/>
@@ -11624,25 +11139,26 @@
 </ct:contentTypeSchema>
 </file>
 
+<file path=customXml/item2.xml><?xml version="1.0" encoding="utf-8"?>
+<?mso-contentType ?>
+<FormTemplates xmlns="http://schemas.microsoft.com/sharepoint/v3/contenttype/forms">
+  <Display>DocumentLibraryForm</Display>
+  <Edit>DocumentLibraryForm</Edit>
+  <New>DocumentLibraryForm</New>
+</FormTemplates>
+</file>
+
 <file path=customXml/item3.xml><?xml version="1.0" encoding="utf-8"?>
+<b:Sources xmlns:b="http://schemas.openxmlformats.org/officeDocument/2006/bibliography" xmlns="http://schemas.openxmlformats.org/officeDocument/2006/bibliography" SelectedStyle="\APA.XSL" StyleName="APA"/>
+</file>
+
+<file path=customXml/item4.xml><?xml version="1.0" encoding="utf-8"?>
 <p:properties xmlns:p="http://schemas.microsoft.com/office/2006/metadata/properties" xmlns:xsi="http://www.w3.org/2001/XMLSchema-instance" xmlns:pc="http://schemas.microsoft.com/office/infopath/2007/PartnerControls">
   <documentManagement/>
 </p:properties>
 </file>
 
-<file path=customXml/item4.xml><?xml version="1.0" encoding="utf-8"?>
-<b:Sources xmlns:b="http://schemas.openxmlformats.org/officeDocument/2006/bibliography" xmlns="http://schemas.openxmlformats.org/officeDocument/2006/bibliography" SelectedStyle="\APA.XSL" StyleName="APA"/>
-</file>
-
 <file path=customXml/itemProps1.xml><?xml version="1.0" encoding="utf-8"?>
-<ds:datastoreItem xmlns:ds="http://schemas.openxmlformats.org/officeDocument/2006/customXml" ds:itemID="{56C44748-5791-4773-80AF-F953C3055353}">
-  <ds:schemaRefs>
-    <ds:schemaRef ds:uri="http://schemas.microsoft.com/sharepoint/v3/contenttype/forms"/>
-  </ds:schemaRefs>
-</ds:datastoreItem>
-</file>
-
-<file path=customXml/itemProps2.xml><?xml version="1.0" encoding="utf-8"?>
 <ds:datastoreItem xmlns:ds="http://schemas.openxmlformats.org/officeDocument/2006/customXml" ds:itemID="{65E5B5D4-677A-455F-8552-96943537CE77}">
   <ds:schemaRefs>
     <ds:schemaRef ds:uri="http://schemas.microsoft.com/office/2006/metadata/contentType"/>
@@ -11660,19 +11176,27 @@
 </ds:datastoreItem>
 </file>
 
+<file path=customXml/itemProps2.xml><?xml version="1.0" encoding="utf-8"?>
+<ds:datastoreItem xmlns:ds="http://schemas.openxmlformats.org/officeDocument/2006/customXml" ds:itemID="{56C44748-5791-4773-80AF-F953C3055353}">
+  <ds:schemaRefs>
+    <ds:schemaRef ds:uri="http://schemas.microsoft.com/sharepoint/v3/contenttype/forms"/>
+  </ds:schemaRefs>
+</ds:datastoreItem>
+</file>
+
 <file path=customXml/itemProps3.xml><?xml version="1.0" encoding="utf-8"?>
+<ds:datastoreItem xmlns:ds="http://schemas.openxmlformats.org/officeDocument/2006/customXml" ds:itemID="{3166FB97-9572-4EF0-8F84-E83A63FFB0A1}">
+  <ds:schemaRefs>
+    <ds:schemaRef ds:uri="http://schemas.openxmlformats.org/officeDocument/2006/bibliography"/>
+  </ds:schemaRefs>
+</ds:datastoreItem>
+</file>
+
+<file path=customXml/itemProps4.xml><?xml version="1.0" encoding="utf-8"?>
 <ds:datastoreItem xmlns:ds="http://schemas.openxmlformats.org/officeDocument/2006/customXml" ds:itemID="{279A32A1-94B8-4C38-AF26-42DBFF0B0D86}">
   <ds:schemaRefs>
     <ds:schemaRef ds:uri="http://schemas.microsoft.com/office/2006/metadata/properties"/>
     <ds:schemaRef ds:uri="http://schemas.microsoft.com/office/infopath/2007/PartnerControls"/>
   </ds:schemaRefs>
 </ds:datastoreItem>
-</file>
-
-<file path=customXml/itemProps4.xml><?xml version="1.0" encoding="utf-8"?>
-<ds:datastoreItem xmlns:ds="http://schemas.openxmlformats.org/officeDocument/2006/customXml" ds:itemID="{3166FB97-9572-4EF0-8F84-E83A63FFB0A1}">
-  <ds:schemaRefs>
-    <ds:schemaRef ds:uri="http://schemas.openxmlformats.org/officeDocument/2006/bibliography"/>
-  </ds:schemaRefs>
-</ds:datastoreItem>
 </file>